--- a/Advance_Python/Advance Python.docx
+++ b/Advance_Python/Advance Python.docx
@@ -4057,7 +4057,7 @@
         </w:rPr>
         <w:t xml:space="preserve"> </w:t>
       </w:r>
-      <w:hyperlink r:id="rId5" w:history="1">
+      <w:hyperlink r:id="rId6" w:history="1">
         <w:r>
           <w:rPr>
             <w:rStyle w:val="Hyperlink"/>
@@ -14102,7 +14102,7 @@
                     <pic:cNvPicPr/>
                   </pic:nvPicPr>
                   <pic:blipFill>
-                    <a:blip r:embed="rId6" cstate="print">
+                    <a:blip r:embed="rId7" cstate="print">
                       <a:extLst>
                         <a:ext uri="{28A0092B-C50C-407E-A947-70E740481C1C}">
                           <a14:useLocalDpi xmlns:a14="http://schemas.microsoft.com/office/drawing/2010/main" val="0"/>
@@ -22005,7 +22005,17 @@
         <w:t>These concepts allow building scalable, reusable, and maintainable applications from beginner to advanced levels.</w:t>
       </w:r>
     </w:p>
+    <w:p>
+      <w:r>
+        <w:br w:type="page"/>
+      </w:r>
+    </w:p>
     <w:p/>
+    <w:p>
+      <w:r>
+        <w:br w:type="page"/>
+      </w:r>
+    </w:p>
     <w:tbl>
       <w:tblPr>
         <w:tblStyle w:val="PlainTable1"/>
@@ -22013,6 +22023,7 @@
         <w:tblLook w:val="04A0" w:firstRow="1" w:lastRow="0" w:firstColumn="1" w:lastColumn="0" w:noHBand="0" w:noVBand="1"/>
       </w:tblPr>
       <w:tblGrid>
+        <w:gridCol w:w="570"/>
         <w:gridCol w:w="2377"/>
         <w:gridCol w:w="3363"/>
       </w:tblGrid>
@@ -22024,7 +22035,6 @@
           <w:tcPr>
             <w:cnfStyle w:val="001000000000" w:firstRow="0" w:lastRow="0" w:firstColumn="1" w:lastColumn="0" w:oddVBand="0" w:evenVBand="0" w:oddHBand="0" w:evenHBand="0" w:firstRowFirstColumn="0" w:firstRowLastColumn="0" w:lastRowFirstColumn="0" w:lastRowLastColumn="0"/>
             <w:tcW w:w="0" w:type="auto"/>
-            <w:hideMark/>
           </w:tcPr>
           <w:p>
             <w:pPr>
@@ -22043,7 +22053,8 @@
                 <w:szCs w:val="24"/>
                 <w:lang w:eastAsia="en-IN"/>
               </w:rPr>
-              <w:t>Library</w:t>
+              <w:lastRenderedPageBreak/>
+              <w:t>No.</w:t>
             </w:r>
           </w:p>
         </w:tc>
@@ -22070,6 +22081,33 @@
                 <w:szCs w:val="24"/>
                 <w:lang w:eastAsia="en-IN"/>
               </w:rPr>
+              <w:t>Library</w:t>
+            </w:r>
+          </w:p>
+        </w:tc>
+        <w:tc>
+          <w:tcPr>
+            <w:tcW w:w="0" w:type="auto"/>
+            <w:hideMark/>
+          </w:tcPr>
+          <w:p>
+            <w:pPr>
+              <w:jc w:val="center"/>
+              <w:cnfStyle w:val="100000000000" w:firstRow="1" w:lastRow="0" w:firstColumn="0" w:lastColumn="0" w:oddVBand="0" w:evenVBand="0" w:oddHBand="0" w:evenHBand="0" w:firstRowFirstColumn="0" w:firstRowLastColumn="0" w:lastRowFirstColumn="0" w:lastRowLastColumn="0"/>
+              <w:rPr>
+                <w:rFonts w:ascii="Times New Roman" w:eastAsia="Times New Roman" w:hAnsi="Times New Roman" w:cs="Times New Roman"/>
+                <w:sz w:val="24"/>
+                <w:szCs w:val="24"/>
+                <w:lang w:eastAsia="en-IN"/>
+              </w:rPr>
+            </w:pPr>
+            <w:r>
+              <w:rPr>
+                <w:rFonts w:ascii="Times New Roman" w:eastAsia="Times New Roman" w:hAnsi="Times New Roman" w:cs="Times New Roman"/>
+                <w:sz w:val="24"/>
+                <w:szCs w:val="24"/>
+                <w:lang w:eastAsia="en-IN"/>
+              </w:rPr>
               <w:t>Use Case</w:t>
             </w:r>
           </w:p>
@@ -22083,10 +22121,37 @@
           <w:tcPr>
             <w:cnfStyle w:val="001000000000" w:firstRow="0" w:lastRow="0" w:firstColumn="1" w:lastColumn="0" w:oddVBand="0" w:evenVBand="0" w:oddHBand="0" w:evenHBand="0" w:firstRowFirstColumn="0" w:firstRowLastColumn="0" w:lastRowFirstColumn="0" w:lastRowLastColumn="0"/>
             <w:tcW w:w="0" w:type="auto"/>
-            <w:hideMark/>
-          </w:tcPr>
-          <w:p>
-            <w:pPr>
+          </w:tcPr>
+          <w:p>
+            <w:pPr>
+              <w:rPr>
+                <w:rFonts w:ascii="Courier New" w:eastAsia="Times New Roman" w:hAnsi="Courier New" w:cs="Courier New"/>
+                <w:b w:val="0"/>
+                <w:bCs w:val="0"/>
+                <w:sz w:val="20"/>
+                <w:szCs w:val="20"/>
+                <w:lang w:eastAsia="en-IN"/>
+              </w:rPr>
+            </w:pPr>
+            <w:r>
+              <w:rPr>
+                <w:rFonts w:ascii="Courier New" w:eastAsia="Times New Roman" w:hAnsi="Courier New" w:cs="Courier New"/>
+                <w:sz w:val="20"/>
+                <w:szCs w:val="20"/>
+                <w:lang w:eastAsia="en-IN"/>
+              </w:rPr>
+              <w:t>1.</w:t>
+            </w:r>
+          </w:p>
+        </w:tc>
+        <w:tc>
+          <w:tcPr>
+            <w:tcW w:w="0" w:type="auto"/>
+            <w:hideMark/>
+          </w:tcPr>
+          <w:p>
+            <w:pPr>
+              <w:cnfStyle w:val="000000100000" w:firstRow="0" w:lastRow="0" w:firstColumn="0" w:lastColumn="0" w:oddVBand="0" w:evenVBand="0" w:oddHBand="1" w:evenHBand="0" w:firstRowFirstColumn="0" w:firstRowLastColumn="0" w:lastRowFirstColumn="0" w:lastRowLastColumn="0"/>
               <w:rPr>
                 <w:rFonts w:ascii="Times New Roman" w:eastAsia="Times New Roman" w:hAnsi="Times New Roman" w:cs="Times New Roman"/>
                 <w:sz w:val="24"/>
@@ -22112,6 +22177,7 @@
           </w:tcPr>
           <w:p>
             <w:pPr>
+              <w:jc w:val="center"/>
               <w:cnfStyle w:val="000000100000" w:firstRow="0" w:lastRow="0" w:firstColumn="0" w:lastColumn="0" w:oddVBand="0" w:evenVBand="0" w:oddHBand="1" w:evenHBand="0" w:firstRowFirstColumn="0" w:firstRowLastColumn="0" w:lastRowFirstColumn="0" w:lastRowLastColumn="0"/>
               <w:rPr>
                 <w:rFonts w:ascii="Times New Roman" w:eastAsia="Times New Roman" w:hAnsi="Times New Roman" w:cs="Times New Roman"/>
@@ -22137,10 +22203,26 @@
           <w:tcPr>
             <w:cnfStyle w:val="001000000000" w:firstRow="0" w:lastRow="0" w:firstColumn="1" w:lastColumn="0" w:oddVBand="0" w:evenVBand="0" w:oddHBand="0" w:evenHBand="0" w:firstRowFirstColumn="0" w:firstRowLastColumn="0" w:lastRowFirstColumn="0" w:lastRowLastColumn="0"/>
             <w:tcW w:w="0" w:type="auto"/>
-            <w:hideMark/>
-          </w:tcPr>
-          <w:p>
-            <w:pPr>
+          </w:tcPr>
+          <w:p>
+            <w:pPr>
+              <w:rPr>
+                <w:rFonts w:ascii="Courier New" w:eastAsia="Times New Roman" w:hAnsi="Courier New" w:cs="Courier New"/>
+                <w:sz w:val="20"/>
+                <w:szCs w:val="20"/>
+                <w:lang w:eastAsia="en-IN"/>
+              </w:rPr>
+            </w:pPr>
+          </w:p>
+        </w:tc>
+        <w:tc>
+          <w:tcPr>
+            <w:tcW w:w="0" w:type="auto"/>
+            <w:hideMark/>
+          </w:tcPr>
+          <w:p>
+            <w:pPr>
+              <w:cnfStyle w:val="000000000000" w:firstRow="0" w:lastRow="0" w:firstColumn="0" w:lastColumn="0" w:oddVBand="0" w:evenVBand="0" w:oddHBand="0" w:evenHBand="0" w:firstRowFirstColumn="0" w:firstRowLastColumn="0" w:lastRowFirstColumn="0" w:lastRowLastColumn="0"/>
               <w:rPr>
                 <w:rFonts w:ascii="Times New Roman" w:eastAsia="Times New Roman" w:hAnsi="Times New Roman" w:cs="Times New Roman"/>
                 <w:sz w:val="24"/>
@@ -22166,6 +22248,7 @@
           </w:tcPr>
           <w:p>
             <w:pPr>
+              <w:jc w:val="center"/>
               <w:cnfStyle w:val="000000000000" w:firstRow="0" w:lastRow="0" w:firstColumn="0" w:lastColumn="0" w:oddVBand="0" w:evenVBand="0" w:oddHBand="0" w:evenHBand="0" w:firstRowFirstColumn="0" w:firstRowLastColumn="0" w:lastRowFirstColumn="0" w:lastRowLastColumn="0"/>
               <w:rPr>
                 <w:rFonts w:ascii="Times New Roman" w:eastAsia="Times New Roman" w:hAnsi="Times New Roman" w:cs="Times New Roman"/>
@@ -22194,10 +22277,26 @@
           <w:tcPr>
             <w:cnfStyle w:val="001000000000" w:firstRow="0" w:lastRow="0" w:firstColumn="1" w:lastColumn="0" w:oddVBand="0" w:evenVBand="0" w:oddHBand="0" w:evenHBand="0" w:firstRowFirstColumn="0" w:firstRowLastColumn="0" w:lastRowFirstColumn="0" w:lastRowLastColumn="0"/>
             <w:tcW w:w="0" w:type="auto"/>
-            <w:hideMark/>
-          </w:tcPr>
-          <w:p>
-            <w:pPr>
+          </w:tcPr>
+          <w:p>
+            <w:pPr>
+              <w:rPr>
+                <w:rFonts w:ascii="Courier New" w:eastAsia="Times New Roman" w:hAnsi="Courier New" w:cs="Courier New"/>
+                <w:sz w:val="20"/>
+                <w:szCs w:val="20"/>
+                <w:lang w:eastAsia="en-IN"/>
+              </w:rPr>
+            </w:pPr>
+          </w:p>
+        </w:tc>
+        <w:tc>
+          <w:tcPr>
+            <w:tcW w:w="0" w:type="auto"/>
+            <w:hideMark/>
+          </w:tcPr>
+          <w:p>
+            <w:pPr>
+              <w:cnfStyle w:val="000000100000" w:firstRow="0" w:lastRow="0" w:firstColumn="0" w:lastColumn="0" w:oddVBand="0" w:evenVBand="0" w:oddHBand="1" w:evenHBand="0" w:firstRowFirstColumn="0" w:firstRowLastColumn="0" w:lastRowFirstColumn="0" w:lastRowLastColumn="0"/>
               <w:rPr>
                 <w:rFonts w:ascii="Times New Roman" w:eastAsia="Times New Roman" w:hAnsi="Times New Roman" w:cs="Times New Roman"/>
                 <w:sz w:val="24"/>
@@ -22223,6 +22322,7 @@
           </w:tcPr>
           <w:p>
             <w:pPr>
+              <w:jc w:val="center"/>
               <w:cnfStyle w:val="000000100000" w:firstRow="0" w:lastRow="0" w:firstColumn="0" w:lastColumn="0" w:oddVBand="0" w:evenVBand="0" w:oddHBand="1" w:evenHBand="0" w:firstRowFirstColumn="0" w:firstRowLastColumn="0" w:lastRowFirstColumn="0" w:lastRowLastColumn="0"/>
               <w:rPr>
                 <w:rFonts w:ascii="Times New Roman" w:eastAsia="Times New Roman" w:hAnsi="Times New Roman" w:cs="Times New Roman"/>
@@ -22248,10 +22348,26 @@
           <w:tcPr>
             <w:cnfStyle w:val="001000000000" w:firstRow="0" w:lastRow="0" w:firstColumn="1" w:lastColumn="0" w:oddVBand="0" w:evenVBand="0" w:oddHBand="0" w:evenHBand="0" w:firstRowFirstColumn="0" w:firstRowLastColumn="0" w:lastRowFirstColumn="0" w:lastRowLastColumn="0"/>
             <w:tcW w:w="0" w:type="auto"/>
-            <w:hideMark/>
-          </w:tcPr>
-          <w:p>
-            <w:pPr>
+          </w:tcPr>
+          <w:p>
+            <w:pPr>
+              <w:rPr>
+                <w:rFonts w:ascii="Courier New" w:eastAsia="Times New Roman" w:hAnsi="Courier New" w:cs="Courier New"/>
+                <w:sz w:val="20"/>
+                <w:szCs w:val="20"/>
+                <w:lang w:eastAsia="en-IN"/>
+              </w:rPr>
+            </w:pPr>
+          </w:p>
+        </w:tc>
+        <w:tc>
+          <w:tcPr>
+            <w:tcW w:w="0" w:type="auto"/>
+            <w:hideMark/>
+          </w:tcPr>
+          <w:p>
+            <w:pPr>
+              <w:cnfStyle w:val="000000000000" w:firstRow="0" w:lastRow="0" w:firstColumn="0" w:lastColumn="0" w:oddVBand="0" w:evenVBand="0" w:oddHBand="0" w:evenHBand="0" w:firstRowFirstColumn="0" w:firstRowLastColumn="0" w:lastRowFirstColumn="0" w:lastRowLastColumn="0"/>
               <w:rPr>
                 <w:rFonts w:ascii="Times New Roman" w:eastAsia="Times New Roman" w:hAnsi="Times New Roman" w:cs="Times New Roman"/>
                 <w:sz w:val="24"/>
@@ -22277,6 +22393,7 @@
           </w:tcPr>
           <w:p>
             <w:pPr>
+              <w:jc w:val="center"/>
               <w:cnfStyle w:val="000000000000" w:firstRow="0" w:lastRow="0" w:firstColumn="0" w:lastColumn="0" w:oddVBand="0" w:evenVBand="0" w:oddHBand="0" w:evenHBand="0" w:firstRowFirstColumn="0" w:firstRowLastColumn="0" w:lastRowFirstColumn="0" w:lastRowLastColumn="0"/>
               <w:rPr>
                 <w:rFonts w:ascii="Times New Roman" w:eastAsia="Times New Roman" w:hAnsi="Times New Roman" w:cs="Times New Roman"/>
@@ -22305,10 +22422,26 @@
           <w:tcPr>
             <w:cnfStyle w:val="001000000000" w:firstRow="0" w:lastRow="0" w:firstColumn="1" w:lastColumn="0" w:oddVBand="0" w:evenVBand="0" w:oddHBand="0" w:evenHBand="0" w:firstRowFirstColumn="0" w:firstRowLastColumn="0" w:lastRowFirstColumn="0" w:lastRowLastColumn="0"/>
             <w:tcW w:w="0" w:type="auto"/>
-            <w:hideMark/>
-          </w:tcPr>
-          <w:p>
-            <w:pPr>
+          </w:tcPr>
+          <w:p>
+            <w:pPr>
+              <w:rPr>
+                <w:rFonts w:ascii="Courier New" w:eastAsia="Times New Roman" w:hAnsi="Courier New" w:cs="Courier New"/>
+                <w:sz w:val="20"/>
+                <w:szCs w:val="20"/>
+                <w:lang w:eastAsia="en-IN"/>
+              </w:rPr>
+            </w:pPr>
+          </w:p>
+        </w:tc>
+        <w:tc>
+          <w:tcPr>
+            <w:tcW w:w="0" w:type="auto"/>
+            <w:hideMark/>
+          </w:tcPr>
+          <w:p>
+            <w:pPr>
+              <w:cnfStyle w:val="000000100000" w:firstRow="0" w:lastRow="0" w:firstColumn="0" w:lastColumn="0" w:oddVBand="0" w:evenVBand="0" w:oddHBand="1" w:evenHBand="0" w:firstRowFirstColumn="0" w:firstRowLastColumn="0" w:lastRowFirstColumn="0" w:lastRowLastColumn="0"/>
               <w:rPr>
                 <w:rFonts w:ascii="Times New Roman" w:eastAsia="Times New Roman" w:hAnsi="Times New Roman" w:cs="Times New Roman"/>
                 <w:sz w:val="24"/>
@@ -22334,6 +22467,7 @@
           </w:tcPr>
           <w:p>
             <w:pPr>
+              <w:jc w:val="center"/>
               <w:cnfStyle w:val="000000100000" w:firstRow="0" w:lastRow="0" w:firstColumn="0" w:lastColumn="0" w:oddVBand="0" w:evenVBand="0" w:oddHBand="1" w:evenHBand="0" w:firstRowFirstColumn="0" w:firstRowLastColumn="0" w:lastRowFirstColumn="0" w:lastRowLastColumn="0"/>
               <w:rPr>
                 <w:rFonts w:ascii="Times New Roman" w:eastAsia="Times New Roman" w:hAnsi="Times New Roman" w:cs="Times New Roman"/>
@@ -22359,10 +22493,26 @@
           <w:tcPr>
             <w:cnfStyle w:val="001000000000" w:firstRow="0" w:lastRow="0" w:firstColumn="1" w:lastColumn="0" w:oddVBand="0" w:evenVBand="0" w:oddHBand="0" w:evenHBand="0" w:firstRowFirstColumn="0" w:firstRowLastColumn="0" w:lastRowFirstColumn="0" w:lastRowLastColumn="0"/>
             <w:tcW w:w="0" w:type="auto"/>
-            <w:hideMark/>
-          </w:tcPr>
-          <w:p>
-            <w:pPr>
+          </w:tcPr>
+          <w:p>
+            <w:pPr>
+              <w:rPr>
+                <w:rFonts w:ascii="Courier New" w:eastAsia="Times New Roman" w:hAnsi="Courier New" w:cs="Courier New"/>
+                <w:sz w:val="20"/>
+                <w:szCs w:val="20"/>
+                <w:lang w:eastAsia="en-IN"/>
+              </w:rPr>
+            </w:pPr>
+          </w:p>
+        </w:tc>
+        <w:tc>
+          <w:tcPr>
+            <w:tcW w:w="0" w:type="auto"/>
+            <w:hideMark/>
+          </w:tcPr>
+          <w:p>
+            <w:pPr>
+              <w:cnfStyle w:val="000000000000" w:firstRow="0" w:lastRow="0" w:firstColumn="0" w:lastColumn="0" w:oddVBand="0" w:evenVBand="0" w:oddHBand="0" w:evenHBand="0" w:firstRowFirstColumn="0" w:firstRowLastColumn="0" w:lastRowFirstColumn="0" w:lastRowLastColumn="0"/>
               <w:rPr>
                 <w:rFonts w:ascii="Times New Roman" w:eastAsia="Times New Roman" w:hAnsi="Times New Roman" w:cs="Times New Roman"/>
                 <w:sz w:val="24"/>
@@ -22388,6 +22538,7 @@
           </w:tcPr>
           <w:p>
             <w:pPr>
+              <w:jc w:val="center"/>
               <w:cnfStyle w:val="000000000000" w:firstRow="0" w:lastRow="0" w:firstColumn="0" w:lastColumn="0" w:oddVBand="0" w:evenVBand="0" w:oddHBand="0" w:evenHBand="0" w:firstRowFirstColumn="0" w:firstRowLastColumn="0" w:lastRowFirstColumn="0" w:lastRowLastColumn="0"/>
               <w:rPr>
                 <w:rFonts w:ascii="Times New Roman" w:eastAsia="Times New Roman" w:hAnsi="Times New Roman" w:cs="Times New Roman"/>
@@ -22416,10 +22567,26 @@
           <w:tcPr>
             <w:cnfStyle w:val="001000000000" w:firstRow="0" w:lastRow="0" w:firstColumn="1" w:lastColumn="0" w:oddVBand="0" w:evenVBand="0" w:oddHBand="0" w:evenHBand="0" w:firstRowFirstColumn="0" w:firstRowLastColumn="0" w:lastRowFirstColumn="0" w:lastRowLastColumn="0"/>
             <w:tcW w:w="0" w:type="auto"/>
-            <w:hideMark/>
-          </w:tcPr>
-          <w:p>
-            <w:pPr>
+          </w:tcPr>
+          <w:p>
+            <w:pPr>
+              <w:rPr>
+                <w:rFonts w:ascii="Courier New" w:eastAsia="Times New Roman" w:hAnsi="Courier New" w:cs="Courier New"/>
+                <w:sz w:val="20"/>
+                <w:szCs w:val="20"/>
+                <w:lang w:eastAsia="en-IN"/>
+              </w:rPr>
+            </w:pPr>
+          </w:p>
+        </w:tc>
+        <w:tc>
+          <w:tcPr>
+            <w:tcW w:w="0" w:type="auto"/>
+            <w:hideMark/>
+          </w:tcPr>
+          <w:p>
+            <w:pPr>
+              <w:cnfStyle w:val="000000100000" w:firstRow="0" w:lastRow="0" w:firstColumn="0" w:lastColumn="0" w:oddVBand="0" w:evenVBand="0" w:oddHBand="1" w:evenHBand="0" w:firstRowFirstColumn="0" w:firstRowLastColumn="0" w:lastRowFirstColumn="0" w:lastRowLastColumn="0"/>
               <w:rPr>
                 <w:rFonts w:ascii="Times New Roman" w:eastAsia="Times New Roman" w:hAnsi="Times New Roman" w:cs="Times New Roman"/>
                 <w:sz w:val="24"/>
@@ -22445,6 +22612,7 @@
           </w:tcPr>
           <w:p>
             <w:pPr>
+              <w:jc w:val="center"/>
               <w:cnfStyle w:val="000000100000" w:firstRow="0" w:lastRow="0" w:firstColumn="0" w:lastColumn="0" w:oddVBand="0" w:evenVBand="0" w:oddHBand="1" w:evenHBand="0" w:firstRowFirstColumn="0" w:firstRowLastColumn="0" w:lastRowFirstColumn="0" w:lastRowLastColumn="0"/>
               <w:rPr>
                 <w:rFonts w:ascii="Times New Roman" w:eastAsia="Times New Roman" w:hAnsi="Times New Roman" w:cs="Times New Roman"/>
@@ -22470,10 +22638,26 @@
           <w:tcPr>
             <w:cnfStyle w:val="001000000000" w:firstRow="0" w:lastRow="0" w:firstColumn="1" w:lastColumn="0" w:oddVBand="0" w:evenVBand="0" w:oddHBand="0" w:evenHBand="0" w:firstRowFirstColumn="0" w:firstRowLastColumn="0" w:lastRowFirstColumn="0" w:lastRowLastColumn="0"/>
             <w:tcW w:w="0" w:type="auto"/>
-            <w:hideMark/>
-          </w:tcPr>
-          <w:p>
-            <w:pPr>
+          </w:tcPr>
+          <w:p>
+            <w:pPr>
+              <w:rPr>
+                <w:rFonts w:ascii="Courier New" w:eastAsia="Times New Roman" w:hAnsi="Courier New" w:cs="Courier New"/>
+                <w:sz w:val="20"/>
+                <w:szCs w:val="20"/>
+                <w:lang w:eastAsia="en-IN"/>
+              </w:rPr>
+            </w:pPr>
+          </w:p>
+        </w:tc>
+        <w:tc>
+          <w:tcPr>
+            <w:tcW w:w="0" w:type="auto"/>
+            <w:hideMark/>
+          </w:tcPr>
+          <w:p>
+            <w:pPr>
+              <w:cnfStyle w:val="000000000000" w:firstRow="0" w:lastRow="0" w:firstColumn="0" w:lastColumn="0" w:oddVBand="0" w:evenVBand="0" w:oddHBand="0" w:evenHBand="0" w:firstRowFirstColumn="0" w:firstRowLastColumn="0" w:lastRowFirstColumn="0" w:lastRowLastColumn="0"/>
               <w:rPr>
                 <w:rFonts w:ascii="Times New Roman" w:eastAsia="Times New Roman" w:hAnsi="Times New Roman" w:cs="Times New Roman"/>
                 <w:sz w:val="24"/>
@@ -22499,6 +22683,7 @@
           </w:tcPr>
           <w:p>
             <w:pPr>
+              <w:jc w:val="center"/>
               <w:cnfStyle w:val="000000000000" w:firstRow="0" w:lastRow="0" w:firstColumn="0" w:lastColumn="0" w:oddVBand="0" w:evenVBand="0" w:oddHBand="0" w:evenHBand="0" w:firstRowFirstColumn="0" w:firstRowLastColumn="0" w:lastRowFirstColumn="0" w:lastRowLastColumn="0"/>
               <w:rPr>
                 <w:rFonts w:ascii="Times New Roman" w:eastAsia="Times New Roman" w:hAnsi="Times New Roman" w:cs="Times New Roman"/>
@@ -22527,10 +22712,26 @@
           <w:tcPr>
             <w:cnfStyle w:val="001000000000" w:firstRow="0" w:lastRow="0" w:firstColumn="1" w:lastColumn="0" w:oddVBand="0" w:evenVBand="0" w:oddHBand="0" w:evenHBand="0" w:firstRowFirstColumn="0" w:firstRowLastColumn="0" w:lastRowFirstColumn="0" w:lastRowLastColumn="0"/>
             <w:tcW w:w="0" w:type="auto"/>
-            <w:hideMark/>
-          </w:tcPr>
-          <w:p>
-            <w:pPr>
+          </w:tcPr>
+          <w:p>
+            <w:pPr>
+              <w:rPr>
+                <w:rFonts w:ascii="Courier New" w:eastAsia="Times New Roman" w:hAnsi="Courier New" w:cs="Courier New"/>
+                <w:sz w:val="20"/>
+                <w:szCs w:val="20"/>
+                <w:lang w:eastAsia="en-IN"/>
+              </w:rPr>
+            </w:pPr>
+          </w:p>
+        </w:tc>
+        <w:tc>
+          <w:tcPr>
+            <w:tcW w:w="0" w:type="auto"/>
+            <w:hideMark/>
+          </w:tcPr>
+          <w:p>
+            <w:pPr>
+              <w:cnfStyle w:val="000000100000" w:firstRow="0" w:lastRow="0" w:firstColumn="0" w:lastColumn="0" w:oddVBand="0" w:evenVBand="0" w:oddHBand="1" w:evenHBand="0" w:firstRowFirstColumn="0" w:firstRowLastColumn="0" w:lastRowFirstColumn="0" w:lastRowLastColumn="0"/>
               <w:rPr>
                 <w:rFonts w:ascii="Times New Roman" w:eastAsia="Times New Roman" w:hAnsi="Times New Roman" w:cs="Times New Roman"/>
                 <w:sz w:val="24"/>
@@ -22556,6 +22757,7 @@
           </w:tcPr>
           <w:p>
             <w:pPr>
+              <w:jc w:val="center"/>
               <w:cnfStyle w:val="000000100000" w:firstRow="0" w:lastRow="0" w:firstColumn="0" w:lastColumn="0" w:oddVBand="0" w:evenVBand="0" w:oddHBand="1" w:evenHBand="0" w:firstRowFirstColumn="0" w:firstRowLastColumn="0" w:lastRowFirstColumn="0" w:lastRowLastColumn="0"/>
               <w:rPr>
                 <w:rFonts w:ascii="Times New Roman" w:eastAsia="Times New Roman" w:hAnsi="Times New Roman" w:cs="Times New Roman"/>
@@ -22581,10 +22783,26 @@
           <w:tcPr>
             <w:cnfStyle w:val="001000000000" w:firstRow="0" w:lastRow="0" w:firstColumn="1" w:lastColumn="0" w:oddVBand="0" w:evenVBand="0" w:oddHBand="0" w:evenHBand="0" w:firstRowFirstColumn="0" w:firstRowLastColumn="0" w:lastRowFirstColumn="0" w:lastRowLastColumn="0"/>
             <w:tcW w:w="0" w:type="auto"/>
-            <w:hideMark/>
-          </w:tcPr>
-          <w:p>
-            <w:pPr>
+          </w:tcPr>
+          <w:p>
+            <w:pPr>
+              <w:rPr>
+                <w:rFonts w:ascii="Courier New" w:eastAsia="Times New Roman" w:hAnsi="Courier New" w:cs="Courier New"/>
+                <w:sz w:val="20"/>
+                <w:szCs w:val="20"/>
+                <w:lang w:eastAsia="en-IN"/>
+              </w:rPr>
+            </w:pPr>
+          </w:p>
+        </w:tc>
+        <w:tc>
+          <w:tcPr>
+            <w:tcW w:w="0" w:type="auto"/>
+            <w:hideMark/>
+          </w:tcPr>
+          <w:p>
+            <w:pPr>
+              <w:cnfStyle w:val="000000000000" w:firstRow="0" w:lastRow="0" w:firstColumn="0" w:lastColumn="0" w:oddVBand="0" w:evenVBand="0" w:oddHBand="0" w:evenHBand="0" w:firstRowFirstColumn="0" w:firstRowLastColumn="0" w:lastRowFirstColumn="0" w:lastRowLastColumn="0"/>
               <w:rPr>
                 <w:rFonts w:ascii="Times New Roman" w:eastAsia="Times New Roman" w:hAnsi="Times New Roman" w:cs="Times New Roman"/>
                 <w:sz w:val="24"/>
@@ -22610,6 +22828,7 @@
           </w:tcPr>
           <w:p>
             <w:pPr>
+              <w:jc w:val="center"/>
               <w:cnfStyle w:val="000000000000" w:firstRow="0" w:lastRow="0" w:firstColumn="0" w:lastColumn="0" w:oddVBand="0" w:evenVBand="0" w:oddHBand="0" w:evenHBand="0" w:firstRowFirstColumn="0" w:firstRowLastColumn="0" w:lastRowFirstColumn="0" w:lastRowLastColumn="0"/>
               <w:rPr>
                 <w:rFonts w:ascii="Times New Roman" w:eastAsia="Times New Roman" w:hAnsi="Times New Roman" w:cs="Times New Roman"/>
@@ -22638,10 +22857,26 @@
           <w:tcPr>
             <w:cnfStyle w:val="001000000000" w:firstRow="0" w:lastRow="0" w:firstColumn="1" w:lastColumn="0" w:oddVBand="0" w:evenVBand="0" w:oddHBand="0" w:evenHBand="0" w:firstRowFirstColumn="0" w:firstRowLastColumn="0" w:lastRowFirstColumn="0" w:lastRowLastColumn="0"/>
             <w:tcW w:w="0" w:type="auto"/>
-            <w:hideMark/>
-          </w:tcPr>
-          <w:p>
-            <w:pPr>
+          </w:tcPr>
+          <w:p>
+            <w:pPr>
+              <w:rPr>
+                <w:rFonts w:ascii="Courier New" w:eastAsia="Times New Roman" w:hAnsi="Courier New" w:cs="Courier New"/>
+                <w:sz w:val="20"/>
+                <w:szCs w:val="20"/>
+                <w:lang w:eastAsia="en-IN"/>
+              </w:rPr>
+            </w:pPr>
+          </w:p>
+        </w:tc>
+        <w:tc>
+          <w:tcPr>
+            <w:tcW w:w="0" w:type="auto"/>
+            <w:hideMark/>
+          </w:tcPr>
+          <w:p>
+            <w:pPr>
+              <w:cnfStyle w:val="000000100000" w:firstRow="0" w:lastRow="0" w:firstColumn="0" w:lastColumn="0" w:oddVBand="0" w:evenVBand="0" w:oddHBand="1" w:evenHBand="0" w:firstRowFirstColumn="0" w:firstRowLastColumn="0" w:lastRowFirstColumn="0" w:lastRowLastColumn="0"/>
               <w:rPr>
                 <w:rFonts w:ascii="Times New Roman" w:eastAsia="Times New Roman" w:hAnsi="Times New Roman" w:cs="Times New Roman"/>
                 <w:sz w:val="24"/>
@@ -22667,6 +22902,7 @@
           </w:tcPr>
           <w:p>
             <w:pPr>
+              <w:jc w:val="center"/>
               <w:cnfStyle w:val="000000100000" w:firstRow="0" w:lastRow="0" w:firstColumn="0" w:lastColumn="0" w:oddVBand="0" w:evenVBand="0" w:oddHBand="1" w:evenHBand="0" w:firstRowFirstColumn="0" w:firstRowLastColumn="0" w:lastRowFirstColumn="0" w:lastRowLastColumn="0"/>
               <w:rPr>
                 <w:rFonts w:ascii="Times New Roman" w:eastAsia="Times New Roman" w:hAnsi="Times New Roman" w:cs="Times New Roman"/>
@@ -22692,10 +22928,26 @@
           <w:tcPr>
             <w:cnfStyle w:val="001000000000" w:firstRow="0" w:lastRow="0" w:firstColumn="1" w:lastColumn="0" w:oddVBand="0" w:evenVBand="0" w:oddHBand="0" w:evenHBand="0" w:firstRowFirstColumn="0" w:firstRowLastColumn="0" w:lastRowFirstColumn="0" w:lastRowLastColumn="0"/>
             <w:tcW w:w="0" w:type="auto"/>
-            <w:hideMark/>
-          </w:tcPr>
-          <w:p>
-            <w:pPr>
+          </w:tcPr>
+          <w:p>
+            <w:pPr>
+              <w:rPr>
+                <w:rFonts w:ascii="Courier New" w:eastAsia="Times New Roman" w:hAnsi="Courier New" w:cs="Courier New"/>
+                <w:sz w:val="20"/>
+                <w:szCs w:val="20"/>
+                <w:lang w:eastAsia="en-IN"/>
+              </w:rPr>
+            </w:pPr>
+          </w:p>
+        </w:tc>
+        <w:tc>
+          <w:tcPr>
+            <w:tcW w:w="0" w:type="auto"/>
+            <w:hideMark/>
+          </w:tcPr>
+          <w:p>
+            <w:pPr>
+              <w:cnfStyle w:val="000000000000" w:firstRow="0" w:lastRow="0" w:firstColumn="0" w:lastColumn="0" w:oddVBand="0" w:evenVBand="0" w:oddHBand="0" w:evenHBand="0" w:firstRowFirstColumn="0" w:firstRowLastColumn="0" w:lastRowFirstColumn="0" w:lastRowLastColumn="0"/>
               <w:rPr>
                 <w:rFonts w:ascii="Times New Roman" w:eastAsia="Times New Roman" w:hAnsi="Times New Roman" w:cs="Times New Roman"/>
                 <w:sz w:val="24"/>
@@ -22721,6 +22973,7 @@
           </w:tcPr>
           <w:p>
             <w:pPr>
+              <w:jc w:val="center"/>
               <w:cnfStyle w:val="000000000000" w:firstRow="0" w:lastRow="0" w:firstColumn="0" w:lastColumn="0" w:oddVBand="0" w:evenVBand="0" w:oddHBand="0" w:evenHBand="0" w:firstRowFirstColumn="0" w:firstRowLastColumn="0" w:lastRowFirstColumn="0" w:lastRowLastColumn="0"/>
               <w:rPr>
                 <w:rFonts w:ascii="Times New Roman" w:eastAsia="Times New Roman" w:hAnsi="Times New Roman" w:cs="Times New Roman"/>
@@ -22749,10 +23002,26 @@
           <w:tcPr>
             <w:cnfStyle w:val="001000000000" w:firstRow="0" w:lastRow="0" w:firstColumn="1" w:lastColumn="0" w:oddVBand="0" w:evenVBand="0" w:oddHBand="0" w:evenHBand="0" w:firstRowFirstColumn="0" w:firstRowLastColumn="0" w:lastRowFirstColumn="0" w:lastRowLastColumn="0"/>
             <w:tcW w:w="0" w:type="auto"/>
-            <w:hideMark/>
-          </w:tcPr>
-          <w:p>
-            <w:pPr>
+          </w:tcPr>
+          <w:p>
+            <w:pPr>
+              <w:rPr>
+                <w:rFonts w:ascii="Courier New" w:eastAsia="Times New Roman" w:hAnsi="Courier New" w:cs="Courier New"/>
+                <w:sz w:val="20"/>
+                <w:szCs w:val="20"/>
+                <w:lang w:eastAsia="en-IN"/>
+              </w:rPr>
+            </w:pPr>
+          </w:p>
+        </w:tc>
+        <w:tc>
+          <w:tcPr>
+            <w:tcW w:w="0" w:type="auto"/>
+            <w:hideMark/>
+          </w:tcPr>
+          <w:p>
+            <w:pPr>
+              <w:cnfStyle w:val="000000100000" w:firstRow="0" w:lastRow="0" w:firstColumn="0" w:lastColumn="0" w:oddVBand="0" w:evenVBand="0" w:oddHBand="1" w:evenHBand="0" w:firstRowFirstColumn="0" w:firstRowLastColumn="0" w:lastRowFirstColumn="0" w:lastRowLastColumn="0"/>
               <w:rPr>
                 <w:rFonts w:ascii="Times New Roman" w:eastAsia="Times New Roman" w:hAnsi="Times New Roman" w:cs="Times New Roman"/>
                 <w:sz w:val="24"/>
@@ -22778,6 +23047,7 @@
           </w:tcPr>
           <w:p>
             <w:pPr>
+              <w:jc w:val="center"/>
               <w:cnfStyle w:val="000000100000" w:firstRow="0" w:lastRow="0" w:firstColumn="0" w:lastColumn="0" w:oddVBand="0" w:evenVBand="0" w:oddHBand="1" w:evenHBand="0" w:firstRowFirstColumn="0" w:firstRowLastColumn="0" w:lastRowFirstColumn="0" w:lastRowLastColumn="0"/>
               <w:rPr>
                 <w:rFonts w:ascii="Times New Roman" w:eastAsia="Times New Roman" w:hAnsi="Times New Roman" w:cs="Times New Roman"/>
@@ -22803,27 +23073,16 @@
           <w:tcPr>
             <w:cnfStyle w:val="001000000000" w:firstRow="0" w:lastRow="0" w:firstColumn="1" w:lastColumn="0" w:oddVBand="0" w:evenVBand="0" w:oddHBand="0" w:evenHBand="0" w:firstRowFirstColumn="0" w:firstRowLastColumn="0" w:lastRowFirstColumn="0" w:lastRowLastColumn="0"/>
             <w:tcW w:w="0" w:type="auto"/>
-            <w:hideMark/>
-          </w:tcPr>
-          <w:p>
-            <w:pPr>
-              <w:rPr>
-                <w:rFonts w:ascii="Times New Roman" w:eastAsia="Times New Roman" w:hAnsi="Times New Roman" w:cs="Times New Roman"/>
-                <w:sz w:val="24"/>
-                <w:szCs w:val="24"/>
-                <w:lang w:eastAsia="en-IN"/>
-              </w:rPr>
-            </w:pPr>
-            <w:r>
+          </w:tcPr>
+          <w:p>
+            <w:pPr>
               <w:rPr>
                 <w:rFonts w:ascii="Courier New" w:eastAsia="Times New Roman" w:hAnsi="Courier New" w:cs="Courier New"/>
                 <w:sz w:val="20"/>
                 <w:szCs w:val="20"/>
                 <w:lang w:eastAsia="en-IN"/>
               </w:rPr>
-              <w:lastRenderedPageBreak/>
-              <w:t>sys</w:t>
-            </w:r>
+            </w:pPr>
           </w:p>
         </w:tc>
         <w:tc>
@@ -22843,6 +23102,33 @@
             </w:pPr>
             <w:r>
               <w:rPr>
+                <w:rFonts w:ascii="Courier New" w:eastAsia="Times New Roman" w:hAnsi="Courier New" w:cs="Courier New"/>
+                <w:sz w:val="20"/>
+                <w:szCs w:val="20"/>
+                <w:lang w:eastAsia="en-IN"/>
+              </w:rPr>
+              <w:t>sys</w:t>
+            </w:r>
+          </w:p>
+        </w:tc>
+        <w:tc>
+          <w:tcPr>
+            <w:tcW w:w="0" w:type="auto"/>
+            <w:hideMark/>
+          </w:tcPr>
+          <w:p>
+            <w:pPr>
+              <w:jc w:val="center"/>
+              <w:cnfStyle w:val="000000000000" w:firstRow="0" w:lastRow="0" w:firstColumn="0" w:lastColumn="0" w:oddVBand="0" w:evenVBand="0" w:oddHBand="0" w:evenHBand="0" w:firstRowFirstColumn="0" w:firstRowLastColumn="0" w:lastRowFirstColumn="0" w:lastRowLastColumn="0"/>
+              <w:rPr>
+                <w:rFonts w:ascii="Times New Roman" w:eastAsia="Times New Roman" w:hAnsi="Times New Roman" w:cs="Times New Roman"/>
+                <w:sz w:val="24"/>
+                <w:szCs w:val="24"/>
+                <w:lang w:eastAsia="en-IN"/>
+              </w:rPr>
+            </w:pPr>
+            <w:r>
+              <w:rPr>
                 <w:rFonts w:ascii="Times New Roman" w:eastAsia="Times New Roman" w:hAnsi="Times New Roman" w:cs="Times New Roman"/>
                 <w:sz w:val="24"/>
                 <w:szCs w:val="24"/>
@@ -22861,10 +23147,26 @@
           <w:tcPr>
             <w:cnfStyle w:val="001000000000" w:firstRow="0" w:lastRow="0" w:firstColumn="1" w:lastColumn="0" w:oddVBand="0" w:evenVBand="0" w:oddHBand="0" w:evenHBand="0" w:firstRowFirstColumn="0" w:firstRowLastColumn="0" w:lastRowFirstColumn="0" w:lastRowLastColumn="0"/>
             <w:tcW w:w="0" w:type="auto"/>
-            <w:hideMark/>
-          </w:tcPr>
-          <w:p>
-            <w:pPr>
+          </w:tcPr>
+          <w:p>
+            <w:pPr>
+              <w:rPr>
+                <w:rFonts w:ascii="Courier New" w:eastAsia="Times New Roman" w:hAnsi="Courier New" w:cs="Courier New"/>
+                <w:sz w:val="20"/>
+                <w:szCs w:val="20"/>
+                <w:lang w:eastAsia="en-IN"/>
+              </w:rPr>
+            </w:pPr>
+          </w:p>
+        </w:tc>
+        <w:tc>
+          <w:tcPr>
+            <w:tcW w:w="0" w:type="auto"/>
+            <w:hideMark/>
+          </w:tcPr>
+          <w:p>
+            <w:pPr>
+              <w:cnfStyle w:val="000000100000" w:firstRow="0" w:lastRow="0" w:firstColumn="0" w:lastColumn="0" w:oddVBand="0" w:evenVBand="0" w:oddHBand="1" w:evenHBand="0" w:firstRowFirstColumn="0" w:firstRowLastColumn="0" w:lastRowFirstColumn="0" w:lastRowLastColumn="0"/>
               <w:rPr>
                 <w:rFonts w:ascii="Times New Roman" w:eastAsia="Times New Roman" w:hAnsi="Times New Roman" w:cs="Times New Roman"/>
                 <w:sz w:val="24"/>
@@ -22890,6 +23192,7 @@
           </w:tcPr>
           <w:p>
             <w:pPr>
+              <w:jc w:val="center"/>
               <w:cnfStyle w:val="000000100000" w:firstRow="0" w:lastRow="0" w:firstColumn="0" w:lastColumn="0" w:oddVBand="0" w:evenVBand="0" w:oddHBand="1" w:evenHBand="0" w:firstRowFirstColumn="0" w:firstRowLastColumn="0" w:lastRowFirstColumn="0" w:lastRowLastColumn="0"/>
               <w:rPr>
                 <w:rFonts w:ascii="Times New Roman" w:eastAsia="Times New Roman" w:hAnsi="Times New Roman" w:cs="Times New Roman"/>
@@ -22915,10 +23218,26 @@
           <w:tcPr>
             <w:cnfStyle w:val="001000000000" w:firstRow="0" w:lastRow="0" w:firstColumn="1" w:lastColumn="0" w:oddVBand="0" w:evenVBand="0" w:oddHBand="0" w:evenHBand="0" w:firstRowFirstColumn="0" w:firstRowLastColumn="0" w:lastRowFirstColumn="0" w:lastRowLastColumn="0"/>
             <w:tcW w:w="0" w:type="auto"/>
-            <w:hideMark/>
-          </w:tcPr>
-          <w:p>
-            <w:pPr>
+          </w:tcPr>
+          <w:p>
+            <w:pPr>
+              <w:rPr>
+                <w:rFonts w:ascii="Courier New" w:eastAsia="Times New Roman" w:hAnsi="Courier New" w:cs="Courier New"/>
+                <w:sz w:val="20"/>
+                <w:szCs w:val="20"/>
+                <w:lang w:eastAsia="en-IN"/>
+              </w:rPr>
+            </w:pPr>
+          </w:p>
+        </w:tc>
+        <w:tc>
+          <w:tcPr>
+            <w:tcW w:w="0" w:type="auto"/>
+            <w:hideMark/>
+          </w:tcPr>
+          <w:p>
+            <w:pPr>
+              <w:cnfStyle w:val="000000000000" w:firstRow="0" w:lastRow="0" w:firstColumn="0" w:lastColumn="0" w:oddVBand="0" w:evenVBand="0" w:oddHBand="0" w:evenHBand="0" w:firstRowFirstColumn="0" w:firstRowLastColumn="0" w:lastRowFirstColumn="0" w:lastRowLastColumn="0"/>
               <w:rPr>
                 <w:rFonts w:ascii="Times New Roman" w:eastAsia="Times New Roman" w:hAnsi="Times New Roman" w:cs="Times New Roman"/>
                 <w:sz w:val="24"/>
@@ -22944,6 +23263,7 @@
           </w:tcPr>
           <w:p>
             <w:pPr>
+              <w:jc w:val="center"/>
               <w:cnfStyle w:val="000000000000" w:firstRow="0" w:lastRow="0" w:firstColumn="0" w:lastColumn="0" w:oddVBand="0" w:evenVBand="0" w:oddHBand="0" w:evenHBand="0" w:firstRowFirstColumn="0" w:firstRowLastColumn="0" w:lastRowFirstColumn="0" w:lastRowLastColumn="0"/>
               <w:rPr>
                 <w:rFonts w:ascii="Times New Roman" w:eastAsia="Times New Roman" w:hAnsi="Times New Roman" w:cs="Times New Roman"/>
@@ -22972,10 +23292,26 @@
           <w:tcPr>
             <w:cnfStyle w:val="001000000000" w:firstRow="0" w:lastRow="0" w:firstColumn="1" w:lastColumn="0" w:oddVBand="0" w:evenVBand="0" w:oddHBand="0" w:evenHBand="0" w:firstRowFirstColumn="0" w:firstRowLastColumn="0" w:lastRowFirstColumn="0" w:lastRowLastColumn="0"/>
             <w:tcW w:w="0" w:type="auto"/>
-            <w:hideMark/>
-          </w:tcPr>
-          <w:p>
-            <w:pPr>
+          </w:tcPr>
+          <w:p>
+            <w:pPr>
+              <w:rPr>
+                <w:rFonts w:ascii="Courier New" w:eastAsia="Times New Roman" w:hAnsi="Courier New" w:cs="Courier New"/>
+                <w:sz w:val="20"/>
+                <w:szCs w:val="20"/>
+                <w:lang w:eastAsia="en-IN"/>
+              </w:rPr>
+            </w:pPr>
+          </w:p>
+        </w:tc>
+        <w:tc>
+          <w:tcPr>
+            <w:tcW w:w="0" w:type="auto"/>
+            <w:hideMark/>
+          </w:tcPr>
+          <w:p>
+            <w:pPr>
+              <w:cnfStyle w:val="000000100000" w:firstRow="0" w:lastRow="0" w:firstColumn="0" w:lastColumn="0" w:oddVBand="0" w:evenVBand="0" w:oddHBand="1" w:evenHBand="0" w:firstRowFirstColumn="0" w:firstRowLastColumn="0" w:lastRowFirstColumn="0" w:lastRowLastColumn="0"/>
               <w:rPr>
                 <w:rFonts w:ascii="Times New Roman" w:eastAsia="Times New Roman" w:hAnsi="Times New Roman" w:cs="Times New Roman"/>
                 <w:sz w:val="24"/>
@@ -23001,6 +23337,7 @@
           </w:tcPr>
           <w:p>
             <w:pPr>
+              <w:jc w:val="center"/>
               <w:cnfStyle w:val="000000100000" w:firstRow="0" w:lastRow="0" w:firstColumn="0" w:lastColumn="0" w:oddVBand="0" w:evenVBand="0" w:oddHBand="1" w:evenHBand="0" w:firstRowFirstColumn="0" w:firstRowLastColumn="0" w:lastRowFirstColumn="0" w:lastRowLastColumn="0"/>
               <w:rPr>
                 <w:rFonts w:ascii="Times New Roman" w:eastAsia="Times New Roman" w:hAnsi="Times New Roman" w:cs="Times New Roman"/>
@@ -23026,10 +23363,26 @@
           <w:tcPr>
             <w:cnfStyle w:val="001000000000" w:firstRow="0" w:lastRow="0" w:firstColumn="1" w:lastColumn="0" w:oddVBand="0" w:evenVBand="0" w:oddHBand="0" w:evenHBand="0" w:firstRowFirstColumn="0" w:firstRowLastColumn="0" w:lastRowFirstColumn="0" w:lastRowLastColumn="0"/>
             <w:tcW w:w="0" w:type="auto"/>
-            <w:hideMark/>
-          </w:tcPr>
-          <w:p>
-            <w:pPr>
+          </w:tcPr>
+          <w:p>
+            <w:pPr>
+              <w:rPr>
+                <w:rFonts w:ascii="Courier New" w:eastAsia="Times New Roman" w:hAnsi="Courier New" w:cs="Courier New"/>
+                <w:sz w:val="20"/>
+                <w:szCs w:val="20"/>
+                <w:lang w:eastAsia="en-IN"/>
+              </w:rPr>
+            </w:pPr>
+          </w:p>
+        </w:tc>
+        <w:tc>
+          <w:tcPr>
+            <w:tcW w:w="0" w:type="auto"/>
+            <w:hideMark/>
+          </w:tcPr>
+          <w:p>
+            <w:pPr>
+              <w:cnfStyle w:val="000000000000" w:firstRow="0" w:lastRow="0" w:firstColumn="0" w:lastColumn="0" w:oddVBand="0" w:evenVBand="0" w:oddHBand="0" w:evenHBand="0" w:firstRowFirstColumn="0" w:firstRowLastColumn="0" w:lastRowFirstColumn="0" w:lastRowLastColumn="0"/>
               <w:rPr>
                 <w:rFonts w:ascii="Times New Roman" w:eastAsia="Times New Roman" w:hAnsi="Times New Roman" w:cs="Times New Roman"/>
                 <w:sz w:val="24"/>
@@ -23055,6 +23408,7 @@
           </w:tcPr>
           <w:p>
             <w:pPr>
+              <w:jc w:val="center"/>
               <w:cnfStyle w:val="000000000000" w:firstRow="0" w:lastRow="0" w:firstColumn="0" w:lastColumn="0" w:oddVBand="0" w:evenVBand="0" w:oddHBand="0" w:evenHBand="0" w:firstRowFirstColumn="0" w:firstRowLastColumn="0" w:lastRowFirstColumn="0" w:lastRowLastColumn="0"/>
               <w:rPr>
                 <w:rFonts w:ascii="Times New Roman" w:eastAsia="Times New Roman" w:hAnsi="Times New Roman" w:cs="Times New Roman"/>
@@ -23083,10 +23437,26 @@
           <w:tcPr>
             <w:cnfStyle w:val="001000000000" w:firstRow="0" w:lastRow="0" w:firstColumn="1" w:lastColumn="0" w:oddVBand="0" w:evenVBand="0" w:oddHBand="0" w:evenHBand="0" w:firstRowFirstColumn="0" w:firstRowLastColumn="0" w:lastRowFirstColumn="0" w:lastRowLastColumn="0"/>
             <w:tcW w:w="0" w:type="auto"/>
-            <w:hideMark/>
-          </w:tcPr>
-          <w:p>
-            <w:pPr>
+          </w:tcPr>
+          <w:p>
+            <w:pPr>
+              <w:rPr>
+                <w:rFonts w:ascii="Courier New" w:eastAsia="Times New Roman" w:hAnsi="Courier New" w:cs="Courier New"/>
+                <w:sz w:val="20"/>
+                <w:szCs w:val="20"/>
+                <w:lang w:eastAsia="en-IN"/>
+              </w:rPr>
+            </w:pPr>
+          </w:p>
+        </w:tc>
+        <w:tc>
+          <w:tcPr>
+            <w:tcW w:w="0" w:type="auto"/>
+            <w:hideMark/>
+          </w:tcPr>
+          <w:p>
+            <w:pPr>
+              <w:cnfStyle w:val="000000100000" w:firstRow="0" w:lastRow="0" w:firstColumn="0" w:lastColumn="0" w:oddVBand="0" w:evenVBand="0" w:oddHBand="1" w:evenHBand="0" w:firstRowFirstColumn="0" w:firstRowLastColumn="0" w:lastRowFirstColumn="0" w:lastRowLastColumn="0"/>
               <w:rPr>
                 <w:rFonts w:ascii="Times New Roman" w:eastAsia="Times New Roman" w:hAnsi="Times New Roman" w:cs="Times New Roman"/>
                 <w:sz w:val="24"/>
@@ -23112,6 +23482,7 @@
           </w:tcPr>
           <w:p>
             <w:pPr>
+              <w:jc w:val="center"/>
               <w:cnfStyle w:val="000000100000" w:firstRow="0" w:lastRow="0" w:firstColumn="0" w:lastColumn="0" w:oddVBand="0" w:evenVBand="0" w:oddHBand="1" w:evenHBand="0" w:firstRowFirstColumn="0" w:firstRowLastColumn="0" w:lastRowFirstColumn="0" w:lastRowLastColumn="0"/>
               <w:rPr>
                 <w:rFonts w:ascii="Times New Roman" w:eastAsia="Times New Roman" w:hAnsi="Times New Roman" w:cs="Times New Roman"/>
@@ -23137,10 +23508,26 @@
           <w:tcPr>
             <w:cnfStyle w:val="001000000000" w:firstRow="0" w:lastRow="0" w:firstColumn="1" w:lastColumn="0" w:oddVBand="0" w:evenVBand="0" w:oddHBand="0" w:evenHBand="0" w:firstRowFirstColumn="0" w:firstRowLastColumn="0" w:lastRowFirstColumn="0" w:lastRowLastColumn="0"/>
             <w:tcW w:w="0" w:type="auto"/>
-            <w:hideMark/>
-          </w:tcPr>
-          <w:p>
-            <w:pPr>
+          </w:tcPr>
+          <w:p>
+            <w:pPr>
+              <w:rPr>
+                <w:rFonts w:ascii="Courier New" w:eastAsia="Times New Roman" w:hAnsi="Courier New" w:cs="Courier New"/>
+                <w:sz w:val="20"/>
+                <w:szCs w:val="20"/>
+                <w:lang w:eastAsia="en-IN"/>
+              </w:rPr>
+            </w:pPr>
+          </w:p>
+        </w:tc>
+        <w:tc>
+          <w:tcPr>
+            <w:tcW w:w="0" w:type="auto"/>
+            <w:hideMark/>
+          </w:tcPr>
+          <w:p>
+            <w:pPr>
+              <w:cnfStyle w:val="000000000000" w:firstRow="0" w:lastRow="0" w:firstColumn="0" w:lastColumn="0" w:oddVBand="0" w:evenVBand="0" w:oddHBand="0" w:evenHBand="0" w:firstRowFirstColumn="0" w:firstRowLastColumn="0" w:lastRowFirstColumn="0" w:lastRowLastColumn="0"/>
               <w:rPr>
                 <w:rFonts w:ascii="Times New Roman" w:eastAsia="Times New Roman" w:hAnsi="Times New Roman" w:cs="Times New Roman"/>
                 <w:sz w:val="24"/>
@@ -23166,6 +23553,7 @@
           </w:tcPr>
           <w:p>
             <w:pPr>
+              <w:jc w:val="center"/>
               <w:cnfStyle w:val="000000000000" w:firstRow="0" w:lastRow="0" w:firstColumn="0" w:lastColumn="0" w:oddVBand="0" w:evenVBand="0" w:oddHBand="0" w:evenHBand="0" w:firstRowFirstColumn="0" w:firstRowLastColumn="0" w:lastRowFirstColumn="0" w:lastRowLastColumn="0"/>
               <w:rPr>
                 <w:rFonts w:ascii="Times New Roman" w:eastAsia="Times New Roman" w:hAnsi="Times New Roman" w:cs="Times New Roman"/>
@@ -23194,10 +23582,26 @@
           <w:tcPr>
             <w:cnfStyle w:val="001000000000" w:firstRow="0" w:lastRow="0" w:firstColumn="1" w:lastColumn="0" w:oddVBand="0" w:evenVBand="0" w:oddHBand="0" w:evenHBand="0" w:firstRowFirstColumn="0" w:firstRowLastColumn="0" w:lastRowFirstColumn="0" w:lastRowLastColumn="0"/>
             <w:tcW w:w="0" w:type="auto"/>
-            <w:hideMark/>
-          </w:tcPr>
-          <w:p>
-            <w:pPr>
+          </w:tcPr>
+          <w:p>
+            <w:pPr>
+              <w:rPr>
+                <w:rFonts w:ascii="Courier New" w:eastAsia="Times New Roman" w:hAnsi="Courier New" w:cs="Courier New"/>
+                <w:sz w:val="20"/>
+                <w:szCs w:val="20"/>
+                <w:lang w:eastAsia="en-IN"/>
+              </w:rPr>
+            </w:pPr>
+          </w:p>
+        </w:tc>
+        <w:tc>
+          <w:tcPr>
+            <w:tcW w:w="0" w:type="auto"/>
+            <w:hideMark/>
+          </w:tcPr>
+          <w:p>
+            <w:pPr>
+              <w:cnfStyle w:val="000000100000" w:firstRow="0" w:lastRow="0" w:firstColumn="0" w:lastColumn="0" w:oddVBand="0" w:evenVBand="0" w:oddHBand="1" w:evenHBand="0" w:firstRowFirstColumn="0" w:firstRowLastColumn="0" w:lastRowFirstColumn="0" w:lastRowLastColumn="0"/>
               <w:rPr>
                 <w:rFonts w:ascii="Times New Roman" w:eastAsia="Times New Roman" w:hAnsi="Times New Roman" w:cs="Times New Roman"/>
                 <w:sz w:val="24"/>
@@ -23223,6 +23627,7 @@
           </w:tcPr>
           <w:p>
             <w:pPr>
+              <w:jc w:val="center"/>
               <w:cnfStyle w:val="000000100000" w:firstRow="0" w:lastRow="0" w:firstColumn="0" w:lastColumn="0" w:oddVBand="0" w:evenVBand="0" w:oddHBand="1" w:evenHBand="0" w:firstRowFirstColumn="0" w:firstRowLastColumn="0" w:lastRowFirstColumn="0" w:lastRowLastColumn="0"/>
               <w:rPr>
                 <w:rFonts w:ascii="Times New Roman" w:eastAsia="Times New Roman" w:hAnsi="Times New Roman" w:cs="Times New Roman"/>
@@ -23248,10 +23653,26 @@
           <w:tcPr>
             <w:cnfStyle w:val="001000000000" w:firstRow="0" w:lastRow="0" w:firstColumn="1" w:lastColumn="0" w:oddVBand="0" w:evenVBand="0" w:oddHBand="0" w:evenHBand="0" w:firstRowFirstColumn="0" w:firstRowLastColumn="0" w:lastRowFirstColumn="0" w:lastRowLastColumn="0"/>
             <w:tcW w:w="0" w:type="auto"/>
-            <w:hideMark/>
-          </w:tcPr>
-          <w:p>
-            <w:pPr>
+          </w:tcPr>
+          <w:p>
+            <w:pPr>
+              <w:rPr>
+                <w:rFonts w:ascii="Courier New" w:eastAsia="Times New Roman" w:hAnsi="Courier New" w:cs="Courier New"/>
+                <w:sz w:val="20"/>
+                <w:szCs w:val="20"/>
+                <w:lang w:eastAsia="en-IN"/>
+              </w:rPr>
+            </w:pPr>
+          </w:p>
+        </w:tc>
+        <w:tc>
+          <w:tcPr>
+            <w:tcW w:w="0" w:type="auto"/>
+            <w:hideMark/>
+          </w:tcPr>
+          <w:p>
+            <w:pPr>
+              <w:cnfStyle w:val="000000000000" w:firstRow="0" w:lastRow="0" w:firstColumn="0" w:lastColumn="0" w:oddVBand="0" w:evenVBand="0" w:oddHBand="0" w:evenHBand="0" w:firstRowFirstColumn="0" w:firstRowLastColumn="0" w:lastRowFirstColumn="0" w:lastRowLastColumn="0"/>
               <w:rPr>
                 <w:rFonts w:ascii="Times New Roman" w:eastAsia="Times New Roman" w:hAnsi="Times New Roman" w:cs="Times New Roman"/>
                 <w:sz w:val="24"/>
@@ -23277,6 +23698,7 @@
           </w:tcPr>
           <w:p>
             <w:pPr>
+              <w:jc w:val="center"/>
               <w:cnfStyle w:val="000000000000" w:firstRow="0" w:lastRow="0" w:firstColumn="0" w:lastColumn="0" w:oddVBand="0" w:evenVBand="0" w:oddHBand="0" w:evenHBand="0" w:firstRowFirstColumn="0" w:firstRowLastColumn="0" w:lastRowFirstColumn="0" w:lastRowLastColumn="0"/>
               <w:rPr>
                 <w:rFonts w:ascii="Times New Roman" w:eastAsia="Times New Roman" w:hAnsi="Times New Roman" w:cs="Times New Roman"/>
@@ -23305,10 +23727,26 @@
           <w:tcPr>
             <w:cnfStyle w:val="001000000000" w:firstRow="0" w:lastRow="0" w:firstColumn="1" w:lastColumn="0" w:oddVBand="0" w:evenVBand="0" w:oddHBand="0" w:evenHBand="0" w:firstRowFirstColumn="0" w:firstRowLastColumn="0" w:lastRowFirstColumn="0" w:lastRowLastColumn="0"/>
             <w:tcW w:w="0" w:type="auto"/>
-            <w:hideMark/>
-          </w:tcPr>
-          <w:p>
-            <w:pPr>
+          </w:tcPr>
+          <w:p>
+            <w:pPr>
+              <w:rPr>
+                <w:rFonts w:ascii="Courier New" w:eastAsia="Times New Roman" w:hAnsi="Courier New" w:cs="Courier New"/>
+                <w:sz w:val="20"/>
+                <w:szCs w:val="20"/>
+                <w:lang w:eastAsia="en-IN"/>
+              </w:rPr>
+            </w:pPr>
+          </w:p>
+        </w:tc>
+        <w:tc>
+          <w:tcPr>
+            <w:tcW w:w="0" w:type="auto"/>
+            <w:hideMark/>
+          </w:tcPr>
+          <w:p>
+            <w:pPr>
+              <w:cnfStyle w:val="000000100000" w:firstRow="0" w:lastRow="0" w:firstColumn="0" w:lastColumn="0" w:oddVBand="0" w:evenVBand="0" w:oddHBand="1" w:evenHBand="0" w:firstRowFirstColumn="0" w:firstRowLastColumn="0" w:lastRowFirstColumn="0" w:lastRowLastColumn="0"/>
               <w:rPr>
                 <w:rFonts w:ascii="Times New Roman" w:eastAsia="Times New Roman" w:hAnsi="Times New Roman" w:cs="Times New Roman"/>
                 <w:sz w:val="24"/>
@@ -23334,6 +23772,7 @@
           </w:tcPr>
           <w:p>
             <w:pPr>
+              <w:jc w:val="center"/>
               <w:cnfStyle w:val="000000100000" w:firstRow="0" w:lastRow="0" w:firstColumn="0" w:lastColumn="0" w:oddVBand="0" w:evenVBand="0" w:oddHBand="1" w:evenHBand="0" w:firstRowFirstColumn="0" w:firstRowLastColumn="0" w:lastRowFirstColumn="0" w:lastRowLastColumn="0"/>
               <w:rPr>
                 <w:rFonts w:ascii="Times New Roman" w:eastAsia="Times New Roman" w:hAnsi="Times New Roman" w:cs="Times New Roman"/>
@@ -23359,10 +23798,26 @@
           <w:tcPr>
             <w:cnfStyle w:val="001000000000" w:firstRow="0" w:lastRow="0" w:firstColumn="1" w:lastColumn="0" w:oddVBand="0" w:evenVBand="0" w:oddHBand="0" w:evenHBand="0" w:firstRowFirstColumn="0" w:firstRowLastColumn="0" w:lastRowFirstColumn="0" w:lastRowLastColumn="0"/>
             <w:tcW w:w="0" w:type="auto"/>
-            <w:hideMark/>
-          </w:tcPr>
-          <w:p>
-            <w:pPr>
+          </w:tcPr>
+          <w:p>
+            <w:pPr>
+              <w:rPr>
+                <w:rFonts w:ascii="Courier New" w:eastAsia="Times New Roman" w:hAnsi="Courier New" w:cs="Courier New"/>
+                <w:sz w:val="20"/>
+                <w:szCs w:val="20"/>
+                <w:lang w:eastAsia="en-IN"/>
+              </w:rPr>
+            </w:pPr>
+          </w:p>
+        </w:tc>
+        <w:tc>
+          <w:tcPr>
+            <w:tcW w:w="0" w:type="auto"/>
+            <w:hideMark/>
+          </w:tcPr>
+          <w:p>
+            <w:pPr>
+              <w:cnfStyle w:val="000000000000" w:firstRow="0" w:lastRow="0" w:firstColumn="0" w:lastColumn="0" w:oddVBand="0" w:evenVBand="0" w:oddHBand="0" w:evenHBand="0" w:firstRowFirstColumn="0" w:firstRowLastColumn="0" w:lastRowFirstColumn="0" w:lastRowLastColumn="0"/>
               <w:rPr>
                 <w:rFonts w:ascii="Times New Roman" w:eastAsia="Times New Roman" w:hAnsi="Times New Roman" w:cs="Times New Roman"/>
                 <w:sz w:val="24"/>
@@ -23388,6 +23843,7 @@
           </w:tcPr>
           <w:p>
             <w:pPr>
+              <w:jc w:val="center"/>
               <w:cnfStyle w:val="000000000000" w:firstRow="0" w:lastRow="0" w:firstColumn="0" w:lastColumn="0" w:oddVBand="0" w:evenVBand="0" w:oddHBand="0" w:evenHBand="0" w:firstRowFirstColumn="0" w:firstRowLastColumn="0" w:lastRowFirstColumn="0" w:lastRowLastColumn="0"/>
               <w:rPr>
                 <w:rFonts w:ascii="Times New Roman" w:eastAsia="Times New Roman" w:hAnsi="Times New Roman" w:cs="Times New Roman"/>
@@ -23416,10 +23872,26 @@
           <w:tcPr>
             <w:cnfStyle w:val="001000000000" w:firstRow="0" w:lastRow="0" w:firstColumn="1" w:lastColumn="0" w:oddVBand="0" w:evenVBand="0" w:oddHBand="0" w:evenHBand="0" w:firstRowFirstColumn="0" w:firstRowLastColumn="0" w:lastRowFirstColumn="0" w:lastRowLastColumn="0"/>
             <w:tcW w:w="0" w:type="auto"/>
-            <w:hideMark/>
-          </w:tcPr>
-          <w:p>
-            <w:pPr>
+          </w:tcPr>
+          <w:p>
+            <w:pPr>
+              <w:rPr>
+                <w:rFonts w:ascii="Courier New" w:eastAsia="Times New Roman" w:hAnsi="Courier New" w:cs="Courier New"/>
+                <w:sz w:val="20"/>
+                <w:szCs w:val="20"/>
+                <w:lang w:eastAsia="en-IN"/>
+              </w:rPr>
+            </w:pPr>
+          </w:p>
+        </w:tc>
+        <w:tc>
+          <w:tcPr>
+            <w:tcW w:w="0" w:type="auto"/>
+            <w:hideMark/>
+          </w:tcPr>
+          <w:p>
+            <w:pPr>
+              <w:cnfStyle w:val="000000100000" w:firstRow="0" w:lastRow="0" w:firstColumn="0" w:lastColumn="0" w:oddVBand="0" w:evenVBand="0" w:oddHBand="1" w:evenHBand="0" w:firstRowFirstColumn="0" w:firstRowLastColumn="0" w:lastRowFirstColumn="0" w:lastRowLastColumn="0"/>
               <w:rPr>
                 <w:rFonts w:ascii="Times New Roman" w:eastAsia="Times New Roman" w:hAnsi="Times New Roman" w:cs="Times New Roman"/>
                 <w:sz w:val="24"/>
@@ -23445,6 +23917,7 @@
           </w:tcPr>
           <w:p>
             <w:pPr>
+              <w:jc w:val="center"/>
               <w:cnfStyle w:val="000000100000" w:firstRow="0" w:lastRow="0" w:firstColumn="0" w:lastColumn="0" w:oddVBand="0" w:evenVBand="0" w:oddHBand="1" w:evenHBand="0" w:firstRowFirstColumn="0" w:firstRowLastColumn="0" w:lastRowFirstColumn="0" w:lastRowLastColumn="0"/>
               <w:rPr>
                 <w:rFonts w:ascii="Times New Roman" w:eastAsia="Times New Roman" w:hAnsi="Times New Roman" w:cs="Times New Roman"/>
@@ -23470,10 +23943,26 @@
           <w:tcPr>
             <w:cnfStyle w:val="001000000000" w:firstRow="0" w:lastRow="0" w:firstColumn="1" w:lastColumn="0" w:oddVBand="0" w:evenVBand="0" w:oddHBand="0" w:evenHBand="0" w:firstRowFirstColumn="0" w:firstRowLastColumn="0" w:lastRowFirstColumn="0" w:lastRowLastColumn="0"/>
             <w:tcW w:w="0" w:type="auto"/>
-            <w:hideMark/>
-          </w:tcPr>
-          <w:p>
-            <w:pPr>
+          </w:tcPr>
+          <w:p>
+            <w:pPr>
+              <w:rPr>
+                <w:rFonts w:ascii="Courier New" w:eastAsia="Times New Roman" w:hAnsi="Courier New" w:cs="Courier New"/>
+                <w:sz w:val="20"/>
+                <w:szCs w:val="20"/>
+                <w:lang w:eastAsia="en-IN"/>
+              </w:rPr>
+            </w:pPr>
+          </w:p>
+        </w:tc>
+        <w:tc>
+          <w:tcPr>
+            <w:tcW w:w="0" w:type="auto"/>
+            <w:hideMark/>
+          </w:tcPr>
+          <w:p>
+            <w:pPr>
+              <w:cnfStyle w:val="000000000000" w:firstRow="0" w:lastRow="0" w:firstColumn="0" w:lastColumn="0" w:oddVBand="0" w:evenVBand="0" w:oddHBand="0" w:evenHBand="0" w:firstRowFirstColumn="0" w:firstRowLastColumn="0" w:lastRowFirstColumn="0" w:lastRowLastColumn="0"/>
               <w:rPr>
                 <w:rFonts w:ascii="Times New Roman" w:eastAsia="Times New Roman" w:hAnsi="Times New Roman" w:cs="Times New Roman"/>
                 <w:sz w:val="24"/>
@@ -23499,6 +23988,7 @@
           </w:tcPr>
           <w:p>
             <w:pPr>
+              <w:jc w:val="center"/>
               <w:cnfStyle w:val="000000000000" w:firstRow="0" w:lastRow="0" w:firstColumn="0" w:lastColumn="0" w:oddVBand="0" w:evenVBand="0" w:oddHBand="0" w:evenHBand="0" w:firstRowFirstColumn="0" w:firstRowLastColumn="0" w:lastRowFirstColumn="0" w:lastRowLastColumn="0"/>
               <w:rPr>
                 <w:rFonts w:ascii="Times New Roman" w:eastAsia="Times New Roman" w:hAnsi="Times New Roman" w:cs="Times New Roman"/>
@@ -23527,10 +24017,26 @@
           <w:tcPr>
             <w:cnfStyle w:val="001000000000" w:firstRow="0" w:lastRow="0" w:firstColumn="1" w:lastColumn="0" w:oddVBand="0" w:evenVBand="0" w:oddHBand="0" w:evenHBand="0" w:firstRowFirstColumn="0" w:firstRowLastColumn="0" w:lastRowFirstColumn="0" w:lastRowLastColumn="0"/>
             <w:tcW w:w="0" w:type="auto"/>
-            <w:hideMark/>
-          </w:tcPr>
-          <w:p>
-            <w:pPr>
+          </w:tcPr>
+          <w:p>
+            <w:pPr>
+              <w:rPr>
+                <w:rFonts w:ascii="Courier New" w:eastAsia="Times New Roman" w:hAnsi="Courier New" w:cs="Courier New"/>
+                <w:sz w:val="20"/>
+                <w:szCs w:val="20"/>
+                <w:lang w:eastAsia="en-IN"/>
+              </w:rPr>
+            </w:pPr>
+          </w:p>
+        </w:tc>
+        <w:tc>
+          <w:tcPr>
+            <w:tcW w:w="0" w:type="auto"/>
+            <w:hideMark/>
+          </w:tcPr>
+          <w:p>
+            <w:pPr>
+              <w:cnfStyle w:val="000000100000" w:firstRow="0" w:lastRow="0" w:firstColumn="0" w:lastColumn="0" w:oddVBand="0" w:evenVBand="0" w:oddHBand="1" w:evenHBand="0" w:firstRowFirstColumn="0" w:firstRowLastColumn="0" w:lastRowFirstColumn="0" w:lastRowLastColumn="0"/>
               <w:rPr>
                 <w:rFonts w:ascii="Times New Roman" w:eastAsia="Times New Roman" w:hAnsi="Times New Roman" w:cs="Times New Roman"/>
                 <w:sz w:val="24"/>
@@ -23556,6 +24062,7 @@
           </w:tcPr>
           <w:p>
             <w:pPr>
+              <w:jc w:val="center"/>
               <w:cnfStyle w:val="000000100000" w:firstRow="0" w:lastRow="0" w:firstColumn="0" w:lastColumn="0" w:oddVBand="0" w:evenVBand="0" w:oddHBand="1" w:evenHBand="0" w:firstRowFirstColumn="0" w:firstRowLastColumn="0" w:lastRowFirstColumn="0" w:lastRowLastColumn="0"/>
               <w:rPr>
                 <w:rFonts w:ascii="Times New Roman" w:eastAsia="Times New Roman" w:hAnsi="Times New Roman" w:cs="Times New Roman"/>
@@ -32137,4 +32644,16 @@
     </a:ext>
   </a:extLst>
 </a:theme>
+</file>
+
+<file path=customXml/item1.xml><?xml version="1.0" encoding="utf-8"?>
+<b:Sources xmlns:b="http://schemas.openxmlformats.org/officeDocument/2006/bibliography" xmlns="http://schemas.openxmlformats.org/officeDocument/2006/bibliography" SelectedStyle="\APASixthEditionOfficeOnline.xsl" StyleName="APA" Version="6"/>
+</file>
+
+<file path=customXml/itemProps1.xml><?xml version="1.0" encoding="utf-8"?>
+<ds:datastoreItem xmlns:ds="http://schemas.openxmlformats.org/officeDocument/2006/customXml" ds:itemID="{2DAF4C7D-EFB5-469F-A758-C88E9BFF11A5}">
+  <ds:schemaRefs>
+    <ds:schemaRef ds:uri="http://schemas.openxmlformats.org/officeDocument/2006/bibliography"/>
+  </ds:schemaRefs>
+</ds:datastoreItem>
 </file>
--- a/Advance_Python/Advance Python.docx
+++ b/Advance_Python/Advance Python.docx
@@ -621,7 +621,7 @@
           <w:bCs/>
         </w:rPr>
         <w:pict w14:anchorId="30D55F82">
-          <v:rect id="_x0000_i1031" style="width:0;height:1.5pt" o:hralign="center" o:hrstd="t" o:hr="t" fillcolor="#a0a0a0" stroked="f"/>
+          <v:rect id="_x0000_i1025" style="width:0;height:1.5pt" o:hralign="center" o:hrstd="t" o:hr="t" fillcolor="#a0a0a0" stroked="f"/>
         </w:pict>
       </w:r>
     </w:p>
@@ -1109,7 +1109,7 @@
     <w:p>
       <w:r>
         <w:pict w14:anchorId="4C6EFCE4">
-          <v:rect id="_x0000_i1051" style="width:0;height:1.5pt" o:hralign="center" o:hrstd="t" o:hr="t" fillcolor="#a0a0a0" stroked="f"/>
+          <v:rect id="_x0000_i1026" style="width:0;height:1.5pt" o:hralign="center" o:hrstd="t" o:hr="t" fillcolor="#a0a0a0" stroked="f"/>
         </w:pict>
       </w:r>
     </w:p>
@@ -1267,7 +1267,7 @@
     <w:p>
       <w:r>
         <w:pict w14:anchorId="07DD5A87">
-          <v:rect id="_x0000_i1059" style="width:0;height:1.5pt" o:hralign="center" o:hrstd="t" o:hr="t" fillcolor="#a0a0a0" stroked="f"/>
+          <v:rect id="_x0000_i1027" style="width:0;height:1.5pt" o:hralign="center" o:hrstd="t" o:hr="t" fillcolor="#a0a0a0" stroked="f"/>
         </w:pict>
       </w:r>
     </w:p>
@@ -1634,7 +1634,7 @@
     <w:p>
       <w:r>
         <w:pict w14:anchorId="3A83388D">
-          <v:rect id="_x0000_i1415" style="width:0;height:1.5pt" o:hralign="center" o:hrstd="t" o:hr="t" fillcolor="#a0a0a0" stroked="f"/>
+          <v:rect id="_x0000_i1028" style="width:0;height:1.5pt" o:hralign="center" o:hrstd="t" o:hr="t" fillcolor="#a0a0a0" stroked="f"/>
         </w:pict>
       </w:r>
     </w:p>
@@ -2142,7 +2142,7 @@
     <w:p>
       <w:r>
         <w:pict w14:anchorId="17D52358">
-          <v:rect id="_x0000_i1417" style="width:0;height:1.5pt" o:hralign="center" o:hrstd="t" o:hr="t" fillcolor="#a0a0a0" stroked="f"/>
+          <v:rect id="_x0000_i1029" style="width:0;height:1.5pt" o:hralign="center" o:hrstd="t" o:hr="t" fillcolor="#a0a0a0" stroked="f"/>
         </w:pict>
       </w:r>
     </w:p>
@@ -2527,7 +2527,7 @@
     <w:p>
       <w:r>
         <w:pict w14:anchorId="77891EA1">
-          <v:rect id="_x0000_i1421" style="width:0;height:1.5pt" o:hralign="center" o:hrstd="t" o:hr="t" fillcolor="#a0a0a0" stroked="f"/>
+          <v:rect id="_x0000_i1030" style="width:0;height:1.5pt" o:hralign="center" o:hrstd="t" o:hr="t" fillcolor="#a0a0a0" stroked="f"/>
         </w:pict>
       </w:r>
     </w:p>
@@ -2554,7 +2554,7 @@
     <w:p>
       <w:r>
         <w:pict w14:anchorId="6268F887">
-          <v:rect id="_x0000_i1422" style="width:0;height:1.5pt" o:hralign="center" o:hrstd="t" o:hr="t" fillcolor="#a0a0a0" stroked="f"/>
+          <v:rect id="_x0000_i1031" style="width:0;height:1.5pt" o:hralign="center" o:hrstd="t" o:hr="t" fillcolor="#a0a0a0" stroked="f"/>
         </w:pict>
       </w:r>
     </w:p>
@@ -2734,7 +2734,7 @@
     <w:p>
       <w:r>
         <w:pict w14:anchorId="70133E90">
-          <v:rect id="_x0000_i1423" style="width:0;height:1.5pt" o:hralign="center" o:hrstd="t" o:hr="t" fillcolor="#a0a0a0" stroked="f"/>
+          <v:rect id="_x0000_i1032" style="width:0;height:1.5pt" o:hralign="center" o:hrstd="t" o:hr="t" fillcolor="#a0a0a0" stroked="f"/>
         </w:pict>
       </w:r>
     </w:p>
@@ -3082,7 +3082,7 @@
     <w:p>
       <w:r>
         <w:pict w14:anchorId="2D540D41">
-          <v:rect id="_x0000_i1424" style="width:0;height:1.5pt" o:hralign="center" o:hrstd="t" o:hr="t" fillcolor="#a0a0a0" stroked="f"/>
+          <v:rect id="_x0000_i1033" style="width:0;height:1.5pt" o:hralign="center" o:hrstd="t" o:hr="t" fillcolor="#a0a0a0" stroked="f"/>
         </w:pict>
       </w:r>
     </w:p>
@@ -3318,7 +3318,7 @@
     <w:p>
       <w:r>
         <w:pict w14:anchorId="0C8D42AB">
-          <v:rect id="_x0000_i1425" style="width:0;height:1.5pt" o:hralign="center" o:hrstd="t" o:hr="t" fillcolor="#a0a0a0" stroked="f"/>
+          <v:rect id="_x0000_i1034" style="width:0;height:1.5pt" o:hralign="center" o:hrstd="t" o:hr="t" fillcolor="#a0a0a0" stroked="f"/>
         </w:pict>
       </w:r>
     </w:p>
@@ -3365,7 +3365,7 @@
     <w:p>
       <w:r>
         <w:pict w14:anchorId="22435B9C">
-          <v:rect id="_x0000_i1426" style="width:0;height:1.5pt" o:hralign="center" o:hrstd="t" o:hr="t" fillcolor="#a0a0a0" stroked="f"/>
+          <v:rect id="_x0000_i1035" style="width:0;height:1.5pt" o:hralign="center" o:hrstd="t" o:hr="t" fillcolor="#a0a0a0" stroked="f"/>
         </w:pict>
       </w:r>
     </w:p>
@@ -3397,7 +3397,7 @@
     <w:p>
       <w:r>
         <w:pict w14:anchorId="0D1E4013">
-          <v:rect id="_x0000_i1427" style="width:0;height:1.5pt" o:hralign="center" o:hrstd="t" o:hr="t" fillcolor="#a0a0a0" stroked="f"/>
+          <v:rect id="_x0000_i1036" style="width:0;height:1.5pt" o:hralign="center" o:hrstd="t" o:hr="t" fillcolor="#a0a0a0" stroked="f"/>
         </w:pict>
       </w:r>
     </w:p>
@@ -3655,7 +3655,7 @@
     <w:p>
       <w:r>
         <w:pict w14:anchorId="1FF6DD82">
-          <v:rect id="_x0000_i1429" style="width:0;height:1.5pt" o:hralign="center" o:hrstd="t" o:hr="t" fillcolor="#a0a0a0" stroked="f"/>
+          <v:rect id="_x0000_i1037" style="width:0;height:1.5pt" o:hralign="center" o:hrstd="t" o:hr="t" fillcolor="#a0a0a0" stroked="f"/>
         </w:pict>
       </w:r>
     </w:p>
@@ -3953,7 +3953,7 @@
     <w:p>
       <w:r>
         <w:pict w14:anchorId="5C9C899C">
-          <v:rect id="_x0000_i1430" style="width:0;height:1.5pt" o:hralign="center" o:hrstd="t" o:hr="t" fillcolor="#a0a0a0" stroked="f"/>
+          <v:rect id="_x0000_i1038" style="width:0;height:1.5pt" o:hralign="center" o:hrstd="t" o:hr="t" fillcolor="#a0a0a0" stroked="f"/>
         </w:pict>
       </w:r>
     </w:p>
@@ -4156,7 +4156,7 @@
     <w:p>
       <w:r>
         <w:pict w14:anchorId="2A25BF05">
-          <v:rect id="_x0000_i1512" style="width:0;height:1.5pt" o:hralign="center" o:hrstd="t" o:hr="t" fillcolor="#a0a0a0" stroked="f"/>
+          <v:rect id="_x0000_i1039" style="width:0;height:1.5pt" o:hralign="center" o:hrstd="t" o:hr="t" fillcolor="#a0a0a0" stroked="f"/>
         </w:pict>
       </w:r>
     </w:p>
@@ -4423,7 +4423,7 @@
     <w:p>
       <w:r>
         <w:pict w14:anchorId="051DF996">
-          <v:rect id="_x0000_i1513" style="width:0;height:1.5pt" o:hralign="center" o:hrstd="t" o:hr="t" fillcolor="#a0a0a0" stroked="f"/>
+          <v:rect id="_x0000_i1040" style="width:0;height:1.5pt" o:hralign="center" o:hrstd="t" o:hr="t" fillcolor="#a0a0a0" stroked="f"/>
         </w:pict>
       </w:r>
     </w:p>
@@ -4517,7 +4517,7 @@
     <w:p>
       <w:r>
         <w:pict w14:anchorId="69FCB001">
-          <v:rect id="_x0000_i1514" style="width:0;height:1.5pt" o:hralign="center" o:hrstd="t" o:hr="t" fillcolor="#a0a0a0" stroked="f"/>
+          <v:rect id="_x0000_i1041" style="width:0;height:1.5pt" o:hralign="center" o:hrstd="t" o:hr="t" fillcolor="#a0a0a0" stroked="f"/>
         </w:pict>
       </w:r>
     </w:p>
@@ -4592,7 +4592,7 @@
     <w:p>
       <w:r>
         <w:pict w14:anchorId="1DF8FF44">
-          <v:rect id="_x0000_i1515" style="width:0;height:1.5pt" o:hralign="center" o:hrstd="t" o:hr="t" fillcolor="#a0a0a0" stroked="f"/>
+          <v:rect id="_x0000_i1042" style="width:0;height:1.5pt" o:hralign="center" o:hrstd="t" o:hr="t" fillcolor="#a0a0a0" stroked="f"/>
         </w:pict>
       </w:r>
     </w:p>
@@ -4879,7 +4879,7 @@
     <w:p>
       <w:r>
         <w:pict w14:anchorId="74659291">
-          <v:rect id="_x0000_i1516" style="width:0;height:1.5pt" o:hralign="center" o:hrstd="t" o:hr="t" fillcolor="#a0a0a0" stroked="f"/>
+          <v:rect id="_x0000_i1043" style="width:0;height:1.5pt" o:hralign="center" o:hrstd="t" o:hr="t" fillcolor="#a0a0a0" stroked="f"/>
         </w:pict>
       </w:r>
     </w:p>
@@ -4944,7 +4944,7 @@
     <w:p>
       <w:r>
         <w:pict w14:anchorId="77B4ADB9">
-          <v:rect id="_x0000_i1517" style="width:0;height:1.5pt" o:hralign="center" o:hrstd="t" o:hr="t" fillcolor="#a0a0a0" stroked="f"/>
+          <v:rect id="_x0000_i1044" style="width:0;height:1.5pt" o:hralign="center" o:hrstd="t" o:hr="t" fillcolor="#a0a0a0" stroked="f"/>
         </w:pict>
       </w:r>
     </w:p>
@@ -5165,7 +5165,7 @@
     <w:p>
       <w:r>
         <w:pict w14:anchorId="69798585">
-          <v:rect id="_x0000_i1518" style="width:0;height:1.5pt" o:hralign="center" o:hrstd="t" o:hr="t" fillcolor="#a0a0a0" stroked="f"/>
+          <v:rect id="_x0000_i1045" style="width:0;height:1.5pt" o:hralign="center" o:hrstd="t" o:hr="t" fillcolor="#a0a0a0" stroked="f"/>
         </w:pict>
       </w:r>
     </w:p>
@@ -5966,7 +5966,7 @@
     <w:p>
       <w:r>
         <w:pict w14:anchorId="7488FF75">
-          <v:rect id="_x0000_i1556" style="width:0;height:1.5pt" o:hralign="center" o:hrstd="t" o:hr="t" fillcolor="#a0a0a0" stroked="f"/>
+          <v:rect id="_x0000_i1046" style="width:0;height:1.5pt" o:hralign="center" o:hrstd="t" o:hr="t" fillcolor="#a0a0a0" stroked="f"/>
         </w:pict>
       </w:r>
     </w:p>
@@ -6864,7 +6864,7 @@
     <w:p>
       <w:r>
         <w:pict w14:anchorId="138136A9">
-          <v:rect id="_x0000_i1582" style="width:0;height:1.5pt" o:hralign="center" o:hrstd="t" o:hr="t" fillcolor="#a0a0a0" stroked="f"/>
+          <v:rect id="_x0000_i1047" style="width:0;height:1.5pt" o:hralign="center" o:hrstd="t" o:hr="t" fillcolor="#a0a0a0" stroked="f"/>
         </w:pict>
       </w:r>
     </w:p>
@@ -7327,7 +7327,7 @@
     <w:p>
       <w:r>
         <w:pict w14:anchorId="70580BE9">
-          <v:rect id="_x0000_i1590" style="width:0;height:1.5pt" o:hralign="center" o:hrstd="t" o:hr="t" fillcolor="#a0a0a0" stroked="f"/>
+          <v:rect id="_x0000_i1048" style="width:0;height:1.5pt" o:hralign="center" o:hrstd="t" o:hr="t" fillcolor="#a0a0a0" stroked="f"/>
         </w:pict>
       </w:r>
     </w:p>
@@ -7734,7 +7734,7 @@
     <w:p>
       <w:r>
         <w:pict w14:anchorId="4BA009B3">
-          <v:rect id="_x0000_i1616" style="width:0;height:1.5pt" o:hralign="center" o:hrstd="t" o:hr="t" fillcolor="#a0a0a0" stroked="f"/>
+          <v:rect id="_x0000_i1049" style="width:0;height:1.5pt" o:hralign="center" o:hrstd="t" o:hr="t" fillcolor="#a0a0a0" stroked="f"/>
         </w:pict>
       </w:r>
     </w:p>
@@ -7961,7 +7961,7 @@
     <w:p>
       <w:r>
         <w:pict w14:anchorId="55A100ED">
-          <v:rect id="_x0000_i1617" style="width:0;height:1.5pt" o:hralign="center" o:hrstd="t" o:hr="t" fillcolor="#a0a0a0" stroked="f"/>
+          <v:rect id="_x0000_i1050" style="width:0;height:1.5pt" o:hralign="center" o:hrstd="t" o:hr="t" fillcolor="#a0a0a0" stroked="f"/>
         </w:pict>
       </w:r>
     </w:p>
@@ -8199,7 +8199,7 @@
     <w:p>
       <w:r>
         <w:pict w14:anchorId="1CAD6954">
-          <v:rect id="_x0000_i1618" style="width:0;height:1.5pt" o:hralign="center" o:hrstd="t" o:hr="t" fillcolor="#a0a0a0" stroked="f"/>
+          <v:rect id="_x0000_i1051" style="width:0;height:1.5pt" o:hralign="center" o:hrstd="t" o:hr="t" fillcolor="#a0a0a0" stroked="f"/>
         </w:pict>
       </w:r>
     </w:p>
@@ -8270,7 +8270,7 @@
     <w:p>
       <w:r>
         <w:pict w14:anchorId="43AE7E34">
-          <v:rect id="_x0000_i1619" style="width:0;height:1.5pt" o:hralign="center" o:hrstd="t" o:hr="t" fillcolor="#a0a0a0" stroked="f"/>
+          <v:rect id="_x0000_i1052" style="width:0;height:1.5pt" o:hralign="center" o:hrstd="t" o:hr="t" fillcolor="#a0a0a0" stroked="f"/>
         </w:pict>
       </w:r>
     </w:p>
@@ -8341,7 +8341,7 @@
     <w:p>
       <w:r>
         <w:pict w14:anchorId="3B9B7E09">
-          <v:rect id="_x0000_i1696" style="width:0;height:1.5pt" o:hralign="center" o:hrstd="t" o:hr="t" fillcolor="#a0a0a0" stroked="f"/>
+          <v:rect id="_x0000_i1053" style="width:0;height:1.5pt" o:hralign="center" o:hrstd="t" o:hr="t" fillcolor="#a0a0a0" stroked="f"/>
         </w:pict>
       </w:r>
     </w:p>
@@ -8578,7 +8578,7 @@
     <w:p>
       <w:r>
         <w:pict w14:anchorId="573F0240">
-          <v:rect id="_x0000_i1697" style="width:0;height:1.5pt" o:hralign="center" o:hrstd="t" o:hr="t" fillcolor="#a0a0a0" stroked="f"/>
+          <v:rect id="_x0000_i1054" style="width:0;height:1.5pt" o:hralign="center" o:hrstd="t" o:hr="t" fillcolor="#a0a0a0" stroked="f"/>
         </w:pict>
       </w:r>
     </w:p>
@@ -8831,7 +8831,7 @@
     <w:p>
       <w:r>
         <w:pict w14:anchorId="27462911">
-          <v:rect id="_x0000_i1698" style="width:0;height:1.5pt" o:hralign="center" o:hrstd="t" o:hr="t" fillcolor="#a0a0a0" stroked="f"/>
+          <v:rect id="_x0000_i1055" style="width:0;height:1.5pt" o:hralign="center" o:hrstd="t" o:hr="t" fillcolor="#a0a0a0" stroked="f"/>
         </w:pict>
       </w:r>
     </w:p>
@@ -8896,7 +8896,7 @@
     <w:p>
       <w:r>
         <w:pict w14:anchorId="49A24685">
-          <v:rect id="_x0000_i1699" style="width:0;height:1.5pt" o:hralign="center" o:hrstd="t" o:hr="t" fillcolor="#a0a0a0" stroked="f"/>
+          <v:rect id="_x0000_i1056" style="width:0;height:1.5pt" o:hralign="center" o:hrstd="t" o:hr="t" fillcolor="#a0a0a0" stroked="f"/>
         </w:pict>
       </w:r>
     </w:p>
@@ -9261,7 +9261,7 @@
     <w:p>
       <w:r>
         <w:pict w14:anchorId="717831E2">
-          <v:rect id="_x0000_i1700" style="width:0;height:1.5pt" o:hralign="center" o:hrstd="t" o:hr="t" fillcolor="#a0a0a0" stroked="f"/>
+          <v:rect id="_x0000_i1057" style="width:0;height:1.5pt" o:hralign="center" o:hrstd="t" o:hr="t" fillcolor="#a0a0a0" stroked="f"/>
         </w:pict>
       </w:r>
     </w:p>
@@ -9432,7 +9432,7 @@
     <w:p>
       <w:r>
         <w:pict w14:anchorId="2B1E9594">
-          <v:rect id="_x0000_i1701" style="width:0;height:1.5pt" o:hralign="center" o:hrstd="t" o:hr="t" fillcolor="#a0a0a0" stroked="f"/>
+          <v:rect id="_x0000_i1058" style="width:0;height:1.5pt" o:hralign="center" o:hrstd="t" o:hr="t" fillcolor="#a0a0a0" stroked="f"/>
         </w:pict>
       </w:r>
     </w:p>
@@ -9730,7 +9730,7 @@
     <w:p>
       <w:r>
         <w:pict w14:anchorId="4F5D0696">
-          <v:rect id="_x0000_i1702" style="width:0;height:1.5pt" o:hralign="center" o:hrstd="t" o:hr="t" fillcolor="#a0a0a0" stroked="f"/>
+          <v:rect id="_x0000_i1059" style="width:0;height:1.5pt" o:hralign="center" o:hrstd="t" o:hr="t" fillcolor="#a0a0a0" stroked="f"/>
         </w:pict>
       </w:r>
     </w:p>
@@ -9948,7 +9948,7 @@
     <w:p>
       <w:r>
         <w:pict w14:anchorId="3ED28EB2">
-          <v:rect id="_x0000_i1703" style="width:0;height:1.5pt" o:hralign="center" o:hrstd="t" o:hr="t" fillcolor="#a0a0a0" stroked="f"/>
+          <v:rect id="_x0000_i1060" style="width:0;height:1.5pt" o:hralign="center" o:hrstd="t" o:hr="t" fillcolor="#a0a0a0" stroked="f"/>
         </w:pict>
       </w:r>
     </w:p>
@@ -10115,7 +10115,7 @@
     <w:p>
       <w:r>
         <w:pict w14:anchorId="2EB91337">
-          <v:rect id="_x0000_i1704" style="width:0;height:1.5pt" o:hralign="center" o:hrstd="t" o:hr="t" fillcolor="#a0a0a0" stroked="f"/>
+          <v:rect id="_x0000_i1061" style="width:0;height:1.5pt" o:hralign="center" o:hrstd="t" o:hr="t" fillcolor="#a0a0a0" stroked="f"/>
         </w:pict>
       </w:r>
     </w:p>
@@ -10328,7 +10328,7 @@
     <w:p>
       <w:r>
         <w:pict w14:anchorId="0D22E293">
-          <v:rect id="_x0000_i1705" style="width:0;height:1.5pt" o:hralign="center" o:hrstd="t" o:hr="t" fillcolor="#a0a0a0" stroked="f"/>
+          <v:rect id="_x0000_i1062" style="width:0;height:1.5pt" o:hralign="center" o:hrstd="t" o:hr="t" fillcolor="#a0a0a0" stroked="f"/>
         </w:pict>
       </w:r>
     </w:p>
@@ -10565,7 +10565,7 @@
     <w:p>
       <w:r>
         <w:pict w14:anchorId="0E5AE0B8">
-          <v:rect id="_x0000_i1706" style="width:0;height:1.5pt" o:hralign="center" o:hrstd="t" o:hr="t" fillcolor="#a0a0a0" stroked="f"/>
+          <v:rect id="_x0000_i1063" style="width:0;height:1.5pt" o:hralign="center" o:hrstd="t" o:hr="t" fillcolor="#a0a0a0" stroked="f"/>
         </w:pict>
       </w:r>
     </w:p>
@@ -10843,7 +10843,7 @@
     <w:p>
       <w:r>
         <w:pict w14:anchorId="4F6BB8FA">
-          <v:rect id="_x0000_i1707" style="width:0;height:1.5pt" o:hralign="center" o:hrstd="t" o:hr="t" fillcolor="#a0a0a0" stroked="f"/>
+          <v:rect id="_x0000_i1064" style="width:0;height:1.5pt" o:hralign="center" o:hrstd="t" o:hr="t" fillcolor="#a0a0a0" stroked="f"/>
         </w:pict>
       </w:r>
     </w:p>
@@ -11000,7 +11000,7 @@
     <w:p>
       <w:r>
         <w:pict w14:anchorId="30431CDC">
-          <v:rect id="_x0000_i1828" style="width:0;height:1.5pt" o:hralign="center" o:hrstd="t" o:hr="t" fillcolor="#a0a0a0" stroked="f"/>
+          <v:rect id="_x0000_i1065" style="width:0;height:1.5pt" o:hralign="center" o:hrstd="t" o:hr="t" fillcolor="#a0a0a0" stroked="f"/>
         </w:pict>
       </w:r>
     </w:p>
@@ -11245,7 +11245,7 @@
     <w:p>
       <w:r>
         <w:pict w14:anchorId="19B6FE4A">
-          <v:rect id="_x0000_i1829" style="width:0;height:1.5pt" o:hralign="center" o:hrstd="t" o:hr="t" fillcolor="#a0a0a0" stroked="f"/>
+          <v:rect id="_x0000_i1066" style="width:0;height:1.5pt" o:hralign="center" o:hrstd="t" o:hr="t" fillcolor="#a0a0a0" stroked="f"/>
         </w:pict>
       </w:r>
     </w:p>
@@ -11335,7 +11335,7 @@
     <w:p>
       <w:r>
         <w:pict w14:anchorId="1C46129C">
-          <v:rect id="_x0000_i1830" style="width:0;height:1.5pt" o:hralign="center" o:hrstd="t" o:hr="t" fillcolor="#a0a0a0" stroked="f"/>
+          <v:rect id="_x0000_i1067" style="width:0;height:1.5pt" o:hralign="center" o:hrstd="t" o:hr="t" fillcolor="#a0a0a0" stroked="f"/>
         </w:pict>
       </w:r>
     </w:p>
@@ -11406,7 +11406,7 @@
     <w:p>
       <w:r>
         <w:pict w14:anchorId="4744A737">
-          <v:rect id="_x0000_i1831" style="width:0;height:1.5pt" o:hralign="center" o:hrstd="t" o:hr="t" fillcolor="#a0a0a0" stroked="f"/>
+          <v:rect id="_x0000_i1068" style="width:0;height:1.5pt" o:hralign="center" o:hrstd="t" o:hr="t" fillcolor="#a0a0a0" stroked="f"/>
         </w:pict>
       </w:r>
     </w:p>
@@ -11677,7 +11677,7 @@
     <w:p>
       <w:r>
         <w:pict w14:anchorId="2FCFB9D4">
-          <v:rect id="_x0000_i1832" style="width:0;height:1.5pt" o:hralign="center" o:hrstd="t" o:hr="t" fillcolor="#a0a0a0" stroked="f"/>
+          <v:rect id="_x0000_i1069" style="width:0;height:1.5pt" o:hralign="center" o:hrstd="t" o:hr="t" fillcolor="#a0a0a0" stroked="f"/>
         </w:pict>
       </w:r>
     </w:p>
@@ -11859,7 +11859,7 @@
     <w:p>
       <w:r>
         <w:pict w14:anchorId="4F18D37B">
-          <v:rect id="_x0000_i1833" style="width:0;height:1.5pt" o:hralign="center" o:hrstd="t" o:hr="t" fillcolor="#a0a0a0" stroked="f"/>
+          <v:rect id="_x0000_i1070" style="width:0;height:1.5pt" o:hralign="center" o:hrstd="t" o:hr="t" fillcolor="#a0a0a0" stroked="f"/>
         </w:pict>
       </w:r>
     </w:p>
@@ -12324,7 +12324,7 @@
     <w:p>
       <w:r>
         <w:pict w14:anchorId="0675EAE2">
-          <v:rect id="_x0000_i1834" style="width:0;height:1.5pt" o:hralign="center" o:hrstd="t" o:hr="t" fillcolor="#a0a0a0" stroked="f"/>
+          <v:rect id="_x0000_i1071" style="width:0;height:1.5pt" o:hralign="center" o:hrstd="t" o:hr="t" fillcolor="#a0a0a0" stroked="f"/>
         </w:pict>
       </w:r>
     </w:p>
@@ -12501,7 +12501,7 @@
     <w:p>
       <w:r>
         <w:pict w14:anchorId="74C0815E">
-          <v:rect id="_x0000_i1835" style="width:0;height:1.5pt" o:hralign="center" o:hrstd="t" o:hr="t" fillcolor="#a0a0a0" stroked="f"/>
+          <v:rect id="_x0000_i1072" style="width:0;height:1.5pt" o:hralign="center" o:hrstd="t" o:hr="t" fillcolor="#a0a0a0" stroked="f"/>
         </w:pict>
       </w:r>
     </w:p>
@@ -12630,7 +12630,7 @@
     <w:p>
       <w:r>
         <w:pict w14:anchorId="182FE5DE">
-          <v:rect id="_x0000_i1836" style="width:0;height:1.5pt" o:hralign="center" o:hrstd="t" o:hr="t" fillcolor="#a0a0a0" stroked="f"/>
+          <v:rect id="_x0000_i1073" style="width:0;height:1.5pt" o:hralign="center" o:hrstd="t" o:hr="t" fillcolor="#a0a0a0" stroked="f"/>
         </w:pict>
       </w:r>
     </w:p>
@@ -12792,7 +12792,7 @@
     <w:p>
       <w:r>
         <w:pict w14:anchorId="00922CBA">
-          <v:rect id="_x0000_i1837" style="width:0;height:1.5pt" o:hralign="center" o:hrstd="t" o:hr="t" fillcolor="#a0a0a0" stroked="f"/>
+          <v:rect id="_x0000_i1074" style="width:0;height:1.5pt" o:hralign="center" o:hrstd="t" o:hr="t" fillcolor="#a0a0a0" stroked="f"/>
         </w:pict>
       </w:r>
     </w:p>
@@ -12922,7 +12922,7 @@
     <w:p>
       <w:r>
         <w:pict w14:anchorId="02CA7C18">
-          <v:rect id="_x0000_i1838" style="width:0;height:1.5pt" o:hralign="center" o:hrstd="t" o:hr="t" fillcolor="#a0a0a0" stroked="f"/>
+          <v:rect id="_x0000_i1075" style="width:0;height:1.5pt" o:hralign="center" o:hrstd="t" o:hr="t" fillcolor="#a0a0a0" stroked="f"/>
         </w:pict>
       </w:r>
     </w:p>
@@ -13022,7 +13022,7 @@
     <w:p>
       <w:r>
         <w:pict w14:anchorId="2D0751C1">
-          <v:rect id="_x0000_i1839" style="width:0;height:1.5pt" o:hralign="center" o:hrstd="t" o:hr="t" fillcolor="#a0a0a0" stroked="f"/>
+          <v:rect id="_x0000_i1076" style="width:0;height:1.5pt" o:hralign="center" o:hrstd="t" o:hr="t" fillcolor="#a0a0a0" stroked="f"/>
         </w:pict>
       </w:r>
     </w:p>
@@ -13204,7 +13204,7 @@
     <w:p>
       <w:r>
         <w:pict w14:anchorId="0CD81E76">
-          <v:rect id="_x0000_i1840" style="width:0;height:1.5pt" o:hralign="center" o:hrstd="t" o:hr="t" fillcolor="#a0a0a0" stroked="f"/>
+          <v:rect id="_x0000_i1077" style="width:0;height:1.5pt" o:hralign="center" o:hrstd="t" o:hr="t" fillcolor="#a0a0a0" stroked="f"/>
         </w:pict>
       </w:r>
     </w:p>
@@ -13386,7 +13386,7 @@
     <w:p>
       <w:r>
         <w:pict w14:anchorId="5A1548AE">
-          <v:rect id="_x0000_i1841" style="width:0;height:1.5pt" o:hralign="center" o:hrstd="t" o:hr="t" fillcolor="#a0a0a0" stroked="f"/>
+          <v:rect id="_x0000_i1078" style="width:0;height:1.5pt" o:hralign="center" o:hrstd="t" o:hr="t" fillcolor="#a0a0a0" stroked="f"/>
         </w:pict>
       </w:r>
     </w:p>
@@ -13497,7 +13497,7 @@
     <w:p>
       <w:r>
         <w:pict w14:anchorId="7D92190E">
-          <v:rect id="_x0000_i1842" style="width:0;height:1.5pt" o:hralign="center" o:hrstd="t" o:hr="t" fillcolor="#a0a0a0" stroked="f"/>
+          <v:rect id="_x0000_i1079" style="width:0;height:1.5pt" o:hralign="center" o:hrstd="t" o:hr="t" fillcolor="#a0a0a0" stroked="f"/>
         </w:pict>
       </w:r>
     </w:p>
@@ -13722,7 +13722,7 @@
     <w:p>
       <w:r>
         <w:pict w14:anchorId="68D82E83">
-          <v:rect id="_x0000_i1843" style="width:0;height:1.5pt" o:hralign="center" o:hrstd="t" o:hr="t" fillcolor="#a0a0a0" stroked="f"/>
+          <v:rect id="_x0000_i1080" style="width:0;height:1.5pt" o:hralign="center" o:hrstd="t" o:hr="t" fillcolor="#a0a0a0" stroked="f"/>
         </w:pict>
       </w:r>
     </w:p>
@@ -13953,7 +13953,7 @@
     <w:p>
       <w:r>
         <w:pict w14:anchorId="487D3E51">
-          <v:rect id="_x0000_i1844" style="width:0;height:1.5pt" o:hralign="center" o:hrstd="t" o:hr="t" fillcolor="#a0a0a0" stroked="f"/>
+          <v:rect id="_x0000_i1081" style="width:0;height:1.5pt" o:hralign="center" o:hrstd="t" o:hr="t" fillcolor="#a0a0a0" stroked="f"/>
         </w:pict>
       </w:r>
     </w:p>
@@ -14218,7 +14218,7 @@
     <w:p>
       <w:r>
         <w:pict w14:anchorId="24A14841">
-          <v:rect id="_x0000_i2033" style="width:0;height:1.5pt" o:hralign="center" o:hrstd="t" o:hr="t" fillcolor="#a0a0a0" stroked="f"/>
+          <v:rect id="_x0000_i1082" style="width:0;height:1.5pt" o:hralign="center" o:hrstd="t" o:hr="t" fillcolor="#a0a0a0" stroked="f"/>
         </w:pict>
       </w:r>
     </w:p>
@@ -14729,7 +14729,7 @@
     <w:p>
       <w:r>
         <w:pict w14:anchorId="5A5DA0BB">
-          <v:rect id="_x0000_i2034" style="width:0;height:1.5pt" o:hralign="center" o:hrstd="t" o:hr="t" fillcolor="#a0a0a0" stroked="f"/>
+          <v:rect id="_x0000_i1083" style="width:0;height:1.5pt" o:hralign="center" o:hrstd="t" o:hr="t" fillcolor="#a0a0a0" stroked="f"/>
         </w:pict>
       </w:r>
     </w:p>
@@ -14841,7 +14841,7 @@
     <w:p>
       <w:r>
         <w:pict w14:anchorId="54EC0BD6">
-          <v:rect id="_x0000_i2035" style="width:0;height:1.5pt" o:hralign="center" o:hrstd="t" o:hr="t" fillcolor="#a0a0a0" stroked="f"/>
+          <v:rect id="_x0000_i1084" style="width:0;height:1.5pt" o:hralign="center" o:hrstd="t" o:hr="t" fillcolor="#a0a0a0" stroked="f"/>
         </w:pict>
       </w:r>
     </w:p>
@@ -14948,7 +14948,7 @@
     <w:p>
       <w:r>
         <w:pict w14:anchorId="7E8EEBC7">
-          <v:rect id="_x0000_i2036" style="width:0;height:1.5pt" o:hralign="center" o:hrstd="t" o:hr="t" fillcolor="#a0a0a0" stroked="f"/>
+          <v:rect id="_x0000_i1085" style="width:0;height:1.5pt" o:hralign="center" o:hrstd="t" o:hr="t" fillcolor="#a0a0a0" stroked="f"/>
         </w:pict>
       </w:r>
     </w:p>
@@ -15445,7 +15445,7 @@
     <w:p>
       <w:r>
         <w:pict w14:anchorId="09CC5B44">
-          <v:rect id="_x0000_i2038" style="width:0;height:1.5pt" o:hralign="center" o:hrstd="t" o:hr="t" fillcolor="#a0a0a0" stroked="f"/>
+          <v:rect id="_x0000_i1086" style="width:0;height:1.5pt" o:hralign="center" o:hrstd="t" o:hr="t" fillcolor="#a0a0a0" stroked="f"/>
         </w:pict>
       </w:r>
     </w:p>
@@ -15467,7 +15467,7 @@
     <w:p>
       <w:r>
         <w:pict w14:anchorId="7FD5FB7E">
-          <v:rect id="_x0000_i2039" style="width:0;height:1.5pt" o:hralign="center" o:hrstd="t" o:hr="t" fillcolor="#a0a0a0" stroked="f"/>
+          <v:rect id="_x0000_i1087" style="width:0;height:1.5pt" o:hralign="center" o:hrstd="t" o:hr="t" fillcolor="#a0a0a0" stroked="f"/>
         </w:pict>
       </w:r>
     </w:p>
@@ -15526,7 +15526,7 @@
     <w:p>
       <w:r>
         <w:pict w14:anchorId="4F1E0F07">
-          <v:rect id="_x0000_i2040" style="width:0;height:1.5pt" o:hralign="center" o:hrstd="t" o:hr="t" fillcolor="#a0a0a0" stroked="f"/>
+          <v:rect id="_x0000_i1088" style="width:0;height:1.5pt" o:hralign="center" o:hrstd="t" o:hr="t" fillcolor="#a0a0a0" stroked="f"/>
         </w:pict>
       </w:r>
     </w:p>
@@ -15737,7 +15737,7 @@
     <w:p>
       <w:r>
         <w:pict w14:anchorId="4F335BEE">
-          <v:rect id="_x0000_i2041" style="width:0;height:1.5pt" o:hralign="center" o:hrstd="t" o:hr="t" fillcolor="#a0a0a0" stroked="f"/>
+          <v:rect id="_x0000_i1089" style="width:0;height:1.5pt" o:hralign="center" o:hrstd="t" o:hr="t" fillcolor="#a0a0a0" stroked="f"/>
         </w:pict>
       </w:r>
     </w:p>
@@ -15923,7 +15923,7 @@
     <w:p>
       <w:r>
         <w:pict w14:anchorId="005A91E1">
-          <v:rect id="_x0000_i2042" style="width:0;height:1.5pt" o:hralign="center" o:hrstd="t" o:hr="t" fillcolor="#a0a0a0" stroked="f"/>
+          <v:rect id="_x0000_i1090" style="width:0;height:1.5pt" o:hralign="center" o:hrstd="t" o:hr="t" fillcolor="#a0a0a0" stroked="f"/>
         </w:pict>
       </w:r>
     </w:p>
@@ -15997,7 +15997,7 @@
     <w:p>
       <w:r>
         <w:pict w14:anchorId="2D9B251A">
-          <v:rect id="_x0000_i2043" style="width:0;height:1.5pt" o:hralign="center" o:hrstd="t" o:hr="t" fillcolor="#a0a0a0" stroked="f"/>
+          <v:rect id="_x0000_i1091" style="width:0;height:1.5pt" o:hralign="center" o:hrstd="t" o:hr="t" fillcolor="#a0a0a0" stroked="f"/>
         </w:pict>
       </w:r>
     </w:p>
@@ -16132,7 +16132,7 @@
     <w:p>
       <w:r>
         <w:pict w14:anchorId="33EB3169">
-          <v:rect id="_x0000_i2044" style="width:0;height:1.5pt" o:hralign="center" o:hrstd="t" o:hr="t" fillcolor="#a0a0a0" stroked="f"/>
+          <v:rect id="_x0000_i1092" style="width:0;height:1.5pt" o:hralign="center" o:hrstd="t" o:hr="t" fillcolor="#a0a0a0" stroked="f"/>
         </w:pict>
       </w:r>
     </w:p>
@@ -16334,7 +16334,7 @@
     <w:p>
       <w:r>
         <w:pict w14:anchorId="60D35EA3">
-          <v:rect id="_x0000_i2045" style="width:0;height:1.5pt" o:hralign="center" o:hrstd="t" o:hr="t" fillcolor="#a0a0a0" stroked="f"/>
+          <v:rect id="_x0000_i1093" style="width:0;height:1.5pt" o:hralign="center" o:hrstd="t" o:hr="t" fillcolor="#a0a0a0" stroked="f"/>
         </w:pict>
       </w:r>
     </w:p>
@@ -16394,7 +16394,7 @@
     <w:p>
       <w:r>
         <w:pict w14:anchorId="27E276B9">
-          <v:rect id="_x0000_i2046" style="width:0;height:1.5pt" o:hralign="center" o:hrstd="t" o:hr="t" fillcolor="#a0a0a0" stroked="f"/>
+          <v:rect id="_x0000_i1094" style="width:0;height:1.5pt" o:hralign="center" o:hrstd="t" o:hr="t" fillcolor="#a0a0a0" stroked="f"/>
         </w:pict>
       </w:r>
     </w:p>
@@ -16456,7 +16456,7 @@
     <w:p>
       <w:r>
         <w:pict w14:anchorId="35F15313">
-          <v:rect id="_x0000_i2047" style="width:0;height:1.5pt" o:hralign="center" o:hrstd="t" o:hr="t" fillcolor="#a0a0a0" stroked="f"/>
+          <v:rect id="_x0000_i1095" style="width:0;height:1.5pt" o:hralign="center" o:hrstd="t" o:hr="t" fillcolor="#a0a0a0" stroked="f"/>
         </w:pict>
       </w:r>
     </w:p>
@@ -16659,7 +16659,7 @@
     <w:p>
       <w:r>
         <w:pict w14:anchorId="060CDEC4">
-          <v:rect id="_x0000_i2048" style="width:0;height:1.5pt" o:hralign="center" o:hrstd="t" o:hr="t" fillcolor="#a0a0a0" stroked="f"/>
+          <v:rect id="_x0000_i1096" style="width:0;height:1.5pt" o:hralign="center" o:hrstd="t" o:hr="t" fillcolor="#a0a0a0" stroked="f"/>
         </w:pict>
       </w:r>
     </w:p>
@@ -16901,7 +16901,7 @@
     <w:p>
       <w:r>
         <w:pict w14:anchorId="36CAB708">
-          <v:rect id="_x0000_i2049" style="width:0;height:1.5pt" o:hralign="center" o:hrstd="t" o:hr="t" fillcolor="#a0a0a0" stroked="f"/>
+          <v:rect id="_x0000_i1097" style="width:0;height:1.5pt" o:hralign="center" o:hrstd="t" o:hr="t" fillcolor="#a0a0a0" stroked="f"/>
         </w:pict>
       </w:r>
     </w:p>
@@ -16955,7 +16955,7 @@
     <w:p>
       <w:r>
         <w:pict w14:anchorId="19DC7FBB">
-          <v:rect id="_x0000_i2050" style="width:0;height:1.5pt" o:hralign="center" o:hrstd="t" o:hr="t" fillcolor="#a0a0a0" stroked="f"/>
+          <v:rect id="_x0000_i1098" style="width:0;height:1.5pt" o:hralign="center" o:hrstd="t" o:hr="t" fillcolor="#a0a0a0" stroked="f"/>
         </w:pict>
       </w:r>
     </w:p>
@@ -17178,7 +17178,7 @@
     <w:p>
       <w:r>
         <w:pict w14:anchorId="3B1CE9E6">
-          <v:rect id="_x0000_i2051" style="width:0;height:1.5pt" o:hralign="center" o:hrstd="t" o:hr="t" fillcolor="#a0a0a0" stroked="f"/>
+          <v:rect id="_x0000_i1099" style="width:0;height:1.5pt" o:hralign="center" o:hrstd="t" o:hr="t" fillcolor="#a0a0a0" stroked="f"/>
         </w:pict>
       </w:r>
     </w:p>
@@ -17345,7 +17345,7 @@
     <w:p>
       <w:r>
         <w:pict w14:anchorId="171094A3">
-          <v:rect id="_x0000_i2053" style="width:0;height:1.5pt" o:hralign="center" o:hrstd="t" o:hr="t" fillcolor="#a0a0a0" stroked="f"/>
+          <v:rect id="_x0000_i1100" style="width:0;height:1.5pt" o:hralign="center" o:hrstd="t" o:hr="t" fillcolor="#a0a0a0" stroked="f"/>
         </w:pict>
       </w:r>
     </w:p>
@@ -17388,7 +17388,7 @@
     <w:p>
       <w:r>
         <w:pict w14:anchorId="7222F625">
-          <v:rect id="_x0000_i2054" style="width:0;height:1.5pt" o:hralign="center" o:hrstd="t" o:hr="t" fillcolor="#a0a0a0" stroked="f"/>
+          <v:rect id="_x0000_i1101" style="width:0;height:1.5pt" o:hralign="center" o:hrstd="t" o:hr="t" fillcolor="#a0a0a0" stroked="f"/>
         </w:pict>
       </w:r>
     </w:p>
@@ -17431,7 +17431,7 @@
     <w:p>
       <w:r>
         <w:pict w14:anchorId="4249EDD7">
-          <v:rect id="_x0000_i2055" style="width:0;height:1.5pt" o:hralign="center" o:hrstd="t" o:hr="t" fillcolor="#a0a0a0" stroked="f"/>
+          <v:rect id="_x0000_i1102" style="width:0;height:1.5pt" o:hralign="center" o:hrstd="t" o:hr="t" fillcolor="#a0a0a0" stroked="f"/>
         </w:pict>
       </w:r>
     </w:p>
@@ -17474,7 +17474,7 @@
     <w:p>
       <w:r>
         <w:pict w14:anchorId="29362973">
-          <v:rect id="_x0000_i2056" style="width:0;height:1.5pt" o:hralign="center" o:hrstd="t" o:hr="t" fillcolor="#a0a0a0" stroked="f"/>
+          <v:rect id="_x0000_i1103" style="width:0;height:1.5pt" o:hralign="center" o:hrstd="t" o:hr="t" fillcolor="#a0a0a0" stroked="f"/>
         </w:pict>
       </w:r>
     </w:p>
@@ -17644,7 +17644,7 @@
     <w:p>
       <w:r>
         <w:pict w14:anchorId="1DE0DA2D">
-          <v:rect id="_x0000_i2057" style="width:0;height:1.5pt" o:hralign="center" o:hrstd="t" o:hr="t" fillcolor="#a0a0a0" stroked="f"/>
+          <v:rect id="_x0000_i1104" style="width:0;height:1.5pt" o:hralign="center" o:hrstd="t" o:hr="t" fillcolor="#a0a0a0" stroked="f"/>
         </w:pict>
       </w:r>
     </w:p>
@@ -17978,7 +17978,7 @@
     <w:p>
       <w:r>
         <w:pict w14:anchorId="561EA911">
-          <v:rect id="_x0000_i2058" style="width:0;height:1.5pt" o:hralign="center" o:hrstd="t" o:hr="t" fillcolor="#a0a0a0" stroked="f"/>
+          <v:rect id="_x0000_i1105" style="width:0;height:1.5pt" o:hralign="center" o:hrstd="t" o:hr="t" fillcolor="#a0a0a0" stroked="f"/>
         </w:pict>
       </w:r>
     </w:p>
@@ -18093,7 +18093,7 @@
     <w:p>
       <w:r>
         <w:pict w14:anchorId="7148DE45">
-          <v:rect id="_x0000_i2059" style="width:0;height:1.5pt" o:hralign="center" o:hrstd="t" o:hr="t" fillcolor="#a0a0a0" stroked="f"/>
+          <v:rect id="_x0000_i1106" style="width:0;height:1.5pt" o:hralign="center" o:hrstd="t" o:hr="t" fillcolor="#a0a0a0" stroked="f"/>
         </w:pict>
       </w:r>
     </w:p>
@@ -18330,7 +18330,7 @@
     <w:p>
       <w:r>
         <w:pict w14:anchorId="1383E8E4">
-          <v:rect id="_x0000_i2060" style="width:0;height:1.5pt" o:hralign="center" o:hrstd="t" o:hr="t" fillcolor="#a0a0a0" stroked="f"/>
+          <v:rect id="_x0000_i1107" style="width:0;height:1.5pt" o:hralign="center" o:hrstd="t" o:hr="t" fillcolor="#a0a0a0" stroked="f"/>
         </w:pict>
       </w:r>
     </w:p>
@@ -18705,7 +18705,7 @@
     <w:p>
       <w:r>
         <w:pict w14:anchorId="08027C65">
-          <v:rect id="_x0000_i2224" style="width:0;height:1.5pt" o:hralign="center" o:hrstd="t" o:hr="t" fillcolor="#a0a0a0" stroked="f"/>
+          <v:rect id="_x0000_i1108" style="width:0;height:1.5pt" o:hralign="center" o:hrstd="t" o:hr="t" fillcolor="#a0a0a0" stroked="f"/>
         </w:pict>
       </w:r>
     </w:p>
@@ -18819,7 +18819,7 @@
     <w:p>
       <w:r>
         <w:pict w14:anchorId="626AEED4">
-          <v:rect id="_x0000_i2225" style="width:0;height:1.5pt" o:hralign="center" o:hrstd="t" o:hr="t" fillcolor="#a0a0a0" stroked="f"/>
+          <v:rect id="_x0000_i1109" style="width:0;height:1.5pt" o:hralign="center" o:hrstd="t" o:hr="t" fillcolor="#a0a0a0" stroked="f"/>
         </w:pict>
       </w:r>
     </w:p>
@@ -19106,7 +19106,7 @@
     <w:p>
       <w:r>
         <w:pict w14:anchorId="3B592770">
-          <v:rect id="_x0000_i2226" style="width:0;height:1.5pt" o:hralign="center" o:hrstd="t" o:hr="t" fillcolor="#a0a0a0" stroked="f"/>
+          <v:rect id="_x0000_i1110" style="width:0;height:1.5pt" o:hralign="center" o:hrstd="t" o:hr="t" fillcolor="#a0a0a0" stroked="f"/>
         </w:pict>
       </w:r>
     </w:p>
@@ -19420,7 +19420,7 @@
     <w:p>
       <w:r>
         <w:pict w14:anchorId="664AC728">
-          <v:rect id="_x0000_i2227" style="width:0;height:1.5pt" o:hralign="center" o:hrstd="t" o:hr="t" fillcolor="#a0a0a0" stroked="f"/>
+          <v:rect id="_x0000_i1111" style="width:0;height:1.5pt" o:hralign="center" o:hrstd="t" o:hr="t" fillcolor="#a0a0a0" stroked="f"/>
         </w:pict>
       </w:r>
     </w:p>
@@ -19615,7 +19615,7 @@
     <w:p>
       <w:r>
         <w:pict w14:anchorId="5DC730B5">
-          <v:rect id="_x0000_i2228" style="width:0;height:1.5pt" o:hralign="center" o:hrstd="t" o:hr="t" fillcolor="#a0a0a0" stroked="f"/>
+          <v:rect id="_x0000_i1112" style="width:0;height:1.5pt" o:hralign="center" o:hrstd="t" o:hr="t" fillcolor="#a0a0a0" stroked="f"/>
         </w:pict>
       </w:r>
     </w:p>
@@ -19853,7 +19853,7 @@
     <w:p>
       <w:r>
         <w:pict w14:anchorId="3DA46E2A">
-          <v:rect id="_x0000_i2229" style="width:0;height:1.5pt" o:hralign="center" o:hrstd="t" o:hr="t" fillcolor="#a0a0a0" stroked="f"/>
+          <v:rect id="_x0000_i1113" style="width:0;height:1.5pt" o:hralign="center" o:hrstd="t" o:hr="t" fillcolor="#a0a0a0" stroked="f"/>
         </w:pict>
       </w:r>
     </w:p>
@@ -20095,7 +20095,7 @@
     <w:p>
       <w:r>
         <w:pict w14:anchorId="68231600">
-          <v:rect id="_x0000_i2230" style="width:0;height:1.5pt" o:hralign="center" o:hrstd="t" o:hr="t" fillcolor="#a0a0a0" stroked="f"/>
+          <v:rect id="_x0000_i1114" style="width:0;height:1.5pt" o:hralign="center" o:hrstd="t" o:hr="t" fillcolor="#a0a0a0" stroked="f"/>
         </w:pict>
       </w:r>
     </w:p>
@@ -20190,7 +20190,7 @@
     <w:p>
       <w:r>
         <w:pict w14:anchorId="250FE88D">
-          <v:rect id="_x0000_i2231" style="width:0;height:1.5pt" o:hralign="center" o:hrstd="t" o:hr="t" fillcolor="#a0a0a0" stroked="f"/>
+          <v:rect id="_x0000_i1115" style="width:0;height:1.5pt" o:hralign="center" o:hrstd="t" o:hr="t" fillcolor="#a0a0a0" stroked="f"/>
         </w:pict>
       </w:r>
     </w:p>
@@ -20391,7 +20391,7 @@
     <w:p>
       <w:r>
         <w:pict w14:anchorId="6E5927EF">
-          <v:rect id="_x0000_i2232" style="width:0;height:1.5pt" o:hralign="center" o:hrstd="t" o:hr="t" fillcolor="#a0a0a0" stroked="f"/>
+          <v:rect id="_x0000_i1116" style="width:0;height:1.5pt" o:hralign="center" o:hrstd="t" o:hr="t" fillcolor="#a0a0a0" stroked="f"/>
         </w:pict>
       </w:r>
     </w:p>
@@ -20566,7 +20566,7 @@
     <w:p>
       <w:r>
         <w:pict w14:anchorId="6D5DFD4C">
-          <v:rect id="_x0000_i2233" style="width:0;height:1.5pt" o:hralign="center" o:hrstd="t" o:hr="t" fillcolor="#a0a0a0" stroked="f"/>
+          <v:rect id="_x0000_i1117" style="width:0;height:1.5pt" o:hralign="center" o:hrstd="t" o:hr="t" fillcolor="#a0a0a0" stroked="f"/>
         </w:pict>
       </w:r>
     </w:p>
@@ -20873,7 +20873,7 @@
     <w:p>
       <w:r>
         <w:pict w14:anchorId="49CB4804">
-          <v:rect id="_x0000_i2234" style="width:0;height:1.5pt" o:hralign="center" o:hrstd="t" o:hr="t" fillcolor="#a0a0a0" stroked="f"/>
+          <v:rect id="_x0000_i1118" style="width:0;height:1.5pt" o:hralign="center" o:hrstd="t" o:hr="t" fillcolor="#a0a0a0" stroked="f"/>
         </w:pict>
       </w:r>
     </w:p>
@@ -21049,7 +21049,7 @@
     <w:p>
       <w:r>
         <w:pict w14:anchorId="1696A197">
-          <v:rect id="_x0000_i2235" style="width:0;height:1.5pt" o:hralign="center" o:hrstd="t" o:hr="t" fillcolor="#a0a0a0" stroked="f"/>
+          <v:rect id="_x0000_i1119" style="width:0;height:1.5pt" o:hralign="center" o:hrstd="t" o:hr="t" fillcolor="#a0a0a0" stroked="f"/>
         </w:pict>
       </w:r>
     </w:p>
@@ -21148,7 +21148,7 @@
     <w:p>
       <w:r>
         <w:pict w14:anchorId="2BC1D30E">
-          <v:rect id="_x0000_i2236" style="width:0;height:1.5pt" o:hralign="center" o:hrstd="t" o:hr="t" fillcolor="#a0a0a0" stroked="f"/>
+          <v:rect id="_x0000_i1120" style="width:0;height:1.5pt" o:hralign="center" o:hrstd="t" o:hr="t" fillcolor="#a0a0a0" stroked="f"/>
         </w:pict>
       </w:r>
     </w:p>
@@ -21274,7 +21274,7 @@
     <w:p>
       <w:r>
         <w:pict w14:anchorId="45CA9894">
-          <v:rect id="_x0000_i2237" style="width:0;height:1.5pt" o:hralign="center" o:hrstd="t" o:hr="t" fillcolor="#a0a0a0" stroked="f"/>
+          <v:rect id="_x0000_i1121" style="width:0;height:1.5pt" o:hralign="center" o:hrstd="t" o:hr="t" fillcolor="#a0a0a0" stroked="f"/>
         </w:pict>
       </w:r>
     </w:p>
@@ -21476,7 +21476,7 @@
     <w:p>
       <w:r>
         <w:pict w14:anchorId="084C2D1A">
-          <v:rect id="_x0000_i2238" style="width:0;height:1.5pt" o:hralign="center" o:hrstd="t" o:hr="t" fillcolor="#a0a0a0" stroked="f"/>
+          <v:rect id="_x0000_i1122" style="width:0;height:1.5pt" o:hralign="center" o:hrstd="t" o:hr="t" fillcolor="#a0a0a0" stroked="f"/>
         </w:pict>
       </w:r>
     </w:p>
@@ -21714,7 +21714,7 @@
     <w:p>
       <w:r>
         <w:pict w14:anchorId="6D6AEEEC">
-          <v:rect id="_x0000_i2239" style="width:0;height:1.5pt" o:hralign="center" o:hrstd="t" o:hr="t" fillcolor="#a0a0a0" stroked="f"/>
+          <v:rect id="_x0000_i1123" style="width:0;height:1.5pt" o:hralign="center" o:hrstd="t" o:hr="t" fillcolor="#a0a0a0" stroked="f"/>
         </w:pict>
       </w:r>
     </w:p>
@@ -21921,7 +21921,7 @@
     <w:p>
       <w:r>
         <w:pict w14:anchorId="3A5CC194">
-          <v:rect id="_x0000_i2240" style="width:0;height:1.5pt" o:hralign="center" o:hrstd="t" o:hr="t" fillcolor="#a0a0a0" stroked="f"/>
+          <v:rect id="_x0000_i1124" style="width:0;height:1.5pt" o:hralign="center" o:hrstd="t" o:hr="t" fillcolor="#a0a0a0" stroked="f"/>
         </w:pict>
       </w:r>
     </w:p>
@@ -22010,26 +22010,51 @@
         <w:br w:type="page"/>
       </w:r>
     </w:p>
-    <w:p/>
-    <w:p>
-      <w:r>
-        <w:br w:type="page"/>
+    <w:p>
+      <w:pPr>
+        <w:rPr>
+          <w:b/>
+          <w:bCs/>
+          <w:sz w:val="36"/>
+          <w:szCs w:val="36"/>
+        </w:rPr>
+      </w:pPr>
+      <w:r>
+        <w:rPr>
+          <w:b/>
+          <w:bCs/>
+          <w:sz w:val="36"/>
+          <w:szCs w:val="36"/>
+        </w:rPr>
+        <w:lastRenderedPageBreak/>
+        <w:t>Some Useful Libraries in Python for Data Scien</w:t>
+      </w:r>
+      <w:r>
+        <w:rPr>
+          <w:b/>
+          <w:bCs/>
+          <w:sz w:val="36"/>
+          <w:szCs w:val="36"/>
+        </w:rPr>
+        <w:t>ce</w:t>
       </w:r>
     </w:p>
     <w:tbl>
       <w:tblPr>
         <w:tblStyle w:val="PlainTable1"/>
-        <w:tblW w:w="0" w:type="auto"/>
+        <w:tblW w:w="9537" w:type="dxa"/>
+        <w:tblInd w:w="-263" w:type="dxa"/>
         <w:tblLook w:val="04A0" w:firstRow="1" w:lastRow="0" w:firstColumn="1" w:lastColumn="0" w:noHBand="0" w:noVBand="1"/>
       </w:tblPr>
       <w:tblGrid>
-        <w:gridCol w:w="570"/>
-        <w:gridCol w:w="2377"/>
-        <w:gridCol w:w="3363"/>
+        <w:gridCol w:w="871"/>
+        <w:gridCol w:w="3589"/>
+        <w:gridCol w:w="5077"/>
       </w:tblGrid>
       <w:tr>
         <w:trPr>
           <w:cnfStyle w:val="100000000000" w:firstRow="1" w:lastRow="0" w:firstColumn="0" w:lastColumn="0" w:oddVBand="0" w:evenVBand="0" w:oddHBand="0" w:evenHBand="0" w:firstRowFirstColumn="0" w:firstRowLastColumn="0" w:lastRowFirstColumn="0" w:lastRowLastColumn="0"/>
+          <w:trHeight w:val="458"/>
         </w:trPr>
         <w:tc>
           <w:tcPr>
@@ -22053,7 +22078,6 @@
                 <w:szCs w:val="24"/>
                 <w:lang w:eastAsia="en-IN"/>
               </w:rPr>
-              <w:lastRenderedPageBreak/>
               <w:t>No.</w:t>
             </w:r>
           </w:p>
@@ -22116,6 +22140,7 @@
       <w:tr>
         <w:trPr>
           <w:cnfStyle w:val="000000100000" w:firstRow="0" w:lastRow="0" w:firstColumn="0" w:lastColumn="0" w:oddVBand="0" w:evenVBand="0" w:oddHBand="1" w:evenHBand="0" w:firstRowFirstColumn="0" w:firstRowLastColumn="0" w:lastRowFirstColumn="0" w:lastRowLastColumn="0"/>
+          <w:trHeight w:val="458"/>
         </w:trPr>
         <w:tc>
           <w:tcPr>
@@ -22199,6 +22224,9 @@
         </w:tc>
       </w:tr>
       <w:tr>
+        <w:trPr>
+          <w:trHeight w:val="458"/>
+        </w:trPr>
         <w:tc>
           <w:tcPr>
             <w:cnfStyle w:val="001000000000" w:firstRow="0" w:lastRow="0" w:firstColumn="1" w:lastColumn="0" w:oddVBand="0" w:evenVBand="0" w:oddHBand="0" w:evenHBand="0" w:firstRowFirstColumn="0" w:firstRowLastColumn="0" w:lastRowFirstColumn="0" w:lastRowLastColumn="0"/>
@@ -22213,6 +22241,15 @@
                 <w:lang w:eastAsia="en-IN"/>
               </w:rPr>
             </w:pPr>
+            <w:r>
+              <w:rPr>
+                <w:rFonts w:ascii="Courier New" w:eastAsia="Times New Roman" w:hAnsi="Courier New" w:cs="Courier New"/>
+                <w:sz w:val="20"/>
+                <w:szCs w:val="20"/>
+                <w:lang w:eastAsia="en-IN"/>
+              </w:rPr>
+              <w:t>2.</w:t>
+            </w:r>
           </w:p>
         </w:tc>
         <w:tc>
@@ -22272,6 +22309,7 @@
       <w:tr>
         <w:trPr>
           <w:cnfStyle w:val="000000100000" w:firstRow="0" w:lastRow="0" w:firstColumn="0" w:lastColumn="0" w:oddVBand="0" w:evenVBand="0" w:oddHBand="1" w:evenHBand="0" w:firstRowFirstColumn="0" w:firstRowLastColumn="0" w:lastRowFirstColumn="0" w:lastRowLastColumn="0"/>
+          <w:trHeight w:val="438"/>
         </w:trPr>
         <w:tc>
           <w:tcPr>
@@ -22287,6 +22325,15 @@
                 <w:lang w:eastAsia="en-IN"/>
               </w:rPr>
             </w:pPr>
+            <w:r>
+              <w:rPr>
+                <w:rFonts w:ascii="Courier New" w:eastAsia="Times New Roman" w:hAnsi="Courier New" w:cs="Courier New"/>
+                <w:sz w:val="20"/>
+                <w:szCs w:val="20"/>
+                <w:lang w:eastAsia="en-IN"/>
+              </w:rPr>
+              <w:t>3.</w:t>
+            </w:r>
           </w:p>
         </w:tc>
         <w:tc>
@@ -22344,6 +22391,9 @@
         </w:tc>
       </w:tr>
       <w:tr>
+        <w:trPr>
+          <w:trHeight w:val="458"/>
+        </w:trPr>
         <w:tc>
           <w:tcPr>
             <w:cnfStyle w:val="001000000000" w:firstRow="0" w:lastRow="0" w:firstColumn="1" w:lastColumn="0" w:oddVBand="0" w:evenVBand="0" w:oddHBand="0" w:evenHBand="0" w:firstRowFirstColumn="0" w:firstRowLastColumn="0" w:lastRowFirstColumn="0" w:lastRowLastColumn="0"/>
@@ -22358,6 +22408,15 @@
                 <w:lang w:eastAsia="en-IN"/>
               </w:rPr>
             </w:pPr>
+            <w:r>
+              <w:rPr>
+                <w:rFonts w:ascii="Courier New" w:eastAsia="Times New Roman" w:hAnsi="Courier New" w:cs="Courier New"/>
+                <w:sz w:val="20"/>
+                <w:szCs w:val="20"/>
+                <w:lang w:eastAsia="en-IN"/>
+              </w:rPr>
+              <w:t>4.</w:t>
+            </w:r>
           </w:p>
         </w:tc>
         <w:tc>
@@ -22417,6 +22476,7 @@
       <w:tr>
         <w:trPr>
           <w:cnfStyle w:val="000000100000" w:firstRow="0" w:lastRow="0" w:firstColumn="0" w:lastColumn="0" w:oddVBand="0" w:evenVBand="0" w:oddHBand="1" w:evenHBand="0" w:firstRowFirstColumn="0" w:firstRowLastColumn="0" w:lastRowFirstColumn="0" w:lastRowLastColumn="0"/>
+          <w:trHeight w:val="458"/>
         </w:trPr>
         <w:tc>
           <w:tcPr>
@@ -22432,6 +22492,15 @@
                 <w:lang w:eastAsia="en-IN"/>
               </w:rPr>
             </w:pPr>
+            <w:r>
+              <w:rPr>
+                <w:rFonts w:ascii="Courier New" w:eastAsia="Times New Roman" w:hAnsi="Courier New" w:cs="Courier New"/>
+                <w:sz w:val="20"/>
+                <w:szCs w:val="20"/>
+                <w:lang w:eastAsia="en-IN"/>
+              </w:rPr>
+              <w:t>5.</w:t>
+            </w:r>
           </w:p>
         </w:tc>
         <w:tc>
@@ -22489,6 +22558,9 @@
         </w:tc>
       </w:tr>
       <w:tr>
+        <w:trPr>
+          <w:trHeight w:val="458"/>
+        </w:trPr>
         <w:tc>
           <w:tcPr>
             <w:cnfStyle w:val="001000000000" w:firstRow="0" w:lastRow="0" w:firstColumn="1" w:lastColumn="0" w:oddVBand="0" w:evenVBand="0" w:oddHBand="0" w:evenHBand="0" w:firstRowFirstColumn="0" w:firstRowLastColumn="0" w:lastRowFirstColumn="0" w:lastRowLastColumn="0"/>
@@ -22503,6 +22575,15 @@
                 <w:lang w:eastAsia="en-IN"/>
               </w:rPr>
             </w:pPr>
+            <w:r>
+              <w:rPr>
+                <w:rFonts w:ascii="Courier New" w:eastAsia="Times New Roman" w:hAnsi="Courier New" w:cs="Courier New"/>
+                <w:sz w:val="20"/>
+                <w:szCs w:val="20"/>
+                <w:lang w:eastAsia="en-IN"/>
+              </w:rPr>
+              <w:t>6.</w:t>
+            </w:r>
           </w:p>
         </w:tc>
         <w:tc>
@@ -22562,6 +22643,7 @@
       <w:tr>
         <w:trPr>
           <w:cnfStyle w:val="000000100000" w:firstRow="0" w:lastRow="0" w:firstColumn="0" w:lastColumn="0" w:oddVBand="0" w:evenVBand="0" w:oddHBand="1" w:evenHBand="0" w:firstRowFirstColumn="0" w:firstRowLastColumn="0" w:lastRowFirstColumn="0" w:lastRowLastColumn="0"/>
+          <w:trHeight w:val="458"/>
         </w:trPr>
         <w:tc>
           <w:tcPr>
@@ -22577,6 +22659,15 @@
                 <w:lang w:eastAsia="en-IN"/>
               </w:rPr>
             </w:pPr>
+            <w:r>
+              <w:rPr>
+                <w:rFonts w:ascii="Courier New" w:eastAsia="Times New Roman" w:hAnsi="Courier New" w:cs="Courier New"/>
+                <w:sz w:val="20"/>
+                <w:szCs w:val="20"/>
+                <w:lang w:eastAsia="en-IN"/>
+              </w:rPr>
+              <w:t>7.</w:t>
+            </w:r>
           </w:p>
         </w:tc>
         <w:tc>
@@ -22634,6 +22725,9 @@
         </w:tc>
       </w:tr>
       <w:tr>
+        <w:trPr>
+          <w:trHeight w:val="458"/>
+        </w:trPr>
         <w:tc>
           <w:tcPr>
             <w:cnfStyle w:val="001000000000" w:firstRow="0" w:lastRow="0" w:firstColumn="1" w:lastColumn="0" w:oddVBand="0" w:evenVBand="0" w:oddHBand="0" w:evenHBand="0" w:firstRowFirstColumn="0" w:firstRowLastColumn="0" w:lastRowFirstColumn="0" w:lastRowLastColumn="0"/>
@@ -22648,6 +22742,15 @@
                 <w:lang w:eastAsia="en-IN"/>
               </w:rPr>
             </w:pPr>
+            <w:r>
+              <w:rPr>
+                <w:rFonts w:ascii="Courier New" w:eastAsia="Times New Roman" w:hAnsi="Courier New" w:cs="Courier New"/>
+                <w:sz w:val="20"/>
+                <w:szCs w:val="20"/>
+                <w:lang w:eastAsia="en-IN"/>
+              </w:rPr>
+              <w:t>8.</w:t>
+            </w:r>
           </w:p>
         </w:tc>
         <w:tc>
@@ -22707,6 +22810,7 @@
       <w:tr>
         <w:trPr>
           <w:cnfStyle w:val="000000100000" w:firstRow="0" w:lastRow="0" w:firstColumn="0" w:lastColumn="0" w:oddVBand="0" w:evenVBand="0" w:oddHBand="1" w:evenHBand="0" w:firstRowFirstColumn="0" w:firstRowLastColumn="0" w:lastRowFirstColumn="0" w:lastRowLastColumn="0"/>
+          <w:trHeight w:val="438"/>
         </w:trPr>
         <w:tc>
           <w:tcPr>
@@ -22722,6 +22826,15 @@
                 <w:lang w:eastAsia="en-IN"/>
               </w:rPr>
             </w:pPr>
+            <w:r>
+              <w:rPr>
+                <w:rFonts w:ascii="Courier New" w:eastAsia="Times New Roman" w:hAnsi="Courier New" w:cs="Courier New"/>
+                <w:sz w:val="20"/>
+                <w:szCs w:val="20"/>
+                <w:lang w:eastAsia="en-IN"/>
+              </w:rPr>
+              <w:t>9.</w:t>
+            </w:r>
           </w:p>
         </w:tc>
         <w:tc>
@@ -22779,6 +22892,9 @@
         </w:tc>
       </w:tr>
       <w:tr>
+        <w:trPr>
+          <w:trHeight w:val="458"/>
+        </w:trPr>
         <w:tc>
           <w:tcPr>
             <w:cnfStyle w:val="001000000000" w:firstRow="0" w:lastRow="0" w:firstColumn="1" w:lastColumn="0" w:oddVBand="0" w:evenVBand="0" w:oddHBand="0" w:evenHBand="0" w:firstRowFirstColumn="0" w:firstRowLastColumn="0" w:lastRowFirstColumn="0" w:lastRowLastColumn="0"/>
@@ -22793,6 +22909,15 @@
                 <w:lang w:eastAsia="en-IN"/>
               </w:rPr>
             </w:pPr>
+            <w:r>
+              <w:rPr>
+                <w:rFonts w:ascii="Courier New" w:eastAsia="Times New Roman" w:hAnsi="Courier New" w:cs="Courier New"/>
+                <w:sz w:val="20"/>
+                <w:szCs w:val="20"/>
+                <w:lang w:eastAsia="en-IN"/>
+              </w:rPr>
+              <w:t>10.</w:t>
+            </w:r>
           </w:p>
         </w:tc>
         <w:tc>
@@ -22852,6 +22977,7 @@
       <w:tr>
         <w:trPr>
           <w:cnfStyle w:val="000000100000" w:firstRow="0" w:lastRow="0" w:firstColumn="0" w:lastColumn="0" w:oddVBand="0" w:evenVBand="0" w:oddHBand="1" w:evenHBand="0" w:firstRowFirstColumn="0" w:firstRowLastColumn="0" w:lastRowFirstColumn="0" w:lastRowLastColumn="0"/>
+          <w:trHeight w:val="458"/>
         </w:trPr>
         <w:tc>
           <w:tcPr>
@@ -22860,13 +22986,24 @@
           </w:tcPr>
           <w:p>
             <w:pPr>
+              <w:rPr>
+                <w:rFonts w:ascii="Courier New" w:eastAsia="Times New Roman" w:hAnsi="Courier New" w:cs="Courier New"/>
+                <w:b w:val="0"/>
+                <w:bCs w:val="0"/>
+                <w:sz w:val="20"/>
+                <w:szCs w:val="20"/>
+                <w:lang w:eastAsia="en-IN"/>
+              </w:rPr>
+            </w:pPr>
+            <w:r>
               <w:rPr>
                 <w:rFonts w:ascii="Courier New" w:eastAsia="Times New Roman" w:hAnsi="Courier New" w:cs="Courier New"/>
                 <w:sz w:val="20"/>
                 <w:szCs w:val="20"/>
                 <w:lang w:eastAsia="en-IN"/>
               </w:rPr>
-            </w:pPr>
+              <w:t>11.</w:t>
+            </w:r>
           </w:p>
         </w:tc>
         <w:tc>
@@ -22924,6 +23061,9 @@
         </w:tc>
       </w:tr>
       <w:tr>
+        <w:trPr>
+          <w:trHeight w:val="458"/>
+        </w:trPr>
         <w:tc>
           <w:tcPr>
             <w:cnfStyle w:val="001000000000" w:firstRow="0" w:lastRow="0" w:firstColumn="1" w:lastColumn="0" w:oddVBand="0" w:evenVBand="0" w:oddHBand="0" w:evenHBand="0" w:firstRowFirstColumn="0" w:firstRowLastColumn="0" w:lastRowFirstColumn="0" w:lastRowLastColumn="0"/>
@@ -22938,6 +23078,15 @@
                 <w:lang w:eastAsia="en-IN"/>
               </w:rPr>
             </w:pPr>
+            <w:r>
+              <w:rPr>
+                <w:rFonts w:ascii="Courier New" w:eastAsia="Times New Roman" w:hAnsi="Courier New" w:cs="Courier New"/>
+                <w:sz w:val="20"/>
+                <w:szCs w:val="20"/>
+                <w:lang w:eastAsia="en-IN"/>
+              </w:rPr>
+              <w:t>12.</w:t>
+            </w:r>
           </w:p>
         </w:tc>
         <w:tc>
@@ -22997,6 +23146,7 @@
       <w:tr>
         <w:trPr>
           <w:cnfStyle w:val="000000100000" w:firstRow="0" w:lastRow="0" w:firstColumn="0" w:lastColumn="0" w:oddVBand="0" w:evenVBand="0" w:oddHBand="1" w:evenHBand="0" w:firstRowFirstColumn="0" w:firstRowLastColumn="0" w:lastRowFirstColumn="0" w:lastRowLastColumn="0"/>
+          <w:trHeight w:val="458"/>
         </w:trPr>
         <w:tc>
           <w:tcPr>
@@ -23012,6 +23162,15 @@
                 <w:lang w:eastAsia="en-IN"/>
               </w:rPr>
             </w:pPr>
+            <w:r>
+              <w:rPr>
+                <w:rFonts w:ascii="Courier New" w:eastAsia="Times New Roman" w:hAnsi="Courier New" w:cs="Courier New"/>
+                <w:sz w:val="20"/>
+                <w:szCs w:val="20"/>
+                <w:lang w:eastAsia="en-IN"/>
+              </w:rPr>
+              <w:t>13.</w:t>
+            </w:r>
           </w:p>
         </w:tc>
         <w:tc>
@@ -23069,6 +23228,9 @@
         </w:tc>
       </w:tr>
       <w:tr>
+        <w:trPr>
+          <w:trHeight w:val="458"/>
+        </w:trPr>
         <w:tc>
           <w:tcPr>
             <w:cnfStyle w:val="001000000000" w:firstRow="0" w:lastRow="0" w:firstColumn="1" w:lastColumn="0" w:oddVBand="0" w:evenVBand="0" w:oddHBand="0" w:evenHBand="0" w:firstRowFirstColumn="0" w:firstRowLastColumn="0" w:lastRowFirstColumn="0" w:lastRowLastColumn="0"/>
@@ -23083,6 +23245,15 @@
                 <w:lang w:eastAsia="en-IN"/>
               </w:rPr>
             </w:pPr>
+            <w:r>
+              <w:rPr>
+                <w:rFonts w:ascii="Courier New" w:eastAsia="Times New Roman" w:hAnsi="Courier New" w:cs="Courier New"/>
+                <w:sz w:val="20"/>
+                <w:szCs w:val="20"/>
+                <w:lang w:eastAsia="en-IN"/>
+              </w:rPr>
+              <w:t>14.</w:t>
+            </w:r>
           </w:p>
         </w:tc>
         <w:tc>
@@ -23142,6 +23313,7 @@
       <w:tr>
         <w:trPr>
           <w:cnfStyle w:val="000000100000" w:firstRow="0" w:lastRow="0" w:firstColumn="0" w:lastColumn="0" w:oddVBand="0" w:evenVBand="0" w:oddHBand="1" w:evenHBand="0" w:firstRowFirstColumn="0" w:firstRowLastColumn="0" w:lastRowFirstColumn="0" w:lastRowLastColumn="0"/>
+          <w:trHeight w:val="438"/>
         </w:trPr>
         <w:tc>
           <w:tcPr>
@@ -23157,6 +23329,15 @@
                 <w:lang w:eastAsia="en-IN"/>
               </w:rPr>
             </w:pPr>
+            <w:r>
+              <w:rPr>
+                <w:rFonts w:ascii="Courier New" w:eastAsia="Times New Roman" w:hAnsi="Courier New" w:cs="Courier New"/>
+                <w:sz w:val="20"/>
+                <w:szCs w:val="20"/>
+                <w:lang w:eastAsia="en-IN"/>
+              </w:rPr>
+              <w:t>15.</w:t>
+            </w:r>
           </w:p>
         </w:tc>
         <w:tc>
@@ -23214,6 +23395,9 @@
         </w:tc>
       </w:tr>
       <w:tr>
+        <w:trPr>
+          <w:trHeight w:val="458"/>
+        </w:trPr>
         <w:tc>
           <w:tcPr>
             <w:cnfStyle w:val="001000000000" w:firstRow="0" w:lastRow="0" w:firstColumn="1" w:lastColumn="0" w:oddVBand="0" w:evenVBand="0" w:oddHBand="0" w:evenHBand="0" w:firstRowFirstColumn="0" w:firstRowLastColumn="0" w:lastRowFirstColumn="0" w:lastRowLastColumn="0"/>
@@ -23228,6 +23412,15 @@
                 <w:lang w:eastAsia="en-IN"/>
               </w:rPr>
             </w:pPr>
+            <w:r>
+              <w:rPr>
+                <w:rFonts w:ascii="Courier New" w:eastAsia="Times New Roman" w:hAnsi="Courier New" w:cs="Courier New"/>
+                <w:sz w:val="20"/>
+                <w:szCs w:val="20"/>
+                <w:lang w:eastAsia="en-IN"/>
+              </w:rPr>
+              <w:t>16.</w:t>
+            </w:r>
           </w:p>
         </w:tc>
         <w:tc>
@@ -23287,6 +23480,7 @@
       <w:tr>
         <w:trPr>
           <w:cnfStyle w:val="000000100000" w:firstRow="0" w:lastRow="0" w:firstColumn="0" w:lastColumn="0" w:oddVBand="0" w:evenVBand="0" w:oddHBand="1" w:evenHBand="0" w:firstRowFirstColumn="0" w:firstRowLastColumn="0" w:lastRowFirstColumn="0" w:lastRowLastColumn="0"/>
+          <w:trHeight w:val="458"/>
         </w:trPr>
         <w:tc>
           <w:tcPr>
@@ -23302,6 +23496,15 @@
                 <w:lang w:eastAsia="en-IN"/>
               </w:rPr>
             </w:pPr>
+            <w:r>
+              <w:rPr>
+                <w:rFonts w:ascii="Courier New" w:eastAsia="Times New Roman" w:hAnsi="Courier New" w:cs="Courier New"/>
+                <w:sz w:val="20"/>
+                <w:szCs w:val="20"/>
+                <w:lang w:eastAsia="en-IN"/>
+              </w:rPr>
+              <w:t>17.</w:t>
+            </w:r>
           </w:p>
         </w:tc>
         <w:tc>
@@ -23359,6 +23562,9 @@
         </w:tc>
       </w:tr>
       <w:tr>
+        <w:trPr>
+          <w:trHeight w:val="458"/>
+        </w:trPr>
         <w:tc>
           <w:tcPr>
             <w:cnfStyle w:val="001000000000" w:firstRow="0" w:lastRow="0" w:firstColumn="1" w:lastColumn="0" w:oddVBand="0" w:evenVBand="0" w:oddHBand="0" w:evenHBand="0" w:firstRowFirstColumn="0" w:firstRowLastColumn="0" w:lastRowFirstColumn="0" w:lastRowLastColumn="0"/>
@@ -23373,6 +23579,15 @@
                 <w:lang w:eastAsia="en-IN"/>
               </w:rPr>
             </w:pPr>
+            <w:r>
+              <w:rPr>
+                <w:rFonts w:ascii="Courier New" w:eastAsia="Times New Roman" w:hAnsi="Courier New" w:cs="Courier New"/>
+                <w:sz w:val="20"/>
+                <w:szCs w:val="20"/>
+                <w:lang w:eastAsia="en-IN"/>
+              </w:rPr>
+              <w:t>18.</w:t>
+            </w:r>
           </w:p>
         </w:tc>
         <w:tc>
@@ -23432,6 +23647,7 @@
       <w:tr>
         <w:trPr>
           <w:cnfStyle w:val="000000100000" w:firstRow="0" w:lastRow="0" w:firstColumn="0" w:lastColumn="0" w:oddVBand="0" w:evenVBand="0" w:oddHBand="1" w:evenHBand="0" w:firstRowFirstColumn="0" w:firstRowLastColumn="0" w:lastRowFirstColumn="0" w:lastRowLastColumn="0"/>
+          <w:trHeight w:val="458"/>
         </w:trPr>
         <w:tc>
           <w:tcPr>
@@ -23447,6 +23663,15 @@
                 <w:lang w:eastAsia="en-IN"/>
               </w:rPr>
             </w:pPr>
+            <w:r>
+              <w:rPr>
+                <w:rFonts w:ascii="Courier New" w:eastAsia="Times New Roman" w:hAnsi="Courier New" w:cs="Courier New"/>
+                <w:sz w:val="20"/>
+                <w:szCs w:val="20"/>
+                <w:lang w:eastAsia="en-IN"/>
+              </w:rPr>
+              <w:t>19.</w:t>
+            </w:r>
           </w:p>
         </w:tc>
         <w:tc>
@@ -23504,6 +23729,9 @@
         </w:tc>
       </w:tr>
       <w:tr>
+        <w:trPr>
+          <w:trHeight w:val="458"/>
+        </w:trPr>
         <w:tc>
           <w:tcPr>
             <w:cnfStyle w:val="001000000000" w:firstRow="0" w:lastRow="0" w:firstColumn="1" w:lastColumn="0" w:oddVBand="0" w:evenVBand="0" w:oddHBand="0" w:evenHBand="0" w:firstRowFirstColumn="0" w:firstRowLastColumn="0" w:lastRowFirstColumn="0" w:lastRowLastColumn="0"/>
@@ -23518,6 +23746,15 @@
                 <w:lang w:eastAsia="en-IN"/>
               </w:rPr>
             </w:pPr>
+            <w:r>
+              <w:rPr>
+                <w:rFonts w:ascii="Courier New" w:eastAsia="Times New Roman" w:hAnsi="Courier New" w:cs="Courier New"/>
+                <w:sz w:val="20"/>
+                <w:szCs w:val="20"/>
+                <w:lang w:eastAsia="en-IN"/>
+              </w:rPr>
+              <w:t>20.</w:t>
+            </w:r>
           </w:p>
         </w:tc>
         <w:tc>
@@ -23577,6 +23814,7 @@
       <w:tr>
         <w:trPr>
           <w:cnfStyle w:val="000000100000" w:firstRow="0" w:lastRow="0" w:firstColumn="0" w:lastColumn="0" w:oddVBand="0" w:evenVBand="0" w:oddHBand="1" w:evenHBand="0" w:firstRowFirstColumn="0" w:firstRowLastColumn="0" w:lastRowFirstColumn="0" w:lastRowLastColumn="0"/>
+          <w:trHeight w:val="438"/>
         </w:trPr>
         <w:tc>
           <w:tcPr>
@@ -23592,6 +23830,15 @@
                 <w:lang w:eastAsia="en-IN"/>
               </w:rPr>
             </w:pPr>
+            <w:r>
+              <w:rPr>
+                <w:rFonts w:ascii="Courier New" w:eastAsia="Times New Roman" w:hAnsi="Courier New" w:cs="Courier New"/>
+                <w:sz w:val="20"/>
+                <w:szCs w:val="20"/>
+                <w:lang w:eastAsia="en-IN"/>
+              </w:rPr>
+              <w:t>21.</w:t>
+            </w:r>
           </w:p>
         </w:tc>
         <w:tc>
@@ -23649,6 +23896,9 @@
         </w:tc>
       </w:tr>
       <w:tr>
+        <w:trPr>
+          <w:trHeight w:val="458"/>
+        </w:trPr>
         <w:tc>
           <w:tcPr>
             <w:cnfStyle w:val="001000000000" w:firstRow="0" w:lastRow="0" w:firstColumn="1" w:lastColumn="0" w:oddVBand="0" w:evenVBand="0" w:oddHBand="0" w:evenHBand="0" w:firstRowFirstColumn="0" w:firstRowLastColumn="0" w:lastRowFirstColumn="0" w:lastRowLastColumn="0"/>
@@ -23663,6 +23913,15 @@
                 <w:lang w:eastAsia="en-IN"/>
               </w:rPr>
             </w:pPr>
+            <w:r>
+              <w:rPr>
+                <w:rFonts w:ascii="Courier New" w:eastAsia="Times New Roman" w:hAnsi="Courier New" w:cs="Courier New"/>
+                <w:sz w:val="20"/>
+                <w:szCs w:val="20"/>
+                <w:lang w:eastAsia="en-IN"/>
+              </w:rPr>
+              <w:t>22.</w:t>
+            </w:r>
           </w:p>
         </w:tc>
         <w:tc>
@@ -23722,6 +23981,7 @@
       <w:tr>
         <w:trPr>
           <w:cnfStyle w:val="000000100000" w:firstRow="0" w:lastRow="0" w:firstColumn="0" w:lastColumn="0" w:oddVBand="0" w:evenVBand="0" w:oddHBand="1" w:evenHBand="0" w:firstRowFirstColumn="0" w:firstRowLastColumn="0" w:lastRowFirstColumn="0" w:lastRowLastColumn="0"/>
+          <w:trHeight w:val="458"/>
         </w:trPr>
         <w:tc>
           <w:tcPr>
@@ -23737,6 +23997,15 @@
                 <w:lang w:eastAsia="en-IN"/>
               </w:rPr>
             </w:pPr>
+            <w:r>
+              <w:rPr>
+                <w:rFonts w:ascii="Courier New" w:eastAsia="Times New Roman" w:hAnsi="Courier New" w:cs="Courier New"/>
+                <w:sz w:val="20"/>
+                <w:szCs w:val="20"/>
+                <w:lang w:eastAsia="en-IN"/>
+              </w:rPr>
+              <w:t>23.</w:t>
+            </w:r>
           </w:p>
         </w:tc>
         <w:tc>
@@ -23794,6 +24063,9 @@
         </w:tc>
       </w:tr>
       <w:tr>
+        <w:trPr>
+          <w:trHeight w:val="458"/>
+        </w:trPr>
         <w:tc>
           <w:tcPr>
             <w:cnfStyle w:val="001000000000" w:firstRow="0" w:lastRow="0" w:firstColumn="1" w:lastColumn="0" w:oddVBand="0" w:evenVBand="0" w:oddHBand="0" w:evenHBand="0" w:firstRowFirstColumn="0" w:firstRowLastColumn="0" w:lastRowFirstColumn="0" w:lastRowLastColumn="0"/>
@@ -23808,6 +24080,15 @@
                 <w:lang w:eastAsia="en-IN"/>
               </w:rPr>
             </w:pPr>
+            <w:r>
+              <w:rPr>
+                <w:rFonts w:ascii="Courier New" w:eastAsia="Times New Roman" w:hAnsi="Courier New" w:cs="Courier New"/>
+                <w:sz w:val="20"/>
+                <w:szCs w:val="20"/>
+                <w:lang w:eastAsia="en-IN"/>
+              </w:rPr>
+              <w:t>24.</w:t>
+            </w:r>
           </w:p>
         </w:tc>
         <w:tc>
@@ -23867,6 +24148,7 @@
       <w:tr>
         <w:trPr>
           <w:cnfStyle w:val="000000100000" w:firstRow="0" w:lastRow="0" w:firstColumn="0" w:lastColumn="0" w:oddVBand="0" w:evenVBand="0" w:oddHBand="1" w:evenHBand="0" w:firstRowFirstColumn="0" w:firstRowLastColumn="0" w:lastRowFirstColumn="0" w:lastRowLastColumn="0"/>
+          <w:trHeight w:val="458"/>
         </w:trPr>
         <w:tc>
           <w:tcPr>
@@ -23882,6 +24164,15 @@
                 <w:lang w:eastAsia="en-IN"/>
               </w:rPr>
             </w:pPr>
+            <w:r>
+              <w:rPr>
+                <w:rFonts w:ascii="Courier New" w:eastAsia="Times New Roman" w:hAnsi="Courier New" w:cs="Courier New"/>
+                <w:sz w:val="20"/>
+                <w:szCs w:val="20"/>
+                <w:lang w:eastAsia="en-IN"/>
+              </w:rPr>
+              <w:t>25.</w:t>
+            </w:r>
           </w:p>
         </w:tc>
         <w:tc>
@@ -23939,6 +24230,9 @@
         </w:tc>
       </w:tr>
       <w:tr>
+        <w:trPr>
+          <w:trHeight w:val="458"/>
+        </w:trPr>
         <w:tc>
           <w:tcPr>
             <w:cnfStyle w:val="001000000000" w:firstRow="0" w:lastRow="0" w:firstColumn="1" w:lastColumn="0" w:oddVBand="0" w:evenVBand="0" w:oddHBand="0" w:evenHBand="0" w:firstRowFirstColumn="0" w:firstRowLastColumn="0" w:lastRowFirstColumn="0" w:lastRowLastColumn="0"/>
@@ -23953,6 +24247,15 @@
                 <w:lang w:eastAsia="en-IN"/>
               </w:rPr>
             </w:pPr>
+            <w:r>
+              <w:rPr>
+                <w:rFonts w:ascii="Courier New" w:eastAsia="Times New Roman" w:hAnsi="Courier New" w:cs="Courier New"/>
+                <w:sz w:val="20"/>
+                <w:szCs w:val="20"/>
+                <w:lang w:eastAsia="en-IN"/>
+              </w:rPr>
+              <w:t>26.</w:t>
+            </w:r>
           </w:p>
         </w:tc>
         <w:tc>
@@ -24012,6 +24315,7 @@
       <w:tr>
         <w:trPr>
           <w:cnfStyle w:val="000000100000" w:firstRow="0" w:lastRow="0" w:firstColumn="0" w:lastColumn="0" w:oddVBand="0" w:evenVBand="0" w:oddHBand="1" w:evenHBand="0" w:firstRowFirstColumn="0" w:firstRowLastColumn="0" w:lastRowFirstColumn="0" w:lastRowLastColumn="0"/>
+          <w:trHeight w:val="438"/>
         </w:trPr>
         <w:tc>
           <w:tcPr>
@@ -24027,6 +24331,15 @@
                 <w:lang w:eastAsia="en-IN"/>
               </w:rPr>
             </w:pPr>
+            <w:r>
+              <w:rPr>
+                <w:rFonts w:ascii="Courier New" w:eastAsia="Times New Roman" w:hAnsi="Courier New" w:cs="Courier New"/>
+                <w:sz w:val="20"/>
+                <w:szCs w:val="20"/>
+                <w:lang w:eastAsia="en-IN"/>
+              </w:rPr>
+              <w:t>27.</w:t>
+            </w:r>
           </w:p>
         </w:tc>
         <w:tc>
@@ -24084,6 +24397,7 @@
         </w:tc>
       </w:tr>
     </w:tbl>
+    <w:p/>
     <w:p/>
     <w:sectPr>
       <w:pgSz w:w="11906" w:h="16838"/>
@@ -32175,6 +32489,7 @@
   <w:style w:type="character" w:default="1" w:styleId="DefaultParagraphFont">
     <w:name w:val="Default Paragraph Font"/>
     <w:uiPriority w:val="1"/>
+    <w:semiHidden/>
     <w:unhideWhenUsed/>
   </w:style>
   <w:style w:type="table" w:default="1" w:styleId="TableNormal">

--- a/Advance_Python/Advance Python.docx
+++ b/Advance_Python/Advance Python.docx
@@ -14541,13 +14541,8 @@
               <w:cnfStyle w:val="000000000000" w:firstRow="0" w:lastRow="0" w:firstColumn="0" w:lastColumn="0" w:oddVBand="0" w:evenVBand="0" w:oddHBand="0" w:evenHBand="0" w:firstRowFirstColumn="0" w:firstRowLastColumn="0" w:lastRowFirstColumn="0" w:lastRowLastColumn="0"/>
             </w:pPr>
             <w:r>
-              <w:t xml:space="preserve">Real-world </w:t>
-            </w:r>
-            <w:proofErr w:type="spellStart"/>
-            <w:r>
-              <w:t>modeling</w:t>
-            </w:r>
-            <w:proofErr w:type="spellEnd"/>
+              <w:t>Real-world modeling</w:t>
+            </w:r>
           </w:p>
         </w:tc>
       </w:tr>
@@ -17934,13 +17929,8 @@
               <w:spacing w:after="160" w:line="259" w:lineRule="auto"/>
             </w:pPr>
             <w:r>
-              <w:t xml:space="preserve">Real-world </w:t>
-            </w:r>
-            <w:proofErr w:type="spellStart"/>
-            <w:r>
-              <w:t>modeling</w:t>
-            </w:r>
-            <w:proofErr w:type="spellEnd"/>
+              <w:t>Real-world modeling</w:t>
+            </w:r>
           </w:p>
         </w:tc>
         <w:tc>
@@ -20748,15 +20738,7 @@
               <w:spacing w:after="160" w:line="259" w:lineRule="auto"/>
             </w:pPr>
             <w:r>
-              <w:t>__</w:t>
-            </w:r>
-            <w:proofErr w:type="spellStart"/>
-            <w:r>
-              <w:t>len</w:t>
-            </w:r>
-            <w:proofErr w:type="spellEnd"/>
-            <w:r>
-              <w:t>__</w:t>
+              <w:t>__len__</w:t>
             </w:r>
           </w:p>
         </w:tc>
@@ -21840,13 +21822,8 @@
               <w:cnfStyle w:val="000000000000" w:firstRow="0" w:lastRow="0" w:firstColumn="0" w:lastColumn="0" w:oddVBand="0" w:evenVBand="0" w:oddHBand="0" w:evenHBand="0" w:firstRowFirstColumn="0" w:firstRowLastColumn="0" w:lastRowFirstColumn="0" w:lastRowLastColumn="0"/>
             </w:pPr>
             <w:r>
-              <w:t xml:space="preserve">Entity </w:t>
-            </w:r>
-            <w:proofErr w:type="spellStart"/>
-            <w:r>
-              <w:t>modeling</w:t>
-            </w:r>
-            <w:proofErr w:type="spellEnd"/>
+              <w:t>Entity modeling</w:t>
+            </w:r>
           </w:p>
         </w:tc>
       </w:tr>
@@ -24397,6 +24374,25 @@
         </w:tc>
       </w:tr>
     </w:tbl>
+    <w:p>
+      <w:r>
+        <w:rPr>
+          <w:b/>
+          <w:bCs/>
+        </w:rPr>
+        <w:t>Note:</w:t>
+      </w:r>
+      <w:r>
+        <w:rPr>
+          <w:b/>
+          <w:bCs/>
+        </w:rPr>
+        <w:t xml:space="preserve"> </w:t>
+      </w:r>
+      <w:r>
+        <w:t xml:space="preserve"> you get some demos in library folder.</w:t>
+      </w:r>
+    </w:p>
     <w:p/>
     <w:p/>
     <w:sectPr>

--- a/Advance_Python/Advance Python.docx
+++ b/Advance_Python/Advance Python.docx
@@ -1006,6 +1006,145 @@
         <w:rPr>
           <w:b/>
           <w:bCs/>
+        </w:rPr>
+      </w:pPr>
+      <w:r>
+        <w:rPr>
+          <w:b/>
+          <w:bCs/>
+        </w:rPr>
+        <w:t>Module search path</w:t>
+      </w:r>
+    </w:p>
+    <w:p>
+      <w:r>
+        <w:t>Python searches for modules in this order:</w:t>
+      </w:r>
+    </w:p>
+    <w:p>
+      <w:pPr>
+        <w:numPr>
+          <w:ilvl w:val="0"/>
+          <w:numId w:val="77"/>
+        </w:numPr>
+      </w:pPr>
+      <w:r>
+        <w:t>Current directory</w:t>
+      </w:r>
+    </w:p>
+    <w:p>
+      <w:pPr>
+        <w:numPr>
+          <w:ilvl w:val="0"/>
+          <w:numId w:val="77"/>
+        </w:numPr>
+      </w:pPr>
+      <w:r>
+        <w:t>Standard library directories</w:t>
+      </w:r>
+    </w:p>
+    <w:p>
+      <w:pPr>
+        <w:numPr>
+          <w:ilvl w:val="0"/>
+          <w:numId w:val="77"/>
+        </w:numPr>
+      </w:pPr>
+      <w:r>
+        <w:t>Installed packages (site-packages)</w:t>
+      </w:r>
+    </w:p>
+    <w:p>
+      <w:r>
+        <w:t>You can check it using:</w:t>
+      </w:r>
+    </w:p>
+    <w:p>
+      <w:r>
+        <w:t>import sys</w:t>
+      </w:r>
+    </w:p>
+    <w:p>
+      <w:r>
+        <w:t>print(sys.path)</w:t>
+      </w:r>
+    </w:p>
+    <w:p>
+      <w:pPr>
+        <w:rPr>
+          <w:b/>
+          <w:bCs/>
+        </w:rPr>
+      </w:pPr>
+      <w:r>
+        <w:rPr>
+          <w:b/>
+          <w:bCs/>
+        </w:rPr>
+        <w:t>__name__ == "__main__" concept</w:t>
+      </w:r>
+    </w:p>
+    <w:p>
+      <w:r>
+        <w:t>Very common interview question.</w:t>
+      </w:r>
+    </w:p>
+    <w:p>
+      <w:r>
+        <w:t>if __name__ == "__main__":</w:t>
+      </w:r>
+    </w:p>
+    <w:p>
+      <w:r>
+        <w:t xml:space="preserve">    print("Running directly")</w:t>
+      </w:r>
+    </w:p>
+    <w:p/>
+    <w:p>
+      <w:r>
+        <w:lastRenderedPageBreak/>
+        <w:t>Facts:</w:t>
+      </w:r>
+    </w:p>
+    <w:p>
+      <w:pPr>
+        <w:numPr>
+          <w:ilvl w:val="0"/>
+          <w:numId w:val="78"/>
+        </w:numPr>
+      </w:pPr>
+      <w:r>
+        <w:t>When a file runs directly → __name__ is "__main__"</w:t>
+      </w:r>
+    </w:p>
+    <w:p>
+      <w:pPr>
+        <w:numPr>
+          <w:ilvl w:val="0"/>
+          <w:numId w:val="78"/>
+        </w:numPr>
+      </w:pPr>
+      <w:r>
+        <w:t>When imported → __name__ is module name</w:t>
+      </w:r>
+    </w:p>
+    <w:p>
+      <w:pPr>
+        <w:numPr>
+          <w:ilvl w:val="0"/>
+          <w:numId w:val="78"/>
+        </w:numPr>
+      </w:pPr>
+      <w:r>
+        <w:t>Used to separate testing code from reusable code</w:t>
+      </w:r>
+    </w:p>
+    <w:p/>
+    <w:p>
+      <w:pPr>
+        <w:rPr>
+          <w:b/>
+          <w:bCs/>
           <w:sz w:val="28"/>
           <w:szCs w:val="28"/>
         </w:rPr>
@@ -1157,7 +1296,6 @@
         </w:numPr>
       </w:pPr>
       <w:r>
-        <w:lastRenderedPageBreak/>
         <w:t>Custom functionality</w:t>
       </w:r>
     </w:p>
@@ -1264,25 +1402,262 @@
         <w:t>Extend Python capabilities</w:t>
       </w:r>
     </w:p>
-    <w:p>
-      <w:r>
-        <w:pict w14:anchorId="07DD5A87">
-          <v:rect id="_x0000_i1027" style="width:0;height:1.5pt" o:hralign="center" o:hrstd="t" o:hr="t" fillcolor="#a0a0a0" stroked="f"/>
-        </w:pict>
-      </w:r>
-    </w:p>
-    <w:p>
-      <w:pPr>
-        <w:rPr>
-          <w:b/>
-          <w:bCs/>
-        </w:rPr>
-      </w:pPr>
-      <w:r>
-        <w:rPr>
-          <w:b/>
-          <w:bCs/>
-        </w:rPr>
+    <w:p/>
+    <w:p/>
+    <w:p>
+      <w:pPr>
+        <w:rPr>
+          <w:b/>
+          <w:bCs/>
+        </w:rPr>
+      </w:pPr>
+    </w:p>
+    <w:p>
+      <w:pPr>
+        <w:rPr>
+          <w:b/>
+          <w:bCs/>
+        </w:rPr>
+      </w:pPr>
+      <w:r>
+        <w:rPr>
+          <w:b/>
+          <w:bCs/>
+        </w:rPr>
+        <w:lastRenderedPageBreak/>
+        <w:t xml:space="preserve">Some important Questions : </w:t>
+      </w:r>
+    </w:p>
+    <w:p>
+      <w:r>
+        <w:rPr>
+          <w:b/>
+          <w:bCs/>
+        </w:rPr>
+        <w:t>Q1. What is if __name__ == "__main__": main() in Python?</w:t>
+      </w:r>
+      <w:r>
+        <w:br/>
+        <w:t xml:space="preserve">It is a standard Python pattern that ensures the main() function runs </w:t>
+      </w:r>
+      <w:r>
+        <w:rPr>
+          <w:b/>
+          <w:bCs/>
+        </w:rPr>
+        <w:t>only when the file is executed directly</w:t>
+      </w:r>
+      <w:r>
+        <w:t>, not when it is imported as a module.</w:t>
+      </w:r>
+    </w:p>
+    <w:p>
+      <w:r>
+        <w:rPr>
+          <w:b/>
+          <w:bCs/>
+        </w:rPr>
+        <w:t>Q2. What is __name__ in Python?</w:t>
+      </w:r>
+      <w:r>
+        <w:br/>
+        <w:t>__name__ is a built-in special variable that stores the name of the current module.</w:t>
+      </w:r>
+    </w:p>
+    <w:p>
+      <w:pPr>
+        <w:numPr>
+          <w:ilvl w:val="0"/>
+          <w:numId w:val="74"/>
+        </w:numPr>
+      </w:pPr>
+      <w:r>
+        <w:t>If the file runs directly → __name__ is "__main__"</w:t>
+      </w:r>
+    </w:p>
+    <w:p>
+      <w:pPr>
+        <w:numPr>
+          <w:ilvl w:val="0"/>
+          <w:numId w:val="74"/>
+        </w:numPr>
+      </w:pPr>
+      <w:r>
+        <w:t>If imported → __name__ is the module’s filename</w:t>
+      </w:r>
+    </w:p>
+    <w:p>
+      <w:r>
+        <w:rPr>
+          <w:b/>
+          <w:bCs/>
+        </w:rPr>
+        <w:t>Q3. Why do we use if __name__ == "__main__"?</w:t>
+      </w:r>
+      <w:r>
+        <w:br/>
+        <w:t>It prevents certain code (usually testing or execution code) from running when the file is imported into another program.</w:t>
+      </w:r>
+    </w:p>
+    <w:p>
+      <w:r>
+        <w:t>It helps separate:</w:t>
+      </w:r>
+    </w:p>
+    <w:p>
+      <w:pPr>
+        <w:numPr>
+          <w:ilvl w:val="0"/>
+          <w:numId w:val="75"/>
+        </w:numPr>
+      </w:pPr>
+      <w:r>
+        <w:t>reusable functions</w:t>
+      </w:r>
+    </w:p>
+    <w:p>
+      <w:pPr>
+        <w:numPr>
+          <w:ilvl w:val="0"/>
+          <w:numId w:val="75"/>
+        </w:numPr>
+      </w:pPr>
+      <w:r>
+        <w:t>executable program logic</w:t>
+      </w:r>
+    </w:p>
+    <w:p>
+      <w:r>
+        <w:rPr>
+          <w:b/>
+          <w:bCs/>
+        </w:rPr>
+        <w:t>Q4. What is the purpose of calling main() inside it?</w:t>
+      </w:r>
+      <w:r>
+        <w:br/>
+        <w:t>Calling main() organizes the program by placing the main logic inside a function instead of running code globally. This improves readability and structure.</w:t>
+      </w:r>
+    </w:p>
+    <w:p>
+      <w:r>
+        <w:t>Example:</w:t>
+      </w:r>
+    </w:p>
+    <w:p>
+      <w:r>
+        <w:t>def main():</w:t>
+      </w:r>
+    </w:p>
+    <w:p>
+      <w:r>
+        <w:t xml:space="preserve">    print("Program is running")</w:t>
+      </w:r>
+    </w:p>
+    <w:p>
+      <w:r>
+        <w:t>if __name__ == "__main__":</w:t>
+      </w:r>
+    </w:p>
+    <w:p>
+      <w:r>
+        <w:t xml:space="preserve">    main()</w:t>
+      </w:r>
+    </w:p>
+    <w:p>
+      <w:r>
+        <w:rPr>
+          <w:b/>
+          <w:bCs/>
+        </w:rPr>
+        <w:t>Q5. What happens if we remove this condition?</w:t>
+      </w:r>
+      <w:r>
+        <w:br/>
+        <w:t>All top-level code runs automatically when the file is imported, which may cause unwanted execution.</w:t>
+      </w:r>
+    </w:p>
+    <w:p>
+      <w:r>
+        <w:rPr>
+          <w:b/>
+          <w:bCs/>
+        </w:rPr>
+        <w:t>Q7. What are the benefits of this pattern?</w:t>
+      </w:r>
+    </w:p>
+    <w:p>
+      <w:pPr>
+        <w:numPr>
+          <w:ilvl w:val="0"/>
+          <w:numId w:val="76"/>
+        </w:numPr>
+      </w:pPr>
+      <w:r>
+        <w:t>Prevents accidental execution on import</w:t>
+      </w:r>
+    </w:p>
+    <w:p>
+      <w:pPr>
+        <w:numPr>
+          <w:ilvl w:val="0"/>
+          <w:numId w:val="76"/>
+        </w:numPr>
+      </w:pPr>
+      <w:r>
+        <w:t>Supports modular programming</w:t>
+      </w:r>
+    </w:p>
+    <w:p>
+      <w:pPr>
+        <w:numPr>
+          <w:ilvl w:val="0"/>
+          <w:numId w:val="76"/>
+        </w:numPr>
+      </w:pPr>
+      <w:r>
+        <w:t>Allows easy testing</w:t>
+      </w:r>
+    </w:p>
+    <w:p>
+      <w:pPr>
+        <w:numPr>
+          <w:ilvl w:val="0"/>
+          <w:numId w:val="76"/>
+        </w:numPr>
+      </w:pPr>
+      <w:r>
+        <w:t>Improves code organization</w:t>
+      </w:r>
+    </w:p>
+    <w:p>
+      <w:r>
+        <w:rPr>
+          <w:b/>
+          <w:bCs/>
+        </w:rPr>
+        <w:t>Q8. Short interview definition</w:t>
+      </w:r>
+    </w:p>
+    <w:p>
+      <w:r>
+        <w:t>if __name__ == "__main__": main() is used to execute the main function only when a Python file runs directly, ensuring that the code does not run automatically when imported as a module.</w:t>
+      </w:r>
+    </w:p>
+    <w:p/>
+    <w:p>
+      <w:pPr>
+        <w:rPr>
+          <w:b/>
+          <w:bCs/>
+        </w:rPr>
+      </w:pPr>
+      <w:r>
+        <w:rPr>
+          <w:b/>
+          <w:bCs/>
+        </w:rPr>
+        <w:lastRenderedPageBreak/>
         <w:t>Comparison of Module Types</w:t>
       </w:r>
     </w:p>
@@ -1844,7 +2219,6 @@
           <w:b/>
           <w:bCs/>
         </w:rPr>
-        <w:lastRenderedPageBreak/>
         <w:t>Basic Structure of a Python Package</w:t>
       </w:r>
     </w:p>
@@ -1984,6 +2358,7 @@
               <w:spacing w:after="160" w:line="259" w:lineRule="auto"/>
             </w:pPr>
             <w:r>
+              <w:lastRenderedPageBreak/>
               <w:t>Component</w:t>
             </w:r>
           </w:p>
@@ -2382,7 +2757,6 @@
           <w:b/>
           <w:bCs/>
         </w:rPr>
-        <w:lastRenderedPageBreak/>
         <w:t>How to Create a Python Package (Step-by-Step)</w:t>
       </w:r>
     </w:p>
@@ -2502,6 +2876,7 @@
           <w:i/>
           <w:iCs/>
         </w:rPr>
+        <w:lastRenderedPageBreak/>
         <w:t>module1.py</w:t>
       </w:r>
     </w:p>
@@ -2816,7 +3191,6 @@
           <w:b/>
           <w:bCs/>
         </w:rPr>
-        <w:lastRenderedPageBreak/>
         <w:t>Relative Import</w:t>
       </w:r>
     </w:p>
@@ -3103,6 +3477,7 @@
     </w:p>
     <w:p>
       <w:r>
+        <w:lastRenderedPageBreak/>
         <w:t>Packages can be shared and installed using pip.</w:t>
       </w:r>
     </w:p>
@@ -3433,7 +3808,6 @@
           <w:b/>
           <w:bCs/>
         </w:rPr>
-        <w:lastRenderedPageBreak/>
         <w:t>Best Practices for Package Design</w:t>
       </w:r>
     </w:p>
@@ -3768,6 +4142,7 @@
               <w:spacing w:after="160" w:line="259" w:lineRule="auto"/>
             </w:pPr>
             <w:r>
+              <w:lastRenderedPageBreak/>
               <w:t>Structure</w:t>
             </w:r>
           </w:p>
@@ -14190,21 +14565,12 @@
       <w:r>
         <w:t xml:space="preserve"> and </w:t>
       </w:r>
-      <w:proofErr w:type="spellStart"/>
-      <w:r>
-        <w:rPr>
-          <w:b/>
-          <w:bCs/>
-        </w:rPr>
-        <w:t>behavior</w:t>
-      </w:r>
-      <w:proofErr w:type="spellEnd"/>
-      <w:r>
-        <w:rPr>
-          <w:b/>
-          <w:bCs/>
-        </w:rPr>
-        <w:t xml:space="preserve"> (methods)</w:t>
+      <w:r>
+        <w:rPr>
+          <w:b/>
+          <w:bCs/>
+        </w:rPr>
+        <w:t>behavior (methods)</w:t>
       </w:r>
       <w:r>
         <w:t xml:space="preserve"> into a single unit.</w:t>
@@ -14675,13 +15041,8 @@
               <w:cnfStyle w:val="000000000000" w:firstRow="0" w:lastRow="0" w:firstColumn="0" w:lastColumn="0" w:oddVBand="0" w:evenVBand="0" w:oddHBand="0" w:evenHBand="0" w:firstRowFirstColumn="0" w:firstRowLastColumn="0" w:lastRowFirstColumn="0" w:lastRowLastColumn="0"/>
             </w:pPr>
             <w:r>
-              <w:t xml:space="preserve">Flexible </w:t>
-            </w:r>
-            <w:proofErr w:type="spellStart"/>
-            <w:r>
-              <w:t>behavior</w:t>
-            </w:r>
-            <w:proofErr w:type="spellEnd"/>
+              <w:t>Flexible behavior</w:t>
+            </w:r>
           </w:p>
         </w:tc>
       </w:tr>
@@ -14790,15 +15151,7 @@
         <w:t>class</w:t>
       </w:r>
       <w:r>
-        <w:t xml:space="preserve"> is a blueprint or template that defines the structure and </w:t>
-      </w:r>
-      <w:proofErr w:type="spellStart"/>
-      <w:r>
-        <w:t>behavior</w:t>
-      </w:r>
-      <w:proofErr w:type="spellEnd"/>
-      <w:r>
-        <w:t xml:space="preserve"> of objects.</w:t>
+        <w:t xml:space="preserve"> is a blueprint or template that defines the structure and behavior of objects.</w:t>
       </w:r>
     </w:p>
     <w:p>
@@ -14891,15 +15244,7 @@
       </w:r>
       <w:r>
         <w:br/>
-        <w:t xml:space="preserve">It represents a real-world entity with its own identity, state, and </w:t>
-      </w:r>
-      <w:proofErr w:type="spellStart"/>
-      <w:r>
-        <w:t>behavior</w:t>
-      </w:r>
-      <w:proofErr w:type="spellEnd"/>
-      <w:r>
-        <w:t>.</w:t>
+        <w:t>It represents a real-world entity with its own identity, state, and behavior.</w:t>
       </w:r>
     </w:p>
     <w:p>
@@ -15211,11 +15556,9 @@
               <w:spacing w:after="160" w:line="259" w:lineRule="auto"/>
               <w:cnfStyle w:val="000000000000" w:firstRow="0" w:lastRow="0" w:firstColumn="0" w:lastColumn="0" w:oddVBand="0" w:evenVBand="0" w:oddHBand="0" w:evenHBand="0" w:firstRowFirstColumn="0" w:firstRowLastColumn="0" w:lastRowFirstColumn="0" w:lastRowLastColumn="0"/>
             </w:pPr>
-            <w:proofErr w:type="spellStart"/>
             <w:r>
               <w:t>my_car</w:t>
             </w:r>
-            <w:proofErr w:type="spellEnd"/>
           </w:p>
         </w:tc>
       </w:tr>
@@ -15379,13 +15722,8 @@
               <w:spacing w:after="160" w:line="259" w:lineRule="auto"/>
             </w:pPr>
             <w:r>
-              <w:t xml:space="preserve">Speed, </w:t>
-            </w:r>
-            <w:proofErr w:type="spellStart"/>
-            <w:r>
-              <w:t>color</w:t>
-            </w:r>
-            <w:proofErr w:type="spellEnd"/>
+              <w:t>Speed, color</w:t>
+            </w:r>
           </w:p>
         </w:tc>
         <w:tc>
@@ -16432,15 +16770,7 @@
         <w:t>Inheritance</w:t>
       </w:r>
       <w:r>
-        <w:t xml:space="preserve"> allows a class to acquire properties and </w:t>
-      </w:r>
-      <w:proofErr w:type="spellStart"/>
-      <w:r>
-        <w:t>behaviors</w:t>
-      </w:r>
-      <w:proofErr w:type="spellEnd"/>
-      <w:r>
-        <w:t xml:space="preserve"> of another class.</w:t>
+        <w:t xml:space="preserve"> allows a class to acquire properties and behaviors of another class.</w:t>
       </w:r>
     </w:p>
     <w:p>
@@ -17044,13 +17374,8 @@
               <w:cnfStyle w:val="000000100000" w:firstRow="0" w:lastRow="0" w:firstColumn="0" w:lastColumn="0" w:oddVBand="0" w:evenVBand="0" w:oddHBand="1" w:evenHBand="0" w:firstRowFirstColumn="0" w:firstRowLastColumn="0" w:lastRowFirstColumn="0" w:lastRowLastColumn="0"/>
             </w:pPr>
             <w:r>
-              <w:t xml:space="preserve">Same interface, different </w:t>
-            </w:r>
-            <w:proofErr w:type="spellStart"/>
-            <w:r>
-              <w:t>behavior</w:t>
-            </w:r>
-            <w:proofErr w:type="spellEnd"/>
+              <w:t>Same interface, different behavior</w:t>
+            </w:r>
           </w:p>
         </w:tc>
       </w:tr>
@@ -17081,15 +17406,7 @@
               <w:cnfStyle w:val="000000000000" w:firstRow="0" w:lastRow="0" w:firstColumn="0" w:lastColumn="0" w:oddVBand="0" w:evenVBand="0" w:oddHBand="0" w:evenHBand="0" w:firstRowFirstColumn="0" w:firstRowLastColumn="0" w:lastRowFirstColumn="0" w:lastRowLastColumn="0"/>
             </w:pPr>
             <w:r>
-              <w:t xml:space="preserve">New </w:t>
-            </w:r>
-            <w:proofErr w:type="spellStart"/>
-            <w:r>
-              <w:t>behavior</w:t>
-            </w:r>
-            <w:proofErr w:type="spellEnd"/>
-            <w:r>
-              <w:t xml:space="preserve"> without changing old code</w:t>
+              <w:t>New behavior without changing old code</w:t>
             </w:r>
           </w:p>
         </w:tc>
@@ -17156,15 +17473,7 @@
               <w:cnfStyle w:val="000000000000" w:firstRow="0" w:lastRow="0" w:firstColumn="0" w:lastColumn="0" w:oddVBand="0" w:evenVBand="0" w:oddHBand="0" w:evenHBand="0" w:firstRowFirstColumn="0" w:firstRowLastColumn="0" w:lastRowFirstColumn="0" w:lastRowLastColumn="0"/>
             </w:pPr>
             <w:r>
-              <w:t xml:space="preserve">Runtime </w:t>
-            </w:r>
-            <w:proofErr w:type="spellStart"/>
-            <w:r>
-              <w:t>behavior</w:t>
-            </w:r>
-            <w:proofErr w:type="spellEnd"/>
-            <w:r>
-              <w:t xml:space="preserve"> resolution</w:t>
+              <w:t>Runtime behavior resolution</w:t>
             </w:r>
           </w:p>
         </w:tc>
@@ -18649,13 +18958,8 @@
               <w:cnfStyle w:val="000000100000" w:firstRow="0" w:lastRow="0" w:firstColumn="0" w:lastColumn="0" w:oddVBand="0" w:evenVBand="0" w:oddHBand="1" w:evenHBand="0" w:firstRowFirstColumn="0" w:firstRowLastColumn="0" w:lastRowFirstColumn="0" w:lastRowLastColumn="0"/>
             </w:pPr>
             <w:r>
-              <w:t xml:space="preserve">Define </w:t>
-            </w:r>
-            <w:proofErr w:type="spellStart"/>
-            <w:r>
-              <w:t>behavior</w:t>
-            </w:r>
-            <w:proofErr w:type="spellEnd"/>
+              <w:t>Define behavior</w:t>
+            </w:r>
           </w:p>
         </w:tc>
       </w:tr>
@@ -18711,23 +19015,7 @@
           <w:b/>
           <w:bCs/>
         </w:rPr>
-        <w:t>The Constructor (__</w:t>
-      </w:r>
-      <w:proofErr w:type="spellStart"/>
-      <w:r>
-        <w:rPr>
-          <w:b/>
-          <w:bCs/>
-        </w:rPr>
-        <w:t>init</w:t>
-      </w:r>
-      <w:proofErr w:type="spellEnd"/>
-      <w:r>
-        <w:rPr>
-          <w:b/>
-          <w:bCs/>
-        </w:rPr>
-        <w:t>__ Method)</w:t>
+        <w:t>The Constructor (__init__ Method)</w:t>
       </w:r>
     </w:p>
     <w:p>
@@ -18747,15 +19035,7 @@
     </w:p>
     <w:p>
       <w:r>
-        <w:t xml:space="preserve">The constructor initializes object attributes when </w:t>
-      </w:r>
-      <w:proofErr w:type="gramStart"/>
-      <w:r>
-        <w:t>an</w:t>
-      </w:r>
-      <w:proofErr w:type="gramEnd"/>
-      <w:r>
-        <w:t xml:space="preserve"> new object is created.</w:t>
+        <w:t>The constructor initializes object attributes when an new object is created.</w:t>
       </w:r>
     </w:p>
     <w:p>
@@ -19152,15 +19432,7 @@
     </w:p>
     <w:p>
       <w:r>
-        <w:t xml:space="preserve">Operate on class-level data using </w:t>
-      </w:r>
-      <w:proofErr w:type="spellStart"/>
-      <w:r>
-        <w:t>cls</w:t>
-      </w:r>
-      <w:proofErr w:type="spellEnd"/>
-      <w:r>
-        <w:t>.</w:t>
+        <w:t>Operate on class-level data using cls.</w:t>
       </w:r>
     </w:p>
     <w:p>
@@ -20141,15 +20413,7 @@
     </w:p>
     <w:p>
       <w:r>
-        <w:t xml:space="preserve">Objects are used based on </w:t>
-      </w:r>
-      <w:proofErr w:type="spellStart"/>
-      <w:r>
-        <w:t>behavior</w:t>
-      </w:r>
-      <w:proofErr w:type="spellEnd"/>
-      <w:r>
-        <w:t>, not type.</w:t>
+        <w:t>Objects are used based on behavior, not type.</w:t>
       </w:r>
     </w:p>
     <w:p>
@@ -20347,13 +20611,8 @@
             </w:pPr>
             <w:r>
               <w:lastRenderedPageBreak/>
-              <w:t xml:space="preserve">Interface </w:t>
-            </w:r>
-            <w:proofErr w:type="spellStart"/>
-            <w:r>
-              <w:t>behavior</w:t>
-            </w:r>
-            <w:proofErr w:type="spellEnd"/>
+              <w:t>Interface behavior</w:t>
+            </w:r>
           </w:p>
         </w:tc>
         <w:tc>
@@ -20577,15 +20836,7 @@
     </w:p>
     <w:p>
       <w:r>
-        <w:t xml:space="preserve">Magic methods define object </w:t>
-      </w:r>
-      <w:proofErr w:type="spellStart"/>
-      <w:r>
-        <w:t>behavior</w:t>
-      </w:r>
-      <w:proofErr w:type="spellEnd"/>
-      <w:r>
-        <w:t>.</w:t>
+        <w:t>Magic methods define object behavior.</w:t>
       </w:r>
     </w:p>
     <w:p>
@@ -20695,15 +20946,7 @@
               <w:spacing w:after="160" w:line="259" w:lineRule="auto"/>
             </w:pPr>
             <w:r>
-              <w:t>__</w:t>
-            </w:r>
-            <w:proofErr w:type="spellStart"/>
-            <w:r>
-              <w:t>repr</w:t>
-            </w:r>
-            <w:proofErr w:type="spellEnd"/>
-            <w:r>
-              <w:t>__</w:t>
+              <w:t>__repr__</w:t>
             </w:r>
           </w:p>
         </w:tc>
@@ -20753,13 +20996,8 @@
               <w:cnfStyle w:val="000000100000" w:firstRow="0" w:lastRow="0" w:firstColumn="0" w:lastColumn="0" w:oddVBand="0" w:evenVBand="0" w:oddHBand="1" w:evenHBand="0" w:firstRowFirstColumn="0" w:firstRowLastColumn="0" w:lastRowFirstColumn="0" w:lastRowLastColumn="0"/>
             </w:pPr>
             <w:r>
-              <w:t xml:space="preserve">Length </w:t>
-            </w:r>
-            <w:proofErr w:type="spellStart"/>
-            <w:r>
-              <w:t>behavior</w:t>
-            </w:r>
-            <w:proofErr w:type="spellEnd"/>
+              <w:t>Length behavior</w:t>
+            </w:r>
           </w:p>
         </w:tc>
       </w:tr>
@@ -20775,15 +21013,7 @@
               <w:spacing w:after="160" w:line="259" w:lineRule="auto"/>
             </w:pPr>
             <w:r>
-              <w:t>__</w:t>
-            </w:r>
-            <w:proofErr w:type="spellStart"/>
-            <w:r>
-              <w:t>eq</w:t>
-            </w:r>
-            <w:proofErr w:type="spellEnd"/>
-            <w:r>
-              <w:t>__</w:t>
+              <w:t>__eq__</w:t>
             </w:r>
           </w:p>
         </w:tc>
@@ -20841,15 +21071,7 @@
     </w:tbl>
     <w:p>
       <w:r>
-        <w:t xml:space="preserve">These enable custom object </w:t>
-      </w:r>
-      <w:proofErr w:type="spellStart"/>
-      <w:r>
-        <w:t>behavior</w:t>
-      </w:r>
-      <w:proofErr w:type="spellEnd"/>
-      <w:r>
-        <w:t>.</w:t>
+        <w:t>These enable custom object behavior.</w:t>
       </w:r>
     </w:p>
     <w:p>
@@ -21119,13 +21341,8 @@
         </w:numPr>
       </w:pPr>
       <w:r>
-        <w:t xml:space="preserve">Ensures consistent </w:t>
-      </w:r>
-      <w:proofErr w:type="spellStart"/>
-      <w:r>
-        <w:t>behavior</w:t>
-      </w:r>
-      <w:proofErr w:type="spellEnd"/>
+        <w:t>Ensures consistent behavior</w:t>
+      </w:r>
     </w:p>
     <w:p>
       <w:r>
@@ -21221,36 +21438,12 @@
           <w:b/>
           <w:bCs/>
         </w:rPr>
-        <w:t xml:space="preserve">4. </w:t>
-      </w:r>
-      <w:proofErr w:type="spellStart"/>
-      <w:r>
-        <w:rPr>
-          <w:b/>
-          <w:bCs/>
-        </w:rPr>
-        <w:t>Metaclasses</w:t>
-      </w:r>
-      <w:proofErr w:type="spellEnd"/>
-      <w:r>
-        <w:rPr>
-          <w:b/>
-          <w:bCs/>
-        </w:rPr>
-        <w:t xml:space="preserve"> (Advanced)</w:t>
-      </w:r>
-    </w:p>
-    <w:p>
-      <w:r>
-        <w:t xml:space="preserve">Classes that define </w:t>
-      </w:r>
-      <w:proofErr w:type="spellStart"/>
-      <w:r>
-        <w:t>behavior</w:t>
-      </w:r>
-      <w:proofErr w:type="spellEnd"/>
-      <w:r>
-        <w:t xml:space="preserve"> of other classes.</w:t>
+        <w:t>4. Metaclasses (Advanced)</w:t>
+      </w:r>
+    </w:p>
+    <w:p>
+      <w:r>
+        <w:t>Classes that define behavior of other classes.</w:t>
       </w:r>
     </w:p>
     <w:p>
@@ -24393,8 +24586,3949 @@
         <w:t xml:space="preserve"> you get some demos in library folder.</w:t>
       </w:r>
     </w:p>
+    <w:p>
+      <w:pPr>
+        <w:jc w:val="center"/>
+        <w:rPr>
+          <w:b/>
+          <w:bCs/>
+          <w:sz w:val="32"/>
+          <w:szCs w:val="32"/>
+        </w:rPr>
+      </w:pPr>
+      <w:r>
+        <w:rPr>
+          <w:b/>
+          <w:bCs/>
+          <w:sz w:val="32"/>
+          <w:szCs w:val="32"/>
+        </w:rPr>
+        <w:lastRenderedPageBreak/>
+        <w:t>Match–Case in Python</w:t>
+      </w:r>
+    </w:p>
+    <w:p>
+      <w:pPr>
+        <w:rPr>
+          <w:b/>
+          <w:bCs/>
+        </w:rPr>
+      </w:pPr>
+      <w:r>
+        <w:rPr>
+          <w:b/>
+          <w:bCs/>
+        </w:rPr>
+        <w:t>1. Introduction</w:t>
+      </w:r>
+    </w:p>
+    <w:p>
+      <w:r>
+        <w:rPr>
+          <w:b/>
+          <w:bCs/>
+        </w:rPr>
+        <w:t>Match–case</w:t>
+      </w:r>
+      <w:r>
+        <w:t xml:space="preserve"> is a control flow feature introduced in </w:t>
+      </w:r>
+      <w:r>
+        <w:rPr>
+          <w:b/>
+          <w:bCs/>
+        </w:rPr>
+        <w:t>Python 3.10</w:t>
+      </w:r>
+      <w:r>
+        <w:t xml:space="preserve"> called </w:t>
+      </w:r>
+      <w:r>
+        <w:rPr>
+          <w:b/>
+          <w:bCs/>
+        </w:rPr>
+        <w:t>Structural Pattern Matching</w:t>
+      </w:r>
+      <w:r>
+        <w:t>.</w:t>
+      </w:r>
+    </w:p>
+    <w:p>
+      <w:r>
+        <w:t>It allows a program to compare a value against multiple patterns and execute the block that matches.</w:t>
+      </w:r>
+    </w:p>
+    <w:p>
+      <w:r>
+        <w:t>It is more powerful than a traditional switch statement because it can match:</w:t>
+      </w:r>
+    </w:p>
+    <w:p>
+      <w:pPr>
+        <w:numPr>
+          <w:ilvl w:val="0"/>
+          <w:numId w:val="53"/>
+        </w:numPr>
+      </w:pPr>
+      <w:r>
+        <w:t>Values</w:t>
+      </w:r>
+    </w:p>
+    <w:p>
+      <w:pPr>
+        <w:numPr>
+          <w:ilvl w:val="0"/>
+          <w:numId w:val="53"/>
+        </w:numPr>
+      </w:pPr>
+      <w:r>
+        <w:t>Sequences (lists/tuples)</w:t>
+      </w:r>
+    </w:p>
+    <w:p>
+      <w:pPr>
+        <w:numPr>
+          <w:ilvl w:val="0"/>
+          <w:numId w:val="53"/>
+        </w:numPr>
+      </w:pPr>
+      <w:r>
+        <w:t>Dictionaries</w:t>
+      </w:r>
+    </w:p>
+    <w:p>
+      <w:pPr>
+        <w:numPr>
+          <w:ilvl w:val="0"/>
+          <w:numId w:val="53"/>
+        </w:numPr>
+      </w:pPr>
+      <w:r>
+        <w:t>Object structures</w:t>
+      </w:r>
+    </w:p>
+    <w:p>
+      <w:pPr>
+        <w:numPr>
+          <w:ilvl w:val="0"/>
+          <w:numId w:val="53"/>
+        </w:numPr>
+      </w:pPr>
+      <w:r>
+        <w:t>Conditions</w:t>
+      </w:r>
+    </w:p>
+    <w:p>
+      <w:r>
+        <w:pict w14:anchorId="7E239392">
+          <v:rect id="_x0000_i1257" style="width:0;height:1.5pt" o:hralign="center" o:hrstd="t" o:hr="t" fillcolor="#a0a0a0" stroked="f"/>
+        </w:pict>
+      </w:r>
+    </w:p>
+    <w:p>
+      <w:pPr>
+        <w:rPr>
+          <w:b/>
+          <w:bCs/>
+        </w:rPr>
+      </w:pPr>
+      <w:r>
+        <w:rPr>
+          <w:b/>
+          <w:bCs/>
+        </w:rPr>
+        <w:t>2. Basic syntax</w:t>
+      </w:r>
+    </w:p>
+    <w:p>
+      <w:r>
+        <w:t>match subject:</w:t>
+      </w:r>
+    </w:p>
+    <w:p>
+      <w:pPr>
+        <w:ind w:firstLine="720"/>
+      </w:pPr>
+      <w:r>
+        <w:t>case pattern1:</w:t>
+      </w:r>
+    </w:p>
+    <w:p>
+      <w:r>
+        <w:t xml:space="preserve">        </w:t>
+      </w:r>
+      <w:r>
+        <w:tab/>
+      </w:r>
+      <w:r>
+        <w:tab/>
+      </w:r>
+      <w:r>
+        <w:t># action</w:t>
+      </w:r>
+    </w:p>
+    <w:p>
+      <w:r>
+        <w:t xml:space="preserve">    </w:t>
+      </w:r>
+      <w:r>
+        <w:tab/>
+      </w:r>
+      <w:r>
+        <w:t>case pattern2:</w:t>
+      </w:r>
+    </w:p>
+    <w:p>
+      <w:r>
+        <w:t xml:space="preserve">        </w:t>
+      </w:r>
+      <w:r>
+        <w:tab/>
+      </w:r>
+      <w:r>
+        <w:tab/>
+      </w:r>
+      <w:r>
+        <w:t># action</w:t>
+      </w:r>
+    </w:p>
+    <w:p>
+      <w:r>
+        <w:t xml:space="preserve">    </w:t>
+      </w:r>
+      <w:r>
+        <w:tab/>
+      </w:r>
+      <w:r>
+        <w:t>case _:</w:t>
+      </w:r>
+    </w:p>
+    <w:p>
+      <w:r>
+        <w:t xml:space="preserve">        </w:t>
+      </w:r>
+      <w:r>
+        <w:tab/>
+      </w:r>
+      <w:r>
+        <w:tab/>
+      </w:r>
+      <w:r>
+        <w:t># default action</w:t>
+      </w:r>
+    </w:p>
+    <w:p>
+      <w:pPr>
+        <w:rPr>
+          <w:b/>
+          <w:bCs/>
+        </w:rPr>
+      </w:pPr>
+      <w:r>
+        <w:rPr>
+          <w:b/>
+          <w:bCs/>
+        </w:rPr>
+        <w:t>Key terms</w:t>
+      </w:r>
+    </w:p>
+    <w:p>
+      <w:pPr>
+        <w:numPr>
+          <w:ilvl w:val="0"/>
+          <w:numId w:val="54"/>
+        </w:numPr>
+      </w:pPr>
+      <w:r>
+        <w:rPr>
+          <w:b/>
+          <w:bCs/>
+        </w:rPr>
+        <w:t>subject</w:t>
+      </w:r>
+      <w:r>
+        <w:t xml:space="preserve"> → value being checked</w:t>
+      </w:r>
+    </w:p>
+    <w:p>
+      <w:pPr>
+        <w:numPr>
+          <w:ilvl w:val="0"/>
+          <w:numId w:val="54"/>
+        </w:numPr>
+      </w:pPr>
+      <w:r>
+        <w:rPr>
+          <w:b/>
+          <w:bCs/>
+        </w:rPr>
+        <w:t>pattern</w:t>
+      </w:r>
+      <w:r>
+        <w:t xml:space="preserve"> → condition to match</w:t>
+      </w:r>
+    </w:p>
+    <w:p>
+      <w:pPr>
+        <w:numPr>
+          <w:ilvl w:val="0"/>
+          <w:numId w:val="54"/>
+        </w:numPr>
+      </w:pPr>
+      <w:r>
+        <w:rPr>
+          <w:b/>
+          <w:bCs/>
+        </w:rPr>
+        <w:t>case</w:t>
+      </w:r>
+      <w:r>
+        <w:t xml:space="preserve"> → branch of execution</w:t>
+      </w:r>
+    </w:p>
+    <w:p>
+      <w:pPr>
+        <w:numPr>
+          <w:ilvl w:val="0"/>
+          <w:numId w:val="54"/>
+        </w:numPr>
+      </w:pPr>
+      <w:r>
+        <w:rPr>
+          <w:b/>
+          <w:bCs/>
+        </w:rPr>
+        <w:t>_</w:t>
+      </w:r>
+      <w:r>
+        <w:t xml:space="preserve"> → wildcard (default case)</w:t>
+      </w:r>
+    </w:p>
+    <w:p>
+      <w:r>
+        <w:pict w14:anchorId="35E1397B">
+          <v:rect id="_x0000_i1258" style="width:0;height:1.5pt" o:hralign="center" o:hrstd="t" o:hr="t" fillcolor="#a0a0a0" stroked="f"/>
+        </w:pict>
+      </w:r>
+    </w:p>
+    <w:p>
+      <w:pPr>
+        <w:rPr>
+          <w:b/>
+          <w:bCs/>
+        </w:rPr>
+      </w:pPr>
+      <w:r>
+        <w:rPr>
+          <w:b/>
+          <w:bCs/>
+        </w:rPr>
+        <w:t>3. How match–case works</w:t>
+      </w:r>
+    </w:p>
+    <w:p>
+      <w:pPr>
+        <w:numPr>
+          <w:ilvl w:val="0"/>
+          <w:numId w:val="55"/>
+        </w:numPr>
+      </w:pPr>
+      <w:r>
+        <w:t xml:space="preserve">Python evaluates the </w:t>
+      </w:r>
+      <w:r>
+        <w:rPr>
+          <w:b/>
+          <w:bCs/>
+        </w:rPr>
+        <w:t>subject</w:t>
+      </w:r>
+    </w:p>
+    <w:p>
+      <w:pPr>
+        <w:numPr>
+          <w:ilvl w:val="0"/>
+          <w:numId w:val="55"/>
+        </w:numPr>
+      </w:pPr>
+      <w:r>
+        <w:t xml:space="preserve">It checks each case </w:t>
+      </w:r>
+      <w:r>
+        <w:rPr>
+          <w:b/>
+          <w:bCs/>
+        </w:rPr>
+        <w:t>top to bottom</w:t>
+      </w:r>
+    </w:p>
+    <w:p>
+      <w:pPr>
+        <w:numPr>
+          <w:ilvl w:val="0"/>
+          <w:numId w:val="55"/>
+        </w:numPr>
+      </w:pPr>
+      <w:r>
+        <w:t>First matching pattern runs</w:t>
+      </w:r>
+    </w:p>
+    <w:p>
+      <w:pPr>
+        <w:numPr>
+          <w:ilvl w:val="0"/>
+          <w:numId w:val="55"/>
+        </w:numPr>
+      </w:pPr>
+      <w:r>
+        <w:t>Remaining cases are skipped</w:t>
+      </w:r>
+    </w:p>
+    <w:p>
+      <w:r>
+        <w:lastRenderedPageBreak/>
+        <w:t xml:space="preserve">There is </w:t>
+      </w:r>
+      <w:r>
+        <w:rPr>
+          <w:b/>
+          <w:bCs/>
+        </w:rPr>
+        <w:t>no fall-through</w:t>
+      </w:r>
+      <w:r>
+        <w:t xml:space="preserve"> like C/C++ switch.</w:t>
+      </w:r>
+    </w:p>
+    <w:p>
+      <w:r>
+        <w:pict w14:anchorId="1C66FDD3">
+          <v:rect id="_x0000_i1259" style="width:0;height:1.5pt" o:hralign="center" o:hrstd="t" o:hr="t" fillcolor="#a0a0a0" stroked="f"/>
+        </w:pict>
+      </w:r>
+    </w:p>
+    <w:p>
+      <w:pPr>
+        <w:rPr>
+          <w:b/>
+          <w:bCs/>
+        </w:rPr>
+      </w:pPr>
+      <w:r>
+        <w:rPr>
+          <w:b/>
+          <w:bCs/>
+        </w:rPr>
+        <w:t>4. Types of patterns</w:t>
+      </w:r>
+    </w:p>
+    <w:p>
+      <w:pPr>
+        <w:rPr>
+          <w:b/>
+          <w:bCs/>
+        </w:rPr>
+      </w:pPr>
+      <w:r>
+        <w:rPr>
+          <w:b/>
+          <w:bCs/>
+        </w:rPr>
+        <w:t>4.1 Literal pattern</w:t>
+      </w:r>
+    </w:p>
+    <w:p>
+      <w:r>
+        <w:t>Matches exact values.</w:t>
+      </w:r>
+    </w:p>
+    <w:p>
+      <w:r>
+        <w:t>x = 1</w:t>
+      </w:r>
+    </w:p>
+    <w:p>
+      <w:r>
+        <w:t>match x:</w:t>
+      </w:r>
+    </w:p>
+    <w:p>
+      <w:r>
+        <w:t xml:space="preserve">    case 1:</w:t>
+      </w:r>
+    </w:p>
+    <w:p>
+      <w:r>
+        <w:t xml:space="preserve">        print("One")</w:t>
+      </w:r>
+    </w:p>
+    <w:p>
+      <w:r>
+        <w:t>Works with:</w:t>
+      </w:r>
+    </w:p>
+    <w:p>
+      <w:pPr>
+        <w:numPr>
+          <w:ilvl w:val="0"/>
+          <w:numId w:val="56"/>
+        </w:numPr>
+      </w:pPr>
+      <w:r>
+        <w:t>integers</w:t>
+      </w:r>
+    </w:p>
+    <w:p>
+      <w:pPr>
+        <w:numPr>
+          <w:ilvl w:val="0"/>
+          <w:numId w:val="56"/>
+        </w:numPr>
+      </w:pPr>
+      <w:r>
+        <w:t>strings</w:t>
+      </w:r>
+    </w:p>
+    <w:p>
+      <w:pPr>
+        <w:numPr>
+          <w:ilvl w:val="0"/>
+          <w:numId w:val="56"/>
+        </w:numPr>
+      </w:pPr>
+      <w:r>
+        <w:t>booleans</w:t>
+      </w:r>
+    </w:p>
+    <w:p>
+      <w:pPr>
+        <w:numPr>
+          <w:ilvl w:val="0"/>
+          <w:numId w:val="56"/>
+        </w:numPr>
+      </w:pPr>
+      <w:r>
+        <w:t>None</w:t>
+      </w:r>
+    </w:p>
+    <w:p>
+      <w:r>
+        <w:pict w14:anchorId="36244ED6">
+          <v:rect id="_x0000_i1260" style="width:0;height:1.5pt" o:hralign="center" o:hrstd="t" o:hr="t" fillcolor="#a0a0a0" stroked="f"/>
+        </w:pict>
+      </w:r>
+    </w:p>
+    <w:p>
+      <w:pPr>
+        <w:rPr>
+          <w:b/>
+          <w:bCs/>
+        </w:rPr>
+      </w:pPr>
+      <w:r>
+        <w:rPr>
+          <w:b/>
+          <w:bCs/>
+        </w:rPr>
+        <w:t>4.2 Wildcard pattern (_)</w:t>
+      </w:r>
+    </w:p>
+    <w:p>
+      <w:r>
+        <w:t>Matches anything.</w:t>
+      </w:r>
+    </w:p>
+    <w:p>
+      <w:r>
+        <w:t>match x:</w:t>
+      </w:r>
+    </w:p>
+    <w:p>
+      <w:r>
+        <w:t xml:space="preserve">    case _:</w:t>
+      </w:r>
+    </w:p>
+    <w:p>
+      <w:r>
+        <w:t xml:space="preserve">        print("Default")</w:t>
+      </w:r>
+    </w:p>
+    <w:p>
+      <w:r>
+        <w:t>Used as a fallback case.</w:t>
+      </w:r>
+    </w:p>
+    <w:p>
+      <w:r>
+        <w:pict w14:anchorId="29F130A6">
+          <v:rect id="_x0000_i1261" style="width:0;height:1.5pt" o:hralign="center" o:hrstd="t" o:hr="t" fillcolor="#a0a0a0" stroked="f"/>
+        </w:pict>
+      </w:r>
+    </w:p>
+    <w:p>
+      <w:pPr>
+        <w:rPr>
+          <w:b/>
+          <w:bCs/>
+        </w:rPr>
+      </w:pPr>
+      <w:r>
+        <w:rPr>
+          <w:b/>
+          <w:bCs/>
+        </w:rPr>
+        <w:t>4.3 Capture pattern (variable binding)</w:t>
+      </w:r>
+    </w:p>
+    <w:p>
+      <w:r>
+        <w:t>Stores the matched value in a variable.</w:t>
+      </w:r>
+    </w:p>
+    <w:p>
+      <w:r>
+        <w:t>match x:</w:t>
+      </w:r>
+    </w:p>
+    <w:p>
+      <w:r>
+        <w:t xml:space="preserve">    case n:</w:t>
+      </w:r>
+    </w:p>
+    <w:p>
+      <w:r>
+        <w:t xml:space="preserve">        print("Value is", n)</w:t>
+      </w:r>
+    </w:p>
+    <w:p>
+      <w:r>
+        <w:t>Here n captures any value.</w:t>
+      </w:r>
+    </w:p>
+    <w:p>
+      <w:r>
+        <w:t>Important rule:</w:t>
+      </w:r>
+      <w:r>
+        <w:t xml:space="preserve"> </w:t>
+      </w:r>
+      <w:r>
+        <w:t xml:space="preserve">A capture pattern </w:t>
+      </w:r>
+      <w:r>
+        <w:rPr>
+          <w:b/>
+          <w:bCs/>
+        </w:rPr>
+        <w:t>always matches</w:t>
+      </w:r>
+      <w:r>
+        <w:t xml:space="preserve"> unless restricted by a guard.</w:t>
+      </w:r>
+    </w:p>
+    <w:p>
+      <w:r>
+        <w:pict w14:anchorId="24E42008">
+          <v:rect id="_x0000_i1262" style="width:0;height:1.5pt" o:hralign="center" o:hrstd="t" o:hr="t" fillcolor="#a0a0a0" stroked="f"/>
+        </w:pict>
+      </w:r>
+    </w:p>
+    <w:p>
+      <w:pPr>
+        <w:rPr>
+          <w:b/>
+          <w:bCs/>
+        </w:rPr>
+      </w:pPr>
+      <w:r>
+        <w:rPr>
+          <w:b/>
+          <w:bCs/>
+        </w:rPr>
+        <w:t>4.4 OR pattern (|)</w:t>
+      </w:r>
+    </w:p>
+    <w:p>
+      <w:r>
+        <w:lastRenderedPageBreak/>
+        <w:t>Matches multiple possibilities.</w:t>
+      </w:r>
+    </w:p>
+    <w:p>
+      <w:r>
+        <w:t>match x:</w:t>
+      </w:r>
+    </w:p>
+    <w:p>
+      <w:r>
+        <w:t xml:space="preserve">    case 1 | 2 | 3:</w:t>
+      </w:r>
+    </w:p>
+    <w:p>
+      <w:r>
+        <w:t xml:space="preserve">        print("Small number")</w:t>
+      </w:r>
+    </w:p>
+    <w:p>
+      <w:r>
+        <w:t>Equivalent to logical OR.</w:t>
+      </w:r>
+    </w:p>
     <w:p/>
+    <w:p>
+      <w:pPr>
+        <w:rPr>
+          <w:b/>
+          <w:bCs/>
+        </w:rPr>
+      </w:pPr>
+      <w:r>
+        <w:rPr>
+          <w:b/>
+          <w:bCs/>
+        </w:rPr>
+        <w:t>4.5 Sequence pattern (lists/tuples)</w:t>
+      </w:r>
+    </w:p>
+    <w:p>
+      <w:r>
+        <w:t>Matches structure and length.</w:t>
+      </w:r>
+    </w:p>
+    <w:p>
+      <w:r>
+        <w:t>data = [1, 2]</w:t>
+      </w:r>
+    </w:p>
     <w:p/>
+    <w:p>
+      <w:r>
+        <w:t>match data:</w:t>
+      </w:r>
+    </w:p>
+    <w:p>
+      <w:r>
+        <w:t xml:space="preserve">    case [a, b]:</w:t>
+      </w:r>
+    </w:p>
+    <w:p>
+      <w:r>
+        <w:t xml:space="preserve">        print(a, b)</w:t>
+      </w:r>
+    </w:p>
+    <w:p>
+      <w:r>
+        <w:t>Rules:</w:t>
+      </w:r>
+    </w:p>
+    <w:p>
+      <w:pPr>
+        <w:numPr>
+          <w:ilvl w:val="0"/>
+          <w:numId w:val="57"/>
+        </w:numPr>
+      </w:pPr>
+      <w:r>
+        <w:t>Length must match</w:t>
+      </w:r>
+    </w:p>
+    <w:p>
+      <w:pPr>
+        <w:numPr>
+          <w:ilvl w:val="0"/>
+          <w:numId w:val="57"/>
+        </w:numPr>
+      </w:pPr>
+      <w:r>
+        <w:t>Order matters</w:t>
+      </w:r>
+    </w:p>
+    <w:p>
+      <w:r>
+        <w:t>Using star pattern:</w:t>
+      </w:r>
+    </w:p>
+    <w:p>
+      <w:r>
+        <w:t>match data:</w:t>
+      </w:r>
+    </w:p>
+    <w:p>
+      <w:r>
+        <w:t xml:space="preserve">    case [first, *rest]:</w:t>
+      </w:r>
+    </w:p>
+    <w:p>
+      <w:r>
+        <w:t xml:space="preserve">        print(first, rest)</w:t>
+      </w:r>
+    </w:p>
+    <w:p>
+      <w:r>
+        <w:pict w14:anchorId="43901DAF">
+          <v:rect id="_x0000_i1264" style="width:0;height:1.5pt" o:hralign="center" o:hrstd="t" o:hr="t" fillcolor="#a0a0a0" stroked="f"/>
+        </w:pict>
+      </w:r>
+    </w:p>
+    <w:p>
+      <w:pPr>
+        <w:rPr>
+          <w:b/>
+          <w:bCs/>
+        </w:rPr>
+      </w:pPr>
+      <w:r>
+        <w:rPr>
+          <w:b/>
+          <w:bCs/>
+        </w:rPr>
+        <w:t>4.6 Mapping pattern (dictionaries)</w:t>
+      </w:r>
+    </w:p>
+    <w:p>
+      <w:r>
+        <w:t>Matches dictionary keys.</w:t>
+      </w:r>
+    </w:p>
+    <w:p>
+      <w:r>
+        <w:t>person = {"name": "A", "age": 20}</w:t>
+      </w:r>
+    </w:p>
+    <w:p/>
+    <w:p>
+      <w:r>
+        <w:t>match person:</w:t>
+      </w:r>
+    </w:p>
+    <w:p>
+      <w:r>
+        <w:t xml:space="preserve">    case {"name": n, "age": a}:</w:t>
+      </w:r>
+    </w:p>
+    <w:p>
+      <w:r>
+        <w:t xml:space="preserve">        print(n, a)</w:t>
+      </w:r>
+    </w:p>
+    <w:p>
+      <w:r>
+        <w:t>Extra keys are ignored unless specified.</w:t>
+      </w:r>
+    </w:p>
+    <w:p>
+      <w:r>
+        <w:pict w14:anchorId="0ACFAAF4">
+          <v:rect id="_x0000_i1265" style="width:0;height:1.5pt" o:hralign="center" o:hrstd="t" o:hr="t" fillcolor="#a0a0a0" stroked="f"/>
+        </w:pict>
+      </w:r>
+    </w:p>
+    <w:p>
+      <w:pPr>
+        <w:rPr>
+          <w:b/>
+          <w:bCs/>
+        </w:rPr>
+      </w:pPr>
+      <w:r>
+        <w:rPr>
+          <w:b/>
+          <w:bCs/>
+        </w:rPr>
+        <w:t>4.7 Class pattern (object matching)</w:t>
+      </w:r>
+    </w:p>
+    <w:p>
+      <w:r>
+        <w:lastRenderedPageBreak/>
+        <w:t>Matches object attributes.</w:t>
+      </w:r>
+    </w:p>
+    <w:p>
+      <w:r>
+        <w:t>class Point:</w:t>
+      </w:r>
+    </w:p>
+    <w:p>
+      <w:r>
+        <w:t xml:space="preserve">    def __init__(self, x, y):</w:t>
+      </w:r>
+    </w:p>
+    <w:p>
+      <w:r>
+        <w:t xml:space="preserve">        self.x = x</w:t>
+      </w:r>
+    </w:p>
+    <w:p>
+      <w:r>
+        <w:t xml:space="preserve">        self.y = y</w:t>
+      </w:r>
+    </w:p>
+    <w:p/>
+    <w:p>
+      <w:r>
+        <w:t>p = Point(1, 2)</w:t>
+      </w:r>
+    </w:p>
+    <w:p/>
+    <w:p>
+      <w:r>
+        <w:t>match p:</w:t>
+      </w:r>
+    </w:p>
+    <w:p>
+      <w:r>
+        <w:t xml:space="preserve">    case Point(x=1, y=2):</w:t>
+      </w:r>
+    </w:p>
+    <w:p>
+      <w:r>
+        <w:t xml:space="preserve">        print("Matched")</w:t>
+      </w:r>
+    </w:p>
+    <w:p>
+      <w:r>
+        <w:t>Used in object-oriented design.</w:t>
+      </w:r>
+    </w:p>
+    <w:p>
+      <w:r>
+        <w:pict w14:anchorId="5BDE0717">
+          <v:rect id="_x0000_i1266" style="width:0;height:1.5pt" o:hralign="center" o:hrstd="t" o:hr="t" fillcolor="#a0a0a0" stroked="f"/>
+        </w:pict>
+      </w:r>
+    </w:p>
+    <w:p>
+      <w:pPr>
+        <w:rPr>
+          <w:b/>
+          <w:bCs/>
+        </w:rPr>
+      </w:pPr>
+      <w:r>
+        <w:rPr>
+          <w:b/>
+          <w:bCs/>
+        </w:rPr>
+        <w:t>4.8 Guard pattern (conditional matching)</w:t>
+      </w:r>
+    </w:p>
+    <w:p>
+      <w:r>
+        <w:t>Adds an extra condition using if.</w:t>
+      </w:r>
+    </w:p>
+    <w:p>
+      <w:r>
+        <w:t>match x:</w:t>
+      </w:r>
+    </w:p>
+    <w:p>
+      <w:r>
+        <w:t xml:space="preserve">    case n if n &gt; 10:</w:t>
+      </w:r>
+    </w:p>
+    <w:p>
+      <w:r>
+        <w:t xml:space="preserve">        print("Greater than 10")</w:t>
+      </w:r>
+    </w:p>
+    <w:p>
+      <w:r>
+        <w:t>Pattern matches only if condition is true.</w:t>
+      </w:r>
+    </w:p>
+    <w:p>
+      <w:r>
+        <w:pict w14:anchorId="6FC2DCE3">
+          <v:rect id="_x0000_i1267" style="width:0;height:1.5pt" o:hralign="center" o:hrstd="t" o:hr="t" fillcolor="#a0a0a0" stroked="f"/>
+        </w:pict>
+      </w:r>
+    </w:p>
+    <w:p>
+      <w:pPr>
+        <w:rPr>
+          <w:b/>
+          <w:bCs/>
+        </w:rPr>
+      </w:pPr>
+      <w:r>
+        <w:rPr>
+          <w:b/>
+          <w:bCs/>
+        </w:rPr>
+        <w:t>4.9 Nested patterns</w:t>
+      </w:r>
+    </w:p>
+    <w:p>
+      <w:r>
+        <w:t>Patterns can be combined.</w:t>
+      </w:r>
+    </w:p>
+    <w:p>
+      <w:r>
+        <w:t>data = [1, [2, 3]]</w:t>
+      </w:r>
+    </w:p>
+    <w:p/>
+    <w:p>
+      <w:r>
+        <w:t>match data:</w:t>
+      </w:r>
+    </w:p>
+    <w:p>
+      <w:r>
+        <w:t xml:space="preserve">    case [a, [b, c]]:</w:t>
+      </w:r>
+    </w:p>
+    <w:p>
+      <w:r>
+        <w:t xml:space="preserve">        print(a, b, c)</w:t>
+      </w:r>
+    </w:p>
+    <w:p>
+      <w:r>
+        <w:pict w14:anchorId="21A0E102">
+          <v:rect id="_x0000_i1268" style="width:0;height:1.5pt" o:hralign="center" o:hrstd="t" o:hr="t" fillcolor="#a0a0a0" stroked="f"/>
+        </w:pict>
+      </w:r>
+    </w:p>
+    <w:p>
+      <w:pPr>
+        <w:rPr>
+          <w:b/>
+          <w:bCs/>
+        </w:rPr>
+      </w:pPr>
+      <w:r>
+        <w:rPr>
+          <w:b/>
+          <w:bCs/>
+        </w:rPr>
+        <w:t>4.10 AS pattern (aliasing)</w:t>
+      </w:r>
+    </w:p>
+    <w:p>
+      <w:r>
+        <w:t>Captures the whole matched value.</w:t>
+      </w:r>
+    </w:p>
+    <w:p>
+      <w:r>
+        <w:t>match x:</w:t>
+      </w:r>
+    </w:p>
+    <w:p>
+      <w:r>
+        <w:lastRenderedPageBreak/>
+        <w:t xml:space="preserve">    case 1 | 2 as num:</w:t>
+      </w:r>
+    </w:p>
+    <w:p>
+      <w:r>
+        <w:t xml:space="preserve">        print("Matched", num)</w:t>
+      </w:r>
+    </w:p>
+    <w:p>
+      <w:r>
+        <w:pict w14:anchorId="33E4DCF9">
+          <v:rect id="_x0000_i1269" style="width:0;height:1.5pt" o:hralign="center" o:hrstd="t" o:hr="t" fillcolor="#a0a0a0" stroked="f"/>
+        </w:pict>
+      </w:r>
+    </w:p>
+    <w:p>
+      <w:pPr>
+        <w:rPr>
+          <w:b/>
+          <w:bCs/>
+        </w:rPr>
+      </w:pPr>
+      <w:r>
+        <w:rPr>
+          <w:b/>
+          <w:bCs/>
+        </w:rPr>
+        <w:t>5. Variable scope rules</w:t>
+      </w:r>
+    </w:p>
+    <w:p>
+      <w:r>
+        <w:t>Variables created in a case:</w:t>
+      </w:r>
+    </w:p>
+    <w:p>
+      <w:pPr>
+        <w:numPr>
+          <w:ilvl w:val="0"/>
+          <w:numId w:val="58"/>
+        </w:numPr>
+      </w:pPr>
+      <w:r>
+        <w:t>Exist after the match block</w:t>
+      </w:r>
+    </w:p>
+    <w:p>
+      <w:pPr>
+        <w:numPr>
+          <w:ilvl w:val="0"/>
+          <w:numId w:val="58"/>
+        </w:numPr>
+      </w:pPr>
+      <w:r>
+        <w:t>Only created if the case runs</w:t>
+      </w:r>
+    </w:p>
+    <w:p>
+      <w:r>
+        <w:t>Example:</w:t>
+      </w:r>
+    </w:p>
+    <w:p>
+      <w:r>
+        <w:t>match 5:</w:t>
+      </w:r>
+    </w:p>
+    <w:p>
+      <w:r>
+        <w:t xml:space="preserve">    case n:</w:t>
+      </w:r>
+    </w:p>
+    <w:p>
+      <w:r>
+        <w:t xml:space="preserve">        pass</w:t>
+      </w:r>
+    </w:p>
+    <w:p/>
+    <w:p>
+      <w:r>
+        <w:t>print(n)  # n exists</w:t>
+      </w:r>
+    </w:p>
+    <w:p>
+      <w:r>
+        <w:pict w14:anchorId="6DFE0EBA">
+          <v:rect id="_x0000_i1270" style="width:0;height:1.5pt" o:hralign="center" o:hrstd="t" o:hr="t" fillcolor="#a0a0a0" stroked="f"/>
+        </w:pict>
+      </w:r>
+    </w:p>
+    <w:p>
+      <w:pPr>
+        <w:rPr>
+          <w:b/>
+          <w:bCs/>
+        </w:rPr>
+      </w:pPr>
+      <w:r>
+        <w:rPr>
+          <w:b/>
+          <w:bCs/>
+        </w:rPr>
+        <w:t>6. Irrefutable patterns</w:t>
+      </w:r>
+    </w:p>
+    <w:p>
+      <w:r>
+        <w:t>Patterns that always match:</w:t>
+      </w:r>
+    </w:p>
+    <w:p>
+      <w:pPr>
+        <w:numPr>
+          <w:ilvl w:val="0"/>
+          <w:numId w:val="59"/>
+        </w:numPr>
+      </w:pPr>
+      <w:r>
+        <w:t>_</w:t>
+      </w:r>
+    </w:p>
+    <w:p>
+      <w:pPr>
+        <w:numPr>
+          <w:ilvl w:val="0"/>
+          <w:numId w:val="59"/>
+        </w:numPr>
+      </w:pPr>
+      <w:r>
+        <w:t>capture variables</w:t>
+      </w:r>
+    </w:p>
+    <w:p>
+      <w:r>
+        <w:t xml:space="preserve">These must be placed </w:t>
+      </w:r>
+      <w:r>
+        <w:rPr>
+          <w:b/>
+          <w:bCs/>
+        </w:rPr>
+        <w:t>last</w:t>
+      </w:r>
+      <w:r>
+        <w:t>.</w:t>
+      </w:r>
+    </w:p>
+    <w:p>
+      <w:r>
+        <w:t>Incorrect:</w:t>
+      </w:r>
+    </w:p>
+    <w:p>
+      <w:r>
+        <w:t>match x:</w:t>
+      </w:r>
+    </w:p>
+    <w:p>
+      <w:r>
+        <w:t xml:space="preserve">    case n:   # always matches</w:t>
+      </w:r>
+    </w:p>
+    <w:p>
+      <w:r>
+        <w:t xml:space="preserve">        ...</w:t>
+      </w:r>
+    </w:p>
+    <w:p>
+      <w:r>
+        <w:t xml:space="preserve">    case 1:   # unreachable</w:t>
+      </w:r>
+    </w:p>
+    <w:p>
+      <w:r>
+        <w:pict w14:anchorId="4687E058">
+          <v:rect id="_x0000_i1271" style="width:0;height:1.5pt" o:hralign="center" o:hrstd="t" o:hr="t" fillcolor="#a0a0a0" stroked="f"/>
+        </w:pict>
+      </w:r>
+    </w:p>
+    <w:p>
+      <w:pPr>
+        <w:rPr>
+          <w:b/>
+          <w:bCs/>
+        </w:rPr>
+      </w:pPr>
+      <w:r>
+        <w:rPr>
+          <w:b/>
+          <w:bCs/>
+        </w:rPr>
+        <w:t>7. Differences: match–case vs if–elif</w:t>
+      </w:r>
+    </w:p>
+    <w:tbl>
+      <w:tblPr>
+        <w:tblStyle w:val="PlainTable1"/>
+        <w:tblW w:w="0" w:type="auto"/>
+        <w:tblLook w:val="04A0" w:firstRow="1" w:lastRow="0" w:firstColumn="1" w:lastColumn="0" w:noHBand="0" w:noVBand="1"/>
+      </w:tblPr>
+      <w:tblGrid>
+        <w:gridCol w:w="1968"/>
+        <w:gridCol w:w="2700"/>
+        <w:gridCol w:w="2190"/>
+      </w:tblGrid>
+      <w:tr>
+        <w:trPr>
+          <w:cnfStyle w:val="100000000000" w:firstRow="1" w:lastRow="0" w:firstColumn="0" w:lastColumn="0" w:oddVBand="0" w:evenVBand="0" w:oddHBand="0" w:evenHBand="0" w:firstRowFirstColumn="0" w:firstRowLastColumn="0" w:lastRowFirstColumn="0" w:lastRowLastColumn="0"/>
+        </w:trPr>
+        <w:tc>
+          <w:tcPr>
+            <w:cnfStyle w:val="001000000000" w:firstRow="0" w:lastRow="0" w:firstColumn="1" w:lastColumn="0" w:oddVBand="0" w:evenVBand="0" w:oddHBand="0" w:evenHBand="0" w:firstRowFirstColumn="0" w:firstRowLastColumn="0" w:lastRowFirstColumn="0" w:lastRowLastColumn="0"/>
+            <w:tcW w:w="0" w:type="auto"/>
+            <w:hideMark/>
+          </w:tcPr>
+          <w:p>
+            <w:pPr>
+              <w:spacing w:after="160" w:line="259" w:lineRule="auto"/>
+            </w:pPr>
+            <w:r>
+              <w:t>Feature</w:t>
+            </w:r>
+          </w:p>
+        </w:tc>
+        <w:tc>
+          <w:tcPr>
+            <w:tcW w:w="0" w:type="auto"/>
+            <w:hideMark/>
+          </w:tcPr>
+          <w:p>
+            <w:pPr>
+              <w:spacing w:after="160" w:line="259" w:lineRule="auto"/>
+              <w:cnfStyle w:val="100000000000" w:firstRow="1" w:lastRow="0" w:firstColumn="0" w:lastColumn="0" w:oddVBand="0" w:evenVBand="0" w:oddHBand="0" w:evenHBand="0" w:firstRowFirstColumn="0" w:firstRowLastColumn="0" w:lastRowFirstColumn="0" w:lastRowLastColumn="0"/>
+            </w:pPr>
+            <w:r>
+              <w:t>match–case</w:t>
+            </w:r>
+          </w:p>
+        </w:tc>
+        <w:tc>
+          <w:tcPr>
+            <w:tcW w:w="0" w:type="auto"/>
+            <w:hideMark/>
+          </w:tcPr>
+          <w:p>
+            <w:pPr>
+              <w:spacing w:after="160" w:line="259" w:lineRule="auto"/>
+              <w:cnfStyle w:val="100000000000" w:firstRow="1" w:lastRow="0" w:firstColumn="0" w:lastColumn="0" w:oddVBand="0" w:evenVBand="0" w:oddHBand="0" w:evenHBand="0" w:firstRowFirstColumn="0" w:firstRowLastColumn="0" w:lastRowFirstColumn="0" w:lastRowLastColumn="0"/>
+            </w:pPr>
+            <w:r>
+              <w:t>if–elif</w:t>
+            </w:r>
+          </w:p>
+        </w:tc>
+      </w:tr>
+      <w:tr>
+        <w:trPr>
+          <w:cnfStyle w:val="000000100000" w:firstRow="0" w:lastRow="0" w:firstColumn="0" w:lastColumn="0" w:oddVBand="0" w:evenVBand="0" w:oddHBand="1" w:evenHBand="0" w:firstRowFirstColumn="0" w:firstRowLastColumn="0" w:lastRowFirstColumn="0" w:lastRowLastColumn="0"/>
+        </w:trPr>
+        <w:tc>
+          <w:tcPr>
+            <w:cnfStyle w:val="001000000000" w:firstRow="0" w:lastRow="0" w:firstColumn="1" w:lastColumn="0" w:oddVBand="0" w:evenVBand="0" w:oddHBand="0" w:evenHBand="0" w:firstRowFirstColumn="0" w:firstRowLastColumn="0" w:lastRowFirstColumn="0" w:lastRowLastColumn="0"/>
+            <w:tcW w:w="0" w:type="auto"/>
+            <w:hideMark/>
+          </w:tcPr>
+          <w:p>
+            <w:pPr>
+              <w:spacing w:after="160" w:line="259" w:lineRule="auto"/>
+            </w:pPr>
+            <w:r>
+              <w:t>Pattern matching</w:t>
+            </w:r>
+          </w:p>
+        </w:tc>
+        <w:tc>
+          <w:tcPr>
+            <w:tcW w:w="0" w:type="auto"/>
+            <w:hideMark/>
+          </w:tcPr>
+          <w:p>
+            <w:pPr>
+              <w:spacing w:after="160" w:line="259" w:lineRule="auto"/>
+              <w:cnfStyle w:val="000000100000" w:firstRow="0" w:lastRow="0" w:firstColumn="0" w:lastColumn="0" w:oddVBand="0" w:evenVBand="0" w:oddHBand="1" w:evenHBand="0" w:firstRowFirstColumn="0" w:firstRowLastColumn="0" w:lastRowFirstColumn="0" w:lastRowLastColumn="0"/>
+            </w:pPr>
+            <w:r>
+              <w:t>Yes</w:t>
+            </w:r>
+          </w:p>
+        </w:tc>
+        <w:tc>
+          <w:tcPr>
+            <w:tcW w:w="0" w:type="auto"/>
+            <w:hideMark/>
+          </w:tcPr>
+          <w:p>
+            <w:pPr>
+              <w:spacing w:after="160" w:line="259" w:lineRule="auto"/>
+              <w:cnfStyle w:val="000000100000" w:firstRow="0" w:lastRow="0" w:firstColumn="0" w:lastColumn="0" w:oddVBand="0" w:evenVBand="0" w:oddHBand="1" w:evenHBand="0" w:firstRowFirstColumn="0" w:firstRowLastColumn="0" w:lastRowFirstColumn="0" w:lastRowLastColumn="0"/>
+            </w:pPr>
+            <w:r>
+              <w:t>No</w:t>
+            </w:r>
+          </w:p>
+        </w:tc>
+      </w:tr>
+      <w:tr>
+        <w:tc>
+          <w:tcPr>
+            <w:cnfStyle w:val="001000000000" w:firstRow="0" w:lastRow="0" w:firstColumn="1" w:lastColumn="0" w:oddVBand="0" w:evenVBand="0" w:oddHBand="0" w:evenHBand="0" w:firstRowFirstColumn="0" w:firstRowLastColumn="0" w:lastRowFirstColumn="0" w:lastRowLastColumn="0"/>
+            <w:tcW w:w="0" w:type="auto"/>
+            <w:hideMark/>
+          </w:tcPr>
+          <w:p>
+            <w:pPr>
+              <w:spacing w:after="160" w:line="259" w:lineRule="auto"/>
+            </w:pPr>
+            <w:r>
+              <w:t>Structure matching</w:t>
+            </w:r>
+          </w:p>
+        </w:tc>
+        <w:tc>
+          <w:tcPr>
+            <w:tcW w:w="0" w:type="auto"/>
+            <w:hideMark/>
+          </w:tcPr>
+          <w:p>
+            <w:pPr>
+              <w:spacing w:after="160" w:line="259" w:lineRule="auto"/>
+              <w:cnfStyle w:val="000000000000" w:firstRow="0" w:lastRow="0" w:firstColumn="0" w:lastColumn="0" w:oddVBand="0" w:evenVBand="0" w:oddHBand="0" w:evenHBand="0" w:firstRowFirstColumn="0" w:firstRowLastColumn="0" w:lastRowFirstColumn="0" w:lastRowLastColumn="0"/>
+            </w:pPr>
+            <w:r>
+              <w:t>Yes</w:t>
+            </w:r>
+          </w:p>
+        </w:tc>
+        <w:tc>
+          <w:tcPr>
+            <w:tcW w:w="0" w:type="auto"/>
+            <w:hideMark/>
+          </w:tcPr>
+          <w:p>
+            <w:pPr>
+              <w:spacing w:after="160" w:line="259" w:lineRule="auto"/>
+              <w:cnfStyle w:val="000000000000" w:firstRow="0" w:lastRow="0" w:firstColumn="0" w:lastColumn="0" w:oddVBand="0" w:evenVBand="0" w:oddHBand="0" w:evenHBand="0" w:firstRowFirstColumn="0" w:firstRowLastColumn="0" w:lastRowFirstColumn="0" w:lastRowLastColumn="0"/>
+            </w:pPr>
+            <w:r>
+              <w:t>No</w:t>
+            </w:r>
+          </w:p>
+        </w:tc>
+      </w:tr>
+      <w:tr>
+        <w:trPr>
+          <w:cnfStyle w:val="000000100000" w:firstRow="0" w:lastRow="0" w:firstColumn="0" w:lastColumn="0" w:oddVBand="0" w:evenVBand="0" w:oddHBand="1" w:evenHBand="0" w:firstRowFirstColumn="0" w:firstRowLastColumn="0" w:lastRowFirstColumn="0" w:lastRowLastColumn="0"/>
+        </w:trPr>
+        <w:tc>
+          <w:tcPr>
+            <w:cnfStyle w:val="001000000000" w:firstRow="0" w:lastRow="0" w:firstColumn="1" w:lastColumn="0" w:oddVBand="0" w:evenVBand="0" w:oddHBand="0" w:evenHBand="0" w:firstRowFirstColumn="0" w:firstRowLastColumn="0" w:lastRowFirstColumn="0" w:lastRowLastColumn="0"/>
+            <w:tcW w:w="0" w:type="auto"/>
+            <w:hideMark/>
+          </w:tcPr>
+          <w:p>
+            <w:pPr>
+              <w:spacing w:after="160" w:line="259" w:lineRule="auto"/>
+            </w:pPr>
+            <w:r>
+              <w:t>Readability</w:t>
+            </w:r>
+          </w:p>
+        </w:tc>
+        <w:tc>
+          <w:tcPr>
+            <w:tcW w:w="0" w:type="auto"/>
+            <w:hideMark/>
+          </w:tcPr>
+          <w:p>
+            <w:pPr>
+              <w:spacing w:after="160" w:line="259" w:lineRule="auto"/>
+              <w:cnfStyle w:val="000000100000" w:firstRow="0" w:lastRow="0" w:firstColumn="0" w:lastColumn="0" w:oddVBand="0" w:evenVBand="0" w:oddHBand="1" w:evenHBand="0" w:firstRowFirstColumn="0" w:firstRowLastColumn="0" w:lastRowFirstColumn="0" w:lastRowLastColumn="0"/>
+            </w:pPr>
+            <w:r>
+              <w:t>Better for complex patterns</w:t>
+            </w:r>
+          </w:p>
+        </w:tc>
+        <w:tc>
+          <w:tcPr>
+            <w:tcW w:w="0" w:type="auto"/>
+            <w:hideMark/>
+          </w:tcPr>
+          <w:p>
+            <w:pPr>
+              <w:spacing w:after="160" w:line="259" w:lineRule="auto"/>
+              <w:cnfStyle w:val="000000100000" w:firstRow="0" w:lastRow="0" w:firstColumn="0" w:lastColumn="0" w:oddVBand="0" w:evenVBand="0" w:oddHBand="1" w:evenHBand="0" w:firstRowFirstColumn="0" w:firstRowLastColumn="0" w:lastRowFirstColumn="0" w:lastRowLastColumn="0"/>
+            </w:pPr>
+            <w:r>
+              <w:t>Better for simple logic</w:t>
+            </w:r>
+          </w:p>
+        </w:tc>
+      </w:tr>
+      <w:tr>
+        <w:tc>
+          <w:tcPr>
+            <w:cnfStyle w:val="001000000000" w:firstRow="0" w:lastRow="0" w:firstColumn="1" w:lastColumn="0" w:oddVBand="0" w:evenVBand="0" w:oddHBand="0" w:evenHBand="0" w:firstRowFirstColumn="0" w:firstRowLastColumn="0" w:lastRowFirstColumn="0" w:lastRowLastColumn="0"/>
+            <w:tcW w:w="0" w:type="auto"/>
+            <w:hideMark/>
+          </w:tcPr>
+          <w:p>
+            <w:pPr>
+              <w:spacing w:after="160" w:line="259" w:lineRule="auto"/>
+            </w:pPr>
+            <w:r>
+              <w:lastRenderedPageBreak/>
+              <w:t>Fall-through</w:t>
+            </w:r>
+          </w:p>
+        </w:tc>
+        <w:tc>
+          <w:tcPr>
+            <w:tcW w:w="0" w:type="auto"/>
+            <w:hideMark/>
+          </w:tcPr>
+          <w:p>
+            <w:pPr>
+              <w:spacing w:after="160" w:line="259" w:lineRule="auto"/>
+              <w:cnfStyle w:val="000000000000" w:firstRow="0" w:lastRow="0" w:firstColumn="0" w:lastColumn="0" w:oddVBand="0" w:evenVBand="0" w:oddHBand="0" w:evenHBand="0" w:firstRowFirstColumn="0" w:firstRowLastColumn="0" w:lastRowFirstColumn="0" w:lastRowLastColumn="0"/>
+            </w:pPr>
+            <w:r>
+              <w:t>No</w:t>
+            </w:r>
+          </w:p>
+        </w:tc>
+        <w:tc>
+          <w:tcPr>
+            <w:tcW w:w="0" w:type="auto"/>
+            <w:hideMark/>
+          </w:tcPr>
+          <w:p>
+            <w:pPr>
+              <w:spacing w:after="160" w:line="259" w:lineRule="auto"/>
+              <w:cnfStyle w:val="000000000000" w:firstRow="0" w:lastRow="0" w:firstColumn="0" w:lastColumn="0" w:oddVBand="0" w:evenVBand="0" w:oddHBand="0" w:evenHBand="0" w:firstRowFirstColumn="0" w:firstRowLastColumn="0" w:lastRowFirstColumn="0" w:lastRowLastColumn="0"/>
+            </w:pPr>
+            <w:r>
+              <w:t>No</w:t>
+            </w:r>
+          </w:p>
+        </w:tc>
+      </w:tr>
+      <w:tr>
+        <w:trPr>
+          <w:cnfStyle w:val="000000100000" w:firstRow="0" w:lastRow="0" w:firstColumn="0" w:lastColumn="0" w:oddVBand="0" w:evenVBand="0" w:oddHBand="1" w:evenHBand="0" w:firstRowFirstColumn="0" w:firstRowLastColumn="0" w:lastRowFirstColumn="0" w:lastRowLastColumn="0"/>
+        </w:trPr>
+        <w:tc>
+          <w:tcPr>
+            <w:cnfStyle w:val="001000000000" w:firstRow="0" w:lastRow="0" w:firstColumn="1" w:lastColumn="0" w:oddVBand="0" w:evenVBand="0" w:oddHBand="0" w:evenHBand="0" w:firstRowFirstColumn="0" w:firstRowLastColumn="0" w:lastRowFirstColumn="0" w:lastRowLastColumn="0"/>
+            <w:tcW w:w="0" w:type="auto"/>
+            <w:hideMark/>
+          </w:tcPr>
+          <w:p>
+            <w:pPr>
+              <w:spacing w:after="160" w:line="259" w:lineRule="auto"/>
+            </w:pPr>
+            <w:r>
+              <w:t>Introduced</w:t>
+            </w:r>
+          </w:p>
+        </w:tc>
+        <w:tc>
+          <w:tcPr>
+            <w:tcW w:w="0" w:type="auto"/>
+            <w:hideMark/>
+          </w:tcPr>
+          <w:p>
+            <w:pPr>
+              <w:spacing w:after="160" w:line="259" w:lineRule="auto"/>
+              <w:cnfStyle w:val="000000100000" w:firstRow="0" w:lastRow="0" w:firstColumn="0" w:lastColumn="0" w:oddVBand="0" w:evenVBand="0" w:oddHBand="1" w:evenHBand="0" w:firstRowFirstColumn="0" w:firstRowLastColumn="0" w:lastRowFirstColumn="0" w:lastRowLastColumn="0"/>
+            </w:pPr>
+            <w:r>
+              <w:t>Python 3.10</w:t>
+            </w:r>
+          </w:p>
+        </w:tc>
+        <w:tc>
+          <w:tcPr>
+            <w:tcW w:w="0" w:type="auto"/>
+            <w:hideMark/>
+          </w:tcPr>
+          <w:p>
+            <w:pPr>
+              <w:spacing w:after="160" w:line="259" w:lineRule="auto"/>
+              <w:cnfStyle w:val="000000100000" w:firstRow="0" w:lastRow="0" w:firstColumn="0" w:lastColumn="0" w:oddVBand="0" w:evenVBand="0" w:oddHBand="1" w:evenHBand="0" w:firstRowFirstColumn="0" w:firstRowLastColumn="0" w:lastRowFirstColumn="0" w:lastRowLastColumn="0"/>
+            </w:pPr>
+            <w:r>
+              <w:t>Original Python</w:t>
+            </w:r>
+          </w:p>
+        </w:tc>
+      </w:tr>
+    </w:tbl>
+    <w:p>
+      <w:r>
+        <w:pict w14:anchorId="65B663A9">
+          <v:rect id="_x0000_i1272" style="width:0;height:1.5pt" o:hralign="center" o:hrstd="t" o:hr="t" fillcolor="#a0a0a0" stroked="f"/>
+        </w:pict>
+      </w:r>
+    </w:p>
+    <w:p>
+      <w:pPr>
+        <w:rPr>
+          <w:b/>
+          <w:bCs/>
+        </w:rPr>
+      </w:pPr>
+      <w:r>
+        <w:rPr>
+          <w:b/>
+          <w:bCs/>
+        </w:rPr>
+        <w:t>8. Advantages</w:t>
+      </w:r>
+    </w:p>
+    <w:p>
+      <w:pPr>
+        <w:numPr>
+          <w:ilvl w:val="0"/>
+          <w:numId w:val="60"/>
+        </w:numPr>
+      </w:pPr>
+      <w:r>
+        <w:t>Cleaner syntax for complex branching</w:t>
+      </w:r>
+    </w:p>
+    <w:p>
+      <w:pPr>
+        <w:numPr>
+          <w:ilvl w:val="0"/>
+          <w:numId w:val="60"/>
+        </w:numPr>
+      </w:pPr>
+      <w:r>
+        <w:t>Supports structural matching</w:t>
+      </w:r>
+    </w:p>
+    <w:p>
+      <w:pPr>
+        <w:numPr>
+          <w:ilvl w:val="0"/>
+          <w:numId w:val="60"/>
+        </w:numPr>
+      </w:pPr>
+      <w:r>
+        <w:t>Reduces nested if statements</w:t>
+      </w:r>
+    </w:p>
+    <w:p>
+      <w:pPr>
+        <w:numPr>
+          <w:ilvl w:val="0"/>
+          <w:numId w:val="60"/>
+        </w:numPr>
+      </w:pPr>
+      <w:r>
+        <w:t>Good for parsing structured data</w:t>
+      </w:r>
+    </w:p>
+    <w:p>
+      <w:pPr>
+        <w:numPr>
+          <w:ilvl w:val="0"/>
+          <w:numId w:val="60"/>
+        </w:numPr>
+      </w:pPr>
+      <w:r>
+        <w:t>Useful in interpreters and compilers</w:t>
+      </w:r>
+    </w:p>
+    <w:p>
+      <w:r>
+        <w:pict w14:anchorId="211A467A">
+          <v:rect id="_x0000_i1273" style="width:0;height:1.5pt" o:hralign="center" o:hrstd="t" o:hr="t" fillcolor="#a0a0a0" stroked="f"/>
+        </w:pict>
+      </w:r>
+    </w:p>
+    <w:p>
+      <w:pPr>
+        <w:rPr>
+          <w:b/>
+          <w:bCs/>
+        </w:rPr>
+      </w:pPr>
+      <w:r>
+        <w:rPr>
+          <w:b/>
+          <w:bCs/>
+        </w:rPr>
+        <w:t>9. Limitations</w:t>
+      </w:r>
+    </w:p>
+    <w:p>
+      <w:pPr>
+        <w:numPr>
+          <w:ilvl w:val="0"/>
+          <w:numId w:val="61"/>
+        </w:numPr>
+      </w:pPr>
+      <w:r>
+        <w:t>Only available in Python 3.10+</w:t>
+      </w:r>
+    </w:p>
+    <w:p>
+      <w:pPr>
+        <w:numPr>
+          <w:ilvl w:val="0"/>
+          <w:numId w:val="61"/>
+        </w:numPr>
+      </w:pPr>
+      <w:r>
+        <w:t>Can reduce readability if overused</w:t>
+      </w:r>
+    </w:p>
+    <w:p>
+      <w:pPr>
+        <w:numPr>
+          <w:ilvl w:val="0"/>
+          <w:numId w:val="61"/>
+        </w:numPr>
+      </w:pPr>
+      <w:r>
+        <w:t>Slightly slower than simple if statements</w:t>
+      </w:r>
+    </w:p>
+    <w:p>
+      <w:r>
+        <w:pict w14:anchorId="080E885F">
+          <v:rect id="_x0000_i1274" style="width:0;height:1.5pt" o:hralign="center" o:hrstd="t" o:hr="t" fillcolor="#a0a0a0" stroked="f"/>
+        </w:pict>
+      </w:r>
+    </w:p>
+    <w:p>
+      <w:pPr>
+        <w:rPr>
+          <w:b/>
+          <w:bCs/>
+        </w:rPr>
+      </w:pPr>
+      <w:r>
+        <w:rPr>
+          <w:b/>
+          <w:bCs/>
+        </w:rPr>
+        <w:t>10. Best practices</w:t>
+      </w:r>
+    </w:p>
+    <w:p>
+      <w:pPr>
+        <w:numPr>
+          <w:ilvl w:val="0"/>
+          <w:numId w:val="62"/>
+        </w:numPr>
+      </w:pPr>
+      <w:r>
+        <w:t>Use for structured data matching</w:t>
+      </w:r>
+    </w:p>
+    <w:p>
+      <w:pPr>
+        <w:numPr>
+          <w:ilvl w:val="0"/>
+          <w:numId w:val="62"/>
+        </w:numPr>
+      </w:pPr>
+      <w:r>
+        <w:t>Keep cases simple and readable</w:t>
+      </w:r>
+    </w:p>
+    <w:p>
+      <w:pPr>
+        <w:numPr>
+          <w:ilvl w:val="0"/>
+          <w:numId w:val="62"/>
+        </w:numPr>
+      </w:pPr>
+      <w:r>
+        <w:t>Place wildcard _ at the end</w:t>
+      </w:r>
+    </w:p>
+    <w:p>
+      <w:pPr>
+        <w:numPr>
+          <w:ilvl w:val="0"/>
+          <w:numId w:val="62"/>
+        </w:numPr>
+      </w:pPr>
+      <w:r>
+        <w:t>Avoid overly complex nested patterns</w:t>
+      </w:r>
+    </w:p>
+    <w:p>
+      <w:pPr>
+        <w:numPr>
+          <w:ilvl w:val="0"/>
+          <w:numId w:val="62"/>
+        </w:numPr>
+      </w:pPr>
+      <w:r>
+        <w:t>Use guards for extra conditions</w:t>
+      </w:r>
+    </w:p>
+    <w:p>
+      <w:r>
+        <w:pict w14:anchorId="30925404">
+          <v:rect id="_x0000_i1275" style="width:0;height:1.5pt" o:hralign="center" o:hrstd="t" o:hr="t" fillcolor="#a0a0a0" stroked="f"/>
+        </w:pict>
+      </w:r>
+    </w:p>
+    <w:p>
+      <w:pPr>
+        <w:rPr>
+          <w:b/>
+          <w:bCs/>
+        </w:rPr>
+      </w:pPr>
+      <w:r>
+        <w:rPr>
+          <w:b/>
+          <w:bCs/>
+        </w:rPr>
+        <w:t>11. Practical example</w:t>
+      </w:r>
+    </w:p>
+    <w:p>
+      <w:r>
+        <w:t>def describe(value):</w:t>
+      </w:r>
+    </w:p>
+    <w:p>
+      <w:r>
+        <w:t xml:space="preserve">    match value:</w:t>
+      </w:r>
+    </w:p>
+    <w:p>
+      <w:r>
+        <w:t xml:space="preserve">        case 0:</w:t>
+      </w:r>
+    </w:p>
+    <w:p>
+      <w:r>
+        <w:t xml:space="preserve">            return "Zero"</w:t>
+      </w:r>
+    </w:p>
+    <w:p>
+      <w:r>
+        <w:t xml:space="preserve">        case int() as n if n &gt; 0:</w:t>
+      </w:r>
+    </w:p>
+    <w:p>
+      <w:r>
+        <w:t xml:space="preserve">            return "Positive integer"</w:t>
+      </w:r>
+    </w:p>
+    <w:p>
+      <w:r>
+        <w:t xml:space="preserve">        case str() as s:</w:t>
+      </w:r>
+    </w:p>
+    <w:p>
+      <w:r>
+        <w:t xml:space="preserve">            return f"String: {s}"</w:t>
+      </w:r>
+    </w:p>
+    <w:p>
+      <w:r>
+        <w:lastRenderedPageBreak/>
+        <w:t xml:space="preserve">        case _:</w:t>
+      </w:r>
+    </w:p>
+    <w:p>
+      <w:r>
+        <w:t xml:space="preserve">            return "Unknown"</w:t>
+      </w:r>
+    </w:p>
+    <w:p>
+      <w:r>
+        <w:t>Match–case is a structural pattern matching feature in Python 3.10 that allows comparing a value against multiple patterns and executing the matching case block.</w:t>
+      </w:r>
+    </w:p>
+    <w:p>
+      <w:pPr>
+        <w:rPr>
+          <w:b/>
+          <w:bCs/>
+        </w:rPr>
+      </w:pPr>
+      <w:r>
+        <w:rPr>
+          <w:b/>
+          <w:bCs/>
+        </w:rPr>
+        <w:t>1. Docstrings in Python</w:t>
+      </w:r>
+    </w:p>
+    <w:p>
+      <w:pPr>
+        <w:rPr>
+          <w:b/>
+          <w:bCs/>
+        </w:rPr>
+      </w:pPr>
+      <w:r>
+        <w:rPr>
+          <w:b/>
+          <w:bCs/>
+        </w:rPr>
+        <w:t>Definition</w:t>
+      </w:r>
+    </w:p>
+    <w:p>
+      <w:r>
+        <w:t xml:space="preserve">A </w:t>
+      </w:r>
+      <w:r>
+        <w:rPr>
+          <w:b/>
+          <w:bCs/>
+        </w:rPr>
+        <w:t>docstring</w:t>
+      </w:r>
+      <w:r>
+        <w:t xml:space="preserve"> (documentation string) is a string literal used to explain what a module, function, class, or method does. It is written inside triple quotes.</w:t>
+      </w:r>
+    </w:p>
+    <w:p>
+      <w:r>
+        <w:t>It helps developers understand the purpose and usage of code.</w:t>
+      </w:r>
+    </w:p>
+    <w:p>
+      <w:r>
+        <w:pict w14:anchorId="3ECCCABB">
+          <v:rect id="_x0000_i1449" style="width:0;height:1.5pt" o:hralign="center" o:hrstd="t" o:hr="t" fillcolor="#a0a0a0" stroked="f"/>
+        </w:pict>
+      </w:r>
+    </w:p>
+    <w:p>
+      <w:pPr>
+        <w:rPr>
+          <w:b/>
+          <w:bCs/>
+        </w:rPr>
+      </w:pPr>
+      <w:r>
+        <w:rPr>
+          <w:b/>
+          <w:bCs/>
+        </w:rPr>
+        <w:t>Syntax of docstring</w:t>
+      </w:r>
+    </w:p>
+    <w:p>
+      <w:r>
+        <w:t>def add(a, b):</w:t>
+      </w:r>
+    </w:p>
+    <w:p>
+      <w:r>
+        <w:t xml:space="preserve">    """Return the sum of a and b."""</w:t>
+      </w:r>
+    </w:p>
+    <w:p>
+      <w:r>
+        <w:t xml:space="preserve">    return a + b</w:t>
+      </w:r>
+    </w:p>
+    <w:p>
+      <w:r>
+        <w:t>The docstring appears immediately after the definition.</w:t>
+      </w:r>
+    </w:p>
+    <w:p>
+      <w:r>
+        <w:pict w14:anchorId="518A4DAF">
+          <v:rect id="_x0000_i1450" style="width:0;height:1.5pt" o:hralign="center" o:hrstd="t" o:hr="t" fillcolor="#a0a0a0" stroked="f"/>
+        </w:pict>
+      </w:r>
+    </w:p>
+    <w:p>
+      <w:pPr>
+        <w:rPr>
+          <w:b/>
+          <w:bCs/>
+        </w:rPr>
+      </w:pPr>
+      <w:r>
+        <w:rPr>
+          <w:b/>
+          <w:bCs/>
+        </w:rPr>
+        <w:t>Types of docstrings</w:t>
+      </w:r>
+    </w:p>
+    <w:p>
+      <w:pPr>
+        <w:rPr>
+          <w:b/>
+          <w:bCs/>
+        </w:rPr>
+      </w:pPr>
+      <w:r>
+        <w:rPr>
+          <w:b/>
+          <w:bCs/>
+        </w:rPr>
+        <w:t>1. Module docstring</w:t>
+      </w:r>
+    </w:p>
+    <w:p>
+      <w:r>
+        <w:t>Describes the whole file.</w:t>
+      </w:r>
+    </w:p>
+    <w:p>
+      <w:r>
+        <w:t>"""This module provides math utility functions."""</w:t>
+      </w:r>
+    </w:p>
+    <w:p>
+      <w:r>
+        <w:t>Placed at the top of the file.</w:t>
+      </w:r>
+    </w:p>
+    <w:p>
+      <w:r>
+        <w:pict w14:anchorId="41D3260A">
+          <v:rect id="_x0000_i1451" style="width:0;height:1.5pt" o:hralign="center" o:hrstd="t" o:hr="t" fillcolor="#a0a0a0" stroked="f"/>
+        </w:pict>
+      </w:r>
+    </w:p>
+    <w:p>
+      <w:pPr>
+        <w:rPr>
+          <w:b/>
+          <w:bCs/>
+        </w:rPr>
+      </w:pPr>
+      <w:r>
+        <w:rPr>
+          <w:b/>
+          <w:bCs/>
+        </w:rPr>
+        <w:t>2. Function docstring</w:t>
+      </w:r>
+    </w:p>
+    <w:p>
+      <w:r>
+        <w:t>Explains function behavior.</w:t>
+      </w:r>
+    </w:p>
+    <w:p>
+      <w:r>
+        <w:t>def multiply(a, b):</w:t>
+      </w:r>
+    </w:p>
+    <w:p>
+      <w:r>
+        <w:t xml:space="preserve">    """Multiply two numbers and return the result."""</w:t>
+      </w:r>
+    </w:p>
+    <w:p>
+      <w:r>
+        <w:pict w14:anchorId="5C6723F3">
+          <v:rect id="_x0000_i1452" style="width:0;height:1.5pt" o:hralign="center" o:hrstd="t" o:hr="t" fillcolor="#a0a0a0" stroked="f"/>
+        </w:pict>
+      </w:r>
+    </w:p>
+    <w:p>
+      <w:pPr>
+        <w:rPr>
+          <w:b/>
+          <w:bCs/>
+        </w:rPr>
+      </w:pPr>
+      <w:r>
+        <w:rPr>
+          <w:b/>
+          <w:bCs/>
+        </w:rPr>
+        <w:t>3. Class docstring</w:t>
+      </w:r>
+    </w:p>
+    <w:p>
+      <w:r>
+        <w:t>Describes a class.</w:t>
+      </w:r>
+    </w:p>
+    <w:p>
+      <w:r>
+        <w:t>class Student:</w:t>
+      </w:r>
+    </w:p>
+    <w:p>
+      <w:r>
+        <w:t xml:space="preserve">    """Represents a student with name and age."""</w:t>
+      </w:r>
+    </w:p>
+    <w:p>
+      <w:r>
+        <w:pict w14:anchorId="7BDB04B4">
+          <v:rect id="_x0000_i1453" style="width:0;height:1.5pt" o:hralign="center" o:hrstd="t" o:hr="t" fillcolor="#a0a0a0" stroked="f"/>
+        </w:pict>
+      </w:r>
+    </w:p>
+    <w:p>
+      <w:pPr>
+        <w:rPr>
+          <w:b/>
+          <w:bCs/>
+        </w:rPr>
+      </w:pPr>
+      <w:r>
+        <w:rPr>
+          <w:b/>
+          <w:bCs/>
+        </w:rPr>
+        <w:lastRenderedPageBreak/>
+        <w:t>4. Method docstring</w:t>
+      </w:r>
+    </w:p>
+    <w:p>
+      <w:r>
+        <w:t>Explains class methods.</w:t>
+      </w:r>
+    </w:p>
+    <w:p>
+      <w:r>
+        <w:pict w14:anchorId="1C506F05">
+          <v:rect id="_x0000_i1454" style="width:0;height:1.5pt" o:hralign="center" o:hrstd="t" o:hr="t" fillcolor="#a0a0a0" stroked="f"/>
+        </w:pict>
+      </w:r>
+    </w:p>
+    <w:p>
+      <w:pPr>
+        <w:rPr>
+          <w:b/>
+          <w:bCs/>
+        </w:rPr>
+      </w:pPr>
+      <w:r>
+        <w:rPr>
+          <w:b/>
+          <w:bCs/>
+        </w:rPr>
+        <w:t>Accessing docstrings</w:t>
+      </w:r>
+    </w:p>
+    <w:p>
+      <w:r>
+        <w:t>Using __doc__:</w:t>
+      </w:r>
+    </w:p>
+    <w:p>
+      <w:r>
+        <w:t>print(add.__doc__)</w:t>
+      </w:r>
+    </w:p>
+    <w:p>
+      <w:r>
+        <w:t>Or using help:</w:t>
+      </w:r>
+    </w:p>
+    <w:p>
+      <w:r>
+        <w:t>help(add)</w:t>
+      </w:r>
+    </w:p>
+    <w:p>
+      <w:r>
+        <w:pict w14:anchorId="54BFCF95">
+          <v:rect id="_x0000_i1455" style="width:0;height:1.5pt" o:hralign="center" o:hrstd="t" o:hr="t" fillcolor="#a0a0a0" stroked="f"/>
+        </w:pict>
+      </w:r>
+    </w:p>
+    <w:p>
+      <w:pPr>
+        <w:rPr>
+          <w:b/>
+          <w:bCs/>
+        </w:rPr>
+      </w:pPr>
+      <w:r>
+        <w:rPr>
+          <w:b/>
+          <w:bCs/>
+        </w:rPr>
+        <w:t>Multi-line docstrings</w:t>
+      </w:r>
+    </w:p>
+    <w:p>
+      <w:r>
+        <w:t>def divide(a, b):</w:t>
+      </w:r>
+    </w:p>
+    <w:p>
+      <w:r>
+        <w:t xml:space="preserve">    """</w:t>
+      </w:r>
+    </w:p>
+    <w:p>
+      <w:r>
+        <w:t xml:space="preserve">    Divide a by b.</w:t>
+      </w:r>
+    </w:p>
+    <w:p/>
+    <w:p>
+      <w:r>
+        <w:t xml:space="preserve">    Parameters:</w:t>
+      </w:r>
+    </w:p>
+    <w:p>
+      <w:r>
+        <w:t xml:space="preserve">        a (int): numerator</w:t>
+      </w:r>
+    </w:p>
+    <w:p>
+      <w:r>
+        <w:t xml:space="preserve">        b (int): denominator</w:t>
+      </w:r>
+    </w:p>
+    <w:p/>
+    <w:p>
+      <w:r>
+        <w:t xml:space="preserve">    Returns:</w:t>
+      </w:r>
+    </w:p>
+    <w:p>
+      <w:r>
+        <w:t xml:space="preserve">        float: result of division</w:t>
+      </w:r>
+    </w:p>
+    <w:p>
+      <w:r>
+        <w:t xml:space="preserve">    """</w:t>
+      </w:r>
+    </w:p>
+    <w:p>
+      <w:r>
+        <w:pict w14:anchorId="5D8B6CE1">
+          <v:rect id="_x0000_i1456" style="width:0;height:1.5pt" o:hralign="center" o:hrstd="t" o:hr="t" fillcolor="#a0a0a0" stroked="f"/>
+        </w:pict>
+      </w:r>
+    </w:p>
+    <w:p>
+      <w:pPr>
+        <w:rPr>
+          <w:b/>
+          <w:bCs/>
+        </w:rPr>
+      </w:pPr>
+      <w:r>
+        <w:rPr>
+          <w:b/>
+          <w:bCs/>
+        </w:rPr>
+        <w:t>Importance of docstrings</w:t>
+      </w:r>
+    </w:p>
+    <w:p>
+      <w:pPr>
+        <w:numPr>
+          <w:ilvl w:val="0"/>
+          <w:numId w:val="63"/>
+        </w:numPr>
+      </w:pPr>
+      <w:r>
+        <w:t>Improves readability</w:t>
+      </w:r>
+    </w:p>
+    <w:p>
+      <w:pPr>
+        <w:numPr>
+          <w:ilvl w:val="0"/>
+          <w:numId w:val="63"/>
+        </w:numPr>
+      </w:pPr>
+      <w:r>
+        <w:t>Helps in documentation generation</w:t>
+      </w:r>
+    </w:p>
+    <w:p>
+      <w:pPr>
+        <w:numPr>
+          <w:ilvl w:val="0"/>
+          <w:numId w:val="63"/>
+        </w:numPr>
+      </w:pPr>
+      <w:r>
+        <w:t>Supports maintainability</w:t>
+      </w:r>
+    </w:p>
+    <w:p>
+      <w:pPr>
+        <w:numPr>
+          <w:ilvl w:val="0"/>
+          <w:numId w:val="63"/>
+        </w:numPr>
+      </w:pPr>
+      <w:r>
+        <w:t>Useful for teams and large projects</w:t>
+      </w:r>
+    </w:p>
+    <w:p>
+      <w:r>
+        <w:pict w14:anchorId="48DCE734">
+          <v:rect id="_x0000_i1457" style="width:0;height:1.5pt" o:hralign="center" o:hrstd="t" o:hr="t" fillcolor="#a0a0a0" stroked="f"/>
+        </w:pict>
+      </w:r>
+    </w:p>
+    <w:p>
+      <w:pPr>
+        <w:rPr>
+          <w:b/>
+          <w:bCs/>
+        </w:rPr>
+      </w:pPr>
+      <w:r>
+        <w:rPr>
+          <w:b/>
+          <w:bCs/>
+        </w:rPr>
+        <w:t>Best practices</w:t>
+      </w:r>
+    </w:p>
+    <w:p>
+      <w:pPr>
+        <w:numPr>
+          <w:ilvl w:val="0"/>
+          <w:numId w:val="64"/>
+        </w:numPr>
+      </w:pPr>
+      <w:r>
+        <w:t>Use clear and simple language</w:t>
+      </w:r>
+    </w:p>
+    <w:p>
+      <w:pPr>
+        <w:numPr>
+          <w:ilvl w:val="0"/>
+          <w:numId w:val="64"/>
+        </w:numPr>
+      </w:pPr>
+      <w:r>
+        <w:t>Start with a short summary</w:t>
+      </w:r>
+    </w:p>
+    <w:p>
+      <w:pPr>
+        <w:numPr>
+          <w:ilvl w:val="0"/>
+          <w:numId w:val="64"/>
+        </w:numPr>
+      </w:pPr>
+      <w:r>
+        <w:lastRenderedPageBreak/>
+        <w:t>Explain parameters and return values</w:t>
+      </w:r>
+    </w:p>
+    <w:p>
+      <w:pPr>
+        <w:numPr>
+          <w:ilvl w:val="0"/>
+          <w:numId w:val="64"/>
+        </w:numPr>
+      </w:pPr>
+      <w:r>
+        <w:t>Follow PEP 257 conventions</w:t>
+      </w:r>
+    </w:p>
+    <w:p>
+      <w:r>
+        <w:pict w14:anchorId="5D9E8C35">
+          <v:rect id="_x0000_i1458" style="width:0;height:1.5pt" o:hralign="center" o:hrstd="t" o:hr="t" fillcolor="#a0a0a0" stroked="f"/>
+        </w:pict>
+      </w:r>
+    </w:p>
+    <w:p>
+      <w:pPr>
+        <w:rPr>
+          <w:b/>
+          <w:bCs/>
+        </w:rPr>
+      </w:pPr>
+      <w:r>
+        <w:rPr>
+          <w:b/>
+          <w:bCs/>
+        </w:rPr>
+        <w:t>2. The Zen of Python</w:t>
+      </w:r>
+    </w:p>
+    <w:p>
+      <w:pPr>
+        <w:rPr>
+          <w:b/>
+          <w:bCs/>
+        </w:rPr>
+      </w:pPr>
+      <w:r>
+        <w:rPr>
+          <w:b/>
+          <w:bCs/>
+        </w:rPr>
+        <w:t>Definition</w:t>
+      </w:r>
+    </w:p>
+    <w:p>
+      <w:r>
+        <w:t xml:space="preserve">The </w:t>
+      </w:r>
+      <w:r>
+        <w:rPr>
+          <w:b/>
+          <w:bCs/>
+        </w:rPr>
+        <w:t>Zen of Python</w:t>
+      </w:r>
+      <w:r>
+        <w:t xml:space="preserve"> is a collection of guiding principles for writing good Python code. It was written by Tim Peters.</w:t>
+      </w:r>
+    </w:p>
+    <w:p>
+      <w:r>
+        <w:t>You can view it using:</w:t>
+      </w:r>
+    </w:p>
+    <w:p>
+      <w:r>
+        <w:t>import this</w:t>
+      </w:r>
+    </w:p>
+    <w:p>
+      <w:r>
+        <w:pict w14:anchorId="2675B0B0">
+          <v:rect id="_x0000_i1459" style="width:0;height:1.5pt" o:hralign="center" o:hrstd="t" o:hr="t" fillcolor="#a0a0a0" stroked="f"/>
+        </w:pict>
+      </w:r>
+    </w:p>
+    <w:p>
+      <w:pPr>
+        <w:rPr>
+          <w:b/>
+          <w:bCs/>
+        </w:rPr>
+      </w:pPr>
+      <w:r>
+        <w:rPr>
+          <w:b/>
+          <w:bCs/>
+        </w:rPr>
+        <w:t>The Zen of Python (key principles explained)</w:t>
+      </w:r>
+    </w:p>
+    <w:p>
+      <w:pPr>
+        <w:rPr>
+          <w:b/>
+          <w:bCs/>
+        </w:rPr>
+      </w:pPr>
+      <w:r>
+        <w:rPr>
+          <w:b/>
+          <w:bCs/>
+        </w:rPr>
+        <w:t>1. Beautiful is better than ugly</w:t>
+      </w:r>
+    </w:p>
+    <w:p>
+      <w:r>
+        <w:t>Code should be clean and readable.</w:t>
+      </w:r>
+    </w:p>
+    <w:p>
+      <w:pPr>
+        <w:rPr>
+          <w:b/>
+          <w:bCs/>
+        </w:rPr>
+      </w:pPr>
+      <w:r>
+        <w:rPr>
+          <w:b/>
+          <w:bCs/>
+        </w:rPr>
+        <w:t>2. Explicit is better than implicit</w:t>
+      </w:r>
+    </w:p>
+    <w:p>
+      <w:r>
+        <w:t>Avoid hidden behavior; make intentions clear.</w:t>
+      </w:r>
+    </w:p>
+    <w:p>
+      <w:pPr>
+        <w:rPr>
+          <w:b/>
+          <w:bCs/>
+        </w:rPr>
+      </w:pPr>
+      <w:r>
+        <w:rPr>
+          <w:b/>
+          <w:bCs/>
+        </w:rPr>
+        <w:t>3. Simple is better than complex</w:t>
+      </w:r>
+    </w:p>
+    <w:p>
+      <w:r>
+        <w:t>Prefer easy solutions.</w:t>
+      </w:r>
+    </w:p>
+    <w:p>
+      <w:pPr>
+        <w:rPr>
+          <w:b/>
+          <w:bCs/>
+        </w:rPr>
+      </w:pPr>
+      <w:r>
+        <w:rPr>
+          <w:b/>
+          <w:bCs/>
+        </w:rPr>
+        <w:t>4. Complex is better than complicated</w:t>
+      </w:r>
+    </w:p>
+    <w:p>
+      <w:r>
+        <w:t>Some complexity is acceptable if structured.</w:t>
+      </w:r>
+    </w:p>
+    <w:p>
+      <w:pPr>
+        <w:rPr>
+          <w:b/>
+          <w:bCs/>
+        </w:rPr>
+      </w:pPr>
+      <w:r>
+        <w:rPr>
+          <w:b/>
+          <w:bCs/>
+        </w:rPr>
+        <w:t>5. Readability counts</w:t>
+      </w:r>
+    </w:p>
+    <w:p>
+      <w:r>
+        <w:t>Code should be understandable by humans.</w:t>
+      </w:r>
+    </w:p>
+    <w:p>
+      <w:pPr>
+        <w:rPr>
+          <w:b/>
+          <w:bCs/>
+        </w:rPr>
+      </w:pPr>
+      <w:r>
+        <w:rPr>
+          <w:b/>
+          <w:bCs/>
+        </w:rPr>
+        <w:t>6. There should be one obvious way to do it</w:t>
+      </w:r>
+    </w:p>
+    <w:p>
+      <w:r>
+        <w:t>Avoid multiple confusing approaches.</w:t>
+      </w:r>
+    </w:p>
+    <w:p>
+      <w:pPr>
+        <w:rPr>
+          <w:b/>
+          <w:bCs/>
+        </w:rPr>
+      </w:pPr>
+      <w:r>
+        <w:rPr>
+          <w:b/>
+          <w:bCs/>
+        </w:rPr>
+        <w:t>7. Errors should never pass silently</w:t>
+      </w:r>
+    </w:p>
+    <w:p>
+      <w:r>
+        <w:t>Handle exceptions properly.</w:t>
+      </w:r>
+    </w:p>
+    <w:p>
+      <w:pPr>
+        <w:rPr>
+          <w:b/>
+          <w:bCs/>
+        </w:rPr>
+      </w:pPr>
+      <w:r>
+        <w:rPr>
+          <w:b/>
+          <w:bCs/>
+        </w:rPr>
+        <w:t>8. Practicality beats purity</w:t>
+      </w:r>
+    </w:p>
+    <w:p>
+      <w:r>
+        <w:t>Focus on useful solutions.</w:t>
+      </w:r>
+    </w:p>
+    <w:p>
+      <w:pPr>
+        <w:rPr>
+          <w:b/>
+          <w:bCs/>
+        </w:rPr>
+      </w:pPr>
+      <w:r>
+        <w:rPr>
+          <w:b/>
+          <w:bCs/>
+        </w:rPr>
+        <w:t>9. If implementation is hard to explain, it is a bad idea</w:t>
+      </w:r>
+    </w:p>
+    <w:p>
+      <w:r>
+        <w:t>Keep logic clear.</w:t>
+      </w:r>
+    </w:p>
+    <w:p>
+      <w:r>
+        <w:pict w14:anchorId="0C0804D7">
+          <v:rect id="_x0000_i1460" style="width:0;height:1.5pt" o:hralign="center" o:hrstd="t" o:hr="t" fillcolor="#a0a0a0" stroked="f"/>
+        </w:pict>
+      </w:r>
+    </w:p>
+    <w:p>
+      <w:pPr>
+        <w:rPr>
+          <w:b/>
+          <w:bCs/>
+        </w:rPr>
+      </w:pPr>
+      <w:r>
+        <w:rPr>
+          <w:b/>
+          <w:bCs/>
+        </w:rPr>
+        <w:t>Importance</w:t>
+      </w:r>
+    </w:p>
+    <w:p>
+      <w:pPr>
+        <w:numPr>
+          <w:ilvl w:val="0"/>
+          <w:numId w:val="65"/>
+        </w:numPr>
+      </w:pPr>
+      <w:r>
+        <w:lastRenderedPageBreak/>
+        <w:t>Encourages clean coding</w:t>
+      </w:r>
+    </w:p>
+    <w:p>
+      <w:pPr>
+        <w:numPr>
+          <w:ilvl w:val="0"/>
+          <w:numId w:val="65"/>
+        </w:numPr>
+      </w:pPr>
+      <w:r>
+        <w:t>Improves collaboration</w:t>
+      </w:r>
+    </w:p>
+    <w:p>
+      <w:pPr>
+        <w:numPr>
+          <w:ilvl w:val="0"/>
+          <w:numId w:val="65"/>
+        </w:numPr>
+      </w:pPr>
+      <w:r>
+        <w:t>Promotes maintainable software</w:t>
+      </w:r>
+    </w:p>
+    <w:p>
+      <w:r>
+        <w:pict w14:anchorId="2AAE68B9">
+          <v:rect id="_x0000_i1461" style="width:0;height:1.5pt" o:hralign="center" o:hrstd="t" o:hr="t" fillcolor="#a0a0a0" stroked="f"/>
+        </w:pict>
+      </w:r>
+    </w:p>
+    <w:p>
+      <w:pPr>
+        <w:rPr>
+          <w:b/>
+          <w:bCs/>
+        </w:rPr>
+      </w:pPr>
+      <w:r>
+        <w:rPr>
+          <w:b/>
+          <w:bCs/>
+        </w:rPr>
+        <w:t>3. PEP 8 (Python Enhancement Proposal 8)</w:t>
+      </w:r>
+    </w:p>
+    <w:p>
+      <w:pPr>
+        <w:rPr>
+          <w:b/>
+          <w:bCs/>
+        </w:rPr>
+      </w:pPr>
+      <w:r>
+        <w:rPr>
+          <w:b/>
+          <w:bCs/>
+        </w:rPr>
+        <w:t>Definition</w:t>
+      </w:r>
+    </w:p>
+    <w:p>
+      <w:r>
+        <w:rPr>
+          <w:b/>
+          <w:bCs/>
+        </w:rPr>
+        <w:t>PEP 8</w:t>
+      </w:r>
+      <w:r>
+        <w:t xml:space="preserve"> is the official style guide for Python code. It defines formatting rules to make code consistent and readable.</w:t>
+      </w:r>
+    </w:p>
+    <w:p>
+      <w:r>
+        <w:pict w14:anchorId="7FF45905">
+          <v:rect id="_x0000_i1462" style="width:0;height:1.5pt" o:hralign="center" o:hrstd="t" o:hr="t" fillcolor="#a0a0a0" stroked="f"/>
+        </w:pict>
+      </w:r>
+    </w:p>
+    <w:p>
+      <w:pPr>
+        <w:rPr>
+          <w:b/>
+          <w:bCs/>
+        </w:rPr>
+      </w:pPr>
+      <w:r>
+        <w:rPr>
+          <w:b/>
+          <w:bCs/>
+        </w:rPr>
+        <w:t>Key PEP 8 rules</w:t>
+      </w:r>
+    </w:p>
+    <w:p>
+      <w:pPr>
+        <w:rPr>
+          <w:b/>
+          <w:bCs/>
+        </w:rPr>
+      </w:pPr>
+      <w:r>
+        <w:rPr>
+          <w:b/>
+          <w:bCs/>
+        </w:rPr>
+        <w:t>1. Indentation</w:t>
+      </w:r>
+    </w:p>
+    <w:p>
+      <w:r>
+        <w:t xml:space="preserve">Use </w:t>
+      </w:r>
+      <w:r>
+        <w:rPr>
+          <w:b/>
+          <w:bCs/>
+        </w:rPr>
+        <w:t>4 spaces</w:t>
+      </w:r>
+      <w:r>
+        <w:t xml:space="preserve"> per indentation level.</w:t>
+      </w:r>
+    </w:p>
+    <w:p>
+      <w:r>
+        <w:t>if True:</w:t>
+      </w:r>
+    </w:p>
+    <w:p>
+      <w:r>
+        <w:t xml:space="preserve">    print("Hello")</w:t>
+      </w:r>
+    </w:p>
+    <w:p>
+      <w:r>
+        <w:pict w14:anchorId="5C081086">
+          <v:rect id="_x0000_i1463" style="width:0;height:1.5pt" o:hralign="center" o:hrstd="t" o:hr="t" fillcolor="#a0a0a0" stroked="f"/>
+        </w:pict>
+      </w:r>
+    </w:p>
+    <w:p>
+      <w:pPr>
+        <w:rPr>
+          <w:b/>
+          <w:bCs/>
+        </w:rPr>
+      </w:pPr>
+      <w:r>
+        <w:rPr>
+          <w:b/>
+          <w:bCs/>
+        </w:rPr>
+        <w:t>2. Line length</w:t>
+      </w:r>
+    </w:p>
+    <w:p>
+      <w:r>
+        <w:t xml:space="preserve">Limit lines to </w:t>
+      </w:r>
+      <w:r>
+        <w:rPr>
+          <w:b/>
+          <w:bCs/>
+        </w:rPr>
+        <w:t>79 characters</w:t>
+      </w:r>
+      <w:r>
+        <w:t>.</w:t>
+      </w:r>
+    </w:p>
+    <w:p>
+      <w:r>
+        <w:pict w14:anchorId="3C6EBA53">
+          <v:rect id="_x0000_i1464" style="width:0;height:1.5pt" o:hralign="center" o:hrstd="t" o:hr="t" fillcolor="#a0a0a0" stroked="f"/>
+        </w:pict>
+      </w:r>
+    </w:p>
+    <w:p>
+      <w:pPr>
+        <w:rPr>
+          <w:b/>
+          <w:bCs/>
+        </w:rPr>
+      </w:pPr>
+      <w:r>
+        <w:rPr>
+          <w:b/>
+          <w:bCs/>
+        </w:rPr>
+        <w:t>3. Blank lines</w:t>
+      </w:r>
+    </w:p>
+    <w:p>
+      <w:pPr>
+        <w:numPr>
+          <w:ilvl w:val="0"/>
+          <w:numId w:val="66"/>
+        </w:numPr>
+      </w:pPr>
+      <w:r>
+        <w:t>Two blank lines before top-level functions/classes</w:t>
+      </w:r>
+    </w:p>
+    <w:p>
+      <w:pPr>
+        <w:numPr>
+          <w:ilvl w:val="0"/>
+          <w:numId w:val="66"/>
+        </w:numPr>
+      </w:pPr>
+      <w:r>
+        <w:t>One blank line inside classes</w:t>
+      </w:r>
+    </w:p>
+    <w:p>
+      <w:r>
+        <w:pict w14:anchorId="7EEECD3A">
+          <v:rect id="_x0000_i1465" style="width:0;height:1.5pt" o:hralign="center" o:hrstd="t" o:hr="t" fillcolor="#a0a0a0" stroked="f"/>
+        </w:pict>
+      </w:r>
+    </w:p>
+    <w:p>
+      <w:pPr>
+        <w:rPr>
+          <w:b/>
+          <w:bCs/>
+        </w:rPr>
+      </w:pPr>
+      <w:r>
+        <w:rPr>
+          <w:b/>
+          <w:bCs/>
+        </w:rPr>
+        <w:t>4. Naming conventions</w:t>
+      </w:r>
+    </w:p>
+    <w:tbl>
+      <w:tblPr>
+        <w:tblStyle w:val="PlainTable1"/>
+        <w:tblW w:w="0" w:type="auto"/>
+        <w:tblLook w:val="04A0" w:firstRow="1" w:lastRow="0" w:firstColumn="1" w:lastColumn="0" w:noHBand="0" w:noVBand="1"/>
+      </w:tblPr>
+      <w:tblGrid>
+        <w:gridCol w:w="1124"/>
+        <w:gridCol w:w="2837"/>
+        <w:gridCol w:w="1500"/>
+      </w:tblGrid>
+      <w:tr>
+        <w:trPr>
+          <w:cnfStyle w:val="100000000000" w:firstRow="1" w:lastRow="0" w:firstColumn="0" w:lastColumn="0" w:oddVBand="0" w:evenVBand="0" w:oddHBand="0" w:evenHBand="0" w:firstRowFirstColumn="0" w:firstRowLastColumn="0" w:lastRowFirstColumn="0" w:lastRowLastColumn="0"/>
+        </w:trPr>
+        <w:tc>
+          <w:tcPr>
+            <w:cnfStyle w:val="001000000000" w:firstRow="0" w:lastRow="0" w:firstColumn="1" w:lastColumn="0" w:oddVBand="0" w:evenVBand="0" w:oddHBand="0" w:evenHBand="0" w:firstRowFirstColumn="0" w:firstRowLastColumn="0" w:lastRowFirstColumn="0" w:lastRowLastColumn="0"/>
+            <w:tcW w:w="0" w:type="auto"/>
+            <w:hideMark/>
+          </w:tcPr>
+          <w:p>
+            <w:pPr>
+              <w:spacing w:after="160" w:line="259" w:lineRule="auto"/>
+            </w:pPr>
+            <w:r>
+              <w:t>Item</w:t>
+            </w:r>
+          </w:p>
+        </w:tc>
+        <w:tc>
+          <w:tcPr>
+            <w:tcW w:w="0" w:type="auto"/>
+            <w:hideMark/>
+          </w:tcPr>
+          <w:p>
+            <w:pPr>
+              <w:spacing w:after="160" w:line="259" w:lineRule="auto"/>
+              <w:cnfStyle w:val="100000000000" w:firstRow="1" w:lastRow="0" w:firstColumn="0" w:lastColumn="0" w:oddVBand="0" w:evenVBand="0" w:oddHBand="0" w:evenHBand="0" w:firstRowFirstColumn="0" w:firstRowLastColumn="0" w:lastRowFirstColumn="0" w:lastRowLastColumn="0"/>
+            </w:pPr>
+            <w:r>
+              <w:t>Style</w:t>
+            </w:r>
+          </w:p>
+        </w:tc>
+        <w:tc>
+          <w:tcPr>
+            <w:tcW w:w="0" w:type="auto"/>
+            <w:hideMark/>
+          </w:tcPr>
+          <w:p>
+            <w:pPr>
+              <w:spacing w:after="160" w:line="259" w:lineRule="auto"/>
+              <w:cnfStyle w:val="100000000000" w:firstRow="1" w:lastRow="0" w:firstColumn="0" w:lastColumn="0" w:oddVBand="0" w:evenVBand="0" w:oddHBand="0" w:evenHBand="0" w:firstRowFirstColumn="0" w:firstRowLastColumn="0" w:lastRowFirstColumn="0" w:lastRowLastColumn="0"/>
+            </w:pPr>
+            <w:r>
+              <w:t>Example</w:t>
+            </w:r>
+          </w:p>
+        </w:tc>
+      </w:tr>
+      <w:tr>
+        <w:trPr>
+          <w:cnfStyle w:val="000000100000" w:firstRow="0" w:lastRow="0" w:firstColumn="0" w:lastColumn="0" w:oddVBand="0" w:evenVBand="0" w:oddHBand="1" w:evenHBand="0" w:firstRowFirstColumn="0" w:firstRowLastColumn="0" w:lastRowFirstColumn="0" w:lastRowLastColumn="0"/>
+        </w:trPr>
+        <w:tc>
+          <w:tcPr>
+            <w:cnfStyle w:val="001000000000" w:firstRow="0" w:lastRow="0" w:firstColumn="1" w:lastColumn="0" w:oddVBand="0" w:evenVBand="0" w:oddHBand="0" w:evenHBand="0" w:firstRowFirstColumn="0" w:firstRowLastColumn="0" w:lastRowFirstColumn="0" w:lastRowLastColumn="0"/>
+            <w:tcW w:w="0" w:type="auto"/>
+            <w:hideMark/>
+          </w:tcPr>
+          <w:p>
+            <w:pPr>
+              <w:spacing w:after="160" w:line="259" w:lineRule="auto"/>
+            </w:pPr>
+            <w:r>
+              <w:t>Variables</w:t>
+            </w:r>
+          </w:p>
+        </w:tc>
+        <w:tc>
+          <w:tcPr>
+            <w:tcW w:w="0" w:type="auto"/>
+            <w:hideMark/>
+          </w:tcPr>
+          <w:p>
+            <w:pPr>
+              <w:spacing w:after="160" w:line="259" w:lineRule="auto"/>
+              <w:cnfStyle w:val="000000100000" w:firstRow="0" w:lastRow="0" w:firstColumn="0" w:lastColumn="0" w:oddVBand="0" w:evenVBand="0" w:oddHBand="1" w:evenHBand="0" w:firstRowFirstColumn="0" w:firstRowLastColumn="0" w:lastRowFirstColumn="0" w:lastRowLastColumn="0"/>
+            </w:pPr>
+            <w:r>
+              <w:t>lowercase_with_underscores</w:t>
+            </w:r>
+          </w:p>
+        </w:tc>
+        <w:tc>
+          <w:tcPr>
+            <w:tcW w:w="0" w:type="auto"/>
+            <w:hideMark/>
+          </w:tcPr>
+          <w:p>
+            <w:pPr>
+              <w:spacing w:after="160" w:line="259" w:lineRule="auto"/>
+              <w:cnfStyle w:val="000000100000" w:firstRow="0" w:lastRow="0" w:firstColumn="0" w:lastColumn="0" w:oddVBand="0" w:evenVBand="0" w:oddHBand="1" w:evenHBand="0" w:firstRowFirstColumn="0" w:firstRowLastColumn="0" w:lastRowFirstColumn="0" w:lastRowLastColumn="0"/>
+            </w:pPr>
+            <w:r>
+              <w:t>user_name</w:t>
+            </w:r>
+          </w:p>
+        </w:tc>
+      </w:tr>
+      <w:tr>
+        <w:tc>
+          <w:tcPr>
+            <w:cnfStyle w:val="001000000000" w:firstRow="0" w:lastRow="0" w:firstColumn="1" w:lastColumn="0" w:oddVBand="0" w:evenVBand="0" w:oddHBand="0" w:evenHBand="0" w:firstRowFirstColumn="0" w:firstRowLastColumn="0" w:lastRowFirstColumn="0" w:lastRowLastColumn="0"/>
+            <w:tcW w:w="0" w:type="auto"/>
+            <w:hideMark/>
+          </w:tcPr>
+          <w:p>
+            <w:pPr>
+              <w:spacing w:after="160" w:line="259" w:lineRule="auto"/>
+            </w:pPr>
+            <w:r>
+              <w:t>Functions</w:t>
+            </w:r>
+          </w:p>
+        </w:tc>
+        <w:tc>
+          <w:tcPr>
+            <w:tcW w:w="0" w:type="auto"/>
+            <w:hideMark/>
+          </w:tcPr>
+          <w:p>
+            <w:pPr>
+              <w:spacing w:after="160" w:line="259" w:lineRule="auto"/>
+              <w:cnfStyle w:val="000000000000" w:firstRow="0" w:lastRow="0" w:firstColumn="0" w:lastColumn="0" w:oddVBand="0" w:evenVBand="0" w:oddHBand="0" w:evenHBand="0" w:firstRowFirstColumn="0" w:firstRowLastColumn="0" w:lastRowFirstColumn="0" w:lastRowLastColumn="0"/>
+            </w:pPr>
+            <w:r>
+              <w:t>lowercase_with_underscores</w:t>
+            </w:r>
+          </w:p>
+        </w:tc>
+        <w:tc>
+          <w:tcPr>
+            <w:tcW w:w="0" w:type="auto"/>
+            <w:hideMark/>
+          </w:tcPr>
+          <w:p>
+            <w:pPr>
+              <w:spacing w:after="160" w:line="259" w:lineRule="auto"/>
+              <w:cnfStyle w:val="000000000000" w:firstRow="0" w:lastRow="0" w:firstColumn="0" w:lastColumn="0" w:oddVBand="0" w:evenVBand="0" w:oddHBand="0" w:evenHBand="0" w:firstRowFirstColumn="0" w:firstRowLastColumn="0" w:lastRowFirstColumn="0" w:lastRowLastColumn="0"/>
+            </w:pPr>
+            <w:r>
+              <w:t>calculate_sum</w:t>
+            </w:r>
+          </w:p>
+        </w:tc>
+      </w:tr>
+      <w:tr>
+        <w:trPr>
+          <w:cnfStyle w:val="000000100000" w:firstRow="0" w:lastRow="0" w:firstColumn="0" w:lastColumn="0" w:oddVBand="0" w:evenVBand="0" w:oddHBand="1" w:evenHBand="0" w:firstRowFirstColumn="0" w:firstRowLastColumn="0" w:lastRowFirstColumn="0" w:lastRowLastColumn="0"/>
+        </w:trPr>
+        <w:tc>
+          <w:tcPr>
+            <w:cnfStyle w:val="001000000000" w:firstRow="0" w:lastRow="0" w:firstColumn="1" w:lastColumn="0" w:oddVBand="0" w:evenVBand="0" w:oddHBand="0" w:evenHBand="0" w:firstRowFirstColumn="0" w:firstRowLastColumn="0" w:lastRowFirstColumn="0" w:lastRowLastColumn="0"/>
+            <w:tcW w:w="0" w:type="auto"/>
+            <w:hideMark/>
+          </w:tcPr>
+          <w:p>
+            <w:pPr>
+              <w:spacing w:after="160" w:line="259" w:lineRule="auto"/>
+            </w:pPr>
+            <w:r>
+              <w:t>Classes</w:t>
+            </w:r>
+          </w:p>
+        </w:tc>
+        <w:tc>
+          <w:tcPr>
+            <w:tcW w:w="0" w:type="auto"/>
+            <w:hideMark/>
+          </w:tcPr>
+          <w:p>
+            <w:pPr>
+              <w:spacing w:after="160" w:line="259" w:lineRule="auto"/>
+              <w:cnfStyle w:val="000000100000" w:firstRow="0" w:lastRow="0" w:firstColumn="0" w:lastColumn="0" w:oddVBand="0" w:evenVBand="0" w:oddHBand="1" w:evenHBand="0" w:firstRowFirstColumn="0" w:firstRowLastColumn="0" w:lastRowFirstColumn="0" w:lastRowLastColumn="0"/>
+            </w:pPr>
+            <w:r>
+              <w:t>CapitalizedWords</w:t>
+            </w:r>
+          </w:p>
+        </w:tc>
+        <w:tc>
+          <w:tcPr>
+            <w:tcW w:w="0" w:type="auto"/>
+            <w:hideMark/>
+          </w:tcPr>
+          <w:p>
+            <w:pPr>
+              <w:spacing w:after="160" w:line="259" w:lineRule="auto"/>
+              <w:cnfStyle w:val="000000100000" w:firstRow="0" w:lastRow="0" w:firstColumn="0" w:lastColumn="0" w:oddVBand="0" w:evenVBand="0" w:oddHBand="1" w:evenHBand="0" w:firstRowFirstColumn="0" w:firstRowLastColumn="0" w:lastRowFirstColumn="0" w:lastRowLastColumn="0"/>
+            </w:pPr>
+            <w:r>
+              <w:t>StudentData</w:t>
+            </w:r>
+          </w:p>
+        </w:tc>
+      </w:tr>
+      <w:tr>
+        <w:tc>
+          <w:tcPr>
+            <w:cnfStyle w:val="001000000000" w:firstRow="0" w:lastRow="0" w:firstColumn="1" w:lastColumn="0" w:oddVBand="0" w:evenVBand="0" w:oddHBand="0" w:evenHBand="0" w:firstRowFirstColumn="0" w:firstRowLastColumn="0" w:lastRowFirstColumn="0" w:lastRowLastColumn="0"/>
+            <w:tcW w:w="0" w:type="auto"/>
+            <w:hideMark/>
+          </w:tcPr>
+          <w:p>
+            <w:pPr>
+              <w:spacing w:after="160" w:line="259" w:lineRule="auto"/>
+            </w:pPr>
+            <w:r>
+              <w:t>Constants</w:t>
+            </w:r>
+          </w:p>
+        </w:tc>
+        <w:tc>
+          <w:tcPr>
+            <w:tcW w:w="0" w:type="auto"/>
+            <w:hideMark/>
+          </w:tcPr>
+          <w:p>
+            <w:pPr>
+              <w:spacing w:after="160" w:line="259" w:lineRule="auto"/>
+              <w:cnfStyle w:val="000000000000" w:firstRow="0" w:lastRow="0" w:firstColumn="0" w:lastColumn="0" w:oddVBand="0" w:evenVBand="0" w:oddHBand="0" w:evenHBand="0" w:firstRowFirstColumn="0" w:firstRowLastColumn="0" w:lastRowFirstColumn="0" w:lastRowLastColumn="0"/>
+            </w:pPr>
+            <w:r>
+              <w:t>UPPERCASE</w:t>
+            </w:r>
+          </w:p>
+        </w:tc>
+        <w:tc>
+          <w:tcPr>
+            <w:tcW w:w="0" w:type="auto"/>
+            <w:hideMark/>
+          </w:tcPr>
+          <w:p>
+            <w:pPr>
+              <w:spacing w:after="160" w:line="259" w:lineRule="auto"/>
+              <w:cnfStyle w:val="000000000000" w:firstRow="0" w:lastRow="0" w:firstColumn="0" w:lastColumn="0" w:oddVBand="0" w:evenVBand="0" w:oddHBand="0" w:evenHBand="0" w:firstRowFirstColumn="0" w:firstRowLastColumn="0" w:lastRowFirstColumn="0" w:lastRowLastColumn="0"/>
+            </w:pPr>
+            <w:r>
+              <w:t>MAX_SIZE</w:t>
+            </w:r>
+          </w:p>
+        </w:tc>
+      </w:tr>
+    </w:tbl>
+    <w:p>
+      <w:r>
+        <w:pict w14:anchorId="2A442A6D">
+          <v:rect id="_x0000_i1466" style="width:0;height:1.5pt" o:hralign="center" o:hrstd="t" o:hr="t" fillcolor="#a0a0a0" stroked="f"/>
+        </w:pict>
+      </w:r>
+    </w:p>
+    <w:p>
+      <w:pPr>
+        <w:rPr>
+          <w:b/>
+          <w:bCs/>
+        </w:rPr>
+      </w:pPr>
+      <w:r>
+        <w:rPr>
+          <w:b/>
+          <w:bCs/>
+        </w:rPr>
+        <w:t>5. Imports</w:t>
+      </w:r>
+    </w:p>
+    <w:p>
+      <w:r>
+        <w:t>Imports should be at the top of the file.</w:t>
+      </w:r>
+    </w:p>
+    <w:p>
+      <w:r>
+        <w:lastRenderedPageBreak/>
+        <w:t>import os</w:t>
+      </w:r>
+    </w:p>
+    <w:p>
+      <w:r>
+        <w:t>import sys</w:t>
+      </w:r>
+    </w:p>
+    <w:p>
+      <w:r>
+        <w:t>Order:</w:t>
+      </w:r>
+    </w:p>
+    <w:p>
+      <w:pPr>
+        <w:numPr>
+          <w:ilvl w:val="0"/>
+          <w:numId w:val="67"/>
+        </w:numPr>
+      </w:pPr>
+      <w:r>
+        <w:t>Standard library</w:t>
+      </w:r>
+    </w:p>
+    <w:p>
+      <w:pPr>
+        <w:numPr>
+          <w:ilvl w:val="0"/>
+          <w:numId w:val="67"/>
+        </w:numPr>
+      </w:pPr>
+      <w:r>
+        <w:t>Third-party libraries</w:t>
+      </w:r>
+    </w:p>
+    <w:p>
+      <w:pPr>
+        <w:numPr>
+          <w:ilvl w:val="0"/>
+          <w:numId w:val="67"/>
+        </w:numPr>
+      </w:pPr>
+      <w:r>
+        <w:t>Local modules</w:t>
+      </w:r>
+    </w:p>
+    <w:p>
+      <w:r>
+        <w:pict w14:anchorId="141C50EC">
+          <v:rect id="_x0000_i1467" style="width:0;height:1.5pt" o:hralign="center" o:hrstd="t" o:hr="t" fillcolor="#a0a0a0" stroked="f"/>
+        </w:pict>
+      </w:r>
+    </w:p>
+    <w:p>
+      <w:pPr>
+        <w:rPr>
+          <w:b/>
+          <w:bCs/>
+        </w:rPr>
+      </w:pPr>
+      <w:r>
+        <w:rPr>
+          <w:b/>
+          <w:bCs/>
+        </w:rPr>
+        <w:t>6. Whitespace rules</w:t>
+      </w:r>
+    </w:p>
+    <w:p>
+      <w:r>
+        <w:t>Correct:</w:t>
+      </w:r>
+    </w:p>
+    <w:p>
+      <w:r>
+        <w:t>x = a + b</w:t>
+      </w:r>
+    </w:p>
+    <w:p>
+      <w:r>
+        <w:t>Incorrect:</w:t>
+      </w:r>
+    </w:p>
+    <w:p>
+      <w:r>
+        <w:t>x=a+b</w:t>
+      </w:r>
+    </w:p>
+    <w:p>
+      <w:r>
+        <w:t>No extra spaces inside parentheses:</w:t>
+      </w:r>
+    </w:p>
+    <w:p>
+      <w:r>
+        <w:t>func(a, b)</w:t>
+      </w:r>
+    </w:p>
+    <w:p>
+      <w:r>
+        <w:pict w14:anchorId="1D591F7D">
+          <v:rect id="_x0000_i1468" style="width:0;height:1.5pt" o:hralign="center" o:hrstd="t" o:hr="t" fillcolor="#a0a0a0" stroked="f"/>
+        </w:pict>
+      </w:r>
+    </w:p>
+    <w:p>
+      <w:pPr>
+        <w:rPr>
+          <w:b/>
+          <w:bCs/>
+        </w:rPr>
+      </w:pPr>
+      <w:r>
+        <w:rPr>
+          <w:b/>
+          <w:bCs/>
+        </w:rPr>
+        <w:t>7. Comments</w:t>
+      </w:r>
+    </w:p>
+    <w:p>
+      <w:r>
+        <w:t>Use clear comments.</w:t>
+      </w:r>
+    </w:p>
+    <w:p>
+      <w:r>
+        <w:t># Calculate total price</w:t>
+      </w:r>
+    </w:p>
+    <w:p>
+      <w:r>
+        <w:t>total = price * quantity</w:t>
+      </w:r>
+    </w:p>
+    <w:p>
+      <w:r>
+        <w:pict w14:anchorId="7F19C943">
+          <v:rect id="_x0000_i1469" style="width:0;height:1.5pt" o:hralign="center" o:hrstd="t" o:hr="t" fillcolor="#a0a0a0" stroked="f"/>
+        </w:pict>
+      </w:r>
+    </w:p>
+    <w:p>
+      <w:pPr>
+        <w:rPr>
+          <w:b/>
+          <w:bCs/>
+        </w:rPr>
+      </w:pPr>
+      <w:r>
+        <w:rPr>
+          <w:b/>
+          <w:bCs/>
+        </w:rPr>
+        <w:t>8. Maximum nesting</w:t>
+      </w:r>
+    </w:p>
+    <w:p>
+      <w:r>
+        <w:t>Avoid deep nesting; keep logic simple.</w:t>
+      </w:r>
+    </w:p>
+    <w:p>
+      <w:r>
+        <w:pict w14:anchorId="1B4AFACA">
+          <v:rect id="_x0000_i1470" style="width:0;height:1.5pt" o:hralign="center" o:hrstd="t" o:hr="t" fillcolor="#a0a0a0" stroked="f"/>
+        </w:pict>
+      </w:r>
+    </w:p>
+    <w:p>
+      <w:pPr>
+        <w:rPr>
+          <w:b/>
+          <w:bCs/>
+        </w:rPr>
+      </w:pPr>
+      <w:r>
+        <w:rPr>
+          <w:b/>
+          <w:bCs/>
+        </w:rPr>
+        <w:t>Benefits of PEP 8</w:t>
+      </w:r>
+    </w:p>
+    <w:p>
+      <w:pPr>
+        <w:numPr>
+          <w:ilvl w:val="0"/>
+          <w:numId w:val="68"/>
+        </w:numPr>
+      </w:pPr>
+      <w:r>
+        <w:t>Improves readability</w:t>
+      </w:r>
+    </w:p>
+    <w:p>
+      <w:pPr>
+        <w:numPr>
+          <w:ilvl w:val="0"/>
+          <w:numId w:val="68"/>
+        </w:numPr>
+      </w:pPr>
+      <w:r>
+        <w:t>Creates uniform coding style</w:t>
+      </w:r>
+    </w:p>
+    <w:p>
+      <w:pPr>
+        <w:numPr>
+          <w:ilvl w:val="0"/>
+          <w:numId w:val="68"/>
+        </w:numPr>
+      </w:pPr>
+      <w:r>
+        <w:t>Helps teamwork</w:t>
+      </w:r>
+    </w:p>
+    <w:p>
+      <w:pPr>
+        <w:numPr>
+          <w:ilvl w:val="0"/>
+          <w:numId w:val="68"/>
+        </w:numPr>
+      </w:pPr>
+      <w:r>
+        <w:t>Makes maintenance easier</w:t>
+      </w:r>
+    </w:p>
+    <w:p>
+      <w:r>
+        <w:pict w14:anchorId="2683DD25">
+          <v:rect id="_x0000_i1471" style="width:0;height:1.5pt" o:hralign="center" o:hrstd="t" o:hr="t" fillcolor="#a0a0a0" stroked="f"/>
+        </w:pict>
+      </w:r>
+    </w:p>
+    <w:p>
+      <w:pPr>
+        <w:rPr>
+          <w:b/>
+          <w:bCs/>
+        </w:rPr>
+      </w:pPr>
+      <w:r>
+        <w:rPr>
+          <w:b/>
+          <w:bCs/>
+        </w:rPr>
+        <w:t>Tools that enforce PEP 8</w:t>
+      </w:r>
+    </w:p>
+    <w:p>
+      <w:pPr>
+        <w:numPr>
+          <w:ilvl w:val="0"/>
+          <w:numId w:val="69"/>
+        </w:numPr>
+      </w:pPr>
+      <w:r>
+        <w:t>flake8</w:t>
+      </w:r>
+    </w:p>
+    <w:p>
+      <w:pPr>
+        <w:numPr>
+          <w:ilvl w:val="0"/>
+          <w:numId w:val="69"/>
+        </w:numPr>
+      </w:pPr>
+      <w:r>
+        <w:lastRenderedPageBreak/>
+        <w:t>pylint</w:t>
+      </w:r>
+    </w:p>
+    <w:p>
+      <w:pPr>
+        <w:numPr>
+          <w:ilvl w:val="0"/>
+          <w:numId w:val="69"/>
+        </w:numPr>
+      </w:pPr>
+      <w:r>
+        <w:t>black (auto formatter)</w:t>
+      </w:r>
+    </w:p>
+    <w:p/>
+    <w:p>
+      <w:pPr>
+        <w:rPr>
+          <w:b/>
+          <w:bCs/>
+        </w:rPr>
+      </w:pPr>
+      <w:r>
+        <w:rPr>
+          <w:b/>
+          <w:bCs/>
+        </w:rPr>
+        <w:t>If–Else in One Line in Python (Ternary Operator)</w:t>
+      </w:r>
+    </w:p>
+    <w:p>
+      <w:pPr>
+        <w:rPr>
+          <w:b/>
+          <w:bCs/>
+        </w:rPr>
+      </w:pPr>
+      <w:r>
+        <w:rPr>
+          <w:b/>
+          <w:bCs/>
+        </w:rPr>
+        <w:t>Definition</w:t>
+      </w:r>
+      <w:r>
+        <w:rPr>
+          <w:b/>
+          <w:bCs/>
+        </w:rPr>
+        <w:t xml:space="preserve"> : </w:t>
+      </w:r>
+      <w:r>
+        <w:t xml:space="preserve">Python allows writing a simple </w:t>
+      </w:r>
+      <w:r>
+        <w:rPr>
+          <w:b/>
+          <w:bCs/>
+        </w:rPr>
+        <w:t>if–else statement in one line</w:t>
+      </w:r>
+      <w:r>
+        <w:t xml:space="preserve"> using the </w:t>
+      </w:r>
+      <w:r>
+        <w:rPr>
+          <w:b/>
+          <w:bCs/>
+        </w:rPr>
+        <w:t>ternary conditional expression</w:t>
+      </w:r>
+      <w:r>
+        <w:t>.</w:t>
+      </w:r>
+    </w:p>
+    <w:p>
+      <w:r>
+        <w:t>It is used to assign a value or return a result based on a condition.</w:t>
+      </w:r>
+    </w:p>
+    <w:p>
+      <w:r>
+        <w:pict w14:anchorId="7156EF77">
+          <v:rect id="_x0000_i1557" style="width:0;height:1.5pt" o:hralign="center" o:hrstd="t" o:hr="t" fillcolor="#a0a0a0" stroked="f"/>
+        </w:pict>
+      </w:r>
+    </w:p>
+    <w:p>
+      <w:pPr>
+        <w:rPr>
+          <w:b/>
+          <w:bCs/>
+        </w:rPr>
+      </w:pPr>
+      <w:r>
+        <w:rPr>
+          <w:b/>
+          <w:bCs/>
+        </w:rPr>
+        <w:t>Basic syntax</w:t>
+      </w:r>
+    </w:p>
+    <w:p>
+      <w:r>
+        <w:t>value_if_true if condition else value_if_false</w:t>
+      </w:r>
+    </w:p>
+    <w:p>
+      <w:r>
+        <w:t>Structure:</w:t>
+      </w:r>
+    </w:p>
+    <w:p>
+      <w:pPr>
+        <w:numPr>
+          <w:ilvl w:val="0"/>
+          <w:numId w:val="70"/>
+        </w:numPr>
+      </w:pPr>
+      <w:r>
+        <w:t>First part → result if condition is true</w:t>
+      </w:r>
+    </w:p>
+    <w:p>
+      <w:pPr>
+        <w:numPr>
+          <w:ilvl w:val="0"/>
+          <w:numId w:val="70"/>
+        </w:numPr>
+      </w:pPr>
+      <w:r>
+        <w:t>Middle → condition</w:t>
+      </w:r>
+    </w:p>
+    <w:p>
+      <w:pPr>
+        <w:numPr>
+          <w:ilvl w:val="0"/>
+          <w:numId w:val="70"/>
+        </w:numPr>
+      </w:pPr>
+      <w:r>
+        <w:t>Last part → result if condition is false</w:t>
+      </w:r>
+    </w:p>
+    <w:p>
+      <w:r>
+        <w:pict w14:anchorId="2F2D9EB2">
+          <v:rect id="_x0000_i1558" style="width:0;height:1.5pt" o:hralign="center" o:hrstd="t" o:hr="t" fillcolor="#a0a0a0" stroked="f"/>
+        </w:pict>
+      </w:r>
+    </w:p>
+    <w:p>
+      <w:pPr>
+        <w:rPr>
+          <w:b/>
+          <w:bCs/>
+        </w:rPr>
+      </w:pPr>
+      <w:r>
+        <w:rPr>
+          <w:b/>
+          <w:bCs/>
+        </w:rPr>
+        <w:t>Simple example</w:t>
+      </w:r>
+    </w:p>
+    <w:p>
+      <w:r>
+        <w:t>x = 10</w:t>
+      </w:r>
+    </w:p>
+    <w:p>
+      <w:r>
+        <w:t>result = "Positive" if x &gt; 0 else "Negative"</w:t>
+      </w:r>
+    </w:p>
+    <w:p>
+      <w:r>
+        <w:t>print(result)</w:t>
+      </w:r>
+    </w:p>
+    <w:p>
+      <w:r>
+        <w:t>Output:</w:t>
+      </w:r>
+    </w:p>
+    <w:p>
+      <w:r>
+        <w:t>Positive</w:t>
+      </w:r>
+    </w:p>
+    <w:p>
+      <w:r>
+        <w:pict w14:anchorId="042DCCE3">
+          <v:rect id="_x0000_i1559" style="width:0;height:1.5pt" o:hralign="center" o:hrstd="t" o:hr="t" fillcolor="#a0a0a0" stroked="f"/>
+        </w:pict>
+      </w:r>
+    </w:p>
+    <w:p>
+      <w:pPr>
+        <w:rPr>
+          <w:b/>
+          <w:bCs/>
+        </w:rPr>
+      </w:pPr>
+      <w:r>
+        <w:rPr>
+          <w:b/>
+          <w:bCs/>
+        </w:rPr>
+        <w:t>Example with numbers</w:t>
+      </w:r>
+    </w:p>
+    <w:p>
+      <w:r>
+        <w:t>a = 5</w:t>
+      </w:r>
+    </w:p>
+    <w:p>
+      <w:r>
+        <w:t>b = 8</w:t>
+      </w:r>
+    </w:p>
+    <w:p>
+      <w:r>
+        <w:t>max_value = a if a &gt; b else b</w:t>
+      </w:r>
+    </w:p>
+    <w:p>
+      <w:r>
+        <w:t>Finds the larger number.</w:t>
+      </w:r>
+    </w:p>
+    <w:p>
+      <w:r>
+        <w:pict w14:anchorId="6C19D91C">
+          <v:rect id="_x0000_i1560" style="width:0;height:1.5pt" o:hralign="center" o:hrstd="t" o:hr="t" fillcolor="#a0a0a0" stroked="f"/>
+        </w:pict>
+      </w:r>
+    </w:p>
+    <w:p>
+      <w:pPr>
+        <w:rPr>
+          <w:b/>
+          <w:bCs/>
+        </w:rPr>
+      </w:pPr>
+      <w:r>
+        <w:rPr>
+          <w:b/>
+          <w:bCs/>
+        </w:rPr>
+        <w:t>Using in print statement</w:t>
+      </w:r>
+    </w:p>
+    <w:p>
+      <w:r>
+        <w:t>n = 4</w:t>
+      </w:r>
+    </w:p>
+    <w:p>
+      <w:r>
+        <w:t>print("Even" if n % 2 == 0 else "Odd")</w:t>
+      </w:r>
+    </w:p>
+    <w:p>
+      <w:pPr>
+        <w:rPr>
+          <w:b/>
+          <w:bCs/>
+        </w:rPr>
+      </w:pPr>
+      <w:r>
+        <w:rPr>
+          <w:b/>
+          <w:bCs/>
+        </w:rPr>
+        <w:lastRenderedPageBreak/>
+        <w:t>Nested one-line if–else</w:t>
+      </w:r>
+    </w:p>
+    <w:p>
+      <w:r>
+        <w:t>Multiple conditions can be written:</w:t>
+      </w:r>
+    </w:p>
+    <w:p>
+      <w:r>
+        <w:t>x = 0</w:t>
+      </w:r>
+    </w:p>
+    <w:p>
+      <w:r>
+        <w:t>result = "Positive" if x &gt; 0 else "Negative" if x &lt; 0 else "Zero"</w:t>
+      </w:r>
+    </w:p>
+    <w:p>
+      <w:r>
+        <w:pict w14:anchorId="565E6CA0">
+          <v:rect id="_x0000_i1562" style="width:0;height:1.5pt" o:hralign="center" o:hrstd="t" o:hr="t" fillcolor="#a0a0a0" stroked="f"/>
+        </w:pict>
+      </w:r>
+    </w:p>
+    <w:p>
+      <w:pPr>
+        <w:rPr>
+          <w:b/>
+          <w:bCs/>
+        </w:rPr>
+      </w:pPr>
+      <w:r>
+        <w:rPr>
+          <w:b/>
+          <w:bCs/>
+        </w:rPr>
+        <w:t>Advantages</w:t>
+      </w:r>
+    </w:p>
+    <w:p>
+      <w:pPr>
+        <w:numPr>
+          <w:ilvl w:val="0"/>
+          <w:numId w:val="71"/>
+        </w:numPr>
+      </w:pPr>
+      <w:r>
+        <w:t>Saves lines of code</w:t>
+      </w:r>
+    </w:p>
+    <w:p>
+      <w:pPr>
+        <w:numPr>
+          <w:ilvl w:val="0"/>
+          <w:numId w:val="71"/>
+        </w:numPr>
+      </w:pPr>
+      <w:r>
+        <w:t>Makes simple conditions concise</w:t>
+      </w:r>
+    </w:p>
+    <w:p>
+      <w:pPr>
+        <w:numPr>
+          <w:ilvl w:val="0"/>
+          <w:numId w:val="71"/>
+        </w:numPr>
+      </w:pPr>
+      <w:r>
+        <w:t>Useful in assignments and returns</w:t>
+      </w:r>
+    </w:p>
+    <w:p>
+      <w:r>
+        <w:pict w14:anchorId="7F7A252A">
+          <v:rect id="_x0000_i1563" style="width:0;height:1.5pt" o:hralign="center" o:hrstd="t" o:hr="t" fillcolor="#a0a0a0" stroked="f"/>
+        </w:pict>
+      </w:r>
+    </w:p>
+    <w:p>
+      <w:pPr>
+        <w:rPr>
+          <w:b/>
+          <w:bCs/>
+        </w:rPr>
+      </w:pPr>
+      <w:r>
+        <w:rPr>
+          <w:b/>
+          <w:bCs/>
+        </w:rPr>
+        <w:t>Limitations</w:t>
+      </w:r>
+    </w:p>
+    <w:p>
+      <w:pPr>
+        <w:numPr>
+          <w:ilvl w:val="0"/>
+          <w:numId w:val="72"/>
+        </w:numPr>
+      </w:pPr>
+      <w:r>
+        <w:t>Reduces readability if too complex</w:t>
+      </w:r>
+    </w:p>
+    <w:p>
+      <w:pPr>
+        <w:numPr>
+          <w:ilvl w:val="0"/>
+          <w:numId w:val="72"/>
+        </w:numPr>
+      </w:pPr>
+      <w:r>
+        <w:t>Not suitable for long logic</w:t>
+      </w:r>
+    </w:p>
+    <w:p>
+      <w:pPr>
+        <w:numPr>
+          <w:ilvl w:val="0"/>
+          <w:numId w:val="72"/>
+        </w:numPr>
+      </w:pPr>
+      <w:r>
+        <w:t>Avoid deep nesting</w:t>
+      </w:r>
+    </w:p>
+    <w:p>
+      <w:r>
+        <w:pict w14:anchorId="0BF0C3CE">
+          <v:rect id="_x0000_i1564" style="width:0;height:1.5pt" o:hralign="center" o:hrstd="t" o:hr="t" fillcolor="#a0a0a0" stroked="f"/>
+        </w:pict>
+      </w:r>
+    </w:p>
+    <w:p>
+      <w:pPr>
+        <w:rPr>
+          <w:b/>
+          <w:bCs/>
+        </w:rPr>
+      </w:pPr>
+      <w:r>
+        <w:rPr>
+          <w:b/>
+          <w:bCs/>
+        </w:rPr>
+        <w:t>Comparison: normal vs one-line</w:t>
+      </w:r>
+    </w:p>
+    <w:p>
+      <w:pPr>
+        <w:rPr>
+          <w:b/>
+          <w:bCs/>
+        </w:rPr>
+      </w:pPr>
+      <w:r>
+        <w:rPr>
+          <w:b/>
+          <w:bCs/>
+        </w:rPr>
+        <w:t>Normal if–else</w:t>
+      </w:r>
+    </w:p>
+    <w:p>
+      <w:r>
+        <w:t>if x &gt; 0:</w:t>
+      </w:r>
+    </w:p>
+    <w:p>
+      <w:r>
+        <w:t xml:space="preserve">    result = "Positive"</w:t>
+      </w:r>
+    </w:p>
+    <w:p>
+      <w:r>
+        <w:t>else:</w:t>
+      </w:r>
+    </w:p>
+    <w:p>
+      <w:r>
+        <w:t xml:space="preserve">    result = "Negative"</w:t>
+      </w:r>
+    </w:p>
+    <w:p>
+      <w:pPr>
+        <w:rPr>
+          <w:b/>
+          <w:bCs/>
+        </w:rPr>
+      </w:pPr>
+      <w:r>
+        <w:rPr>
+          <w:b/>
+          <w:bCs/>
+        </w:rPr>
+        <w:t>One-line version</w:t>
+      </w:r>
+    </w:p>
+    <w:p>
+      <w:r>
+        <w:t>result = "Positive" if x &gt; 0 else "Negative"</w:t>
+      </w:r>
+    </w:p>
+    <w:p>
+      <w:r>
+        <w:pict w14:anchorId="2E947FF1">
+          <v:rect id="_x0000_i1565" style="width:0;height:1.5pt" o:hralign="center" o:hrstd="t" o:hr="t" fillcolor="#a0a0a0" stroked="f"/>
+        </w:pict>
+      </w:r>
+    </w:p>
+    <w:p>
+      <w:pPr>
+        <w:rPr>
+          <w:b/>
+          <w:bCs/>
+        </w:rPr>
+      </w:pPr>
+      <w:r>
+        <w:rPr>
+          <w:b/>
+          <w:bCs/>
+        </w:rPr>
+        <w:t>Best practices</w:t>
+      </w:r>
+    </w:p>
+    <w:p>
+      <w:pPr>
+        <w:numPr>
+          <w:ilvl w:val="0"/>
+          <w:numId w:val="73"/>
+        </w:numPr>
+      </w:pPr>
+      <w:r>
+        <w:t>Use only for simple conditions</w:t>
+      </w:r>
+    </w:p>
+    <w:p>
+      <w:pPr>
+        <w:numPr>
+          <w:ilvl w:val="0"/>
+          <w:numId w:val="73"/>
+        </w:numPr>
+      </w:pPr>
+      <w:r>
+        <w:t>Avoid long nested expressions</w:t>
+      </w:r>
+    </w:p>
+    <w:p>
+      <w:pPr>
+        <w:numPr>
+          <w:ilvl w:val="0"/>
+          <w:numId w:val="73"/>
+        </w:numPr>
+      </w:pPr>
+      <w:r>
+        <w:t>Prefer readability over brevity</w:t>
+      </w:r>
+    </w:p>
     <w:sectPr>
       <w:pgSz w:w="11906" w:h="16838"/>
       <w:pgMar w:top="1440" w:right="1440" w:bottom="1440" w:left="1440" w:header="708" w:footer="708" w:gutter="0"/>
@@ -25153,6 +29287,304 @@
     </w:lvl>
   </w:abstractNum>
   <w:abstractNum w:abstractNumId="5" w15:restartNumberingAfterBreak="0">
+    <w:nsid w:val="0E4945E5"/>
+    <w:multiLevelType w:val="multilevel"/>
+    <w:tmpl w:val="2548B3F8"/>
+    <w:lvl w:ilvl="0">
+      <w:start w:val="1"/>
+      <w:numFmt w:val="bullet"/>
+      <w:lvlText w:val=""/>
+      <w:lvlJc w:val="left"/>
+      <w:pPr>
+        <w:tabs>
+          <w:tab w:val="num" w:pos="720"/>
+        </w:tabs>
+        <w:ind w:left="720" w:hanging="360"/>
+      </w:pPr>
+      <w:rPr>
+        <w:rFonts w:ascii="Symbol" w:hAnsi="Symbol" w:hint="default"/>
+        <w:sz w:val="20"/>
+      </w:rPr>
+    </w:lvl>
+    <w:lvl w:ilvl="1" w:tentative="1">
+      <w:start w:val="1"/>
+      <w:numFmt w:val="bullet"/>
+      <w:lvlText w:val="o"/>
+      <w:lvlJc w:val="left"/>
+      <w:pPr>
+        <w:tabs>
+          <w:tab w:val="num" w:pos="1440"/>
+        </w:tabs>
+        <w:ind w:left="1440" w:hanging="360"/>
+      </w:pPr>
+      <w:rPr>
+        <w:rFonts w:ascii="Courier New" w:hAnsi="Courier New" w:hint="default"/>
+        <w:sz w:val="20"/>
+      </w:rPr>
+    </w:lvl>
+    <w:lvl w:ilvl="2" w:tentative="1">
+      <w:start w:val="1"/>
+      <w:numFmt w:val="bullet"/>
+      <w:lvlText w:val=""/>
+      <w:lvlJc w:val="left"/>
+      <w:pPr>
+        <w:tabs>
+          <w:tab w:val="num" w:pos="2160"/>
+        </w:tabs>
+        <w:ind w:left="2160" w:hanging="360"/>
+      </w:pPr>
+      <w:rPr>
+        <w:rFonts w:ascii="Wingdings" w:hAnsi="Wingdings" w:hint="default"/>
+        <w:sz w:val="20"/>
+      </w:rPr>
+    </w:lvl>
+    <w:lvl w:ilvl="3" w:tentative="1">
+      <w:start w:val="1"/>
+      <w:numFmt w:val="bullet"/>
+      <w:lvlText w:val=""/>
+      <w:lvlJc w:val="left"/>
+      <w:pPr>
+        <w:tabs>
+          <w:tab w:val="num" w:pos="2880"/>
+        </w:tabs>
+        <w:ind w:left="2880" w:hanging="360"/>
+      </w:pPr>
+      <w:rPr>
+        <w:rFonts w:ascii="Wingdings" w:hAnsi="Wingdings" w:hint="default"/>
+        <w:sz w:val="20"/>
+      </w:rPr>
+    </w:lvl>
+    <w:lvl w:ilvl="4" w:tentative="1">
+      <w:start w:val="1"/>
+      <w:numFmt w:val="bullet"/>
+      <w:lvlText w:val=""/>
+      <w:lvlJc w:val="left"/>
+      <w:pPr>
+        <w:tabs>
+          <w:tab w:val="num" w:pos="3600"/>
+        </w:tabs>
+        <w:ind w:left="3600" w:hanging="360"/>
+      </w:pPr>
+      <w:rPr>
+        <w:rFonts w:ascii="Wingdings" w:hAnsi="Wingdings" w:hint="default"/>
+        <w:sz w:val="20"/>
+      </w:rPr>
+    </w:lvl>
+    <w:lvl w:ilvl="5" w:tentative="1">
+      <w:start w:val="1"/>
+      <w:numFmt w:val="bullet"/>
+      <w:lvlText w:val=""/>
+      <w:lvlJc w:val="left"/>
+      <w:pPr>
+        <w:tabs>
+          <w:tab w:val="num" w:pos="4320"/>
+        </w:tabs>
+        <w:ind w:left="4320" w:hanging="360"/>
+      </w:pPr>
+      <w:rPr>
+        <w:rFonts w:ascii="Wingdings" w:hAnsi="Wingdings" w:hint="default"/>
+        <w:sz w:val="20"/>
+      </w:rPr>
+    </w:lvl>
+    <w:lvl w:ilvl="6" w:tentative="1">
+      <w:start w:val="1"/>
+      <w:numFmt w:val="bullet"/>
+      <w:lvlText w:val=""/>
+      <w:lvlJc w:val="left"/>
+      <w:pPr>
+        <w:tabs>
+          <w:tab w:val="num" w:pos="5040"/>
+        </w:tabs>
+        <w:ind w:left="5040" w:hanging="360"/>
+      </w:pPr>
+      <w:rPr>
+        <w:rFonts w:ascii="Wingdings" w:hAnsi="Wingdings" w:hint="default"/>
+        <w:sz w:val="20"/>
+      </w:rPr>
+    </w:lvl>
+    <w:lvl w:ilvl="7" w:tentative="1">
+      <w:start w:val="1"/>
+      <w:numFmt w:val="bullet"/>
+      <w:lvlText w:val=""/>
+      <w:lvlJc w:val="left"/>
+      <w:pPr>
+        <w:tabs>
+          <w:tab w:val="num" w:pos="5760"/>
+        </w:tabs>
+        <w:ind w:left="5760" w:hanging="360"/>
+      </w:pPr>
+      <w:rPr>
+        <w:rFonts w:ascii="Wingdings" w:hAnsi="Wingdings" w:hint="default"/>
+        <w:sz w:val="20"/>
+      </w:rPr>
+    </w:lvl>
+    <w:lvl w:ilvl="8" w:tentative="1">
+      <w:start w:val="1"/>
+      <w:numFmt w:val="bullet"/>
+      <w:lvlText w:val=""/>
+      <w:lvlJc w:val="left"/>
+      <w:pPr>
+        <w:tabs>
+          <w:tab w:val="num" w:pos="6480"/>
+        </w:tabs>
+        <w:ind w:left="6480" w:hanging="360"/>
+      </w:pPr>
+      <w:rPr>
+        <w:rFonts w:ascii="Wingdings" w:hAnsi="Wingdings" w:hint="default"/>
+        <w:sz w:val="20"/>
+      </w:rPr>
+    </w:lvl>
+  </w:abstractNum>
+  <w:abstractNum w:abstractNumId="6" w15:restartNumberingAfterBreak="0">
+    <w:nsid w:val="0FCD6FAE"/>
+    <w:multiLevelType w:val="multilevel"/>
+    <w:tmpl w:val="82322072"/>
+    <w:lvl w:ilvl="0">
+      <w:start w:val="1"/>
+      <w:numFmt w:val="bullet"/>
+      <w:lvlText w:val=""/>
+      <w:lvlJc w:val="left"/>
+      <w:pPr>
+        <w:tabs>
+          <w:tab w:val="num" w:pos="720"/>
+        </w:tabs>
+        <w:ind w:left="720" w:hanging="360"/>
+      </w:pPr>
+      <w:rPr>
+        <w:rFonts w:ascii="Symbol" w:hAnsi="Symbol" w:hint="default"/>
+        <w:sz w:val="20"/>
+      </w:rPr>
+    </w:lvl>
+    <w:lvl w:ilvl="1" w:tentative="1">
+      <w:start w:val="1"/>
+      <w:numFmt w:val="bullet"/>
+      <w:lvlText w:val="o"/>
+      <w:lvlJc w:val="left"/>
+      <w:pPr>
+        <w:tabs>
+          <w:tab w:val="num" w:pos="1440"/>
+        </w:tabs>
+        <w:ind w:left="1440" w:hanging="360"/>
+      </w:pPr>
+      <w:rPr>
+        <w:rFonts w:ascii="Courier New" w:hAnsi="Courier New" w:hint="default"/>
+        <w:sz w:val="20"/>
+      </w:rPr>
+    </w:lvl>
+    <w:lvl w:ilvl="2" w:tentative="1">
+      <w:start w:val="1"/>
+      <w:numFmt w:val="bullet"/>
+      <w:lvlText w:val=""/>
+      <w:lvlJc w:val="left"/>
+      <w:pPr>
+        <w:tabs>
+          <w:tab w:val="num" w:pos="2160"/>
+        </w:tabs>
+        <w:ind w:left="2160" w:hanging="360"/>
+      </w:pPr>
+      <w:rPr>
+        <w:rFonts w:ascii="Wingdings" w:hAnsi="Wingdings" w:hint="default"/>
+        <w:sz w:val="20"/>
+      </w:rPr>
+    </w:lvl>
+    <w:lvl w:ilvl="3" w:tentative="1">
+      <w:start w:val="1"/>
+      <w:numFmt w:val="bullet"/>
+      <w:lvlText w:val=""/>
+      <w:lvlJc w:val="left"/>
+      <w:pPr>
+        <w:tabs>
+          <w:tab w:val="num" w:pos="2880"/>
+        </w:tabs>
+        <w:ind w:left="2880" w:hanging="360"/>
+      </w:pPr>
+      <w:rPr>
+        <w:rFonts w:ascii="Wingdings" w:hAnsi="Wingdings" w:hint="default"/>
+        <w:sz w:val="20"/>
+      </w:rPr>
+    </w:lvl>
+    <w:lvl w:ilvl="4" w:tentative="1">
+      <w:start w:val="1"/>
+      <w:numFmt w:val="bullet"/>
+      <w:lvlText w:val=""/>
+      <w:lvlJc w:val="left"/>
+      <w:pPr>
+        <w:tabs>
+          <w:tab w:val="num" w:pos="3600"/>
+        </w:tabs>
+        <w:ind w:left="3600" w:hanging="360"/>
+      </w:pPr>
+      <w:rPr>
+        <w:rFonts w:ascii="Wingdings" w:hAnsi="Wingdings" w:hint="default"/>
+        <w:sz w:val="20"/>
+      </w:rPr>
+    </w:lvl>
+    <w:lvl w:ilvl="5" w:tentative="1">
+      <w:start w:val="1"/>
+      <w:numFmt w:val="bullet"/>
+      <w:lvlText w:val=""/>
+      <w:lvlJc w:val="left"/>
+      <w:pPr>
+        <w:tabs>
+          <w:tab w:val="num" w:pos="4320"/>
+        </w:tabs>
+        <w:ind w:left="4320" w:hanging="360"/>
+      </w:pPr>
+      <w:rPr>
+        <w:rFonts w:ascii="Wingdings" w:hAnsi="Wingdings" w:hint="default"/>
+        <w:sz w:val="20"/>
+      </w:rPr>
+    </w:lvl>
+    <w:lvl w:ilvl="6" w:tentative="1">
+      <w:start w:val="1"/>
+      <w:numFmt w:val="bullet"/>
+      <w:lvlText w:val=""/>
+      <w:lvlJc w:val="left"/>
+      <w:pPr>
+        <w:tabs>
+          <w:tab w:val="num" w:pos="5040"/>
+        </w:tabs>
+        <w:ind w:left="5040" w:hanging="360"/>
+      </w:pPr>
+      <w:rPr>
+        <w:rFonts w:ascii="Wingdings" w:hAnsi="Wingdings" w:hint="default"/>
+        <w:sz w:val="20"/>
+      </w:rPr>
+    </w:lvl>
+    <w:lvl w:ilvl="7" w:tentative="1">
+      <w:start w:val="1"/>
+      <w:numFmt w:val="bullet"/>
+      <w:lvlText w:val=""/>
+      <w:lvlJc w:val="left"/>
+      <w:pPr>
+        <w:tabs>
+          <w:tab w:val="num" w:pos="5760"/>
+        </w:tabs>
+        <w:ind w:left="5760" w:hanging="360"/>
+      </w:pPr>
+      <w:rPr>
+        <w:rFonts w:ascii="Wingdings" w:hAnsi="Wingdings" w:hint="default"/>
+        <w:sz w:val="20"/>
+      </w:rPr>
+    </w:lvl>
+    <w:lvl w:ilvl="8" w:tentative="1">
+      <w:start w:val="1"/>
+      <w:numFmt w:val="bullet"/>
+      <w:lvlText w:val=""/>
+      <w:lvlJc w:val="left"/>
+      <w:pPr>
+        <w:tabs>
+          <w:tab w:val="num" w:pos="6480"/>
+        </w:tabs>
+        <w:ind w:left="6480" w:hanging="360"/>
+      </w:pPr>
+      <w:rPr>
+        <w:rFonts w:ascii="Wingdings" w:hAnsi="Wingdings" w:hint="default"/>
+        <w:sz w:val="20"/>
+      </w:rPr>
+    </w:lvl>
+  </w:abstractNum>
+  <w:abstractNum w:abstractNumId="7" w15:restartNumberingAfterBreak="0">
     <w:nsid w:val="0FEF6EC8"/>
     <w:multiLevelType w:val="multilevel"/>
     <w:tmpl w:val="6F860094"/>
@@ -25301,7 +29733,156 @@
       </w:rPr>
     </w:lvl>
   </w:abstractNum>
-  <w:abstractNum w:abstractNumId="6" w15:restartNumberingAfterBreak="0">
+  <w:abstractNum w:abstractNumId="8" w15:restartNumberingAfterBreak="0">
+    <w:nsid w:val="105C5226"/>
+    <w:multiLevelType w:val="multilevel"/>
+    <w:tmpl w:val="740ED488"/>
+    <w:lvl w:ilvl="0">
+      <w:start w:val="1"/>
+      <w:numFmt w:val="bullet"/>
+      <w:lvlText w:val=""/>
+      <w:lvlJc w:val="left"/>
+      <w:pPr>
+        <w:tabs>
+          <w:tab w:val="num" w:pos="720"/>
+        </w:tabs>
+        <w:ind w:left="720" w:hanging="360"/>
+      </w:pPr>
+      <w:rPr>
+        <w:rFonts w:ascii="Symbol" w:hAnsi="Symbol" w:hint="default"/>
+        <w:sz w:val="20"/>
+      </w:rPr>
+    </w:lvl>
+    <w:lvl w:ilvl="1" w:tentative="1">
+      <w:start w:val="1"/>
+      <w:numFmt w:val="bullet"/>
+      <w:lvlText w:val="o"/>
+      <w:lvlJc w:val="left"/>
+      <w:pPr>
+        <w:tabs>
+          <w:tab w:val="num" w:pos="1440"/>
+        </w:tabs>
+        <w:ind w:left="1440" w:hanging="360"/>
+      </w:pPr>
+      <w:rPr>
+        <w:rFonts w:ascii="Courier New" w:hAnsi="Courier New" w:hint="default"/>
+        <w:sz w:val="20"/>
+      </w:rPr>
+    </w:lvl>
+    <w:lvl w:ilvl="2" w:tentative="1">
+      <w:start w:val="1"/>
+      <w:numFmt w:val="bullet"/>
+      <w:lvlText w:val=""/>
+      <w:lvlJc w:val="left"/>
+      <w:pPr>
+        <w:tabs>
+          <w:tab w:val="num" w:pos="2160"/>
+        </w:tabs>
+        <w:ind w:left="2160" w:hanging="360"/>
+      </w:pPr>
+      <w:rPr>
+        <w:rFonts w:ascii="Wingdings" w:hAnsi="Wingdings" w:hint="default"/>
+        <w:sz w:val="20"/>
+      </w:rPr>
+    </w:lvl>
+    <w:lvl w:ilvl="3" w:tentative="1">
+      <w:start w:val="1"/>
+      <w:numFmt w:val="bullet"/>
+      <w:lvlText w:val=""/>
+      <w:lvlJc w:val="left"/>
+      <w:pPr>
+        <w:tabs>
+          <w:tab w:val="num" w:pos="2880"/>
+        </w:tabs>
+        <w:ind w:left="2880" w:hanging="360"/>
+      </w:pPr>
+      <w:rPr>
+        <w:rFonts w:ascii="Wingdings" w:hAnsi="Wingdings" w:hint="default"/>
+        <w:sz w:val="20"/>
+      </w:rPr>
+    </w:lvl>
+    <w:lvl w:ilvl="4" w:tentative="1">
+      <w:start w:val="1"/>
+      <w:numFmt w:val="bullet"/>
+      <w:lvlText w:val=""/>
+      <w:lvlJc w:val="left"/>
+      <w:pPr>
+        <w:tabs>
+          <w:tab w:val="num" w:pos="3600"/>
+        </w:tabs>
+        <w:ind w:left="3600" w:hanging="360"/>
+      </w:pPr>
+      <w:rPr>
+        <w:rFonts w:ascii="Wingdings" w:hAnsi="Wingdings" w:hint="default"/>
+        <w:sz w:val="20"/>
+      </w:rPr>
+    </w:lvl>
+    <w:lvl w:ilvl="5" w:tentative="1">
+      <w:start w:val="1"/>
+      <w:numFmt w:val="bullet"/>
+      <w:lvlText w:val=""/>
+      <w:lvlJc w:val="left"/>
+      <w:pPr>
+        <w:tabs>
+          <w:tab w:val="num" w:pos="4320"/>
+        </w:tabs>
+        <w:ind w:left="4320" w:hanging="360"/>
+      </w:pPr>
+      <w:rPr>
+        <w:rFonts w:ascii="Wingdings" w:hAnsi="Wingdings" w:hint="default"/>
+        <w:sz w:val="20"/>
+      </w:rPr>
+    </w:lvl>
+    <w:lvl w:ilvl="6" w:tentative="1">
+      <w:start w:val="1"/>
+      <w:numFmt w:val="bullet"/>
+      <w:lvlText w:val=""/>
+      <w:lvlJc w:val="left"/>
+      <w:pPr>
+        <w:tabs>
+          <w:tab w:val="num" w:pos="5040"/>
+        </w:tabs>
+        <w:ind w:left="5040" w:hanging="360"/>
+      </w:pPr>
+      <w:rPr>
+        <w:rFonts w:ascii="Wingdings" w:hAnsi="Wingdings" w:hint="default"/>
+        <w:sz w:val="20"/>
+      </w:rPr>
+    </w:lvl>
+    <w:lvl w:ilvl="7" w:tentative="1">
+      <w:start w:val="1"/>
+      <w:numFmt w:val="bullet"/>
+      <w:lvlText w:val=""/>
+      <w:lvlJc w:val="left"/>
+      <w:pPr>
+        <w:tabs>
+          <w:tab w:val="num" w:pos="5760"/>
+        </w:tabs>
+        <w:ind w:left="5760" w:hanging="360"/>
+      </w:pPr>
+      <w:rPr>
+        <w:rFonts w:ascii="Wingdings" w:hAnsi="Wingdings" w:hint="default"/>
+        <w:sz w:val="20"/>
+      </w:rPr>
+    </w:lvl>
+    <w:lvl w:ilvl="8" w:tentative="1">
+      <w:start w:val="1"/>
+      <w:numFmt w:val="bullet"/>
+      <w:lvlText w:val=""/>
+      <w:lvlJc w:val="left"/>
+      <w:pPr>
+        <w:tabs>
+          <w:tab w:val="num" w:pos="6480"/>
+        </w:tabs>
+        <w:ind w:left="6480" w:hanging="360"/>
+      </w:pPr>
+      <w:rPr>
+        <w:rFonts w:ascii="Wingdings" w:hAnsi="Wingdings" w:hint="default"/>
+        <w:sz w:val="20"/>
+      </w:rPr>
+    </w:lvl>
+  </w:abstractNum>
+  <w:abstractNum w:abstractNumId="9" w15:restartNumberingAfterBreak="0">
     <w:nsid w:val="11B327D9"/>
     <w:multiLevelType w:val="multilevel"/>
     <w:tmpl w:val="BA525F82"/>
@@ -25450,7 +30031,120 @@
       </w:rPr>
     </w:lvl>
   </w:abstractNum>
-  <w:abstractNum w:abstractNumId="7" w15:restartNumberingAfterBreak="0">
+  <w:abstractNum w:abstractNumId="10" w15:restartNumberingAfterBreak="0">
+    <w:nsid w:val="12F27B1D"/>
+    <w:multiLevelType w:val="multilevel"/>
+    <w:tmpl w:val="DA3489AA"/>
+    <w:lvl w:ilvl="0">
+      <w:start w:val="1"/>
+      <w:numFmt w:val="decimal"/>
+      <w:lvlText w:val="%1."/>
+      <w:lvlJc w:val="left"/>
+      <w:pPr>
+        <w:tabs>
+          <w:tab w:val="num" w:pos="720"/>
+        </w:tabs>
+        <w:ind w:left="720" w:hanging="360"/>
+      </w:pPr>
+    </w:lvl>
+    <w:lvl w:ilvl="1" w:tentative="1">
+      <w:start w:val="1"/>
+      <w:numFmt w:val="decimal"/>
+      <w:lvlText w:val="%2."/>
+      <w:lvlJc w:val="left"/>
+      <w:pPr>
+        <w:tabs>
+          <w:tab w:val="num" w:pos="1440"/>
+        </w:tabs>
+        <w:ind w:left="1440" w:hanging="360"/>
+      </w:pPr>
+    </w:lvl>
+    <w:lvl w:ilvl="2" w:tentative="1">
+      <w:start w:val="1"/>
+      <w:numFmt w:val="decimal"/>
+      <w:lvlText w:val="%3."/>
+      <w:lvlJc w:val="left"/>
+      <w:pPr>
+        <w:tabs>
+          <w:tab w:val="num" w:pos="2160"/>
+        </w:tabs>
+        <w:ind w:left="2160" w:hanging="360"/>
+      </w:pPr>
+    </w:lvl>
+    <w:lvl w:ilvl="3" w:tentative="1">
+      <w:start w:val="1"/>
+      <w:numFmt w:val="decimal"/>
+      <w:lvlText w:val="%4."/>
+      <w:lvlJc w:val="left"/>
+      <w:pPr>
+        <w:tabs>
+          <w:tab w:val="num" w:pos="2880"/>
+        </w:tabs>
+        <w:ind w:left="2880" w:hanging="360"/>
+      </w:pPr>
+    </w:lvl>
+    <w:lvl w:ilvl="4" w:tentative="1">
+      <w:start w:val="1"/>
+      <w:numFmt w:val="decimal"/>
+      <w:lvlText w:val="%5."/>
+      <w:lvlJc w:val="left"/>
+      <w:pPr>
+        <w:tabs>
+          <w:tab w:val="num" w:pos="3600"/>
+        </w:tabs>
+        <w:ind w:left="3600" w:hanging="360"/>
+      </w:pPr>
+    </w:lvl>
+    <w:lvl w:ilvl="5" w:tentative="1">
+      <w:start w:val="1"/>
+      <w:numFmt w:val="decimal"/>
+      <w:lvlText w:val="%6."/>
+      <w:lvlJc w:val="left"/>
+      <w:pPr>
+        <w:tabs>
+          <w:tab w:val="num" w:pos="4320"/>
+        </w:tabs>
+        <w:ind w:left="4320" w:hanging="360"/>
+      </w:pPr>
+    </w:lvl>
+    <w:lvl w:ilvl="6" w:tentative="1">
+      <w:start w:val="1"/>
+      <w:numFmt w:val="decimal"/>
+      <w:lvlText w:val="%7."/>
+      <w:lvlJc w:val="left"/>
+      <w:pPr>
+        <w:tabs>
+          <w:tab w:val="num" w:pos="5040"/>
+        </w:tabs>
+        <w:ind w:left="5040" w:hanging="360"/>
+      </w:pPr>
+    </w:lvl>
+    <w:lvl w:ilvl="7" w:tentative="1">
+      <w:start w:val="1"/>
+      <w:numFmt w:val="decimal"/>
+      <w:lvlText w:val="%8."/>
+      <w:lvlJc w:val="left"/>
+      <w:pPr>
+        <w:tabs>
+          <w:tab w:val="num" w:pos="5760"/>
+        </w:tabs>
+        <w:ind w:left="5760" w:hanging="360"/>
+      </w:pPr>
+    </w:lvl>
+    <w:lvl w:ilvl="8" w:tentative="1">
+      <w:start w:val="1"/>
+      <w:numFmt w:val="decimal"/>
+      <w:lvlText w:val="%9."/>
+      <w:lvlJc w:val="left"/>
+      <w:pPr>
+        <w:tabs>
+          <w:tab w:val="num" w:pos="6480"/>
+        </w:tabs>
+        <w:ind w:left="6480" w:hanging="360"/>
+      </w:pPr>
+    </w:lvl>
+  </w:abstractNum>
+  <w:abstractNum w:abstractNumId="11" w15:restartNumberingAfterBreak="0">
     <w:nsid w:val="149D75D4"/>
     <w:multiLevelType w:val="multilevel"/>
     <w:tmpl w:val="306038AC"/>
@@ -25599,7 +30293,156 @@
       </w:rPr>
     </w:lvl>
   </w:abstractNum>
-  <w:abstractNum w:abstractNumId="8" w15:restartNumberingAfterBreak="0">
+  <w:abstractNum w:abstractNumId="12" w15:restartNumberingAfterBreak="0">
+    <w:nsid w:val="15307730"/>
+    <w:multiLevelType w:val="multilevel"/>
+    <w:tmpl w:val="A0C2C3A2"/>
+    <w:lvl w:ilvl="0">
+      <w:start w:val="1"/>
+      <w:numFmt w:val="bullet"/>
+      <w:lvlText w:val=""/>
+      <w:lvlJc w:val="left"/>
+      <w:pPr>
+        <w:tabs>
+          <w:tab w:val="num" w:pos="720"/>
+        </w:tabs>
+        <w:ind w:left="720" w:hanging="360"/>
+      </w:pPr>
+      <w:rPr>
+        <w:rFonts w:ascii="Symbol" w:hAnsi="Symbol" w:hint="default"/>
+        <w:sz w:val="20"/>
+      </w:rPr>
+    </w:lvl>
+    <w:lvl w:ilvl="1" w:tentative="1">
+      <w:start w:val="1"/>
+      <w:numFmt w:val="bullet"/>
+      <w:lvlText w:val="o"/>
+      <w:lvlJc w:val="left"/>
+      <w:pPr>
+        <w:tabs>
+          <w:tab w:val="num" w:pos="1440"/>
+        </w:tabs>
+        <w:ind w:left="1440" w:hanging="360"/>
+      </w:pPr>
+      <w:rPr>
+        <w:rFonts w:ascii="Courier New" w:hAnsi="Courier New" w:hint="default"/>
+        <w:sz w:val="20"/>
+      </w:rPr>
+    </w:lvl>
+    <w:lvl w:ilvl="2" w:tentative="1">
+      <w:start w:val="1"/>
+      <w:numFmt w:val="bullet"/>
+      <w:lvlText w:val=""/>
+      <w:lvlJc w:val="left"/>
+      <w:pPr>
+        <w:tabs>
+          <w:tab w:val="num" w:pos="2160"/>
+        </w:tabs>
+        <w:ind w:left="2160" w:hanging="360"/>
+      </w:pPr>
+      <w:rPr>
+        <w:rFonts w:ascii="Wingdings" w:hAnsi="Wingdings" w:hint="default"/>
+        <w:sz w:val="20"/>
+      </w:rPr>
+    </w:lvl>
+    <w:lvl w:ilvl="3" w:tentative="1">
+      <w:start w:val="1"/>
+      <w:numFmt w:val="bullet"/>
+      <w:lvlText w:val=""/>
+      <w:lvlJc w:val="left"/>
+      <w:pPr>
+        <w:tabs>
+          <w:tab w:val="num" w:pos="2880"/>
+        </w:tabs>
+        <w:ind w:left="2880" w:hanging="360"/>
+      </w:pPr>
+      <w:rPr>
+        <w:rFonts w:ascii="Wingdings" w:hAnsi="Wingdings" w:hint="default"/>
+        <w:sz w:val="20"/>
+      </w:rPr>
+    </w:lvl>
+    <w:lvl w:ilvl="4" w:tentative="1">
+      <w:start w:val="1"/>
+      <w:numFmt w:val="bullet"/>
+      <w:lvlText w:val=""/>
+      <w:lvlJc w:val="left"/>
+      <w:pPr>
+        <w:tabs>
+          <w:tab w:val="num" w:pos="3600"/>
+        </w:tabs>
+        <w:ind w:left="3600" w:hanging="360"/>
+      </w:pPr>
+      <w:rPr>
+        <w:rFonts w:ascii="Wingdings" w:hAnsi="Wingdings" w:hint="default"/>
+        <w:sz w:val="20"/>
+      </w:rPr>
+    </w:lvl>
+    <w:lvl w:ilvl="5" w:tentative="1">
+      <w:start w:val="1"/>
+      <w:numFmt w:val="bullet"/>
+      <w:lvlText w:val=""/>
+      <w:lvlJc w:val="left"/>
+      <w:pPr>
+        <w:tabs>
+          <w:tab w:val="num" w:pos="4320"/>
+        </w:tabs>
+        <w:ind w:left="4320" w:hanging="360"/>
+      </w:pPr>
+      <w:rPr>
+        <w:rFonts w:ascii="Wingdings" w:hAnsi="Wingdings" w:hint="default"/>
+        <w:sz w:val="20"/>
+      </w:rPr>
+    </w:lvl>
+    <w:lvl w:ilvl="6" w:tentative="1">
+      <w:start w:val="1"/>
+      <w:numFmt w:val="bullet"/>
+      <w:lvlText w:val=""/>
+      <w:lvlJc w:val="left"/>
+      <w:pPr>
+        <w:tabs>
+          <w:tab w:val="num" w:pos="5040"/>
+        </w:tabs>
+        <w:ind w:left="5040" w:hanging="360"/>
+      </w:pPr>
+      <w:rPr>
+        <w:rFonts w:ascii="Wingdings" w:hAnsi="Wingdings" w:hint="default"/>
+        <w:sz w:val="20"/>
+      </w:rPr>
+    </w:lvl>
+    <w:lvl w:ilvl="7" w:tentative="1">
+      <w:start w:val="1"/>
+      <w:numFmt w:val="bullet"/>
+      <w:lvlText w:val=""/>
+      <w:lvlJc w:val="left"/>
+      <w:pPr>
+        <w:tabs>
+          <w:tab w:val="num" w:pos="5760"/>
+        </w:tabs>
+        <w:ind w:left="5760" w:hanging="360"/>
+      </w:pPr>
+      <w:rPr>
+        <w:rFonts w:ascii="Wingdings" w:hAnsi="Wingdings" w:hint="default"/>
+        <w:sz w:val="20"/>
+      </w:rPr>
+    </w:lvl>
+    <w:lvl w:ilvl="8" w:tentative="1">
+      <w:start w:val="1"/>
+      <w:numFmt w:val="bullet"/>
+      <w:lvlText w:val=""/>
+      <w:lvlJc w:val="left"/>
+      <w:pPr>
+        <w:tabs>
+          <w:tab w:val="num" w:pos="6480"/>
+        </w:tabs>
+        <w:ind w:left="6480" w:hanging="360"/>
+      </w:pPr>
+      <w:rPr>
+        <w:rFonts w:ascii="Wingdings" w:hAnsi="Wingdings" w:hint="default"/>
+        <w:sz w:val="20"/>
+      </w:rPr>
+    </w:lvl>
+  </w:abstractNum>
+  <w:abstractNum w:abstractNumId="13" w15:restartNumberingAfterBreak="0">
     <w:nsid w:val="17D62F89"/>
     <w:multiLevelType w:val="multilevel"/>
     <w:tmpl w:val="B25E3906"/>
@@ -25748,7 +30591,156 @@
       </w:rPr>
     </w:lvl>
   </w:abstractNum>
-  <w:abstractNum w:abstractNumId="9" w15:restartNumberingAfterBreak="0">
+  <w:abstractNum w:abstractNumId="14" w15:restartNumberingAfterBreak="0">
+    <w:nsid w:val="1817639E"/>
+    <w:multiLevelType w:val="multilevel"/>
+    <w:tmpl w:val="BCC67102"/>
+    <w:lvl w:ilvl="0">
+      <w:start w:val="1"/>
+      <w:numFmt w:val="bullet"/>
+      <w:lvlText w:val=""/>
+      <w:lvlJc w:val="left"/>
+      <w:pPr>
+        <w:tabs>
+          <w:tab w:val="num" w:pos="720"/>
+        </w:tabs>
+        <w:ind w:left="720" w:hanging="360"/>
+      </w:pPr>
+      <w:rPr>
+        <w:rFonts w:ascii="Symbol" w:hAnsi="Symbol" w:hint="default"/>
+        <w:sz w:val="20"/>
+      </w:rPr>
+    </w:lvl>
+    <w:lvl w:ilvl="1" w:tentative="1">
+      <w:start w:val="1"/>
+      <w:numFmt w:val="bullet"/>
+      <w:lvlText w:val="o"/>
+      <w:lvlJc w:val="left"/>
+      <w:pPr>
+        <w:tabs>
+          <w:tab w:val="num" w:pos="1440"/>
+        </w:tabs>
+        <w:ind w:left="1440" w:hanging="360"/>
+      </w:pPr>
+      <w:rPr>
+        <w:rFonts w:ascii="Courier New" w:hAnsi="Courier New" w:hint="default"/>
+        <w:sz w:val="20"/>
+      </w:rPr>
+    </w:lvl>
+    <w:lvl w:ilvl="2" w:tentative="1">
+      <w:start w:val="1"/>
+      <w:numFmt w:val="bullet"/>
+      <w:lvlText w:val=""/>
+      <w:lvlJc w:val="left"/>
+      <w:pPr>
+        <w:tabs>
+          <w:tab w:val="num" w:pos="2160"/>
+        </w:tabs>
+        <w:ind w:left="2160" w:hanging="360"/>
+      </w:pPr>
+      <w:rPr>
+        <w:rFonts w:ascii="Wingdings" w:hAnsi="Wingdings" w:hint="default"/>
+        <w:sz w:val="20"/>
+      </w:rPr>
+    </w:lvl>
+    <w:lvl w:ilvl="3" w:tentative="1">
+      <w:start w:val="1"/>
+      <w:numFmt w:val="bullet"/>
+      <w:lvlText w:val=""/>
+      <w:lvlJc w:val="left"/>
+      <w:pPr>
+        <w:tabs>
+          <w:tab w:val="num" w:pos="2880"/>
+        </w:tabs>
+        <w:ind w:left="2880" w:hanging="360"/>
+      </w:pPr>
+      <w:rPr>
+        <w:rFonts w:ascii="Wingdings" w:hAnsi="Wingdings" w:hint="default"/>
+        <w:sz w:val="20"/>
+      </w:rPr>
+    </w:lvl>
+    <w:lvl w:ilvl="4" w:tentative="1">
+      <w:start w:val="1"/>
+      <w:numFmt w:val="bullet"/>
+      <w:lvlText w:val=""/>
+      <w:lvlJc w:val="left"/>
+      <w:pPr>
+        <w:tabs>
+          <w:tab w:val="num" w:pos="3600"/>
+        </w:tabs>
+        <w:ind w:left="3600" w:hanging="360"/>
+      </w:pPr>
+      <w:rPr>
+        <w:rFonts w:ascii="Wingdings" w:hAnsi="Wingdings" w:hint="default"/>
+        <w:sz w:val="20"/>
+      </w:rPr>
+    </w:lvl>
+    <w:lvl w:ilvl="5" w:tentative="1">
+      <w:start w:val="1"/>
+      <w:numFmt w:val="bullet"/>
+      <w:lvlText w:val=""/>
+      <w:lvlJc w:val="left"/>
+      <w:pPr>
+        <w:tabs>
+          <w:tab w:val="num" w:pos="4320"/>
+        </w:tabs>
+        <w:ind w:left="4320" w:hanging="360"/>
+      </w:pPr>
+      <w:rPr>
+        <w:rFonts w:ascii="Wingdings" w:hAnsi="Wingdings" w:hint="default"/>
+        <w:sz w:val="20"/>
+      </w:rPr>
+    </w:lvl>
+    <w:lvl w:ilvl="6" w:tentative="1">
+      <w:start w:val="1"/>
+      <w:numFmt w:val="bullet"/>
+      <w:lvlText w:val=""/>
+      <w:lvlJc w:val="left"/>
+      <w:pPr>
+        <w:tabs>
+          <w:tab w:val="num" w:pos="5040"/>
+        </w:tabs>
+        <w:ind w:left="5040" w:hanging="360"/>
+      </w:pPr>
+      <w:rPr>
+        <w:rFonts w:ascii="Wingdings" w:hAnsi="Wingdings" w:hint="default"/>
+        <w:sz w:val="20"/>
+      </w:rPr>
+    </w:lvl>
+    <w:lvl w:ilvl="7" w:tentative="1">
+      <w:start w:val="1"/>
+      <w:numFmt w:val="bullet"/>
+      <w:lvlText w:val=""/>
+      <w:lvlJc w:val="left"/>
+      <w:pPr>
+        <w:tabs>
+          <w:tab w:val="num" w:pos="5760"/>
+        </w:tabs>
+        <w:ind w:left="5760" w:hanging="360"/>
+      </w:pPr>
+      <w:rPr>
+        <w:rFonts w:ascii="Wingdings" w:hAnsi="Wingdings" w:hint="default"/>
+        <w:sz w:val="20"/>
+      </w:rPr>
+    </w:lvl>
+    <w:lvl w:ilvl="8" w:tentative="1">
+      <w:start w:val="1"/>
+      <w:numFmt w:val="bullet"/>
+      <w:lvlText w:val=""/>
+      <w:lvlJc w:val="left"/>
+      <w:pPr>
+        <w:tabs>
+          <w:tab w:val="num" w:pos="6480"/>
+        </w:tabs>
+        <w:ind w:left="6480" w:hanging="360"/>
+      </w:pPr>
+      <w:rPr>
+        <w:rFonts w:ascii="Wingdings" w:hAnsi="Wingdings" w:hint="default"/>
+        <w:sz w:val="20"/>
+      </w:rPr>
+    </w:lvl>
+  </w:abstractNum>
+  <w:abstractNum w:abstractNumId="15" w15:restartNumberingAfterBreak="0">
     <w:nsid w:val="195A5705"/>
     <w:multiLevelType w:val="multilevel"/>
     <w:tmpl w:val="382A201A"/>
@@ -25897,7 +30889,7 @@
       </w:rPr>
     </w:lvl>
   </w:abstractNum>
-  <w:abstractNum w:abstractNumId="10" w15:restartNumberingAfterBreak="0">
+  <w:abstractNum w:abstractNumId="16" w15:restartNumberingAfterBreak="0">
     <w:nsid w:val="19FA3DF7"/>
     <w:multiLevelType w:val="multilevel"/>
     <w:tmpl w:val="F356D606"/>
@@ -26046,7 +31038,603 @@
       </w:rPr>
     </w:lvl>
   </w:abstractNum>
-  <w:abstractNum w:abstractNumId="11" w15:restartNumberingAfterBreak="0">
+  <w:abstractNum w:abstractNumId="17" w15:restartNumberingAfterBreak="0">
+    <w:nsid w:val="1A706F23"/>
+    <w:multiLevelType w:val="multilevel"/>
+    <w:tmpl w:val="E56E631C"/>
+    <w:lvl w:ilvl="0">
+      <w:start w:val="1"/>
+      <w:numFmt w:val="bullet"/>
+      <w:lvlText w:val=""/>
+      <w:lvlJc w:val="left"/>
+      <w:pPr>
+        <w:tabs>
+          <w:tab w:val="num" w:pos="720"/>
+        </w:tabs>
+        <w:ind w:left="720" w:hanging="360"/>
+      </w:pPr>
+      <w:rPr>
+        <w:rFonts w:ascii="Symbol" w:hAnsi="Symbol" w:hint="default"/>
+        <w:sz w:val="20"/>
+      </w:rPr>
+    </w:lvl>
+    <w:lvl w:ilvl="1" w:tentative="1">
+      <w:start w:val="1"/>
+      <w:numFmt w:val="bullet"/>
+      <w:lvlText w:val="o"/>
+      <w:lvlJc w:val="left"/>
+      <w:pPr>
+        <w:tabs>
+          <w:tab w:val="num" w:pos="1440"/>
+        </w:tabs>
+        <w:ind w:left="1440" w:hanging="360"/>
+      </w:pPr>
+      <w:rPr>
+        <w:rFonts w:ascii="Courier New" w:hAnsi="Courier New" w:hint="default"/>
+        <w:sz w:val="20"/>
+      </w:rPr>
+    </w:lvl>
+    <w:lvl w:ilvl="2" w:tentative="1">
+      <w:start w:val="1"/>
+      <w:numFmt w:val="bullet"/>
+      <w:lvlText w:val=""/>
+      <w:lvlJc w:val="left"/>
+      <w:pPr>
+        <w:tabs>
+          <w:tab w:val="num" w:pos="2160"/>
+        </w:tabs>
+        <w:ind w:left="2160" w:hanging="360"/>
+      </w:pPr>
+      <w:rPr>
+        <w:rFonts w:ascii="Wingdings" w:hAnsi="Wingdings" w:hint="default"/>
+        <w:sz w:val="20"/>
+      </w:rPr>
+    </w:lvl>
+    <w:lvl w:ilvl="3" w:tentative="1">
+      <w:start w:val="1"/>
+      <w:numFmt w:val="bullet"/>
+      <w:lvlText w:val=""/>
+      <w:lvlJc w:val="left"/>
+      <w:pPr>
+        <w:tabs>
+          <w:tab w:val="num" w:pos="2880"/>
+        </w:tabs>
+        <w:ind w:left="2880" w:hanging="360"/>
+      </w:pPr>
+      <w:rPr>
+        <w:rFonts w:ascii="Wingdings" w:hAnsi="Wingdings" w:hint="default"/>
+        <w:sz w:val="20"/>
+      </w:rPr>
+    </w:lvl>
+    <w:lvl w:ilvl="4" w:tentative="1">
+      <w:start w:val="1"/>
+      <w:numFmt w:val="bullet"/>
+      <w:lvlText w:val=""/>
+      <w:lvlJc w:val="left"/>
+      <w:pPr>
+        <w:tabs>
+          <w:tab w:val="num" w:pos="3600"/>
+        </w:tabs>
+        <w:ind w:left="3600" w:hanging="360"/>
+      </w:pPr>
+      <w:rPr>
+        <w:rFonts w:ascii="Wingdings" w:hAnsi="Wingdings" w:hint="default"/>
+        <w:sz w:val="20"/>
+      </w:rPr>
+    </w:lvl>
+    <w:lvl w:ilvl="5" w:tentative="1">
+      <w:start w:val="1"/>
+      <w:numFmt w:val="bullet"/>
+      <w:lvlText w:val=""/>
+      <w:lvlJc w:val="left"/>
+      <w:pPr>
+        <w:tabs>
+          <w:tab w:val="num" w:pos="4320"/>
+        </w:tabs>
+        <w:ind w:left="4320" w:hanging="360"/>
+      </w:pPr>
+      <w:rPr>
+        <w:rFonts w:ascii="Wingdings" w:hAnsi="Wingdings" w:hint="default"/>
+        <w:sz w:val="20"/>
+      </w:rPr>
+    </w:lvl>
+    <w:lvl w:ilvl="6" w:tentative="1">
+      <w:start w:val="1"/>
+      <w:numFmt w:val="bullet"/>
+      <w:lvlText w:val=""/>
+      <w:lvlJc w:val="left"/>
+      <w:pPr>
+        <w:tabs>
+          <w:tab w:val="num" w:pos="5040"/>
+        </w:tabs>
+        <w:ind w:left="5040" w:hanging="360"/>
+      </w:pPr>
+      <w:rPr>
+        <w:rFonts w:ascii="Wingdings" w:hAnsi="Wingdings" w:hint="default"/>
+        <w:sz w:val="20"/>
+      </w:rPr>
+    </w:lvl>
+    <w:lvl w:ilvl="7" w:tentative="1">
+      <w:start w:val="1"/>
+      <w:numFmt w:val="bullet"/>
+      <w:lvlText w:val=""/>
+      <w:lvlJc w:val="left"/>
+      <w:pPr>
+        <w:tabs>
+          <w:tab w:val="num" w:pos="5760"/>
+        </w:tabs>
+        <w:ind w:left="5760" w:hanging="360"/>
+      </w:pPr>
+      <w:rPr>
+        <w:rFonts w:ascii="Wingdings" w:hAnsi="Wingdings" w:hint="default"/>
+        <w:sz w:val="20"/>
+      </w:rPr>
+    </w:lvl>
+    <w:lvl w:ilvl="8" w:tentative="1">
+      <w:start w:val="1"/>
+      <w:numFmt w:val="bullet"/>
+      <w:lvlText w:val=""/>
+      <w:lvlJc w:val="left"/>
+      <w:pPr>
+        <w:tabs>
+          <w:tab w:val="num" w:pos="6480"/>
+        </w:tabs>
+        <w:ind w:left="6480" w:hanging="360"/>
+      </w:pPr>
+      <w:rPr>
+        <w:rFonts w:ascii="Wingdings" w:hAnsi="Wingdings" w:hint="default"/>
+        <w:sz w:val="20"/>
+      </w:rPr>
+    </w:lvl>
+  </w:abstractNum>
+  <w:abstractNum w:abstractNumId="18" w15:restartNumberingAfterBreak="0">
+    <w:nsid w:val="1BE304D3"/>
+    <w:multiLevelType w:val="multilevel"/>
+    <w:tmpl w:val="889070C4"/>
+    <w:lvl w:ilvl="0">
+      <w:start w:val="1"/>
+      <w:numFmt w:val="bullet"/>
+      <w:lvlText w:val=""/>
+      <w:lvlJc w:val="left"/>
+      <w:pPr>
+        <w:tabs>
+          <w:tab w:val="num" w:pos="720"/>
+        </w:tabs>
+        <w:ind w:left="720" w:hanging="360"/>
+      </w:pPr>
+      <w:rPr>
+        <w:rFonts w:ascii="Symbol" w:hAnsi="Symbol" w:hint="default"/>
+        <w:sz w:val="20"/>
+      </w:rPr>
+    </w:lvl>
+    <w:lvl w:ilvl="1" w:tentative="1">
+      <w:start w:val="1"/>
+      <w:numFmt w:val="bullet"/>
+      <w:lvlText w:val="o"/>
+      <w:lvlJc w:val="left"/>
+      <w:pPr>
+        <w:tabs>
+          <w:tab w:val="num" w:pos="1440"/>
+        </w:tabs>
+        <w:ind w:left="1440" w:hanging="360"/>
+      </w:pPr>
+      <w:rPr>
+        <w:rFonts w:ascii="Courier New" w:hAnsi="Courier New" w:hint="default"/>
+        <w:sz w:val="20"/>
+      </w:rPr>
+    </w:lvl>
+    <w:lvl w:ilvl="2" w:tentative="1">
+      <w:start w:val="1"/>
+      <w:numFmt w:val="bullet"/>
+      <w:lvlText w:val=""/>
+      <w:lvlJc w:val="left"/>
+      <w:pPr>
+        <w:tabs>
+          <w:tab w:val="num" w:pos="2160"/>
+        </w:tabs>
+        <w:ind w:left="2160" w:hanging="360"/>
+      </w:pPr>
+      <w:rPr>
+        <w:rFonts w:ascii="Wingdings" w:hAnsi="Wingdings" w:hint="default"/>
+        <w:sz w:val="20"/>
+      </w:rPr>
+    </w:lvl>
+    <w:lvl w:ilvl="3" w:tentative="1">
+      <w:start w:val="1"/>
+      <w:numFmt w:val="bullet"/>
+      <w:lvlText w:val=""/>
+      <w:lvlJc w:val="left"/>
+      <w:pPr>
+        <w:tabs>
+          <w:tab w:val="num" w:pos="2880"/>
+        </w:tabs>
+        <w:ind w:left="2880" w:hanging="360"/>
+      </w:pPr>
+      <w:rPr>
+        <w:rFonts w:ascii="Wingdings" w:hAnsi="Wingdings" w:hint="default"/>
+        <w:sz w:val="20"/>
+      </w:rPr>
+    </w:lvl>
+    <w:lvl w:ilvl="4" w:tentative="1">
+      <w:start w:val="1"/>
+      <w:numFmt w:val="bullet"/>
+      <w:lvlText w:val=""/>
+      <w:lvlJc w:val="left"/>
+      <w:pPr>
+        <w:tabs>
+          <w:tab w:val="num" w:pos="3600"/>
+        </w:tabs>
+        <w:ind w:left="3600" w:hanging="360"/>
+      </w:pPr>
+      <w:rPr>
+        <w:rFonts w:ascii="Wingdings" w:hAnsi="Wingdings" w:hint="default"/>
+        <w:sz w:val="20"/>
+      </w:rPr>
+    </w:lvl>
+    <w:lvl w:ilvl="5" w:tentative="1">
+      <w:start w:val="1"/>
+      <w:numFmt w:val="bullet"/>
+      <w:lvlText w:val=""/>
+      <w:lvlJc w:val="left"/>
+      <w:pPr>
+        <w:tabs>
+          <w:tab w:val="num" w:pos="4320"/>
+        </w:tabs>
+        <w:ind w:left="4320" w:hanging="360"/>
+      </w:pPr>
+      <w:rPr>
+        <w:rFonts w:ascii="Wingdings" w:hAnsi="Wingdings" w:hint="default"/>
+        <w:sz w:val="20"/>
+      </w:rPr>
+    </w:lvl>
+    <w:lvl w:ilvl="6" w:tentative="1">
+      <w:start w:val="1"/>
+      <w:numFmt w:val="bullet"/>
+      <w:lvlText w:val=""/>
+      <w:lvlJc w:val="left"/>
+      <w:pPr>
+        <w:tabs>
+          <w:tab w:val="num" w:pos="5040"/>
+        </w:tabs>
+        <w:ind w:left="5040" w:hanging="360"/>
+      </w:pPr>
+      <w:rPr>
+        <w:rFonts w:ascii="Wingdings" w:hAnsi="Wingdings" w:hint="default"/>
+        <w:sz w:val="20"/>
+      </w:rPr>
+    </w:lvl>
+    <w:lvl w:ilvl="7" w:tentative="1">
+      <w:start w:val="1"/>
+      <w:numFmt w:val="bullet"/>
+      <w:lvlText w:val=""/>
+      <w:lvlJc w:val="left"/>
+      <w:pPr>
+        <w:tabs>
+          <w:tab w:val="num" w:pos="5760"/>
+        </w:tabs>
+        <w:ind w:left="5760" w:hanging="360"/>
+      </w:pPr>
+      <w:rPr>
+        <w:rFonts w:ascii="Wingdings" w:hAnsi="Wingdings" w:hint="default"/>
+        <w:sz w:val="20"/>
+      </w:rPr>
+    </w:lvl>
+    <w:lvl w:ilvl="8" w:tentative="1">
+      <w:start w:val="1"/>
+      <w:numFmt w:val="bullet"/>
+      <w:lvlText w:val=""/>
+      <w:lvlJc w:val="left"/>
+      <w:pPr>
+        <w:tabs>
+          <w:tab w:val="num" w:pos="6480"/>
+        </w:tabs>
+        <w:ind w:left="6480" w:hanging="360"/>
+      </w:pPr>
+      <w:rPr>
+        <w:rFonts w:ascii="Wingdings" w:hAnsi="Wingdings" w:hint="default"/>
+        <w:sz w:val="20"/>
+      </w:rPr>
+    </w:lvl>
+  </w:abstractNum>
+  <w:abstractNum w:abstractNumId="19" w15:restartNumberingAfterBreak="0">
+    <w:nsid w:val="1D2A7AE7"/>
+    <w:multiLevelType w:val="multilevel"/>
+    <w:tmpl w:val="950203BE"/>
+    <w:lvl w:ilvl="0">
+      <w:start w:val="1"/>
+      <w:numFmt w:val="bullet"/>
+      <w:lvlText w:val=""/>
+      <w:lvlJc w:val="left"/>
+      <w:pPr>
+        <w:tabs>
+          <w:tab w:val="num" w:pos="720"/>
+        </w:tabs>
+        <w:ind w:left="720" w:hanging="360"/>
+      </w:pPr>
+      <w:rPr>
+        <w:rFonts w:ascii="Symbol" w:hAnsi="Symbol" w:hint="default"/>
+        <w:sz w:val="20"/>
+      </w:rPr>
+    </w:lvl>
+    <w:lvl w:ilvl="1" w:tentative="1">
+      <w:start w:val="1"/>
+      <w:numFmt w:val="bullet"/>
+      <w:lvlText w:val="o"/>
+      <w:lvlJc w:val="left"/>
+      <w:pPr>
+        <w:tabs>
+          <w:tab w:val="num" w:pos="1440"/>
+        </w:tabs>
+        <w:ind w:left="1440" w:hanging="360"/>
+      </w:pPr>
+      <w:rPr>
+        <w:rFonts w:ascii="Courier New" w:hAnsi="Courier New" w:hint="default"/>
+        <w:sz w:val="20"/>
+      </w:rPr>
+    </w:lvl>
+    <w:lvl w:ilvl="2" w:tentative="1">
+      <w:start w:val="1"/>
+      <w:numFmt w:val="bullet"/>
+      <w:lvlText w:val=""/>
+      <w:lvlJc w:val="left"/>
+      <w:pPr>
+        <w:tabs>
+          <w:tab w:val="num" w:pos="2160"/>
+        </w:tabs>
+        <w:ind w:left="2160" w:hanging="360"/>
+      </w:pPr>
+      <w:rPr>
+        <w:rFonts w:ascii="Wingdings" w:hAnsi="Wingdings" w:hint="default"/>
+        <w:sz w:val="20"/>
+      </w:rPr>
+    </w:lvl>
+    <w:lvl w:ilvl="3" w:tentative="1">
+      <w:start w:val="1"/>
+      <w:numFmt w:val="bullet"/>
+      <w:lvlText w:val=""/>
+      <w:lvlJc w:val="left"/>
+      <w:pPr>
+        <w:tabs>
+          <w:tab w:val="num" w:pos="2880"/>
+        </w:tabs>
+        <w:ind w:left="2880" w:hanging="360"/>
+      </w:pPr>
+      <w:rPr>
+        <w:rFonts w:ascii="Wingdings" w:hAnsi="Wingdings" w:hint="default"/>
+        <w:sz w:val="20"/>
+      </w:rPr>
+    </w:lvl>
+    <w:lvl w:ilvl="4" w:tentative="1">
+      <w:start w:val="1"/>
+      <w:numFmt w:val="bullet"/>
+      <w:lvlText w:val=""/>
+      <w:lvlJc w:val="left"/>
+      <w:pPr>
+        <w:tabs>
+          <w:tab w:val="num" w:pos="3600"/>
+        </w:tabs>
+        <w:ind w:left="3600" w:hanging="360"/>
+      </w:pPr>
+      <w:rPr>
+        <w:rFonts w:ascii="Wingdings" w:hAnsi="Wingdings" w:hint="default"/>
+        <w:sz w:val="20"/>
+      </w:rPr>
+    </w:lvl>
+    <w:lvl w:ilvl="5" w:tentative="1">
+      <w:start w:val="1"/>
+      <w:numFmt w:val="bullet"/>
+      <w:lvlText w:val=""/>
+      <w:lvlJc w:val="left"/>
+      <w:pPr>
+        <w:tabs>
+          <w:tab w:val="num" w:pos="4320"/>
+        </w:tabs>
+        <w:ind w:left="4320" w:hanging="360"/>
+      </w:pPr>
+      <w:rPr>
+        <w:rFonts w:ascii="Wingdings" w:hAnsi="Wingdings" w:hint="default"/>
+        <w:sz w:val="20"/>
+      </w:rPr>
+    </w:lvl>
+    <w:lvl w:ilvl="6" w:tentative="1">
+      <w:start w:val="1"/>
+      <w:numFmt w:val="bullet"/>
+      <w:lvlText w:val=""/>
+      <w:lvlJc w:val="left"/>
+      <w:pPr>
+        <w:tabs>
+          <w:tab w:val="num" w:pos="5040"/>
+        </w:tabs>
+        <w:ind w:left="5040" w:hanging="360"/>
+      </w:pPr>
+      <w:rPr>
+        <w:rFonts w:ascii="Wingdings" w:hAnsi="Wingdings" w:hint="default"/>
+        <w:sz w:val="20"/>
+      </w:rPr>
+    </w:lvl>
+    <w:lvl w:ilvl="7" w:tentative="1">
+      <w:start w:val="1"/>
+      <w:numFmt w:val="bullet"/>
+      <w:lvlText w:val=""/>
+      <w:lvlJc w:val="left"/>
+      <w:pPr>
+        <w:tabs>
+          <w:tab w:val="num" w:pos="5760"/>
+        </w:tabs>
+        <w:ind w:left="5760" w:hanging="360"/>
+      </w:pPr>
+      <w:rPr>
+        <w:rFonts w:ascii="Wingdings" w:hAnsi="Wingdings" w:hint="default"/>
+        <w:sz w:val="20"/>
+      </w:rPr>
+    </w:lvl>
+    <w:lvl w:ilvl="8" w:tentative="1">
+      <w:start w:val="1"/>
+      <w:numFmt w:val="bullet"/>
+      <w:lvlText w:val=""/>
+      <w:lvlJc w:val="left"/>
+      <w:pPr>
+        <w:tabs>
+          <w:tab w:val="num" w:pos="6480"/>
+        </w:tabs>
+        <w:ind w:left="6480" w:hanging="360"/>
+      </w:pPr>
+      <w:rPr>
+        <w:rFonts w:ascii="Wingdings" w:hAnsi="Wingdings" w:hint="default"/>
+        <w:sz w:val="20"/>
+      </w:rPr>
+    </w:lvl>
+  </w:abstractNum>
+  <w:abstractNum w:abstractNumId="20" w15:restartNumberingAfterBreak="0">
+    <w:nsid w:val="1D811240"/>
+    <w:multiLevelType w:val="multilevel"/>
+    <w:tmpl w:val="ABEC2808"/>
+    <w:lvl w:ilvl="0">
+      <w:start w:val="1"/>
+      <w:numFmt w:val="bullet"/>
+      <w:lvlText w:val=""/>
+      <w:lvlJc w:val="left"/>
+      <w:pPr>
+        <w:tabs>
+          <w:tab w:val="num" w:pos="720"/>
+        </w:tabs>
+        <w:ind w:left="720" w:hanging="360"/>
+      </w:pPr>
+      <w:rPr>
+        <w:rFonts w:ascii="Symbol" w:hAnsi="Symbol" w:hint="default"/>
+        <w:sz w:val="20"/>
+      </w:rPr>
+    </w:lvl>
+    <w:lvl w:ilvl="1" w:tentative="1">
+      <w:start w:val="1"/>
+      <w:numFmt w:val="bullet"/>
+      <w:lvlText w:val="o"/>
+      <w:lvlJc w:val="left"/>
+      <w:pPr>
+        <w:tabs>
+          <w:tab w:val="num" w:pos="1440"/>
+        </w:tabs>
+        <w:ind w:left="1440" w:hanging="360"/>
+      </w:pPr>
+      <w:rPr>
+        <w:rFonts w:ascii="Courier New" w:hAnsi="Courier New" w:hint="default"/>
+        <w:sz w:val="20"/>
+      </w:rPr>
+    </w:lvl>
+    <w:lvl w:ilvl="2" w:tentative="1">
+      <w:start w:val="1"/>
+      <w:numFmt w:val="bullet"/>
+      <w:lvlText w:val=""/>
+      <w:lvlJc w:val="left"/>
+      <w:pPr>
+        <w:tabs>
+          <w:tab w:val="num" w:pos="2160"/>
+        </w:tabs>
+        <w:ind w:left="2160" w:hanging="360"/>
+      </w:pPr>
+      <w:rPr>
+        <w:rFonts w:ascii="Wingdings" w:hAnsi="Wingdings" w:hint="default"/>
+        <w:sz w:val="20"/>
+      </w:rPr>
+    </w:lvl>
+    <w:lvl w:ilvl="3" w:tentative="1">
+      <w:start w:val="1"/>
+      <w:numFmt w:val="bullet"/>
+      <w:lvlText w:val=""/>
+      <w:lvlJc w:val="left"/>
+      <w:pPr>
+        <w:tabs>
+          <w:tab w:val="num" w:pos="2880"/>
+        </w:tabs>
+        <w:ind w:left="2880" w:hanging="360"/>
+      </w:pPr>
+      <w:rPr>
+        <w:rFonts w:ascii="Wingdings" w:hAnsi="Wingdings" w:hint="default"/>
+        <w:sz w:val="20"/>
+      </w:rPr>
+    </w:lvl>
+    <w:lvl w:ilvl="4" w:tentative="1">
+      <w:start w:val="1"/>
+      <w:numFmt w:val="bullet"/>
+      <w:lvlText w:val=""/>
+      <w:lvlJc w:val="left"/>
+      <w:pPr>
+        <w:tabs>
+          <w:tab w:val="num" w:pos="3600"/>
+        </w:tabs>
+        <w:ind w:left="3600" w:hanging="360"/>
+      </w:pPr>
+      <w:rPr>
+        <w:rFonts w:ascii="Wingdings" w:hAnsi="Wingdings" w:hint="default"/>
+        <w:sz w:val="20"/>
+      </w:rPr>
+    </w:lvl>
+    <w:lvl w:ilvl="5" w:tentative="1">
+      <w:start w:val="1"/>
+      <w:numFmt w:val="bullet"/>
+      <w:lvlText w:val=""/>
+      <w:lvlJc w:val="left"/>
+      <w:pPr>
+        <w:tabs>
+          <w:tab w:val="num" w:pos="4320"/>
+        </w:tabs>
+        <w:ind w:left="4320" w:hanging="360"/>
+      </w:pPr>
+      <w:rPr>
+        <w:rFonts w:ascii="Wingdings" w:hAnsi="Wingdings" w:hint="default"/>
+        <w:sz w:val="20"/>
+      </w:rPr>
+    </w:lvl>
+    <w:lvl w:ilvl="6" w:tentative="1">
+      <w:start w:val="1"/>
+      <w:numFmt w:val="bullet"/>
+      <w:lvlText w:val=""/>
+      <w:lvlJc w:val="left"/>
+      <w:pPr>
+        <w:tabs>
+          <w:tab w:val="num" w:pos="5040"/>
+        </w:tabs>
+        <w:ind w:left="5040" w:hanging="360"/>
+      </w:pPr>
+      <w:rPr>
+        <w:rFonts w:ascii="Wingdings" w:hAnsi="Wingdings" w:hint="default"/>
+        <w:sz w:val="20"/>
+      </w:rPr>
+    </w:lvl>
+    <w:lvl w:ilvl="7" w:tentative="1">
+      <w:start w:val="1"/>
+      <w:numFmt w:val="bullet"/>
+      <w:lvlText w:val=""/>
+      <w:lvlJc w:val="left"/>
+      <w:pPr>
+        <w:tabs>
+          <w:tab w:val="num" w:pos="5760"/>
+        </w:tabs>
+        <w:ind w:left="5760" w:hanging="360"/>
+      </w:pPr>
+      <w:rPr>
+        <w:rFonts w:ascii="Wingdings" w:hAnsi="Wingdings" w:hint="default"/>
+        <w:sz w:val="20"/>
+      </w:rPr>
+    </w:lvl>
+    <w:lvl w:ilvl="8" w:tentative="1">
+      <w:start w:val="1"/>
+      <w:numFmt w:val="bullet"/>
+      <w:lvlText w:val=""/>
+      <w:lvlJc w:val="left"/>
+      <w:pPr>
+        <w:tabs>
+          <w:tab w:val="num" w:pos="6480"/>
+        </w:tabs>
+        <w:ind w:left="6480" w:hanging="360"/>
+      </w:pPr>
+      <w:rPr>
+        <w:rFonts w:ascii="Wingdings" w:hAnsi="Wingdings" w:hint="default"/>
+        <w:sz w:val="20"/>
+      </w:rPr>
+    </w:lvl>
+  </w:abstractNum>
+  <w:abstractNum w:abstractNumId="21" w15:restartNumberingAfterBreak="0">
     <w:nsid w:val="1D9179A6"/>
     <w:multiLevelType w:val="multilevel"/>
     <w:tmpl w:val="6E6EFD9A"/>
@@ -26195,7 +31783,7 @@
       </w:rPr>
     </w:lvl>
   </w:abstractNum>
-  <w:abstractNum w:abstractNumId="12" w15:restartNumberingAfterBreak="0">
+  <w:abstractNum w:abstractNumId="22" w15:restartNumberingAfterBreak="0">
     <w:nsid w:val="21520023"/>
     <w:multiLevelType w:val="multilevel"/>
     <w:tmpl w:val="CF2C77B6"/>
@@ -26344,7 +31932,7 @@
       </w:rPr>
     </w:lvl>
   </w:abstractNum>
-  <w:abstractNum w:abstractNumId="13" w15:restartNumberingAfterBreak="0">
+  <w:abstractNum w:abstractNumId="23" w15:restartNumberingAfterBreak="0">
     <w:nsid w:val="22B24E0B"/>
     <w:multiLevelType w:val="multilevel"/>
     <w:tmpl w:val="6704698A"/>
@@ -26457,7 +32045,156 @@
       </w:pPr>
     </w:lvl>
   </w:abstractNum>
-  <w:abstractNum w:abstractNumId="14" w15:restartNumberingAfterBreak="0">
+  <w:abstractNum w:abstractNumId="24" w15:restartNumberingAfterBreak="0">
+    <w:nsid w:val="240C2085"/>
+    <w:multiLevelType w:val="multilevel"/>
+    <w:tmpl w:val="6D586378"/>
+    <w:lvl w:ilvl="0">
+      <w:start w:val="1"/>
+      <w:numFmt w:val="bullet"/>
+      <w:lvlText w:val=""/>
+      <w:lvlJc w:val="left"/>
+      <w:pPr>
+        <w:tabs>
+          <w:tab w:val="num" w:pos="720"/>
+        </w:tabs>
+        <w:ind w:left="720" w:hanging="360"/>
+      </w:pPr>
+      <w:rPr>
+        <w:rFonts w:ascii="Symbol" w:hAnsi="Symbol" w:hint="default"/>
+        <w:sz w:val="20"/>
+      </w:rPr>
+    </w:lvl>
+    <w:lvl w:ilvl="1" w:tentative="1">
+      <w:start w:val="1"/>
+      <w:numFmt w:val="bullet"/>
+      <w:lvlText w:val="o"/>
+      <w:lvlJc w:val="left"/>
+      <w:pPr>
+        <w:tabs>
+          <w:tab w:val="num" w:pos="1440"/>
+        </w:tabs>
+        <w:ind w:left="1440" w:hanging="360"/>
+      </w:pPr>
+      <w:rPr>
+        <w:rFonts w:ascii="Courier New" w:hAnsi="Courier New" w:hint="default"/>
+        <w:sz w:val="20"/>
+      </w:rPr>
+    </w:lvl>
+    <w:lvl w:ilvl="2" w:tentative="1">
+      <w:start w:val="1"/>
+      <w:numFmt w:val="bullet"/>
+      <w:lvlText w:val=""/>
+      <w:lvlJc w:val="left"/>
+      <w:pPr>
+        <w:tabs>
+          <w:tab w:val="num" w:pos="2160"/>
+        </w:tabs>
+        <w:ind w:left="2160" w:hanging="360"/>
+      </w:pPr>
+      <w:rPr>
+        <w:rFonts w:ascii="Wingdings" w:hAnsi="Wingdings" w:hint="default"/>
+        <w:sz w:val="20"/>
+      </w:rPr>
+    </w:lvl>
+    <w:lvl w:ilvl="3" w:tentative="1">
+      <w:start w:val="1"/>
+      <w:numFmt w:val="bullet"/>
+      <w:lvlText w:val=""/>
+      <w:lvlJc w:val="left"/>
+      <w:pPr>
+        <w:tabs>
+          <w:tab w:val="num" w:pos="2880"/>
+        </w:tabs>
+        <w:ind w:left="2880" w:hanging="360"/>
+      </w:pPr>
+      <w:rPr>
+        <w:rFonts w:ascii="Wingdings" w:hAnsi="Wingdings" w:hint="default"/>
+        <w:sz w:val="20"/>
+      </w:rPr>
+    </w:lvl>
+    <w:lvl w:ilvl="4" w:tentative="1">
+      <w:start w:val="1"/>
+      <w:numFmt w:val="bullet"/>
+      <w:lvlText w:val=""/>
+      <w:lvlJc w:val="left"/>
+      <w:pPr>
+        <w:tabs>
+          <w:tab w:val="num" w:pos="3600"/>
+        </w:tabs>
+        <w:ind w:left="3600" w:hanging="360"/>
+      </w:pPr>
+      <w:rPr>
+        <w:rFonts w:ascii="Wingdings" w:hAnsi="Wingdings" w:hint="default"/>
+        <w:sz w:val="20"/>
+      </w:rPr>
+    </w:lvl>
+    <w:lvl w:ilvl="5" w:tentative="1">
+      <w:start w:val="1"/>
+      <w:numFmt w:val="bullet"/>
+      <w:lvlText w:val=""/>
+      <w:lvlJc w:val="left"/>
+      <w:pPr>
+        <w:tabs>
+          <w:tab w:val="num" w:pos="4320"/>
+        </w:tabs>
+        <w:ind w:left="4320" w:hanging="360"/>
+      </w:pPr>
+      <w:rPr>
+        <w:rFonts w:ascii="Wingdings" w:hAnsi="Wingdings" w:hint="default"/>
+        <w:sz w:val="20"/>
+      </w:rPr>
+    </w:lvl>
+    <w:lvl w:ilvl="6" w:tentative="1">
+      <w:start w:val="1"/>
+      <w:numFmt w:val="bullet"/>
+      <w:lvlText w:val=""/>
+      <w:lvlJc w:val="left"/>
+      <w:pPr>
+        <w:tabs>
+          <w:tab w:val="num" w:pos="5040"/>
+        </w:tabs>
+        <w:ind w:left="5040" w:hanging="360"/>
+      </w:pPr>
+      <w:rPr>
+        <w:rFonts w:ascii="Wingdings" w:hAnsi="Wingdings" w:hint="default"/>
+        <w:sz w:val="20"/>
+      </w:rPr>
+    </w:lvl>
+    <w:lvl w:ilvl="7" w:tentative="1">
+      <w:start w:val="1"/>
+      <w:numFmt w:val="bullet"/>
+      <w:lvlText w:val=""/>
+      <w:lvlJc w:val="left"/>
+      <w:pPr>
+        <w:tabs>
+          <w:tab w:val="num" w:pos="5760"/>
+        </w:tabs>
+        <w:ind w:left="5760" w:hanging="360"/>
+      </w:pPr>
+      <w:rPr>
+        <w:rFonts w:ascii="Wingdings" w:hAnsi="Wingdings" w:hint="default"/>
+        <w:sz w:val="20"/>
+      </w:rPr>
+    </w:lvl>
+    <w:lvl w:ilvl="8" w:tentative="1">
+      <w:start w:val="1"/>
+      <w:numFmt w:val="bullet"/>
+      <w:lvlText w:val=""/>
+      <w:lvlJc w:val="left"/>
+      <w:pPr>
+        <w:tabs>
+          <w:tab w:val="num" w:pos="6480"/>
+        </w:tabs>
+        <w:ind w:left="6480" w:hanging="360"/>
+      </w:pPr>
+      <w:rPr>
+        <w:rFonts w:ascii="Wingdings" w:hAnsi="Wingdings" w:hint="default"/>
+        <w:sz w:val="20"/>
+      </w:rPr>
+    </w:lvl>
+  </w:abstractNum>
+  <w:abstractNum w:abstractNumId="25" w15:restartNumberingAfterBreak="0">
     <w:nsid w:val="26345852"/>
     <w:multiLevelType w:val="multilevel"/>
     <w:tmpl w:val="2364393E"/>
@@ -26606,7 +32343,7 @@
       </w:rPr>
     </w:lvl>
   </w:abstractNum>
-  <w:abstractNum w:abstractNumId="15" w15:restartNumberingAfterBreak="0">
+  <w:abstractNum w:abstractNumId="26" w15:restartNumberingAfterBreak="0">
     <w:nsid w:val="2744093D"/>
     <w:multiLevelType w:val="multilevel"/>
     <w:tmpl w:val="5868E2D8"/>
@@ -26755,7 +32492,156 @@
       </w:rPr>
     </w:lvl>
   </w:abstractNum>
-  <w:abstractNum w:abstractNumId="16" w15:restartNumberingAfterBreak="0">
+  <w:abstractNum w:abstractNumId="27" w15:restartNumberingAfterBreak="0">
+    <w:nsid w:val="29734E02"/>
+    <w:multiLevelType w:val="multilevel"/>
+    <w:tmpl w:val="E5F69F86"/>
+    <w:lvl w:ilvl="0">
+      <w:start w:val="1"/>
+      <w:numFmt w:val="bullet"/>
+      <w:lvlText w:val=""/>
+      <w:lvlJc w:val="left"/>
+      <w:pPr>
+        <w:tabs>
+          <w:tab w:val="num" w:pos="720"/>
+        </w:tabs>
+        <w:ind w:left="720" w:hanging="360"/>
+      </w:pPr>
+      <w:rPr>
+        <w:rFonts w:ascii="Symbol" w:hAnsi="Symbol" w:hint="default"/>
+        <w:sz w:val="20"/>
+      </w:rPr>
+    </w:lvl>
+    <w:lvl w:ilvl="1" w:tentative="1">
+      <w:start w:val="1"/>
+      <w:numFmt w:val="bullet"/>
+      <w:lvlText w:val="o"/>
+      <w:lvlJc w:val="left"/>
+      <w:pPr>
+        <w:tabs>
+          <w:tab w:val="num" w:pos="1440"/>
+        </w:tabs>
+        <w:ind w:left="1440" w:hanging="360"/>
+      </w:pPr>
+      <w:rPr>
+        <w:rFonts w:ascii="Courier New" w:hAnsi="Courier New" w:hint="default"/>
+        <w:sz w:val="20"/>
+      </w:rPr>
+    </w:lvl>
+    <w:lvl w:ilvl="2" w:tentative="1">
+      <w:start w:val="1"/>
+      <w:numFmt w:val="bullet"/>
+      <w:lvlText w:val=""/>
+      <w:lvlJc w:val="left"/>
+      <w:pPr>
+        <w:tabs>
+          <w:tab w:val="num" w:pos="2160"/>
+        </w:tabs>
+        <w:ind w:left="2160" w:hanging="360"/>
+      </w:pPr>
+      <w:rPr>
+        <w:rFonts w:ascii="Wingdings" w:hAnsi="Wingdings" w:hint="default"/>
+        <w:sz w:val="20"/>
+      </w:rPr>
+    </w:lvl>
+    <w:lvl w:ilvl="3" w:tentative="1">
+      <w:start w:val="1"/>
+      <w:numFmt w:val="bullet"/>
+      <w:lvlText w:val=""/>
+      <w:lvlJc w:val="left"/>
+      <w:pPr>
+        <w:tabs>
+          <w:tab w:val="num" w:pos="2880"/>
+        </w:tabs>
+        <w:ind w:left="2880" w:hanging="360"/>
+      </w:pPr>
+      <w:rPr>
+        <w:rFonts w:ascii="Wingdings" w:hAnsi="Wingdings" w:hint="default"/>
+        <w:sz w:val="20"/>
+      </w:rPr>
+    </w:lvl>
+    <w:lvl w:ilvl="4" w:tentative="1">
+      <w:start w:val="1"/>
+      <w:numFmt w:val="bullet"/>
+      <w:lvlText w:val=""/>
+      <w:lvlJc w:val="left"/>
+      <w:pPr>
+        <w:tabs>
+          <w:tab w:val="num" w:pos="3600"/>
+        </w:tabs>
+        <w:ind w:left="3600" w:hanging="360"/>
+      </w:pPr>
+      <w:rPr>
+        <w:rFonts w:ascii="Wingdings" w:hAnsi="Wingdings" w:hint="default"/>
+        <w:sz w:val="20"/>
+      </w:rPr>
+    </w:lvl>
+    <w:lvl w:ilvl="5" w:tentative="1">
+      <w:start w:val="1"/>
+      <w:numFmt w:val="bullet"/>
+      <w:lvlText w:val=""/>
+      <w:lvlJc w:val="left"/>
+      <w:pPr>
+        <w:tabs>
+          <w:tab w:val="num" w:pos="4320"/>
+        </w:tabs>
+        <w:ind w:left="4320" w:hanging="360"/>
+      </w:pPr>
+      <w:rPr>
+        <w:rFonts w:ascii="Wingdings" w:hAnsi="Wingdings" w:hint="default"/>
+        <w:sz w:val="20"/>
+      </w:rPr>
+    </w:lvl>
+    <w:lvl w:ilvl="6" w:tentative="1">
+      <w:start w:val="1"/>
+      <w:numFmt w:val="bullet"/>
+      <w:lvlText w:val=""/>
+      <w:lvlJc w:val="left"/>
+      <w:pPr>
+        <w:tabs>
+          <w:tab w:val="num" w:pos="5040"/>
+        </w:tabs>
+        <w:ind w:left="5040" w:hanging="360"/>
+      </w:pPr>
+      <w:rPr>
+        <w:rFonts w:ascii="Wingdings" w:hAnsi="Wingdings" w:hint="default"/>
+        <w:sz w:val="20"/>
+      </w:rPr>
+    </w:lvl>
+    <w:lvl w:ilvl="7" w:tentative="1">
+      <w:start w:val="1"/>
+      <w:numFmt w:val="bullet"/>
+      <w:lvlText w:val=""/>
+      <w:lvlJc w:val="left"/>
+      <w:pPr>
+        <w:tabs>
+          <w:tab w:val="num" w:pos="5760"/>
+        </w:tabs>
+        <w:ind w:left="5760" w:hanging="360"/>
+      </w:pPr>
+      <w:rPr>
+        <w:rFonts w:ascii="Wingdings" w:hAnsi="Wingdings" w:hint="default"/>
+        <w:sz w:val="20"/>
+      </w:rPr>
+    </w:lvl>
+    <w:lvl w:ilvl="8" w:tentative="1">
+      <w:start w:val="1"/>
+      <w:numFmt w:val="bullet"/>
+      <w:lvlText w:val=""/>
+      <w:lvlJc w:val="left"/>
+      <w:pPr>
+        <w:tabs>
+          <w:tab w:val="num" w:pos="6480"/>
+        </w:tabs>
+        <w:ind w:left="6480" w:hanging="360"/>
+      </w:pPr>
+      <w:rPr>
+        <w:rFonts w:ascii="Wingdings" w:hAnsi="Wingdings" w:hint="default"/>
+        <w:sz w:val="20"/>
+      </w:rPr>
+    </w:lvl>
+  </w:abstractNum>
+  <w:abstractNum w:abstractNumId="28" w15:restartNumberingAfterBreak="0">
     <w:nsid w:val="2A926634"/>
     <w:multiLevelType w:val="multilevel"/>
     <w:tmpl w:val="38CEAA0A"/>
@@ -26904,7 +32790,156 @@
       </w:rPr>
     </w:lvl>
   </w:abstractNum>
-  <w:abstractNum w:abstractNumId="17" w15:restartNumberingAfterBreak="0">
+  <w:abstractNum w:abstractNumId="29" w15:restartNumberingAfterBreak="0">
+    <w:nsid w:val="2C4A56D0"/>
+    <w:multiLevelType w:val="multilevel"/>
+    <w:tmpl w:val="6E02B68E"/>
+    <w:lvl w:ilvl="0">
+      <w:start w:val="1"/>
+      <w:numFmt w:val="bullet"/>
+      <w:lvlText w:val=""/>
+      <w:lvlJc w:val="left"/>
+      <w:pPr>
+        <w:tabs>
+          <w:tab w:val="num" w:pos="720"/>
+        </w:tabs>
+        <w:ind w:left="720" w:hanging="360"/>
+      </w:pPr>
+      <w:rPr>
+        <w:rFonts w:ascii="Symbol" w:hAnsi="Symbol" w:hint="default"/>
+        <w:sz w:val="20"/>
+      </w:rPr>
+    </w:lvl>
+    <w:lvl w:ilvl="1" w:tentative="1">
+      <w:start w:val="1"/>
+      <w:numFmt w:val="bullet"/>
+      <w:lvlText w:val="o"/>
+      <w:lvlJc w:val="left"/>
+      <w:pPr>
+        <w:tabs>
+          <w:tab w:val="num" w:pos="1440"/>
+        </w:tabs>
+        <w:ind w:left="1440" w:hanging="360"/>
+      </w:pPr>
+      <w:rPr>
+        <w:rFonts w:ascii="Courier New" w:hAnsi="Courier New" w:hint="default"/>
+        <w:sz w:val="20"/>
+      </w:rPr>
+    </w:lvl>
+    <w:lvl w:ilvl="2" w:tentative="1">
+      <w:start w:val="1"/>
+      <w:numFmt w:val="bullet"/>
+      <w:lvlText w:val=""/>
+      <w:lvlJc w:val="left"/>
+      <w:pPr>
+        <w:tabs>
+          <w:tab w:val="num" w:pos="2160"/>
+        </w:tabs>
+        <w:ind w:left="2160" w:hanging="360"/>
+      </w:pPr>
+      <w:rPr>
+        <w:rFonts w:ascii="Wingdings" w:hAnsi="Wingdings" w:hint="default"/>
+        <w:sz w:val="20"/>
+      </w:rPr>
+    </w:lvl>
+    <w:lvl w:ilvl="3" w:tentative="1">
+      <w:start w:val="1"/>
+      <w:numFmt w:val="bullet"/>
+      <w:lvlText w:val=""/>
+      <w:lvlJc w:val="left"/>
+      <w:pPr>
+        <w:tabs>
+          <w:tab w:val="num" w:pos="2880"/>
+        </w:tabs>
+        <w:ind w:left="2880" w:hanging="360"/>
+      </w:pPr>
+      <w:rPr>
+        <w:rFonts w:ascii="Wingdings" w:hAnsi="Wingdings" w:hint="default"/>
+        <w:sz w:val="20"/>
+      </w:rPr>
+    </w:lvl>
+    <w:lvl w:ilvl="4" w:tentative="1">
+      <w:start w:val="1"/>
+      <w:numFmt w:val="bullet"/>
+      <w:lvlText w:val=""/>
+      <w:lvlJc w:val="left"/>
+      <w:pPr>
+        <w:tabs>
+          <w:tab w:val="num" w:pos="3600"/>
+        </w:tabs>
+        <w:ind w:left="3600" w:hanging="360"/>
+      </w:pPr>
+      <w:rPr>
+        <w:rFonts w:ascii="Wingdings" w:hAnsi="Wingdings" w:hint="default"/>
+        <w:sz w:val="20"/>
+      </w:rPr>
+    </w:lvl>
+    <w:lvl w:ilvl="5" w:tentative="1">
+      <w:start w:val="1"/>
+      <w:numFmt w:val="bullet"/>
+      <w:lvlText w:val=""/>
+      <w:lvlJc w:val="left"/>
+      <w:pPr>
+        <w:tabs>
+          <w:tab w:val="num" w:pos="4320"/>
+        </w:tabs>
+        <w:ind w:left="4320" w:hanging="360"/>
+      </w:pPr>
+      <w:rPr>
+        <w:rFonts w:ascii="Wingdings" w:hAnsi="Wingdings" w:hint="default"/>
+        <w:sz w:val="20"/>
+      </w:rPr>
+    </w:lvl>
+    <w:lvl w:ilvl="6" w:tentative="1">
+      <w:start w:val="1"/>
+      <w:numFmt w:val="bullet"/>
+      <w:lvlText w:val=""/>
+      <w:lvlJc w:val="left"/>
+      <w:pPr>
+        <w:tabs>
+          <w:tab w:val="num" w:pos="5040"/>
+        </w:tabs>
+        <w:ind w:left="5040" w:hanging="360"/>
+      </w:pPr>
+      <w:rPr>
+        <w:rFonts w:ascii="Wingdings" w:hAnsi="Wingdings" w:hint="default"/>
+        <w:sz w:val="20"/>
+      </w:rPr>
+    </w:lvl>
+    <w:lvl w:ilvl="7" w:tentative="1">
+      <w:start w:val="1"/>
+      <w:numFmt w:val="bullet"/>
+      <w:lvlText w:val=""/>
+      <w:lvlJc w:val="left"/>
+      <w:pPr>
+        <w:tabs>
+          <w:tab w:val="num" w:pos="5760"/>
+        </w:tabs>
+        <w:ind w:left="5760" w:hanging="360"/>
+      </w:pPr>
+      <w:rPr>
+        <w:rFonts w:ascii="Wingdings" w:hAnsi="Wingdings" w:hint="default"/>
+        <w:sz w:val="20"/>
+      </w:rPr>
+    </w:lvl>
+    <w:lvl w:ilvl="8" w:tentative="1">
+      <w:start w:val="1"/>
+      <w:numFmt w:val="bullet"/>
+      <w:lvlText w:val=""/>
+      <w:lvlJc w:val="left"/>
+      <w:pPr>
+        <w:tabs>
+          <w:tab w:val="num" w:pos="6480"/>
+        </w:tabs>
+        <w:ind w:left="6480" w:hanging="360"/>
+      </w:pPr>
+      <w:rPr>
+        <w:rFonts w:ascii="Wingdings" w:hAnsi="Wingdings" w:hint="default"/>
+        <w:sz w:val="20"/>
+      </w:rPr>
+    </w:lvl>
+  </w:abstractNum>
+  <w:abstractNum w:abstractNumId="30" w15:restartNumberingAfterBreak="0">
     <w:nsid w:val="2D5008B6"/>
     <w:multiLevelType w:val="multilevel"/>
     <w:tmpl w:val="DB445482"/>
@@ -27053,7 +33088,120 @@
       </w:rPr>
     </w:lvl>
   </w:abstractNum>
-  <w:abstractNum w:abstractNumId="18" w15:restartNumberingAfterBreak="0">
+  <w:abstractNum w:abstractNumId="31" w15:restartNumberingAfterBreak="0">
+    <w:nsid w:val="35541E09"/>
+    <w:multiLevelType w:val="multilevel"/>
+    <w:tmpl w:val="DA22EECC"/>
+    <w:lvl w:ilvl="0">
+      <w:start w:val="1"/>
+      <w:numFmt w:val="decimal"/>
+      <w:lvlText w:val="%1."/>
+      <w:lvlJc w:val="left"/>
+      <w:pPr>
+        <w:tabs>
+          <w:tab w:val="num" w:pos="720"/>
+        </w:tabs>
+        <w:ind w:left="720" w:hanging="360"/>
+      </w:pPr>
+    </w:lvl>
+    <w:lvl w:ilvl="1" w:tentative="1">
+      <w:start w:val="1"/>
+      <w:numFmt w:val="decimal"/>
+      <w:lvlText w:val="%2."/>
+      <w:lvlJc w:val="left"/>
+      <w:pPr>
+        <w:tabs>
+          <w:tab w:val="num" w:pos="1440"/>
+        </w:tabs>
+        <w:ind w:left="1440" w:hanging="360"/>
+      </w:pPr>
+    </w:lvl>
+    <w:lvl w:ilvl="2" w:tentative="1">
+      <w:start w:val="1"/>
+      <w:numFmt w:val="decimal"/>
+      <w:lvlText w:val="%3."/>
+      <w:lvlJc w:val="left"/>
+      <w:pPr>
+        <w:tabs>
+          <w:tab w:val="num" w:pos="2160"/>
+        </w:tabs>
+        <w:ind w:left="2160" w:hanging="360"/>
+      </w:pPr>
+    </w:lvl>
+    <w:lvl w:ilvl="3" w:tentative="1">
+      <w:start w:val="1"/>
+      <w:numFmt w:val="decimal"/>
+      <w:lvlText w:val="%4."/>
+      <w:lvlJc w:val="left"/>
+      <w:pPr>
+        <w:tabs>
+          <w:tab w:val="num" w:pos="2880"/>
+        </w:tabs>
+        <w:ind w:left="2880" w:hanging="360"/>
+      </w:pPr>
+    </w:lvl>
+    <w:lvl w:ilvl="4" w:tentative="1">
+      <w:start w:val="1"/>
+      <w:numFmt w:val="decimal"/>
+      <w:lvlText w:val="%5."/>
+      <w:lvlJc w:val="left"/>
+      <w:pPr>
+        <w:tabs>
+          <w:tab w:val="num" w:pos="3600"/>
+        </w:tabs>
+        <w:ind w:left="3600" w:hanging="360"/>
+      </w:pPr>
+    </w:lvl>
+    <w:lvl w:ilvl="5" w:tentative="1">
+      <w:start w:val="1"/>
+      <w:numFmt w:val="decimal"/>
+      <w:lvlText w:val="%6."/>
+      <w:lvlJc w:val="left"/>
+      <w:pPr>
+        <w:tabs>
+          <w:tab w:val="num" w:pos="4320"/>
+        </w:tabs>
+        <w:ind w:left="4320" w:hanging="360"/>
+      </w:pPr>
+    </w:lvl>
+    <w:lvl w:ilvl="6" w:tentative="1">
+      <w:start w:val="1"/>
+      <w:numFmt w:val="decimal"/>
+      <w:lvlText w:val="%7."/>
+      <w:lvlJc w:val="left"/>
+      <w:pPr>
+        <w:tabs>
+          <w:tab w:val="num" w:pos="5040"/>
+        </w:tabs>
+        <w:ind w:left="5040" w:hanging="360"/>
+      </w:pPr>
+    </w:lvl>
+    <w:lvl w:ilvl="7" w:tentative="1">
+      <w:start w:val="1"/>
+      <w:numFmt w:val="decimal"/>
+      <w:lvlText w:val="%8."/>
+      <w:lvlJc w:val="left"/>
+      <w:pPr>
+        <w:tabs>
+          <w:tab w:val="num" w:pos="5760"/>
+        </w:tabs>
+        <w:ind w:left="5760" w:hanging="360"/>
+      </w:pPr>
+    </w:lvl>
+    <w:lvl w:ilvl="8" w:tentative="1">
+      <w:start w:val="1"/>
+      <w:numFmt w:val="decimal"/>
+      <w:lvlText w:val="%9."/>
+      <w:lvlJc w:val="left"/>
+      <w:pPr>
+        <w:tabs>
+          <w:tab w:val="num" w:pos="6480"/>
+        </w:tabs>
+        <w:ind w:left="6480" w:hanging="360"/>
+      </w:pPr>
+    </w:lvl>
+  </w:abstractNum>
+  <w:abstractNum w:abstractNumId="32" w15:restartNumberingAfterBreak="0">
     <w:nsid w:val="36AF10D6"/>
     <w:multiLevelType w:val="multilevel"/>
     <w:tmpl w:val="03E2375C"/>
@@ -27202,7 +33350,7 @@
       </w:rPr>
     </w:lvl>
   </w:abstractNum>
-  <w:abstractNum w:abstractNumId="19" w15:restartNumberingAfterBreak="0">
+  <w:abstractNum w:abstractNumId="33" w15:restartNumberingAfterBreak="0">
     <w:nsid w:val="38572E2E"/>
     <w:multiLevelType w:val="multilevel"/>
     <w:tmpl w:val="B7745EE4"/>
@@ -27351,7 +33499,7 @@
       </w:rPr>
     </w:lvl>
   </w:abstractNum>
-  <w:abstractNum w:abstractNumId="20" w15:restartNumberingAfterBreak="0">
+  <w:abstractNum w:abstractNumId="34" w15:restartNumberingAfterBreak="0">
     <w:nsid w:val="390C2E63"/>
     <w:multiLevelType w:val="multilevel"/>
     <w:tmpl w:val="AF9ECDBA"/>
@@ -27500,7 +33648,156 @@
       </w:rPr>
     </w:lvl>
   </w:abstractNum>
-  <w:abstractNum w:abstractNumId="21" w15:restartNumberingAfterBreak="0">
+  <w:abstractNum w:abstractNumId="35" w15:restartNumberingAfterBreak="0">
+    <w:nsid w:val="3B9C070F"/>
+    <w:multiLevelType w:val="multilevel"/>
+    <w:tmpl w:val="F38AA480"/>
+    <w:lvl w:ilvl="0">
+      <w:start w:val="1"/>
+      <w:numFmt w:val="bullet"/>
+      <w:lvlText w:val=""/>
+      <w:lvlJc w:val="left"/>
+      <w:pPr>
+        <w:tabs>
+          <w:tab w:val="num" w:pos="720"/>
+        </w:tabs>
+        <w:ind w:left="720" w:hanging="360"/>
+      </w:pPr>
+      <w:rPr>
+        <w:rFonts w:ascii="Symbol" w:hAnsi="Symbol" w:hint="default"/>
+        <w:sz w:val="20"/>
+      </w:rPr>
+    </w:lvl>
+    <w:lvl w:ilvl="1" w:tentative="1">
+      <w:start w:val="1"/>
+      <w:numFmt w:val="bullet"/>
+      <w:lvlText w:val="o"/>
+      <w:lvlJc w:val="left"/>
+      <w:pPr>
+        <w:tabs>
+          <w:tab w:val="num" w:pos="1440"/>
+        </w:tabs>
+        <w:ind w:left="1440" w:hanging="360"/>
+      </w:pPr>
+      <w:rPr>
+        <w:rFonts w:ascii="Courier New" w:hAnsi="Courier New" w:hint="default"/>
+        <w:sz w:val="20"/>
+      </w:rPr>
+    </w:lvl>
+    <w:lvl w:ilvl="2" w:tentative="1">
+      <w:start w:val="1"/>
+      <w:numFmt w:val="bullet"/>
+      <w:lvlText w:val=""/>
+      <w:lvlJc w:val="left"/>
+      <w:pPr>
+        <w:tabs>
+          <w:tab w:val="num" w:pos="2160"/>
+        </w:tabs>
+        <w:ind w:left="2160" w:hanging="360"/>
+      </w:pPr>
+      <w:rPr>
+        <w:rFonts w:ascii="Wingdings" w:hAnsi="Wingdings" w:hint="default"/>
+        <w:sz w:val="20"/>
+      </w:rPr>
+    </w:lvl>
+    <w:lvl w:ilvl="3" w:tentative="1">
+      <w:start w:val="1"/>
+      <w:numFmt w:val="bullet"/>
+      <w:lvlText w:val=""/>
+      <w:lvlJc w:val="left"/>
+      <w:pPr>
+        <w:tabs>
+          <w:tab w:val="num" w:pos="2880"/>
+        </w:tabs>
+        <w:ind w:left="2880" w:hanging="360"/>
+      </w:pPr>
+      <w:rPr>
+        <w:rFonts w:ascii="Wingdings" w:hAnsi="Wingdings" w:hint="default"/>
+        <w:sz w:val="20"/>
+      </w:rPr>
+    </w:lvl>
+    <w:lvl w:ilvl="4" w:tentative="1">
+      <w:start w:val="1"/>
+      <w:numFmt w:val="bullet"/>
+      <w:lvlText w:val=""/>
+      <w:lvlJc w:val="left"/>
+      <w:pPr>
+        <w:tabs>
+          <w:tab w:val="num" w:pos="3600"/>
+        </w:tabs>
+        <w:ind w:left="3600" w:hanging="360"/>
+      </w:pPr>
+      <w:rPr>
+        <w:rFonts w:ascii="Wingdings" w:hAnsi="Wingdings" w:hint="default"/>
+        <w:sz w:val="20"/>
+      </w:rPr>
+    </w:lvl>
+    <w:lvl w:ilvl="5" w:tentative="1">
+      <w:start w:val="1"/>
+      <w:numFmt w:val="bullet"/>
+      <w:lvlText w:val=""/>
+      <w:lvlJc w:val="left"/>
+      <w:pPr>
+        <w:tabs>
+          <w:tab w:val="num" w:pos="4320"/>
+        </w:tabs>
+        <w:ind w:left="4320" w:hanging="360"/>
+      </w:pPr>
+      <w:rPr>
+        <w:rFonts w:ascii="Wingdings" w:hAnsi="Wingdings" w:hint="default"/>
+        <w:sz w:val="20"/>
+      </w:rPr>
+    </w:lvl>
+    <w:lvl w:ilvl="6" w:tentative="1">
+      <w:start w:val="1"/>
+      <w:numFmt w:val="bullet"/>
+      <w:lvlText w:val=""/>
+      <w:lvlJc w:val="left"/>
+      <w:pPr>
+        <w:tabs>
+          <w:tab w:val="num" w:pos="5040"/>
+        </w:tabs>
+        <w:ind w:left="5040" w:hanging="360"/>
+      </w:pPr>
+      <w:rPr>
+        <w:rFonts w:ascii="Wingdings" w:hAnsi="Wingdings" w:hint="default"/>
+        <w:sz w:val="20"/>
+      </w:rPr>
+    </w:lvl>
+    <w:lvl w:ilvl="7" w:tentative="1">
+      <w:start w:val="1"/>
+      <w:numFmt w:val="bullet"/>
+      <w:lvlText w:val=""/>
+      <w:lvlJc w:val="left"/>
+      <w:pPr>
+        <w:tabs>
+          <w:tab w:val="num" w:pos="5760"/>
+        </w:tabs>
+        <w:ind w:left="5760" w:hanging="360"/>
+      </w:pPr>
+      <w:rPr>
+        <w:rFonts w:ascii="Wingdings" w:hAnsi="Wingdings" w:hint="default"/>
+        <w:sz w:val="20"/>
+      </w:rPr>
+    </w:lvl>
+    <w:lvl w:ilvl="8" w:tentative="1">
+      <w:start w:val="1"/>
+      <w:numFmt w:val="bullet"/>
+      <w:lvlText w:val=""/>
+      <w:lvlJc w:val="left"/>
+      <w:pPr>
+        <w:tabs>
+          <w:tab w:val="num" w:pos="6480"/>
+        </w:tabs>
+        <w:ind w:left="6480" w:hanging="360"/>
+      </w:pPr>
+      <w:rPr>
+        <w:rFonts w:ascii="Wingdings" w:hAnsi="Wingdings" w:hint="default"/>
+        <w:sz w:val="20"/>
+      </w:rPr>
+    </w:lvl>
+  </w:abstractNum>
+  <w:abstractNum w:abstractNumId="36" w15:restartNumberingAfterBreak="0">
     <w:nsid w:val="3BC35EDB"/>
     <w:multiLevelType w:val="multilevel"/>
     <w:tmpl w:val="86ACDC12"/>
@@ -27613,7 +33910,7 @@
       </w:pPr>
     </w:lvl>
   </w:abstractNum>
-  <w:abstractNum w:abstractNumId="22" w15:restartNumberingAfterBreak="0">
+  <w:abstractNum w:abstractNumId="37" w15:restartNumberingAfterBreak="0">
     <w:nsid w:val="3C7A5833"/>
     <w:multiLevelType w:val="multilevel"/>
     <w:tmpl w:val="C9A452F4"/>
@@ -27762,7 +34059,7 @@
       </w:rPr>
     </w:lvl>
   </w:abstractNum>
-  <w:abstractNum w:abstractNumId="23" w15:restartNumberingAfterBreak="0">
+  <w:abstractNum w:abstractNumId="38" w15:restartNumberingAfterBreak="0">
     <w:nsid w:val="3E7420A6"/>
     <w:multiLevelType w:val="multilevel"/>
     <w:tmpl w:val="64CC537A"/>
@@ -27911,7 +34208,7 @@
       </w:rPr>
     </w:lvl>
   </w:abstractNum>
-  <w:abstractNum w:abstractNumId="24" w15:restartNumberingAfterBreak="0">
+  <w:abstractNum w:abstractNumId="39" w15:restartNumberingAfterBreak="0">
     <w:nsid w:val="3EF03285"/>
     <w:multiLevelType w:val="multilevel"/>
     <w:tmpl w:val="90825200"/>
@@ -28060,7 +34357,7 @@
       </w:rPr>
     </w:lvl>
   </w:abstractNum>
-  <w:abstractNum w:abstractNumId="25" w15:restartNumberingAfterBreak="0">
+  <w:abstractNum w:abstractNumId="40" w15:restartNumberingAfterBreak="0">
     <w:nsid w:val="4077678F"/>
     <w:multiLevelType w:val="hybridMultilevel"/>
     <w:tmpl w:val="6840EB7A"/>
@@ -28149,7 +34446,7 @@
       </w:pPr>
     </w:lvl>
   </w:abstractNum>
-  <w:abstractNum w:abstractNumId="26" w15:restartNumberingAfterBreak="0">
+  <w:abstractNum w:abstractNumId="41" w15:restartNumberingAfterBreak="0">
     <w:nsid w:val="40F53D6E"/>
     <w:multiLevelType w:val="multilevel"/>
     <w:tmpl w:val="AE20AAB2"/>
@@ -28298,7 +34595,7 @@
       </w:rPr>
     </w:lvl>
   </w:abstractNum>
-  <w:abstractNum w:abstractNumId="27" w15:restartNumberingAfterBreak="0">
+  <w:abstractNum w:abstractNumId="42" w15:restartNumberingAfterBreak="0">
     <w:nsid w:val="42B90411"/>
     <w:multiLevelType w:val="multilevel"/>
     <w:tmpl w:val="7A20BD96"/>
@@ -28447,7 +34744,7 @@
       </w:rPr>
     </w:lvl>
   </w:abstractNum>
-  <w:abstractNum w:abstractNumId="28" w15:restartNumberingAfterBreak="0">
+  <w:abstractNum w:abstractNumId="43" w15:restartNumberingAfterBreak="0">
     <w:nsid w:val="45910C7F"/>
     <w:multiLevelType w:val="multilevel"/>
     <w:tmpl w:val="2F8C85C6"/>
@@ -28596,7 +34893,156 @@
       </w:rPr>
     </w:lvl>
   </w:abstractNum>
-  <w:abstractNum w:abstractNumId="29" w15:restartNumberingAfterBreak="0">
+  <w:abstractNum w:abstractNumId="44" w15:restartNumberingAfterBreak="0">
+    <w:nsid w:val="477351EA"/>
+    <w:multiLevelType w:val="multilevel"/>
+    <w:tmpl w:val="7AB882AE"/>
+    <w:lvl w:ilvl="0">
+      <w:start w:val="1"/>
+      <w:numFmt w:val="bullet"/>
+      <w:lvlText w:val=""/>
+      <w:lvlJc w:val="left"/>
+      <w:pPr>
+        <w:tabs>
+          <w:tab w:val="num" w:pos="720"/>
+        </w:tabs>
+        <w:ind w:left="720" w:hanging="360"/>
+      </w:pPr>
+      <w:rPr>
+        <w:rFonts w:ascii="Symbol" w:hAnsi="Symbol" w:hint="default"/>
+        <w:sz w:val="20"/>
+      </w:rPr>
+    </w:lvl>
+    <w:lvl w:ilvl="1" w:tentative="1">
+      <w:start w:val="1"/>
+      <w:numFmt w:val="bullet"/>
+      <w:lvlText w:val="o"/>
+      <w:lvlJc w:val="left"/>
+      <w:pPr>
+        <w:tabs>
+          <w:tab w:val="num" w:pos="1440"/>
+        </w:tabs>
+        <w:ind w:left="1440" w:hanging="360"/>
+      </w:pPr>
+      <w:rPr>
+        <w:rFonts w:ascii="Courier New" w:hAnsi="Courier New" w:hint="default"/>
+        <w:sz w:val="20"/>
+      </w:rPr>
+    </w:lvl>
+    <w:lvl w:ilvl="2" w:tentative="1">
+      <w:start w:val="1"/>
+      <w:numFmt w:val="bullet"/>
+      <w:lvlText w:val=""/>
+      <w:lvlJc w:val="left"/>
+      <w:pPr>
+        <w:tabs>
+          <w:tab w:val="num" w:pos="2160"/>
+        </w:tabs>
+        <w:ind w:left="2160" w:hanging="360"/>
+      </w:pPr>
+      <w:rPr>
+        <w:rFonts w:ascii="Wingdings" w:hAnsi="Wingdings" w:hint="default"/>
+        <w:sz w:val="20"/>
+      </w:rPr>
+    </w:lvl>
+    <w:lvl w:ilvl="3" w:tentative="1">
+      <w:start w:val="1"/>
+      <w:numFmt w:val="bullet"/>
+      <w:lvlText w:val=""/>
+      <w:lvlJc w:val="left"/>
+      <w:pPr>
+        <w:tabs>
+          <w:tab w:val="num" w:pos="2880"/>
+        </w:tabs>
+        <w:ind w:left="2880" w:hanging="360"/>
+      </w:pPr>
+      <w:rPr>
+        <w:rFonts w:ascii="Wingdings" w:hAnsi="Wingdings" w:hint="default"/>
+        <w:sz w:val="20"/>
+      </w:rPr>
+    </w:lvl>
+    <w:lvl w:ilvl="4" w:tentative="1">
+      <w:start w:val="1"/>
+      <w:numFmt w:val="bullet"/>
+      <w:lvlText w:val=""/>
+      <w:lvlJc w:val="left"/>
+      <w:pPr>
+        <w:tabs>
+          <w:tab w:val="num" w:pos="3600"/>
+        </w:tabs>
+        <w:ind w:left="3600" w:hanging="360"/>
+      </w:pPr>
+      <w:rPr>
+        <w:rFonts w:ascii="Wingdings" w:hAnsi="Wingdings" w:hint="default"/>
+        <w:sz w:val="20"/>
+      </w:rPr>
+    </w:lvl>
+    <w:lvl w:ilvl="5" w:tentative="1">
+      <w:start w:val="1"/>
+      <w:numFmt w:val="bullet"/>
+      <w:lvlText w:val=""/>
+      <w:lvlJc w:val="left"/>
+      <w:pPr>
+        <w:tabs>
+          <w:tab w:val="num" w:pos="4320"/>
+        </w:tabs>
+        <w:ind w:left="4320" w:hanging="360"/>
+      </w:pPr>
+      <w:rPr>
+        <w:rFonts w:ascii="Wingdings" w:hAnsi="Wingdings" w:hint="default"/>
+        <w:sz w:val="20"/>
+      </w:rPr>
+    </w:lvl>
+    <w:lvl w:ilvl="6" w:tentative="1">
+      <w:start w:val="1"/>
+      <w:numFmt w:val="bullet"/>
+      <w:lvlText w:val=""/>
+      <w:lvlJc w:val="left"/>
+      <w:pPr>
+        <w:tabs>
+          <w:tab w:val="num" w:pos="5040"/>
+        </w:tabs>
+        <w:ind w:left="5040" w:hanging="360"/>
+      </w:pPr>
+      <w:rPr>
+        <w:rFonts w:ascii="Wingdings" w:hAnsi="Wingdings" w:hint="default"/>
+        <w:sz w:val="20"/>
+      </w:rPr>
+    </w:lvl>
+    <w:lvl w:ilvl="7" w:tentative="1">
+      <w:start w:val="1"/>
+      <w:numFmt w:val="bullet"/>
+      <w:lvlText w:val=""/>
+      <w:lvlJc w:val="left"/>
+      <w:pPr>
+        <w:tabs>
+          <w:tab w:val="num" w:pos="5760"/>
+        </w:tabs>
+        <w:ind w:left="5760" w:hanging="360"/>
+      </w:pPr>
+      <w:rPr>
+        <w:rFonts w:ascii="Wingdings" w:hAnsi="Wingdings" w:hint="default"/>
+        <w:sz w:val="20"/>
+      </w:rPr>
+    </w:lvl>
+    <w:lvl w:ilvl="8" w:tentative="1">
+      <w:start w:val="1"/>
+      <w:numFmt w:val="bullet"/>
+      <w:lvlText w:val=""/>
+      <w:lvlJc w:val="left"/>
+      <w:pPr>
+        <w:tabs>
+          <w:tab w:val="num" w:pos="6480"/>
+        </w:tabs>
+        <w:ind w:left="6480" w:hanging="360"/>
+      </w:pPr>
+      <w:rPr>
+        <w:rFonts w:ascii="Wingdings" w:hAnsi="Wingdings" w:hint="default"/>
+        <w:sz w:val="20"/>
+      </w:rPr>
+    </w:lvl>
+  </w:abstractNum>
+  <w:abstractNum w:abstractNumId="45" w15:restartNumberingAfterBreak="0">
     <w:nsid w:val="47AA0882"/>
     <w:multiLevelType w:val="multilevel"/>
     <w:tmpl w:val="07FA3E7E"/>
@@ -28745,7 +35191,7 @@
       </w:rPr>
     </w:lvl>
   </w:abstractNum>
-  <w:abstractNum w:abstractNumId="30" w15:restartNumberingAfterBreak="0">
+  <w:abstractNum w:abstractNumId="46" w15:restartNumberingAfterBreak="0">
     <w:nsid w:val="48D140BB"/>
     <w:multiLevelType w:val="multilevel"/>
     <w:tmpl w:val="24DEC966"/>
@@ -28894,7 +35340,7 @@
       </w:rPr>
     </w:lvl>
   </w:abstractNum>
-  <w:abstractNum w:abstractNumId="31" w15:restartNumberingAfterBreak="0">
+  <w:abstractNum w:abstractNumId="47" w15:restartNumberingAfterBreak="0">
     <w:nsid w:val="4A8C1CD3"/>
     <w:multiLevelType w:val="multilevel"/>
     <w:tmpl w:val="196213DE"/>
@@ -29043,7 +35489,7 @@
       </w:rPr>
     </w:lvl>
   </w:abstractNum>
-  <w:abstractNum w:abstractNumId="32" w15:restartNumberingAfterBreak="0">
+  <w:abstractNum w:abstractNumId="48" w15:restartNumberingAfterBreak="0">
     <w:nsid w:val="50580018"/>
     <w:multiLevelType w:val="multilevel"/>
     <w:tmpl w:val="6C78A3CE"/>
@@ -29192,7 +35638,7 @@
       </w:rPr>
     </w:lvl>
   </w:abstractNum>
-  <w:abstractNum w:abstractNumId="33" w15:restartNumberingAfterBreak="0">
+  <w:abstractNum w:abstractNumId="49" w15:restartNumberingAfterBreak="0">
     <w:nsid w:val="51904CD1"/>
     <w:multiLevelType w:val="multilevel"/>
     <w:tmpl w:val="63AAFF5E"/>
@@ -29341,7 +35787,156 @@
       </w:rPr>
     </w:lvl>
   </w:abstractNum>
-  <w:abstractNum w:abstractNumId="34" w15:restartNumberingAfterBreak="0">
+  <w:abstractNum w:abstractNumId="50" w15:restartNumberingAfterBreak="0">
+    <w:nsid w:val="51BD7A81"/>
+    <w:multiLevelType w:val="multilevel"/>
+    <w:tmpl w:val="D0A26144"/>
+    <w:lvl w:ilvl="0">
+      <w:start w:val="1"/>
+      <w:numFmt w:val="bullet"/>
+      <w:lvlText w:val=""/>
+      <w:lvlJc w:val="left"/>
+      <w:pPr>
+        <w:tabs>
+          <w:tab w:val="num" w:pos="720"/>
+        </w:tabs>
+        <w:ind w:left="720" w:hanging="360"/>
+      </w:pPr>
+      <w:rPr>
+        <w:rFonts w:ascii="Symbol" w:hAnsi="Symbol" w:hint="default"/>
+        <w:sz w:val="20"/>
+      </w:rPr>
+    </w:lvl>
+    <w:lvl w:ilvl="1" w:tentative="1">
+      <w:start w:val="1"/>
+      <w:numFmt w:val="bullet"/>
+      <w:lvlText w:val="o"/>
+      <w:lvlJc w:val="left"/>
+      <w:pPr>
+        <w:tabs>
+          <w:tab w:val="num" w:pos="1440"/>
+        </w:tabs>
+        <w:ind w:left="1440" w:hanging="360"/>
+      </w:pPr>
+      <w:rPr>
+        <w:rFonts w:ascii="Courier New" w:hAnsi="Courier New" w:hint="default"/>
+        <w:sz w:val="20"/>
+      </w:rPr>
+    </w:lvl>
+    <w:lvl w:ilvl="2" w:tentative="1">
+      <w:start w:val="1"/>
+      <w:numFmt w:val="bullet"/>
+      <w:lvlText w:val=""/>
+      <w:lvlJc w:val="left"/>
+      <w:pPr>
+        <w:tabs>
+          <w:tab w:val="num" w:pos="2160"/>
+        </w:tabs>
+        <w:ind w:left="2160" w:hanging="360"/>
+      </w:pPr>
+      <w:rPr>
+        <w:rFonts w:ascii="Wingdings" w:hAnsi="Wingdings" w:hint="default"/>
+        <w:sz w:val="20"/>
+      </w:rPr>
+    </w:lvl>
+    <w:lvl w:ilvl="3" w:tentative="1">
+      <w:start w:val="1"/>
+      <w:numFmt w:val="bullet"/>
+      <w:lvlText w:val=""/>
+      <w:lvlJc w:val="left"/>
+      <w:pPr>
+        <w:tabs>
+          <w:tab w:val="num" w:pos="2880"/>
+        </w:tabs>
+        <w:ind w:left="2880" w:hanging="360"/>
+      </w:pPr>
+      <w:rPr>
+        <w:rFonts w:ascii="Wingdings" w:hAnsi="Wingdings" w:hint="default"/>
+        <w:sz w:val="20"/>
+      </w:rPr>
+    </w:lvl>
+    <w:lvl w:ilvl="4" w:tentative="1">
+      <w:start w:val="1"/>
+      <w:numFmt w:val="bullet"/>
+      <w:lvlText w:val=""/>
+      <w:lvlJc w:val="left"/>
+      <w:pPr>
+        <w:tabs>
+          <w:tab w:val="num" w:pos="3600"/>
+        </w:tabs>
+        <w:ind w:left="3600" w:hanging="360"/>
+      </w:pPr>
+      <w:rPr>
+        <w:rFonts w:ascii="Wingdings" w:hAnsi="Wingdings" w:hint="default"/>
+        <w:sz w:val="20"/>
+      </w:rPr>
+    </w:lvl>
+    <w:lvl w:ilvl="5" w:tentative="1">
+      <w:start w:val="1"/>
+      <w:numFmt w:val="bullet"/>
+      <w:lvlText w:val=""/>
+      <w:lvlJc w:val="left"/>
+      <w:pPr>
+        <w:tabs>
+          <w:tab w:val="num" w:pos="4320"/>
+        </w:tabs>
+        <w:ind w:left="4320" w:hanging="360"/>
+      </w:pPr>
+      <w:rPr>
+        <w:rFonts w:ascii="Wingdings" w:hAnsi="Wingdings" w:hint="default"/>
+        <w:sz w:val="20"/>
+      </w:rPr>
+    </w:lvl>
+    <w:lvl w:ilvl="6" w:tentative="1">
+      <w:start w:val="1"/>
+      <w:numFmt w:val="bullet"/>
+      <w:lvlText w:val=""/>
+      <w:lvlJc w:val="left"/>
+      <w:pPr>
+        <w:tabs>
+          <w:tab w:val="num" w:pos="5040"/>
+        </w:tabs>
+        <w:ind w:left="5040" w:hanging="360"/>
+      </w:pPr>
+      <w:rPr>
+        <w:rFonts w:ascii="Wingdings" w:hAnsi="Wingdings" w:hint="default"/>
+        <w:sz w:val="20"/>
+      </w:rPr>
+    </w:lvl>
+    <w:lvl w:ilvl="7" w:tentative="1">
+      <w:start w:val="1"/>
+      <w:numFmt w:val="bullet"/>
+      <w:lvlText w:val=""/>
+      <w:lvlJc w:val="left"/>
+      <w:pPr>
+        <w:tabs>
+          <w:tab w:val="num" w:pos="5760"/>
+        </w:tabs>
+        <w:ind w:left="5760" w:hanging="360"/>
+      </w:pPr>
+      <w:rPr>
+        <w:rFonts w:ascii="Wingdings" w:hAnsi="Wingdings" w:hint="default"/>
+        <w:sz w:val="20"/>
+      </w:rPr>
+    </w:lvl>
+    <w:lvl w:ilvl="8" w:tentative="1">
+      <w:start w:val="1"/>
+      <w:numFmt w:val="bullet"/>
+      <w:lvlText w:val=""/>
+      <w:lvlJc w:val="left"/>
+      <w:pPr>
+        <w:tabs>
+          <w:tab w:val="num" w:pos="6480"/>
+        </w:tabs>
+        <w:ind w:left="6480" w:hanging="360"/>
+      </w:pPr>
+      <w:rPr>
+        <w:rFonts w:ascii="Wingdings" w:hAnsi="Wingdings" w:hint="default"/>
+        <w:sz w:val="20"/>
+      </w:rPr>
+    </w:lvl>
+  </w:abstractNum>
+  <w:abstractNum w:abstractNumId="51" w15:restartNumberingAfterBreak="0">
     <w:nsid w:val="583D6551"/>
     <w:multiLevelType w:val="multilevel"/>
     <w:tmpl w:val="41A49DEA"/>
@@ -29490,7 +36085,156 @@
       </w:rPr>
     </w:lvl>
   </w:abstractNum>
-  <w:abstractNum w:abstractNumId="35" w15:restartNumberingAfterBreak="0">
+  <w:abstractNum w:abstractNumId="52" w15:restartNumberingAfterBreak="0">
+    <w:nsid w:val="58B56D26"/>
+    <w:multiLevelType w:val="multilevel"/>
+    <w:tmpl w:val="14BCCD10"/>
+    <w:lvl w:ilvl="0">
+      <w:start w:val="1"/>
+      <w:numFmt w:val="bullet"/>
+      <w:lvlText w:val=""/>
+      <w:lvlJc w:val="left"/>
+      <w:pPr>
+        <w:tabs>
+          <w:tab w:val="num" w:pos="720"/>
+        </w:tabs>
+        <w:ind w:left="720" w:hanging="360"/>
+      </w:pPr>
+      <w:rPr>
+        <w:rFonts w:ascii="Symbol" w:hAnsi="Symbol" w:hint="default"/>
+        <w:sz w:val="20"/>
+      </w:rPr>
+    </w:lvl>
+    <w:lvl w:ilvl="1" w:tentative="1">
+      <w:start w:val="1"/>
+      <w:numFmt w:val="bullet"/>
+      <w:lvlText w:val="o"/>
+      <w:lvlJc w:val="left"/>
+      <w:pPr>
+        <w:tabs>
+          <w:tab w:val="num" w:pos="1440"/>
+        </w:tabs>
+        <w:ind w:left="1440" w:hanging="360"/>
+      </w:pPr>
+      <w:rPr>
+        <w:rFonts w:ascii="Courier New" w:hAnsi="Courier New" w:hint="default"/>
+        <w:sz w:val="20"/>
+      </w:rPr>
+    </w:lvl>
+    <w:lvl w:ilvl="2" w:tentative="1">
+      <w:start w:val="1"/>
+      <w:numFmt w:val="bullet"/>
+      <w:lvlText w:val=""/>
+      <w:lvlJc w:val="left"/>
+      <w:pPr>
+        <w:tabs>
+          <w:tab w:val="num" w:pos="2160"/>
+        </w:tabs>
+        <w:ind w:left="2160" w:hanging="360"/>
+      </w:pPr>
+      <w:rPr>
+        <w:rFonts w:ascii="Wingdings" w:hAnsi="Wingdings" w:hint="default"/>
+        <w:sz w:val="20"/>
+      </w:rPr>
+    </w:lvl>
+    <w:lvl w:ilvl="3" w:tentative="1">
+      <w:start w:val="1"/>
+      <w:numFmt w:val="bullet"/>
+      <w:lvlText w:val=""/>
+      <w:lvlJc w:val="left"/>
+      <w:pPr>
+        <w:tabs>
+          <w:tab w:val="num" w:pos="2880"/>
+        </w:tabs>
+        <w:ind w:left="2880" w:hanging="360"/>
+      </w:pPr>
+      <w:rPr>
+        <w:rFonts w:ascii="Wingdings" w:hAnsi="Wingdings" w:hint="default"/>
+        <w:sz w:val="20"/>
+      </w:rPr>
+    </w:lvl>
+    <w:lvl w:ilvl="4" w:tentative="1">
+      <w:start w:val="1"/>
+      <w:numFmt w:val="bullet"/>
+      <w:lvlText w:val=""/>
+      <w:lvlJc w:val="left"/>
+      <w:pPr>
+        <w:tabs>
+          <w:tab w:val="num" w:pos="3600"/>
+        </w:tabs>
+        <w:ind w:left="3600" w:hanging="360"/>
+      </w:pPr>
+      <w:rPr>
+        <w:rFonts w:ascii="Wingdings" w:hAnsi="Wingdings" w:hint="default"/>
+        <w:sz w:val="20"/>
+      </w:rPr>
+    </w:lvl>
+    <w:lvl w:ilvl="5" w:tentative="1">
+      <w:start w:val="1"/>
+      <w:numFmt w:val="bullet"/>
+      <w:lvlText w:val=""/>
+      <w:lvlJc w:val="left"/>
+      <w:pPr>
+        <w:tabs>
+          <w:tab w:val="num" w:pos="4320"/>
+        </w:tabs>
+        <w:ind w:left="4320" w:hanging="360"/>
+      </w:pPr>
+      <w:rPr>
+        <w:rFonts w:ascii="Wingdings" w:hAnsi="Wingdings" w:hint="default"/>
+        <w:sz w:val="20"/>
+      </w:rPr>
+    </w:lvl>
+    <w:lvl w:ilvl="6" w:tentative="1">
+      <w:start w:val="1"/>
+      <w:numFmt w:val="bullet"/>
+      <w:lvlText w:val=""/>
+      <w:lvlJc w:val="left"/>
+      <w:pPr>
+        <w:tabs>
+          <w:tab w:val="num" w:pos="5040"/>
+        </w:tabs>
+        <w:ind w:left="5040" w:hanging="360"/>
+      </w:pPr>
+      <w:rPr>
+        <w:rFonts w:ascii="Wingdings" w:hAnsi="Wingdings" w:hint="default"/>
+        <w:sz w:val="20"/>
+      </w:rPr>
+    </w:lvl>
+    <w:lvl w:ilvl="7" w:tentative="1">
+      <w:start w:val="1"/>
+      <w:numFmt w:val="bullet"/>
+      <w:lvlText w:val=""/>
+      <w:lvlJc w:val="left"/>
+      <w:pPr>
+        <w:tabs>
+          <w:tab w:val="num" w:pos="5760"/>
+        </w:tabs>
+        <w:ind w:left="5760" w:hanging="360"/>
+      </w:pPr>
+      <w:rPr>
+        <w:rFonts w:ascii="Wingdings" w:hAnsi="Wingdings" w:hint="default"/>
+        <w:sz w:val="20"/>
+      </w:rPr>
+    </w:lvl>
+    <w:lvl w:ilvl="8" w:tentative="1">
+      <w:start w:val="1"/>
+      <w:numFmt w:val="bullet"/>
+      <w:lvlText w:val=""/>
+      <w:lvlJc w:val="left"/>
+      <w:pPr>
+        <w:tabs>
+          <w:tab w:val="num" w:pos="6480"/>
+        </w:tabs>
+        <w:ind w:left="6480" w:hanging="360"/>
+      </w:pPr>
+      <w:rPr>
+        <w:rFonts w:ascii="Wingdings" w:hAnsi="Wingdings" w:hint="default"/>
+        <w:sz w:val="20"/>
+      </w:rPr>
+    </w:lvl>
+  </w:abstractNum>
+  <w:abstractNum w:abstractNumId="53" w15:restartNumberingAfterBreak="0">
     <w:nsid w:val="59E02CBA"/>
     <w:multiLevelType w:val="multilevel"/>
     <w:tmpl w:val="241E0042"/>
@@ -29639,7 +36383,7 @@
       </w:rPr>
     </w:lvl>
   </w:abstractNum>
-  <w:abstractNum w:abstractNumId="36" w15:restartNumberingAfterBreak="0">
+  <w:abstractNum w:abstractNumId="54" w15:restartNumberingAfterBreak="0">
     <w:nsid w:val="59F43B1D"/>
     <w:multiLevelType w:val="multilevel"/>
     <w:tmpl w:val="2D7A09B6"/>
@@ -29788,7 +36532,156 @@
       </w:rPr>
     </w:lvl>
   </w:abstractNum>
-  <w:abstractNum w:abstractNumId="37" w15:restartNumberingAfterBreak="0">
+  <w:abstractNum w:abstractNumId="55" w15:restartNumberingAfterBreak="0">
+    <w:nsid w:val="5DB35C71"/>
+    <w:multiLevelType w:val="multilevel"/>
+    <w:tmpl w:val="23BE93A2"/>
+    <w:lvl w:ilvl="0">
+      <w:start w:val="1"/>
+      <w:numFmt w:val="bullet"/>
+      <w:lvlText w:val=""/>
+      <w:lvlJc w:val="left"/>
+      <w:pPr>
+        <w:tabs>
+          <w:tab w:val="num" w:pos="720"/>
+        </w:tabs>
+        <w:ind w:left="720" w:hanging="360"/>
+      </w:pPr>
+      <w:rPr>
+        <w:rFonts w:ascii="Symbol" w:hAnsi="Symbol" w:hint="default"/>
+        <w:sz w:val="20"/>
+      </w:rPr>
+    </w:lvl>
+    <w:lvl w:ilvl="1" w:tentative="1">
+      <w:start w:val="1"/>
+      <w:numFmt w:val="bullet"/>
+      <w:lvlText w:val="o"/>
+      <w:lvlJc w:val="left"/>
+      <w:pPr>
+        <w:tabs>
+          <w:tab w:val="num" w:pos="1440"/>
+        </w:tabs>
+        <w:ind w:left="1440" w:hanging="360"/>
+      </w:pPr>
+      <w:rPr>
+        <w:rFonts w:ascii="Courier New" w:hAnsi="Courier New" w:hint="default"/>
+        <w:sz w:val="20"/>
+      </w:rPr>
+    </w:lvl>
+    <w:lvl w:ilvl="2" w:tentative="1">
+      <w:start w:val="1"/>
+      <w:numFmt w:val="bullet"/>
+      <w:lvlText w:val=""/>
+      <w:lvlJc w:val="left"/>
+      <w:pPr>
+        <w:tabs>
+          <w:tab w:val="num" w:pos="2160"/>
+        </w:tabs>
+        <w:ind w:left="2160" w:hanging="360"/>
+      </w:pPr>
+      <w:rPr>
+        <w:rFonts w:ascii="Wingdings" w:hAnsi="Wingdings" w:hint="default"/>
+        <w:sz w:val="20"/>
+      </w:rPr>
+    </w:lvl>
+    <w:lvl w:ilvl="3" w:tentative="1">
+      <w:start w:val="1"/>
+      <w:numFmt w:val="bullet"/>
+      <w:lvlText w:val=""/>
+      <w:lvlJc w:val="left"/>
+      <w:pPr>
+        <w:tabs>
+          <w:tab w:val="num" w:pos="2880"/>
+        </w:tabs>
+        <w:ind w:left="2880" w:hanging="360"/>
+      </w:pPr>
+      <w:rPr>
+        <w:rFonts w:ascii="Wingdings" w:hAnsi="Wingdings" w:hint="default"/>
+        <w:sz w:val="20"/>
+      </w:rPr>
+    </w:lvl>
+    <w:lvl w:ilvl="4" w:tentative="1">
+      <w:start w:val="1"/>
+      <w:numFmt w:val="bullet"/>
+      <w:lvlText w:val=""/>
+      <w:lvlJc w:val="left"/>
+      <w:pPr>
+        <w:tabs>
+          <w:tab w:val="num" w:pos="3600"/>
+        </w:tabs>
+        <w:ind w:left="3600" w:hanging="360"/>
+      </w:pPr>
+      <w:rPr>
+        <w:rFonts w:ascii="Wingdings" w:hAnsi="Wingdings" w:hint="default"/>
+        <w:sz w:val="20"/>
+      </w:rPr>
+    </w:lvl>
+    <w:lvl w:ilvl="5" w:tentative="1">
+      <w:start w:val="1"/>
+      <w:numFmt w:val="bullet"/>
+      <w:lvlText w:val=""/>
+      <w:lvlJc w:val="left"/>
+      <w:pPr>
+        <w:tabs>
+          <w:tab w:val="num" w:pos="4320"/>
+        </w:tabs>
+        <w:ind w:left="4320" w:hanging="360"/>
+      </w:pPr>
+      <w:rPr>
+        <w:rFonts w:ascii="Wingdings" w:hAnsi="Wingdings" w:hint="default"/>
+        <w:sz w:val="20"/>
+      </w:rPr>
+    </w:lvl>
+    <w:lvl w:ilvl="6" w:tentative="1">
+      <w:start w:val="1"/>
+      <w:numFmt w:val="bullet"/>
+      <w:lvlText w:val=""/>
+      <w:lvlJc w:val="left"/>
+      <w:pPr>
+        <w:tabs>
+          <w:tab w:val="num" w:pos="5040"/>
+        </w:tabs>
+        <w:ind w:left="5040" w:hanging="360"/>
+      </w:pPr>
+      <w:rPr>
+        <w:rFonts w:ascii="Wingdings" w:hAnsi="Wingdings" w:hint="default"/>
+        <w:sz w:val="20"/>
+      </w:rPr>
+    </w:lvl>
+    <w:lvl w:ilvl="7" w:tentative="1">
+      <w:start w:val="1"/>
+      <w:numFmt w:val="bullet"/>
+      <w:lvlText w:val=""/>
+      <w:lvlJc w:val="left"/>
+      <w:pPr>
+        <w:tabs>
+          <w:tab w:val="num" w:pos="5760"/>
+        </w:tabs>
+        <w:ind w:left="5760" w:hanging="360"/>
+      </w:pPr>
+      <w:rPr>
+        <w:rFonts w:ascii="Wingdings" w:hAnsi="Wingdings" w:hint="default"/>
+        <w:sz w:val="20"/>
+      </w:rPr>
+    </w:lvl>
+    <w:lvl w:ilvl="8" w:tentative="1">
+      <w:start w:val="1"/>
+      <w:numFmt w:val="bullet"/>
+      <w:lvlText w:val=""/>
+      <w:lvlJc w:val="left"/>
+      <w:pPr>
+        <w:tabs>
+          <w:tab w:val="num" w:pos="6480"/>
+        </w:tabs>
+        <w:ind w:left="6480" w:hanging="360"/>
+      </w:pPr>
+      <w:rPr>
+        <w:rFonts w:ascii="Wingdings" w:hAnsi="Wingdings" w:hint="default"/>
+        <w:sz w:val="20"/>
+      </w:rPr>
+    </w:lvl>
+  </w:abstractNum>
+  <w:abstractNum w:abstractNumId="56" w15:restartNumberingAfterBreak="0">
     <w:nsid w:val="5E343E18"/>
     <w:multiLevelType w:val="multilevel"/>
     <w:tmpl w:val="BEEAA284"/>
@@ -29937,7 +36830,7 @@
       </w:rPr>
     </w:lvl>
   </w:abstractNum>
-  <w:abstractNum w:abstractNumId="38" w15:restartNumberingAfterBreak="0">
+  <w:abstractNum w:abstractNumId="57" w15:restartNumberingAfterBreak="0">
     <w:nsid w:val="5E373DE6"/>
     <w:multiLevelType w:val="multilevel"/>
     <w:tmpl w:val="A83ED2BE"/>
@@ -30086,7 +36979,7 @@
       </w:rPr>
     </w:lvl>
   </w:abstractNum>
-  <w:abstractNum w:abstractNumId="39" w15:restartNumberingAfterBreak="0">
+  <w:abstractNum w:abstractNumId="58" w15:restartNumberingAfterBreak="0">
     <w:nsid w:val="5EE366E1"/>
     <w:multiLevelType w:val="multilevel"/>
     <w:tmpl w:val="266EB2EA"/>
@@ -30235,7 +37128,7 @@
       </w:rPr>
     </w:lvl>
   </w:abstractNum>
-  <w:abstractNum w:abstractNumId="40" w15:restartNumberingAfterBreak="0">
+  <w:abstractNum w:abstractNumId="59" w15:restartNumberingAfterBreak="0">
     <w:nsid w:val="65360361"/>
     <w:multiLevelType w:val="multilevel"/>
     <w:tmpl w:val="A4FE0F36"/>
@@ -30384,7 +37277,7 @@
       </w:rPr>
     </w:lvl>
   </w:abstractNum>
-  <w:abstractNum w:abstractNumId="41" w15:restartNumberingAfterBreak="0">
+  <w:abstractNum w:abstractNumId="60" w15:restartNumberingAfterBreak="0">
     <w:nsid w:val="6609440F"/>
     <w:multiLevelType w:val="multilevel"/>
     <w:tmpl w:val="77C0871A"/>
@@ -30533,7 +37426,120 @@
       </w:rPr>
     </w:lvl>
   </w:abstractNum>
-  <w:abstractNum w:abstractNumId="42" w15:restartNumberingAfterBreak="0">
+  <w:abstractNum w:abstractNumId="61" w15:restartNumberingAfterBreak="0">
+    <w:nsid w:val="67F20EC8"/>
+    <w:multiLevelType w:val="multilevel"/>
+    <w:tmpl w:val="A87A0062"/>
+    <w:lvl w:ilvl="0">
+      <w:start w:val="1"/>
+      <w:numFmt w:val="decimal"/>
+      <w:lvlText w:val="%1."/>
+      <w:lvlJc w:val="left"/>
+      <w:pPr>
+        <w:tabs>
+          <w:tab w:val="num" w:pos="720"/>
+        </w:tabs>
+        <w:ind w:left="720" w:hanging="360"/>
+      </w:pPr>
+    </w:lvl>
+    <w:lvl w:ilvl="1" w:tentative="1">
+      <w:start w:val="1"/>
+      <w:numFmt w:val="decimal"/>
+      <w:lvlText w:val="%2."/>
+      <w:lvlJc w:val="left"/>
+      <w:pPr>
+        <w:tabs>
+          <w:tab w:val="num" w:pos="1440"/>
+        </w:tabs>
+        <w:ind w:left="1440" w:hanging="360"/>
+      </w:pPr>
+    </w:lvl>
+    <w:lvl w:ilvl="2" w:tentative="1">
+      <w:start w:val="1"/>
+      <w:numFmt w:val="decimal"/>
+      <w:lvlText w:val="%3."/>
+      <w:lvlJc w:val="left"/>
+      <w:pPr>
+        <w:tabs>
+          <w:tab w:val="num" w:pos="2160"/>
+        </w:tabs>
+        <w:ind w:left="2160" w:hanging="360"/>
+      </w:pPr>
+    </w:lvl>
+    <w:lvl w:ilvl="3" w:tentative="1">
+      <w:start w:val="1"/>
+      <w:numFmt w:val="decimal"/>
+      <w:lvlText w:val="%4."/>
+      <w:lvlJc w:val="left"/>
+      <w:pPr>
+        <w:tabs>
+          <w:tab w:val="num" w:pos="2880"/>
+        </w:tabs>
+        <w:ind w:left="2880" w:hanging="360"/>
+      </w:pPr>
+    </w:lvl>
+    <w:lvl w:ilvl="4" w:tentative="1">
+      <w:start w:val="1"/>
+      <w:numFmt w:val="decimal"/>
+      <w:lvlText w:val="%5."/>
+      <w:lvlJc w:val="left"/>
+      <w:pPr>
+        <w:tabs>
+          <w:tab w:val="num" w:pos="3600"/>
+        </w:tabs>
+        <w:ind w:left="3600" w:hanging="360"/>
+      </w:pPr>
+    </w:lvl>
+    <w:lvl w:ilvl="5" w:tentative="1">
+      <w:start w:val="1"/>
+      <w:numFmt w:val="decimal"/>
+      <w:lvlText w:val="%6."/>
+      <w:lvlJc w:val="left"/>
+      <w:pPr>
+        <w:tabs>
+          <w:tab w:val="num" w:pos="4320"/>
+        </w:tabs>
+        <w:ind w:left="4320" w:hanging="360"/>
+      </w:pPr>
+    </w:lvl>
+    <w:lvl w:ilvl="6" w:tentative="1">
+      <w:start w:val="1"/>
+      <w:numFmt w:val="decimal"/>
+      <w:lvlText w:val="%7."/>
+      <w:lvlJc w:val="left"/>
+      <w:pPr>
+        <w:tabs>
+          <w:tab w:val="num" w:pos="5040"/>
+        </w:tabs>
+        <w:ind w:left="5040" w:hanging="360"/>
+      </w:pPr>
+    </w:lvl>
+    <w:lvl w:ilvl="7" w:tentative="1">
+      <w:start w:val="1"/>
+      <w:numFmt w:val="decimal"/>
+      <w:lvlText w:val="%8."/>
+      <w:lvlJc w:val="left"/>
+      <w:pPr>
+        <w:tabs>
+          <w:tab w:val="num" w:pos="5760"/>
+        </w:tabs>
+        <w:ind w:left="5760" w:hanging="360"/>
+      </w:pPr>
+    </w:lvl>
+    <w:lvl w:ilvl="8" w:tentative="1">
+      <w:start w:val="1"/>
+      <w:numFmt w:val="decimal"/>
+      <w:lvlText w:val="%9."/>
+      <w:lvlJc w:val="left"/>
+      <w:pPr>
+        <w:tabs>
+          <w:tab w:val="num" w:pos="6480"/>
+        </w:tabs>
+        <w:ind w:left="6480" w:hanging="360"/>
+      </w:pPr>
+    </w:lvl>
+  </w:abstractNum>
+  <w:abstractNum w:abstractNumId="62" w15:restartNumberingAfterBreak="0">
     <w:nsid w:val="680C597F"/>
     <w:multiLevelType w:val="multilevel"/>
     <w:tmpl w:val="3CEA4DFC"/>
@@ -30682,7 +37688,7 @@
       </w:rPr>
     </w:lvl>
   </w:abstractNum>
-  <w:abstractNum w:abstractNumId="43" w15:restartNumberingAfterBreak="0">
+  <w:abstractNum w:abstractNumId="63" w15:restartNumberingAfterBreak="0">
     <w:nsid w:val="68880914"/>
     <w:multiLevelType w:val="multilevel"/>
     <w:tmpl w:val="D63090CC"/>
@@ -30831,7 +37837,156 @@
       </w:rPr>
     </w:lvl>
   </w:abstractNum>
-  <w:abstractNum w:abstractNumId="44" w15:restartNumberingAfterBreak="0">
+  <w:abstractNum w:abstractNumId="64" w15:restartNumberingAfterBreak="0">
+    <w:nsid w:val="68F84EF8"/>
+    <w:multiLevelType w:val="multilevel"/>
+    <w:tmpl w:val="6A802538"/>
+    <w:lvl w:ilvl="0">
+      <w:start w:val="1"/>
+      <w:numFmt w:val="bullet"/>
+      <w:lvlText w:val=""/>
+      <w:lvlJc w:val="left"/>
+      <w:pPr>
+        <w:tabs>
+          <w:tab w:val="num" w:pos="720"/>
+        </w:tabs>
+        <w:ind w:left="720" w:hanging="360"/>
+      </w:pPr>
+      <w:rPr>
+        <w:rFonts w:ascii="Symbol" w:hAnsi="Symbol" w:hint="default"/>
+        <w:sz w:val="20"/>
+      </w:rPr>
+    </w:lvl>
+    <w:lvl w:ilvl="1" w:tentative="1">
+      <w:start w:val="1"/>
+      <w:numFmt w:val="bullet"/>
+      <w:lvlText w:val="o"/>
+      <w:lvlJc w:val="left"/>
+      <w:pPr>
+        <w:tabs>
+          <w:tab w:val="num" w:pos="1440"/>
+        </w:tabs>
+        <w:ind w:left="1440" w:hanging="360"/>
+      </w:pPr>
+      <w:rPr>
+        <w:rFonts w:ascii="Courier New" w:hAnsi="Courier New" w:hint="default"/>
+        <w:sz w:val="20"/>
+      </w:rPr>
+    </w:lvl>
+    <w:lvl w:ilvl="2" w:tentative="1">
+      <w:start w:val="1"/>
+      <w:numFmt w:val="bullet"/>
+      <w:lvlText w:val=""/>
+      <w:lvlJc w:val="left"/>
+      <w:pPr>
+        <w:tabs>
+          <w:tab w:val="num" w:pos="2160"/>
+        </w:tabs>
+        <w:ind w:left="2160" w:hanging="360"/>
+      </w:pPr>
+      <w:rPr>
+        <w:rFonts w:ascii="Wingdings" w:hAnsi="Wingdings" w:hint="default"/>
+        <w:sz w:val="20"/>
+      </w:rPr>
+    </w:lvl>
+    <w:lvl w:ilvl="3" w:tentative="1">
+      <w:start w:val="1"/>
+      <w:numFmt w:val="bullet"/>
+      <w:lvlText w:val=""/>
+      <w:lvlJc w:val="left"/>
+      <w:pPr>
+        <w:tabs>
+          <w:tab w:val="num" w:pos="2880"/>
+        </w:tabs>
+        <w:ind w:left="2880" w:hanging="360"/>
+      </w:pPr>
+      <w:rPr>
+        <w:rFonts w:ascii="Wingdings" w:hAnsi="Wingdings" w:hint="default"/>
+        <w:sz w:val="20"/>
+      </w:rPr>
+    </w:lvl>
+    <w:lvl w:ilvl="4" w:tentative="1">
+      <w:start w:val="1"/>
+      <w:numFmt w:val="bullet"/>
+      <w:lvlText w:val=""/>
+      <w:lvlJc w:val="left"/>
+      <w:pPr>
+        <w:tabs>
+          <w:tab w:val="num" w:pos="3600"/>
+        </w:tabs>
+        <w:ind w:left="3600" w:hanging="360"/>
+      </w:pPr>
+      <w:rPr>
+        <w:rFonts w:ascii="Wingdings" w:hAnsi="Wingdings" w:hint="default"/>
+        <w:sz w:val="20"/>
+      </w:rPr>
+    </w:lvl>
+    <w:lvl w:ilvl="5" w:tentative="1">
+      <w:start w:val="1"/>
+      <w:numFmt w:val="bullet"/>
+      <w:lvlText w:val=""/>
+      <w:lvlJc w:val="left"/>
+      <w:pPr>
+        <w:tabs>
+          <w:tab w:val="num" w:pos="4320"/>
+        </w:tabs>
+        <w:ind w:left="4320" w:hanging="360"/>
+      </w:pPr>
+      <w:rPr>
+        <w:rFonts w:ascii="Wingdings" w:hAnsi="Wingdings" w:hint="default"/>
+        <w:sz w:val="20"/>
+      </w:rPr>
+    </w:lvl>
+    <w:lvl w:ilvl="6" w:tentative="1">
+      <w:start w:val="1"/>
+      <w:numFmt w:val="bullet"/>
+      <w:lvlText w:val=""/>
+      <w:lvlJc w:val="left"/>
+      <w:pPr>
+        <w:tabs>
+          <w:tab w:val="num" w:pos="5040"/>
+        </w:tabs>
+        <w:ind w:left="5040" w:hanging="360"/>
+      </w:pPr>
+      <w:rPr>
+        <w:rFonts w:ascii="Wingdings" w:hAnsi="Wingdings" w:hint="default"/>
+        <w:sz w:val="20"/>
+      </w:rPr>
+    </w:lvl>
+    <w:lvl w:ilvl="7" w:tentative="1">
+      <w:start w:val="1"/>
+      <w:numFmt w:val="bullet"/>
+      <w:lvlText w:val=""/>
+      <w:lvlJc w:val="left"/>
+      <w:pPr>
+        <w:tabs>
+          <w:tab w:val="num" w:pos="5760"/>
+        </w:tabs>
+        <w:ind w:left="5760" w:hanging="360"/>
+      </w:pPr>
+      <w:rPr>
+        <w:rFonts w:ascii="Wingdings" w:hAnsi="Wingdings" w:hint="default"/>
+        <w:sz w:val="20"/>
+      </w:rPr>
+    </w:lvl>
+    <w:lvl w:ilvl="8" w:tentative="1">
+      <w:start w:val="1"/>
+      <w:numFmt w:val="bullet"/>
+      <w:lvlText w:val=""/>
+      <w:lvlJc w:val="left"/>
+      <w:pPr>
+        <w:tabs>
+          <w:tab w:val="num" w:pos="6480"/>
+        </w:tabs>
+        <w:ind w:left="6480" w:hanging="360"/>
+      </w:pPr>
+      <w:rPr>
+        <w:rFonts w:ascii="Wingdings" w:hAnsi="Wingdings" w:hint="default"/>
+        <w:sz w:val="20"/>
+      </w:rPr>
+    </w:lvl>
+  </w:abstractNum>
+  <w:abstractNum w:abstractNumId="65" w15:restartNumberingAfterBreak="0">
     <w:nsid w:val="6A2731D7"/>
     <w:multiLevelType w:val="multilevel"/>
     <w:tmpl w:val="75CC7E04"/>
@@ -30980,7 +38135,156 @@
       </w:rPr>
     </w:lvl>
   </w:abstractNum>
-  <w:abstractNum w:abstractNumId="45" w15:restartNumberingAfterBreak="0">
+  <w:abstractNum w:abstractNumId="66" w15:restartNumberingAfterBreak="0">
+    <w:nsid w:val="6B393DC9"/>
+    <w:multiLevelType w:val="multilevel"/>
+    <w:tmpl w:val="05669D9E"/>
+    <w:lvl w:ilvl="0">
+      <w:start w:val="1"/>
+      <w:numFmt w:val="bullet"/>
+      <w:lvlText w:val=""/>
+      <w:lvlJc w:val="left"/>
+      <w:pPr>
+        <w:tabs>
+          <w:tab w:val="num" w:pos="720"/>
+        </w:tabs>
+        <w:ind w:left="720" w:hanging="360"/>
+      </w:pPr>
+      <w:rPr>
+        <w:rFonts w:ascii="Symbol" w:hAnsi="Symbol" w:hint="default"/>
+        <w:sz w:val="20"/>
+      </w:rPr>
+    </w:lvl>
+    <w:lvl w:ilvl="1" w:tentative="1">
+      <w:start w:val="1"/>
+      <w:numFmt w:val="bullet"/>
+      <w:lvlText w:val="o"/>
+      <w:lvlJc w:val="left"/>
+      <w:pPr>
+        <w:tabs>
+          <w:tab w:val="num" w:pos="1440"/>
+        </w:tabs>
+        <w:ind w:left="1440" w:hanging="360"/>
+      </w:pPr>
+      <w:rPr>
+        <w:rFonts w:ascii="Courier New" w:hAnsi="Courier New" w:hint="default"/>
+        <w:sz w:val="20"/>
+      </w:rPr>
+    </w:lvl>
+    <w:lvl w:ilvl="2" w:tentative="1">
+      <w:start w:val="1"/>
+      <w:numFmt w:val="bullet"/>
+      <w:lvlText w:val=""/>
+      <w:lvlJc w:val="left"/>
+      <w:pPr>
+        <w:tabs>
+          <w:tab w:val="num" w:pos="2160"/>
+        </w:tabs>
+        <w:ind w:left="2160" w:hanging="360"/>
+      </w:pPr>
+      <w:rPr>
+        <w:rFonts w:ascii="Wingdings" w:hAnsi="Wingdings" w:hint="default"/>
+        <w:sz w:val="20"/>
+      </w:rPr>
+    </w:lvl>
+    <w:lvl w:ilvl="3" w:tentative="1">
+      <w:start w:val="1"/>
+      <w:numFmt w:val="bullet"/>
+      <w:lvlText w:val=""/>
+      <w:lvlJc w:val="left"/>
+      <w:pPr>
+        <w:tabs>
+          <w:tab w:val="num" w:pos="2880"/>
+        </w:tabs>
+        <w:ind w:left="2880" w:hanging="360"/>
+      </w:pPr>
+      <w:rPr>
+        <w:rFonts w:ascii="Wingdings" w:hAnsi="Wingdings" w:hint="default"/>
+        <w:sz w:val="20"/>
+      </w:rPr>
+    </w:lvl>
+    <w:lvl w:ilvl="4" w:tentative="1">
+      <w:start w:val="1"/>
+      <w:numFmt w:val="bullet"/>
+      <w:lvlText w:val=""/>
+      <w:lvlJc w:val="left"/>
+      <w:pPr>
+        <w:tabs>
+          <w:tab w:val="num" w:pos="3600"/>
+        </w:tabs>
+        <w:ind w:left="3600" w:hanging="360"/>
+      </w:pPr>
+      <w:rPr>
+        <w:rFonts w:ascii="Wingdings" w:hAnsi="Wingdings" w:hint="default"/>
+        <w:sz w:val="20"/>
+      </w:rPr>
+    </w:lvl>
+    <w:lvl w:ilvl="5" w:tentative="1">
+      <w:start w:val="1"/>
+      <w:numFmt w:val="bullet"/>
+      <w:lvlText w:val=""/>
+      <w:lvlJc w:val="left"/>
+      <w:pPr>
+        <w:tabs>
+          <w:tab w:val="num" w:pos="4320"/>
+        </w:tabs>
+        <w:ind w:left="4320" w:hanging="360"/>
+      </w:pPr>
+      <w:rPr>
+        <w:rFonts w:ascii="Wingdings" w:hAnsi="Wingdings" w:hint="default"/>
+        <w:sz w:val="20"/>
+      </w:rPr>
+    </w:lvl>
+    <w:lvl w:ilvl="6" w:tentative="1">
+      <w:start w:val="1"/>
+      <w:numFmt w:val="bullet"/>
+      <w:lvlText w:val=""/>
+      <w:lvlJc w:val="left"/>
+      <w:pPr>
+        <w:tabs>
+          <w:tab w:val="num" w:pos="5040"/>
+        </w:tabs>
+        <w:ind w:left="5040" w:hanging="360"/>
+      </w:pPr>
+      <w:rPr>
+        <w:rFonts w:ascii="Wingdings" w:hAnsi="Wingdings" w:hint="default"/>
+        <w:sz w:val="20"/>
+      </w:rPr>
+    </w:lvl>
+    <w:lvl w:ilvl="7" w:tentative="1">
+      <w:start w:val="1"/>
+      <w:numFmt w:val="bullet"/>
+      <w:lvlText w:val=""/>
+      <w:lvlJc w:val="left"/>
+      <w:pPr>
+        <w:tabs>
+          <w:tab w:val="num" w:pos="5760"/>
+        </w:tabs>
+        <w:ind w:left="5760" w:hanging="360"/>
+      </w:pPr>
+      <w:rPr>
+        <w:rFonts w:ascii="Wingdings" w:hAnsi="Wingdings" w:hint="default"/>
+        <w:sz w:val="20"/>
+      </w:rPr>
+    </w:lvl>
+    <w:lvl w:ilvl="8" w:tentative="1">
+      <w:start w:val="1"/>
+      <w:numFmt w:val="bullet"/>
+      <w:lvlText w:val=""/>
+      <w:lvlJc w:val="left"/>
+      <w:pPr>
+        <w:tabs>
+          <w:tab w:val="num" w:pos="6480"/>
+        </w:tabs>
+        <w:ind w:left="6480" w:hanging="360"/>
+      </w:pPr>
+      <w:rPr>
+        <w:rFonts w:ascii="Wingdings" w:hAnsi="Wingdings" w:hint="default"/>
+        <w:sz w:val="20"/>
+      </w:rPr>
+    </w:lvl>
+  </w:abstractNum>
+  <w:abstractNum w:abstractNumId="67" w15:restartNumberingAfterBreak="0">
     <w:nsid w:val="6C787DED"/>
     <w:multiLevelType w:val="multilevel"/>
     <w:tmpl w:val="85269F04"/>
@@ -31093,7 +38397,7 @@
       </w:pPr>
     </w:lvl>
   </w:abstractNum>
-  <w:abstractNum w:abstractNumId="46" w15:restartNumberingAfterBreak="0">
+  <w:abstractNum w:abstractNumId="68" w15:restartNumberingAfterBreak="0">
     <w:nsid w:val="70221461"/>
     <w:multiLevelType w:val="multilevel"/>
     <w:tmpl w:val="F386EBB8"/>
@@ -31242,7 +38546,156 @@
       </w:rPr>
     </w:lvl>
   </w:abstractNum>
-  <w:abstractNum w:abstractNumId="47" w15:restartNumberingAfterBreak="0">
+  <w:abstractNum w:abstractNumId="69" w15:restartNumberingAfterBreak="0">
+    <w:nsid w:val="72561D3E"/>
+    <w:multiLevelType w:val="multilevel"/>
+    <w:tmpl w:val="2F10FDDC"/>
+    <w:lvl w:ilvl="0">
+      <w:start w:val="1"/>
+      <w:numFmt w:val="bullet"/>
+      <w:lvlText w:val=""/>
+      <w:lvlJc w:val="left"/>
+      <w:pPr>
+        <w:tabs>
+          <w:tab w:val="num" w:pos="720"/>
+        </w:tabs>
+        <w:ind w:left="720" w:hanging="360"/>
+      </w:pPr>
+      <w:rPr>
+        <w:rFonts w:ascii="Symbol" w:hAnsi="Symbol" w:hint="default"/>
+        <w:sz w:val="20"/>
+      </w:rPr>
+    </w:lvl>
+    <w:lvl w:ilvl="1" w:tentative="1">
+      <w:start w:val="1"/>
+      <w:numFmt w:val="bullet"/>
+      <w:lvlText w:val="o"/>
+      <w:lvlJc w:val="left"/>
+      <w:pPr>
+        <w:tabs>
+          <w:tab w:val="num" w:pos="1440"/>
+        </w:tabs>
+        <w:ind w:left="1440" w:hanging="360"/>
+      </w:pPr>
+      <w:rPr>
+        <w:rFonts w:ascii="Courier New" w:hAnsi="Courier New" w:hint="default"/>
+        <w:sz w:val="20"/>
+      </w:rPr>
+    </w:lvl>
+    <w:lvl w:ilvl="2" w:tentative="1">
+      <w:start w:val="1"/>
+      <w:numFmt w:val="bullet"/>
+      <w:lvlText w:val=""/>
+      <w:lvlJc w:val="left"/>
+      <w:pPr>
+        <w:tabs>
+          <w:tab w:val="num" w:pos="2160"/>
+        </w:tabs>
+        <w:ind w:left="2160" w:hanging="360"/>
+      </w:pPr>
+      <w:rPr>
+        <w:rFonts w:ascii="Wingdings" w:hAnsi="Wingdings" w:hint="default"/>
+        <w:sz w:val="20"/>
+      </w:rPr>
+    </w:lvl>
+    <w:lvl w:ilvl="3" w:tentative="1">
+      <w:start w:val="1"/>
+      <w:numFmt w:val="bullet"/>
+      <w:lvlText w:val=""/>
+      <w:lvlJc w:val="left"/>
+      <w:pPr>
+        <w:tabs>
+          <w:tab w:val="num" w:pos="2880"/>
+        </w:tabs>
+        <w:ind w:left="2880" w:hanging="360"/>
+      </w:pPr>
+      <w:rPr>
+        <w:rFonts w:ascii="Wingdings" w:hAnsi="Wingdings" w:hint="default"/>
+        <w:sz w:val="20"/>
+      </w:rPr>
+    </w:lvl>
+    <w:lvl w:ilvl="4" w:tentative="1">
+      <w:start w:val="1"/>
+      <w:numFmt w:val="bullet"/>
+      <w:lvlText w:val=""/>
+      <w:lvlJc w:val="left"/>
+      <w:pPr>
+        <w:tabs>
+          <w:tab w:val="num" w:pos="3600"/>
+        </w:tabs>
+        <w:ind w:left="3600" w:hanging="360"/>
+      </w:pPr>
+      <w:rPr>
+        <w:rFonts w:ascii="Wingdings" w:hAnsi="Wingdings" w:hint="default"/>
+        <w:sz w:val="20"/>
+      </w:rPr>
+    </w:lvl>
+    <w:lvl w:ilvl="5" w:tentative="1">
+      <w:start w:val="1"/>
+      <w:numFmt w:val="bullet"/>
+      <w:lvlText w:val=""/>
+      <w:lvlJc w:val="left"/>
+      <w:pPr>
+        <w:tabs>
+          <w:tab w:val="num" w:pos="4320"/>
+        </w:tabs>
+        <w:ind w:left="4320" w:hanging="360"/>
+      </w:pPr>
+      <w:rPr>
+        <w:rFonts w:ascii="Wingdings" w:hAnsi="Wingdings" w:hint="default"/>
+        <w:sz w:val="20"/>
+      </w:rPr>
+    </w:lvl>
+    <w:lvl w:ilvl="6" w:tentative="1">
+      <w:start w:val="1"/>
+      <w:numFmt w:val="bullet"/>
+      <w:lvlText w:val=""/>
+      <w:lvlJc w:val="left"/>
+      <w:pPr>
+        <w:tabs>
+          <w:tab w:val="num" w:pos="5040"/>
+        </w:tabs>
+        <w:ind w:left="5040" w:hanging="360"/>
+      </w:pPr>
+      <w:rPr>
+        <w:rFonts w:ascii="Wingdings" w:hAnsi="Wingdings" w:hint="default"/>
+        <w:sz w:val="20"/>
+      </w:rPr>
+    </w:lvl>
+    <w:lvl w:ilvl="7" w:tentative="1">
+      <w:start w:val="1"/>
+      <w:numFmt w:val="bullet"/>
+      <w:lvlText w:val=""/>
+      <w:lvlJc w:val="left"/>
+      <w:pPr>
+        <w:tabs>
+          <w:tab w:val="num" w:pos="5760"/>
+        </w:tabs>
+        <w:ind w:left="5760" w:hanging="360"/>
+      </w:pPr>
+      <w:rPr>
+        <w:rFonts w:ascii="Wingdings" w:hAnsi="Wingdings" w:hint="default"/>
+        <w:sz w:val="20"/>
+      </w:rPr>
+    </w:lvl>
+    <w:lvl w:ilvl="8" w:tentative="1">
+      <w:start w:val="1"/>
+      <w:numFmt w:val="bullet"/>
+      <w:lvlText w:val=""/>
+      <w:lvlJc w:val="left"/>
+      <w:pPr>
+        <w:tabs>
+          <w:tab w:val="num" w:pos="6480"/>
+        </w:tabs>
+        <w:ind w:left="6480" w:hanging="360"/>
+      </w:pPr>
+      <w:rPr>
+        <w:rFonts w:ascii="Wingdings" w:hAnsi="Wingdings" w:hint="default"/>
+        <w:sz w:val="20"/>
+      </w:rPr>
+    </w:lvl>
+  </w:abstractNum>
+  <w:abstractNum w:abstractNumId="70" w15:restartNumberingAfterBreak="0">
     <w:nsid w:val="74971913"/>
     <w:multiLevelType w:val="multilevel"/>
     <w:tmpl w:val="30522878"/>
@@ -31391,7 +38844,305 @@
       </w:rPr>
     </w:lvl>
   </w:abstractNum>
-  <w:abstractNum w:abstractNumId="48" w15:restartNumberingAfterBreak="0">
+  <w:abstractNum w:abstractNumId="71" w15:restartNumberingAfterBreak="0">
+    <w:nsid w:val="75E229D7"/>
+    <w:multiLevelType w:val="multilevel"/>
+    <w:tmpl w:val="B0868506"/>
+    <w:lvl w:ilvl="0">
+      <w:start w:val="1"/>
+      <w:numFmt w:val="bullet"/>
+      <w:lvlText w:val=""/>
+      <w:lvlJc w:val="left"/>
+      <w:pPr>
+        <w:tabs>
+          <w:tab w:val="num" w:pos="720"/>
+        </w:tabs>
+        <w:ind w:left="720" w:hanging="360"/>
+      </w:pPr>
+      <w:rPr>
+        <w:rFonts w:ascii="Symbol" w:hAnsi="Symbol" w:hint="default"/>
+        <w:sz w:val="20"/>
+      </w:rPr>
+    </w:lvl>
+    <w:lvl w:ilvl="1" w:tentative="1">
+      <w:start w:val="1"/>
+      <w:numFmt w:val="bullet"/>
+      <w:lvlText w:val="o"/>
+      <w:lvlJc w:val="left"/>
+      <w:pPr>
+        <w:tabs>
+          <w:tab w:val="num" w:pos="1440"/>
+        </w:tabs>
+        <w:ind w:left="1440" w:hanging="360"/>
+      </w:pPr>
+      <w:rPr>
+        <w:rFonts w:ascii="Courier New" w:hAnsi="Courier New" w:hint="default"/>
+        <w:sz w:val="20"/>
+      </w:rPr>
+    </w:lvl>
+    <w:lvl w:ilvl="2" w:tentative="1">
+      <w:start w:val="1"/>
+      <w:numFmt w:val="bullet"/>
+      <w:lvlText w:val=""/>
+      <w:lvlJc w:val="left"/>
+      <w:pPr>
+        <w:tabs>
+          <w:tab w:val="num" w:pos="2160"/>
+        </w:tabs>
+        <w:ind w:left="2160" w:hanging="360"/>
+      </w:pPr>
+      <w:rPr>
+        <w:rFonts w:ascii="Wingdings" w:hAnsi="Wingdings" w:hint="default"/>
+        <w:sz w:val="20"/>
+      </w:rPr>
+    </w:lvl>
+    <w:lvl w:ilvl="3" w:tentative="1">
+      <w:start w:val="1"/>
+      <w:numFmt w:val="bullet"/>
+      <w:lvlText w:val=""/>
+      <w:lvlJc w:val="left"/>
+      <w:pPr>
+        <w:tabs>
+          <w:tab w:val="num" w:pos="2880"/>
+        </w:tabs>
+        <w:ind w:left="2880" w:hanging="360"/>
+      </w:pPr>
+      <w:rPr>
+        <w:rFonts w:ascii="Wingdings" w:hAnsi="Wingdings" w:hint="default"/>
+        <w:sz w:val="20"/>
+      </w:rPr>
+    </w:lvl>
+    <w:lvl w:ilvl="4" w:tentative="1">
+      <w:start w:val="1"/>
+      <w:numFmt w:val="bullet"/>
+      <w:lvlText w:val=""/>
+      <w:lvlJc w:val="left"/>
+      <w:pPr>
+        <w:tabs>
+          <w:tab w:val="num" w:pos="3600"/>
+        </w:tabs>
+        <w:ind w:left="3600" w:hanging="360"/>
+      </w:pPr>
+      <w:rPr>
+        <w:rFonts w:ascii="Wingdings" w:hAnsi="Wingdings" w:hint="default"/>
+        <w:sz w:val="20"/>
+      </w:rPr>
+    </w:lvl>
+    <w:lvl w:ilvl="5" w:tentative="1">
+      <w:start w:val="1"/>
+      <w:numFmt w:val="bullet"/>
+      <w:lvlText w:val=""/>
+      <w:lvlJc w:val="left"/>
+      <w:pPr>
+        <w:tabs>
+          <w:tab w:val="num" w:pos="4320"/>
+        </w:tabs>
+        <w:ind w:left="4320" w:hanging="360"/>
+      </w:pPr>
+      <w:rPr>
+        <w:rFonts w:ascii="Wingdings" w:hAnsi="Wingdings" w:hint="default"/>
+        <w:sz w:val="20"/>
+      </w:rPr>
+    </w:lvl>
+    <w:lvl w:ilvl="6" w:tentative="1">
+      <w:start w:val="1"/>
+      <w:numFmt w:val="bullet"/>
+      <w:lvlText w:val=""/>
+      <w:lvlJc w:val="left"/>
+      <w:pPr>
+        <w:tabs>
+          <w:tab w:val="num" w:pos="5040"/>
+        </w:tabs>
+        <w:ind w:left="5040" w:hanging="360"/>
+      </w:pPr>
+      <w:rPr>
+        <w:rFonts w:ascii="Wingdings" w:hAnsi="Wingdings" w:hint="default"/>
+        <w:sz w:val="20"/>
+      </w:rPr>
+    </w:lvl>
+    <w:lvl w:ilvl="7" w:tentative="1">
+      <w:start w:val="1"/>
+      <w:numFmt w:val="bullet"/>
+      <w:lvlText w:val=""/>
+      <w:lvlJc w:val="left"/>
+      <w:pPr>
+        <w:tabs>
+          <w:tab w:val="num" w:pos="5760"/>
+        </w:tabs>
+        <w:ind w:left="5760" w:hanging="360"/>
+      </w:pPr>
+      <w:rPr>
+        <w:rFonts w:ascii="Wingdings" w:hAnsi="Wingdings" w:hint="default"/>
+        <w:sz w:val="20"/>
+      </w:rPr>
+    </w:lvl>
+    <w:lvl w:ilvl="8" w:tentative="1">
+      <w:start w:val="1"/>
+      <w:numFmt w:val="bullet"/>
+      <w:lvlText w:val=""/>
+      <w:lvlJc w:val="left"/>
+      <w:pPr>
+        <w:tabs>
+          <w:tab w:val="num" w:pos="6480"/>
+        </w:tabs>
+        <w:ind w:left="6480" w:hanging="360"/>
+      </w:pPr>
+      <w:rPr>
+        <w:rFonts w:ascii="Wingdings" w:hAnsi="Wingdings" w:hint="default"/>
+        <w:sz w:val="20"/>
+      </w:rPr>
+    </w:lvl>
+  </w:abstractNum>
+  <w:abstractNum w:abstractNumId="72" w15:restartNumberingAfterBreak="0">
+    <w:nsid w:val="78117652"/>
+    <w:multiLevelType w:val="multilevel"/>
+    <w:tmpl w:val="FE7EEA6C"/>
+    <w:lvl w:ilvl="0">
+      <w:start w:val="1"/>
+      <w:numFmt w:val="bullet"/>
+      <w:lvlText w:val=""/>
+      <w:lvlJc w:val="left"/>
+      <w:pPr>
+        <w:tabs>
+          <w:tab w:val="num" w:pos="720"/>
+        </w:tabs>
+        <w:ind w:left="720" w:hanging="360"/>
+      </w:pPr>
+      <w:rPr>
+        <w:rFonts w:ascii="Symbol" w:hAnsi="Symbol" w:hint="default"/>
+        <w:sz w:val="20"/>
+      </w:rPr>
+    </w:lvl>
+    <w:lvl w:ilvl="1" w:tentative="1">
+      <w:start w:val="1"/>
+      <w:numFmt w:val="bullet"/>
+      <w:lvlText w:val="o"/>
+      <w:lvlJc w:val="left"/>
+      <w:pPr>
+        <w:tabs>
+          <w:tab w:val="num" w:pos="1440"/>
+        </w:tabs>
+        <w:ind w:left="1440" w:hanging="360"/>
+      </w:pPr>
+      <w:rPr>
+        <w:rFonts w:ascii="Courier New" w:hAnsi="Courier New" w:hint="default"/>
+        <w:sz w:val="20"/>
+      </w:rPr>
+    </w:lvl>
+    <w:lvl w:ilvl="2" w:tentative="1">
+      <w:start w:val="1"/>
+      <w:numFmt w:val="bullet"/>
+      <w:lvlText w:val=""/>
+      <w:lvlJc w:val="left"/>
+      <w:pPr>
+        <w:tabs>
+          <w:tab w:val="num" w:pos="2160"/>
+        </w:tabs>
+        <w:ind w:left="2160" w:hanging="360"/>
+      </w:pPr>
+      <w:rPr>
+        <w:rFonts w:ascii="Wingdings" w:hAnsi="Wingdings" w:hint="default"/>
+        <w:sz w:val="20"/>
+      </w:rPr>
+    </w:lvl>
+    <w:lvl w:ilvl="3" w:tentative="1">
+      <w:start w:val="1"/>
+      <w:numFmt w:val="bullet"/>
+      <w:lvlText w:val=""/>
+      <w:lvlJc w:val="left"/>
+      <w:pPr>
+        <w:tabs>
+          <w:tab w:val="num" w:pos="2880"/>
+        </w:tabs>
+        <w:ind w:left="2880" w:hanging="360"/>
+      </w:pPr>
+      <w:rPr>
+        <w:rFonts w:ascii="Wingdings" w:hAnsi="Wingdings" w:hint="default"/>
+        <w:sz w:val="20"/>
+      </w:rPr>
+    </w:lvl>
+    <w:lvl w:ilvl="4" w:tentative="1">
+      <w:start w:val="1"/>
+      <w:numFmt w:val="bullet"/>
+      <w:lvlText w:val=""/>
+      <w:lvlJc w:val="left"/>
+      <w:pPr>
+        <w:tabs>
+          <w:tab w:val="num" w:pos="3600"/>
+        </w:tabs>
+        <w:ind w:left="3600" w:hanging="360"/>
+      </w:pPr>
+      <w:rPr>
+        <w:rFonts w:ascii="Wingdings" w:hAnsi="Wingdings" w:hint="default"/>
+        <w:sz w:val="20"/>
+      </w:rPr>
+    </w:lvl>
+    <w:lvl w:ilvl="5" w:tentative="1">
+      <w:start w:val="1"/>
+      <w:numFmt w:val="bullet"/>
+      <w:lvlText w:val=""/>
+      <w:lvlJc w:val="left"/>
+      <w:pPr>
+        <w:tabs>
+          <w:tab w:val="num" w:pos="4320"/>
+        </w:tabs>
+        <w:ind w:left="4320" w:hanging="360"/>
+      </w:pPr>
+      <w:rPr>
+        <w:rFonts w:ascii="Wingdings" w:hAnsi="Wingdings" w:hint="default"/>
+        <w:sz w:val="20"/>
+      </w:rPr>
+    </w:lvl>
+    <w:lvl w:ilvl="6" w:tentative="1">
+      <w:start w:val="1"/>
+      <w:numFmt w:val="bullet"/>
+      <w:lvlText w:val=""/>
+      <w:lvlJc w:val="left"/>
+      <w:pPr>
+        <w:tabs>
+          <w:tab w:val="num" w:pos="5040"/>
+        </w:tabs>
+        <w:ind w:left="5040" w:hanging="360"/>
+      </w:pPr>
+      <w:rPr>
+        <w:rFonts w:ascii="Wingdings" w:hAnsi="Wingdings" w:hint="default"/>
+        <w:sz w:val="20"/>
+      </w:rPr>
+    </w:lvl>
+    <w:lvl w:ilvl="7" w:tentative="1">
+      <w:start w:val="1"/>
+      <w:numFmt w:val="bullet"/>
+      <w:lvlText w:val=""/>
+      <w:lvlJc w:val="left"/>
+      <w:pPr>
+        <w:tabs>
+          <w:tab w:val="num" w:pos="5760"/>
+        </w:tabs>
+        <w:ind w:left="5760" w:hanging="360"/>
+      </w:pPr>
+      <w:rPr>
+        <w:rFonts w:ascii="Wingdings" w:hAnsi="Wingdings" w:hint="default"/>
+        <w:sz w:val="20"/>
+      </w:rPr>
+    </w:lvl>
+    <w:lvl w:ilvl="8" w:tentative="1">
+      <w:start w:val="1"/>
+      <w:numFmt w:val="bullet"/>
+      <w:lvlText w:val=""/>
+      <w:lvlJc w:val="left"/>
+      <w:pPr>
+        <w:tabs>
+          <w:tab w:val="num" w:pos="6480"/>
+        </w:tabs>
+        <w:ind w:left="6480" w:hanging="360"/>
+      </w:pPr>
+      <w:rPr>
+        <w:rFonts w:ascii="Wingdings" w:hAnsi="Wingdings" w:hint="default"/>
+        <w:sz w:val="20"/>
+      </w:rPr>
+    </w:lvl>
+  </w:abstractNum>
+  <w:abstractNum w:abstractNumId="73" w15:restartNumberingAfterBreak="0">
     <w:nsid w:val="78761FCA"/>
     <w:multiLevelType w:val="multilevel"/>
     <w:tmpl w:val="908E3A4A"/>
@@ -31540,7 +39291,156 @@
       </w:rPr>
     </w:lvl>
   </w:abstractNum>
-  <w:abstractNum w:abstractNumId="49" w15:restartNumberingAfterBreak="0">
+  <w:abstractNum w:abstractNumId="74" w15:restartNumberingAfterBreak="0">
+    <w:nsid w:val="78DA21E5"/>
+    <w:multiLevelType w:val="multilevel"/>
+    <w:tmpl w:val="2444A020"/>
+    <w:lvl w:ilvl="0">
+      <w:start w:val="1"/>
+      <w:numFmt w:val="bullet"/>
+      <w:lvlText w:val=""/>
+      <w:lvlJc w:val="left"/>
+      <w:pPr>
+        <w:tabs>
+          <w:tab w:val="num" w:pos="720"/>
+        </w:tabs>
+        <w:ind w:left="720" w:hanging="360"/>
+      </w:pPr>
+      <w:rPr>
+        <w:rFonts w:ascii="Symbol" w:hAnsi="Symbol" w:hint="default"/>
+        <w:sz w:val="20"/>
+      </w:rPr>
+    </w:lvl>
+    <w:lvl w:ilvl="1" w:tentative="1">
+      <w:start w:val="1"/>
+      <w:numFmt w:val="bullet"/>
+      <w:lvlText w:val="o"/>
+      <w:lvlJc w:val="left"/>
+      <w:pPr>
+        <w:tabs>
+          <w:tab w:val="num" w:pos="1440"/>
+        </w:tabs>
+        <w:ind w:left="1440" w:hanging="360"/>
+      </w:pPr>
+      <w:rPr>
+        <w:rFonts w:ascii="Courier New" w:hAnsi="Courier New" w:hint="default"/>
+        <w:sz w:val="20"/>
+      </w:rPr>
+    </w:lvl>
+    <w:lvl w:ilvl="2" w:tentative="1">
+      <w:start w:val="1"/>
+      <w:numFmt w:val="bullet"/>
+      <w:lvlText w:val=""/>
+      <w:lvlJc w:val="left"/>
+      <w:pPr>
+        <w:tabs>
+          <w:tab w:val="num" w:pos="2160"/>
+        </w:tabs>
+        <w:ind w:left="2160" w:hanging="360"/>
+      </w:pPr>
+      <w:rPr>
+        <w:rFonts w:ascii="Wingdings" w:hAnsi="Wingdings" w:hint="default"/>
+        <w:sz w:val="20"/>
+      </w:rPr>
+    </w:lvl>
+    <w:lvl w:ilvl="3" w:tentative="1">
+      <w:start w:val="1"/>
+      <w:numFmt w:val="bullet"/>
+      <w:lvlText w:val=""/>
+      <w:lvlJc w:val="left"/>
+      <w:pPr>
+        <w:tabs>
+          <w:tab w:val="num" w:pos="2880"/>
+        </w:tabs>
+        <w:ind w:left="2880" w:hanging="360"/>
+      </w:pPr>
+      <w:rPr>
+        <w:rFonts w:ascii="Wingdings" w:hAnsi="Wingdings" w:hint="default"/>
+        <w:sz w:val="20"/>
+      </w:rPr>
+    </w:lvl>
+    <w:lvl w:ilvl="4" w:tentative="1">
+      <w:start w:val="1"/>
+      <w:numFmt w:val="bullet"/>
+      <w:lvlText w:val=""/>
+      <w:lvlJc w:val="left"/>
+      <w:pPr>
+        <w:tabs>
+          <w:tab w:val="num" w:pos="3600"/>
+        </w:tabs>
+        <w:ind w:left="3600" w:hanging="360"/>
+      </w:pPr>
+      <w:rPr>
+        <w:rFonts w:ascii="Wingdings" w:hAnsi="Wingdings" w:hint="default"/>
+        <w:sz w:val="20"/>
+      </w:rPr>
+    </w:lvl>
+    <w:lvl w:ilvl="5" w:tentative="1">
+      <w:start w:val="1"/>
+      <w:numFmt w:val="bullet"/>
+      <w:lvlText w:val=""/>
+      <w:lvlJc w:val="left"/>
+      <w:pPr>
+        <w:tabs>
+          <w:tab w:val="num" w:pos="4320"/>
+        </w:tabs>
+        <w:ind w:left="4320" w:hanging="360"/>
+      </w:pPr>
+      <w:rPr>
+        <w:rFonts w:ascii="Wingdings" w:hAnsi="Wingdings" w:hint="default"/>
+        <w:sz w:val="20"/>
+      </w:rPr>
+    </w:lvl>
+    <w:lvl w:ilvl="6" w:tentative="1">
+      <w:start w:val="1"/>
+      <w:numFmt w:val="bullet"/>
+      <w:lvlText w:val=""/>
+      <w:lvlJc w:val="left"/>
+      <w:pPr>
+        <w:tabs>
+          <w:tab w:val="num" w:pos="5040"/>
+        </w:tabs>
+        <w:ind w:left="5040" w:hanging="360"/>
+      </w:pPr>
+      <w:rPr>
+        <w:rFonts w:ascii="Wingdings" w:hAnsi="Wingdings" w:hint="default"/>
+        <w:sz w:val="20"/>
+      </w:rPr>
+    </w:lvl>
+    <w:lvl w:ilvl="7" w:tentative="1">
+      <w:start w:val="1"/>
+      <w:numFmt w:val="bullet"/>
+      <w:lvlText w:val=""/>
+      <w:lvlJc w:val="left"/>
+      <w:pPr>
+        <w:tabs>
+          <w:tab w:val="num" w:pos="5760"/>
+        </w:tabs>
+        <w:ind w:left="5760" w:hanging="360"/>
+      </w:pPr>
+      <w:rPr>
+        <w:rFonts w:ascii="Wingdings" w:hAnsi="Wingdings" w:hint="default"/>
+        <w:sz w:val="20"/>
+      </w:rPr>
+    </w:lvl>
+    <w:lvl w:ilvl="8" w:tentative="1">
+      <w:start w:val="1"/>
+      <w:numFmt w:val="bullet"/>
+      <w:lvlText w:val=""/>
+      <w:lvlJc w:val="left"/>
+      <w:pPr>
+        <w:tabs>
+          <w:tab w:val="num" w:pos="6480"/>
+        </w:tabs>
+        <w:ind w:left="6480" w:hanging="360"/>
+      </w:pPr>
+      <w:rPr>
+        <w:rFonts w:ascii="Wingdings" w:hAnsi="Wingdings" w:hint="default"/>
+        <w:sz w:val="20"/>
+      </w:rPr>
+    </w:lvl>
+  </w:abstractNum>
+  <w:abstractNum w:abstractNumId="75" w15:restartNumberingAfterBreak="0">
     <w:nsid w:val="79FB672B"/>
     <w:multiLevelType w:val="multilevel"/>
     <w:tmpl w:val="6D7A53F6"/>
@@ -31689,7 +39589,7 @@
       </w:rPr>
     </w:lvl>
   </w:abstractNum>
-  <w:abstractNum w:abstractNumId="50" w15:restartNumberingAfterBreak="0">
+  <w:abstractNum w:abstractNumId="76" w15:restartNumberingAfterBreak="0">
     <w:nsid w:val="7C0528FB"/>
     <w:multiLevelType w:val="multilevel"/>
     <w:tmpl w:val="CE063726"/>
@@ -31838,7 +39738,7 @@
       </w:rPr>
     </w:lvl>
   </w:abstractNum>
-  <w:abstractNum w:abstractNumId="51" w15:restartNumberingAfterBreak="0">
+  <w:abstractNum w:abstractNumId="77" w15:restartNumberingAfterBreak="0">
     <w:nsid w:val="7EDA4641"/>
     <w:multiLevelType w:val="hybridMultilevel"/>
     <w:tmpl w:val="014881A4"/>
@@ -31925,160 +39825,238 @@
     </w:lvl>
   </w:abstractNum>
   <w:num w:numId="1" w16cid:durableId="623199021">
-    <w:abstractNumId w:val="33"/>
+    <w:abstractNumId w:val="49"/>
   </w:num>
   <w:num w:numId="2" w16cid:durableId="1671329776">
-    <w:abstractNumId w:val="51"/>
+    <w:abstractNumId w:val="77"/>
   </w:num>
   <w:num w:numId="3" w16cid:durableId="584001579">
-    <w:abstractNumId w:val="25"/>
+    <w:abstractNumId w:val="40"/>
   </w:num>
   <w:num w:numId="4" w16cid:durableId="90665425">
-    <w:abstractNumId w:val="20"/>
+    <w:abstractNumId w:val="34"/>
   </w:num>
   <w:num w:numId="5" w16cid:durableId="426466687">
-    <w:abstractNumId w:val="10"/>
+    <w:abstractNumId w:val="16"/>
   </w:num>
   <w:num w:numId="6" w16cid:durableId="1853062822">
-    <w:abstractNumId w:val="23"/>
+    <w:abstractNumId w:val="38"/>
   </w:num>
   <w:num w:numId="7" w16cid:durableId="790707758">
     <w:abstractNumId w:val="1"/>
   </w:num>
   <w:num w:numId="8" w16cid:durableId="1302081722">
-    <w:abstractNumId w:val="41"/>
+    <w:abstractNumId w:val="60"/>
   </w:num>
   <w:num w:numId="9" w16cid:durableId="580723855">
-    <w:abstractNumId w:val="24"/>
+    <w:abstractNumId w:val="39"/>
   </w:num>
   <w:num w:numId="10" w16cid:durableId="1744524852">
+    <w:abstractNumId w:val="70"/>
+  </w:num>
+  <w:num w:numId="11" w16cid:durableId="1055199113">
+    <w:abstractNumId w:val="63"/>
+  </w:num>
+  <w:num w:numId="12" w16cid:durableId="1120881405">
+    <w:abstractNumId w:val="9"/>
+  </w:num>
+  <w:num w:numId="13" w16cid:durableId="59179340">
+    <w:abstractNumId w:val="15"/>
+  </w:num>
+  <w:num w:numId="14" w16cid:durableId="580019016">
+    <w:abstractNumId w:val="58"/>
+  </w:num>
+  <w:num w:numId="15" w16cid:durableId="607271648">
+    <w:abstractNumId w:val="53"/>
+  </w:num>
+  <w:num w:numId="16" w16cid:durableId="1619529151">
+    <w:abstractNumId w:val="51"/>
+  </w:num>
+  <w:num w:numId="17" w16cid:durableId="398285698">
+    <w:abstractNumId w:val="36"/>
+  </w:num>
+  <w:num w:numId="18" w16cid:durableId="2006325091">
+    <w:abstractNumId w:val="45"/>
+  </w:num>
+  <w:num w:numId="19" w16cid:durableId="908462668">
     <w:abstractNumId w:val="47"/>
   </w:num>
-  <w:num w:numId="11" w16cid:durableId="1055199113">
-    <w:abstractNumId w:val="43"/>
-  </w:num>
-  <w:num w:numId="12" w16cid:durableId="1120881405">
-    <w:abstractNumId w:val="6"/>
-  </w:num>
-  <w:num w:numId="13" w16cid:durableId="59179340">
-    <w:abstractNumId w:val="9"/>
-  </w:num>
-  <w:num w:numId="14" w16cid:durableId="580019016">
-    <w:abstractNumId w:val="39"/>
-  </w:num>
-  <w:num w:numId="15" w16cid:durableId="607271648">
-    <w:abstractNumId w:val="35"/>
-  </w:num>
-  <w:num w:numId="16" w16cid:durableId="1619529151">
-    <w:abstractNumId w:val="34"/>
-  </w:num>
-  <w:num w:numId="17" w16cid:durableId="398285698">
-    <w:abstractNumId w:val="21"/>
-  </w:num>
-  <w:num w:numId="18" w16cid:durableId="2006325091">
-    <w:abstractNumId w:val="29"/>
-  </w:num>
-  <w:num w:numId="19" w16cid:durableId="908462668">
-    <w:abstractNumId w:val="31"/>
-  </w:num>
   <w:num w:numId="20" w16cid:durableId="413824019">
-    <w:abstractNumId w:val="37"/>
+    <w:abstractNumId w:val="56"/>
   </w:num>
   <w:num w:numId="21" w16cid:durableId="1285499921">
-    <w:abstractNumId w:val="7"/>
+    <w:abstractNumId w:val="11"/>
   </w:num>
   <w:num w:numId="22" w16cid:durableId="1879925802">
-    <w:abstractNumId w:val="22"/>
+    <w:abstractNumId w:val="37"/>
   </w:num>
   <w:num w:numId="23" w16cid:durableId="680470525">
     <w:abstractNumId w:val="4"/>
   </w:num>
   <w:num w:numId="24" w16cid:durableId="1819835965">
-    <w:abstractNumId w:val="27"/>
+    <w:abstractNumId w:val="42"/>
   </w:num>
   <w:num w:numId="25" w16cid:durableId="1292174397">
-    <w:abstractNumId w:val="28"/>
+    <w:abstractNumId w:val="43"/>
   </w:num>
   <w:num w:numId="26" w16cid:durableId="1619410333">
+    <w:abstractNumId w:val="46"/>
+  </w:num>
+  <w:num w:numId="27" w16cid:durableId="1179543986">
+    <w:abstractNumId w:val="7"/>
+  </w:num>
+  <w:num w:numId="28" w16cid:durableId="1093238346">
+    <w:abstractNumId w:val="25"/>
+  </w:num>
+  <w:num w:numId="29" w16cid:durableId="1052969173">
     <w:abstractNumId w:val="30"/>
   </w:num>
-  <w:num w:numId="27" w16cid:durableId="1179543986">
-    <w:abstractNumId w:val="5"/>
-  </w:num>
-  <w:num w:numId="28" w16cid:durableId="1093238346">
-    <w:abstractNumId w:val="14"/>
-  </w:num>
-  <w:num w:numId="29" w16cid:durableId="1052969173">
-    <w:abstractNumId w:val="17"/>
-  </w:num>
   <w:num w:numId="30" w16cid:durableId="1009524724">
-    <w:abstractNumId w:val="49"/>
+    <w:abstractNumId w:val="75"/>
   </w:num>
   <w:num w:numId="31" w16cid:durableId="2086102133">
     <w:abstractNumId w:val="3"/>
   </w:num>
   <w:num w:numId="32" w16cid:durableId="691415333">
-    <w:abstractNumId w:val="13"/>
+    <w:abstractNumId w:val="23"/>
   </w:num>
   <w:num w:numId="33" w16cid:durableId="1811245128">
-    <w:abstractNumId w:val="16"/>
+    <w:abstractNumId w:val="28"/>
   </w:num>
   <w:num w:numId="34" w16cid:durableId="1115372750">
-    <w:abstractNumId w:val="46"/>
+    <w:abstractNumId w:val="68"/>
   </w:num>
   <w:num w:numId="35" w16cid:durableId="476075381">
-    <w:abstractNumId w:val="15"/>
+    <w:abstractNumId w:val="26"/>
   </w:num>
   <w:num w:numId="36" w16cid:durableId="1670866655">
-    <w:abstractNumId w:val="19"/>
+    <w:abstractNumId w:val="33"/>
   </w:num>
   <w:num w:numId="37" w16cid:durableId="1939941101">
-    <w:abstractNumId w:val="45"/>
+    <w:abstractNumId w:val="67"/>
   </w:num>
   <w:num w:numId="38" w16cid:durableId="2098598944">
-    <w:abstractNumId w:val="12"/>
+    <w:abstractNumId w:val="22"/>
   </w:num>
   <w:num w:numId="39" w16cid:durableId="1171260568">
-    <w:abstractNumId w:val="48"/>
+    <w:abstractNumId w:val="73"/>
   </w:num>
   <w:num w:numId="40" w16cid:durableId="469056260">
-    <w:abstractNumId w:val="50"/>
+    <w:abstractNumId w:val="76"/>
   </w:num>
   <w:num w:numId="41" w16cid:durableId="2042045801">
-    <w:abstractNumId w:val="40"/>
+    <w:abstractNumId w:val="59"/>
   </w:num>
   <w:num w:numId="42" w16cid:durableId="1761173206">
-    <w:abstractNumId w:val="36"/>
+    <w:abstractNumId w:val="54"/>
   </w:num>
   <w:num w:numId="43" w16cid:durableId="1077244091">
-    <w:abstractNumId w:val="11"/>
+    <w:abstractNumId w:val="21"/>
   </w:num>
   <w:num w:numId="44" w16cid:durableId="587663913">
-    <w:abstractNumId w:val="42"/>
+    <w:abstractNumId w:val="62"/>
   </w:num>
   <w:num w:numId="45" w16cid:durableId="768424809">
     <w:abstractNumId w:val="2"/>
   </w:num>
   <w:num w:numId="46" w16cid:durableId="810369240">
-    <w:abstractNumId w:val="38"/>
+    <w:abstractNumId w:val="57"/>
   </w:num>
   <w:num w:numId="47" w16cid:durableId="153763709">
-    <w:abstractNumId w:val="26"/>
+    <w:abstractNumId w:val="41"/>
   </w:num>
   <w:num w:numId="48" w16cid:durableId="1307930969">
+    <w:abstractNumId w:val="48"/>
+  </w:num>
+  <w:num w:numId="49" w16cid:durableId="100497987">
     <w:abstractNumId w:val="32"/>
   </w:num>
-  <w:num w:numId="49" w16cid:durableId="100497987">
-    <w:abstractNumId w:val="18"/>
-  </w:num>
   <w:num w:numId="50" w16cid:durableId="1824665545">
-    <w:abstractNumId w:val="44"/>
+    <w:abstractNumId w:val="65"/>
   </w:num>
   <w:num w:numId="51" w16cid:durableId="1613633847">
     <w:abstractNumId w:val="0"/>
   </w:num>
   <w:num w:numId="52" w16cid:durableId="203448760">
+    <w:abstractNumId w:val="13"/>
+  </w:num>
+  <w:num w:numId="53" w16cid:durableId="1672490257">
+    <w:abstractNumId w:val="19"/>
+  </w:num>
+  <w:num w:numId="54" w16cid:durableId="788223">
     <w:abstractNumId w:val="8"/>
+  </w:num>
+  <w:num w:numId="55" w16cid:durableId="1411729357">
+    <w:abstractNumId w:val="10"/>
+  </w:num>
+  <w:num w:numId="56" w16cid:durableId="1812476628">
+    <w:abstractNumId w:val="44"/>
+  </w:num>
+  <w:num w:numId="57" w16cid:durableId="1497108853">
+    <w:abstractNumId w:val="17"/>
+  </w:num>
+  <w:num w:numId="58" w16cid:durableId="499852540">
+    <w:abstractNumId w:val="64"/>
+  </w:num>
+  <w:num w:numId="59" w16cid:durableId="875656389">
+    <w:abstractNumId w:val="18"/>
+  </w:num>
+  <w:num w:numId="60" w16cid:durableId="684020563">
+    <w:abstractNumId w:val="27"/>
+  </w:num>
+  <w:num w:numId="61" w16cid:durableId="400762130">
+    <w:abstractNumId w:val="55"/>
+  </w:num>
+  <w:num w:numId="62" w16cid:durableId="471098549">
+    <w:abstractNumId w:val="66"/>
+  </w:num>
+  <w:num w:numId="63" w16cid:durableId="1613241918">
+    <w:abstractNumId w:val="72"/>
+  </w:num>
+  <w:num w:numId="64" w16cid:durableId="1712877706">
+    <w:abstractNumId w:val="71"/>
+  </w:num>
+  <w:num w:numId="65" w16cid:durableId="656229644">
+    <w:abstractNumId w:val="24"/>
+  </w:num>
+  <w:num w:numId="66" w16cid:durableId="2074083513">
+    <w:abstractNumId w:val="14"/>
+  </w:num>
+  <w:num w:numId="67" w16cid:durableId="1497768268">
+    <w:abstractNumId w:val="31"/>
+  </w:num>
+  <w:num w:numId="68" w16cid:durableId="1499350294">
+    <w:abstractNumId w:val="5"/>
+  </w:num>
+  <w:num w:numId="69" w16cid:durableId="1745104932">
+    <w:abstractNumId w:val="12"/>
+  </w:num>
+  <w:num w:numId="70" w16cid:durableId="961351009">
+    <w:abstractNumId w:val="74"/>
+  </w:num>
+  <w:num w:numId="71" w16cid:durableId="1336031971">
+    <w:abstractNumId w:val="69"/>
+  </w:num>
+  <w:num w:numId="72" w16cid:durableId="1134559950">
+    <w:abstractNumId w:val="52"/>
+  </w:num>
+  <w:num w:numId="73" w16cid:durableId="1828741673">
+    <w:abstractNumId w:val="50"/>
+  </w:num>
+  <w:num w:numId="74" w16cid:durableId="461926924">
+    <w:abstractNumId w:val="20"/>
+  </w:num>
+  <w:num w:numId="75" w16cid:durableId="403603298">
+    <w:abstractNumId w:val="6"/>
+  </w:num>
+  <w:num w:numId="76" w16cid:durableId="130024818">
+    <w:abstractNumId w:val="29"/>
+  </w:num>
+  <w:num w:numId="77" w16cid:durableId="170220969">
+    <w:abstractNumId w:val="61"/>
+  </w:num>
+  <w:num w:numId="78" w16cid:durableId="948393116">
+    <w:abstractNumId w:val="35"/>
   </w:num>
 </w:numbering>
 </file>
@@ -32485,7 +40463,6 @@
   <w:style w:type="character" w:default="1" w:styleId="DefaultParagraphFont">
     <w:name w:val="Default Paragraph Font"/>
     <w:uiPriority w:val="1"/>
-    <w:semiHidden/>
     <w:unhideWhenUsed/>
   </w:style>
   <w:style w:type="table" w:default="1" w:styleId="TableNormal">

--- a/Advance_Python/Advance Python.docx
+++ b/Advance_Python/Advance Python.docx
@@ -3178,14 +3178,6 @@
           <w:bCs/>
         </w:rPr>
       </w:pPr>
-    </w:p>
-    <w:p>
-      <w:pPr>
-        <w:rPr>
-          <w:b/>
-          <w:bCs/>
-        </w:rPr>
-      </w:pPr>
       <w:r>
         <w:rPr>
           <w:b/>
@@ -3477,22 +3469,22 @@
     </w:p>
     <w:p>
       <w:r>
+        <w:t>Packages can be shared and installed using pip.</w:t>
+      </w:r>
+    </w:p>
+    <w:p>
+      <w:pPr>
+        <w:rPr>
+          <w:b/>
+          <w:bCs/>
+        </w:rPr>
+      </w:pPr>
+      <w:r>
+        <w:rPr>
+          <w:b/>
+          <w:bCs/>
+        </w:rPr>
         <w:lastRenderedPageBreak/>
-        <w:t>Packages can be shared and installed using pip.</w:t>
-      </w:r>
-    </w:p>
-    <w:p>
-      <w:pPr>
-        <w:rPr>
-          <w:b/>
-          <w:bCs/>
-        </w:rPr>
-      </w:pPr>
-      <w:r>
-        <w:rPr>
-          <w:b/>
-          <w:bCs/>
-        </w:rPr>
         <w:t>Creating an Installable Package</w:t>
       </w:r>
     </w:p>
@@ -4142,7 +4134,6 @@
               <w:spacing w:after="160" w:line="259" w:lineRule="auto"/>
             </w:pPr>
             <w:r>
-              <w:lastRenderedPageBreak/>
               <w:t>Structure</w:t>
             </w:r>
           </w:p>
@@ -4208,6 +4199,7 @@
               <w:spacing w:after="160" w:line="259" w:lineRule="auto"/>
             </w:pPr>
             <w:r>
+              <w:lastRenderedPageBreak/>
               <w:t>Scope</w:t>
             </w:r>
           </w:p>
@@ -6651,6 +6643,14 @@
           <w:bCs/>
         </w:rPr>
       </w:pPr>
+    </w:p>
+    <w:p>
+      <w:pPr>
+        <w:rPr>
+          <w:b/>
+          <w:bCs/>
+        </w:rPr>
+      </w:pPr>
       <w:r>
         <w:rPr>
           <w:b/>
@@ -6788,6 +6788,7 @@
               <w:spacing w:after="160" w:line="259" w:lineRule="auto"/>
             </w:pPr>
             <w:r>
+              <w:lastRenderedPageBreak/>
               <w:t>open()</w:t>
             </w:r>
           </w:p>
@@ -6823,7 +6824,6 @@
               <w:spacing w:after="160" w:line="259" w:lineRule="auto"/>
             </w:pPr>
             <w:r>
-              <w:lastRenderedPageBreak/>
               <w:t>close()</w:t>
             </w:r>
           </w:p>
@@ -6916,6 +6916,79 @@
         </w:tc>
       </w:tr>
     </w:tbl>
+    <w:p/>
+    <w:p>
+      <w:pPr>
+        <w:rPr>
+          <w:b/>
+          <w:bCs/>
+        </w:rPr>
+      </w:pPr>
+      <w:r>
+        <w:rPr>
+          <w:b/>
+          <w:bCs/>
+        </w:rPr>
+        <w:t>File pointer operations</w:t>
+      </w:r>
+    </w:p>
+    <w:p>
+      <w:pPr>
+        <w:rPr>
+          <w:b/>
+          <w:bCs/>
+        </w:rPr>
+      </w:pPr>
+      <w:r>
+        <w:rPr>
+          <w:b/>
+          <w:bCs/>
+        </w:rPr>
+        <w:t>tell()</w:t>
+      </w:r>
+    </w:p>
+    <w:p>
+      <w:r>
+        <w:t>Returns current cursor position.</w:t>
+      </w:r>
+    </w:p>
+    <w:p>
+      <w:r>
+        <w:t>pos = f.tell()</w:t>
+      </w:r>
+    </w:p>
+    <w:p>
+      <w:r>
+        <w:pict w14:anchorId="09C39163">
+          <v:rect id="_x0000_i1652" style="width:0;height:1.5pt" o:hralign="center" o:hrstd="t" o:hr="t" fillcolor="#a0a0a0" stroked="f"/>
+        </w:pict>
+      </w:r>
+    </w:p>
+    <w:p>
+      <w:pPr>
+        <w:rPr>
+          <w:b/>
+          <w:bCs/>
+        </w:rPr>
+      </w:pPr>
+      <w:r>
+        <w:rPr>
+          <w:b/>
+          <w:bCs/>
+        </w:rPr>
+        <w:t>seek()</w:t>
+      </w:r>
+    </w:p>
+    <w:p>
+      <w:r>
+        <w:t>Moves cursor to position.</w:t>
+      </w:r>
+    </w:p>
+    <w:p>
+      <w:r>
+        <w:t>f.seek(0)  # go to start</w:t>
+      </w:r>
+    </w:p>
     <w:p/>
     <w:p>
       <w:pPr>
@@ -7211,6 +7284,7 @@
         </w:numPr>
       </w:pPr>
       <w:r>
+        <w:lastRenderedPageBreak/>
         <w:t>Dictionary-based reading/writing</w:t>
       </w:r>
     </w:p>
@@ -7333,7 +7407,6 @@
               <w:spacing w:after="160" w:line="259" w:lineRule="auto"/>
             </w:pPr>
             <w:r>
-              <w:lastRenderedPageBreak/>
               <w:t>JSON Type</w:t>
             </w:r>
           </w:p>
@@ -7718,6 +7791,7 @@
           <w:b/>
           <w:bCs/>
         </w:rPr>
+        <w:lastRenderedPageBreak/>
         <w:t>4. XML File Operations (.xml)</w:t>
       </w:r>
     </w:p>
@@ -7930,7 +8004,6 @@
               <w:spacing w:after="160" w:line="259" w:lineRule="auto"/>
             </w:pPr>
             <w:r>
-              <w:lastRenderedPageBreak/>
               <w:t>Tree structure</w:t>
             </w:r>
           </w:p>
@@ -8240,6 +8313,7 @@
               <w:spacing w:after="160" w:line="259" w:lineRule="auto"/>
             </w:pPr>
             <w:r>
+              <w:lastRenderedPageBreak/>
               <w:t>PermissionError</w:t>
             </w:r>
           </w:p>
@@ -8482,7 +8556,6 @@
               <w:spacing w:after="160" w:line="259" w:lineRule="auto"/>
             </w:pPr>
             <w:r>
-              <w:lastRenderedPageBreak/>
               <w:t>Handle exceptions</w:t>
             </w:r>
           </w:p>
@@ -8894,6 +8967,7 @@
               <w:spacing w:after="160" w:line="259" w:lineRule="auto"/>
             </w:pPr>
             <w:r>
+              <w:lastRenderedPageBreak/>
               <w:t>Precision</w:t>
             </w:r>
           </w:p>
@@ -9146,7 +9220,6 @@
               <w:spacing w:after="160" w:line="259" w:lineRule="auto"/>
             </w:pPr>
             <w:r>
-              <w:lastRenderedPageBreak/>
               <w:t>rb+</w:t>
             </w:r>
           </w:p>
@@ -9545,6 +9618,7 @@
               <w:spacing w:after="160" w:line="259" w:lineRule="auto"/>
             </w:pPr>
             <w:r>
+              <w:lastRenderedPageBreak/>
               <w:t>Function</w:t>
             </w:r>
           </w:p>
@@ -9790,7 +9864,6 @@
     </w:tbl>
     <w:p>
       <w:r>
-        <w:lastRenderedPageBreak/>
         <w:t xml:space="preserve">Binary writing requires </w:t>
       </w:r>
       <w:r>
@@ -10317,6 +10390,7 @@
         </w:numPr>
       </w:pPr>
       <w:r>
+        <w:lastRenderedPageBreak/>
         <w:t>Caching complex objects</w:t>
       </w:r>
     </w:p>
@@ -10511,7 +10585,6 @@
     </w:p>
     <w:p>
       <w:r>
-        <w:lastRenderedPageBreak/>
         <w:t>Common exceptions:</w:t>
       </w:r>
     </w:p>
@@ -11132,6 +11205,7 @@
               <w:spacing w:after="160" w:line="259" w:lineRule="auto"/>
             </w:pPr>
             <w:r>
+              <w:lastRenderedPageBreak/>
               <w:t>Encoding issues</w:t>
             </w:r>
           </w:p>
@@ -11312,7 +11386,6 @@
           <w:sz w:val="28"/>
           <w:szCs w:val="28"/>
         </w:rPr>
-        <w:lastRenderedPageBreak/>
         <w:t>Exception Handling</w:t>
       </w:r>
       <w:r>
@@ -11666,6 +11739,7 @@
     </w:p>
     <w:p>
       <w:r>
+        <w:lastRenderedPageBreak/>
         <w:t>Example causes:</w:t>
       </w:r>
     </w:p>
@@ -11769,7 +11843,6 @@
         </w:numPr>
       </w:pPr>
       <w:r>
-        <w:lastRenderedPageBreak/>
         <w:t>Opening non-existent file</w:t>
       </w:r>
     </w:p>
@@ -12050,9 +12123,165 @@
       </w:r>
     </w:p>
     <w:p>
-      <w:r>
-        <w:pict w14:anchorId="2FCFB9D4">
-          <v:rect id="_x0000_i1069" style="width:0;height:1.5pt" o:hralign="center" o:hrstd="t" o:hr="t" fillcolor="#a0a0a0" stroked="f"/>
+      <w:pPr>
+        <w:rPr>
+          <w:b/>
+          <w:bCs/>
+        </w:rPr>
+      </w:pPr>
+      <w:r>
+        <w:rPr>
+          <w:b/>
+          <w:bCs/>
+        </w:rPr>
+        <w:t>2. Errors vs Exceptions</w:t>
+      </w:r>
+    </w:p>
+    <w:p>
+      <w:pPr>
+        <w:rPr>
+          <w:b/>
+          <w:bCs/>
+        </w:rPr>
+      </w:pPr>
+      <w:r>
+        <w:rPr>
+          <w:b/>
+          <w:bCs/>
+        </w:rPr>
+        <w:t>Error</w:t>
+      </w:r>
+    </w:p>
+    <w:p>
+      <w:r>
+        <w:t xml:space="preserve">An </w:t>
+      </w:r>
+      <w:r>
+        <w:rPr>
+          <w:b/>
+          <w:bCs/>
+        </w:rPr>
+        <w:t>error</w:t>
+      </w:r>
+      <w:r>
+        <w:t xml:space="preserve"> is a problem that prevents the program from running correctly.</w:t>
+      </w:r>
+    </w:p>
+    <w:p>
+      <w:r>
+        <w:t>Two main categories:</w:t>
+      </w:r>
+    </w:p>
+    <w:p>
+      <w:pPr>
+        <w:rPr>
+          <w:b/>
+          <w:bCs/>
+        </w:rPr>
+      </w:pPr>
+      <w:r>
+        <w:rPr>
+          <w:b/>
+          <w:bCs/>
+        </w:rPr>
+        <w:lastRenderedPageBreak/>
+        <w:t>1 Syntax Errors</w:t>
+      </w:r>
+    </w:p>
+    <w:p>
+      <w:pPr>
+        <w:rPr>
+          <w:b/>
+          <w:bCs/>
+        </w:rPr>
+      </w:pPr>
+      <w:r>
+        <w:rPr>
+          <w:b/>
+          <w:bCs/>
+        </w:rPr>
+        <w:t>2 Runtime Errors (Exceptions)</w:t>
+      </w:r>
+    </w:p>
+    <w:p>
+      <w:pPr>
+        <w:rPr>
+          <w:b/>
+          <w:bCs/>
+        </w:rPr>
+      </w:pPr>
+      <w:r>
+        <w:rPr>
+          <w:b/>
+          <w:bCs/>
+        </w:rPr>
+        <w:t>Exceptio</w:t>
+      </w:r>
+      <w:r>
+        <w:rPr>
+          <w:b/>
+          <w:bCs/>
+        </w:rPr>
+        <w:t>n:</w:t>
+      </w:r>
+    </w:p>
+    <w:p>
+      <w:r>
+        <w:t xml:space="preserve">An </w:t>
+      </w:r>
+      <w:r>
+        <w:rPr>
+          <w:b/>
+          <w:bCs/>
+        </w:rPr>
+        <w:t>exception</w:t>
+      </w:r>
+      <w:r>
+        <w:t xml:space="preserve"> is an object that represents an error during program execution.</w:t>
+      </w:r>
+    </w:p>
+    <w:p>
+      <w:r>
+        <w:t>When an exception occurs:</w:t>
+      </w:r>
+    </w:p>
+    <w:p>
+      <w:pPr>
+        <w:numPr>
+          <w:ilvl w:val="0"/>
+          <w:numId w:val="79"/>
+        </w:numPr>
+      </w:pPr>
+      <w:r>
+        <w:t>Python creates an exception object</w:t>
+      </w:r>
+    </w:p>
+    <w:p>
+      <w:pPr>
+        <w:numPr>
+          <w:ilvl w:val="0"/>
+          <w:numId w:val="79"/>
+        </w:numPr>
+      </w:pPr>
+      <w:r>
+        <w:t>Normal execution stops</w:t>
+      </w:r>
+    </w:p>
+    <w:p>
+      <w:pPr>
+        <w:numPr>
+          <w:ilvl w:val="0"/>
+          <w:numId w:val="79"/>
+        </w:numPr>
+      </w:pPr>
+      <w:r>
+        <w:t>Control transfers to exception handling code</w:t>
+      </w:r>
+    </w:p>
+    <w:p>
+      <w:r>
+        <w:pict w14:anchorId="5D4ACB04">
+          <v:rect id="_x0000_i1790" style="width:0;height:1.5pt" o:hralign="center" o:hrstd="t" o:hr="t" fillcolor="#a0a0a0" stroked="f"/>
         </w:pict>
       </w:r>
     </w:p>
@@ -12068,65 +12297,63 @@
           <w:b/>
           <w:bCs/>
         </w:rPr>
-        <w:t>Handling Multiple Exceptions</w:t>
-      </w:r>
-    </w:p>
-    <w:p>
-      <w:r>
-        <w:t>Programs may raise different types of exceptions. Python allows handling multiple exceptions separately or together.</w:t>
-      </w:r>
-    </w:p>
-    <w:p>
-      <w:pPr>
-        <w:rPr>
-          <w:b/>
-          <w:bCs/>
-        </w:rPr>
-      </w:pPr>
-      <w:r>
-        <w:rPr>
-          <w:b/>
-          <w:bCs/>
-        </w:rPr>
-        <w:t>Approaches</w:t>
+        <w:t>4. Types of Exceptions in Python</w:t>
+      </w:r>
+    </w:p>
+    <w:p>
+      <w:pPr>
+        <w:rPr>
+          <w:b/>
+          <w:bCs/>
+        </w:rPr>
+      </w:pPr>
+      <w:r>
+        <w:rPr>
+          <w:b/>
+          <w:bCs/>
+        </w:rPr>
+        <w:t>Common built-in exceptions</w:t>
       </w:r>
     </w:p>
     <w:tbl>
       <w:tblPr>
         <w:tblStyle w:val="PlainTable1"/>
-        <w:tblW w:w="0" w:type="auto"/>
-        <w:tblLook w:val="0420" w:firstRow="1" w:lastRow="0" w:firstColumn="0" w:lastColumn="0" w:noHBand="0" w:noVBand="1"/>
+        <w:tblW w:w="6638" w:type="dxa"/>
+        <w:tblLook w:val="04A0" w:firstRow="1" w:lastRow="0" w:firstColumn="1" w:lastColumn="0" w:noHBand="0" w:noVBand="1"/>
       </w:tblPr>
       <w:tblGrid>
-        <w:gridCol w:w="2577"/>
-        <w:gridCol w:w="2960"/>
+        <w:gridCol w:w="2779"/>
+        <w:gridCol w:w="3859"/>
       </w:tblGrid>
       <w:tr>
         <w:trPr>
           <w:cnfStyle w:val="100000000000" w:firstRow="1" w:lastRow="0" w:firstColumn="0" w:lastColumn="0" w:oddVBand="0" w:evenVBand="0" w:oddHBand="0" w:evenHBand="0" w:firstRowFirstColumn="0" w:firstRowLastColumn="0" w:lastRowFirstColumn="0" w:lastRowLastColumn="0"/>
+          <w:trHeight w:val="454"/>
         </w:trPr>
         <w:tc>
           <w:tcPr>
-            <w:tcW w:w="0" w:type="auto"/>
-            <w:hideMark/>
-          </w:tcPr>
-          <w:p>
-            <w:pPr>
-              <w:spacing w:after="160" w:line="259" w:lineRule="auto"/>
-            </w:pPr>
-            <w:r>
-              <w:t>Approach</w:t>
-            </w:r>
-          </w:p>
-        </w:tc>
-        <w:tc>
-          <w:tcPr>
-            <w:tcW w:w="0" w:type="auto"/>
-            <w:hideMark/>
-          </w:tcPr>
-          <w:p>
-            <w:pPr>
-              <w:spacing w:after="160" w:line="259" w:lineRule="auto"/>
+            <w:cnfStyle w:val="001000000000" w:firstRow="0" w:lastRow="0" w:firstColumn="1" w:lastColumn="0" w:oddVBand="0" w:evenVBand="0" w:oddHBand="0" w:evenHBand="0" w:firstRowFirstColumn="0" w:firstRowLastColumn="0" w:lastRowFirstColumn="0" w:lastRowLastColumn="0"/>
+            <w:tcW w:w="0" w:type="auto"/>
+            <w:hideMark/>
+          </w:tcPr>
+          <w:p>
+            <w:pPr>
+              <w:spacing w:after="160" w:line="259" w:lineRule="auto"/>
+            </w:pPr>
+            <w:r>
+              <w:t>Exception</w:t>
+            </w:r>
+          </w:p>
+        </w:tc>
+        <w:tc>
+          <w:tcPr>
+            <w:tcW w:w="0" w:type="auto"/>
+            <w:hideMark/>
+          </w:tcPr>
+          <w:p>
+            <w:pPr>
+              <w:spacing w:after="160" w:line="259" w:lineRule="auto"/>
+              <w:cnfStyle w:val="100000000000" w:firstRow="1" w:lastRow="0" w:firstColumn="0" w:lastColumn="0" w:oddVBand="0" w:evenVBand="0" w:oddHBand="0" w:evenHBand="0" w:firstRowFirstColumn="0" w:firstRowLastColumn="0" w:lastRowFirstColumn="0" w:lastRowLastColumn="0"/>
             </w:pPr>
             <w:r>
               <w:t>Description</w:t>
@@ -12137,62 +12364,70 @@
       <w:tr>
         <w:trPr>
           <w:cnfStyle w:val="000000100000" w:firstRow="0" w:lastRow="0" w:firstColumn="0" w:lastColumn="0" w:oddVBand="0" w:evenVBand="0" w:oddHBand="1" w:evenHBand="0" w:firstRowFirstColumn="0" w:firstRowLastColumn="0" w:lastRowFirstColumn="0" w:lastRowLastColumn="0"/>
+          <w:trHeight w:val="454"/>
         </w:trPr>
         <w:tc>
           <w:tcPr>
-            <w:tcW w:w="0" w:type="auto"/>
-            <w:hideMark/>
-          </w:tcPr>
-          <w:p>
-            <w:pPr>
-              <w:spacing w:after="160" w:line="259" w:lineRule="auto"/>
-            </w:pPr>
-            <w:r>
-              <w:t>Multiple except blocks</w:t>
-            </w:r>
-          </w:p>
-        </w:tc>
-        <w:tc>
-          <w:tcPr>
-            <w:tcW w:w="0" w:type="auto"/>
-            <w:hideMark/>
-          </w:tcPr>
-          <w:p>
-            <w:pPr>
-              <w:spacing w:after="160" w:line="259" w:lineRule="auto"/>
-            </w:pPr>
-            <w:r>
-              <w:t>Handle specific exceptions</w:t>
+            <w:cnfStyle w:val="001000000000" w:firstRow="0" w:lastRow="0" w:firstColumn="1" w:lastColumn="0" w:oddVBand="0" w:evenVBand="0" w:oddHBand="0" w:evenHBand="0" w:firstRowFirstColumn="0" w:firstRowLastColumn="0" w:lastRowFirstColumn="0" w:lastRowLastColumn="0"/>
+            <w:tcW w:w="0" w:type="auto"/>
+            <w:hideMark/>
+          </w:tcPr>
+          <w:p>
+            <w:pPr>
+              <w:spacing w:after="160" w:line="259" w:lineRule="auto"/>
+            </w:pPr>
+            <w:r>
+              <w:t>ZeroDivisionError</w:t>
+            </w:r>
+          </w:p>
+        </w:tc>
+        <w:tc>
+          <w:tcPr>
+            <w:tcW w:w="0" w:type="auto"/>
+            <w:hideMark/>
+          </w:tcPr>
+          <w:p>
+            <w:pPr>
+              <w:spacing w:after="160" w:line="259" w:lineRule="auto"/>
+              <w:cnfStyle w:val="000000100000" w:firstRow="0" w:lastRow="0" w:firstColumn="0" w:lastColumn="0" w:oddVBand="0" w:evenVBand="0" w:oddHBand="1" w:evenHBand="0" w:firstRowFirstColumn="0" w:firstRowLastColumn="0" w:lastRowFirstColumn="0" w:lastRowLastColumn="0"/>
+            </w:pPr>
+            <w:r>
+              <w:t>Division by zero</w:t>
             </w:r>
           </w:p>
         </w:tc>
       </w:tr>
       <w:tr>
-        <w:tc>
-          <w:tcPr>
-            <w:tcW w:w="0" w:type="auto"/>
-            <w:hideMark/>
-          </w:tcPr>
-          <w:p>
-            <w:pPr>
-              <w:spacing w:after="160" w:line="259" w:lineRule="auto"/>
-            </w:pPr>
-            <w:r>
-              <w:t>Tuple exceptions</w:t>
-            </w:r>
-          </w:p>
-        </w:tc>
-        <w:tc>
-          <w:tcPr>
-            <w:tcW w:w="0" w:type="auto"/>
-            <w:hideMark/>
-          </w:tcPr>
-          <w:p>
-            <w:pPr>
-              <w:spacing w:after="160" w:line="259" w:lineRule="auto"/>
-            </w:pPr>
-            <w:r>
-              <w:t>Handle related errors together</w:t>
+        <w:trPr>
+          <w:trHeight w:val="454"/>
+        </w:trPr>
+        <w:tc>
+          <w:tcPr>
+            <w:cnfStyle w:val="001000000000" w:firstRow="0" w:lastRow="0" w:firstColumn="1" w:lastColumn="0" w:oddVBand="0" w:evenVBand="0" w:oddHBand="0" w:evenHBand="0" w:firstRowFirstColumn="0" w:firstRowLastColumn="0" w:lastRowFirstColumn="0" w:lastRowLastColumn="0"/>
+            <w:tcW w:w="0" w:type="auto"/>
+            <w:hideMark/>
+          </w:tcPr>
+          <w:p>
+            <w:pPr>
+              <w:spacing w:after="160" w:line="259" w:lineRule="auto"/>
+            </w:pPr>
+            <w:r>
+              <w:t>TypeError</w:t>
+            </w:r>
+          </w:p>
+        </w:tc>
+        <w:tc>
+          <w:tcPr>
+            <w:tcW w:w="0" w:type="auto"/>
+            <w:hideMark/>
+          </w:tcPr>
+          <w:p>
+            <w:pPr>
+              <w:spacing w:after="160" w:line="259" w:lineRule="auto"/>
+              <w:cnfStyle w:val="000000000000" w:firstRow="0" w:lastRow="0" w:firstColumn="0" w:lastColumn="0" w:oddVBand="0" w:evenVBand="0" w:oddHBand="0" w:evenHBand="0" w:firstRowFirstColumn="0" w:firstRowLastColumn="0" w:lastRowFirstColumn="0" w:lastRowLastColumn="0"/>
+            </w:pPr>
+            <w:r>
+              <w:t>Wrong data type operation</w:t>
             </w:r>
           </w:p>
         </w:tc>
@@ -12200,118 +12435,70 @@
       <w:tr>
         <w:trPr>
           <w:cnfStyle w:val="000000100000" w:firstRow="0" w:lastRow="0" w:firstColumn="0" w:lastColumn="0" w:oddVBand="0" w:evenVBand="0" w:oddHBand="1" w:evenHBand="0" w:firstRowFirstColumn="0" w:firstRowLastColumn="0" w:lastRowFirstColumn="0" w:lastRowLastColumn="0"/>
+          <w:trHeight w:val="463"/>
         </w:trPr>
         <w:tc>
           <w:tcPr>
-            <w:tcW w:w="0" w:type="auto"/>
-            <w:hideMark/>
-          </w:tcPr>
-          <w:p>
-            <w:pPr>
-              <w:spacing w:after="160" w:line="259" w:lineRule="auto"/>
-            </w:pPr>
-            <w:r>
-              <w:t>Generic exception handler</w:t>
-            </w:r>
-          </w:p>
-        </w:tc>
-        <w:tc>
-          <w:tcPr>
-            <w:tcW w:w="0" w:type="auto"/>
-            <w:hideMark/>
-          </w:tcPr>
-          <w:p>
-            <w:pPr>
-              <w:spacing w:after="160" w:line="259" w:lineRule="auto"/>
-            </w:pPr>
-            <w:r>
-              <w:t>Catch all exceptions</w:t>
+            <w:cnfStyle w:val="001000000000" w:firstRow="0" w:lastRow="0" w:firstColumn="1" w:lastColumn="0" w:oddVBand="0" w:evenVBand="0" w:oddHBand="0" w:evenHBand="0" w:firstRowFirstColumn="0" w:firstRowLastColumn="0" w:lastRowFirstColumn="0" w:lastRowLastColumn="0"/>
+            <w:tcW w:w="0" w:type="auto"/>
+            <w:hideMark/>
+          </w:tcPr>
+          <w:p>
+            <w:pPr>
+              <w:spacing w:after="160" w:line="259" w:lineRule="auto"/>
+            </w:pPr>
+            <w:r>
+              <w:t>ValueError</w:t>
+            </w:r>
+          </w:p>
+        </w:tc>
+        <w:tc>
+          <w:tcPr>
+            <w:tcW w:w="0" w:type="auto"/>
+            <w:hideMark/>
+          </w:tcPr>
+          <w:p>
+            <w:pPr>
+              <w:spacing w:after="160" w:line="259" w:lineRule="auto"/>
+              <w:cnfStyle w:val="000000100000" w:firstRow="0" w:lastRow="0" w:firstColumn="0" w:lastColumn="0" w:oddVBand="0" w:evenVBand="0" w:oddHBand="1" w:evenHBand="0" w:firstRowFirstColumn="0" w:firstRowLastColumn="0" w:lastRowFirstColumn="0" w:lastRowLastColumn="0"/>
+            </w:pPr>
+            <w:r>
+              <w:t>Invalid value</w:t>
             </w:r>
           </w:p>
         </w:tc>
       </w:tr>
-    </w:tbl>
-    <w:p>
-      <w:r>
-        <w:pict w14:anchorId="4F18D37B">
-          <v:rect id="_x0000_i1070" style="width:0;height:1.5pt" o:hralign="center" o:hrstd="t" o:hr="t" fillcolor="#a0a0a0" stroked="f"/>
-        </w:pict>
-      </w:r>
-    </w:p>
-    <w:p>
-      <w:pPr>
-        <w:rPr>
-          <w:b/>
-          <w:bCs/>
-        </w:rPr>
-      </w:pPr>
-      <w:r>
-        <w:rPr>
-          <w:b/>
-          <w:bCs/>
-        </w:rPr>
-        <w:t>Built-in Exception Hierarchy</w:t>
-      </w:r>
-    </w:p>
-    <w:p>
-      <w:r>
-        <w:t>Python exceptions are organized in a class hierarchy.</w:t>
-      </w:r>
-    </w:p>
-    <w:p>
-      <w:pPr>
-        <w:rPr>
-          <w:b/>
-          <w:bCs/>
-        </w:rPr>
-      </w:pPr>
-      <w:r>
-        <w:rPr>
-          <w:b/>
-          <w:bCs/>
-        </w:rPr>
-        <w:t>Major Built-in Exceptions</w:t>
-      </w:r>
-    </w:p>
-    <w:tbl>
-      <w:tblPr>
-        <w:tblStyle w:val="PlainTable1"/>
-        <w:tblW w:w="0" w:type="auto"/>
-        <w:tblLook w:val="0420" w:firstRow="1" w:lastRow="0" w:firstColumn="0" w:lastColumn="0" w:noHBand="0" w:noVBand="1"/>
-      </w:tblPr>
-      <w:tblGrid>
-        <w:gridCol w:w="1877"/>
-        <w:gridCol w:w="2933"/>
-      </w:tblGrid>
       <w:tr>
         <w:trPr>
-          <w:cnfStyle w:val="100000000000" w:firstRow="1" w:lastRow="0" w:firstColumn="0" w:lastColumn="0" w:oddVBand="0" w:evenVBand="0" w:oddHBand="0" w:evenHBand="0" w:firstRowFirstColumn="0" w:firstRowLastColumn="0" w:lastRowFirstColumn="0" w:lastRowLastColumn="0"/>
+          <w:trHeight w:val="454"/>
         </w:trPr>
         <w:tc>
           <w:tcPr>
-            <w:tcW w:w="0" w:type="auto"/>
-            <w:hideMark/>
-          </w:tcPr>
-          <w:p>
-            <w:pPr>
-              <w:spacing w:after="160" w:line="259" w:lineRule="auto"/>
-            </w:pPr>
-            <w:r>
-              <w:t>Exception</w:t>
-            </w:r>
-          </w:p>
-        </w:tc>
-        <w:tc>
-          <w:tcPr>
-            <w:tcW w:w="0" w:type="auto"/>
-            <w:hideMark/>
-          </w:tcPr>
-          <w:p>
-            <w:pPr>
-              <w:spacing w:after="160" w:line="259" w:lineRule="auto"/>
-            </w:pPr>
-            <w:r>
-              <w:t>Description</w:t>
+            <w:cnfStyle w:val="001000000000" w:firstRow="0" w:lastRow="0" w:firstColumn="1" w:lastColumn="0" w:oddVBand="0" w:evenVBand="0" w:oddHBand="0" w:evenHBand="0" w:firstRowFirstColumn="0" w:firstRowLastColumn="0" w:lastRowFirstColumn="0" w:lastRowLastColumn="0"/>
+            <w:tcW w:w="0" w:type="auto"/>
+            <w:hideMark/>
+          </w:tcPr>
+          <w:p>
+            <w:pPr>
+              <w:spacing w:after="160" w:line="259" w:lineRule="auto"/>
+            </w:pPr>
+            <w:r>
+              <w:t>IndexError</w:t>
+            </w:r>
+          </w:p>
+        </w:tc>
+        <w:tc>
+          <w:tcPr>
+            <w:tcW w:w="0" w:type="auto"/>
+            <w:hideMark/>
+          </w:tcPr>
+          <w:p>
+            <w:pPr>
+              <w:spacing w:after="160" w:line="259" w:lineRule="auto"/>
+              <w:cnfStyle w:val="000000000000" w:firstRow="0" w:lastRow="0" w:firstColumn="0" w:lastColumn="0" w:oddVBand="0" w:evenVBand="0" w:oddHBand="0" w:evenHBand="0" w:firstRowFirstColumn="0" w:firstRowLastColumn="0" w:lastRowFirstColumn="0" w:lastRowLastColumn="0"/>
+            </w:pPr>
+            <w:r>
+              <w:t>Invalid list index</w:t>
             </w:r>
           </w:p>
         </w:tc>
@@ -12319,63 +12506,70 @@
       <w:tr>
         <w:trPr>
           <w:cnfStyle w:val="000000100000" w:firstRow="0" w:lastRow="0" w:firstColumn="0" w:lastColumn="0" w:oddVBand="0" w:evenVBand="0" w:oddHBand="1" w:evenHBand="0" w:firstRowFirstColumn="0" w:firstRowLastColumn="0" w:lastRowFirstColumn="0" w:lastRowLastColumn="0"/>
+          <w:trHeight w:val="454"/>
         </w:trPr>
         <w:tc>
           <w:tcPr>
-            <w:tcW w:w="0" w:type="auto"/>
-            <w:hideMark/>
-          </w:tcPr>
-          <w:p>
-            <w:pPr>
-              <w:spacing w:after="160" w:line="259" w:lineRule="auto"/>
-            </w:pPr>
-            <w:r>
-              <w:t>Exception</w:t>
-            </w:r>
-          </w:p>
-        </w:tc>
-        <w:tc>
-          <w:tcPr>
-            <w:tcW w:w="0" w:type="auto"/>
-            <w:hideMark/>
-          </w:tcPr>
-          <w:p>
-            <w:pPr>
-              <w:spacing w:after="160" w:line="259" w:lineRule="auto"/>
-            </w:pPr>
-            <w:r>
-              <w:t>Base class for most exceptions</w:t>
+            <w:cnfStyle w:val="001000000000" w:firstRow="0" w:lastRow="0" w:firstColumn="1" w:lastColumn="0" w:oddVBand="0" w:evenVBand="0" w:oddHBand="0" w:evenHBand="0" w:firstRowFirstColumn="0" w:firstRowLastColumn="0" w:lastRowFirstColumn="0" w:lastRowLastColumn="0"/>
+            <w:tcW w:w="0" w:type="auto"/>
+            <w:hideMark/>
+          </w:tcPr>
+          <w:p>
+            <w:pPr>
+              <w:spacing w:after="160" w:line="259" w:lineRule="auto"/>
+            </w:pPr>
+            <w:r>
+              <w:t>KeyError</w:t>
+            </w:r>
+          </w:p>
+        </w:tc>
+        <w:tc>
+          <w:tcPr>
+            <w:tcW w:w="0" w:type="auto"/>
+            <w:hideMark/>
+          </w:tcPr>
+          <w:p>
+            <w:pPr>
+              <w:spacing w:after="160" w:line="259" w:lineRule="auto"/>
+              <w:cnfStyle w:val="000000100000" w:firstRow="0" w:lastRow="0" w:firstColumn="0" w:lastColumn="0" w:oddVBand="0" w:evenVBand="0" w:oddHBand="1" w:evenHBand="0" w:firstRowFirstColumn="0" w:firstRowLastColumn="0" w:lastRowFirstColumn="0" w:lastRowLastColumn="0"/>
+            </w:pPr>
+            <w:r>
+              <w:t>Missing dictionary key</w:t>
             </w:r>
           </w:p>
         </w:tc>
       </w:tr>
       <w:tr>
-        <w:tc>
-          <w:tcPr>
-            <w:tcW w:w="0" w:type="auto"/>
-            <w:hideMark/>
-          </w:tcPr>
-          <w:p>
-            <w:pPr>
-              <w:spacing w:after="160" w:line="259" w:lineRule="auto"/>
-            </w:pPr>
-            <w:r>
-              <w:lastRenderedPageBreak/>
-              <w:t>ArithmeticError</w:t>
-            </w:r>
-          </w:p>
-        </w:tc>
-        <w:tc>
-          <w:tcPr>
-            <w:tcW w:w="0" w:type="auto"/>
-            <w:hideMark/>
-          </w:tcPr>
-          <w:p>
-            <w:pPr>
-              <w:spacing w:after="160" w:line="259" w:lineRule="auto"/>
-            </w:pPr>
-            <w:r>
-              <w:t>Mathematical errors</w:t>
+        <w:trPr>
+          <w:trHeight w:val="454"/>
+        </w:trPr>
+        <w:tc>
+          <w:tcPr>
+            <w:cnfStyle w:val="001000000000" w:firstRow="0" w:lastRow="0" w:firstColumn="1" w:lastColumn="0" w:oddVBand="0" w:evenVBand="0" w:oddHBand="0" w:evenHBand="0" w:firstRowFirstColumn="0" w:firstRowLastColumn="0" w:lastRowFirstColumn="0" w:lastRowLastColumn="0"/>
+            <w:tcW w:w="0" w:type="auto"/>
+            <w:hideMark/>
+          </w:tcPr>
+          <w:p>
+            <w:pPr>
+              <w:spacing w:after="160" w:line="259" w:lineRule="auto"/>
+            </w:pPr>
+            <w:r>
+              <w:t>FileNotFoundError</w:t>
+            </w:r>
+          </w:p>
+        </w:tc>
+        <w:tc>
+          <w:tcPr>
+            <w:tcW w:w="0" w:type="auto"/>
+            <w:hideMark/>
+          </w:tcPr>
+          <w:p>
+            <w:pPr>
+              <w:spacing w:after="160" w:line="259" w:lineRule="auto"/>
+              <w:cnfStyle w:val="000000000000" w:firstRow="0" w:lastRow="0" w:firstColumn="0" w:lastColumn="0" w:oddVBand="0" w:evenVBand="0" w:oddHBand="0" w:evenHBand="0" w:firstRowFirstColumn="0" w:firstRowLastColumn="0" w:lastRowFirstColumn="0" w:lastRowLastColumn="0"/>
+            </w:pPr>
+            <w:r>
+              <w:t>File does not exist</w:t>
             </w:r>
           </w:p>
         </w:tc>
@@ -12383,62 +12577,70 @@
       <w:tr>
         <w:trPr>
           <w:cnfStyle w:val="000000100000" w:firstRow="0" w:lastRow="0" w:firstColumn="0" w:lastColumn="0" w:oddVBand="0" w:evenVBand="0" w:oddHBand="1" w:evenHBand="0" w:firstRowFirstColumn="0" w:firstRowLastColumn="0" w:lastRowFirstColumn="0" w:lastRowLastColumn="0"/>
+          <w:trHeight w:val="454"/>
         </w:trPr>
         <w:tc>
           <w:tcPr>
-            <w:tcW w:w="0" w:type="auto"/>
-            <w:hideMark/>
-          </w:tcPr>
-          <w:p>
-            <w:pPr>
-              <w:spacing w:after="160" w:line="259" w:lineRule="auto"/>
-            </w:pPr>
-            <w:r>
-              <w:t>ValueError</w:t>
-            </w:r>
-          </w:p>
-        </w:tc>
-        <w:tc>
-          <w:tcPr>
-            <w:tcW w:w="0" w:type="auto"/>
-            <w:hideMark/>
-          </w:tcPr>
-          <w:p>
-            <w:pPr>
-              <w:spacing w:after="160" w:line="259" w:lineRule="auto"/>
-            </w:pPr>
-            <w:r>
-              <w:t>Invalid value passed</w:t>
+            <w:cnfStyle w:val="001000000000" w:firstRow="0" w:lastRow="0" w:firstColumn="1" w:lastColumn="0" w:oddVBand="0" w:evenVBand="0" w:oddHBand="0" w:evenHBand="0" w:firstRowFirstColumn="0" w:firstRowLastColumn="0" w:lastRowFirstColumn="0" w:lastRowLastColumn="0"/>
+            <w:tcW w:w="0" w:type="auto"/>
+            <w:hideMark/>
+          </w:tcPr>
+          <w:p>
+            <w:pPr>
+              <w:spacing w:after="160" w:line="259" w:lineRule="auto"/>
+            </w:pPr>
+            <w:r>
+              <w:t>NameError</w:t>
+            </w:r>
+          </w:p>
+        </w:tc>
+        <w:tc>
+          <w:tcPr>
+            <w:tcW w:w="0" w:type="auto"/>
+            <w:hideMark/>
+          </w:tcPr>
+          <w:p>
+            <w:pPr>
+              <w:spacing w:after="160" w:line="259" w:lineRule="auto"/>
+              <w:cnfStyle w:val="000000100000" w:firstRow="0" w:lastRow="0" w:firstColumn="0" w:lastColumn="0" w:oddVBand="0" w:evenVBand="0" w:oddHBand="1" w:evenHBand="0" w:firstRowFirstColumn="0" w:firstRowLastColumn="0" w:lastRowFirstColumn="0" w:lastRowLastColumn="0"/>
+            </w:pPr>
+            <w:r>
+              <w:t>Undefined variable</w:t>
             </w:r>
           </w:p>
         </w:tc>
       </w:tr>
       <w:tr>
-        <w:tc>
-          <w:tcPr>
-            <w:tcW w:w="0" w:type="auto"/>
-            <w:hideMark/>
-          </w:tcPr>
-          <w:p>
-            <w:pPr>
-              <w:spacing w:after="160" w:line="259" w:lineRule="auto"/>
-            </w:pPr>
-            <w:r>
-              <w:t>TypeError</w:t>
-            </w:r>
-          </w:p>
-        </w:tc>
-        <w:tc>
-          <w:tcPr>
-            <w:tcW w:w="0" w:type="auto"/>
-            <w:hideMark/>
-          </w:tcPr>
-          <w:p>
-            <w:pPr>
-              <w:spacing w:after="160" w:line="259" w:lineRule="auto"/>
-            </w:pPr>
-            <w:r>
-              <w:t>Wrong data type</w:t>
+        <w:trPr>
+          <w:trHeight w:val="454"/>
+        </w:trPr>
+        <w:tc>
+          <w:tcPr>
+            <w:cnfStyle w:val="001000000000" w:firstRow="0" w:lastRow="0" w:firstColumn="1" w:lastColumn="0" w:oddVBand="0" w:evenVBand="0" w:oddHBand="0" w:evenHBand="0" w:firstRowFirstColumn="0" w:firstRowLastColumn="0" w:lastRowFirstColumn="0" w:lastRowLastColumn="0"/>
+            <w:tcW w:w="0" w:type="auto"/>
+            <w:hideMark/>
+          </w:tcPr>
+          <w:p>
+            <w:pPr>
+              <w:spacing w:after="160" w:line="259" w:lineRule="auto"/>
+            </w:pPr>
+            <w:r>
+              <w:t>AttributeError</w:t>
+            </w:r>
+          </w:p>
+        </w:tc>
+        <w:tc>
+          <w:tcPr>
+            <w:tcW w:w="0" w:type="auto"/>
+            <w:hideMark/>
+          </w:tcPr>
+          <w:p>
+            <w:pPr>
+              <w:spacing w:after="160" w:line="259" w:lineRule="auto"/>
+              <w:cnfStyle w:val="000000000000" w:firstRow="0" w:lastRow="0" w:firstColumn="0" w:lastColumn="0" w:oddVBand="0" w:evenVBand="0" w:oddHBand="0" w:evenHBand="0" w:firstRowFirstColumn="0" w:firstRowLastColumn="0" w:lastRowFirstColumn="0" w:lastRowLastColumn="0"/>
+            </w:pPr>
+            <w:r>
+              <w:t>Invalid attribute</w:t>
             </w:r>
           </w:p>
         </w:tc>
@@ -12446,251 +12648,70 @@
       <w:tr>
         <w:trPr>
           <w:cnfStyle w:val="000000100000" w:firstRow="0" w:lastRow="0" w:firstColumn="0" w:lastColumn="0" w:oddVBand="0" w:evenVBand="0" w:oddHBand="1" w:evenHBand="0" w:firstRowFirstColumn="0" w:firstRowLastColumn="0" w:lastRowFirstColumn="0" w:lastRowLastColumn="0"/>
+          <w:trHeight w:val="463"/>
         </w:trPr>
         <w:tc>
           <w:tcPr>
-            <w:tcW w:w="0" w:type="auto"/>
-            <w:hideMark/>
-          </w:tcPr>
-          <w:p>
-            <w:pPr>
-              <w:spacing w:after="160" w:line="259" w:lineRule="auto"/>
-            </w:pPr>
-            <w:r>
-              <w:t>IndexError</w:t>
-            </w:r>
-          </w:p>
-        </w:tc>
-        <w:tc>
-          <w:tcPr>
-            <w:tcW w:w="0" w:type="auto"/>
-            <w:hideMark/>
-          </w:tcPr>
-          <w:p>
-            <w:pPr>
-              <w:spacing w:after="160" w:line="259" w:lineRule="auto"/>
-            </w:pPr>
-            <w:r>
-              <w:t>Invalid list index</w:t>
-            </w:r>
-          </w:p>
-        </w:tc>
-      </w:tr>
-      <w:tr>
-        <w:tc>
-          <w:tcPr>
-            <w:tcW w:w="0" w:type="auto"/>
-            <w:hideMark/>
-          </w:tcPr>
-          <w:p>
-            <w:pPr>
-              <w:spacing w:after="160" w:line="259" w:lineRule="auto"/>
-            </w:pPr>
-            <w:r>
-              <w:t>KeyError</w:t>
-            </w:r>
-          </w:p>
-        </w:tc>
-        <w:tc>
-          <w:tcPr>
-            <w:tcW w:w="0" w:type="auto"/>
-            <w:hideMark/>
-          </w:tcPr>
-          <w:p>
-            <w:pPr>
-              <w:spacing w:after="160" w:line="259" w:lineRule="auto"/>
-            </w:pPr>
-            <w:r>
-              <w:t>Missing dictionary key</w:t>
+            <w:cnfStyle w:val="001000000000" w:firstRow="0" w:lastRow="0" w:firstColumn="1" w:lastColumn="0" w:oddVBand="0" w:evenVBand="0" w:oddHBand="0" w:evenHBand="0" w:firstRowFirstColumn="0" w:firstRowLastColumn="0" w:lastRowFirstColumn="0" w:lastRowLastColumn="0"/>
+            <w:tcW w:w="0" w:type="auto"/>
+            <w:hideMark/>
+          </w:tcPr>
+          <w:p>
+            <w:pPr>
+              <w:spacing w:after="160" w:line="259" w:lineRule="auto"/>
+            </w:pPr>
+            <w:r>
+              <w:t>ImportError</w:t>
+            </w:r>
+          </w:p>
+        </w:tc>
+        <w:tc>
+          <w:tcPr>
+            <w:tcW w:w="0" w:type="auto"/>
+            <w:hideMark/>
+          </w:tcPr>
+          <w:p>
+            <w:pPr>
+              <w:spacing w:after="160" w:line="259" w:lineRule="auto"/>
+              <w:cnfStyle w:val="000000100000" w:firstRow="0" w:lastRow="0" w:firstColumn="0" w:lastColumn="0" w:oddVBand="0" w:evenVBand="0" w:oddHBand="1" w:evenHBand="0" w:firstRowFirstColumn="0" w:firstRowLastColumn="0" w:lastRowFirstColumn="0" w:lastRowLastColumn="0"/>
+            </w:pPr>
+            <w:r>
+              <w:t>Import failure</w:t>
             </w:r>
           </w:p>
         </w:tc>
       </w:tr>
       <w:tr>
         <w:trPr>
-          <w:cnfStyle w:val="000000100000" w:firstRow="0" w:lastRow="0" w:firstColumn="0" w:lastColumn="0" w:oddVBand="0" w:evenVBand="0" w:oddHBand="1" w:evenHBand="0" w:firstRowFirstColumn="0" w:firstRowLastColumn="0" w:lastRowFirstColumn="0" w:lastRowLastColumn="0"/>
+          <w:trHeight w:val="454"/>
         </w:trPr>
         <w:tc>
           <w:tcPr>
-            <w:tcW w:w="0" w:type="auto"/>
-            <w:hideMark/>
-          </w:tcPr>
-          <w:p>
-            <w:pPr>
-              <w:spacing w:after="160" w:line="259" w:lineRule="auto"/>
-            </w:pPr>
-            <w:r>
-              <w:t>FileNotFoundError</w:t>
-            </w:r>
-          </w:p>
-        </w:tc>
-        <w:tc>
-          <w:tcPr>
-            <w:tcW w:w="0" w:type="auto"/>
-            <w:hideMark/>
-          </w:tcPr>
-          <w:p>
-            <w:pPr>
-              <w:spacing w:after="160" w:line="259" w:lineRule="auto"/>
-            </w:pPr>
-            <w:r>
-              <w:t>File does not exist</w:t>
-            </w:r>
-          </w:p>
-        </w:tc>
-      </w:tr>
-      <w:tr>
-        <w:tc>
-          <w:tcPr>
-            <w:tcW w:w="0" w:type="auto"/>
-            <w:hideMark/>
-          </w:tcPr>
-          <w:p>
-            <w:pPr>
-              <w:spacing w:after="160" w:line="259" w:lineRule="auto"/>
-            </w:pPr>
-            <w:r>
-              <w:t>ZeroDivisionError</w:t>
-            </w:r>
-          </w:p>
-        </w:tc>
-        <w:tc>
-          <w:tcPr>
-            <w:tcW w:w="0" w:type="auto"/>
-            <w:hideMark/>
-          </w:tcPr>
-          <w:p>
-            <w:pPr>
-              <w:spacing w:after="160" w:line="259" w:lineRule="auto"/>
-            </w:pPr>
-            <w:r>
-              <w:t>Division by zero</w:t>
-            </w:r>
-          </w:p>
-        </w:tc>
-      </w:tr>
-      <w:tr>
-        <w:trPr>
-          <w:cnfStyle w:val="000000100000" w:firstRow="0" w:lastRow="0" w:firstColumn="0" w:lastColumn="0" w:oddVBand="0" w:evenVBand="0" w:oddHBand="1" w:evenHBand="0" w:firstRowFirstColumn="0" w:firstRowLastColumn="0" w:lastRowFirstColumn="0" w:lastRowLastColumn="0"/>
-        </w:trPr>
-        <w:tc>
-          <w:tcPr>
-            <w:tcW w:w="0" w:type="auto"/>
-            <w:hideMark/>
-          </w:tcPr>
-          <w:p>
-            <w:pPr>
-              <w:spacing w:after="160" w:line="259" w:lineRule="auto"/>
-            </w:pPr>
-            <w:r>
-              <w:t>ImportError</w:t>
-            </w:r>
-          </w:p>
-        </w:tc>
-        <w:tc>
-          <w:tcPr>
-            <w:tcW w:w="0" w:type="auto"/>
-            <w:hideMark/>
-          </w:tcPr>
-          <w:p>
-            <w:pPr>
-              <w:spacing w:after="160" w:line="259" w:lineRule="auto"/>
-            </w:pPr>
-            <w:r>
-              <w:t>Module import failure</w:t>
-            </w:r>
-          </w:p>
-        </w:tc>
-      </w:tr>
-      <w:tr>
-        <w:tc>
-          <w:tcPr>
-            <w:tcW w:w="0" w:type="auto"/>
-            <w:hideMark/>
-          </w:tcPr>
-          <w:p>
-            <w:pPr>
-              <w:spacing w:after="160" w:line="259" w:lineRule="auto"/>
-            </w:pPr>
-            <w:r>
-              <w:t>AttributeError</w:t>
-            </w:r>
-          </w:p>
-        </w:tc>
-        <w:tc>
-          <w:tcPr>
-            <w:tcW w:w="0" w:type="auto"/>
-            <w:hideMark/>
-          </w:tcPr>
-          <w:p>
-            <w:pPr>
-              <w:spacing w:after="160" w:line="259" w:lineRule="auto"/>
-            </w:pPr>
-            <w:r>
-              <w:t>Invalid attribute reference</w:t>
-            </w:r>
-          </w:p>
-        </w:tc>
-      </w:tr>
-      <w:tr>
-        <w:trPr>
-          <w:cnfStyle w:val="000000100000" w:firstRow="0" w:lastRow="0" w:firstColumn="0" w:lastColumn="0" w:oddVBand="0" w:evenVBand="0" w:oddHBand="1" w:evenHBand="0" w:firstRowFirstColumn="0" w:firstRowLastColumn="0" w:lastRowFirstColumn="0" w:lastRowLastColumn="0"/>
-        </w:trPr>
-        <w:tc>
-          <w:tcPr>
-            <w:tcW w:w="0" w:type="auto"/>
-            <w:hideMark/>
-          </w:tcPr>
-          <w:p>
-            <w:pPr>
-              <w:spacing w:after="160" w:line="259" w:lineRule="auto"/>
-            </w:pPr>
-            <w:r>
-              <w:t>NameError</w:t>
-            </w:r>
-          </w:p>
-        </w:tc>
-        <w:tc>
-          <w:tcPr>
-            <w:tcW w:w="0" w:type="auto"/>
-            <w:hideMark/>
-          </w:tcPr>
-          <w:p>
-            <w:pPr>
-              <w:spacing w:after="160" w:line="259" w:lineRule="auto"/>
-            </w:pPr>
-            <w:r>
-              <w:t>Undefined variable</w:t>
-            </w:r>
-          </w:p>
-        </w:tc>
-      </w:tr>
-      <w:tr>
-        <w:tc>
-          <w:tcPr>
-            <w:tcW w:w="0" w:type="auto"/>
-            <w:hideMark/>
-          </w:tcPr>
-          <w:p>
-            <w:pPr>
-              <w:spacing w:after="160" w:line="259" w:lineRule="auto"/>
-            </w:pPr>
-            <w:r>
-              <w:t>RuntimeError</w:t>
-            </w:r>
-          </w:p>
-        </w:tc>
-        <w:tc>
-          <w:tcPr>
-            <w:tcW w:w="0" w:type="auto"/>
-            <w:hideMark/>
-          </w:tcPr>
-          <w:p>
-            <w:pPr>
-              <w:spacing w:after="160" w:line="259" w:lineRule="auto"/>
-            </w:pPr>
-            <w:r>
-              <w:t>General runtime error</w:t>
+            <w:cnfStyle w:val="001000000000" w:firstRow="0" w:lastRow="0" w:firstColumn="1" w:lastColumn="0" w:oddVBand="0" w:evenVBand="0" w:oddHBand="0" w:evenHBand="0" w:firstRowFirstColumn="0" w:firstRowLastColumn="0" w:lastRowFirstColumn="0" w:lastRowLastColumn="0"/>
+            <w:tcW w:w="0" w:type="auto"/>
+            <w:hideMark/>
+          </w:tcPr>
+          <w:p>
+            <w:pPr>
+              <w:spacing w:after="160" w:line="259" w:lineRule="auto"/>
+            </w:pPr>
+            <w:r>
+              <w:t>OverflowError</w:t>
+            </w:r>
+          </w:p>
+        </w:tc>
+        <w:tc>
+          <w:tcPr>
+            <w:tcW w:w="0" w:type="auto"/>
+            <w:hideMark/>
+          </w:tcPr>
+          <w:p>
+            <w:pPr>
+              <w:spacing w:after="160" w:line="259" w:lineRule="auto"/>
+              <w:cnfStyle w:val="000000000000" w:firstRow="0" w:lastRow="0" w:firstColumn="0" w:lastColumn="0" w:oddVBand="0" w:evenVBand="0" w:oddHBand="0" w:evenHBand="0" w:firstRowFirstColumn="0" w:firstRowLastColumn="0" w:lastRowFirstColumn="0" w:lastRowLastColumn="0"/>
+            </w:pPr>
+            <w:r>
+              <w:t>Numeric overflow</w:t>
             </w:r>
           </w:p>
         </w:tc>
@@ -12698,606 +12719,23 @@
     </w:tbl>
     <w:p>
       <w:r>
-        <w:pict w14:anchorId="0675EAE2">
-          <v:rect id="_x0000_i1071" style="width:0;height:1.5pt" o:hralign="center" o:hrstd="t" o:hr="t" fillcolor="#a0a0a0" stroked="f"/>
-        </w:pict>
-      </w:r>
-    </w:p>
-    <w:p>
-      <w:pPr>
-        <w:rPr>
-          <w:b/>
-          <w:bCs/>
-        </w:rPr>
-      </w:pPr>
-      <w:r>
-        <w:rPr>
-          <w:b/>
-          <w:bCs/>
-        </w:rPr>
-        <w:t>Common Exception Categories</w:t>
-      </w:r>
-    </w:p>
-    <w:p>
-      <w:pPr>
-        <w:rPr>
-          <w:b/>
-          <w:bCs/>
-        </w:rPr>
-      </w:pPr>
-      <w:r>
-        <w:rPr>
-          <w:b/>
-          <w:bCs/>
-        </w:rPr>
-        <w:t>Arithmetic Exceptions</w:t>
-      </w:r>
-    </w:p>
-    <w:tbl>
-      <w:tblPr>
-        <w:tblStyle w:val="PlainTable1"/>
-        <w:tblW w:w="0" w:type="auto"/>
-        <w:tblLook w:val="0420" w:firstRow="1" w:lastRow="0" w:firstColumn="0" w:lastColumn="0" w:noHBand="0" w:noVBand="1"/>
-      </w:tblPr>
-      <w:tblGrid>
-        <w:gridCol w:w="1856"/>
-        <w:gridCol w:w="2096"/>
-      </w:tblGrid>
-      <w:tr>
-        <w:trPr>
-          <w:cnfStyle w:val="100000000000" w:firstRow="1" w:lastRow="0" w:firstColumn="0" w:lastColumn="0" w:oddVBand="0" w:evenVBand="0" w:oddHBand="0" w:evenHBand="0" w:firstRowFirstColumn="0" w:firstRowLastColumn="0" w:lastRowFirstColumn="0" w:lastRowLastColumn="0"/>
-        </w:trPr>
-        <w:tc>
-          <w:tcPr>
-            <w:tcW w:w="0" w:type="auto"/>
-            <w:hideMark/>
-          </w:tcPr>
-          <w:p>
-            <w:pPr>
-              <w:spacing w:after="160" w:line="259" w:lineRule="auto"/>
-            </w:pPr>
-            <w:r>
-              <w:t>Exception</w:t>
-            </w:r>
-          </w:p>
-        </w:tc>
-        <w:tc>
-          <w:tcPr>
-            <w:tcW w:w="0" w:type="auto"/>
-            <w:hideMark/>
-          </w:tcPr>
-          <w:p>
-            <w:pPr>
-              <w:spacing w:after="160" w:line="259" w:lineRule="auto"/>
-            </w:pPr>
-            <w:r>
-              <w:t>Cause</w:t>
-            </w:r>
-          </w:p>
-        </w:tc>
-      </w:tr>
-      <w:tr>
-        <w:trPr>
-          <w:cnfStyle w:val="000000100000" w:firstRow="0" w:lastRow="0" w:firstColumn="0" w:lastColumn="0" w:oddVBand="0" w:evenVBand="0" w:oddHBand="1" w:evenHBand="0" w:firstRowFirstColumn="0" w:firstRowLastColumn="0" w:lastRowFirstColumn="0" w:lastRowLastColumn="0"/>
-        </w:trPr>
-        <w:tc>
-          <w:tcPr>
-            <w:tcW w:w="0" w:type="auto"/>
-            <w:hideMark/>
-          </w:tcPr>
-          <w:p>
-            <w:pPr>
-              <w:spacing w:after="160" w:line="259" w:lineRule="auto"/>
-            </w:pPr>
-            <w:r>
-              <w:t>ZeroDivisionError</w:t>
-            </w:r>
-          </w:p>
-        </w:tc>
-        <w:tc>
-          <w:tcPr>
-            <w:tcW w:w="0" w:type="auto"/>
-            <w:hideMark/>
-          </w:tcPr>
-          <w:p>
-            <w:pPr>
-              <w:spacing w:after="160" w:line="259" w:lineRule="auto"/>
-            </w:pPr>
-            <w:r>
-              <w:t>Division by zero</w:t>
-            </w:r>
-          </w:p>
-        </w:tc>
-      </w:tr>
-      <w:tr>
-        <w:tc>
-          <w:tcPr>
-            <w:tcW w:w="0" w:type="auto"/>
-            <w:hideMark/>
-          </w:tcPr>
-          <w:p>
-            <w:pPr>
-              <w:spacing w:after="160" w:line="259" w:lineRule="auto"/>
-            </w:pPr>
-            <w:r>
-              <w:t>OverflowError</w:t>
-            </w:r>
-          </w:p>
-        </w:tc>
-        <w:tc>
-          <w:tcPr>
-            <w:tcW w:w="0" w:type="auto"/>
-            <w:hideMark/>
-          </w:tcPr>
-          <w:p>
-            <w:pPr>
-              <w:spacing w:after="160" w:line="259" w:lineRule="auto"/>
-            </w:pPr>
-            <w:r>
-              <w:t>Result too large</w:t>
-            </w:r>
-          </w:p>
-        </w:tc>
-      </w:tr>
-      <w:tr>
-        <w:trPr>
-          <w:cnfStyle w:val="000000100000" w:firstRow="0" w:lastRow="0" w:firstColumn="0" w:lastColumn="0" w:oddVBand="0" w:evenVBand="0" w:oddHBand="1" w:evenHBand="0" w:firstRowFirstColumn="0" w:firstRowLastColumn="0" w:lastRowFirstColumn="0" w:lastRowLastColumn="0"/>
-        </w:trPr>
-        <w:tc>
-          <w:tcPr>
-            <w:tcW w:w="0" w:type="auto"/>
-            <w:hideMark/>
-          </w:tcPr>
-          <w:p>
-            <w:pPr>
-              <w:spacing w:after="160" w:line="259" w:lineRule="auto"/>
-            </w:pPr>
-            <w:r>
-              <w:t>FloatingPointError</w:t>
-            </w:r>
-          </w:p>
-        </w:tc>
-        <w:tc>
-          <w:tcPr>
-            <w:tcW w:w="0" w:type="auto"/>
-            <w:hideMark/>
-          </w:tcPr>
-          <w:p>
-            <w:pPr>
-              <w:spacing w:after="160" w:line="259" w:lineRule="auto"/>
-            </w:pPr>
-            <w:r>
-              <w:t>Floating-point failure</w:t>
-            </w:r>
-          </w:p>
-        </w:tc>
-      </w:tr>
-    </w:tbl>
-    <w:p>
-      <w:r>
-        <w:pict w14:anchorId="74C0815E">
-          <v:rect id="_x0000_i1072" style="width:0;height:1.5pt" o:hralign="center" o:hrstd="t" o:hr="t" fillcolor="#a0a0a0" stroked="f"/>
-        </w:pict>
-      </w:r>
-    </w:p>
-    <w:p>
-      <w:pPr>
-        <w:rPr>
-          <w:b/>
-          <w:bCs/>
-        </w:rPr>
-      </w:pPr>
-      <w:r>
-        <w:rPr>
-          <w:b/>
-          <w:bCs/>
-        </w:rPr>
-        <w:t>Lookup Exceptions</w:t>
-      </w:r>
-    </w:p>
-    <w:tbl>
-      <w:tblPr>
-        <w:tblStyle w:val="PlainTable1"/>
-        <w:tblW w:w="0" w:type="auto"/>
-        <w:tblLook w:val="0420" w:firstRow="1" w:lastRow="0" w:firstColumn="0" w:lastColumn="0" w:noHBand="0" w:noVBand="1"/>
-      </w:tblPr>
-      <w:tblGrid>
-        <w:gridCol w:w="1161"/>
-        <w:gridCol w:w="2202"/>
-      </w:tblGrid>
-      <w:tr>
-        <w:trPr>
-          <w:cnfStyle w:val="100000000000" w:firstRow="1" w:lastRow="0" w:firstColumn="0" w:lastColumn="0" w:oddVBand="0" w:evenVBand="0" w:oddHBand="0" w:evenHBand="0" w:firstRowFirstColumn="0" w:firstRowLastColumn="0" w:lastRowFirstColumn="0" w:lastRowLastColumn="0"/>
-        </w:trPr>
-        <w:tc>
-          <w:tcPr>
-            <w:tcW w:w="0" w:type="auto"/>
-            <w:hideMark/>
-          </w:tcPr>
-          <w:p>
-            <w:pPr>
-              <w:spacing w:after="160" w:line="259" w:lineRule="auto"/>
-            </w:pPr>
-            <w:r>
-              <w:t>Exception</w:t>
-            </w:r>
-          </w:p>
-        </w:tc>
-        <w:tc>
-          <w:tcPr>
-            <w:tcW w:w="0" w:type="auto"/>
-            <w:hideMark/>
-          </w:tcPr>
-          <w:p>
-            <w:pPr>
-              <w:spacing w:after="160" w:line="259" w:lineRule="auto"/>
-            </w:pPr>
-            <w:r>
-              <w:t>Cause</w:t>
-            </w:r>
-          </w:p>
-        </w:tc>
-      </w:tr>
-      <w:tr>
-        <w:trPr>
-          <w:cnfStyle w:val="000000100000" w:firstRow="0" w:lastRow="0" w:firstColumn="0" w:lastColumn="0" w:oddVBand="0" w:evenVBand="0" w:oddHBand="1" w:evenHBand="0" w:firstRowFirstColumn="0" w:firstRowLastColumn="0" w:lastRowFirstColumn="0" w:lastRowLastColumn="0"/>
-        </w:trPr>
-        <w:tc>
-          <w:tcPr>
-            <w:tcW w:w="0" w:type="auto"/>
-            <w:hideMark/>
-          </w:tcPr>
-          <w:p>
-            <w:pPr>
-              <w:spacing w:after="160" w:line="259" w:lineRule="auto"/>
-            </w:pPr>
-            <w:r>
-              <w:t>IndexError</w:t>
-            </w:r>
-          </w:p>
-        </w:tc>
-        <w:tc>
-          <w:tcPr>
-            <w:tcW w:w="0" w:type="auto"/>
-            <w:hideMark/>
-          </w:tcPr>
-          <w:p>
-            <w:pPr>
-              <w:spacing w:after="160" w:line="259" w:lineRule="auto"/>
-            </w:pPr>
-            <w:r>
-              <w:t>Invalid index access</w:t>
-            </w:r>
-          </w:p>
-        </w:tc>
-      </w:tr>
-      <w:tr>
-        <w:tc>
-          <w:tcPr>
-            <w:tcW w:w="0" w:type="auto"/>
-            <w:hideMark/>
-          </w:tcPr>
-          <w:p>
-            <w:pPr>
-              <w:spacing w:after="160" w:line="259" w:lineRule="auto"/>
-            </w:pPr>
-            <w:r>
-              <w:t>KeyError</w:t>
-            </w:r>
-          </w:p>
-        </w:tc>
-        <w:tc>
-          <w:tcPr>
-            <w:tcW w:w="0" w:type="auto"/>
-            <w:hideMark/>
-          </w:tcPr>
-          <w:p>
-            <w:pPr>
-              <w:spacing w:after="160" w:line="259" w:lineRule="auto"/>
-            </w:pPr>
-            <w:r>
-              <w:t>Missing dictionary key</w:t>
-            </w:r>
-          </w:p>
-        </w:tc>
-      </w:tr>
-    </w:tbl>
-    <w:p>
-      <w:r>
-        <w:pict w14:anchorId="182FE5DE">
-          <v:rect id="_x0000_i1073" style="width:0;height:1.5pt" o:hralign="center" o:hrstd="t" o:hr="t" fillcolor="#a0a0a0" stroked="f"/>
-        </w:pict>
-      </w:r>
-    </w:p>
-    <w:p>
-      <w:pPr>
-        <w:rPr>
-          <w:b/>
-          <w:bCs/>
-        </w:rPr>
-      </w:pPr>
-      <w:r>
-        <w:rPr>
-          <w:b/>
-          <w:bCs/>
-        </w:rPr>
-        <w:t>File and I/O Exceptions</w:t>
-      </w:r>
-    </w:p>
-    <w:tbl>
-      <w:tblPr>
-        <w:tblStyle w:val="PlainTable1"/>
-        <w:tblW w:w="0" w:type="auto"/>
-        <w:tblLook w:val="0420" w:firstRow="1" w:lastRow="0" w:firstColumn="0" w:lastColumn="0" w:noHBand="0" w:noVBand="1"/>
-      </w:tblPr>
-      <w:tblGrid>
-        <w:gridCol w:w="1877"/>
-        <w:gridCol w:w="2012"/>
-      </w:tblGrid>
-      <w:tr>
-        <w:trPr>
-          <w:cnfStyle w:val="100000000000" w:firstRow="1" w:lastRow="0" w:firstColumn="0" w:lastColumn="0" w:oddVBand="0" w:evenVBand="0" w:oddHBand="0" w:evenHBand="0" w:firstRowFirstColumn="0" w:firstRowLastColumn="0" w:lastRowFirstColumn="0" w:lastRowLastColumn="0"/>
-        </w:trPr>
-        <w:tc>
-          <w:tcPr>
-            <w:tcW w:w="0" w:type="auto"/>
-            <w:hideMark/>
-          </w:tcPr>
-          <w:p>
-            <w:pPr>
-              <w:spacing w:after="160" w:line="259" w:lineRule="auto"/>
-            </w:pPr>
-            <w:r>
-              <w:t>Exception</w:t>
-            </w:r>
-          </w:p>
-        </w:tc>
-        <w:tc>
-          <w:tcPr>
-            <w:tcW w:w="0" w:type="auto"/>
-            <w:hideMark/>
-          </w:tcPr>
-          <w:p>
-            <w:pPr>
-              <w:spacing w:after="160" w:line="259" w:lineRule="auto"/>
-            </w:pPr>
-            <w:r>
-              <w:t>Cause</w:t>
-            </w:r>
-          </w:p>
-        </w:tc>
-      </w:tr>
-      <w:tr>
-        <w:trPr>
-          <w:cnfStyle w:val="000000100000" w:firstRow="0" w:lastRow="0" w:firstColumn="0" w:lastColumn="0" w:oddVBand="0" w:evenVBand="0" w:oddHBand="1" w:evenHBand="0" w:firstRowFirstColumn="0" w:firstRowLastColumn="0" w:lastRowFirstColumn="0" w:lastRowLastColumn="0"/>
-        </w:trPr>
-        <w:tc>
-          <w:tcPr>
-            <w:tcW w:w="0" w:type="auto"/>
-            <w:hideMark/>
-          </w:tcPr>
-          <w:p>
-            <w:pPr>
-              <w:spacing w:after="160" w:line="259" w:lineRule="auto"/>
-            </w:pPr>
-            <w:r>
-              <w:t>FileNotFoundError</w:t>
-            </w:r>
-          </w:p>
-        </w:tc>
-        <w:tc>
-          <w:tcPr>
-            <w:tcW w:w="0" w:type="auto"/>
-            <w:hideMark/>
-          </w:tcPr>
-          <w:p>
-            <w:pPr>
-              <w:spacing w:after="160" w:line="259" w:lineRule="auto"/>
-            </w:pPr>
-            <w:r>
-              <w:t>File missing</w:t>
-            </w:r>
-          </w:p>
-        </w:tc>
-      </w:tr>
-      <w:tr>
-        <w:tc>
-          <w:tcPr>
-            <w:tcW w:w="0" w:type="auto"/>
-            <w:hideMark/>
-          </w:tcPr>
-          <w:p>
-            <w:pPr>
-              <w:spacing w:after="160" w:line="259" w:lineRule="auto"/>
-            </w:pPr>
-            <w:r>
-              <w:t>PermissionError</w:t>
-            </w:r>
-          </w:p>
-        </w:tc>
-        <w:tc>
-          <w:tcPr>
-            <w:tcW w:w="0" w:type="auto"/>
-            <w:hideMark/>
-          </w:tcPr>
-          <w:p>
-            <w:pPr>
-              <w:spacing w:after="160" w:line="259" w:lineRule="auto"/>
-            </w:pPr>
-            <w:r>
-              <w:t>Access denied</w:t>
-            </w:r>
-          </w:p>
-        </w:tc>
-      </w:tr>
-      <w:tr>
-        <w:trPr>
-          <w:cnfStyle w:val="000000100000" w:firstRow="0" w:lastRow="0" w:firstColumn="0" w:lastColumn="0" w:oddVBand="0" w:evenVBand="0" w:oddHBand="1" w:evenHBand="0" w:firstRowFirstColumn="0" w:firstRowLastColumn="0" w:lastRowFirstColumn="0" w:lastRowLastColumn="0"/>
-        </w:trPr>
-        <w:tc>
-          <w:tcPr>
-            <w:tcW w:w="0" w:type="auto"/>
-            <w:hideMark/>
-          </w:tcPr>
-          <w:p>
-            <w:pPr>
-              <w:spacing w:after="160" w:line="259" w:lineRule="auto"/>
-            </w:pPr>
-            <w:r>
-              <w:t>IOError</w:t>
-            </w:r>
-          </w:p>
-        </w:tc>
-        <w:tc>
-          <w:tcPr>
-            <w:tcW w:w="0" w:type="auto"/>
-            <w:hideMark/>
-          </w:tcPr>
-          <w:p>
-            <w:pPr>
-              <w:spacing w:after="160" w:line="259" w:lineRule="auto"/>
-            </w:pPr>
-            <w:r>
-              <w:t>Input/output failure</w:t>
-            </w:r>
-          </w:p>
-        </w:tc>
-      </w:tr>
-    </w:tbl>
-    <w:p>
-      <w:r>
-        <w:pict w14:anchorId="00922CBA">
-          <v:rect id="_x0000_i1074" style="width:0;height:1.5pt" o:hralign="center" o:hrstd="t" o:hr="t" fillcolor="#a0a0a0" stroked="f"/>
-        </w:pict>
-      </w:r>
-    </w:p>
-    <w:p>
-      <w:pPr>
-        <w:rPr>
-          <w:b/>
-          <w:bCs/>
-        </w:rPr>
-      </w:pPr>
-      <w:r>
-        <w:rPr>
-          <w:b/>
-          <w:bCs/>
-        </w:rPr>
-        <w:lastRenderedPageBreak/>
-        <w:t>Type and Value Exceptions</w:t>
-      </w:r>
-    </w:p>
-    <w:tbl>
-      <w:tblPr>
-        <w:tblStyle w:val="PlainTable1"/>
-        <w:tblW w:w="0" w:type="auto"/>
-        <w:tblLook w:val="0420" w:firstRow="1" w:lastRow="0" w:firstColumn="0" w:lastColumn="0" w:noHBand="0" w:noVBand="1"/>
-      </w:tblPr>
-      <w:tblGrid>
-        <w:gridCol w:w="1176"/>
-        <w:gridCol w:w="1707"/>
-      </w:tblGrid>
-      <w:tr>
-        <w:trPr>
-          <w:cnfStyle w:val="100000000000" w:firstRow="1" w:lastRow="0" w:firstColumn="0" w:lastColumn="0" w:oddVBand="0" w:evenVBand="0" w:oddHBand="0" w:evenHBand="0" w:firstRowFirstColumn="0" w:firstRowLastColumn="0" w:lastRowFirstColumn="0" w:lastRowLastColumn="0"/>
-        </w:trPr>
-        <w:tc>
-          <w:tcPr>
-            <w:tcW w:w="0" w:type="auto"/>
-            <w:hideMark/>
-          </w:tcPr>
-          <w:p>
-            <w:pPr>
-              <w:spacing w:after="160" w:line="259" w:lineRule="auto"/>
-            </w:pPr>
-            <w:r>
-              <w:t>Exception</w:t>
-            </w:r>
-          </w:p>
-        </w:tc>
-        <w:tc>
-          <w:tcPr>
-            <w:tcW w:w="0" w:type="auto"/>
-            <w:hideMark/>
-          </w:tcPr>
-          <w:p>
-            <w:pPr>
-              <w:spacing w:after="160" w:line="259" w:lineRule="auto"/>
-            </w:pPr>
-            <w:r>
-              <w:t>Cause</w:t>
-            </w:r>
-          </w:p>
-        </w:tc>
-      </w:tr>
-      <w:tr>
-        <w:trPr>
-          <w:cnfStyle w:val="000000100000" w:firstRow="0" w:lastRow="0" w:firstColumn="0" w:lastColumn="0" w:oddVBand="0" w:evenVBand="0" w:oddHBand="1" w:evenHBand="0" w:firstRowFirstColumn="0" w:firstRowLastColumn="0" w:lastRowFirstColumn="0" w:lastRowLastColumn="0"/>
-        </w:trPr>
-        <w:tc>
-          <w:tcPr>
-            <w:tcW w:w="0" w:type="auto"/>
-            <w:hideMark/>
-          </w:tcPr>
-          <w:p>
-            <w:pPr>
-              <w:spacing w:after="160" w:line="259" w:lineRule="auto"/>
-            </w:pPr>
-            <w:r>
-              <w:t>TypeError</w:t>
-            </w:r>
-          </w:p>
-        </w:tc>
-        <w:tc>
-          <w:tcPr>
-            <w:tcW w:w="0" w:type="auto"/>
-            <w:hideMark/>
-          </w:tcPr>
-          <w:p>
-            <w:pPr>
-              <w:spacing w:after="160" w:line="259" w:lineRule="auto"/>
-            </w:pPr>
-            <w:r>
-              <w:t>Invalid data type</w:t>
-            </w:r>
-          </w:p>
-        </w:tc>
-      </w:tr>
-      <w:tr>
-        <w:tc>
-          <w:tcPr>
-            <w:tcW w:w="0" w:type="auto"/>
-            <w:hideMark/>
-          </w:tcPr>
-          <w:p>
-            <w:pPr>
-              <w:spacing w:after="160" w:line="259" w:lineRule="auto"/>
-            </w:pPr>
-            <w:r>
-              <w:t>ValueError</w:t>
-            </w:r>
-          </w:p>
-        </w:tc>
-        <w:tc>
-          <w:tcPr>
-            <w:tcW w:w="0" w:type="auto"/>
-            <w:hideMark/>
-          </w:tcPr>
-          <w:p>
-            <w:pPr>
-              <w:spacing w:after="160" w:line="259" w:lineRule="auto"/>
-            </w:pPr>
-            <w:r>
-              <w:t>Invalid value</w:t>
-            </w:r>
-          </w:p>
-        </w:tc>
-      </w:tr>
-    </w:tbl>
-    <w:p>
-      <w:r>
-        <w:pict w14:anchorId="02CA7C18">
-          <v:rect id="_x0000_i1075" style="width:0;height:1.5pt" o:hralign="center" o:hrstd="t" o:hr="t" fillcolor="#a0a0a0" stroked="f"/>
+        <w:t>All exceptions inherit from:</w:t>
+      </w:r>
+    </w:p>
+    <w:p>
+      <w:r>
+        <w:t>BaseException</w:t>
+      </w:r>
+    </w:p>
+    <w:p>
+      <w:r>
+        <w:t xml:space="preserve"> └── Exception</w:t>
+      </w:r>
+    </w:p>
+    <w:p>
+      <w:r>
+        <w:pict w14:anchorId="195B3AE9">
+          <v:rect id="_x0000_i1791" style="width:0;height:1.5pt" o:hralign="center" o:hrstd="t" o:hr="t" fillcolor="#a0a0a0" stroked="f"/>
         </w:pict>
       </w:r>
     </w:p>
@@ -13380,6 +12818,7 @@
         </w:numPr>
       </w:pPr>
       <w:r>
+        <w:lastRenderedPageBreak/>
         <w:t>Validate input</w:t>
       </w:r>
     </w:p>
@@ -13395,9 +12834,114 @@
       </w:r>
     </w:p>
     <w:p>
-      <w:r>
-        <w:pict w14:anchorId="2D0751C1">
-          <v:rect id="_x0000_i1076" style="width:0;height:1.5pt" o:hralign="center" o:hrstd="t" o:hr="t" fillcolor="#a0a0a0" stroked="f"/>
+      <w:pPr>
+        <w:rPr>
+          <w:b/>
+          <w:bCs/>
+        </w:rPr>
+      </w:pPr>
+      <w:r>
+        <w:rPr>
+          <w:b/>
+          <w:bCs/>
+        </w:rPr>
+        <w:t>5. try–except block</w:t>
+      </w:r>
+    </w:p>
+    <w:p>
+      <w:pPr>
+        <w:rPr>
+          <w:b/>
+          <w:bCs/>
+        </w:rPr>
+      </w:pPr>
+      <w:r>
+        <w:rPr>
+          <w:b/>
+          <w:bCs/>
+        </w:rPr>
+        <w:t>Definition</w:t>
+      </w:r>
+    </w:p>
+    <w:p>
+      <w:r>
+        <w:t>Used to catch and handle exceptions.</w:t>
+      </w:r>
+    </w:p>
+    <w:p>
+      <w:pPr>
+        <w:rPr>
+          <w:b/>
+          <w:bCs/>
+        </w:rPr>
+      </w:pPr>
+      <w:r>
+        <w:rPr>
+          <w:b/>
+          <w:bCs/>
+        </w:rPr>
+        <w:t>Syntax</w:t>
+      </w:r>
+    </w:p>
+    <w:p>
+      <w:r>
+        <w:t>try:</w:t>
+      </w:r>
+    </w:p>
+    <w:p>
+      <w:r>
+        <w:t xml:space="preserve">    # risky code</w:t>
+      </w:r>
+    </w:p>
+    <w:p>
+      <w:r>
+        <w:t>except ExceptionType:</w:t>
+      </w:r>
+    </w:p>
+    <w:p>
+      <w:r>
+        <w:t xml:space="preserve">    # handling code</w:t>
+      </w:r>
+    </w:p>
+    <w:p>
+      <w:pPr>
+        <w:rPr>
+          <w:b/>
+          <w:bCs/>
+        </w:rPr>
+      </w:pPr>
+      <w:r>
+        <w:rPr>
+          <w:b/>
+          <w:bCs/>
+        </w:rPr>
+        <w:t>Example</w:t>
+      </w:r>
+    </w:p>
+    <w:p>
+      <w:r>
+        <w:t>try:</w:t>
+      </w:r>
+    </w:p>
+    <w:p>
+      <w:r>
+        <w:t xml:space="preserve">    x = 10 / 0</w:t>
+      </w:r>
+    </w:p>
+    <w:p>
+      <w:r>
+        <w:t>except ZeroDivisionError:</w:t>
+      </w:r>
+    </w:p>
+    <w:p>
+      <w:r>
+        <w:t xml:space="preserve">    print("Cannot divide by zero")</w:t>
+      </w:r>
+    </w:p>
+    <w:p>
+      <w:r>
+        <w:pict w14:anchorId="5BEFCA0B">
+          <v:rect id="_x0000_i1792" style="width:0;height:1.5pt" o:hralign="center" o:hrstd="t" o:hr="t" fillcolor="#a0a0a0" stroked="f"/>
         </w:pict>
       </w:r>
     </w:p>
@@ -13413,173 +12957,43 @@
           <w:b/>
           <w:bCs/>
         </w:rPr>
-        <w:t>Custom Exceptions</w:t>
-      </w:r>
-    </w:p>
-    <w:p>
-      <w:r>
-        <w:t>Programs can define user-created exceptions by extending the base Exception class.</w:t>
-      </w:r>
-    </w:p>
-    <w:p>
-      <w:pPr>
-        <w:rPr>
-          <w:b/>
-          <w:bCs/>
-        </w:rPr>
-      </w:pPr>
-      <w:r>
-        <w:rPr>
-          <w:b/>
-          <w:bCs/>
-        </w:rPr>
-        <w:t>Advantages</w:t>
-      </w:r>
-    </w:p>
-    <w:tbl>
-      <w:tblPr>
-        <w:tblStyle w:val="PlainTable1"/>
-        <w:tblW w:w="0" w:type="auto"/>
-        <w:tblLook w:val="0420" w:firstRow="1" w:lastRow="0" w:firstColumn="0" w:lastColumn="0" w:noHBand="0" w:noVBand="1"/>
-      </w:tblPr>
-      <w:tblGrid>
-        <w:gridCol w:w="2339"/>
-        <w:gridCol w:w="2385"/>
-      </w:tblGrid>
-      <w:tr>
-        <w:trPr>
-          <w:cnfStyle w:val="100000000000" w:firstRow="1" w:lastRow="0" w:firstColumn="0" w:lastColumn="0" w:oddVBand="0" w:evenVBand="0" w:oddHBand="0" w:evenHBand="0" w:firstRowFirstColumn="0" w:firstRowLastColumn="0" w:lastRowFirstColumn="0" w:lastRowLastColumn="0"/>
-        </w:trPr>
-        <w:tc>
-          <w:tcPr>
-            <w:tcW w:w="0" w:type="auto"/>
-            <w:hideMark/>
-          </w:tcPr>
-          <w:p>
-            <w:pPr>
-              <w:spacing w:after="160" w:line="259" w:lineRule="auto"/>
-            </w:pPr>
-            <w:r>
-              <w:t>Advantage</w:t>
-            </w:r>
-          </w:p>
-        </w:tc>
-        <w:tc>
-          <w:tcPr>
-            <w:tcW w:w="0" w:type="auto"/>
-            <w:hideMark/>
-          </w:tcPr>
-          <w:p>
-            <w:pPr>
-              <w:spacing w:after="160" w:line="259" w:lineRule="auto"/>
-            </w:pPr>
-            <w:r>
-              <w:t>Explanation</w:t>
-            </w:r>
-          </w:p>
-        </w:tc>
-      </w:tr>
-      <w:tr>
-        <w:trPr>
-          <w:cnfStyle w:val="000000100000" w:firstRow="0" w:lastRow="0" w:firstColumn="0" w:lastColumn="0" w:oddVBand="0" w:evenVBand="0" w:oddHBand="1" w:evenHBand="0" w:firstRowFirstColumn="0" w:firstRowLastColumn="0" w:lastRowFirstColumn="0" w:lastRowLastColumn="0"/>
-        </w:trPr>
-        <w:tc>
-          <w:tcPr>
-            <w:tcW w:w="0" w:type="auto"/>
-            <w:hideMark/>
-          </w:tcPr>
-          <w:p>
-            <w:pPr>
-              <w:spacing w:after="160" w:line="259" w:lineRule="auto"/>
-            </w:pPr>
-            <w:r>
-              <w:t>Better clarity</w:t>
-            </w:r>
-          </w:p>
-        </w:tc>
-        <w:tc>
-          <w:tcPr>
-            <w:tcW w:w="0" w:type="auto"/>
-            <w:hideMark/>
-          </w:tcPr>
-          <w:p>
-            <w:pPr>
-              <w:spacing w:after="160" w:line="259" w:lineRule="auto"/>
-            </w:pPr>
-            <w:r>
-              <w:t>Meaningful error names</w:t>
-            </w:r>
-          </w:p>
-        </w:tc>
-      </w:tr>
-      <w:tr>
-        <w:tc>
-          <w:tcPr>
-            <w:tcW w:w="0" w:type="auto"/>
-            <w:hideMark/>
-          </w:tcPr>
-          <w:p>
-            <w:pPr>
-              <w:spacing w:after="160" w:line="259" w:lineRule="auto"/>
-            </w:pPr>
-            <w:r>
-              <w:t>Domain-specific control</w:t>
-            </w:r>
-          </w:p>
-        </w:tc>
-        <w:tc>
-          <w:tcPr>
-            <w:tcW w:w="0" w:type="auto"/>
-            <w:hideMark/>
-          </w:tcPr>
-          <w:p>
-            <w:pPr>
-              <w:spacing w:after="160" w:line="259" w:lineRule="auto"/>
-            </w:pPr>
-            <w:r>
-              <w:t>Tailored error handling</w:t>
-            </w:r>
-          </w:p>
-        </w:tc>
-      </w:tr>
-      <w:tr>
-        <w:trPr>
-          <w:cnfStyle w:val="000000100000" w:firstRow="0" w:lastRow="0" w:firstColumn="0" w:lastColumn="0" w:oddVBand="0" w:evenVBand="0" w:oddHBand="1" w:evenHBand="0" w:firstRowFirstColumn="0" w:firstRowLastColumn="0" w:lastRowFirstColumn="0" w:lastRowLastColumn="0"/>
-        </w:trPr>
-        <w:tc>
-          <w:tcPr>
-            <w:tcW w:w="0" w:type="auto"/>
-            <w:hideMark/>
-          </w:tcPr>
-          <w:p>
-            <w:pPr>
-              <w:spacing w:after="160" w:line="259" w:lineRule="auto"/>
-            </w:pPr>
-            <w:r>
-              <w:t>Improved debugging</w:t>
-            </w:r>
-          </w:p>
-        </w:tc>
-        <w:tc>
-          <w:tcPr>
-            <w:tcW w:w="0" w:type="auto"/>
-            <w:hideMark/>
-          </w:tcPr>
-          <w:p>
-            <w:pPr>
-              <w:spacing w:after="160" w:line="259" w:lineRule="auto"/>
-            </w:pPr>
-            <w:r>
-              <w:t>Easier issue tracking</w:t>
-            </w:r>
-          </w:p>
-        </w:tc>
-      </w:tr>
-    </w:tbl>
-    <w:p>
-      <w:r>
-        <w:pict w14:anchorId="0CD81E76">
-          <v:rect id="_x0000_i1077" style="width:0;height:1.5pt" o:hralign="center" o:hrstd="t" o:hr="t" fillcolor="#a0a0a0" stroked="f"/>
+        <w:t>Multiple except blocks</w:t>
+      </w:r>
+    </w:p>
+    <w:p>
+      <w:r>
+        <w:t>try:</w:t>
+      </w:r>
+    </w:p>
+    <w:p>
+      <w:r>
+        <w:t xml:space="preserve">    x = int("abc")</w:t>
+      </w:r>
+    </w:p>
+    <w:p>
+      <w:r>
+        <w:t>except ValueError:</w:t>
+      </w:r>
+    </w:p>
+    <w:p>
+      <w:r>
+        <w:t xml:space="preserve">    print("Invalid number")</w:t>
+      </w:r>
+    </w:p>
+    <w:p>
+      <w:r>
+        <w:t>except TypeError:</w:t>
+      </w:r>
+    </w:p>
+    <w:p>
+      <w:r>
+        <w:t xml:space="preserve">    print("Type error")</w:t>
+      </w:r>
+    </w:p>
+    <w:p>
+      <w:r>
+        <w:pict w14:anchorId="1926FA31">
+          <v:rect id="_x0000_i1793" style="width:0;height:1.5pt" o:hralign="center" o:hrstd="t" o:hr="t" fillcolor="#a0a0a0" stroked="f"/>
         </w:pict>
       </w:r>
     </w:p>
@@ -13595,173 +13009,23 @@
           <w:b/>
           <w:bCs/>
         </w:rPr>
-        <w:t>Exception Propagation</w:t>
-      </w:r>
-    </w:p>
-    <w:p>
-      <w:r>
-        <w:t>When an exception is not handled locally, it propagates up the call stack until it is caught or the program terminates.</w:t>
-      </w:r>
-    </w:p>
-    <w:p>
-      <w:pPr>
-        <w:rPr>
-          <w:b/>
-          <w:bCs/>
-        </w:rPr>
-      </w:pPr>
-      <w:r>
-        <w:rPr>
-          <w:b/>
-          <w:bCs/>
-        </w:rPr>
-        <w:t>Propagation Behavior</w:t>
-      </w:r>
-    </w:p>
-    <w:tbl>
-      <w:tblPr>
-        <w:tblStyle w:val="PlainTable1"/>
-        <w:tblW w:w="0" w:type="auto"/>
-        <w:tblLook w:val="0420" w:firstRow="1" w:lastRow="0" w:firstColumn="0" w:lastColumn="0" w:noHBand="0" w:noVBand="1"/>
-      </w:tblPr>
-      <w:tblGrid>
-        <w:gridCol w:w="1736"/>
-        <w:gridCol w:w="2010"/>
-      </w:tblGrid>
-      <w:tr>
-        <w:trPr>
-          <w:cnfStyle w:val="100000000000" w:firstRow="1" w:lastRow="0" w:firstColumn="0" w:lastColumn="0" w:oddVBand="0" w:evenVBand="0" w:oddHBand="0" w:evenHBand="0" w:firstRowFirstColumn="0" w:firstRowLastColumn="0" w:lastRowFirstColumn="0" w:lastRowLastColumn="0"/>
-        </w:trPr>
-        <w:tc>
-          <w:tcPr>
-            <w:tcW w:w="0" w:type="auto"/>
-            <w:hideMark/>
-          </w:tcPr>
-          <w:p>
-            <w:pPr>
-              <w:spacing w:after="160" w:line="259" w:lineRule="auto"/>
-            </w:pPr>
-            <w:r>
-              <w:t>Situation</w:t>
-            </w:r>
-          </w:p>
-        </w:tc>
-        <w:tc>
-          <w:tcPr>
-            <w:tcW w:w="0" w:type="auto"/>
-            <w:hideMark/>
-          </w:tcPr>
-          <w:p>
-            <w:pPr>
-              <w:spacing w:after="160" w:line="259" w:lineRule="auto"/>
-            </w:pPr>
-            <w:r>
-              <w:t>Result</w:t>
-            </w:r>
-          </w:p>
-        </w:tc>
-      </w:tr>
-      <w:tr>
-        <w:trPr>
-          <w:cnfStyle w:val="000000100000" w:firstRow="0" w:lastRow="0" w:firstColumn="0" w:lastColumn="0" w:oddVBand="0" w:evenVBand="0" w:oddHBand="1" w:evenHBand="0" w:firstRowFirstColumn="0" w:firstRowLastColumn="0" w:lastRowFirstColumn="0" w:lastRowLastColumn="0"/>
-        </w:trPr>
-        <w:tc>
-          <w:tcPr>
-            <w:tcW w:w="0" w:type="auto"/>
-            <w:hideMark/>
-          </w:tcPr>
-          <w:p>
-            <w:pPr>
-              <w:spacing w:after="160" w:line="259" w:lineRule="auto"/>
-            </w:pPr>
-            <w:r>
-              <w:t>Handled locally</w:t>
-            </w:r>
-          </w:p>
-        </w:tc>
-        <w:tc>
-          <w:tcPr>
-            <w:tcW w:w="0" w:type="auto"/>
-            <w:hideMark/>
-          </w:tcPr>
-          <w:p>
-            <w:pPr>
-              <w:spacing w:after="160" w:line="259" w:lineRule="auto"/>
-            </w:pPr>
-            <w:r>
-              <w:t>Program continues</w:t>
-            </w:r>
-          </w:p>
-        </w:tc>
-      </w:tr>
-      <w:tr>
-        <w:tc>
-          <w:tcPr>
-            <w:tcW w:w="0" w:type="auto"/>
-            <w:hideMark/>
-          </w:tcPr>
-          <w:p>
-            <w:pPr>
-              <w:spacing w:after="160" w:line="259" w:lineRule="auto"/>
-            </w:pPr>
-            <w:r>
-              <w:t>Unhandled</w:t>
-            </w:r>
-          </w:p>
-        </w:tc>
-        <w:tc>
-          <w:tcPr>
-            <w:tcW w:w="0" w:type="auto"/>
-            <w:hideMark/>
-          </w:tcPr>
-          <w:p>
-            <w:pPr>
-              <w:spacing w:after="160" w:line="259" w:lineRule="auto"/>
-            </w:pPr>
-            <w:r>
-              <w:t>Program terminates</w:t>
-            </w:r>
-          </w:p>
-        </w:tc>
-      </w:tr>
-      <w:tr>
-        <w:trPr>
-          <w:cnfStyle w:val="000000100000" w:firstRow="0" w:lastRow="0" w:firstColumn="0" w:lastColumn="0" w:oddVBand="0" w:evenVBand="0" w:oddHBand="1" w:evenHBand="0" w:firstRowFirstColumn="0" w:firstRowLastColumn="0" w:lastRowFirstColumn="0" w:lastRowLastColumn="0"/>
-        </w:trPr>
-        <w:tc>
-          <w:tcPr>
-            <w:tcW w:w="0" w:type="auto"/>
-            <w:hideMark/>
-          </w:tcPr>
-          <w:p>
-            <w:pPr>
-              <w:spacing w:after="160" w:line="259" w:lineRule="auto"/>
-            </w:pPr>
-            <w:r>
-              <w:t>Nested functions</w:t>
-            </w:r>
-          </w:p>
-        </w:tc>
-        <w:tc>
-          <w:tcPr>
-            <w:tcW w:w="0" w:type="auto"/>
-            <w:hideMark/>
-          </w:tcPr>
-          <w:p>
-            <w:pPr>
-              <w:spacing w:after="160" w:line="259" w:lineRule="auto"/>
-            </w:pPr>
-            <w:r>
-              <w:t>Propagates upward</w:t>
-            </w:r>
-          </w:p>
-        </w:tc>
-      </w:tr>
-    </w:tbl>
-    <w:p>
-      <w:r>
-        <w:pict w14:anchorId="5A1548AE">
-          <v:rect id="_x0000_i1078" style="width:0;height:1.5pt" o:hralign="center" o:hrstd="t" o:hr="t" fillcolor="#a0a0a0" stroked="f"/>
+        <w:t>Catching multiple exceptions together</w:t>
+      </w:r>
+    </w:p>
+    <w:p>
+      <w:r>
+        <w:t>except (ValueError, TypeError):</w:t>
+      </w:r>
+    </w:p>
+    <w:p>
+      <w:r>
+        <w:t xml:space="preserve">    print("Error occurred")</w:t>
+      </w:r>
+    </w:p>
+    <w:p>
+      <w:r>
+        <w:pict w14:anchorId="0758D663">
+          <v:rect id="_x0000_i1794" style="width:0;height:1.5pt" o:hralign="center" o:hrstd="t" o:hr="t" fillcolor="#a0a0a0" stroked="f"/>
         </w:pict>
       </w:r>
     </w:p>
@@ -13777,7 +13041,27 @@
           <w:b/>
           <w:bCs/>
         </w:rPr>
-        <w:t>Assertions in Exception Handling</w:t>
+        <w:t>6. try–except–else block</w:t>
+      </w:r>
+    </w:p>
+    <w:p>
+      <w:pPr>
+        <w:rPr>
+          <w:b/>
+          <w:bCs/>
+        </w:rPr>
+      </w:pPr>
+      <w:r>
+        <w:rPr>
+          <w:b/>
+          <w:bCs/>
+        </w:rPr>
+        <w:t>Definition</w:t>
+      </w:r>
+    </w:p>
+    <w:p>
+      <w:r>
+        <w:t>The else block runs only if no exception occurs.</w:t>
       </w:r>
     </w:p>
     <w:p>
@@ -13793,86 +13077,455 @@
           <w:bCs/>
         </w:rPr>
         <w:lastRenderedPageBreak/>
+        <w:t>Syntax</w:t>
+      </w:r>
+    </w:p>
+    <w:p>
+      <w:r>
+        <w:t>try:</w:t>
+      </w:r>
+    </w:p>
+    <w:p>
+      <w:r>
+        <w:t xml:space="preserve">    code</w:t>
+      </w:r>
+    </w:p>
+    <w:p>
+      <w:r>
+        <w:t>except:</w:t>
+      </w:r>
+    </w:p>
+    <w:p>
+      <w:r>
+        <w:t xml:space="preserve">    handling</w:t>
+      </w:r>
+    </w:p>
+    <w:p>
+      <w:r>
+        <w:t>else:</w:t>
+      </w:r>
+    </w:p>
+    <w:p>
+      <w:r>
+        <w:t xml:space="preserve">    success code</w:t>
+      </w:r>
+    </w:p>
+    <w:p>
+      <w:pPr>
+        <w:rPr>
+          <w:b/>
+          <w:bCs/>
+        </w:rPr>
+      </w:pPr>
+      <w:r>
+        <w:rPr>
+          <w:b/>
+          <w:bCs/>
+        </w:rPr>
+        <w:t>Example</w:t>
+      </w:r>
+    </w:p>
+    <w:p>
+      <w:r>
+        <w:t>try:</w:t>
+      </w:r>
+    </w:p>
+    <w:p>
+      <w:r>
+        <w:t xml:space="preserve">    x = int("10")</w:t>
+      </w:r>
+    </w:p>
+    <w:p>
+      <w:r>
+        <w:t>except ValueError:</w:t>
+      </w:r>
+    </w:p>
+    <w:p>
+      <w:r>
+        <w:t xml:space="preserve">    print("Conversion failed")</w:t>
+      </w:r>
+    </w:p>
+    <w:p>
+      <w:r>
+        <w:t>else:</w:t>
+      </w:r>
+    </w:p>
+    <w:p>
+      <w:r>
+        <w:t xml:space="preserve">    print("Conversion successful")</w:t>
+      </w:r>
+    </w:p>
+    <w:p>
+      <w:r>
+        <w:pict w14:anchorId="76254A5C">
+          <v:rect id="_x0000_i1795" style="width:0;height:1.5pt" o:hralign="center" o:hrstd="t" o:hr="t" fillcolor="#a0a0a0" stroked="f"/>
+        </w:pict>
+      </w:r>
+    </w:p>
+    <w:p>
+      <w:pPr>
+        <w:rPr>
+          <w:b/>
+          <w:bCs/>
+        </w:rPr>
+      </w:pPr>
+      <w:r>
+        <w:rPr>
+          <w:b/>
+          <w:bCs/>
+        </w:rPr>
+        <w:t>7. try–except–finally block</w:t>
+      </w:r>
+    </w:p>
+    <w:p>
+      <w:pPr>
+        <w:rPr>
+          <w:b/>
+          <w:bCs/>
+        </w:rPr>
+      </w:pPr>
+      <w:r>
+        <w:rPr>
+          <w:b/>
+          <w:bCs/>
+        </w:rPr>
         <w:t>Definition</w:t>
       </w:r>
-      <w:r>
-        <w:rPr>
-          <w:b/>
-          <w:bCs/>
-        </w:rPr>
-        <w:t xml:space="preserve"> : </w:t>
-      </w:r>
-      <w:r>
-        <w:t xml:space="preserve">An </w:t>
-      </w:r>
-      <w:r>
-        <w:rPr>
-          <w:b/>
-          <w:bCs/>
-        </w:rPr>
-        <w:t>assertion</w:t>
-      </w:r>
-      <w:r>
-        <w:t xml:space="preserve"> checks whether a condition is true during execution.</w:t>
-      </w:r>
-    </w:p>
-    <w:p>
-      <w:r>
-        <w:t>If false, Python raises an AssertionError.</w:t>
-      </w:r>
-    </w:p>
-    <w:p>
-      <w:pPr>
-        <w:rPr>
-          <w:b/>
-          <w:bCs/>
-        </w:rPr>
-      </w:pPr>
-      <w:r>
-        <w:rPr>
-          <w:b/>
-          <w:bCs/>
-        </w:rPr>
-        <w:t>Uses</w:t>
+    </w:p>
+    <w:p>
+      <w:r>
+        <w:t>The finally block always executes, whether an exception occurs or not.</w:t>
+      </w:r>
+    </w:p>
+    <w:p>
+      <w:r>
+        <w:t>Used for cleanup operations.</w:t>
+      </w:r>
+    </w:p>
+    <w:p>
+      <w:pPr>
+        <w:rPr>
+          <w:b/>
+          <w:bCs/>
+        </w:rPr>
+      </w:pPr>
+      <w:r>
+        <w:rPr>
+          <w:b/>
+          <w:bCs/>
+        </w:rPr>
+        <w:t>Syntax</w:t>
+      </w:r>
+    </w:p>
+    <w:p>
+      <w:r>
+        <w:t>try:</w:t>
+      </w:r>
+    </w:p>
+    <w:p>
+      <w:r>
+        <w:t xml:space="preserve">    code</w:t>
+      </w:r>
+    </w:p>
+    <w:p>
+      <w:r>
+        <w:t>except:</w:t>
+      </w:r>
+    </w:p>
+    <w:p>
+      <w:r>
+        <w:t xml:space="preserve">    handling</w:t>
+      </w:r>
+    </w:p>
+    <w:p>
+      <w:r>
+        <w:t>finally:</w:t>
+      </w:r>
+    </w:p>
+    <w:p>
+      <w:r>
+        <w:t xml:space="preserve">    cleanup</w:t>
+      </w:r>
+    </w:p>
+    <w:p>
+      <w:pPr>
+        <w:rPr>
+          <w:b/>
+          <w:bCs/>
+        </w:rPr>
+      </w:pPr>
+      <w:r>
+        <w:rPr>
+          <w:b/>
+          <w:bCs/>
+        </w:rPr>
+        <w:t>Example</w:t>
+      </w:r>
+    </w:p>
+    <w:p>
+      <w:r>
+        <w:t>try:</w:t>
+      </w:r>
+    </w:p>
+    <w:p>
+      <w:r>
+        <w:t xml:space="preserve">    f = open("data.txt")</w:t>
+      </w:r>
+    </w:p>
+    <w:p>
+      <w:r>
+        <w:t>except FileNotFoundError:</w:t>
+      </w:r>
+    </w:p>
+    <w:p>
+      <w:r>
+        <w:t xml:space="preserve">    print("File missing")</w:t>
+      </w:r>
+    </w:p>
+    <w:p>
+      <w:r>
+        <w:lastRenderedPageBreak/>
+        <w:t>finally:</w:t>
+      </w:r>
+    </w:p>
+    <w:p>
+      <w:r>
+        <w:t xml:space="preserve">    print("Execution finished")</w:t>
+      </w:r>
+    </w:p>
+    <w:p>
+      <w:r>
+        <w:pict w14:anchorId="0FA2A6AF">
+          <v:rect id="_x0000_i1796" style="width:0;height:1.5pt" o:hralign="center" o:hrstd="t" o:hr="t" fillcolor="#a0a0a0" stroked="f"/>
+        </w:pict>
+      </w:r>
+    </w:p>
+    <w:p>
+      <w:pPr>
+        <w:rPr>
+          <w:b/>
+          <w:bCs/>
+        </w:rPr>
+      </w:pPr>
+      <w:r>
+        <w:rPr>
+          <w:b/>
+          <w:bCs/>
+        </w:rPr>
+        <w:t>8. raise statement (throwing exceptions)</w:t>
+      </w:r>
+    </w:p>
+    <w:p>
+      <w:pPr>
+        <w:rPr>
+          <w:b/>
+          <w:bCs/>
+        </w:rPr>
+      </w:pPr>
+      <w:r>
+        <w:rPr>
+          <w:b/>
+          <w:bCs/>
+        </w:rPr>
+        <w:t>Definition</w:t>
+      </w:r>
+    </w:p>
+    <w:p>
+      <w:r>
+        <w:t>The raise keyword is used to manually trigger an exception.</w:t>
+      </w:r>
+    </w:p>
+    <w:p>
+      <w:pPr>
+        <w:rPr>
+          <w:b/>
+          <w:bCs/>
+        </w:rPr>
+      </w:pPr>
+      <w:r>
+        <w:rPr>
+          <w:b/>
+          <w:bCs/>
+        </w:rPr>
+        <w:t>Syntax</w:t>
+      </w:r>
+    </w:p>
+    <w:p>
+      <w:r>
+        <w:t>raise ExceptionType("message")</w:t>
+      </w:r>
+    </w:p>
+    <w:p>
+      <w:pPr>
+        <w:rPr>
+          <w:b/>
+          <w:bCs/>
+        </w:rPr>
+      </w:pPr>
+      <w:r>
+        <w:rPr>
+          <w:b/>
+          <w:bCs/>
+        </w:rPr>
+        <w:t>Example</w:t>
+      </w:r>
+    </w:p>
+    <w:p>
+      <w:r>
+        <w:t>age = -1</w:t>
+      </w:r>
+    </w:p>
+    <w:p>
+      <w:r>
+        <w:t>if age &lt; 0:</w:t>
+      </w:r>
+    </w:p>
+    <w:p>
+      <w:r>
+        <w:t xml:space="preserve">    raise ValueError("Age cannot be negative")</w:t>
+      </w:r>
+    </w:p>
+    <w:p>
+      <w:r>
+        <w:t xml:space="preserve">This is often called </w:t>
+      </w:r>
+      <w:r>
+        <w:rPr>
+          <w:b/>
+          <w:bCs/>
+        </w:rPr>
+        <w:t>throwing an exception</w:t>
+      </w:r>
+      <w:r>
+        <w:t>.</w:t>
+      </w:r>
+    </w:p>
+    <w:p>
+      <w:r>
+        <w:pict w14:anchorId="6DE13368">
+          <v:rect id="_x0000_i1797" style="width:0;height:1.5pt" o:hralign="center" o:hrstd="t" o:hr="t" fillcolor="#a0a0a0" stroked="f"/>
+        </w:pict>
+      </w:r>
+    </w:p>
+    <w:p>
+      <w:pPr>
+        <w:rPr>
+          <w:b/>
+          <w:bCs/>
+        </w:rPr>
+      </w:pPr>
+      <w:r>
+        <w:rPr>
+          <w:b/>
+          <w:bCs/>
+        </w:rPr>
+        <w:t>9. Re-raising exceptions</w:t>
+      </w:r>
+    </w:p>
+    <w:p>
+      <w:r>
+        <w:t>You can re-throw a caught exception:</w:t>
+      </w:r>
+    </w:p>
+    <w:p>
+      <w:r>
+        <w:t>try:</w:t>
+      </w:r>
+    </w:p>
+    <w:p>
+      <w:r>
+        <w:t xml:space="preserve">    x = 1 / 0</w:t>
+      </w:r>
+    </w:p>
+    <w:p>
+      <w:r>
+        <w:t>except ZeroDivisionError:</w:t>
+      </w:r>
+    </w:p>
+    <w:p>
+      <w:r>
+        <w:t xml:space="preserve">    print("Error occurred")</w:t>
+      </w:r>
+    </w:p>
+    <w:p>
+      <w:r>
+        <w:t xml:space="preserve">    raise</w:t>
+      </w:r>
+    </w:p>
+    <w:p>
+      <w:r>
+        <w:pict w14:anchorId="737E0095">
+          <v:rect id="_x0000_i1798" style="width:0;height:1.5pt" o:hralign="center" o:hrstd="t" o:hr="t" fillcolor="#a0a0a0" stroked="f"/>
+        </w:pict>
+      </w:r>
+    </w:p>
+    <w:p>
+      <w:pPr>
+        <w:rPr>
+          <w:b/>
+          <w:bCs/>
+        </w:rPr>
+      </w:pPr>
+      <w:r>
+        <w:rPr>
+          <w:b/>
+          <w:bCs/>
+        </w:rPr>
+        <w:t>10. Custom Exception Classes</w:t>
+      </w:r>
+    </w:p>
+    <w:p>
+      <w:pPr>
+        <w:rPr>
+          <w:b/>
+          <w:bCs/>
+        </w:rPr>
+      </w:pPr>
+      <w:r>
+        <w:rPr>
+          <w:b/>
+          <w:bCs/>
+        </w:rPr>
+        <w:t>Why create custom exceptions?</w:t>
       </w:r>
     </w:p>
     <w:p>
       <w:pPr>
         <w:numPr>
           <w:ilvl w:val="0"/>
-          <w:numId w:val="39"/>
+          <w:numId w:val="80"/>
         </w:numPr>
       </w:pPr>
       <w:r>
-        <w:t>Debugging</w:t>
+        <w:t>For application-specific errors</w:t>
       </w:r>
     </w:p>
     <w:p>
       <w:pPr>
         <w:numPr>
           <w:ilvl w:val="0"/>
-          <w:numId w:val="39"/>
+          <w:numId w:val="80"/>
         </w:numPr>
       </w:pPr>
       <w:r>
-        <w:t>Validating assumptions</w:t>
+        <w:t>Better debugging</w:t>
       </w:r>
     </w:p>
     <w:p>
       <w:pPr>
         <w:numPr>
           <w:ilvl w:val="0"/>
-          <w:numId w:val="39"/>
+          <w:numId w:val="80"/>
         </w:numPr>
       </w:pPr>
       <w:r>
-        <w:t>Testing program logic</w:t>
-      </w:r>
-    </w:p>
-    <w:p>
-      <w:r>
-        <w:pict w14:anchorId="7D92190E">
-          <v:rect id="_x0000_i1079" style="width:0;height:1.5pt" o:hralign="center" o:hrstd="t" o:hr="t" fillcolor="#a0a0a0" stroked="f"/>
+        <w:t>Cleaner error handling</w:t>
+      </w:r>
+    </w:p>
+    <w:p>
+      <w:r>
+        <w:pict w14:anchorId="43E9523C">
+          <v:rect id="_x0000_i1799" style="width:0;height:1.5pt" o:hralign="center" o:hrstd="t" o:hr="t" fillcolor="#a0a0a0" stroked="f"/>
         </w:pict>
       </w:r>
     </w:p>
@@ -13888,216 +13541,29 @@
           <w:b/>
           <w:bCs/>
         </w:rPr>
-        <w:t>Best Practices in Exception Handling</w:t>
-      </w:r>
-    </w:p>
-    <w:tbl>
-      <w:tblPr>
-        <w:tblStyle w:val="PlainTable1"/>
-        <w:tblW w:w="0" w:type="auto"/>
-        <w:tblLook w:val="0420" w:firstRow="1" w:lastRow="0" w:firstColumn="0" w:lastColumn="0" w:noHBand="0" w:noVBand="1"/>
-      </w:tblPr>
-      <w:tblGrid>
-        <w:gridCol w:w="2868"/>
-        <w:gridCol w:w="2309"/>
-      </w:tblGrid>
-      <w:tr>
-        <w:trPr>
-          <w:cnfStyle w:val="100000000000" w:firstRow="1" w:lastRow="0" w:firstColumn="0" w:lastColumn="0" w:oddVBand="0" w:evenVBand="0" w:oddHBand="0" w:evenHBand="0" w:firstRowFirstColumn="0" w:firstRowLastColumn="0" w:lastRowFirstColumn="0" w:lastRowLastColumn="0"/>
-        </w:trPr>
-        <w:tc>
-          <w:tcPr>
-            <w:tcW w:w="0" w:type="auto"/>
-            <w:hideMark/>
-          </w:tcPr>
-          <w:p>
-            <w:pPr>
-              <w:spacing w:after="160" w:line="259" w:lineRule="auto"/>
-            </w:pPr>
-            <w:r>
-              <w:t>Practice</w:t>
-            </w:r>
-          </w:p>
-        </w:tc>
-        <w:tc>
-          <w:tcPr>
-            <w:tcW w:w="0" w:type="auto"/>
-            <w:hideMark/>
-          </w:tcPr>
-          <w:p>
-            <w:pPr>
-              <w:spacing w:after="160" w:line="259" w:lineRule="auto"/>
-            </w:pPr>
-            <w:r>
-              <w:t>Reason</w:t>
-            </w:r>
-          </w:p>
-        </w:tc>
-      </w:tr>
-      <w:tr>
-        <w:trPr>
-          <w:cnfStyle w:val="000000100000" w:firstRow="0" w:lastRow="0" w:firstColumn="0" w:lastColumn="0" w:oddVBand="0" w:evenVBand="0" w:oddHBand="1" w:evenHBand="0" w:firstRowFirstColumn="0" w:firstRowLastColumn="0" w:lastRowFirstColumn="0" w:lastRowLastColumn="0"/>
-        </w:trPr>
-        <w:tc>
-          <w:tcPr>
-            <w:tcW w:w="0" w:type="auto"/>
-            <w:hideMark/>
-          </w:tcPr>
-          <w:p>
-            <w:pPr>
-              <w:spacing w:after="160" w:line="259" w:lineRule="auto"/>
-            </w:pPr>
-            <w:r>
-              <w:t>Catch specific exceptions</w:t>
-            </w:r>
-          </w:p>
-        </w:tc>
-        <w:tc>
-          <w:tcPr>
-            <w:tcW w:w="0" w:type="auto"/>
-            <w:hideMark/>
-          </w:tcPr>
-          <w:p>
-            <w:pPr>
-              <w:spacing w:after="160" w:line="259" w:lineRule="auto"/>
-            </w:pPr>
-            <w:r>
-              <w:t>Avoid hiding real errors</w:t>
-            </w:r>
-          </w:p>
-        </w:tc>
-      </w:tr>
-      <w:tr>
-        <w:tc>
-          <w:tcPr>
-            <w:tcW w:w="0" w:type="auto"/>
-            <w:hideMark/>
-          </w:tcPr>
-          <w:p>
-            <w:pPr>
-              <w:spacing w:after="160" w:line="259" w:lineRule="auto"/>
-            </w:pPr>
-            <w:r>
-              <w:t>Avoid empty except blocks</w:t>
-            </w:r>
-          </w:p>
-        </w:tc>
-        <w:tc>
-          <w:tcPr>
-            <w:tcW w:w="0" w:type="auto"/>
-            <w:hideMark/>
-          </w:tcPr>
-          <w:p>
-            <w:pPr>
-              <w:spacing w:after="160" w:line="259" w:lineRule="auto"/>
-            </w:pPr>
-            <w:r>
-              <w:t>Prevent silent failures</w:t>
-            </w:r>
-          </w:p>
-        </w:tc>
-      </w:tr>
-      <w:tr>
-        <w:trPr>
-          <w:cnfStyle w:val="000000100000" w:firstRow="0" w:lastRow="0" w:firstColumn="0" w:lastColumn="0" w:oddVBand="0" w:evenVBand="0" w:oddHBand="1" w:evenHBand="0" w:firstRowFirstColumn="0" w:firstRowLastColumn="0" w:lastRowFirstColumn="0" w:lastRowLastColumn="0"/>
-        </w:trPr>
-        <w:tc>
-          <w:tcPr>
-            <w:tcW w:w="0" w:type="auto"/>
-            <w:hideMark/>
-          </w:tcPr>
-          <w:p>
-            <w:pPr>
-              <w:spacing w:after="160" w:line="259" w:lineRule="auto"/>
-            </w:pPr>
-            <w:r>
-              <w:t>Use finally for cleanup</w:t>
-            </w:r>
-          </w:p>
-        </w:tc>
-        <w:tc>
-          <w:tcPr>
-            <w:tcW w:w="0" w:type="auto"/>
-            <w:hideMark/>
-          </w:tcPr>
-          <w:p>
-            <w:pPr>
-              <w:spacing w:after="160" w:line="259" w:lineRule="auto"/>
-            </w:pPr>
-            <w:r>
-              <w:t>Release resources</w:t>
-            </w:r>
-          </w:p>
-        </w:tc>
-      </w:tr>
-      <w:tr>
-        <w:tc>
-          <w:tcPr>
-            <w:tcW w:w="0" w:type="auto"/>
-            <w:hideMark/>
-          </w:tcPr>
-          <w:p>
-            <w:pPr>
-              <w:spacing w:after="160" w:line="259" w:lineRule="auto"/>
-            </w:pPr>
-            <w:r>
-              <w:t>Provide meaningful messages</w:t>
-            </w:r>
-          </w:p>
-        </w:tc>
-        <w:tc>
-          <w:tcPr>
-            <w:tcW w:w="0" w:type="auto"/>
-            <w:hideMark/>
-          </w:tcPr>
-          <w:p>
-            <w:pPr>
-              <w:spacing w:after="160" w:line="259" w:lineRule="auto"/>
-            </w:pPr>
-            <w:r>
-              <w:t>Improve debugging</w:t>
-            </w:r>
-          </w:p>
-        </w:tc>
-      </w:tr>
-      <w:tr>
-        <w:trPr>
-          <w:cnfStyle w:val="000000100000" w:firstRow="0" w:lastRow="0" w:firstColumn="0" w:lastColumn="0" w:oddVBand="0" w:evenVBand="0" w:oddHBand="1" w:evenHBand="0" w:firstRowFirstColumn="0" w:firstRowLastColumn="0" w:lastRowFirstColumn="0" w:lastRowLastColumn="0"/>
-        </w:trPr>
-        <w:tc>
-          <w:tcPr>
-            <w:tcW w:w="0" w:type="auto"/>
-            <w:hideMark/>
-          </w:tcPr>
-          <w:p>
-            <w:pPr>
-              <w:spacing w:after="160" w:line="259" w:lineRule="auto"/>
-            </w:pPr>
-            <w:r>
-              <w:t>Do not overuse exceptions</w:t>
-            </w:r>
-          </w:p>
-        </w:tc>
-        <w:tc>
-          <w:tcPr>
-            <w:tcW w:w="0" w:type="auto"/>
-            <w:hideMark/>
-          </w:tcPr>
-          <w:p>
-            <w:pPr>
-              <w:spacing w:after="160" w:line="259" w:lineRule="auto"/>
-            </w:pPr>
-            <w:r>
-              <w:t>Maintain readability</w:t>
-            </w:r>
-          </w:p>
-        </w:tc>
-      </w:tr>
-    </w:tbl>
-    <w:p>
-      <w:r>
-        <w:pict w14:anchorId="68D82E83">
-          <v:rect id="_x0000_i1080" style="width:0;height:1.5pt" o:hralign="center" o:hrstd="t" o:hr="t" fillcolor="#a0a0a0" stroked="f"/>
+        <w:t>Creating a custom exception</w:t>
+      </w:r>
+    </w:p>
+    <w:p>
+      <w:r>
+        <w:t>Custom exceptions inherit from Exception.</w:t>
+      </w:r>
+    </w:p>
+    <w:p>
+      <w:r>
+        <w:t>class InvalidAgeError(Exception):</w:t>
+      </w:r>
+    </w:p>
+    <w:p>
+      <w:r>
+        <w:lastRenderedPageBreak/>
+        <w:t xml:space="preserve">    pass</w:t>
+      </w:r>
+    </w:p>
+    <w:p>
+      <w:r>
+        <w:pict w14:anchorId="6904963F">
+          <v:rect id="_x0000_i1800" style="width:0;height:1.5pt" o:hralign="center" o:hrstd="t" o:hr="t" fillcolor="#a0a0a0" stroked="f"/>
         </w:pict>
       </w:r>
     </w:p>
@@ -14113,222 +13579,29 @@
           <w:b/>
           <w:bCs/>
         </w:rPr>
-        <w:t>Exception Handling vs Error Checking</w:t>
-      </w:r>
-    </w:p>
-    <w:tbl>
-      <w:tblPr>
-        <w:tblStyle w:val="PlainTable1"/>
-        <w:tblW w:w="0" w:type="auto"/>
-        <w:tblLook w:val="04A0" w:firstRow="1" w:lastRow="0" w:firstColumn="1" w:lastColumn="0" w:noHBand="0" w:noVBand="1"/>
-      </w:tblPr>
-      <w:tblGrid>
-        <w:gridCol w:w="1247"/>
-        <w:gridCol w:w="2257"/>
-        <w:gridCol w:w="2684"/>
-      </w:tblGrid>
-      <w:tr>
-        <w:trPr>
-          <w:cnfStyle w:val="100000000000" w:firstRow="1" w:lastRow="0" w:firstColumn="0" w:lastColumn="0" w:oddVBand="0" w:evenVBand="0" w:oddHBand="0" w:evenHBand="0" w:firstRowFirstColumn="0" w:firstRowLastColumn="0" w:lastRowFirstColumn="0" w:lastRowLastColumn="0"/>
-        </w:trPr>
-        <w:tc>
-          <w:tcPr>
-            <w:cnfStyle w:val="001000000000" w:firstRow="0" w:lastRow="0" w:firstColumn="1" w:lastColumn="0" w:oddVBand="0" w:evenVBand="0" w:oddHBand="0" w:evenHBand="0" w:firstRowFirstColumn="0" w:firstRowLastColumn="0" w:lastRowFirstColumn="0" w:lastRowLastColumn="0"/>
-            <w:tcW w:w="0" w:type="auto"/>
-            <w:hideMark/>
-          </w:tcPr>
-          <w:p>
-            <w:pPr>
-              <w:spacing w:after="160" w:line="259" w:lineRule="auto"/>
-            </w:pPr>
-            <w:r>
-              <w:t>Feature</w:t>
-            </w:r>
-          </w:p>
-        </w:tc>
-        <w:tc>
-          <w:tcPr>
-            <w:tcW w:w="0" w:type="auto"/>
-            <w:hideMark/>
-          </w:tcPr>
-          <w:p>
-            <w:pPr>
-              <w:spacing w:after="160" w:line="259" w:lineRule="auto"/>
-              <w:cnfStyle w:val="100000000000" w:firstRow="1" w:lastRow="0" w:firstColumn="0" w:lastColumn="0" w:oddVBand="0" w:evenVBand="0" w:oddHBand="0" w:evenHBand="0" w:firstRowFirstColumn="0" w:firstRowLastColumn="0" w:lastRowFirstColumn="0" w:lastRowLastColumn="0"/>
-            </w:pPr>
-            <w:r>
-              <w:t>Exception Handling</w:t>
-            </w:r>
-          </w:p>
-        </w:tc>
-        <w:tc>
-          <w:tcPr>
-            <w:tcW w:w="0" w:type="auto"/>
-            <w:hideMark/>
-          </w:tcPr>
-          <w:p>
-            <w:pPr>
-              <w:spacing w:after="160" w:line="259" w:lineRule="auto"/>
-              <w:cnfStyle w:val="100000000000" w:firstRow="1" w:lastRow="0" w:firstColumn="0" w:lastColumn="0" w:oddVBand="0" w:evenVBand="0" w:oddHBand="0" w:evenHBand="0" w:firstRowFirstColumn="0" w:firstRowLastColumn="0" w:lastRowFirstColumn="0" w:lastRowLastColumn="0"/>
-            </w:pPr>
-            <w:r>
-              <w:t>Error Checking</w:t>
-            </w:r>
-          </w:p>
-        </w:tc>
-      </w:tr>
-      <w:tr>
-        <w:trPr>
-          <w:cnfStyle w:val="000000100000" w:firstRow="0" w:lastRow="0" w:firstColumn="0" w:lastColumn="0" w:oddVBand="0" w:evenVBand="0" w:oddHBand="1" w:evenHBand="0" w:firstRowFirstColumn="0" w:firstRowLastColumn="0" w:lastRowFirstColumn="0" w:lastRowLastColumn="0"/>
-        </w:trPr>
-        <w:tc>
-          <w:tcPr>
-            <w:cnfStyle w:val="001000000000" w:firstRow="0" w:lastRow="0" w:firstColumn="1" w:lastColumn="0" w:oddVBand="0" w:evenVBand="0" w:oddHBand="0" w:evenHBand="0" w:firstRowFirstColumn="0" w:firstRowLastColumn="0" w:lastRowFirstColumn="0" w:lastRowLastColumn="0"/>
-            <w:tcW w:w="0" w:type="auto"/>
-            <w:hideMark/>
-          </w:tcPr>
-          <w:p>
-            <w:pPr>
-              <w:spacing w:after="160" w:line="259" w:lineRule="auto"/>
-            </w:pPr>
-            <w:r>
-              <w:t>Approach</w:t>
-            </w:r>
-          </w:p>
-        </w:tc>
-        <w:tc>
-          <w:tcPr>
-            <w:tcW w:w="0" w:type="auto"/>
-            <w:hideMark/>
-          </w:tcPr>
-          <w:p>
-            <w:pPr>
-              <w:spacing w:after="160" w:line="259" w:lineRule="auto"/>
-              <w:cnfStyle w:val="000000100000" w:firstRow="0" w:lastRow="0" w:firstColumn="0" w:lastColumn="0" w:oddVBand="0" w:evenVBand="0" w:oddHBand="1" w:evenHBand="0" w:firstRowFirstColumn="0" w:firstRowLastColumn="0" w:lastRowFirstColumn="0" w:lastRowLastColumn="0"/>
-            </w:pPr>
-            <w:r>
-              <w:t>Automatic detection</w:t>
-            </w:r>
-          </w:p>
-        </w:tc>
-        <w:tc>
-          <w:tcPr>
-            <w:tcW w:w="0" w:type="auto"/>
-            <w:hideMark/>
-          </w:tcPr>
-          <w:p>
-            <w:pPr>
-              <w:spacing w:after="160" w:line="259" w:lineRule="auto"/>
-              <w:cnfStyle w:val="000000100000" w:firstRow="0" w:lastRow="0" w:firstColumn="0" w:lastColumn="0" w:oddVBand="0" w:evenVBand="0" w:oddHBand="1" w:evenHBand="0" w:firstRowFirstColumn="0" w:firstRowLastColumn="0" w:lastRowFirstColumn="0" w:lastRowLastColumn="0"/>
-            </w:pPr>
-            <w:r>
-              <w:t>Manual condition checks</w:t>
-            </w:r>
-          </w:p>
-        </w:tc>
-      </w:tr>
-      <w:tr>
-        <w:tc>
-          <w:tcPr>
-            <w:cnfStyle w:val="001000000000" w:firstRow="0" w:lastRow="0" w:firstColumn="1" w:lastColumn="0" w:oddVBand="0" w:evenVBand="0" w:oddHBand="0" w:evenHBand="0" w:firstRowFirstColumn="0" w:firstRowLastColumn="0" w:lastRowFirstColumn="0" w:lastRowLastColumn="0"/>
-            <w:tcW w:w="0" w:type="auto"/>
-            <w:hideMark/>
-          </w:tcPr>
-          <w:p>
-            <w:pPr>
-              <w:spacing w:after="160" w:line="259" w:lineRule="auto"/>
-            </w:pPr>
-            <w:r>
-              <w:t>Readability</w:t>
-            </w:r>
-          </w:p>
-        </w:tc>
-        <w:tc>
-          <w:tcPr>
-            <w:tcW w:w="0" w:type="auto"/>
-            <w:hideMark/>
-          </w:tcPr>
-          <w:p>
-            <w:pPr>
-              <w:spacing w:after="160" w:line="259" w:lineRule="auto"/>
-              <w:cnfStyle w:val="000000000000" w:firstRow="0" w:lastRow="0" w:firstColumn="0" w:lastColumn="0" w:oddVBand="0" w:evenVBand="0" w:oddHBand="0" w:evenHBand="0" w:firstRowFirstColumn="0" w:firstRowLastColumn="0" w:lastRowFirstColumn="0" w:lastRowLastColumn="0"/>
-            </w:pPr>
-            <w:r>
-              <w:t>Cleaner structure</w:t>
-            </w:r>
-          </w:p>
-        </w:tc>
-        <w:tc>
-          <w:tcPr>
-            <w:tcW w:w="0" w:type="auto"/>
-            <w:hideMark/>
-          </w:tcPr>
-          <w:p>
-            <w:pPr>
-              <w:spacing w:after="160" w:line="259" w:lineRule="auto"/>
-              <w:cnfStyle w:val="000000000000" w:firstRow="0" w:lastRow="0" w:firstColumn="0" w:lastColumn="0" w:oddVBand="0" w:evenVBand="0" w:oddHBand="0" w:evenHBand="0" w:firstRowFirstColumn="0" w:firstRowLastColumn="0" w:lastRowFirstColumn="0" w:lastRowLastColumn="0"/>
-            </w:pPr>
-            <w:r>
-              <w:t>Can be verbose</w:t>
-            </w:r>
-          </w:p>
-        </w:tc>
-      </w:tr>
-      <w:tr>
-        <w:trPr>
-          <w:cnfStyle w:val="000000100000" w:firstRow="0" w:lastRow="0" w:firstColumn="0" w:lastColumn="0" w:oddVBand="0" w:evenVBand="0" w:oddHBand="1" w:evenHBand="0" w:firstRowFirstColumn="0" w:firstRowLastColumn="0" w:lastRowFirstColumn="0" w:lastRowLastColumn="0"/>
-        </w:trPr>
-        <w:tc>
-          <w:tcPr>
-            <w:cnfStyle w:val="001000000000" w:firstRow="0" w:lastRow="0" w:firstColumn="1" w:lastColumn="0" w:oddVBand="0" w:evenVBand="0" w:oddHBand="0" w:evenHBand="0" w:firstRowFirstColumn="0" w:firstRowLastColumn="0" w:lastRowFirstColumn="0" w:lastRowLastColumn="0"/>
-            <w:tcW w:w="0" w:type="auto"/>
-            <w:hideMark/>
-          </w:tcPr>
-          <w:p>
-            <w:pPr>
-              <w:spacing w:after="160" w:line="259" w:lineRule="auto"/>
-            </w:pPr>
-            <w:r>
-              <w:t>Efficiency</w:t>
-            </w:r>
-          </w:p>
-        </w:tc>
-        <w:tc>
-          <w:tcPr>
-            <w:tcW w:w="0" w:type="auto"/>
-            <w:hideMark/>
-          </w:tcPr>
-          <w:p>
-            <w:pPr>
-              <w:spacing w:after="160" w:line="259" w:lineRule="auto"/>
-              <w:cnfStyle w:val="000000100000" w:firstRow="0" w:lastRow="0" w:firstColumn="0" w:lastColumn="0" w:oddVBand="0" w:evenVBand="0" w:oddHBand="1" w:evenHBand="0" w:firstRowFirstColumn="0" w:firstRowLastColumn="0" w:lastRowFirstColumn="0" w:lastRowLastColumn="0"/>
-            </w:pPr>
-            <w:r>
-              <w:t>Suitable for rare errors</w:t>
-            </w:r>
-          </w:p>
-        </w:tc>
-        <w:tc>
-          <w:tcPr>
-            <w:tcW w:w="0" w:type="auto"/>
-            <w:hideMark/>
-          </w:tcPr>
-          <w:p>
-            <w:pPr>
-              <w:spacing w:after="160" w:line="259" w:lineRule="auto"/>
-              <w:cnfStyle w:val="000000100000" w:firstRow="0" w:lastRow="0" w:firstColumn="0" w:lastColumn="0" w:oddVBand="0" w:evenVBand="0" w:oddHBand="1" w:evenHBand="0" w:firstRowFirstColumn="0" w:firstRowLastColumn="0" w:lastRowFirstColumn="0" w:lastRowLastColumn="0"/>
-            </w:pPr>
-            <w:r>
-              <w:t>Better for predictable cases</w:t>
-            </w:r>
-          </w:p>
-        </w:tc>
-      </w:tr>
-    </w:tbl>
-    <w:p>
-      <w:r>
-        <w:pict w14:anchorId="487D3E51">
-          <v:rect id="_x0000_i1081" style="width:0;height:1.5pt" o:hralign="center" o:hrstd="t" o:hr="t" fillcolor="#a0a0a0" stroked="f"/>
+        <w:t>Using custom exception</w:t>
+      </w:r>
+    </w:p>
+    <w:p>
+      <w:r>
+        <w:t>age = -5</w:t>
+      </w:r>
+    </w:p>
+    <w:p/>
+    <w:p>
+      <w:r>
+        <w:t>if age &lt; 0:</w:t>
+      </w:r>
+    </w:p>
+    <w:p>
+      <w:r>
+        <w:t xml:space="preserve">    raise InvalidAgeError("Invalid age value")</w:t>
+      </w:r>
+    </w:p>
+    <w:p>
+      <w:r>
+        <w:pict w14:anchorId="7004CF8B">
+          <v:rect id="_x0000_i1801" style="width:0;height:1.5pt" o:hralign="center" o:hrstd="t" o:hr="t" fillcolor="#a0a0a0" stroked="f"/>
         </w:pict>
       </w:r>
     </w:p>
@@ -14344,95 +13617,468 @@
           <w:b/>
           <w:bCs/>
         </w:rPr>
-        <w:t>Advanced Concepts in Exception Handling</w:t>
-      </w:r>
-    </w:p>
-    <w:p>
-      <w:pPr>
-        <w:rPr>
-          <w:b/>
-          <w:bCs/>
-        </w:rPr>
-      </w:pPr>
-      <w:r>
-        <w:rPr>
-          <w:b/>
-          <w:bCs/>
-        </w:rPr>
-        <w:t>Nested Exception Handling</w:t>
-      </w:r>
-    </w:p>
-    <w:p>
-      <w:r>
-        <w:t>Handling exceptions inside other exception blocks.</w:t>
-      </w:r>
-    </w:p>
-    <w:p>
-      <w:pPr>
-        <w:rPr>
-          <w:b/>
-          <w:bCs/>
-        </w:rPr>
-      </w:pPr>
-      <w:r>
-        <w:rPr>
-          <w:b/>
-          <w:bCs/>
-        </w:rPr>
-        <w:t>Re-raising Exceptions</w:t>
-      </w:r>
-    </w:p>
-    <w:p>
-      <w:r>
-        <w:t>Passing an exception to higher levels after partial handling.</w:t>
-      </w:r>
-    </w:p>
-    <w:p>
-      <w:pPr>
-        <w:rPr>
-          <w:b/>
-          <w:bCs/>
-        </w:rPr>
-      </w:pPr>
-      <w:r>
-        <w:rPr>
-          <w:b/>
-          <w:bCs/>
-        </w:rPr>
-        <w:t>Exception Chaining</w:t>
-      </w:r>
-    </w:p>
-    <w:p>
-      <w:r>
-        <w:t>Linking multiple exceptions for detailed debugging.</w:t>
-      </w:r>
-    </w:p>
-    <w:p/>
-    <w:p>
-      <w:pPr>
-        <w:rPr>
-          <w:vanish/>
-        </w:rPr>
-      </w:pPr>
-      <w:r>
-        <w:rPr>
-          <w:vanish/>
-        </w:rPr>
-        <w:t>Bottom of Form</w:t>
-      </w:r>
-    </w:p>
-    <w:p/>
-    <w:p>
-      <w:pPr>
-        <w:rPr>
-          <w:vanish/>
-        </w:rPr>
-      </w:pPr>
-      <w:r>
-        <w:rPr>
-          <w:vanish/>
-        </w:rPr>
-        <w:t>Bottom of Form</w:t>
+        <w:t>Custom exception with constructor</w:t>
+      </w:r>
+    </w:p>
+    <w:p>
+      <w:r>
+        <w:t>class BalanceError(Exception):</w:t>
+      </w:r>
+    </w:p>
+    <w:p>
+      <w:r>
+        <w:t xml:space="preserve">    def __init__(self, message):</w:t>
+      </w:r>
+    </w:p>
+    <w:p>
+      <w:r>
+        <w:t xml:space="preserve">        self.message = message</w:t>
+      </w:r>
+    </w:p>
+    <w:p>
+      <w:r>
+        <w:t xml:space="preserve">        super().__init__(self.message)</w:t>
+      </w:r>
+    </w:p>
+    <w:p>
+      <w:r>
+        <w:pict w14:anchorId="039AED7A">
+          <v:rect id="_x0000_i1802" style="width:0;height:1.5pt" o:hralign="center" o:hrstd="t" o:hr="t" fillcolor="#a0a0a0" stroked="f"/>
+        </w:pict>
+      </w:r>
+    </w:p>
+    <w:p>
+      <w:pPr>
+        <w:rPr>
+          <w:b/>
+          <w:bCs/>
+        </w:rPr>
+      </w:pPr>
+      <w:r>
+        <w:rPr>
+          <w:b/>
+          <w:bCs/>
+        </w:rPr>
+        <w:t>11. Exception hierarchy (simplified)</w:t>
+      </w:r>
+    </w:p>
+    <w:p>
+      <w:r>
+        <w:t>BaseException</w:t>
+      </w:r>
+    </w:p>
+    <w:p>
+      <w:r>
+        <w:t xml:space="preserve"> </w:t>
+      </w:r>
+      <w:r>
+        <w:rPr>
+          <w:rFonts w:ascii="MS Gothic" w:eastAsia="MS Gothic" w:hAnsi="MS Gothic" w:cs="MS Gothic" w:hint="eastAsia"/>
+        </w:rPr>
+        <w:t>├</w:t>
+      </w:r>
+      <w:r>
+        <w:rPr>
+          <w:rFonts w:ascii="Calibri" w:hAnsi="Calibri" w:cs="Calibri"/>
+        </w:rPr>
+        <w:t>──</w:t>
+      </w:r>
+      <w:r>
+        <w:t xml:space="preserve"> SystemExit</w:t>
+      </w:r>
+    </w:p>
+    <w:p>
+      <w:r>
+        <w:t xml:space="preserve"> </w:t>
+      </w:r>
+      <w:r>
+        <w:rPr>
+          <w:rFonts w:ascii="MS Gothic" w:eastAsia="MS Gothic" w:hAnsi="MS Gothic" w:cs="MS Gothic" w:hint="eastAsia"/>
+        </w:rPr>
+        <w:t>├</w:t>
+      </w:r>
+      <w:r>
+        <w:rPr>
+          <w:rFonts w:ascii="Calibri" w:hAnsi="Calibri" w:cs="Calibri"/>
+        </w:rPr>
+        <w:t>──</w:t>
+      </w:r>
+      <w:r>
+        <w:t xml:space="preserve"> KeyboardInterrupt</w:t>
+      </w:r>
+    </w:p>
+    <w:p>
+      <w:r>
+        <w:t xml:space="preserve"> └── Exception</w:t>
+      </w:r>
+    </w:p>
+    <w:p>
+      <w:r>
+        <w:t xml:space="preserve">      </w:t>
+      </w:r>
+      <w:r>
+        <w:rPr>
+          <w:rFonts w:ascii="MS Gothic" w:eastAsia="MS Gothic" w:hAnsi="MS Gothic" w:cs="MS Gothic" w:hint="eastAsia"/>
+        </w:rPr>
+        <w:t>├</w:t>
+      </w:r>
+      <w:r>
+        <w:rPr>
+          <w:rFonts w:ascii="Calibri" w:hAnsi="Calibri" w:cs="Calibri"/>
+        </w:rPr>
+        <w:t>──</w:t>
+      </w:r>
+      <w:r>
+        <w:t xml:space="preserve"> ArithmeticError</w:t>
+      </w:r>
+    </w:p>
+    <w:p>
+      <w:r>
+        <w:t xml:space="preserve">      </w:t>
+      </w:r>
+      <w:r>
+        <w:rPr>
+          <w:rFonts w:ascii="MS Gothic" w:eastAsia="MS Gothic" w:hAnsi="MS Gothic" w:cs="MS Gothic" w:hint="eastAsia"/>
+        </w:rPr>
+        <w:t>├</w:t>
+      </w:r>
+      <w:r>
+        <w:rPr>
+          <w:rFonts w:ascii="Calibri" w:hAnsi="Calibri" w:cs="Calibri"/>
+        </w:rPr>
+        <w:t>──</w:t>
+      </w:r>
+      <w:r>
+        <w:t xml:space="preserve"> LookupError</w:t>
+      </w:r>
+    </w:p>
+    <w:p>
+      <w:r>
+        <w:t xml:space="preserve">      </w:t>
+      </w:r>
+      <w:r>
+        <w:rPr>
+          <w:rFonts w:ascii="MS Gothic" w:eastAsia="MS Gothic" w:hAnsi="MS Gothic" w:cs="MS Gothic" w:hint="eastAsia"/>
+        </w:rPr>
+        <w:t>├</w:t>
+      </w:r>
+      <w:r>
+        <w:rPr>
+          <w:rFonts w:ascii="Calibri" w:hAnsi="Calibri" w:cs="Calibri"/>
+        </w:rPr>
+        <w:t>──</w:t>
+      </w:r>
+      <w:r>
+        <w:t xml:space="preserve"> ValueError</w:t>
+      </w:r>
+    </w:p>
+    <w:p>
+      <w:r>
+        <w:t xml:space="preserve">      </w:t>
+      </w:r>
+      <w:r>
+        <w:rPr>
+          <w:rFonts w:ascii="MS Gothic" w:eastAsia="MS Gothic" w:hAnsi="MS Gothic" w:cs="MS Gothic" w:hint="eastAsia"/>
+        </w:rPr>
+        <w:t>├</w:t>
+      </w:r>
+      <w:r>
+        <w:rPr>
+          <w:rFonts w:ascii="Calibri" w:hAnsi="Calibri" w:cs="Calibri"/>
+        </w:rPr>
+        <w:t>──</w:t>
+      </w:r>
+      <w:r>
+        <w:t xml:space="preserve"> TypeError</w:t>
+      </w:r>
+    </w:p>
+    <w:p>
+      <w:r>
+        <w:t xml:space="preserve">      └── FileNotFoundError</w:t>
+      </w:r>
+    </w:p>
+    <w:p>
+      <w:r>
+        <w:pict w14:anchorId="69951D09">
+          <v:rect id="_x0000_i1803" style="width:0;height:1.5pt" o:hralign="center" o:hrstd="t" o:hr="t" fillcolor="#a0a0a0" stroked="f"/>
+        </w:pict>
+      </w:r>
+    </w:p>
+    <w:p>
+      <w:pPr>
+        <w:rPr>
+          <w:b/>
+          <w:bCs/>
+        </w:rPr>
+      </w:pPr>
+      <w:r>
+        <w:rPr>
+          <w:b/>
+          <w:bCs/>
+        </w:rPr>
+        <w:t>12. Best practices in exception handling</w:t>
+      </w:r>
+    </w:p>
+    <w:p>
+      <w:pPr>
+        <w:numPr>
+          <w:ilvl w:val="0"/>
+          <w:numId w:val="81"/>
+        </w:numPr>
+      </w:pPr>
+      <w:r>
+        <w:t>Catch specific exceptions, not generic ones</w:t>
+      </w:r>
+    </w:p>
+    <w:p>
+      <w:pPr>
+        <w:numPr>
+          <w:ilvl w:val="0"/>
+          <w:numId w:val="81"/>
+        </w:numPr>
+      </w:pPr>
+      <w:r>
+        <w:t>Avoid empty except blocks</w:t>
+      </w:r>
+    </w:p>
+    <w:p>
+      <w:pPr>
+        <w:numPr>
+          <w:ilvl w:val="0"/>
+          <w:numId w:val="81"/>
+        </w:numPr>
+      </w:pPr>
+      <w:r>
+        <w:t>Use finally for cleanup</w:t>
+      </w:r>
+    </w:p>
+    <w:p>
+      <w:pPr>
+        <w:numPr>
+          <w:ilvl w:val="0"/>
+          <w:numId w:val="81"/>
+        </w:numPr>
+      </w:pPr>
+      <w:r>
+        <w:t>Use custom exceptions for clarity</w:t>
+      </w:r>
+    </w:p>
+    <w:p>
+      <w:pPr>
+        <w:numPr>
+          <w:ilvl w:val="0"/>
+          <w:numId w:val="81"/>
+        </w:numPr>
+      </w:pPr>
+      <w:r>
+        <w:t>Do not overuse exception handling</w:t>
+      </w:r>
+    </w:p>
+    <w:p>
+      <w:pPr>
+        <w:rPr>
+          <w:b/>
+          <w:bCs/>
+        </w:rPr>
+      </w:pPr>
+      <w:r>
+        <w:rPr>
+          <w:b/>
+          <w:bCs/>
+        </w:rPr>
+        <w:lastRenderedPageBreak/>
+        <w:t>13. Advantages of exception handling</w:t>
+      </w:r>
+    </w:p>
+    <w:p>
+      <w:pPr>
+        <w:numPr>
+          <w:ilvl w:val="0"/>
+          <w:numId w:val="82"/>
+        </w:numPr>
+      </w:pPr>
+      <w:r>
+        <w:t>Prevents program crashes</w:t>
+      </w:r>
+    </w:p>
+    <w:p>
+      <w:pPr>
+        <w:numPr>
+          <w:ilvl w:val="0"/>
+          <w:numId w:val="82"/>
+        </w:numPr>
+      </w:pPr>
+      <w:r>
+        <w:t>Improves reliability</w:t>
+      </w:r>
+    </w:p>
+    <w:p>
+      <w:pPr>
+        <w:numPr>
+          <w:ilvl w:val="0"/>
+          <w:numId w:val="82"/>
+        </w:numPr>
+      </w:pPr>
+      <w:r>
+        <w:t>Separates error-handling logic</w:t>
+      </w:r>
+    </w:p>
+    <w:p>
+      <w:pPr>
+        <w:numPr>
+          <w:ilvl w:val="0"/>
+          <w:numId w:val="82"/>
+        </w:numPr>
+      </w:pPr>
+      <w:r>
+        <w:t>Makes debugging easier</w:t>
+      </w:r>
+    </w:p>
+    <w:p>
+      <w:r>
+        <w:pict w14:anchorId="2EB1FD05">
+          <v:rect id="_x0000_i1805" style="width:0;height:1.5pt" o:hralign="center" o:hrstd="t" o:hr="t" fillcolor="#a0a0a0" stroked="f"/>
+        </w:pict>
+      </w:r>
+    </w:p>
+    <w:p>
+      <w:pPr>
+        <w:rPr>
+          <w:b/>
+          <w:bCs/>
+        </w:rPr>
+      </w:pPr>
+      <w:r>
+        <w:rPr>
+          <w:b/>
+          <w:bCs/>
+        </w:rPr>
+        <w:t>14. Common interview questions</w:t>
+      </w:r>
+    </w:p>
+    <w:p>
+      <w:r>
+        <w:rPr>
+          <w:b/>
+          <w:bCs/>
+        </w:rPr>
+        <w:t>Q:</w:t>
+      </w:r>
+      <w:r>
+        <w:t xml:space="preserve"> What is exception handling?</w:t>
+      </w:r>
+      <w:r>
+        <w:br/>
+      </w:r>
+      <w:r>
+        <w:rPr>
+          <w:b/>
+          <w:bCs/>
+        </w:rPr>
+        <w:t>A:</w:t>
+      </w:r>
+      <w:r>
+        <w:t xml:space="preserve"> A method to handle runtime errors gracefully.</w:t>
+      </w:r>
+    </w:p>
+    <w:p>
+      <w:r>
+        <w:rPr>
+          <w:b/>
+          <w:bCs/>
+        </w:rPr>
+        <w:t>Q:</w:t>
+      </w:r>
+      <w:r>
+        <w:t xml:space="preserve"> Difference between error and exception?</w:t>
+      </w:r>
+      <w:r>
+        <w:br/>
+      </w:r>
+      <w:r>
+        <w:rPr>
+          <w:b/>
+          <w:bCs/>
+        </w:rPr>
+        <w:t>A:</w:t>
+      </w:r>
+      <w:r>
+        <w:t xml:space="preserve"> Errors are syntax issues; exceptions occur during execution.</w:t>
+      </w:r>
+    </w:p>
+    <w:p>
+      <w:r>
+        <w:rPr>
+          <w:b/>
+          <w:bCs/>
+        </w:rPr>
+        <w:t>Q:</w:t>
+      </w:r>
+      <w:r>
+        <w:t xml:space="preserve"> Purpose of finally block?</w:t>
+      </w:r>
+      <w:r>
+        <w:br/>
+      </w:r>
+      <w:r>
+        <w:rPr>
+          <w:b/>
+          <w:bCs/>
+        </w:rPr>
+        <w:t>A:</w:t>
+      </w:r>
+      <w:r>
+        <w:t xml:space="preserve"> Executes cleanup code always.</w:t>
+      </w:r>
+    </w:p>
+    <w:p>
+      <w:r>
+        <w:rPr>
+          <w:b/>
+          <w:bCs/>
+        </w:rPr>
+        <w:t>Q:</w:t>
+      </w:r>
+      <w:r>
+        <w:t xml:space="preserve"> What is raise?</w:t>
+      </w:r>
+      <w:r>
+        <w:br/>
+      </w:r>
+      <w:r>
+        <w:rPr>
+          <w:b/>
+          <w:bCs/>
+        </w:rPr>
+        <w:t>A:</w:t>
+      </w:r>
+      <w:r>
+        <w:t xml:space="preserve"> Used to manually throw exceptions.</w:t>
+      </w:r>
+    </w:p>
+    <w:p>
+      <w:r>
+        <w:rPr>
+          <w:b/>
+          <w:bCs/>
+        </w:rPr>
+        <w:t>Q:</w:t>
+      </w:r>
+      <w:r>
+        <w:t xml:space="preserve"> How to create custom exceptions?</w:t>
+      </w:r>
+      <w:r>
+        <w:br/>
+      </w:r>
+      <w:r>
+        <w:rPr>
+          <w:b/>
+          <w:bCs/>
+        </w:rPr>
+        <w:t>A:</w:t>
+      </w:r>
+      <w:r>
+        <w:t xml:space="preserve"> By inheriting from Exception class.</w:t>
       </w:r>
     </w:p>
     <w:p/>
@@ -14452,7 +14098,6 @@
           <w:sz w:val="32"/>
           <w:szCs w:val="32"/>
         </w:rPr>
-        <w:lastRenderedPageBreak/>
         <w:t>OOPs in python</w:t>
       </w:r>
     </w:p>
@@ -14540,6 +14185,7 @@
           <w:b/>
           <w:bCs/>
         </w:rPr>
+        <w:lastRenderedPageBreak/>
         <w:t>Object-Oriented Programming (OOP)</w:t>
       </w:r>
       <w:r>
@@ -14851,7 +14497,6 @@
               <w:spacing w:after="160" w:line="259" w:lineRule="auto"/>
             </w:pPr>
             <w:r>
-              <w:lastRenderedPageBreak/>
               <w:t>OOP Feature</w:t>
             </w:r>
           </w:p>
@@ -15188,6 +14833,7 @@
     </w:p>
     <w:p>
       <w:r>
+        <w:lastRenderedPageBreak/>
         <w:pict w14:anchorId="54EC0BD6">
           <v:rect id="_x0000_i1084" style="width:0;height:1.5pt" o:hralign="center" o:hrstd="t" o:hr="t" fillcolor="#a0a0a0" stroked="f"/>
         </w:pict>
@@ -15576,7 +15222,6 @@
           <w:b/>
           <w:bCs/>
         </w:rPr>
-        <w:lastRenderedPageBreak/>
         <w:t>OOP Design Philosophy</w:t>
       </w:r>
     </w:p>
@@ -15840,6 +15485,7 @@
           <w:b/>
           <w:bCs/>
         </w:rPr>
+        <w:lastRenderedPageBreak/>
         <w:t>Encapsulation</w:t>
       </w:r>
       <w:r>
@@ -16239,7 +15885,6 @@
     </w:tbl>
     <w:p>
       <w:r>
-        <w:lastRenderedPageBreak/>
         <w:t xml:space="preserve">Python enforces encapsulation by </w:t>
       </w:r>
       <w:r>
@@ -16509,6 +16154,7 @@
               <w:spacing w:after="160" w:line="259" w:lineRule="auto"/>
             </w:pPr>
             <w:r>
+              <w:lastRenderedPageBreak/>
               <w:t>Purpose</w:t>
             </w:r>
           </w:p>
@@ -16797,7 +16443,6 @@
           <w:b/>
           <w:bCs/>
         </w:rPr>
-        <w:lastRenderedPageBreak/>
         <w:t>Why Inheritance is Important</w:t>
       </w:r>
     </w:p>
@@ -17197,6 +16842,7 @@
               <w:spacing w:after="160" w:line="259" w:lineRule="auto"/>
             </w:pPr>
             <w:r>
+              <w:lastRenderedPageBreak/>
               <w:t>Hybrid</w:t>
             </w:r>
           </w:p>
@@ -17561,7 +17207,6 @@
               <w:spacing w:after="160" w:line="259" w:lineRule="auto"/>
             </w:pPr>
             <w:r>
-              <w:lastRenderedPageBreak/>
               <w:t>Compile-time</w:t>
             </w:r>
           </w:p>
@@ -17729,6 +17374,7 @@
         </w:numPr>
       </w:pPr>
       <w:r>
+        <w:lastRenderedPageBreak/>
         <w:t>Department has Teachers</w:t>
       </w:r>
     </w:p>
@@ -18090,7 +17736,6 @@
               <w:spacing w:after="160" w:line="259" w:lineRule="auto"/>
             </w:pPr>
             <w:r>
-              <w:lastRenderedPageBreak/>
               <w:t>Data security</w:t>
             </w:r>
           </w:p>
@@ -18391,6 +18036,7 @@
     </w:p>
     <w:p>
       <w:r>
+        <w:lastRenderedPageBreak/>
         <w:pict w14:anchorId="7148DE45">
           <v:rect id="_x0000_i1106" style="width:0;height:1.5pt" o:hralign="center" o:hrstd="t" o:hr="t" fillcolor="#a0a0a0" stroked="f"/>
         </w:pict>
@@ -18729,7 +18375,6 @@
         </w:numPr>
       </w:pPr>
       <w:r>
-        <w:lastRenderedPageBreak/>
         <w:t>Promotes clean, scalable, and maintainable software</w:t>
       </w:r>
     </w:p>
@@ -18975,6 +18620,7 @@
               <w:spacing w:after="160" w:line="259" w:lineRule="auto"/>
             </w:pPr>
             <w:r>
+              <w:lastRenderedPageBreak/>
               <w:t>Constructor</w:t>
             </w:r>
           </w:p>
@@ -19189,7 +18835,6 @@
               <w:spacing w:after="160" w:line="259" w:lineRule="auto"/>
             </w:pPr>
             <w:r>
-              <w:lastRenderedPageBreak/>
               <w:t>Feature</w:t>
             </w:r>
           </w:p>
@@ -19546,6 +19191,7 @@
               <w:spacing w:after="160" w:line="259" w:lineRule="auto"/>
             </w:pPr>
             <w:r>
+              <w:lastRenderedPageBreak/>
               <w:t>Instance</w:t>
             </w:r>
           </w:p>
@@ -19956,7 +19602,6 @@
               <w:spacing w:after="160" w:line="259" w:lineRule="auto"/>
             </w:pPr>
             <w:r>
-              <w:lastRenderedPageBreak/>
               <w:t>Concept</w:t>
             </w:r>
           </w:p>
@@ -20351,6 +19996,7 @@
     </w:tbl>
     <w:p>
       <w:r>
+        <w:lastRenderedPageBreak/>
         <w:t>Python supports all inheritance types.</w:t>
       </w:r>
     </w:p>
@@ -20610,7 +20256,6 @@
               <w:spacing w:after="160" w:line="259" w:lineRule="auto"/>
             </w:pPr>
             <w:r>
-              <w:lastRenderedPageBreak/>
               <w:t>Interface behavior</w:t>
             </w:r>
           </w:p>
@@ -20851,6 +20496,7 @@
           <w:b/>
           <w:bCs/>
         </w:rPr>
+        <w:lastRenderedPageBreak/>
         <w:t>Common Magic Methods</w:t>
       </w:r>
     </w:p>
@@ -21228,7 +20874,6 @@
               <w:spacing w:after="160" w:line="259" w:lineRule="auto"/>
             </w:pPr>
             <w:r>
-              <w:lastRenderedPageBreak/>
               <w:t>Aggregation</w:t>
             </w:r>
           </w:p>
@@ -21418,6 +21063,7 @@
           <w:b/>
           <w:bCs/>
         </w:rPr>
+        <w:lastRenderedPageBreak/>
         <w:t>3. Object Introspection</w:t>
       </w:r>
     </w:p>
@@ -21762,7 +21408,6 @@
               <w:spacing w:after="160" w:line="259" w:lineRule="auto"/>
             </w:pPr>
             <w:r>
-              <w:lastRenderedPageBreak/>
               <w:t>Favor composition over inheritance</w:t>
             </w:r>
           </w:p>
@@ -22145,6 +21790,7 @@
         </w:numPr>
       </w:pPr>
       <w:r>
+        <w:lastRenderedPageBreak/>
         <w:t>Implementing encapsulation, inheritance, polymorphism, and abstraction</w:t>
       </w:r>
     </w:p>
@@ -28840,6 +28486,155 @@
     </w:lvl>
   </w:abstractNum>
   <w:abstractNum w:abstractNumId="2" w15:restartNumberingAfterBreak="0">
+    <w:nsid w:val="07B434E2"/>
+    <w:multiLevelType w:val="multilevel"/>
+    <w:tmpl w:val="DDE64908"/>
+    <w:lvl w:ilvl="0">
+      <w:start w:val="1"/>
+      <w:numFmt w:val="bullet"/>
+      <w:lvlText w:val=""/>
+      <w:lvlJc w:val="left"/>
+      <w:pPr>
+        <w:tabs>
+          <w:tab w:val="num" w:pos="720"/>
+        </w:tabs>
+        <w:ind w:left="720" w:hanging="360"/>
+      </w:pPr>
+      <w:rPr>
+        <w:rFonts w:ascii="Symbol" w:hAnsi="Symbol" w:hint="default"/>
+        <w:sz w:val="20"/>
+      </w:rPr>
+    </w:lvl>
+    <w:lvl w:ilvl="1" w:tentative="1">
+      <w:start w:val="1"/>
+      <w:numFmt w:val="bullet"/>
+      <w:lvlText w:val="o"/>
+      <w:lvlJc w:val="left"/>
+      <w:pPr>
+        <w:tabs>
+          <w:tab w:val="num" w:pos="1440"/>
+        </w:tabs>
+        <w:ind w:left="1440" w:hanging="360"/>
+      </w:pPr>
+      <w:rPr>
+        <w:rFonts w:ascii="Courier New" w:hAnsi="Courier New" w:hint="default"/>
+        <w:sz w:val="20"/>
+      </w:rPr>
+    </w:lvl>
+    <w:lvl w:ilvl="2" w:tentative="1">
+      <w:start w:val="1"/>
+      <w:numFmt w:val="bullet"/>
+      <w:lvlText w:val=""/>
+      <w:lvlJc w:val="left"/>
+      <w:pPr>
+        <w:tabs>
+          <w:tab w:val="num" w:pos="2160"/>
+        </w:tabs>
+        <w:ind w:left="2160" w:hanging="360"/>
+      </w:pPr>
+      <w:rPr>
+        <w:rFonts w:ascii="Wingdings" w:hAnsi="Wingdings" w:hint="default"/>
+        <w:sz w:val="20"/>
+      </w:rPr>
+    </w:lvl>
+    <w:lvl w:ilvl="3" w:tentative="1">
+      <w:start w:val="1"/>
+      <w:numFmt w:val="bullet"/>
+      <w:lvlText w:val=""/>
+      <w:lvlJc w:val="left"/>
+      <w:pPr>
+        <w:tabs>
+          <w:tab w:val="num" w:pos="2880"/>
+        </w:tabs>
+        <w:ind w:left="2880" w:hanging="360"/>
+      </w:pPr>
+      <w:rPr>
+        <w:rFonts w:ascii="Wingdings" w:hAnsi="Wingdings" w:hint="default"/>
+        <w:sz w:val="20"/>
+      </w:rPr>
+    </w:lvl>
+    <w:lvl w:ilvl="4" w:tentative="1">
+      <w:start w:val="1"/>
+      <w:numFmt w:val="bullet"/>
+      <w:lvlText w:val=""/>
+      <w:lvlJc w:val="left"/>
+      <w:pPr>
+        <w:tabs>
+          <w:tab w:val="num" w:pos="3600"/>
+        </w:tabs>
+        <w:ind w:left="3600" w:hanging="360"/>
+      </w:pPr>
+      <w:rPr>
+        <w:rFonts w:ascii="Wingdings" w:hAnsi="Wingdings" w:hint="default"/>
+        <w:sz w:val="20"/>
+      </w:rPr>
+    </w:lvl>
+    <w:lvl w:ilvl="5" w:tentative="1">
+      <w:start w:val="1"/>
+      <w:numFmt w:val="bullet"/>
+      <w:lvlText w:val=""/>
+      <w:lvlJc w:val="left"/>
+      <w:pPr>
+        <w:tabs>
+          <w:tab w:val="num" w:pos="4320"/>
+        </w:tabs>
+        <w:ind w:left="4320" w:hanging="360"/>
+      </w:pPr>
+      <w:rPr>
+        <w:rFonts w:ascii="Wingdings" w:hAnsi="Wingdings" w:hint="default"/>
+        <w:sz w:val="20"/>
+      </w:rPr>
+    </w:lvl>
+    <w:lvl w:ilvl="6" w:tentative="1">
+      <w:start w:val="1"/>
+      <w:numFmt w:val="bullet"/>
+      <w:lvlText w:val=""/>
+      <w:lvlJc w:val="left"/>
+      <w:pPr>
+        <w:tabs>
+          <w:tab w:val="num" w:pos="5040"/>
+        </w:tabs>
+        <w:ind w:left="5040" w:hanging="360"/>
+      </w:pPr>
+      <w:rPr>
+        <w:rFonts w:ascii="Wingdings" w:hAnsi="Wingdings" w:hint="default"/>
+        <w:sz w:val="20"/>
+      </w:rPr>
+    </w:lvl>
+    <w:lvl w:ilvl="7" w:tentative="1">
+      <w:start w:val="1"/>
+      <w:numFmt w:val="bullet"/>
+      <w:lvlText w:val=""/>
+      <w:lvlJc w:val="left"/>
+      <w:pPr>
+        <w:tabs>
+          <w:tab w:val="num" w:pos="5760"/>
+        </w:tabs>
+        <w:ind w:left="5760" w:hanging="360"/>
+      </w:pPr>
+      <w:rPr>
+        <w:rFonts w:ascii="Wingdings" w:hAnsi="Wingdings" w:hint="default"/>
+        <w:sz w:val="20"/>
+      </w:rPr>
+    </w:lvl>
+    <w:lvl w:ilvl="8" w:tentative="1">
+      <w:start w:val="1"/>
+      <w:numFmt w:val="bullet"/>
+      <w:lvlText w:val=""/>
+      <w:lvlJc w:val="left"/>
+      <w:pPr>
+        <w:tabs>
+          <w:tab w:val="num" w:pos="6480"/>
+        </w:tabs>
+        <w:ind w:left="6480" w:hanging="360"/>
+      </w:pPr>
+      <w:rPr>
+        <w:rFonts w:ascii="Wingdings" w:hAnsi="Wingdings" w:hint="default"/>
+        <w:sz w:val="20"/>
+      </w:rPr>
+    </w:lvl>
+  </w:abstractNum>
+  <w:abstractNum w:abstractNumId="3" w15:restartNumberingAfterBreak="0">
     <w:nsid w:val="0A4954C6"/>
     <w:multiLevelType w:val="multilevel"/>
     <w:tmpl w:val="FF167E00"/>
@@ -28988,7 +28783,7 @@
       </w:rPr>
     </w:lvl>
   </w:abstractNum>
-  <w:abstractNum w:abstractNumId="3" w15:restartNumberingAfterBreak="0">
+  <w:abstractNum w:abstractNumId="4" w15:restartNumberingAfterBreak="0">
     <w:nsid w:val="0B6B3571"/>
     <w:multiLevelType w:val="multilevel"/>
     <w:tmpl w:val="E7846C9C"/>
@@ -29137,7 +28932,7 @@
       </w:rPr>
     </w:lvl>
   </w:abstractNum>
-  <w:abstractNum w:abstractNumId="4" w15:restartNumberingAfterBreak="0">
+  <w:abstractNum w:abstractNumId="5" w15:restartNumberingAfterBreak="0">
     <w:nsid w:val="0C8F6A9B"/>
     <w:multiLevelType w:val="multilevel"/>
     <w:tmpl w:val="0E289A3A"/>
@@ -29286,7 +29081,7 @@
       </w:rPr>
     </w:lvl>
   </w:abstractNum>
-  <w:abstractNum w:abstractNumId="5" w15:restartNumberingAfterBreak="0">
+  <w:abstractNum w:abstractNumId="6" w15:restartNumberingAfterBreak="0">
     <w:nsid w:val="0E4945E5"/>
     <w:multiLevelType w:val="multilevel"/>
     <w:tmpl w:val="2548B3F8"/>
@@ -29435,7 +29230,7 @@
       </w:rPr>
     </w:lvl>
   </w:abstractNum>
-  <w:abstractNum w:abstractNumId="6" w15:restartNumberingAfterBreak="0">
+  <w:abstractNum w:abstractNumId="7" w15:restartNumberingAfterBreak="0">
     <w:nsid w:val="0FCD6FAE"/>
     <w:multiLevelType w:val="multilevel"/>
     <w:tmpl w:val="82322072"/>
@@ -29584,7 +29379,7 @@
       </w:rPr>
     </w:lvl>
   </w:abstractNum>
-  <w:abstractNum w:abstractNumId="7" w15:restartNumberingAfterBreak="0">
+  <w:abstractNum w:abstractNumId="8" w15:restartNumberingAfterBreak="0">
     <w:nsid w:val="0FEF6EC8"/>
     <w:multiLevelType w:val="multilevel"/>
     <w:tmpl w:val="6F860094"/>
@@ -29733,7 +29528,7 @@
       </w:rPr>
     </w:lvl>
   </w:abstractNum>
-  <w:abstractNum w:abstractNumId="8" w15:restartNumberingAfterBreak="0">
+  <w:abstractNum w:abstractNumId="9" w15:restartNumberingAfterBreak="0">
     <w:nsid w:val="105C5226"/>
     <w:multiLevelType w:val="multilevel"/>
     <w:tmpl w:val="740ED488"/>
@@ -29882,7 +29677,7 @@
       </w:rPr>
     </w:lvl>
   </w:abstractNum>
-  <w:abstractNum w:abstractNumId="9" w15:restartNumberingAfterBreak="0">
+  <w:abstractNum w:abstractNumId="10" w15:restartNumberingAfterBreak="0">
     <w:nsid w:val="11B327D9"/>
     <w:multiLevelType w:val="multilevel"/>
     <w:tmpl w:val="BA525F82"/>
@@ -30031,7 +29826,7 @@
       </w:rPr>
     </w:lvl>
   </w:abstractNum>
-  <w:abstractNum w:abstractNumId="10" w15:restartNumberingAfterBreak="0">
+  <w:abstractNum w:abstractNumId="11" w15:restartNumberingAfterBreak="0">
     <w:nsid w:val="12F27B1D"/>
     <w:multiLevelType w:val="multilevel"/>
     <w:tmpl w:val="DA3489AA"/>
@@ -30144,7 +29939,7 @@
       </w:pPr>
     </w:lvl>
   </w:abstractNum>
-  <w:abstractNum w:abstractNumId="11" w15:restartNumberingAfterBreak="0">
+  <w:abstractNum w:abstractNumId="12" w15:restartNumberingAfterBreak="0">
     <w:nsid w:val="149D75D4"/>
     <w:multiLevelType w:val="multilevel"/>
     <w:tmpl w:val="306038AC"/>
@@ -30293,7 +30088,7 @@
       </w:rPr>
     </w:lvl>
   </w:abstractNum>
-  <w:abstractNum w:abstractNumId="12" w15:restartNumberingAfterBreak="0">
+  <w:abstractNum w:abstractNumId="13" w15:restartNumberingAfterBreak="0">
     <w:nsid w:val="15307730"/>
     <w:multiLevelType w:val="multilevel"/>
     <w:tmpl w:val="A0C2C3A2"/>
@@ -30442,7 +30237,7 @@
       </w:rPr>
     </w:lvl>
   </w:abstractNum>
-  <w:abstractNum w:abstractNumId="13" w15:restartNumberingAfterBreak="0">
+  <w:abstractNum w:abstractNumId="14" w15:restartNumberingAfterBreak="0">
     <w:nsid w:val="17D62F89"/>
     <w:multiLevelType w:val="multilevel"/>
     <w:tmpl w:val="B25E3906"/>
@@ -30591,7 +30386,7 @@
       </w:rPr>
     </w:lvl>
   </w:abstractNum>
-  <w:abstractNum w:abstractNumId="14" w15:restartNumberingAfterBreak="0">
+  <w:abstractNum w:abstractNumId="15" w15:restartNumberingAfterBreak="0">
     <w:nsid w:val="1817639E"/>
     <w:multiLevelType w:val="multilevel"/>
     <w:tmpl w:val="BCC67102"/>
@@ -30740,7 +30535,7 @@
       </w:rPr>
     </w:lvl>
   </w:abstractNum>
-  <w:abstractNum w:abstractNumId="15" w15:restartNumberingAfterBreak="0">
+  <w:abstractNum w:abstractNumId="16" w15:restartNumberingAfterBreak="0">
     <w:nsid w:val="195A5705"/>
     <w:multiLevelType w:val="multilevel"/>
     <w:tmpl w:val="382A201A"/>
@@ -30889,7 +30684,7 @@
       </w:rPr>
     </w:lvl>
   </w:abstractNum>
-  <w:abstractNum w:abstractNumId="16" w15:restartNumberingAfterBreak="0">
+  <w:abstractNum w:abstractNumId="17" w15:restartNumberingAfterBreak="0">
     <w:nsid w:val="19FA3DF7"/>
     <w:multiLevelType w:val="multilevel"/>
     <w:tmpl w:val="F356D606"/>
@@ -31038,7 +30833,7 @@
       </w:rPr>
     </w:lvl>
   </w:abstractNum>
-  <w:abstractNum w:abstractNumId="17" w15:restartNumberingAfterBreak="0">
+  <w:abstractNum w:abstractNumId="18" w15:restartNumberingAfterBreak="0">
     <w:nsid w:val="1A706F23"/>
     <w:multiLevelType w:val="multilevel"/>
     <w:tmpl w:val="E56E631C"/>
@@ -31187,7 +30982,7 @@
       </w:rPr>
     </w:lvl>
   </w:abstractNum>
-  <w:abstractNum w:abstractNumId="18" w15:restartNumberingAfterBreak="0">
+  <w:abstractNum w:abstractNumId="19" w15:restartNumberingAfterBreak="0">
     <w:nsid w:val="1BE304D3"/>
     <w:multiLevelType w:val="multilevel"/>
     <w:tmpl w:val="889070C4"/>
@@ -31336,7 +31131,7 @@
       </w:rPr>
     </w:lvl>
   </w:abstractNum>
-  <w:abstractNum w:abstractNumId="19" w15:restartNumberingAfterBreak="0">
+  <w:abstractNum w:abstractNumId="20" w15:restartNumberingAfterBreak="0">
     <w:nsid w:val="1D2A7AE7"/>
     <w:multiLevelType w:val="multilevel"/>
     <w:tmpl w:val="950203BE"/>
@@ -31485,7 +31280,7 @@
       </w:rPr>
     </w:lvl>
   </w:abstractNum>
-  <w:abstractNum w:abstractNumId="20" w15:restartNumberingAfterBreak="0">
+  <w:abstractNum w:abstractNumId="21" w15:restartNumberingAfterBreak="0">
     <w:nsid w:val="1D811240"/>
     <w:multiLevelType w:val="multilevel"/>
     <w:tmpl w:val="ABEC2808"/>
@@ -31634,7 +31429,7 @@
       </w:rPr>
     </w:lvl>
   </w:abstractNum>
-  <w:abstractNum w:abstractNumId="21" w15:restartNumberingAfterBreak="0">
+  <w:abstractNum w:abstractNumId="22" w15:restartNumberingAfterBreak="0">
     <w:nsid w:val="1D9179A6"/>
     <w:multiLevelType w:val="multilevel"/>
     <w:tmpl w:val="6E6EFD9A"/>
@@ -31783,7 +31578,7 @@
       </w:rPr>
     </w:lvl>
   </w:abstractNum>
-  <w:abstractNum w:abstractNumId="22" w15:restartNumberingAfterBreak="0">
+  <w:abstractNum w:abstractNumId="23" w15:restartNumberingAfterBreak="0">
     <w:nsid w:val="21520023"/>
     <w:multiLevelType w:val="multilevel"/>
     <w:tmpl w:val="CF2C77B6"/>
@@ -31932,7 +31727,7 @@
       </w:rPr>
     </w:lvl>
   </w:abstractNum>
-  <w:abstractNum w:abstractNumId="23" w15:restartNumberingAfterBreak="0">
+  <w:abstractNum w:abstractNumId="24" w15:restartNumberingAfterBreak="0">
     <w:nsid w:val="22B24E0B"/>
     <w:multiLevelType w:val="multilevel"/>
     <w:tmpl w:val="6704698A"/>
@@ -32045,7 +31840,7 @@
       </w:pPr>
     </w:lvl>
   </w:abstractNum>
-  <w:abstractNum w:abstractNumId="24" w15:restartNumberingAfterBreak="0">
+  <w:abstractNum w:abstractNumId="25" w15:restartNumberingAfterBreak="0">
     <w:nsid w:val="240C2085"/>
     <w:multiLevelType w:val="multilevel"/>
     <w:tmpl w:val="6D586378"/>
@@ -32194,7 +31989,7 @@
       </w:rPr>
     </w:lvl>
   </w:abstractNum>
-  <w:abstractNum w:abstractNumId="25" w15:restartNumberingAfterBreak="0">
+  <w:abstractNum w:abstractNumId="26" w15:restartNumberingAfterBreak="0">
     <w:nsid w:val="26345852"/>
     <w:multiLevelType w:val="multilevel"/>
     <w:tmpl w:val="2364393E"/>
@@ -32343,7 +32138,7 @@
       </w:rPr>
     </w:lvl>
   </w:abstractNum>
-  <w:abstractNum w:abstractNumId="26" w15:restartNumberingAfterBreak="0">
+  <w:abstractNum w:abstractNumId="27" w15:restartNumberingAfterBreak="0">
     <w:nsid w:val="2744093D"/>
     <w:multiLevelType w:val="multilevel"/>
     <w:tmpl w:val="5868E2D8"/>
@@ -32492,7 +32287,7 @@
       </w:rPr>
     </w:lvl>
   </w:abstractNum>
-  <w:abstractNum w:abstractNumId="27" w15:restartNumberingAfterBreak="0">
+  <w:abstractNum w:abstractNumId="28" w15:restartNumberingAfterBreak="0">
     <w:nsid w:val="29734E02"/>
     <w:multiLevelType w:val="multilevel"/>
     <w:tmpl w:val="E5F69F86"/>
@@ -32641,7 +32436,7 @@
       </w:rPr>
     </w:lvl>
   </w:abstractNum>
-  <w:abstractNum w:abstractNumId="28" w15:restartNumberingAfterBreak="0">
+  <w:abstractNum w:abstractNumId="29" w15:restartNumberingAfterBreak="0">
     <w:nsid w:val="2A926634"/>
     <w:multiLevelType w:val="multilevel"/>
     <w:tmpl w:val="38CEAA0A"/>
@@ -32790,7 +32585,7 @@
       </w:rPr>
     </w:lvl>
   </w:abstractNum>
-  <w:abstractNum w:abstractNumId="29" w15:restartNumberingAfterBreak="0">
+  <w:abstractNum w:abstractNumId="30" w15:restartNumberingAfterBreak="0">
     <w:nsid w:val="2C4A56D0"/>
     <w:multiLevelType w:val="multilevel"/>
     <w:tmpl w:val="6E02B68E"/>
@@ -32939,7 +32734,120 @@
       </w:rPr>
     </w:lvl>
   </w:abstractNum>
-  <w:abstractNum w:abstractNumId="30" w15:restartNumberingAfterBreak="0">
+  <w:abstractNum w:abstractNumId="31" w15:restartNumberingAfterBreak="0">
+    <w:nsid w:val="2C8704EB"/>
+    <w:multiLevelType w:val="multilevel"/>
+    <w:tmpl w:val="D2CC8E08"/>
+    <w:lvl w:ilvl="0">
+      <w:start w:val="1"/>
+      <w:numFmt w:val="decimal"/>
+      <w:lvlText w:val="%1."/>
+      <w:lvlJc w:val="left"/>
+      <w:pPr>
+        <w:tabs>
+          <w:tab w:val="num" w:pos="720"/>
+        </w:tabs>
+        <w:ind w:left="720" w:hanging="360"/>
+      </w:pPr>
+    </w:lvl>
+    <w:lvl w:ilvl="1" w:tentative="1">
+      <w:start w:val="1"/>
+      <w:numFmt w:val="decimal"/>
+      <w:lvlText w:val="%2."/>
+      <w:lvlJc w:val="left"/>
+      <w:pPr>
+        <w:tabs>
+          <w:tab w:val="num" w:pos="1440"/>
+        </w:tabs>
+        <w:ind w:left="1440" w:hanging="360"/>
+      </w:pPr>
+    </w:lvl>
+    <w:lvl w:ilvl="2" w:tentative="1">
+      <w:start w:val="1"/>
+      <w:numFmt w:val="decimal"/>
+      <w:lvlText w:val="%3."/>
+      <w:lvlJc w:val="left"/>
+      <w:pPr>
+        <w:tabs>
+          <w:tab w:val="num" w:pos="2160"/>
+        </w:tabs>
+        <w:ind w:left="2160" w:hanging="360"/>
+      </w:pPr>
+    </w:lvl>
+    <w:lvl w:ilvl="3" w:tentative="1">
+      <w:start w:val="1"/>
+      <w:numFmt w:val="decimal"/>
+      <w:lvlText w:val="%4."/>
+      <w:lvlJc w:val="left"/>
+      <w:pPr>
+        <w:tabs>
+          <w:tab w:val="num" w:pos="2880"/>
+        </w:tabs>
+        <w:ind w:left="2880" w:hanging="360"/>
+      </w:pPr>
+    </w:lvl>
+    <w:lvl w:ilvl="4" w:tentative="1">
+      <w:start w:val="1"/>
+      <w:numFmt w:val="decimal"/>
+      <w:lvlText w:val="%5."/>
+      <w:lvlJc w:val="left"/>
+      <w:pPr>
+        <w:tabs>
+          <w:tab w:val="num" w:pos="3600"/>
+        </w:tabs>
+        <w:ind w:left="3600" w:hanging="360"/>
+      </w:pPr>
+    </w:lvl>
+    <w:lvl w:ilvl="5" w:tentative="1">
+      <w:start w:val="1"/>
+      <w:numFmt w:val="decimal"/>
+      <w:lvlText w:val="%6."/>
+      <w:lvlJc w:val="left"/>
+      <w:pPr>
+        <w:tabs>
+          <w:tab w:val="num" w:pos="4320"/>
+        </w:tabs>
+        <w:ind w:left="4320" w:hanging="360"/>
+      </w:pPr>
+    </w:lvl>
+    <w:lvl w:ilvl="6" w:tentative="1">
+      <w:start w:val="1"/>
+      <w:numFmt w:val="decimal"/>
+      <w:lvlText w:val="%7."/>
+      <w:lvlJc w:val="left"/>
+      <w:pPr>
+        <w:tabs>
+          <w:tab w:val="num" w:pos="5040"/>
+        </w:tabs>
+        <w:ind w:left="5040" w:hanging="360"/>
+      </w:pPr>
+    </w:lvl>
+    <w:lvl w:ilvl="7" w:tentative="1">
+      <w:start w:val="1"/>
+      <w:numFmt w:val="decimal"/>
+      <w:lvlText w:val="%8."/>
+      <w:lvlJc w:val="left"/>
+      <w:pPr>
+        <w:tabs>
+          <w:tab w:val="num" w:pos="5760"/>
+        </w:tabs>
+        <w:ind w:left="5760" w:hanging="360"/>
+      </w:pPr>
+    </w:lvl>
+    <w:lvl w:ilvl="8" w:tentative="1">
+      <w:start w:val="1"/>
+      <w:numFmt w:val="decimal"/>
+      <w:lvlText w:val="%9."/>
+      <w:lvlJc w:val="left"/>
+      <w:pPr>
+        <w:tabs>
+          <w:tab w:val="num" w:pos="6480"/>
+        </w:tabs>
+        <w:ind w:left="6480" w:hanging="360"/>
+      </w:pPr>
+    </w:lvl>
+  </w:abstractNum>
+  <w:abstractNum w:abstractNumId="32" w15:restartNumberingAfterBreak="0">
     <w:nsid w:val="2D5008B6"/>
     <w:multiLevelType w:val="multilevel"/>
     <w:tmpl w:val="DB445482"/>
@@ -33088,7 +32996,7 @@
       </w:rPr>
     </w:lvl>
   </w:abstractNum>
-  <w:abstractNum w:abstractNumId="31" w15:restartNumberingAfterBreak="0">
+  <w:abstractNum w:abstractNumId="33" w15:restartNumberingAfterBreak="0">
     <w:nsid w:val="35541E09"/>
     <w:multiLevelType w:val="multilevel"/>
     <w:tmpl w:val="DA22EECC"/>
@@ -33201,7 +33109,7 @@
       </w:pPr>
     </w:lvl>
   </w:abstractNum>
-  <w:abstractNum w:abstractNumId="32" w15:restartNumberingAfterBreak="0">
+  <w:abstractNum w:abstractNumId="34" w15:restartNumberingAfterBreak="0">
     <w:nsid w:val="36AF10D6"/>
     <w:multiLevelType w:val="multilevel"/>
     <w:tmpl w:val="03E2375C"/>
@@ -33350,7 +33258,7 @@
       </w:rPr>
     </w:lvl>
   </w:abstractNum>
-  <w:abstractNum w:abstractNumId="33" w15:restartNumberingAfterBreak="0">
+  <w:abstractNum w:abstractNumId="35" w15:restartNumberingAfterBreak="0">
     <w:nsid w:val="38572E2E"/>
     <w:multiLevelType w:val="multilevel"/>
     <w:tmpl w:val="B7745EE4"/>
@@ -33499,7 +33407,7 @@
       </w:rPr>
     </w:lvl>
   </w:abstractNum>
-  <w:abstractNum w:abstractNumId="34" w15:restartNumberingAfterBreak="0">
+  <w:abstractNum w:abstractNumId="36" w15:restartNumberingAfterBreak="0">
     <w:nsid w:val="390C2E63"/>
     <w:multiLevelType w:val="multilevel"/>
     <w:tmpl w:val="AF9ECDBA"/>
@@ -33648,7 +33556,7 @@
       </w:rPr>
     </w:lvl>
   </w:abstractNum>
-  <w:abstractNum w:abstractNumId="35" w15:restartNumberingAfterBreak="0">
+  <w:abstractNum w:abstractNumId="37" w15:restartNumberingAfterBreak="0">
     <w:nsid w:val="3B9C070F"/>
     <w:multiLevelType w:val="multilevel"/>
     <w:tmpl w:val="F38AA480"/>
@@ -33797,7 +33705,7 @@
       </w:rPr>
     </w:lvl>
   </w:abstractNum>
-  <w:abstractNum w:abstractNumId="36" w15:restartNumberingAfterBreak="0">
+  <w:abstractNum w:abstractNumId="38" w15:restartNumberingAfterBreak="0">
     <w:nsid w:val="3BC35EDB"/>
     <w:multiLevelType w:val="multilevel"/>
     <w:tmpl w:val="86ACDC12"/>
@@ -33910,7 +33818,7 @@
       </w:pPr>
     </w:lvl>
   </w:abstractNum>
-  <w:abstractNum w:abstractNumId="37" w15:restartNumberingAfterBreak="0">
+  <w:abstractNum w:abstractNumId="39" w15:restartNumberingAfterBreak="0">
     <w:nsid w:val="3C7A5833"/>
     <w:multiLevelType w:val="multilevel"/>
     <w:tmpl w:val="C9A452F4"/>
@@ -34059,7 +33967,7 @@
       </w:rPr>
     </w:lvl>
   </w:abstractNum>
-  <w:abstractNum w:abstractNumId="38" w15:restartNumberingAfterBreak="0">
+  <w:abstractNum w:abstractNumId="40" w15:restartNumberingAfterBreak="0">
     <w:nsid w:val="3E7420A6"/>
     <w:multiLevelType w:val="multilevel"/>
     <w:tmpl w:val="64CC537A"/>
@@ -34208,7 +34116,7 @@
       </w:rPr>
     </w:lvl>
   </w:abstractNum>
-  <w:abstractNum w:abstractNumId="39" w15:restartNumberingAfterBreak="0">
+  <w:abstractNum w:abstractNumId="41" w15:restartNumberingAfterBreak="0">
     <w:nsid w:val="3EF03285"/>
     <w:multiLevelType w:val="multilevel"/>
     <w:tmpl w:val="90825200"/>
@@ -34357,7 +34265,7 @@
       </w:rPr>
     </w:lvl>
   </w:abstractNum>
-  <w:abstractNum w:abstractNumId="40" w15:restartNumberingAfterBreak="0">
+  <w:abstractNum w:abstractNumId="42" w15:restartNumberingAfterBreak="0">
     <w:nsid w:val="4077678F"/>
     <w:multiLevelType w:val="hybridMultilevel"/>
     <w:tmpl w:val="6840EB7A"/>
@@ -34446,7 +34354,7 @@
       </w:pPr>
     </w:lvl>
   </w:abstractNum>
-  <w:abstractNum w:abstractNumId="41" w15:restartNumberingAfterBreak="0">
+  <w:abstractNum w:abstractNumId="43" w15:restartNumberingAfterBreak="0">
     <w:nsid w:val="40F53D6E"/>
     <w:multiLevelType w:val="multilevel"/>
     <w:tmpl w:val="AE20AAB2"/>
@@ -34595,7 +34503,7 @@
       </w:rPr>
     </w:lvl>
   </w:abstractNum>
-  <w:abstractNum w:abstractNumId="42" w15:restartNumberingAfterBreak="0">
+  <w:abstractNum w:abstractNumId="44" w15:restartNumberingAfterBreak="0">
     <w:nsid w:val="42B90411"/>
     <w:multiLevelType w:val="multilevel"/>
     <w:tmpl w:val="7A20BD96"/>
@@ -34744,7 +34652,7 @@
       </w:rPr>
     </w:lvl>
   </w:abstractNum>
-  <w:abstractNum w:abstractNumId="43" w15:restartNumberingAfterBreak="0">
+  <w:abstractNum w:abstractNumId="45" w15:restartNumberingAfterBreak="0">
     <w:nsid w:val="45910C7F"/>
     <w:multiLevelType w:val="multilevel"/>
     <w:tmpl w:val="2F8C85C6"/>
@@ -34893,7 +34801,7 @@
       </w:rPr>
     </w:lvl>
   </w:abstractNum>
-  <w:abstractNum w:abstractNumId="44" w15:restartNumberingAfterBreak="0">
+  <w:abstractNum w:abstractNumId="46" w15:restartNumberingAfterBreak="0">
     <w:nsid w:val="477351EA"/>
     <w:multiLevelType w:val="multilevel"/>
     <w:tmpl w:val="7AB882AE"/>
@@ -35042,7 +34950,7 @@
       </w:rPr>
     </w:lvl>
   </w:abstractNum>
-  <w:abstractNum w:abstractNumId="45" w15:restartNumberingAfterBreak="0">
+  <w:abstractNum w:abstractNumId="47" w15:restartNumberingAfterBreak="0">
     <w:nsid w:val="47AA0882"/>
     <w:multiLevelType w:val="multilevel"/>
     <w:tmpl w:val="07FA3E7E"/>
@@ -35191,7 +35099,7 @@
       </w:rPr>
     </w:lvl>
   </w:abstractNum>
-  <w:abstractNum w:abstractNumId="46" w15:restartNumberingAfterBreak="0">
+  <w:abstractNum w:abstractNumId="48" w15:restartNumberingAfterBreak="0">
     <w:nsid w:val="48D140BB"/>
     <w:multiLevelType w:val="multilevel"/>
     <w:tmpl w:val="24DEC966"/>
@@ -35340,7 +35248,7 @@
       </w:rPr>
     </w:lvl>
   </w:abstractNum>
-  <w:abstractNum w:abstractNumId="47" w15:restartNumberingAfterBreak="0">
+  <w:abstractNum w:abstractNumId="49" w15:restartNumberingAfterBreak="0">
     <w:nsid w:val="4A8C1CD3"/>
     <w:multiLevelType w:val="multilevel"/>
     <w:tmpl w:val="196213DE"/>
@@ -35489,7 +35397,7 @@
       </w:rPr>
     </w:lvl>
   </w:abstractNum>
-  <w:abstractNum w:abstractNumId="48" w15:restartNumberingAfterBreak="0">
+  <w:abstractNum w:abstractNumId="50" w15:restartNumberingAfterBreak="0">
     <w:nsid w:val="50580018"/>
     <w:multiLevelType w:val="multilevel"/>
     <w:tmpl w:val="6C78A3CE"/>
@@ -35638,7 +35546,7 @@
       </w:rPr>
     </w:lvl>
   </w:abstractNum>
-  <w:abstractNum w:abstractNumId="49" w15:restartNumberingAfterBreak="0">
+  <w:abstractNum w:abstractNumId="51" w15:restartNumberingAfterBreak="0">
     <w:nsid w:val="51904CD1"/>
     <w:multiLevelType w:val="multilevel"/>
     <w:tmpl w:val="63AAFF5E"/>
@@ -35787,7 +35695,7 @@
       </w:rPr>
     </w:lvl>
   </w:abstractNum>
-  <w:abstractNum w:abstractNumId="50" w15:restartNumberingAfterBreak="0">
+  <w:abstractNum w:abstractNumId="52" w15:restartNumberingAfterBreak="0">
     <w:nsid w:val="51BD7A81"/>
     <w:multiLevelType w:val="multilevel"/>
     <w:tmpl w:val="D0A26144"/>
@@ -35936,7 +35844,156 @@
       </w:rPr>
     </w:lvl>
   </w:abstractNum>
-  <w:abstractNum w:abstractNumId="51" w15:restartNumberingAfterBreak="0">
+  <w:abstractNum w:abstractNumId="53" w15:restartNumberingAfterBreak="0">
+    <w:nsid w:val="5775604A"/>
+    <w:multiLevelType w:val="multilevel"/>
+    <w:tmpl w:val="9098BE32"/>
+    <w:lvl w:ilvl="0">
+      <w:start w:val="1"/>
+      <w:numFmt w:val="bullet"/>
+      <w:lvlText w:val=""/>
+      <w:lvlJc w:val="left"/>
+      <w:pPr>
+        <w:tabs>
+          <w:tab w:val="num" w:pos="720"/>
+        </w:tabs>
+        <w:ind w:left="720" w:hanging="360"/>
+      </w:pPr>
+      <w:rPr>
+        <w:rFonts w:ascii="Symbol" w:hAnsi="Symbol" w:hint="default"/>
+        <w:sz w:val="20"/>
+      </w:rPr>
+    </w:lvl>
+    <w:lvl w:ilvl="1" w:tentative="1">
+      <w:start w:val="1"/>
+      <w:numFmt w:val="bullet"/>
+      <w:lvlText w:val="o"/>
+      <w:lvlJc w:val="left"/>
+      <w:pPr>
+        <w:tabs>
+          <w:tab w:val="num" w:pos="1440"/>
+        </w:tabs>
+        <w:ind w:left="1440" w:hanging="360"/>
+      </w:pPr>
+      <w:rPr>
+        <w:rFonts w:ascii="Courier New" w:hAnsi="Courier New" w:hint="default"/>
+        <w:sz w:val="20"/>
+      </w:rPr>
+    </w:lvl>
+    <w:lvl w:ilvl="2" w:tentative="1">
+      <w:start w:val="1"/>
+      <w:numFmt w:val="bullet"/>
+      <w:lvlText w:val=""/>
+      <w:lvlJc w:val="left"/>
+      <w:pPr>
+        <w:tabs>
+          <w:tab w:val="num" w:pos="2160"/>
+        </w:tabs>
+        <w:ind w:left="2160" w:hanging="360"/>
+      </w:pPr>
+      <w:rPr>
+        <w:rFonts w:ascii="Wingdings" w:hAnsi="Wingdings" w:hint="default"/>
+        <w:sz w:val="20"/>
+      </w:rPr>
+    </w:lvl>
+    <w:lvl w:ilvl="3" w:tentative="1">
+      <w:start w:val="1"/>
+      <w:numFmt w:val="bullet"/>
+      <w:lvlText w:val=""/>
+      <w:lvlJc w:val="left"/>
+      <w:pPr>
+        <w:tabs>
+          <w:tab w:val="num" w:pos="2880"/>
+        </w:tabs>
+        <w:ind w:left="2880" w:hanging="360"/>
+      </w:pPr>
+      <w:rPr>
+        <w:rFonts w:ascii="Wingdings" w:hAnsi="Wingdings" w:hint="default"/>
+        <w:sz w:val="20"/>
+      </w:rPr>
+    </w:lvl>
+    <w:lvl w:ilvl="4" w:tentative="1">
+      <w:start w:val="1"/>
+      <w:numFmt w:val="bullet"/>
+      <w:lvlText w:val=""/>
+      <w:lvlJc w:val="left"/>
+      <w:pPr>
+        <w:tabs>
+          <w:tab w:val="num" w:pos="3600"/>
+        </w:tabs>
+        <w:ind w:left="3600" w:hanging="360"/>
+      </w:pPr>
+      <w:rPr>
+        <w:rFonts w:ascii="Wingdings" w:hAnsi="Wingdings" w:hint="default"/>
+        <w:sz w:val="20"/>
+      </w:rPr>
+    </w:lvl>
+    <w:lvl w:ilvl="5" w:tentative="1">
+      <w:start w:val="1"/>
+      <w:numFmt w:val="bullet"/>
+      <w:lvlText w:val=""/>
+      <w:lvlJc w:val="left"/>
+      <w:pPr>
+        <w:tabs>
+          <w:tab w:val="num" w:pos="4320"/>
+        </w:tabs>
+        <w:ind w:left="4320" w:hanging="360"/>
+      </w:pPr>
+      <w:rPr>
+        <w:rFonts w:ascii="Wingdings" w:hAnsi="Wingdings" w:hint="default"/>
+        <w:sz w:val="20"/>
+      </w:rPr>
+    </w:lvl>
+    <w:lvl w:ilvl="6" w:tentative="1">
+      <w:start w:val="1"/>
+      <w:numFmt w:val="bullet"/>
+      <w:lvlText w:val=""/>
+      <w:lvlJc w:val="left"/>
+      <w:pPr>
+        <w:tabs>
+          <w:tab w:val="num" w:pos="5040"/>
+        </w:tabs>
+        <w:ind w:left="5040" w:hanging="360"/>
+      </w:pPr>
+      <w:rPr>
+        <w:rFonts w:ascii="Wingdings" w:hAnsi="Wingdings" w:hint="default"/>
+        <w:sz w:val="20"/>
+      </w:rPr>
+    </w:lvl>
+    <w:lvl w:ilvl="7" w:tentative="1">
+      <w:start w:val="1"/>
+      <w:numFmt w:val="bullet"/>
+      <w:lvlText w:val=""/>
+      <w:lvlJc w:val="left"/>
+      <w:pPr>
+        <w:tabs>
+          <w:tab w:val="num" w:pos="5760"/>
+        </w:tabs>
+        <w:ind w:left="5760" w:hanging="360"/>
+      </w:pPr>
+      <w:rPr>
+        <w:rFonts w:ascii="Wingdings" w:hAnsi="Wingdings" w:hint="default"/>
+        <w:sz w:val="20"/>
+      </w:rPr>
+    </w:lvl>
+    <w:lvl w:ilvl="8" w:tentative="1">
+      <w:start w:val="1"/>
+      <w:numFmt w:val="bullet"/>
+      <w:lvlText w:val=""/>
+      <w:lvlJc w:val="left"/>
+      <w:pPr>
+        <w:tabs>
+          <w:tab w:val="num" w:pos="6480"/>
+        </w:tabs>
+        <w:ind w:left="6480" w:hanging="360"/>
+      </w:pPr>
+      <w:rPr>
+        <w:rFonts w:ascii="Wingdings" w:hAnsi="Wingdings" w:hint="default"/>
+        <w:sz w:val="20"/>
+      </w:rPr>
+    </w:lvl>
+  </w:abstractNum>
+  <w:abstractNum w:abstractNumId="54" w15:restartNumberingAfterBreak="0">
     <w:nsid w:val="583D6551"/>
     <w:multiLevelType w:val="multilevel"/>
     <w:tmpl w:val="41A49DEA"/>
@@ -36085,7 +36142,7 @@
       </w:rPr>
     </w:lvl>
   </w:abstractNum>
-  <w:abstractNum w:abstractNumId="52" w15:restartNumberingAfterBreak="0">
+  <w:abstractNum w:abstractNumId="55" w15:restartNumberingAfterBreak="0">
     <w:nsid w:val="58B56D26"/>
     <w:multiLevelType w:val="multilevel"/>
     <w:tmpl w:val="14BCCD10"/>
@@ -36234,7 +36291,7 @@
       </w:rPr>
     </w:lvl>
   </w:abstractNum>
-  <w:abstractNum w:abstractNumId="53" w15:restartNumberingAfterBreak="0">
+  <w:abstractNum w:abstractNumId="56" w15:restartNumberingAfterBreak="0">
     <w:nsid w:val="59E02CBA"/>
     <w:multiLevelType w:val="multilevel"/>
     <w:tmpl w:val="241E0042"/>
@@ -36383,7 +36440,7 @@
       </w:rPr>
     </w:lvl>
   </w:abstractNum>
-  <w:abstractNum w:abstractNumId="54" w15:restartNumberingAfterBreak="0">
+  <w:abstractNum w:abstractNumId="57" w15:restartNumberingAfterBreak="0">
     <w:nsid w:val="59F43B1D"/>
     <w:multiLevelType w:val="multilevel"/>
     <w:tmpl w:val="2D7A09B6"/>
@@ -36532,7 +36589,7 @@
       </w:rPr>
     </w:lvl>
   </w:abstractNum>
-  <w:abstractNum w:abstractNumId="55" w15:restartNumberingAfterBreak="0">
+  <w:abstractNum w:abstractNumId="58" w15:restartNumberingAfterBreak="0">
     <w:nsid w:val="5DB35C71"/>
     <w:multiLevelType w:val="multilevel"/>
     <w:tmpl w:val="23BE93A2"/>
@@ -36681,7 +36738,7 @@
       </w:rPr>
     </w:lvl>
   </w:abstractNum>
-  <w:abstractNum w:abstractNumId="56" w15:restartNumberingAfterBreak="0">
+  <w:abstractNum w:abstractNumId="59" w15:restartNumberingAfterBreak="0">
     <w:nsid w:val="5E343E18"/>
     <w:multiLevelType w:val="multilevel"/>
     <w:tmpl w:val="BEEAA284"/>
@@ -36830,7 +36887,7 @@
       </w:rPr>
     </w:lvl>
   </w:abstractNum>
-  <w:abstractNum w:abstractNumId="57" w15:restartNumberingAfterBreak="0">
+  <w:abstractNum w:abstractNumId="60" w15:restartNumberingAfterBreak="0">
     <w:nsid w:val="5E373DE6"/>
     <w:multiLevelType w:val="multilevel"/>
     <w:tmpl w:val="A83ED2BE"/>
@@ -36979,7 +37036,7 @@
       </w:rPr>
     </w:lvl>
   </w:abstractNum>
-  <w:abstractNum w:abstractNumId="58" w15:restartNumberingAfterBreak="0">
+  <w:abstractNum w:abstractNumId="61" w15:restartNumberingAfterBreak="0">
     <w:nsid w:val="5EE366E1"/>
     <w:multiLevelType w:val="multilevel"/>
     <w:tmpl w:val="266EB2EA"/>
@@ -37128,7 +37185,7 @@
       </w:rPr>
     </w:lvl>
   </w:abstractNum>
-  <w:abstractNum w:abstractNumId="59" w15:restartNumberingAfterBreak="0">
+  <w:abstractNum w:abstractNumId="62" w15:restartNumberingAfterBreak="0">
     <w:nsid w:val="65360361"/>
     <w:multiLevelType w:val="multilevel"/>
     <w:tmpl w:val="A4FE0F36"/>
@@ -37277,7 +37334,156 @@
       </w:rPr>
     </w:lvl>
   </w:abstractNum>
-  <w:abstractNum w:abstractNumId="60" w15:restartNumberingAfterBreak="0">
+  <w:abstractNum w:abstractNumId="63" w15:restartNumberingAfterBreak="0">
+    <w:nsid w:val="65E017AE"/>
+    <w:multiLevelType w:val="multilevel"/>
+    <w:tmpl w:val="661E0362"/>
+    <w:lvl w:ilvl="0">
+      <w:start w:val="1"/>
+      <w:numFmt w:val="bullet"/>
+      <w:lvlText w:val=""/>
+      <w:lvlJc w:val="left"/>
+      <w:pPr>
+        <w:tabs>
+          <w:tab w:val="num" w:pos="720"/>
+        </w:tabs>
+        <w:ind w:left="720" w:hanging="360"/>
+      </w:pPr>
+      <w:rPr>
+        <w:rFonts w:ascii="Symbol" w:hAnsi="Symbol" w:hint="default"/>
+        <w:sz w:val="20"/>
+      </w:rPr>
+    </w:lvl>
+    <w:lvl w:ilvl="1" w:tentative="1">
+      <w:start w:val="1"/>
+      <w:numFmt w:val="bullet"/>
+      <w:lvlText w:val="o"/>
+      <w:lvlJc w:val="left"/>
+      <w:pPr>
+        <w:tabs>
+          <w:tab w:val="num" w:pos="1440"/>
+        </w:tabs>
+        <w:ind w:left="1440" w:hanging="360"/>
+      </w:pPr>
+      <w:rPr>
+        <w:rFonts w:ascii="Courier New" w:hAnsi="Courier New" w:hint="default"/>
+        <w:sz w:val="20"/>
+      </w:rPr>
+    </w:lvl>
+    <w:lvl w:ilvl="2" w:tentative="1">
+      <w:start w:val="1"/>
+      <w:numFmt w:val="bullet"/>
+      <w:lvlText w:val=""/>
+      <w:lvlJc w:val="left"/>
+      <w:pPr>
+        <w:tabs>
+          <w:tab w:val="num" w:pos="2160"/>
+        </w:tabs>
+        <w:ind w:left="2160" w:hanging="360"/>
+      </w:pPr>
+      <w:rPr>
+        <w:rFonts w:ascii="Wingdings" w:hAnsi="Wingdings" w:hint="default"/>
+        <w:sz w:val="20"/>
+      </w:rPr>
+    </w:lvl>
+    <w:lvl w:ilvl="3" w:tentative="1">
+      <w:start w:val="1"/>
+      <w:numFmt w:val="bullet"/>
+      <w:lvlText w:val=""/>
+      <w:lvlJc w:val="left"/>
+      <w:pPr>
+        <w:tabs>
+          <w:tab w:val="num" w:pos="2880"/>
+        </w:tabs>
+        <w:ind w:left="2880" w:hanging="360"/>
+      </w:pPr>
+      <w:rPr>
+        <w:rFonts w:ascii="Wingdings" w:hAnsi="Wingdings" w:hint="default"/>
+        <w:sz w:val="20"/>
+      </w:rPr>
+    </w:lvl>
+    <w:lvl w:ilvl="4" w:tentative="1">
+      <w:start w:val="1"/>
+      <w:numFmt w:val="bullet"/>
+      <w:lvlText w:val=""/>
+      <w:lvlJc w:val="left"/>
+      <w:pPr>
+        <w:tabs>
+          <w:tab w:val="num" w:pos="3600"/>
+        </w:tabs>
+        <w:ind w:left="3600" w:hanging="360"/>
+      </w:pPr>
+      <w:rPr>
+        <w:rFonts w:ascii="Wingdings" w:hAnsi="Wingdings" w:hint="default"/>
+        <w:sz w:val="20"/>
+      </w:rPr>
+    </w:lvl>
+    <w:lvl w:ilvl="5" w:tentative="1">
+      <w:start w:val="1"/>
+      <w:numFmt w:val="bullet"/>
+      <w:lvlText w:val=""/>
+      <w:lvlJc w:val="left"/>
+      <w:pPr>
+        <w:tabs>
+          <w:tab w:val="num" w:pos="4320"/>
+        </w:tabs>
+        <w:ind w:left="4320" w:hanging="360"/>
+      </w:pPr>
+      <w:rPr>
+        <w:rFonts w:ascii="Wingdings" w:hAnsi="Wingdings" w:hint="default"/>
+        <w:sz w:val="20"/>
+      </w:rPr>
+    </w:lvl>
+    <w:lvl w:ilvl="6" w:tentative="1">
+      <w:start w:val="1"/>
+      <w:numFmt w:val="bullet"/>
+      <w:lvlText w:val=""/>
+      <w:lvlJc w:val="left"/>
+      <w:pPr>
+        <w:tabs>
+          <w:tab w:val="num" w:pos="5040"/>
+        </w:tabs>
+        <w:ind w:left="5040" w:hanging="360"/>
+      </w:pPr>
+      <w:rPr>
+        <w:rFonts w:ascii="Wingdings" w:hAnsi="Wingdings" w:hint="default"/>
+        <w:sz w:val="20"/>
+      </w:rPr>
+    </w:lvl>
+    <w:lvl w:ilvl="7" w:tentative="1">
+      <w:start w:val="1"/>
+      <w:numFmt w:val="bullet"/>
+      <w:lvlText w:val=""/>
+      <w:lvlJc w:val="left"/>
+      <w:pPr>
+        <w:tabs>
+          <w:tab w:val="num" w:pos="5760"/>
+        </w:tabs>
+        <w:ind w:left="5760" w:hanging="360"/>
+      </w:pPr>
+      <w:rPr>
+        <w:rFonts w:ascii="Wingdings" w:hAnsi="Wingdings" w:hint="default"/>
+        <w:sz w:val="20"/>
+      </w:rPr>
+    </w:lvl>
+    <w:lvl w:ilvl="8" w:tentative="1">
+      <w:start w:val="1"/>
+      <w:numFmt w:val="bullet"/>
+      <w:lvlText w:val=""/>
+      <w:lvlJc w:val="left"/>
+      <w:pPr>
+        <w:tabs>
+          <w:tab w:val="num" w:pos="6480"/>
+        </w:tabs>
+        <w:ind w:left="6480" w:hanging="360"/>
+      </w:pPr>
+      <w:rPr>
+        <w:rFonts w:ascii="Wingdings" w:hAnsi="Wingdings" w:hint="default"/>
+        <w:sz w:val="20"/>
+      </w:rPr>
+    </w:lvl>
+  </w:abstractNum>
+  <w:abstractNum w:abstractNumId="64" w15:restartNumberingAfterBreak="0">
     <w:nsid w:val="6609440F"/>
     <w:multiLevelType w:val="multilevel"/>
     <w:tmpl w:val="77C0871A"/>
@@ -37426,7 +37632,7 @@
       </w:rPr>
     </w:lvl>
   </w:abstractNum>
-  <w:abstractNum w:abstractNumId="61" w15:restartNumberingAfterBreak="0">
+  <w:abstractNum w:abstractNumId="65" w15:restartNumberingAfterBreak="0">
     <w:nsid w:val="67F20EC8"/>
     <w:multiLevelType w:val="multilevel"/>
     <w:tmpl w:val="A87A0062"/>
@@ -37539,7 +37745,7 @@
       </w:pPr>
     </w:lvl>
   </w:abstractNum>
-  <w:abstractNum w:abstractNumId="62" w15:restartNumberingAfterBreak="0">
+  <w:abstractNum w:abstractNumId="66" w15:restartNumberingAfterBreak="0">
     <w:nsid w:val="680C597F"/>
     <w:multiLevelType w:val="multilevel"/>
     <w:tmpl w:val="3CEA4DFC"/>
@@ -37688,7 +37894,7 @@
       </w:rPr>
     </w:lvl>
   </w:abstractNum>
-  <w:abstractNum w:abstractNumId="63" w15:restartNumberingAfterBreak="0">
+  <w:abstractNum w:abstractNumId="67" w15:restartNumberingAfterBreak="0">
     <w:nsid w:val="68880914"/>
     <w:multiLevelType w:val="multilevel"/>
     <w:tmpl w:val="D63090CC"/>
@@ -37837,7 +38043,7 @@
       </w:rPr>
     </w:lvl>
   </w:abstractNum>
-  <w:abstractNum w:abstractNumId="64" w15:restartNumberingAfterBreak="0">
+  <w:abstractNum w:abstractNumId="68" w15:restartNumberingAfterBreak="0">
     <w:nsid w:val="68F84EF8"/>
     <w:multiLevelType w:val="multilevel"/>
     <w:tmpl w:val="6A802538"/>
@@ -37986,7 +38192,7 @@
       </w:rPr>
     </w:lvl>
   </w:abstractNum>
-  <w:abstractNum w:abstractNumId="65" w15:restartNumberingAfterBreak="0">
+  <w:abstractNum w:abstractNumId="69" w15:restartNumberingAfterBreak="0">
     <w:nsid w:val="6A2731D7"/>
     <w:multiLevelType w:val="multilevel"/>
     <w:tmpl w:val="75CC7E04"/>
@@ -38135,7 +38341,7 @@
       </w:rPr>
     </w:lvl>
   </w:abstractNum>
-  <w:abstractNum w:abstractNumId="66" w15:restartNumberingAfterBreak="0">
+  <w:abstractNum w:abstractNumId="70" w15:restartNumberingAfterBreak="0">
     <w:nsid w:val="6B393DC9"/>
     <w:multiLevelType w:val="multilevel"/>
     <w:tmpl w:val="05669D9E"/>
@@ -38284,7 +38490,7 @@
       </w:rPr>
     </w:lvl>
   </w:abstractNum>
-  <w:abstractNum w:abstractNumId="67" w15:restartNumberingAfterBreak="0">
+  <w:abstractNum w:abstractNumId="71" w15:restartNumberingAfterBreak="0">
     <w:nsid w:val="6C787DED"/>
     <w:multiLevelType w:val="multilevel"/>
     <w:tmpl w:val="85269F04"/>
@@ -38397,7 +38603,7 @@
       </w:pPr>
     </w:lvl>
   </w:abstractNum>
-  <w:abstractNum w:abstractNumId="68" w15:restartNumberingAfterBreak="0">
+  <w:abstractNum w:abstractNumId="72" w15:restartNumberingAfterBreak="0">
     <w:nsid w:val="70221461"/>
     <w:multiLevelType w:val="multilevel"/>
     <w:tmpl w:val="F386EBB8"/>
@@ -38546,7 +38752,7 @@
       </w:rPr>
     </w:lvl>
   </w:abstractNum>
-  <w:abstractNum w:abstractNumId="69" w15:restartNumberingAfterBreak="0">
+  <w:abstractNum w:abstractNumId="73" w15:restartNumberingAfterBreak="0">
     <w:nsid w:val="72561D3E"/>
     <w:multiLevelType w:val="multilevel"/>
     <w:tmpl w:val="2F10FDDC"/>
@@ -38695,7 +38901,7 @@
       </w:rPr>
     </w:lvl>
   </w:abstractNum>
-  <w:abstractNum w:abstractNumId="70" w15:restartNumberingAfterBreak="0">
+  <w:abstractNum w:abstractNumId="74" w15:restartNumberingAfterBreak="0">
     <w:nsid w:val="74971913"/>
     <w:multiLevelType w:val="multilevel"/>
     <w:tmpl w:val="30522878"/>
@@ -38844,7 +39050,7 @@
       </w:rPr>
     </w:lvl>
   </w:abstractNum>
-  <w:abstractNum w:abstractNumId="71" w15:restartNumberingAfterBreak="0">
+  <w:abstractNum w:abstractNumId="75" w15:restartNumberingAfterBreak="0">
     <w:nsid w:val="75E229D7"/>
     <w:multiLevelType w:val="multilevel"/>
     <w:tmpl w:val="B0868506"/>
@@ -38993,7 +39199,7 @@
       </w:rPr>
     </w:lvl>
   </w:abstractNum>
-  <w:abstractNum w:abstractNumId="72" w15:restartNumberingAfterBreak="0">
+  <w:abstractNum w:abstractNumId="76" w15:restartNumberingAfterBreak="0">
     <w:nsid w:val="78117652"/>
     <w:multiLevelType w:val="multilevel"/>
     <w:tmpl w:val="FE7EEA6C"/>
@@ -39142,7 +39348,7 @@
       </w:rPr>
     </w:lvl>
   </w:abstractNum>
-  <w:abstractNum w:abstractNumId="73" w15:restartNumberingAfterBreak="0">
+  <w:abstractNum w:abstractNumId="77" w15:restartNumberingAfterBreak="0">
     <w:nsid w:val="78761FCA"/>
     <w:multiLevelType w:val="multilevel"/>
     <w:tmpl w:val="908E3A4A"/>
@@ -39291,7 +39497,7 @@
       </w:rPr>
     </w:lvl>
   </w:abstractNum>
-  <w:abstractNum w:abstractNumId="74" w15:restartNumberingAfterBreak="0">
+  <w:abstractNum w:abstractNumId="78" w15:restartNumberingAfterBreak="0">
     <w:nsid w:val="78DA21E5"/>
     <w:multiLevelType w:val="multilevel"/>
     <w:tmpl w:val="2444A020"/>
@@ -39440,7 +39646,7 @@
       </w:rPr>
     </w:lvl>
   </w:abstractNum>
-  <w:abstractNum w:abstractNumId="75" w15:restartNumberingAfterBreak="0">
+  <w:abstractNum w:abstractNumId="79" w15:restartNumberingAfterBreak="0">
     <w:nsid w:val="79FB672B"/>
     <w:multiLevelType w:val="multilevel"/>
     <w:tmpl w:val="6D7A53F6"/>
@@ -39589,7 +39795,7 @@
       </w:rPr>
     </w:lvl>
   </w:abstractNum>
-  <w:abstractNum w:abstractNumId="76" w15:restartNumberingAfterBreak="0">
+  <w:abstractNum w:abstractNumId="80" w15:restartNumberingAfterBreak="0">
     <w:nsid w:val="7C0528FB"/>
     <w:multiLevelType w:val="multilevel"/>
     <w:tmpl w:val="CE063726"/>
@@ -39738,7 +39944,7 @@
       </w:rPr>
     </w:lvl>
   </w:abstractNum>
-  <w:abstractNum w:abstractNumId="77" w15:restartNumberingAfterBreak="0">
+  <w:abstractNum w:abstractNumId="81" w15:restartNumberingAfterBreak="0">
     <w:nsid w:val="7EDA4641"/>
     <w:multiLevelType w:val="hybridMultilevel"/>
     <w:tmpl w:val="014881A4"/>
@@ -39825,238 +40031,250 @@
     </w:lvl>
   </w:abstractNum>
   <w:num w:numId="1" w16cid:durableId="623199021">
-    <w:abstractNumId w:val="49"/>
+    <w:abstractNumId w:val="51"/>
   </w:num>
   <w:num w:numId="2" w16cid:durableId="1671329776">
-    <w:abstractNumId w:val="77"/>
+    <w:abstractNumId w:val="81"/>
   </w:num>
   <w:num w:numId="3" w16cid:durableId="584001579">
-    <w:abstractNumId w:val="40"/>
+    <w:abstractNumId w:val="42"/>
   </w:num>
   <w:num w:numId="4" w16cid:durableId="90665425">
-    <w:abstractNumId w:val="34"/>
+    <w:abstractNumId w:val="36"/>
   </w:num>
   <w:num w:numId="5" w16cid:durableId="426466687">
-    <w:abstractNumId w:val="16"/>
+    <w:abstractNumId w:val="17"/>
   </w:num>
   <w:num w:numId="6" w16cid:durableId="1853062822">
-    <w:abstractNumId w:val="38"/>
+    <w:abstractNumId w:val="40"/>
   </w:num>
   <w:num w:numId="7" w16cid:durableId="790707758">
     <w:abstractNumId w:val="1"/>
   </w:num>
   <w:num w:numId="8" w16cid:durableId="1302081722">
+    <w:abstractNumId w:val="64"/>
+  </w:num>
+  <w:num w:numId="9" w16cid:durableId="580723855">
+    <w:abstractNumId w:val="41"/>
+  </w:num>
+  <w:num w:numId="10" w16cid:durableId="1744524852">
+    <w:abstractNumId w:val="74"/>
+  </w:num>
+  <w:num w:numId="11" w16cid:durableId="1055199113">
+    <w:abstractNumId w:val="67"/>
+  </w:num>
+  <w:num w:numId="12" w16cid:durableId="1120881405">
+    <w:abstractNumId w:val="10"/>
+  </w:num>
+  <w:num w:numId="13" w16cid:durableId="59179340">
+    <w:abstractNumId w:val="16"/>
+  </w:num>
+  <w:num w:numId="14" w16cid:durableId="580019016">
+    <w:abstractNumId w:val="61"/>
+  </w:num>
+  <w:num w:numId="15" w16cid:durableId="607271648">
+    <w:abstractNumId w:val="56"/>
+  </w:num>
+  <w:num w:numId="16" w16cid:durableId="1619529151">
+    <w:abstractNumId w:val="54"/>
+  </w:num>
+  <w:num w:numId="17" w16cid:durableId="398285698">
+    <w:abstractNumId w:val="38"/>
+  </w:num>
+  <w:num w:numId="18" w16cid:durableId="2006325091">
+    <w:abstractNumId w:val="47"/>
+  </w:num>
+  <w:num w:numId="19" w16cid:durableId="908462668">
+    <w:abstractNumId w:val="49"/>
+  </w:num>
+  <w:num w:numId="20" w16cid:durableId="413824019">
+    <w:abstractNumId w:val="59"/>
+  </w:num>
+  <w:num w:numId="21" w16cid:durableId="1285499921">
+    <w:abstractNumId w:val="12"/>
+  </w:num>
+  <w:num w:numId="22" w16cid:durableId="1879925802">
+    <w:abstractNumId w:val="39"/>
+  </w:num>
+  <w:num w:numId="23" w16cid:durableId="680470525">
+    <w:abstractNumId w:val="5"/>
+  </w:num>
+  <w:num w:numId="24" w16cid:durableId="1819835965">
+    <w:abstractNumId w:val="44"/>
+  </w:num>
+  <w:num w:numId="25" w16cid:durableId="1292174397">
+    <w:abstractNumId w:val="45"/>
+  </w:num>
+  <w:num w:numId="26" w16cid:durableId="1619410333">
+    <w:abstractNumId w:val="48"/>
+  </w:num>
+  <w:num w:numId="27" w16cid:durableId="1179543986">
+    <w:abstractNumId w:val="8"/>
+  </w:num>
+  <w:num w:numId="28" w16cid:durableId="1093238346">
+    <w:abstractNumId w:val="26"/>
+  </w:num>
+  <w:num w:numId="29" w16cid:durableId="1052969173">
+    <w:abstractNumId w:val="32"/>
+  </w:num>
+  <w:num w:numId="30" w16cid:durableId="1009524724">
+    <w:abstractNumId w:val="79"/>
+  </w:num>
+  <w:num w:numId="31" w16cid:durableId="2086102133">
+    <w:abstractNumId w:val="4"/>
+  </w:num>
+  <w:num w:numId="32" w16cid:durableId="691415333">
+    <w:abstractNumId w:val="24"/>
+  </w:num>
+  <w:num w:numId="33" w16cid:durableId="1811245128">
+    <w:abstractNumId w:val="29"/>
+  </w:num>
+  <w:num w:numId="34" w16cid:durableId="1115372750">
+    <w:abstractNumId w:val="72"/>
+  </w:num>
+  <w:num w:numId="35" w16cid:durableId="476075381">
+    <w:abstractNumId w:val="27"/>
+  </w:num>
+  <w:num w:numId="36" w16cid:durableId="1670866655">
+    <w:abstractNumId w:val="35"/>
+  </w:num>
+  <w:num w:numId="37" w16cid:durableId="1939941101">
+    <w:abstractNumId w:val="71"/>
+  </w:num>
+  <w:num w:numId="38" w16cid:durableId="2098598944">
+    <w:abstractNumId w:val="23"/>
+  </w:num>
+  <w:num w:numId="39" w16cid:durableId="1171260568">
+    <w:abstractNumId w:val="77"/>
+  </w:num>
+  <w:num w:numId="40" w16cid:durableId="469056260">
+    <w:abstractNumId w:val="80"/>
+  </w:num>
+  <w:num w:numId="41" w16cid:durableId="2042045801">
+    <w:abstractNumId w:val="62"/>
+  </w:num>
+  <w:num w:numId="42" w16cid:durableId="1761173206">
+    <w:abstractNumId w:val="57"/>
+  </w:num>
+  <w:num w:numId="43" w16cid:durableId="1077244091">
+    <w:abstractNumId w:val="22"/>
+  </w:num>
+  <w:num w:numId="44" w16cid:durableId="587663913">
+    <w:abstractNumId w:val="66"/>
+  </w:num>
+  <w:num w:numId="45" w16cid:durableId="768424809">
+    <w:abstractNumId w:val="3"/>
+  </w:num>
+  <w:num w:numId="46" w16cid:durableId="810369240">
     <w:abstractNumId w:val="60"/>
   </w:num>
-  <w:num w:numId="9" w16cid:durableId="580723855">
-    <w:abstractNumId w:val="39"/>
-  </w:num>
-  <w:num w:numId="10" w16cid:durableId="1744524852">
-    <w:abstractNumId w:val="70"/>
-  </w:num>
-  <w:num w:numId="11" w16cid:durableId="1055199113">
-    <w:abstractNumId w:val="63"/>
-  </w:num>
-  <w:num w:numId="12" w16cid:durableId="1120881405">
-    <w:abstractNumId w:val="9"/>
-  </w:num>
-  <w:num w:numId="13" w16cid:durableId="59179340">
-    <w:abstractNumId w:val="15"/>
-  </w:num>
-  <w:num w:numId="14" w16cid:durableId="580019016">
-    <w:abstractNumId w:val="58"/>
-  </w:num>
-  <w:num w:numId="15" w16cid:durableId="607271648">
-    <w:abstractNumId w:val="53"/>
-  </w:num>
-  <w:num w:numId="16" w16cid:durableId="1619529151">
-    <w:abstractNumId w:val="51"/>
-  </w:num>
-  <w:num w:numId="17" w16cid:durableId="398285698">
-    <w:abstractNumId w:val="36"/>
-  </w:num>
-  <w:num w:numId="18" w16cid:durableId="2006325091">
-    <w:abstractNumId w:val="45"/>
-  </w:num>
-  <w:num w:numId="19" w16cid:durableId="908462668">
-    <w:abstractNumId w:val="47"/>
-  </w:num>
-  <w:num w:numId="20" w16cid:durableId="413824019">
-    <w:abstractNumId w:val="56"/>
-  </w:num>
-  <w:num w:numId="21" w16cid:durableId="1285499921">
-    <w:abstractNumId w:val="11"/>
-  </w:num>
-  <w:num w:numId="22" w16cid:durableId="1879925802">
-    <w:abstractNumId w:val="37"/>
-  </w:num>
-  <w:num w:numId="23" w16cid:durableId="680470525">
-    <w:abstractNumId w:val="4"/>
-  </w:num>
-  <w:num w:numId="24" w16cid:durableId="1819835965">
-    <w:abstractNumId w:val="42"/>
-  </w:num>
-  <w:num w:numId="25" w16cid:durableId="1292174397">
+  <w:num w:numId="47" w16cid:durableId="153763709">
     <w:abstractNumId w:val="43"/>
   </w:num>
-  <w:num w:numId="26" w16cid:durableId="1619410333">
-    <w:abstractNumId w:val="46"/>
-  </w:num>
-  <w:num w:numId="27" w16cid:durableId="1179543986">
-    <w:abstractNumId w:val="7"/>
-  </w:num>
-  <w:num w:numId="28" w16cid:durableId="1093238346">
-    <w:abstractNumId w:val="25"/>
-  </w:num>
-  <w:num w:numId="29" w16cid:durableId="1052969173">
-    <w:abstractNumId w:val="30"/>
-  </w:num>
-  <w:num w:numId="30" w16cid:durableId="1009524724">
-    <w:abstractNumId w:val="75"/>
-  </w:num>
-  <w:num w:numId="31" w16cid:durableId="2086102133">
-    <w:abstractNumId w:val="3"/>
-  </w:num>
-  <w:num w:numId="32" w16cid:durableId="691415333">
-    <w:abstractNumId w:val="23"/>
-  </w:num>
-  <w:num w:numId="33" w16cid:durableId="1811245128">
-    <w:abstractNumId w:val="28"/>
-  </w:num>
-  <w:num w:numId="34" w16cid:durableId="1115372750">
-    <w:abstractNumId w:val="68"/>
-  </w:num>
-  <w:num w:numId="35" w16cid:durableId="476075381">
-    <w:abstractNumId w:val="26"/>
-  </w:num>
-  <w:num w:numId="36" w16cid:durableId="1670866655">
-    <w:abstractNumId w:val="33"/>
-  </w:num>
-  <w:num w:numId="37" w16cid:durableId="1939941101">
-    <w:abstractNumId w:val="67"/>
-  </w:num>
-  <w:num w:numId="38" w16cid:durableId="2098598944">
-    <w:abstractNumId w:val="22"/>
-  </w:num>
-  <w:num w:numId="39" w16cid:durableId="1171260568">
-    <w:abstractNumId w:val="73"/>
-  </w:num>
-  <w:num w:numId="40" w16cid:durableId="469056260">
-    <w:abstractNumId w:val="76"/>
-  </w:num>
-  <w:num w:numId="41" w16cid:durableId="2042045801">
-    <w:abstractNumId w:val="59"/>
-  </w:num>
-  <w:num w:numId="42" w16cid:durableId="1761173206">
-    <w:abstractNumId w:val="54"/>
-  </w:num>
-  <w:num w:numId="43" w16cid:durableId="1077244091">
-    <w:abstractNumId w:val="21"/>
-  </w:num>
-  <w:num w:numId="44" w16cid:durableId="587663913">
-    <w:abstractNumId w:val="62"/>
-  </w:num>
-  <w:num w:numId="45" w16cid:durableId="768424809">
-    <w:abstractNumId w:val="2"/>
-  </w:num>
-  <w:num w:numId="46" w16cid:durableId="810369240">
-    <w:abstractNumId w:val="57"/>
-  </w:num>
-  <w:num w:numId="47" w16cid:durableId="153763709">
-    <w:abstractNumId w:val="41"/>
-  </w:num>
   <w:num w:numId="48" w16cid:durableId="1307930969">
-    <w:abstractNumId w:val="48"/>
+    <w:abstractNumId w:val="50"/>
   </w:num>
   <w:num w:numId="49" w16cid:durableId="100497987">
-    <w:abstractNumId w:val="32"/>
+    <w:abstractNumId w:val="34"/>
   </w:num>
   <w:num w:numId="50" w16cid:durableId="1824665545">
-    <w:abstractNumId w:val="65"/>
+    <w:abstractNumId w:val="69"/>
   </w:num>
   <w:num w:numId="51" w16cid:durableId="1613633847">
     <w:abstractNumId w:val="0"/>
   </w:num>
   <w:num w:numId="52" w16cid:durableId="203448760">
+    <w:abstractNumId w:val="14"/>
+  </w:num>
+  <w:num w:numId="53" w16cid:durableId="1672490257">
+    <w:abstractNumId w:val="20"/>
+  </w:num>
+  <w:num w:numId="54" w16cid:durableId="788223">
+    <w:abstractNumId w:val="9"/>
+  </w:num>
+  <w:num w:numId="55" w16cid:durableId="1411729357">
+    <w:abstractNumId w:val="11"/>
+  </w:num>
+  <w:num w:numId="56" w16cid:durableId="1812476628">
+    <w:abstractNumId w:val="46"/>
+  </w:num>
+  <w:num w:numId="57" w16cid:durableId="1497108853">
+    <w:abstractNumId w:val="18"/>
+  </w:num>
+  <w:num w:numId="58" w16cid:durableId="499852540">
+    <w:abstractNumId w:val="68"/>
+  </w:num>
+  <w:num w:numId="59" w16cid:durableId="875656389">
+    <w:abstractNumId w:val="19"/>
+  </w:num>
+  <w:num w:numId="60" w16cid:durableId="684020563">
+    <w:abstractNumId w:val="28"/>
+  </w:num>
+  <w:num w:numId="61" w16cid:durableId="400762130">
+    <w:abstractNumId w:val="58"/>
+  </w:num>
+  <w:num w:numId="62" w16cid:durableId="471098549">
+    <w:abstractNumId w:val="70"/>
+  </w:num>
+  <w:num w:numId="63" w16cid:durableId="1613241918">
+    <w:abstractNumId w:val="76"/>
+  </w:num>
+  <w:num w:numId="64" w16cid:durableId="1712877706">
+    <w:abstractNumId w:val="75"/>
+  </w:num>
+  <w:num w:numId="65" w16cid:durableId="656229644">
+    <w:abstractNumId w:val="25"/>
+  </w:num>
+  <w:num w:numId="66" w16cid:durableId="2074083513">
+    <w:abstractNumId w:val="15"/>
+  </w:num>
+  <w:num w:numId="67" w16cid:durableId="1497768268">
+    <w:abstractNumId w:val="33"/>
+  </w:num>
+  <w:num w:numId="68" w16cid:durableId="1499350294">
+    <w:abstractNumId w:val="6"/>
+  </w:num>
+  <w:num w:numId="69" w16cid:durableId="1745104932">
     <w:abstractNumId w:val="13"/>
   </w:num>
-  <w:num w:numId="53" w16cid:durableId="1672490257">
-    <w:abstractNumId w:val="19"/>
+  <w:num w:numId="70" w16cid:durableId="961351009">
+    <w:abstractNumId w:val="78"/>
   </w:num>
-  <w:num w:numId="54" w16cid:durableId="788223">
-    <w:abstractNumId w:val="8"/>
+  <w:num w:numId="71" w16cid:durableId="1336031971">
+    <w:abstractNumId w:val="73"/>
   </w:num>
-  <w:num w:numId="55" w16cid:durableId="1411729357">
-    <w:abstractNumId w:val="10"/>
-  </w:num>
-  <w:num w:numId="56" w16cid:durableId="1812476628">
-    <w:abstractNumId w:val="44"/>
-  </w:num>
-  <w:num w:numId="57" w16cid:durableId="1497108853">
-    <w:abstractNumId w:val="17"/>
-  </w:num>
-  <w:num w:numId="58" w16cid:durableId="499852540">
-    <w:abstractNumId w:val="64"/>
-  </w:num>
-  <w:num w:numId="59" w16cid:durableId="875656389">
-    <w:abstractNumId w:val="18"/>
-  </w:num>
-  <w:num w:numId="60" w16cid:durableId="684020563">
-    <w:abstractNumId w:val="27"/>
-  </w:num>
-  <w:num w:numId="61" w16cid:durableId="400762130">
+  <w:num w:numId="72" w16cid:durableId="1134559950">
     <w:abstractNumId w:val="55"/>
   </w:num>
-  <w:num w:numId="62" w16cid:durableId="471098549">
-    <w:abstractNumId w:val="66"/>
+  <w:num w:numId="73" w16cid:durableId="1828741673">
+    <w:abstractNumId w:val="52"/>
   </w:num>
-  <w:num w:numId="63" w16cid:durableId="1613241918">
-    <w:abstractNumId w:val="72"/>
+  <w:num w:numId="74" w16cid:durableId="461926924">
+    <w:abstractNumId w:val="21"/>
   </w:num>
-  <w:num w:numId="64" w16cid:durableId="1712877706">
-    <w:abstractNumId w:val="71"/>
+  <w:num w:numId="75" w16cid:durableId="403603298">
+    <w:abstractNumId w:val="7"/>
   </w:num>
-  <w:num w:numId="65" w16cid:durableId="656229644">
-    <w:abstractNumId w:val="24"/>
+  <w:num w:numId="76" w16cid:durableId="130024818">
+    <w:abstractNumId w:val="30"/>
   </w:num>
-  <w:num w:numId="66" w16cid:durableId="2074083513">
-    <w:abstractNumId w:val="14"/>
+  <w:num w:numId="77" w16cid:durableId="170220969">
+    <w:abstractNumId w:val="65"/>
   </w:num>
-  <w:num w:numId="67" w16cid:durableId="1497768268">
+  <w:num w:numId="78" w16cid:durableId="948393116">
+    <w:abstractNumId w:val="37"/>
+  </w:num>
+  <w:num w:numId="79" w16cid:durableId="886380306">
     <w:abstractNumId w:val="31"/>
   </w:num>
-  <w:num w:numId="68" w16cid:durableId="1499350294">
-    <w:abstractNumId w:val="5"/>
+  <w:num w:numId="80" w16cid:durableId="72627620">
+    <w:abstractNumId w:val="53"/>
   </w:num>
-  <w:num w:numId="69" w16cid:durableId="1745104932">
-    <w:abstractNumId w:val="12"/>
+  <w:num w:numId="81" w16cid:durableId="492648937">
+    <w:abstractNumId w:val="2"/>
   </w:num>
-  <w:num w:numId="70" w16cid:durableId="961351009">
-    <w:abstractNumId w:val="74"/>
-  </w:num>
-  <w:num w:numId="71" w16cid:durableId="1336031971">
-    <w:abstractNumId w:val="69"/>
-  </w:num>
-  <w:num w:numId="72" w16cid:durableId="1134559950">
-    <w:abstractNumId w:val="52"/>
-  </w:num>
-  <w:num w:numId="73" w16cid:durableId="1828741673">
-    <w:abstractNumId w:val="50"/>
-  </w:num>
-  <w:num w:numId="74" w16cid:durableId="461926924">
-    <w:abstractNumId w:val="20"/>
-  </w:num>
-  <w:num w:numId="75" w16cid:durableId="403603298">
-    <w:abstractNumId w:val="6"/>
-  </w:num>
-  <w:num w:numId="76" w16cid:durableId="130024818">
-    <w:abstractNumId w:val="29"/>
-  </w:num>
-  <w:num w:numId="77" w16cid:durableId="170220969">
-    <w:abstractNumId w:val="61"/>
-  </w:num>
-  <w:num w:numId="78" w16cid:durableId="948393116">
-    <w:abstractNumId w:val="35"/>
+  <w:num w:numId="82" w16cid:durableId="2129231102">
+    <w:abstractNumId w:val="63"/>
   </w:num>
 </w:numbering>
 </file>

--- a/Advance_Python/Advance Python.docx
+++ b/Advance_Python/Advance Python.docx
@@ -21,6 +21,16 @@
           <w:sz w:val="56"/>
           <w:szCs w:val="56"/>
         </w:rPr>
+        <w:t xml:space="preserve"> </w:t>
+      </w:r>
+      <w:r>
+        <w:rPr>
+          <w:rFonts w:ascii="Arial Black" w:hAnsi="Arial Black"/>
+          <w:b/>
+          <w:bCs/>
+          <w:sz w:val="56"/>
+          <w:szCs w:val="56"/>
+        </w:rPr>
         <w:t>Advance Python Hand-Book</w:t>
       </w:r>
     </w:p>
@@ -124,7 +134,7 @@
         <w:pStyle w:val="ListParagraph"/>
         <w:numPr>
           <w:ilvl w:val="0"/>
-          <w:numId w:val="3"/>
+          <w:numId w:val="1"/>
         </w:numPr>
       </w:pPr>
       <w:r>
@@ -136,7 +146,7 @@
         <w:pStyle w:val="ListParagraph"/>
         <w:numPr>
           <w:ilvl w:val="0"/>
-          <w:numId w:val="3"/>
+          <w:numId w:val="1"/>
         </w:numPr>
       </w:pPr>
       <w:r>
@@ -148,7 +158,7 @@
         <w:pStyle w:val="ListParagraph"/>
         <w:numPr>
           <w:ilvl w:val="0"/>
-          <w:numId w:val="3"/>
+          <w:numId w:val="1"/>
         </w:numPr>
       </w:pPr>
       <w:r>
@@ -564,7 +574,7 @@
       <w:pPr>
         <w:numPr>
           <w:ilvl w:val="0"/>
-          <w:numId w:val="4"/>
+          <w:numId w:val="2"/>
         </w:numPr>
       </w:pPr>
       <w:r>
@@ -575,7 +585,7 @@
       <w:pPr>
         <w:numPr>
           <w:ilvl w:val="0"/>
-          <w:numId w:val="4"/>
+          <w:numId w:val="2"/>
         </w:numPr>
       </w:pPr>
       <w:r>
@@ -586,7 +596,7 @@
       <w:pPr>
         <w:numPr>
           <w:ilvl w:val="0"/>
-          <w:numId w:val="4"/>
+          <w:numId w:val="2"/>
         </w:numPr>
       </w:pPr>
       <w:r>
@@ -597,7 +607,7 @@
       <w:pPr>
         <w:numPr>
           <w:ilvl w:val="0"/>
-          <w:numId w:val="4"/>
+          <w:numId w:val="2"/>
         </w:numPr>
         <w:rPr>
           <w:b/>
@@ -694,7 +704,7 @@
       <w:pPr>
         <w:numPr>
           <w:ilvl w:val="0"/>
-          <w:numId w:val="5"/>
+          <w:numId w:val="3"/>
         </w:numPr>
       </w:pPr>
       <w:r>
@@ -705,7 +715,7 @@
       <w:pPr>
         <w:numPr>
           <w:ilvl w:val="0"/>
-          <w:numId w:val="5"/>
+          <w:numId w:val="3"/>
         </w:numPr>
       </w:pPr>
       <w:r>
@@ -716,7 +726,7 @@
       <w:pPr>
         <w:numPr>
           <w:ilvl w:val="0"/>
-          <w:numId w:val="5"/>
+          <w:numId w:val="3"/>
         </w:numPr>
       </w:pPr>
       <w:r>
@@ -727,7 +737,7 @@
       <w:pPr>
         <w:numPr>
           <w:ilvl w:val="0"/>
-          <w:numId w:val="5"/>
+          <w:numId w:val="3"/>
         </w:numPr>
       </w:pPr>
       <w:r>
@@ -1025,7 +1035,7 @@
       <w:pPr>
         <w:numPr>
           <w:ilvl w:val="0"/>
-          <w:numId w:val="77"/>
+          <w:numId w:val="67"/>
         </w:numPr>
       </w:pPr>
       <w:r>
@@ -1036,7 +1046,7 @@
       <w:pPr>
         <w:numPr>
           <w:ilvl w:val="0"/>
-          <w:numId w:val="77"/>
+          <w:numId w:val="67"/>
         </w:numPr>
       </w:pPr>
       <w:r>
@@ -1047,7 +1057,7 @@
       <w:pPr>
         <w:numPr>
           <w:ilvl w:val="0"/>
-          <w:numId w:val="77"/>
+          <w:numId w:val="67"/>
         </w:numPr>
       </w:pPr>
       <w:r>
@@ -1110,7 +1120,7 @@
       <w:pPr>
         <w:numPr>
           <w:ilvl w:val="0"/>
-          <w:numId w:val="78"/>
+          <w:numId w:val="68"/>
         </w:numPr>
       </w:pPr>
       <w:r>
@@ -1121,7 +1131,7 @@
       <w:pPr>
         <w:numPr>
           <w:ilvl w:val="0"/>
-          <w:numId w:val="78"/>
+          <w:numId w:val="68"/>
         </w:numPr>
       </w:pPr>
       <w:r>
@@ -1132,7 +1142,7 @@
       <w:pPr>
         <w:numPr>
           <w:ilvl w:val="0"/>
-          <w:numId w:val="78"/>
+          <w:numId w:val="68"/>
         </w:numPr>
       </w:pPr>
       <w:r>
@@ -1201,6 +1211,163 @@
       </w:r>
       <w:r>
         <w:t xml:space="preserve"> math, os, sys, datetime</w:t>
+      </w:r>
+    </w:p>
+    <w:p>
+      <w:r>
+        <w:rPr>
+          <w:b/>
+          <w:bCs/>
+        </w:rPr>
+        <w:t>Characteristics:</w:t>
+      </w:r>
+    </w:p>
+    <w:p>
+      <w:pPr>
+        <w:numPr>
+          <w:ilvl w:val="0"/>
+          <w:numId w:val="4"/>
+        </w:numPr>
+      </w:pPr>
+      <w:r>
+        <w:t>No installation required</w:t>
+      </w:r>
+    </w:p>
+    <w:p>
+      <w:pPr>
+        <w:numPr>
+          <w:ilvl w:val="0"/>
+          <w:numId w:val="4"/>
+        </w:numPr>
+      </w:pPr>
+      <w:r>
+        <w:t>Optimized and tested</w:t>
+      </w:r>
+    </w:p>
+    <w:p>
+      <w:pPr>
+        <w:numPr>
+          <w:ilvl w:val="0"/>
+          <w:numId w:val="4"/>
+        </w:numPr>
+      </w:pPr>
+      <w:r>
+        <w:t>Platform-independent</w:t>
+      </w:r>
+    </w:p>
+    <w:p>
+      <w:r>
+        <w:pict w14:anchorId="4C6EFCE4">
+          <v:rect id="_x0000_i1026" style="width:0;height:1.5pt" o:hralign="center" o:hrstd="t" o:hr="t" fillcolor="#a0a0a0" stroked="f"/>
+        </w:pict>
+      </w:r>
+    </w:p>
+    <w:p>
+      <w:pPr>
+        <w:rPr>
+          <w:b/>
+          <w:bCs/>
+        </w:rPr>
+      </w:pPr>
+      <w:r>
+        <w:rPr>
+          <w:b/>
+          <w:bCs/>
+        </w:rPr>
+        <w:t>2. User-Defined Modules</w:t>
+      </w:r>
+    </w:p>
+    <w:p>
+      <w:r>
+        <w:rPr>
+          <w:b/>
+          <w:bCs/>
+        </w:rPr>
+        <w:t>Definition:</w:t>
+      </w:r>
+      <w:r>
+        <w:t xml:space="preserve"> Modules created by developers to organize their own code.</w:t>
+      </w:r>
+    </w:p>
+    <w:p>
+      <w:r>
+        <w:rPr>
+          <w:b/>
+          <w:bCs/>
+        </w:rPr>
+        <w:t>Characteristics:</w:t>
+      </w:r>
+    </w:p>
+    <w:p>
+      <w:pPr>
+        <w:numPr>
+          <w:ilvl w:val="0"/>
+          <w:numId w:val="5"/>
+        </w:numPr>
+      </w:pPr>
+      <w:r>
+        <w:t>Custom functionality</w:t>
+      </w:r>
+    </w:p>
+    <w:p>
+      <w:pPr>
+        <w:numPr>
+          <w:ilvl w:val="0"/>
+          <w:numId w:val="5"/>
+        </w:numPr>
+      </w:pPr>
+      <w:r>
+        <w:t>Project-specific logic</w:t>
+      </w:r>
+    </w:p>
+    <w:p>
+      <w:pPr>
+        <w:numPr>
+          <w:ilvl w:val="0"/>
+          <w:numId w:val="5"/>
+        </w:numPr>
+      </w:pPr>
+      <w:r>
+        <w:t>Easy to modify and extend</w:t>
+      </w:r>
+    </w:p>
+    <w:p>
+      <w:pPr>
+        <w:rPr>
+          <w:b/>
+          <w:bCs/>
+        </w:rPr>
+      </w:pPr>
+      <w:r>
+        <w:rPr>
+          <w:b/>
+          <w:bCs/>
+        </w:rPr>
+        <w:t>3. Third-Party Modules</w:t>
+      </w:r>
+    </w:p>
+    <w:p>
+      <w:r>
+        <w:rPr>
+          <w:b/>
+          <w:bCs/>
+        </w:rPr>
+        <w:t>Definition:</w:t>
+      </w:r>
+      <w:r>
+        <w:t xml:space="preserve"> Modules developed by the community and installed using pip.</w:t>
+      </w:r>
+    </w:p>
+    <w:p>
+      <w:r>
+        <w:rPr>
+          <w:b/>
+          <w:bCs/>
+        </w:rPr>
+        <w:t>Examples:</w:t>
+      </w:r>
+      <w:r>
+        <w:t xml:space="preserve"> numpy, pandas, flask, requests</w:t>
       </w:r>
     </w:p>
     <w:p>
@@ -1220,7 +1387,7 @@
         </w:numPr>
       </w:pPr>
       <w:r>
-        <w:t>No installation required</w:t>
+        <w:t>Installed via pip</w:t>
       </w:r>
     </w:p>
     <w:p>
@@ -1231,7 +1398,7 @@
         </w:numPr>
       </w:pPr>
       <w:r>
-        <w:t>Optimized and tested</w:t>
+        <w:t>Open-source ecosystem</w:t>
       </w:r>
     </w:p>
     <w:p>
@@ -1242,388 +1409,231 @@
         </w:numPr>
       </w:pPr>
       <w:r>
-        <w:t>Platform-independent</w:t>
-      </w:r>
-    </w:p>
-    <w:p>
-      <w:r>
-        <w:pict w14:anchorId="4C6EFCE4">
-          <v:rect id="_x0000_i1026" style="width:0;height:1.5pt" o:hralign="center" o:hrstd="t" o:hr="t" fillcolor="#a0a0a0" stroked="f"/>
-        </w:pict>
-      </w:r>
-    </w:p>
-    <w:p>
-      <w:pPr>
-        <w:rPr>
-          <w:b/>
-          <w:bCs/>
-        </w:rPr>
-      </w:pPr>
-      <w:r>
-        <w:rPr>
-          <w:b/>
-          <w:bCs/>
-        </w:rPr>
-        <w:t>2. User-Defined Modules</w:t>
-      </w:r>
-    </w:p>
-    <w:p>
-      <w:r>
-        <w:rPr>
-          <w:b/>
-          <w:bCs/>
-        </w:rPr>
-        <w:t>Definition:</w:t>
-      </w:r>
-      <w:r>
-        <w:t xml:space="preserve"> Modules created by developers to organize their own code.</w:t>
-      </w:r>
-    </w:p>
-    <w:p>
-      <w:r>
-        <w:rPr>
-          <w:b/>
-          <w:bCs/>
-        </w:rPr>
-        <w:t>Characteristics:</w:t>
+        <w:t>Extend Python capabilities</w:t>
+      </w:r>
+    </w:p>
+    <w:p/>
+    <w:p/>
+    <w:p>
+      <w:pPr>
+        <w:rPr>
+          <w:b/>
+          <w:bCs/>
+        </w:rPr>
+      </w:pPr>
+    </w:p>
+    <w:p>
+      <w:pPr>
+        <w:rPr>
+          <w:b/>
+          <w:bCs/>
+        </w:rPr>
+      </w:pPr>
+      <w:r>
+        <w:rPr>
+          <w:b/>
+          <w:bCs/>
+        </w:rPr>
+        <w:lastRenderedPageBreak/>
+        <w:t xml:space="preserve">Some important Questions : </w:t>
+      </w:r>
+    </w:p>
+    <w:p>
+      <w:r>
+        <w:rPr>
+          <w:b/>
+          <w:bCs/>
+        </w:rPr>
+        <w:t>Q1. What is if __name__ == "__main__": main() in Python?</w:t>
+      </w:r>
+      <w:r>
+        <w:br/>
+        <w:t xml:space="preserve">It is a standard Python pattern that ensures the main() function runs </w:t>
+      </w:r>
+      <w:r>
+        <w:rPr>
+          <w:b/>
+          <w:bCs/>
+        </w:rPr>
+        <w:t>only when the file is executed directly</w:t>
+      </w:r>
+      <w:r>
+        <w:t>, not when it is imported as a module.</w:t>
+      </w:r>
+    </w:p>
+    <w:p>
+      <w:r>
+        <w:rPr>
+          <w:b/>
+          <w:bCs/>
+        </w:rPr>
+        <w:t>Q2. What is __name__ in Python?</w:t>
+      </w:r>
+      <w:r>
+        <w:br/>
+        <w:t>__name__ is a built-in special variable that stores the name of the current module.</w:t>
       </w:r>
     </w:p>
     <w:p>
       <w:pPr>
         <w:numPr>
           <w:ilvl w:val="0"/>
-          <w:numId w:val="7"/>
+          <w:numId w:val="64"/>
         </w:numPr>
       </w:pPr>
       <w:r>
-        <w:t>Custom functionality</w:t>
+        <w:t>If the file runs directly → __name__ is "__main__"</w:t>
       </w:r>
     </w:p>
     <w:p>
       <w:pPr>
         <w:numPr>
           <w:ilvl w:val="0"/>
-          <w:numId w:val="7"/>
+          <w:numId w:val="64"/>
         </w:numPr>
       </w:pPr>
       <w:r>
-        <w:t>Project-specific logic</w:t>
+        <w:t>If imported → __name__ is the module’s filename</w:t>
+      </w:r>
+    </w:p>
+    <w:p>
+      <w:r>
+        <w:rPr>
+          <w:b/>
+          <w:bCs/>
+        </w:rPr>
+        <w:t>Q3. Why do we use if __name__ == "__main__"?</w:t>
+      </w:r>
+      <w:r>
+        <w:br/>
+        <w:t>It prevents certain code (usually testing or execution code) from running when the file is imported into another program.</w:t>
+      </w:r>
+    </w:p>
+    <w:p>
+      <w:r>
+        <w:t>It helps separate:</w:t>
       </w:r>
     </w:p>
     <w:p>
       <w:pPr>
         <w:numPr>
           <w:ilvl w:val="0"/>
-          <w:numId w:val="7"/>
+          <w:numId w:val="65"/>
         </w:numPr>
       </w:pPr>
       <w:r>
-        <w:t>Easy to modify and extend</w:t>
-      </w:r>
-    </w:p>
-    <w:p>
-      <w:pPr>
-        <w:rPr>
-          <w:b/>
-          <w:bCs/>
-        </w:rPr>
-      </w:pPr>
-      <w:r>
-        <w:rPr>
-          <w:b/>
-          <w:bCs/>
-        </w:rPr>
-        <w:t>3. Third-Party Modules</w:t>
-      </w:r>
-    </w:p>
-    <w:p>
-      <w:r>
-        <w:rPr>
-          <w:b/>
-          <w:bCs/>
-        </w:rPr>
-        <w:t>Definition:</w:t>
-      </w:r>
-      <w:r>
-        <w:t xml:space="preserve"> Modules developed by the community and installed using pip.</w:t>
-      </w:r>
-    </w:p>
-    <w:p>
-      <w:r>
-        <w:rPr>
-          <w:b/>
-          <w:bCs/>
-        </w:rPr>
-        <w:t>Examples:</w:t>
-      </w:r>
-      <w:r>
-        <w:t xml:space="preserve"> numpy, pandas, flask, requests</w:t>
-      </w:r>
-    </w:p>
-    <w:p>
-      <w:r>
-        <w:rPr>
-          <w:b/>
-          <w:bCs/>
-        </w:rPr>
-        <w:t>Characteristics:</w:t>
+        <w:t>reusable functions</w:t>
       </w:r>
     </w:p>
     <w:p>
       <w:pPr>
         <w:numPr>
           <w:ilvl w:val="0"/>
-          <w:numId w:val="8"/>
+          <w:numId w:val="65"/>
         </w:numPr>
       </w:pPr>
       <w:r>
-        <w:t>Installed via pip</w:t>
+        <w:t>executable program logic</w:t>
+      </w:r>
+    </w:p>
+    <w:p>
+      <w:r>
+        <w:rPr>
+          <w:b/>
+          <w:bCs/>
+        </w:rPr>
+        <w:t>Q4. What is the purpose of calling main() inside it?</w:t>
+      </w:r>
+      <w:r>
+        <w:br/>
+        <w:t>Calling main() organizes the program by placing the main logic inside a function instead of running code globally. This improves readability and structure.</w:t>
+      </w:r>
+    </w:p>
+    <w:p>
+      <w:r>
+        <w:t>Example:</w:t>
+      </w:r>
+    </w:p>
+    <w:p>
+      <w:r>
+        <w:t>def main():</w:t>
+      </w:r>
+    </w:p>
+    <w:p>
+      <w:r>
+        <w:t xml:space="preserve">    print("Program is running")</w:t>
+      </w:r>
+    </w:p>
+    <w:p>
+      <w:r>
+        <w:t>if __name__ == "__main__":</w:t>
+      </w:r>
+    </w:p>
+    <w:p>
+      <w:r>
+        <w:t xml:space="preserve">    main()</w:t>
+      </w:r>
+    </w:p>
+    <w:p>
+      <w:r>
+        <w:rPr>
+          <w:b/>
+          <w:bCs/>
+        </w:rPr>
+        <w:t>Q5. What happens if we remove this condition?</w:t>
+      </w:r>
+      <w:r>
+        <w:br/>
+        <w:t>All top-level code runs automatically when the file is imported, which may cause unwanted execution.</w:t>
+      </w:r>
+    </w:p>
+    <w:p>
+      <w:r>
+        <w:rPr>
+          <w:b/>
+          <w:bCs/>
+        </w:rPr>
+        <w:t>Q7. What are the benefits of this pattern?</w:t>
       </w:r>
     </w:p>
     <w:p>
       <w:pPr>
         <w:numPr>
           <w:ilvl w:val="0"/>
-          <w:numId w:val="8"/>
+          <w:numId w:val="66"/>
         </w:numPr>
       </w:pPr>
       <w:r>
-        <w:t>Open-source ecosystem</w:t>
+        <w:t>Prevents accidental execution on import</w:t>
       </w:r>
     </w:p>
     <w:p>
       <w:pPr>
         <w:numPr>
           <w:ilvl w:val="0"/>
-          <w:numId w:val="8"/>
+          <w:numId w:val="66"/>
         </w:numPr>
       </w:pPr>
       <w:r>
-        <w:t>Extend Python capabilities</w:t>
-      </w:r>
-    </w:p>
-    <w:p/>
-    <w:p/>
-    <w:p>
-      <w:pPr>
-        <w:rPr>
-          <w:b/>
-          <w:bCs/>
-        </w:rPr>
-      </w:pPr>
-    </w:p>
-    <w:p>
-      <w:pPr>
-        <w:rPr>
-          <w:b/>
-          <w:bCs/>
-        </w:rPr>
-      </w:pPr>
-      <w:r>
-        <w:rPr>
-          <w:b/>
-          <w:bCs/>
-        </w:rPr>
-        <w:lastRenderedPageBreak/>
-        <w:t xml:space="preserve">Some important Questions : </w:t>
-      </w:r>
-    </w:p>
-    <w:p>
-      <w:r>
-        <w:rPr>
-          <w:b/>
-          <w:bCs/>
-        </w:rPr>
-        <w:t>Q1. What is if __name__ == "__main__": main() in Python?</w:t>
-      </w:r>
-      <w:r>
-        <w:br/>
-        <w:t xml:space="preserve">It is a standard Python pattern that ensures the main() function runs </w:t>
-      </w:r>
-      <w:r>
-        <w:rPr>
-          <w:b/>
-          <w:bCs/>
-        </w:rPr>
-        <w:t>only when the file is executed directly</w:t>
-      </w:r>
-      <w:r>
-        <w:t>, not when it is imported as a module.</w:t>
-      </w:r>
-    </w:p>
-    <w:p>
-      <w:r>
-        <w:rPr>
-          <w:b/>
-          <w:bCs/>
-        </w:rPr>
-        <w:t>Q2. What is __name__ in Python?</w:t>
-      </w:r>
-      <w:r>
-        <w:br/>
-        <w:t>__name__ is a built-in special variable that stores the name of the current module.</w:t>
+        <w:t>Supports modular programming</w:t>
       </w:r>
     </w:p>
     <w:p>
       <w:pPr>
         <w:numPr>
           <w:ilvl w:val="0"/>
-          <w:numId w:val="74"/>
+          <w:numId w:val="66"/>
         </w:numPr>
       </w:pPr>
       <w:r>
-        <w:t>If the file runs directly → __name__ is "__main__"</w:t>
+        <w:t>Allows easy testing</w:t>
       </w:r>
     </w:p>
     <w:p>
       <w:pPr>
         <w:numPr>
           <w:ilvl w:val="0"/>
-          <w:numId w:val="74"/>
-        </w:numPr>
-      </w:pPr>
-      <w:r>
-        <w:t>If imported → __name__ is the module’s filename</w:t>
-      </w:r>
-    </w:p>
-    <w:p>
-      <w:r>
-        <w:rPr>
-          <w:b/>
-          <w:bCs/>
-        </w:rPr>
-        <w:t>Q3. Why do we use if __name__ == "__main__"?</w:t>
-      </w:r>
-      <w:r>
-        <w:br/>
-        <w:t>It prevents certain code (usually testing or execution code) from running when the file is imported into another program.</w:t>
-      </w:r>
-    </w:p>
-    <w:p>
-      <w:r>
-        <w:t>It helps separate:</w:t>
-      </w:r>
-    </w:p>
-    <w:p>
-      <w:pPr>
-        <w:numPr>
-          <w:ilvl w:val="0"/>
-          <w:numId w:val="75"/>
-        </w:numPr>
-      </w:pPr>
-      <w:r>
-        <w:t>reusable functions</w:t>
-      </w:r>
-    </w:p>
-    <w:p>
-      <w:pPr>
-        <w:numPr>
-          <w:ilvl w:val="0"/>
-          <w:numId w:val="75"/>
-        </w:numPr>
-      </w:pPr>
-      <w:r>
-        <w:t>executable program logic</w:t>
-      </w:r>
-    </w:p>
-    <w:p>
-      <w:r>
-        <w:rPr>
-          <w:b/>
-          <w:bCs/>
-        </w:rPr>
-        <w:t>Q4. What is the purpose of calling main() inside it?</w:t>
-      </w:r>
-      <w:r>
-        <w:br/>
-        <w:t>Calling main() organizes the program by placing the main logic inside a function instead of running code globally. This improves readability and structure.</w:t>
-      </w:r>
-    </w:p>
-    <w:p>
-      <w:r>
-        <w:t>Example:</w:t>
-      </w:r>
-    </w:p>
-    <w:p>
-      <w:r>
-        <w:t>def main():</w:t>
-      </w:r>
-    </w:p>
-    <w:p>
-      <w:r>
-        <w:t xml:space="preserve">    print("Program is running")</w:t>
-      </w:r>
-    </w:p>
-    <w:p>
-      <w:r>
-        <w:t>if __name__ == "__main__":</w:t>
-      </w:r>
-    </w:p>
-    <w:p>
-      <w:r>
-        <w:t xml:space="preserve">    main()</w:t>
-      </w:r>
-    </w:p>
-    <w:p>
-      <w:r>
-        <w:rPr>
-          <w:b/>
-          <w:bCs/>
-        </w:rPr>
-        <w:t>Q5. What happens if we remove this condition?</w:t>
-      </w:r>
-      <w:r>
-        <w:br/>
-        <w:t>All top-level code runs automatically when the file is imported, which may cause unwanted execution.</w:t>
-      </w:r>
-    </w:p>
-    <w:p>
-      <w:r>
-        <w:rPr>
-          <w:b/>
-          <w:bCs/>
-        </w:rPr>
-        <w:t>Q7. What are the benefits of this pattern?</w:t>
-      </w:r>
-    </w:p>
-    <w:p>
-      <w:pPr>
-        <w:numPr>
-          <w:ilvl w:val="0"/>
-          <w:numId w:val="76"/>
-        </w:numPr>
-      </w:pPr>
-      <w:r>
-        <w:t>Prevents accidental execution on import</w:t>
-      </w:r>
-    </w:p>
-    <w:p>
-      <w:pPr>
-        <w:numPr>
-          <w:ilvl w:val="0"/>
-          <w:numId w:val="76"/>
-        </w:numPr>
-      </w:pPr>
-      <w:r>
-        <w:t>Supports modular programming</w:t>
-      </w:r>
-    </w:p>
-    <w:p>
-      <w:pPr>
-        <w:numPr>
-          <w:ilvl w:val="0"/>
-          <w:numId w:val="76"/>
-        </w:numPr>
-      </w:pPr>
-      <w:r>
-        <w:t>Allows easy testing</w:t>
-      </w:r>
-    </w:p>
-    <w:p>
-      <w:pPr>
-        <w:numPr>
-          <w:ilvl w:val="0"/>
-          <w:numId w:val="76"/>
+          <w:numId w:val="66"/>
         </w:numPr>
       </w:pPr>
       <w:r>
@@ -2009,7 +2019,7 @@
     <w:p>
       <w:r>
         <w:pict w14:anchorId="3A83388D">
-          <v:rect id="_x0000_i1028" style="width:0;height:1.5pt" o:hralign="center" o:hrstd="t" o:hr="t" fillcolor="#a0a0a0" stroked="f"/>
+          <v:rect id="_x0000_i1027" style="width:0;height:1.5pt" o:hralign="center" o:hrstd="t" o:hr="t" fillcolor="#a0a0a0" stroked="f"/>
         </w:pict>
       </w:r>
     </w:p>
@@ -2517,7 +2527,7 @@
     <w:p>
       <w:r>
         <w:pict w14:anchorId="17D52358">
-          <v:rect id="_x0000_i1029" style="width:0;height:1.5pt" o:hralign="center" o:hrstd="t" o:hr="t" fillcolor="#a0a0a0" stroked="f"/>
+          <v:rect id="_x0000_i1028" style="width:0;height:1.5pt" o:hralign="center" o:hrstd="t" o:hr="t" fillcolor="#a0a0a0" stroked="f"/>
         </w:pict>
       </w:r>
     </w:p>
@@ -2575,7 +2585,7 @@
       <w:pPr>
         <w:numPr>
           <w:ilvl w:val="0"/>
-          <w:numId w:val="11"/>
+          <w:numId w:val="7"/>
         </w:numPr>
       </w:pPr>
       <w:r>
@@ -2586,7 +2596,7 @@
       <w:pPr>
         <w:numPr>
           <w:ilvl w:val="0"/>
-          <w:numId w:val="11"/>
+          <w:numId w:val="7"/>
         </w:numPr>
       </w:pPr>
       <w:r>
@@ -2597,7 +2607,7 @@
       <w:pPr>
         <w:numPr>
           <w:ilvl w:val="0"/>
-          <w:numId w:val="11"/>
+          <w:numId w:val="7"/>
         </w:numPr>
       </w:pPr>
       <w:r>
@@ -2608,7 +2618,7 @@
       <w:pPr>
         <w:numPr>
           <w:ilvl w:val="0"/>
-          <w:numId w:val="11"/>
+          <w:numId w:val="7"/>
         </w:numPr>
       </w:pPr>
       <w:r>
@@ -2902,34 +2912,34 @@
     <w:p>
       <w:r>
         <w:pict w14:anchorId="77891EA1">
+          <v:rect id="_x0000_i1029" style="width:0;height:1.5pt" o:hralign="center" o:hrstd="t" o:hr="t" fillcolor="#a0a0a0" stroked="f"/>
+        </w:pict>
+      </w:r>
+    </w:p>
+    <w:p>
+      <w:pPr>
+        <w:rPr>
+          <w:b/>
+          <w:bCs/>
+        </w:rPr>
+      </w:pPr>
+      <w:r>
+        <w:rPr>
+          <w:b/>
+          <w:bCs/>
+        </w:rPr>
+        <w:t>Step 4: Create Subpackages (Optional)</w:t>
+      </w:r>
+    </w:p>
+    <w:p>
+      <w:r>
+        <w:t>You can create nested folders with their own __init__.py.</w:t>
+      </w:r>
+    </w:p>
+    <w:p>
+      <w:r>
+        <w:pict w14:anchorId="6268F887">
           <v:rect id="_x0000_i1030" style="width:0;height:1.5pt" o:hralign="center" o:hrstd="t" o:hr="t" fillcolor="#a0a0a0" stroked="f"/>
-        </w:pict>
-      </w:r>
-    </w:p>
-    <w:p>
-      <w:pPr>
-        <w:rPr>
-          <w:b/>
-          <w:bCs/>
-        </w:rPr>
-      </w:pPr>
-      <w:r>
-        <w:rPr>
-          <w:b/>
-          <w:bCs/>
-        </w:rPr>
-        <w:t>Step 4: Create Subpackages (Optional)</w:t>
-      </w:r>
-    </w:p>
-    <w:p>
-      <w:r>
-        <w:t>You can create nested folders with their own __init__.py.</w:t>
-      </w:r>
-    </w:p>
-    <w:p>
-      <w:r>
-        <w:pict w14:anchorId="6268F887">
-          <v:rect id="_x0000_i1031" style="width:0;height:1.5pt" o:hralign="center" o:hrstd="t" o:hr="t" fillcolor="#a0a0a0" stroked="f"/>
         </w:pict>
       </w:r>
     </w:p>
@@ -3109,7 +3119,7 @@
     <w:p>
       <w:r>
         <w:pict w14:anchorId="70133E90">
-          <v:rect id="_x0000_i1032" style="width:0;height:1.5pt" o:hralign="center" o:hrstd="t" o:hr="t" fillcolor="#a0a0a0" stroked="f"/>
+          <v:rect id="_x0000_i1031" style="width:0;height:1.5pt" o:hralign="center" o:hrstd="t" o:hr="t" fillcolor="#a0a0a0" stroked="f"/>
         </w:pict>
       </w:r>
     </w:p>
@@ -3448,7 +3458,7 @@
     <w:p>
       <w:r>
         <w:pict w14:anchorId="2D540D41">
-          <v:rect id="_x0000_i1033" style="width:0;height:1.5pt" o:hralign="center" o:hrstd="t" o:hr="t" fillcolor="#a0a0a0" stroked="f"/>
+          <v:rect id="_x0000_i1032" style="width:0;height:1.5pt" o:hralign="center" o:hrstd="t" o:hr="t" fillcolor="#a0a0a0" stroked="f"/>
         </w:pict>
       </w:r>
     </w:p>
@@ -3685,6 +3695,53 @@
     <w:p>
       <w:r>
         <w:pict w14:anchorId="0C8D42AB">
+          <v:rect id="_x0000_i1033" style="width:0;height:1.5pt" o:hralign="center" o:hrstd="t" o:hr="t" fillcolor="#a0a0a0" stroked="f"/>
+        </w:pict>
+      </w:r>
+    </w:p>
+    <w:p>
+      <w:pPr>
+        <w:rPr>
+          <w:b/>
+          <w:bCs/>
+        </w:rPr>
+      </w:pPr>
+      <w:r>
+        <w:rPr>
+          <w:b/>
+          <w:bCs/>
+        </w:rPr>
+        <w:t>Types of Python Packages</w:t>
+      </w:r>
+    </w:p>
+    <w:p>
+      <w:pPr>
+        <w:rPr>
+          <w:b/>
+          <w:bCs/>
+        </w:rPr>
+      </w:pPr>
+      <w:r>
+        <w:rPr>
+          <w:b/>
+          <w:bCs/>
+        </w:rPr>
+        <w:t>1. Standard Library Packages</w:t>
+      </w:r>
+    </w:p>
+    <w:p>
+      <w:r>
+        <w:t>Built into Python.</w:t>
+      </w:r>
+    </w:p>
+    <w:p>
+      <w:r>
+        <w:t>Examples: os, json, collections</w:t>
+      </w:r>
+    </w:p>
+    <w:p>
+      <w:r>
+        <w:pict w14:anchorId="22435B9C">
           <v:rect id="_x0000_i1034" style="width:0;height:1.5pt" o:hralign="center" o:hrstd="t" o:hr="t" fillcolor="#a0a0a0" stroked="f"/>
         </w:pict>
       </w:r>
@@ -3701,70 +3758,23 @@
           <w:b/>
           <w:bCs/>
         </w:rPr>
-        <w:t>Types of Python Packages</w:t>
-      </w:r>
-    </w:p>
-    <w:p>
-      <w:pPr>
-        <w:rPr>
-          <w:b/>
-          <w:bCs/>
-        </w:rPr>
-      </w:pPr>
-      <w:r>
-        <w:rPr>
-          <w:b/>
-          <w:bCs/>
-        </w:rPr>
-        <w:t>1. Standard Library Packages</w:t>
-      </w:r>
-    </w:p>
-    <w:p>
-      <w:r>
-        <w:t>Built into Python.</w:t>
-      </w:r>
-    </w:p>
-    <w:p>
-      <w:r>
-        <w:t>Examples: os, json, collections</w:t>
-      </w:r>
-    </w:p>
-    <w:p>
-      <w:r>
-        <w:pict w14:anchorId="22435B9C">
+        <w:t>2. Third-Party Packages</w:t>
+      </w:r>
+    </w:p>
+    <w:p>
+      <w:r>
+        <w:t>Installed via pip.</w:t>
+      </w:r>
+    </w:p>
+    <w:p>
+      <w:r>
+        <w:t>Examples: numpy, django, requests</w:t>
+      </w:r>
+    </w:p>
+    <w:p>
+      <w:r>
+        <w:pict w14:anchorId="0D1E4013">
           <v:rect id="_x0000_i1035" style="width:0;height:1.5pt" o:hralign="center" o:hrstd="t" o:hr="t" fillcolor="#a0a0a0" stroked="f"/>
-        </w:pict>
-      </w:r>
-    </w:p>
-    <w:p>
-      <w:pPr>
-        <w:rPr>
-          <w:b/>
-          <w:bCs/>
-        </w:rPr>
-      </w:pPr>
-      <w:r>
-        <w:rPr>
-          <w:b/>
-          <w:bCs/>
-        </w:rPr>
-        <w:t>2. Third-Party Packages</w:t>
-      </w:r>
-    </w:p>
-    <w:p>
-      <w:r>
-        <w:t>Installed via pip.</w:t>
-      </w:r>
-    </w:p>
-    <w:p>
-      <w:r>
-        <w:t>Examples: numpy, django, requests</w:t>
-      </w:r>
-    </w:p>
-    <w:p>
-      <w:r>
-        <w:pict w14:anchorId="0D1E4013">
-          <v:rect id="_x0000_i1036" style="width:0;height:1.5pt" o:hralign="center" o:hrstd="t" o:hr="t" fillcolor="#a0a0a0" stroked="f"/>
         </w:pict>
       </w:r>
     </w:p>
@@ -4021,7 +4031,7 @@
     <w:p>
       <w:r>
         <w:pict w14:anchorId="1FF6DD82">
-          <v:rect id="_x0000_i1037" style="width:0;height:1.5pt" o:hralign="center" o:hrstd="t" o:hr="t" fillcolor="#a0a0a0" stroked="f"/>
+          <v:rect id="_x0000_i1036" style="width:0;height:1.5pt" o:hralign="center" o:hrstd="t" o:hr="t" fillcolor="#a0a0a0" stroked="f"/>
         </w:pict>
       </w:r>
     </w:p>
@@ -4320,7 +4330,7 @@
     <w:p>
       <w:r>
         <w:pict w14:anchorId="5C9C899C">
-          <v:rect id="_x0000_i1038" style="width:0;height:1.5pt" o:hralign="center" o:hrstd="t" o:hr="t" fillcolor="#a0a0a0" stroked="f"/>
+          <v:rect id="_x0000_i1037" style="width:0;height:1.5pt" o:hralign="center" o:hrstd="t" o:hr="t" fillcolor="#a0a0a0" stroked="f"/>
         </w:pict>
       </w:r>
     </w:p>
@@ -4343,7 +4353,7 @@
       <w:pPr>
         <w:numPr>
           <w:ilvl w:val="0"/>
-          <w:numId w:val="12"/>
+          <w:numId w:val="8"/>
         </w:numPr>
       </w:pPr>
       <w:r>
@@ -4354,7 +4364,7 @@
       <w:pPr>
         <w:numPr>
           <w:ilvl w:val="0"/>
-          <w:numId w:val="12"/>
+          <w:numId w:val="8"/>
         </w:numPr>
       </w:pPr>
       <w:r>
@@ -4365,7 +4375,7 @@
       <w:pPr>
         <w:numPr>
           <w:ilvl w:val="0"/>
-          <w:numId w:val="12"/>
+          <w:numId w:val="8"/>
         </w:numPr>
       </w:pPr>
       <w:r>
@@ -4376,7 +4386,7 @@
       <w:pPr>
         <w:numPr>
           <w:ilvl w:val="0"/>
-          <w:numId w:val="12"/>
+          <w:numId w:val="8"/>
         </w:numPr>
       </w:pPr>
       <w:r>
@@ -4387,7 +4397,7 @@
       <w:pPr>
         <w:numPr>
           <w:ilvl w:val="0"/>
-          <w:numId w:val="12"/>
+          <w:numId w:val="8"/>
         </w:numPr>
       </w:pPr>
       <w:r>
@@ -4523,7 +4533,7 @@
     <w:p>
       <w:r>
         <w:pict w14:anchorId="2A25BF05">
-          <v:rect id="_x0000_i1039" style="width:0;height:1.5pt" o:hralign="center" o:hrstd="t" o:hr="t" fillcolor="#a0a0a0" stroked="f"/>
+          <v:rect id="_x0000_i1038" style="width:0;height:1.5pt" o:hralign="center" o:hrstd="t" o:hr="t" fillcolor="#a0a0a0" stroked="f"/>
         </w:pict>
       </w:r>
     </w:p>
@@ -4790,6 +4800,100 @@
     <w:p>
       <w:r>
         <w:pict w14:anchorId="051DF996">
+          <v:rect id="_x0000_i1039" style="width:0;height:1.5pt" o:hralign="center" o:hrstd="t" o:hr="t" fillcolor="#a0a0a0" stroked="f"/>
+        </w:pict>
+      </w:r>
+    </w:p>
+    <w:p>
+      <w:pPr>
+        <w:rPr>
+          <w:b/>
+          <w:bCs/>
+        </w:rPr>
+      </w:pPr>
+      <w:r>
+        <w:rPr>
+          <w:b/>
+          <w:bCs/>
+        </w:rPr>
+        <w:t>Types of Files in Python</w:t>
+      </w:r>
+    </w:p>
+    <w:p>
+      <w:r>
+        <w:t>Python mainly works with two categories of files:</w:t>
+      </w:r>
+    </w:p>
+    <w:p>
+      <w:pPr>
+        <w:rPr>
+          <w:b/>
+          <w:bCs/>
+        </w:rPr>
+      </w:pPr>
+      <w:r>
+        <w:rPr>
+          <w:b/>
+          <w:bCs/>
+        </w:rPr>
+        <w:t>1. Text Files</w:t>
+      </w:r>
+    </w:p>
+    <w:p>
+      <w:r>
+        <w:t>Text files store data in human-readable form using characters.</w:t>
+      </w:r>
+    </w:p>
+    <w:p>
+      <w:r>
+        <w:t>Examples: .txt, .csv, .json, .xml</w:t>
+      </w:r>
+    </w:p>
+    <w:p>
+      <w:r>
+        <w:rPr>
+          <w:b/>
+          <w:bCs/>
+        </w:rPr>
+        <w:t>Characteristics:</w:t>
+      </w:r>
+    </w:p>
+    <w:p>
+      <w:pPr>
+        <w:numPr>
+          <w:ilvl w:val="0"/>
+          <w:numId w:val="9"/>
+        </w:numPr>
+      </w:pPr>
+      <w:r>
+        <w:t>Readable by humans</w:t>
+      </w:r>
+    </w:p>
+    <w:p>
+      <w:pPr>
+        <w:numPr>
+          <w:ilvl w:val="0"/>
+          <w:numId w:val="9"/>
+        </w:numPr>
+      </w:pPr>
+      <w:r>
+        <w:t>Stored as plain text</w:t>
+      </w:r>
+    </w:p>
+    <w:p>
+      <w:pPr>
+        <w:numPr>
+          <w:ilvl w:val="0"/>
+          <w:numId w:val="9"/>
+        </w:numPr>
+      </w:pPr>
+      <w:r>
+        <w:t>Easy to edit</w:t>
+      </w:r>
+    </w:p>
+    <w:p>
+      <w:r>
+        <w:pict w14:anchorId="69FCB001">
           <v:rect id="_x0000_i1040" style="width:0;height:1.5pt" o:hralign="center" o:hrstd="t" o:hr="t" fillcolor="#a0a0a0" stroked="f"/>
         </w:pict>
       </w:r>
@@ -4806,37 +4910,18 @@
           <w:b/>
           <w:bCs/>
         </w:rPr>
-        <w:t>Types of Files in Python</w:t>
-      </w:r>
-    </w:p>
-    <w:p>
-      <w:r>
-        <w:t>Python mainly works with two categories of files:</w:t>
-      </w:r>
-    </w:p>
-    <w:p>
-      <w:pPr>
-        <w:rPr>
-          <w:b/>
-          <w:bCs/>
-        </w:rPr>
-      </w:pPr>
-      <w:r>
-        <w:rPr>
-          <w:b/>
-          <w:bCs/>
-        </w:rPr>
-        <w:t>1. Text Files</w:t>
-      </w:r>
-    </w:p>
-    <w:p>
-      <w:r>
-        <w:t>Text files store data in human-readable form using characters.</w:t>
-      </w:r>
-    </w:p>
-    <w:p>
-      <w:r>
-        <w:t>Examples: .txt, .csv, .json, .xml</w:t>
+        <w:t>2. Binary Files</w:t>
+      </w:r>
+    </w:p>
+    <w:p>
+      <w:r>
+        <w:t>Binary files store data in machine-readable format.</w:t>
+      </w:r>
+    </w:p>
+    <w:p>
+      <w:r>
+        <w:lastRenderedPageBreak/>
+        <w:t>Examples: .bin, .jpg, .mp3, .exe</w:t>
       </w:r>
     </w:p>
     <w:p>
@@ -4852,114 +4937,39 @@
       <w:pPr>
         <w:numPr>
           <w:ilvl w:val="0"/>
-          <w:numId w:val="15"/>
+          <w:numId w:val="10"/>
         </w:numPr>
       </w:pPr>
       <w:r>
-        <w:t>Readable by humans</w:t>
+        <w:t>Not human-readable</w:t>
       </w:r>
     </w:p>
     <w:p>
       <w:pPr>
         <w:numPr>
           <w:ilvl w:val="0"/>
-          <w:numId w:val="15"/>
+          <w:numId w:val="10"/>
         </w:numPr>
       </w:pPr>
       <w:r>
-        <w:t>Stored as plain text</w:t>
+        <w:t>Compact storage</w:t>
       </w:r>
     </w:p>
     <w:p>
       <w:pPr>
         <w:numPr>
           <w:ilvl w:val="0"/>
-          <w:numId w:val="15"/>
+          <w:numId w:val="10"/>
         </w:numPr>
       </w:pPr>
       <w:r>
-        <w:t>Easy to edit</w:t>
-      </w:r>
-    </w:p>
-    <w:p>
-      <w:r>
-        <w:pict w14:anchorId="69FCB001">
+        <w:t>Faster processing for complex data</w:t>
+      </w:r>
+    </w:p>
+    <w:p>
+      <w:r>
+        <w:pict w14:anchorId="1DF8FF44">
           <v:rect id="_x0000_i1041" style="width:0;height:1.5pt" o:hralign="center" o:hrstd="t" o:hr="t" fillcolor="#a0a0a0" stroked="f"/>
-        </w:pict>
-      </w:r>
-    </w:p>
-    <w:p>
-      <w:pPr>
-        <w:rPr>
-          <w:b/>
-          <w:bCs/>
-        </w:rPr>
-      </w:pPr>
-      <w:r>
-        <w:rPr>
-          <w:b/>
-          <w:bCs/>
-        </w:rPr>
-        <w:t>2. Binary Files</w:t>
-      </w:r>
-    </w:p>
-    <w:p>
-      <w:r>
-        <w:t>Binary files store data in machine-readable format.</w:t>
-      </w:r>
-    </w:p>
-    <w:p>
-      <w:r>
-        <w:lastRenderedPageBreak/>
-        <w:t>Examples: .bin, .jpg, .mp3, .exe</w:t>
-      </w:r>
-    </w:p>
-    <w:p>
-      <w:r>
-        <w:rPr>
-          <w:b/>
-          <w:bCs/>
-        </w:rPr>
-        <w:t>Characteristics:</w:t>
-      </w:r>
-    </w:p>
-    <w:p>
-      <w:pPr>
-        <w:numPr>
-          <w:ilvl w:val="0"/>
-          <w:numId w:val="16"/>
-        </w:numPr>
-      </w:pPr>
-      <w:r>
-        <w:t>Not human-readable</w:t>
-      </w:r>
-    </w:p>
-    <w:p>
-      <w:pPr>
-        <w:numPr>
-          <w:ilvl w:val="0"/>
-          <w:numId w:val="16"/>
-        </w:numPr>
-      </w:pPr>
-      <w:r>
-        <w:t>Compact storage</w:t>
-      </w:r>
-    </w:p>
-    <w:p>
-      <w:pPr>
-        <w:numPr>
-          <w:ilvl w:val="0"/>
-          <w:numId w:val="16"/>
-        </w:numPr>
-      </w:pPr>
-      <w:r>
-        <w:t>Faster processing for complex data</w:t>
-      </w:r>
-    </w:p>
-    <w:p>
-      <w:r>
-        <w:pict w14:anchorId="1DF8FF44">
-          <v:rect id="_x0000_i1042" style="width:0;height:1.5pt" o:hralign="center" o:hrstd="t" o:hr="t" fillcolor="#a0a0a0" stroked="f"/>
         </w:pict>
       </w:r>
     </w:p>
@@ -5246,7 +5256,7 @@
     <w:p>
       <w:r>
         <w:pict w14:anchorId="74659291">
-          <v:rect id="_x0000_i1043" style="width:0;height:1.5pt" o:hralign="center" o:hrstd="t" o:hr="t" fillcolor="#a0a0a0" stroked="f"/>
+          <v:rect id="_x0000_i1042" style="width:0;height:1.5pt" o:hralign="center" o:hrstd="t" o:hr="t" fillcolor="#a0a0a0" stroked="f"/>
         </w:pict>
       </w:r>
     </w:p>
@@ -5274,7 +5284,7 @@
       <w:pPr>
         <w:numPr>
           <w:ilvl w:val="0"/>
-          <w:numId w:val="17"/>
+          <w:numId w:val="11"/>
         </w:numPr>
       </w:pPr>
       <w:r>
@@ -5285,7 +5295,7 @@
       <w:pPr>
         <w:numPr>
           <w:ilvl w:val="0"/>
-          <w:numId w:val="17"/>
+          <w:numId w:val="11"/>
         </w:numPr>
       </w:pPr>
       <w:r>
@@ -5296,7 +5306,7 @@
       <w:pPr>
         <w:numPr>
           <w:ilvl w:val="0"/>
-          <w:numId w:val="17"/>
+          <w:numId w:val="11"/>
         </w:numPr>
       </w:pPr>
       <w:r>
@@ -5311,7 +5321,7 @@
     <w:p>
       <w:r>
         <w:pict w14:anchorId="77B4ADB9">
-          <v:rect id="_x0000_i1044" style="width:0;height:1.5pt" o:hralign="center" o:hrstd="t" o:hr="t" fillcolor="#a0a0a0" stroked="f"/>
+          <v:rect id="_x0000_i1043" style="width:0;height:1.5pt" o:hralign="center" o:hrstd="t" o:hr="t" fillcolor="#a0a0a0" stroked="f"/>
         </w:pict>
       </w:r>
     </w:p>
@@ -5532,7 +5542,7 @@
     <w:p>
       <w:r>
         <w:pict w14:anchorId="69798585">
-          <v:rect id="_x0000_i1045" style="width:0;height:1.5pt" o:hralign="center" o:hrstd="t" o:hr="t" fillcolor="#a0a0a0" stroked="f"/>
+          <v:rect id="_x0000_i1044" style="width:0;height:1.5pt" o:hralign="center" o:hrstd="t" o:hr="t" fillcolor="#a0a0a0" stroked="f"/>
         </w:pict>
       </w:r>
     </w:p>
@@ -5560,7 +5570,7 @@
       <w:pPr>
         <w:numPr>
           <w:ilvl w:val="0"/>
-          <w:numId w:val="18"/>
+          <w:numId w:val="12"/>
         </w:numPr>
       </w:pPr>
       <w:r>
@@ -5572,7 +5582,7 @@
       <w:pPr>
         <w:numPr>
           <w:ilvl w:val="0"/>
-          <w:numId w:val="18"/>
+          <w:numId w:val="12"/>
         </w:numPr>
       </w:pPr>
       <w:r>
@@ -5583,7 +5593,7 @@
       <w:pPr>
         <w:numPr>
           <w:ilvl w:val="0"/>
-          <w:numId w:val="18"/>
+          <w:numId w:val="12"/>
         </w:numPr>
       </w:pPr>
       <w:r>
@@ -5594,7 +5604,7 @@
       <w:pPr>
         <w:numPr>
           <w:ilvl w:val="0"/>
-          <w:numId w:val="18"/>
+          <w:numId w:val="12"/>
         </w:numPr>
       </w:pPr>
       <w:r>
@@ -6333,7 +6343,7 @@
     <w:p>
       <w:r>
         <w:pict w14:anchorId="7488FF75">
-          <v:rect id="_x0000_i1046" style="width:0;height:1.5pt" o:hralign="center" o:hrstd="t" o:hr="t" fillcolor="#a0a0a0" stroked="f"/>
+          <v:rect id="_x0000_i1045" style="width:0;height:1.5pt" o:hralign="center" o:hrstd="t" o:hr="t" fillcolor="#a0a0a0" stroked="f"/>
         </w:pict>
       </w:r>
     </w:p>
@@ -6401,7 +6411,7 @@
       <w:pPr>
         <w:numPr>
           <w:ilvl w:val="0"/>
-          <w:numId w:val="20"/>
+          <w:numId w:val="13"/>
         </w:numPr>
       </w:pPr>
       <w:r>
@@ -6412,7 +6422,7 @@
       <w:pPr>
         <w:numPr>
           <w:ilvl w:val="0"/>
-          <w:numId w:val="20"/>
+          <w:numId w:val="13"/>
         </w:numPr>
       </w:pPr>
       <w:r>
@@ -6423,7 +6433,7 @@
       <w:pPr>
         <w:numPr>
           <w:ilvl w:val="0"/>
-          <w:numId w:val="20"/>
+          <w:numId w:val="13"/>
         </w:numPr>
       </w:pPr>
       <w:r>
@@ -6673,7 +6683,7 @@
       <w:pPr>
         <w:numPr>
           <w:ilvl w:val="0"/>
-          <w:numId w:val="21"/>
+          <w:numId w:val="14"/>
         </w:numPr>
       </w:pPr>
       <w:r>
@@ -6684,7 +6694,7 @@
       <w:pPr>
         <w:numPr>
           <w:ilvl w:val="0"/>
-          <w:numId w:val="21"/>
+          <w:numId w:val="14"/>
         </w:numPr>
       </w:pPr>
       <w:r>
@@ -6695,7 +6705,7 @@
       <w:pPr>
         <w:numPr>
           <w:ilvl w:val="0"/>
-          <w:numId w:val="21"/>
+          <w:numId w:val="14"/>
         </w:numPr>
       </w:pPr>
       <w:r>
@@ -6960,7 +6970,7 @@
     <w:p>
       <w:r>
         <w:pict w14:anchorId="09C39163">
-          <v:rect id="_x0000_i1652" style="width:0;height:1.5pt" o:hralign="center" o:hrstd="t" o:hr="t" fillcolor="#a0a0a0" stroked="f"/>
+          <v:rect id="_x0000_i1046" style="width:0;height:1.5pt" o:hralign="center" o:hrstd="t" o:hr="t" fillcolor="#a0a0a0" stroked="f"/>
         </w:pict>
       </w:r>
     </w:p>
@@ -7064,7 +7074,7 @@
       <w:pPr>
         <w:numPr>
           <w:ilvl w:val="0"/>
-          <w:numId w:val="22"/>
+          <w:numId w:val="15"/>
         </w:numPr>
       </w:pPr>
       <w:r>
@@ -7075,7 +7085,7 @@
       <w:pPr>
         <w:numPr>
           <w:ilvl w:val="0"/>
-          <w:numId w:val="22"/>
+          <w:numId w:val="15"/>
         </w:numPr>
       </w:pPr>
       <w:r>
@@ -7086,7 +7096,7 @@
       <w:pPr>
         <w:numPr>
           <w:ilvl w:val="0"/>
-          <w:numId w:val="22"/>
+          <w:numId w:val="15"/>
         </w:numPr>
       </w:pPr>
       <w:r>
@@ -7280,7 +7290,7 @@
       <w:pPr>
         <w:numPr>
           <w:ilvl w:val="0"/>
-          <w:numId w:val="23"/>
+          <w:numId w:val="16"/>
         </w:numPr>
       </w:pPr>
       <w:r>
@@ -7292,7 +7302,7 @@
       <w:pPr>
         <w:numPr>
           <w:ilvl w:val="0"/>
-          <w:numId w:val="23"/>
+          <w:numId w:val="16"/>
         </w:numPr>
       </w:pPr>
       <w:r>
@@ -7303,7 +7313,7 @@
       <w:pPr>
         <w:numPr>
           <w:ilvl w:val="0"/>
-          <w:numId w:val="23"/>
+          <w:numId w:val="16"/>
         </w:numPr>
       </w:pPr>
       <w:r>
@@ -7653,7 +7663,7 @@
       <w:pPr>
         <w:numPr>
           <w:ilvl w:val="0"/>
-          <w:numId w:val="24"/>
+          <w:numId w:val="17"/>
         </w:numPr>
       </w:pPr>
       <w:r>
@@ -7664,7 +7674,7 @@
       <w:pPr>
         <w:numPr>
           <w:ilvl w:val="0"/>
-          <w:numId w:val="24"/>
+          <w:numId w:val="17"/>
         </w:numPr>
       </w:pPr>
       <w:r>
@@ -7695,7 +7705,7 @@
       <w:pPr>
         <w:numPr>
           <w:ilvl w:val="0"/>
-          <w:numId w:val="25"/>
+          <w:numId w:val="18"/>
         </w:numPr>
       </w:pPr>
       <w:r>
@@ -7706,7 +7716,7 @@
       <w:pPr>
         <w:numPr>
           <w:ilvl w:val="0"/>
-          <w:numId w:val="25"/>
+          <w:numId w:val="18"/>
         </w:numPr>
       </w:pPr>
       <w:r>
@@ -7717,7 +7727,7 @@
       <w:pPr>
         <w:numPr>
           <w:ilvl w:val="0"/>
-          <w:numId w:val="25"/>
+          <w:numId w:val="18"/>
         </w:numPr>
       </w:pPr>
       <w:r>
@@ -7743,7 +7753,7 @@
       <w:pPr>
         <w:numPr>
           <w:ilvl w:val="0"/>
-          <w:numId w:val="26"/>
+          <w:numId w:val="19"/>
         </w:numPr>
       </w:pPr>
       <w:r>
@@ -7754,7 +7764,7 @@
       <w:pPr>
         <w:numPr>
           <w:ilvl w:val="0"/>
-          <w:numId w:val="26"/>
+          <w:numId w:val="19"/>
         </w:numPr>
       </w:pPr>
       <w:r>
@@ -7765,7 +7775,7 @@
       <w:pPr>
         <w:numPr>
           <w:ilvl w:val="0"/>
-          <w:numId w:val="26"/>
+          <w:numId w:val="19"/>
         </w:numPr>
       </w:pPr>
       <w:r>
@@ -8049,7 +8059,7 @@
       <w:pPr>
         <w:numPr>
           <w:ilvl w:val="0"/>
-          <w:numId w:val="27"/>
+          <w:numId w:val="20"/>
         </w:numPr>
       </w:pPr>
       <w:r>
@@ -8060,7 +8070,7 @@
       <w:pPr>
         <w:numPr>
           <w:ilvl w:val="0"/>
-          <w:numId w:val="27"/>
+          <w:numId w:val="20"/>
         </w:numPr>
       </w:pPr>
       <w:r>
@@ -8071,7 +8081,7 @@
       <w:pPr>
         <w:numPr>
           <w:ilvl w:val="0"/>
-          <w:numId w:val="27"/>
+          <w:numId w:val="20"/>
         </w:numPr>
       </w:pPr>
       <w:r>
@@ -8102,7 +8112,7 @@
       <w:pPr>
         <w:numPr>
           <w:ilvl w:val="0"/>
-          <w:numId w:val="28"/>
+          <w:numId w:val="21"/>
         </w:numPr>
       </w:pPr>
       <w:r>
@@ -8113,7 +8123,7 @@
       <w:pPr>
         <w:numPr>
           <w:ilvl w:val="0"/>
-          <w:numId w:val="28"/>
+          <w:numId w:val="21"/>
         </w:numPr>
       </w:pPr>
       <w:r>
@@ -8124,7 +8134,7 @@
       <w:pPr>
         <w:numPr>
           <w:ilvl w:val="0"/>
-          <w:numId w:val="28"/>
+          <w:numId w:val="21"/>
         </w:numPr>
       </w:pPr>
       <w:r>
@@ -8150,7 +8160,7 @@
       <w:pPr>
         <w:numPr>
           <w:ilvl w:val="0"/>
-          <w:numId w:val="29"/>
+          <w:numId w:val="22"/>
         </w:numPr>
       </w:pPr>
       <w:r>
@@ -8161,7 +8171,7 @@
       <w:pPr>
         <w:numPr>
           <w:ilvl w:val="0"/>
-          <w:numId w:val="29"/>
+          <w:numId w:val="22"/>
         </w:numPr>
       </w:pPr>
       <w:r>
@@ -8172,7 +8182,7 @@
       <w:pPr>
         <w:numPr>
           <w:ilvl w:val="0"/>
-          <w:numId w:val="29"/>
+          <w:numId w:val="22"/>
         </w:numPr>
       </w:pPr>
       <w:r>
@@ -8675,7 +8685,7 @@
       <w:pPr>
         <w:numPr>
           <w:ilvl w:val="0"/>
-          <w:numId w:val="30"/>
+          <w:numId w:val="23"/>
         </w:numPr>
       </w:pPr>
       <w:r>
@@ -8686,7 +8696,7 @@
       <w:pPr>
         <w:numPr>
           <w:ilvl w:val="0"/>
-          <w:numId w:val="30"/>
+          <w:numId w:val="23"/>
         </w:numPr>
       </w:pPr>
       <w:r>
@@ -8697,7 +8707,7 @@
       <w:pPr>
         <w:numPr>
           <w:ilvl w:val="0"/>
-          <w:numId w:val="30"/>
+          <w:numId w:val="23"/>
         </w:numPr>
       </w:pPr>
       <w:r>
@@ -8708,7 +8718,7 @@
       <w:pPr>
         <w:numPr>
           <w:ilvl w:val="0"/>
-          <w:numId w:val="30"/>
+          <w:numId w:val="23"/>
         </w:numPr>
       </w:pPr>
       <w:r>
@@ -9312,7 +9322,7 @@
       <w:pPr>
         <w:numPr>
           <w:ilvl w:val="0"/>
-          <w:numId w:val="32"/>
+          <w:numId w:val="24"/>
         </w:numPr>
       </w:pPr>
       <w:r>
@@ -9323,7 +9333,7 @@
       <w:pPr>
         <w:numPr>
           <w:ilvl w:val="0"/>
-          <w:numId w:val="32"/>
+          <w:numId w:val="24"/>
         </w:numPr>
       </w:pPr>
       <w:r>
@@ -9334,7 +9344,7 @@
       <w:pPr>
         <w:numPr>
           <w:ilvl w:val="0"/>
-          <w:numId w:val="32"/>
+          <w:numId w:val="24"/>
         </w:numPr>
       </w:pPr>
       <w:r>
@@ -10364,7 +10374,7 @@
       <w:pPr>
         <w:numPr>
           <w:ilvl w:val="0"/>
-          <w:numId w:val="33"/>
+          <w:numId w:val="25"/>
         </w:numPr>
       </w:pPr>
       <w:r>
@@ -10375,7 +10385,7 @@
       <w:pPr>
         <w:numPr>
           <w:ilvl w:val="0"/>
-          <w:numId w:val="33"/>
+          <w:numId w:val="25"/>
         </w:numPr>
       </w:pPr>
       <w:r>
@@ -10386,7 +10396,7 @@
       <w:pPr>
         <w:numPr>
           <w:ilvl w:val="0"/>
-          <w:numId w:val="33"/>
+          <w:numId w:val="25"/>
         </w:numPr>
       </w:pPr>
       <w:r>
@@ -11320,7 +11330,7 @@
       <w:pPr>
         <w:numPr>
           <w:ilvl w:val="0"/>
-          <w:numId w:val="34"/>
+          <w:numId w:val="26"/>
         </w:numPr>
       </w:pPr>
       <w:r>
@@ -11331,7 +11341,7 @@
       <w:pPr>
         <w:numPr>
           <w:ilvl w:val="0"/>
-          <w:numId w:val="34"/>
+          <w:numId w:val="26"/>
         </w:numPr>
       </w:pPr>
       <w:r>
@@ -11342,7 +11352,7 @@
       <w:pPr>
         <w:numPr>
           <w:ilvl w:val="0"/>
-          <w:numId w:val="34"/>
+          <w:numId w:val="26"/>
         </w:numPr>
       </w:pPr>
       <w:r>
@@ -11747,7 +11757,7 @@
       <w:pPr>
         <w:numPr>
           <w:ilvl w:val="0"/>
-          <w:numId w:val="35"/>
+          <w:numId w:val="27"/>
         </w:numPr>
       </w:pPr>
       <w:r>
@@ -11758,7 +11768,7 @@
       <w:pPr>
         <w:numPr>
           <w:ilvl w:val="0"/>
-          <w:numId w:val="35"/>
+          <w:numId w:val="27"/>
         </w:numPr>
       </w:pPr>
       <w:r>
@@ -11769,7 +11779,7 @@
       <w:pPr>
         <w:numPr>
           <w:ilvl w:val="0"/>
-          <w:numId w:val="35"/>
+          <w:numId w:val="27"/>
         </w:numPr>
       </w:pPr>
       <w:r>
@@ -11817,7 +11827,7 @@
       <w:pPr>
         <w:numPr>
           <w:ilvl w:val="0"/>
-          <w:numId w:val="36"/>
+          <w:numId w:val="28"/>
         </w:numPr>
       </w:pPr>
       <w:r>
@@ -11828,7 +11838,7 @@
       <w:pPr>
         <w:numPr>
           <w:ilvl w:val="0"/>
-          <w:numId w:val="36"/>
+          <w:numId w:val="28"/>
         </w:numPr>
       </w:pPr>
       <w:r>
@@ -11839,7 +11849,7 @@
       <w:pPr>
         <w:numPr>
           <w:ilvl w:val="0"/>
-          <w:numId w:val="36"/>
+          <w:numId w:val="28"/>
         </w:numPr>
       </w:pPr>
       <w:r>
@@ -12082,7 +12092,7 @@
       <w:pPr>
         <w:numPr>
           <w:ilvl w:val="0"/>
-          <w:numId w:val="37"/>
+          <w:numId w:val="29"/>
         </w:numPr>
       </w:pPr>
       <w:r>
@@ -12093,7 +12103,7 @@
       <w:pPr>
         <w:numPr>
           <w:ilvl w:val="0"/>
-          <w:numId w:val="37"/>
+          <w:numId w:val="29"/>
         </w:numPr>
       </w:pPr>
       <w:r>
@@ -12104,7 +12114,7 @@
       <w:pPr>
         <w:numPr>
           <w:ilvl w:val="0"/>
-          <w:numId w:val="37"/>
+          <w:numId w:val="29"/>
         </w:numPr>
       </w:pPr>
       <w:r>
@@ -12115,7 +12125,7 @@
       <w:pPr>
         <w:numPr>
           <w:ilvl w:val="0"/>
-          <w:numId w:val="37"/>
+          <w:numId w:val="29"/>
         </w:numPr>
       </w:pPr>
       <w:r>
@@ -12249,7 +12259,7 @@
       <w:pPr>
         <w:numPr>
           <w:ilvl w:val="0"/>
-          <w:numId w:val="79"/>
+          <w:numId w:val="69"/>
         </w:numPr>
       </w:pPr>
       <w:r>
@@ -12260,7 +12270,7 @@
       <w:pPr>
         <w:numPr>
           <w:ilvl w:val="0"/>
-          <w:numId w:val="79"/>
+          <w:numId w:val="69"/>
         </w:numPr>
       </w:pPr>
       <w:r>
@@ -12271,7 +12281,7 @@
       <w:pPr>
         <w:numPr>
           <w:ilvl w:val="0"/>
-          <w:numId w:val="79"/>
+          <w:numId w:val="69"/>
         </w:numPr>
       </w:pPr>
       <w:r>
@@ -12281,7 +12291,7 @@
     <w:p>
       <w:r>
         <w:pict w14:anchorId="5D4ACB04">
-          <v:rect id="_x0000_i1790" style="width:0;height:1.5pt" o:hralign="center" o:hrstd="t" o:hr="t" fillcolor="#a0a0a0" stroked="f"/>
+          <v:rect id="_x0000_i1069" style="width:0;height:1.5pt" o:hralign="center" o:hrstd="t" o:hr="t" fillcolor="#a0a0a0" stroked="f"/>
         </w:pict>
       </w:r>
     </w:p>
@@ -12735,7 +12745,7 @@
     <w:p>
       <w:r>
         <w:pict w14:anchorId="195B3AE9">
-          <v:rect id="_x0000_i1791" style="width:0;height:1.5pt" o:hralign="center" o:hrstd="t" o:hr="t" fillcolor="#a0a0a0" stroked="f"/>
+          <v:rect id="_x0000_i1070" style="width:0;height:1.5pt" o:hralign="center" o:hrstd="t" o:hr="t" fillcolor="#a0a0a0" stroked="f"/>
         </w:pict>
       </w:r>
     </w:p>
@@ -12803,7 +12813,7 @@
       <w:pPr>
         <w:numPr>
           <w:ilvl w:val="0"/>
-          <w:numId w:val="38"/>
+          <w:numId w:val="30"/>
         </w:numPr>
       </w:pPr>
       <w:r>
@@ -12814,7 +12824,7 @@
       <w:pPr>
         <w:numPr>
           <w:ilvl w:val="0"/>
-          <w:numId w:val="38"/>
+          <w:numId w:val="30"/>
         </w:numPr>
       </w:pPr>
       <w:r>
@@ -12826,7 +12836,7 @@
       <w:pPr>
         <w:numPr>
           <w:ilvl w:val="0"/>
-          <w:numId w:val="38"/>
+          <w:numId w:val="30"/>
         </w:numPr>
       </w:pPr>
       <w:r>
@@ -12941,7 +12951,7 @@
     <w:p>
       <w:r>
         <w:pict w14:anchorId="5BEFCA0B">
-          <v:rect id="_x0000_i1792" style="width:0;height:1.5pt" o:hralign="center" o:hrstd="t" o:hr="t" fillcolor="#a0a0a0" stroked="f"/>
+          <v:rect id="_x0000_i1071" style="width:0;height:1.5pt" o:hralign="center" o:hrstd="t" o:hr="t" fillcolor="#a0a0a0" stroked="f"/>
         </w:pict>
       </w:r>
     </w:p>
@@ -12993,7 +13003,7 @@
     <w:p>
       <w:r>
         <w:pict w14:anchorId="1926FA31">
-          <v:rect id="_x0000_i1793" style="width:0;height:1.5pt" o:hralign="center" o:hrstd="t" o:hr="t" fillcolor="#a0a0a0" stroked="f"/>
+          <v:rect id="_x0000_i1072" style="width:0;height:1.5pt" o:hralign="center" o:hrstd="t" o:hr="t" fillcolor="#a0a0a0" stroked="f"/>
         </w:pict>
       </w:r>
     </w:p>
@@ -13025,7 +13035,7 @@
     <w:p>
       <w:r>
         <w:pict w14:anchorId="0758D663">
-          <v:rect id="_x0000_i1794" style="width:0;height:1.5pt" o:hralign="center" o:hrstd="t" o:hr="t" fillcolor="#a0a0a0" stroked="f"/>
+          <v:rect id="_x0000_i1073" style="width:0;height:1.5pt" o:hralign="center" o:hrstd="t" o:hr="t" fillcolor="#a0a0a0" stroked="f"/>
         </w:pict>
       </w:r>
     </w:p>
@@ -13158,7 +13168,7 @@
     <w:p>
       <w:r>
         <w:pict w14:anchorId="76254A5C">
-          <v:rect id="_x0000_i1795" style="width:0;height:1.5pt" o:hralign="center" o:hrstd="t" o:hr="t" fillcolor="#a0a0a0" stroked="f"/>
+          <v:rect id="_x0000_i1074" style="width:0;height:1.5pt" o:hralign="center" o:hrstd="t" o:hr="t" fillcolor="#a0a0a0" stroked="f"/>
         </w:pict>
       </w:r>
     </w:p>
@@ -13296,7 +13306,7 @@
     <w:p>
       <w:r>
         <w:pict w14:anchorId="0FA2A6AF">
-          <v:rect id="_x0000_i1796" style="width:0;height:1.5pt" o:hralign="center" o:hrstd="t" o:hr="t" fillcolor="#a0a0a0" stroked="f"/>
+          <v:rect id="_x0000_i1075" style="width:0;height:1.5pt" o:hralign="center" o:hrstd="t" o:hr="t" fillcolor="#a0a0a0" stroked="f"/>
         </w:pict>
       </w:r>
     </w:p>
@@ -13403,7 +13413,7 @@
     <w:p>
       <w:r>
         <w:pict w14:anchorId="6DE13368">
-          <v:rect id="_x0000_i1797" style="width:0;height:1.5pt" o:hralign="center" o:hrstd="t" o:hr="t" fillcolor="#a0a0a0" stroked="f"/>
+          <v:rect id="_x0000_i1076" style="width:0;height:1.5pt" o:hralign="center" o:hrstd="t" o:hr="t" fillcolor="#a0a0a0" stroked="f"/>
         </w:pict>
       </w:r>
     </w:p>
@@ -13455,7 +13465,7 @@
     <w:p>
       <w:r>
         <w:pict w14:anchorId="737E0095">
-          <v:rect id="_x0000_i1798" style="width:0;height:1.5pt" o:hralign="center" o:hrstd="t" o:hr="t" fillcolor="#a0a0a0" stroked="f"/>
+          <v:rect id="_x0000_i1077" style="width:0;height:1.5pt" o:hralign="center" o:hrstd="t" o:hr="t" fillcolor="#a0a0a0" stroked="f"/>
         </w:pict>
       </w:r>
     </w:p>
@@ -13493,7 +13503,7 @@
       <w:pPr>
         <w:numPr>
           <w:ilvl w:val="0"/>
-          <w:numId w:val="80"/>
+          <w:numId w:val="70"/>
         </w:numPr>
       </w:pPr>
       <w:r>
@@ -13504,7 +13514,7 @@
       <w:pPr>
         <w:numPr>
           <w:ilvl w:val="0"/>
-          <w:numId w:val="80"/>
+          <w:numId w:val="70"/>
         </w:numPr>
       </w:pPr>
       <w:r>
@@ -13515,7 +13525,7 @@
       <w:pPr>
         <w:numPr>
           <w:ilvl w:val="0"/>
-          <w:numId w:val="80"/>
+          <w:numId w:val="70"/>
         </w:numPr>
       </w:pPr>
       <w:r>
@@ -13525,7 +13535,7 @@
     <w:p>
       <w:r>
         <w:pict w14:anchorId="43E9523C">
-          <v:rect id="_x0000_i1799" style="width:0;height:1.5pt" o:hralign="center" o:hrstd="t" o:hr="t" fillcolor="#a0a0a0" stroked="f"/>
+          <v:rect id="_x0000_i1078" style="width:0;height:1.5pt" o:hralign="center" o:hrstd="t" o:hr="t" fillcolor="#a0a0a0" stroked="f"/>
         </w:pict>
       </w:r>
     </w:p>
@@ -13563,7 +13573,7 @@
     <w:p>
       <w:r>
         <w:pict w14:anchorId="6904963F">
-          <v:rect id="_x0000_i1800" style="width:0;height:1.5pt" o:hralign="center" o:hrstd="t" o:hr="t" fillcolor="#a0a0a0" stroked="f"/>
+          <v:rect id="_x0000_i1079" style="width:0;height:1.5pt" o:hralign="center" o:hrstd="t" o:hr="t" fillcolor="#a0a0a0" stroked="f"/>
         </w:pict>
       </w:r>
     </w:p>
@@ -13601,7 +13611,7 @@
     <w:p>
       <w:r>
         <w:pict w14:anchorId="7004CF8B">
-          <v:rect id="_x0000_i1801" style="width:0;height:1.5pt" o:hralign="center" o:hrstd="t" o:hr="t" fillcolor="#a0a0a0" stroked="f"/>
+          <v:rect id="_x0000_i1080" style="width:0;height:1.5pt" o:hralign="center" o:hrstd="t" o:hr="t" fillcolor="#a0a0a0" stroked="f"/>
         </w:pict>
       </w:r>
     </w:p>
@@ -13643,7 +13653,7 @@
     <w:p>
       <w:r>
         <w:pict w14:anchorId="039AED7A">
-          <v:rect id="_x0000_i1802" style="width:0;height:1.5pt" o:hralign="center" o:hrstd="t" o:hr="t" fillcolor="#a0a0a0" stroked="f"/>
+          <v:rect id="_x0000_i1081" style="width:0;height:1.5pt" o:hralign="center" o:hrstd="t" o:hr="t" fillcolor="#a0a0a0" stroked="f"/>
         </w:pict>
       </w:r>
     </w:p>
@@ -13800,7 +13810,7 @@
     <w:p>
       <w:r>
         <w:pict w14:anchorId="69951D09">
-          <v:rect id="_x0000_i1803" style="width:0;height:1.5pt" o:hralign="center" o:hrstd="t" o:hr="t" fillcolor="#a0a0a0" stroked="f"/>
+          <v:rect id="_x0000_i1082" style="width:0;height:1.5pt" o:hralign="center" o:hrstd="t" o:hr="t" fillcolor="#a0a0a0" stroked="f"/>
         </w:pict>
       </w:r>
     </w:p>
@@ -13823,7 +13833,7 @@
       <w:pPr>
         <w:numPr>
           <w:ilvl w:val="0"/>
-          <w:numId w:val="81"/>
+          <w:numId w:val="71"/>
         </w:numPr>
       </w:pPr>
       <w:r>
@@ -13834,7 +13844,7 @@
       <w:pPr>
         <w:numPr>
           <w:ilvl w:val="0"/>
-          <w:numId w:val="81"/>
+          <w:numId w:val="71"/>
         </w:numPr>
       </w:pPr>
       <w:r>
@@ -13845,7 +13855,7 @@
       <w:pPr>
         <w:numPr>
           <w:ilvl w:val="0"/>
-          <w:numId w:val="81"/>
+          <w:numId w:val="71"/>
         </w:numPr>
       </w:pPr>
       <w:r>
@@ -13856,7 +13866,7 @@
       <w:pPr>
         <w:numPr>
           <w:ilvl w:val="0"/>
-          <w:numId w:val="81"/>
+          <w:numId w:val="71"/>
         </w:numPr>
       </w:pPr>
       <w:r>
@@ -13867,7 +13877,7 @@
       <w:pPr>
         <w:numPr>
           <w:ilvl w:val="0"/>
-          <w:numId w:val="81"/>
+          <w:numId w:val="71"/>
         </w:numPr>
       </w:pPr>
       <w:r>
@@ -13894,7 +13904,7 @@
       <w:pPr>
         <w:numPr>
           <w:ilvl w:val="0"/>
-          <w:numId w:val="82"/>
+          <w:numId w:val="72"/>
         </w:numPr>
       </w:pPr>
       <w:r>
@@ -13905,7 +13915,7 @@
       <w:pPr>
         <w:numPr>
           <w:ilvl w:val="0"/>
-          <w:numId w:val="82"/>
+          <w:numId w:val="72"/>
         </w:numPr>
       </w:pPr>
       <w:r>
@@ -13916,7 +13926,7 @@
       <w:pPr>
         <w:numPr>
           <w:ilvl w:val="0"/>
-          <w:numId w:val="82"/>
+          <w:numId w:val="72"/>
         </w:numPr>
       </w:pPr>
       <w:r>
@@ -13927,7 +13937,7 @@
       <w:pPr>
         <w:numPr>
           <w:ilvl w:val="0"/>
-          <w:numId w:val="82"/>
+          <w:numId w:val="72"/>
         </w:numPr>
       </w:pPr>
       <w:r>
@@ -13937,7 +13947,7 @@
     <w:p>
       <w:r>
         <w:pict w14:anchorId="2EB1FD05">
-          <v:rect id="_x0000_i1805" style="width:0;height:1.5pt" o:hralign="center" o:hrstd="t" o:hr="t" fillcolor="#a0a0a0" stroked="f"/>
+          <v:rect id="_x0000_i1083" style="width:0;height:1.5pt" o:hralign="center" o:hrstd="t" o:hr="t" fillcolor="#a0a0a0" stroked="f"/>
         </w:pict>
       </w:r>
     </w:p>
@@ -14230,7 +14240,7 @@
     <w:p>
       <w:r>
         <w:pict w14:anchorId="24A14841">
-          <v:rect id="_x0000_i1082" style="width:0;height:1.5pt" o:hralign="center" o:hrstd="t" o:hr="t" fillcolor="#a0a0a0" stroked="f"/>
+          <v:rect id="_x0000_i1084" style="width:0;height:1.5pt" o:hralign="center" o:hrstd="t" o:hr="t" fillcolor="#a0a0a0" stroked="f"/>
         </w:pict>
       </w:r>
     </w:p>
@@ -14730,7 +14740,7 @@
     <w:p>
       <w:r>
         <w:pict w14:anchorId="5A5DA0BB">
-          <v:rect id="_x0000_i1083" style="width:0;height:1.5pt" o:hralign="center" o:hrstd="t" o:hr="t" fillcolor="#a0a0a0" stroked="f"/>
+          <v:rect id="_x0000_i1085" style="width:0;height:1.5pt" o:hralign="center" o:hrstd="t" o:hr="t" fillcolor="#a0a0a0" stroked="f"/>
         </w:pict>
       </w:r>
     </w:p>
@@ -14808,7 +14818,7 @@
       <w:pPr>
         <w:numPr>
           <w:ilvl w:val="0"/>
-          <w:numId w:val="41"/>
+          <w:numId w:val="31"/>
         </w:numPr>
       </w:pPr>
       <w:r>
@@ -14819,7 +14829,7 @@
       <w:pPr>
         <w:numPr>
           <w:ilvl w:val="0"/>
-          <w:numId w:val="41"/>
+          <w:numId w:val="31"/>
         </w:numPr>
       </w:pPr>
       <w:r>
@@ -14835,7 +14845,7 @@
       <w:r>
         <w:lastRenderedPageBreak/>
         <w:pict w14:anchorId="54EC0BD6">
-          <v:rect id="_x0000_i1084" style="width:0;height:1.5pt" o:hralign="center" o:hrstd="t" o:hr="t" fillcolor="#a0a0a0" stroked="f"/>
+          <v:rect id="_x0000_i1086" style="width:0;height:1.5pt" o:hralign="center" o:hrstd="t" o:hr="t" fillcolor="#a0a0a0" stroked="f"/>
         </w:pict>
       </w:r>
     </w:p>
@@ -14902,7 +14912,7 @@
       <w:pPr>
         <w:numPr>
           <w:ilvl w:val="0"/>
-          <w:numId w:val="42"/>
+          <w:numId w:val="32"/>
         </w:numPr>
       </w:pPr>
       <w:r>
@@ -14913,7 +14923,7 @@
       <w:pPr>
         <w:numPr>
           <w:ilvl w:val="0"/>
-          <w:numId w:val="42"/>
+          <w:numId w:val="32"/>
         </w:numPr>
       </w:pPr>
       <w:r>
@@ -14924,7 +14934,7 @@
       <w:pPr>
         <w:numPr>
           <w:ilvl w:val="0"/>
-          <w:numId w:val="42"/>
+          <w:numId w:val="32"/>
         </w:numPr>
       </w:pPr>
       <w:r>
@@ -14934,7 +14944,7 @@
     <w:p>
       <w:r>
         <w:pict w14:anchorId="7E8EEBC7">
-          <v:rect id="_x0000_i1085" style="width:0;height:1.5pt" o:hralign="center" o:hrstd="t" o:hr="t" fillcolor="#a0a0a0" stroked="f"/>
+          <v:rect id="_x0000_i1087" style="width:0;height:1.5pt" o:hralign="center" o:hrstd="t" o:hr="t" fillcolor="#a0a0a0" stroked="f"/>
         </w:pict>
       </w:r>
     </w:p>
@@ -15423,7 +15433,7 @@
     <w:p>
       <w:r>
         <w:pict w14:anchorId="09CC5B44">
-          <v:rect id="_x0000_i1086" style="width:0;height:1.5pt" o:hralign="center" o:hrstd="t" o:hr="t" fillcolor="#a0a0a0" stroked="f"/>
+          <v:rect id="_x0000_i1088" style="width:0;height:1.5pt" o:hralign="center" o:hrstd="t" o:hr="t" fillcolor="#a0a0a0" stroked="f"/>
         </w:pict>
       </w:r>
     </w:p>
@@ -15445,7 +15455,7 @@
     <w:p>
       <w:r>
         <w:pict w14:anchorId="7FD5FB7E">
-          <v:rect id="_x0000_i1087" style="width:0;height:1.5pt" o:hralign="center" o:hrstd="t" o:hr="t" fillcolor="#a0a0a0" stroked="f"/>
+          <v:rect id="_x0000_i1089" style="width:0;height:1.5pt" o:hralign="center" o:hrstd="t" o:hr="t" fillcolor="#a0a0a0" stroked="f"/>
         </w:pict>
       </w:r>
     </w:p>
@@ -15505,7 +15515,7 @@
     <w:p>
       <w:r>
         <w:pict w14:anchorId="4F1E0F07">
-          <v:rect id="_x0000_i1088" style="width:0;height:1.5pt" o:hralign="center" o:hrstd="t" o:hr="t" fillcolor="#a0a0a0" stroked="f"/>
+          <v:rect id="_x0000_i1090" style="width:0;height:1.5pt" o:hralign="center" o:hrstd="t" o:hr="t" fillcolor="#a0a0a0" stroked="f"/>
         </w:pict>
       </w:r>
     </w:p>
@@ -15716,7 +15726,7 @@
     <w:p>
       <w:r>
         <w:pict w14:anchorId="4F335BEE">
-          <v:rect id="_x0000_i1089" style="width:0;height:1.5pt" o:hralign="center" o:hrstd="t" o:hr="t" fillcolor="#a0a0a0" stroked="f"/>
+          <v:rect id="_x0000_i1091" style="width:0;height:1.5pt" o:hralign="center" o:hrstd="t" o:hr="t" fillcolor="#a0a0a0" stroked="f"/>
         </w:pict>
       </w:r>
     </w:p>
@@ -15901,7 +15911,7 @@
     <w:p>
       <w:r>
         <w:pict w14:anchorId="005A91E1">
-          <v:rect id="_x0000_i1090" style="width:0;height:1.5pt" o:hralign="center" o:hrstd="t" o:hr="t" fillcolor="#a0a0a0" stroked="f"/>
+          <v:rect id="_x0000_i1092" style="width:0;height:1.5pt" o:hralign="center" o:hrstd="t" o:hr="t" fillcolor="#a0a0a0" stroked="f"/>
         </w:pict>
       </w:r>
     </w:p>
@@ -15975,7 +15985,7 @@
     <w:p>
       <w:r>
         <w:pict w14:anchorId="2D9B251A">
-          <v:rect id="_x0000_i1091" style="width:0;height:1.5pt" o:hralign="center" o:hrstd="t" o:hr="t" fillcolor="#a0a0a0" stroked="f"/>
+          <v:rect id="_x0000_i1093" style="width:0;height:1.5pt" o:hralign="center" o:hrstd="t" o:hr="t" fillcolor="#a0a0a0" stroked="f"/>
         </w:pict>
       </w:r>
     </w:p>
@@ -16110,7 +16120,7 @@
     <w:p>
       <w:r>
         <w:pict w14:anchorId="33EB3169">
-          <v:rect id="_x0000_i1092" style="width:0;height:1.5pt" o:hralign="center" o:hrstd="t" o:hr="t" fillcolor="#a0a0a0" stroked="f"/>
+          <v:rect id="_x0000_i1094" style="width:0;height:1.5pt" o:hralign="center" o:hrstd="t" o:hr="t" fillcolor="#a0a0a0" stroked="f"/>
         </w:pict>
       </w:r>
     </w:p>
@@ -16313,7 +16323,7 @@
     <w:p>
       <w:r>
         <w:pict w14:anchorId="60D35EA3">
-          <v:rect id="_x0000_i1093" style="width:0;height:1.5pt" o:hralign="center" o:hrstd="t" o:hr="t" fillcolor="#a0a0a0" stroked="f"/>
+          <v:rect id="_x0000_i1095" style="width:0;height:1.5pt" o:hralign="center" o:hrstd="t" o:hr="t" fillcolor="#a0a0a0" stroked="f"/>
         </w:pict>
       </w:r>
     </w:p>
@@ -16341,7 +16351,7 @@
       <w:pPr>
         <w:numPr>
           <w:ilvl w:val="0"/>
-          <w:numId w:val="43"/>
+          <w:numId w:val="33"/>
         </w:numPr>
       </w:pPr>
       <w:r>
@@ -16352,7 +16362,7 @@
       <w:pPr>
         <w:numPr>
           <w:ilvl w:val="0"/>
-          <w:numId w:val="43"/>
+          <w:numId w:val="33"/>
         </w:numPr>
       </w:pPr>
       <w:r>
@@ -16363,7 +16373,7 @@
       <w:pPr>
         <w:numPr>
           <w:ilvl w:val="0"/>
-          <w:numId w:val="43"/>
+          <w:numId w:val="33"/>
         </w:numPr>
       </w:pPr>
       <w:r>
@@ -16373,7 +16383,7 @@
     <w:p>
       <w:r>
         <w:pict w14:anchorId="27E276B9">
-          <v:rect id="_x0000_i1094" style="width:0;height:1.5pt" o:hralign="center" o:hrstd="t" o:hr="t" fillcolor="#a0a0a0" stroked="f"/>
+          <v:rect id="_x0000_i1096" style="width:0;height:1.5pt" o:hralign="center" o:hrstd="t" o:hr="t" fillcolor="#a0a0a0" stroked="f"/>
         </w:pict>
       </w:r>
     </w:p>
@@ -16427,7 +16437,7 @@
     <w:p>
       <w:r>
         <w:pict w14:anchorId="35F15313">
-          <v:rect id="_x0000_i1095" style="width:0;height:1.5pt" o:hralign="center" o:hrstd="t" o:hr="t" fillcolor="#a0a0a0" stroked="f"/>
+          <v:rect id="_x0000_i1097" style="width:0;height:1.5pt" o:hralign="center" o:hrstd="t" o:hr="t" fillcolor="#a0a0a0" stroked="f"/>
         </w:pict>
       </w:r>
     </w:p>
@@ -16629,7 +16639,7 @@
     <w:p>
       <w:r>
         <w:pict w14:anchorId="060CDEC4">
-          <v:rect id="_x0000_i1096" style="width:0;height:1.5pt" o:hralign="center" o:hrstd="t" o:hr="t" fillcolor="#a0a0a0" stroked="f"/>
+          <v:rect id="_x0000_i1098" style="width:0;height:1.5pt" o:hralign="center" o:hrstd="t" o:hr="t" fillcolor="#a0a0a0" stroked="f"/>
         </w:pict>
       </w:r>
     </w:p>
@@ -16872,7 +16882,7 @@
     <w:p>
       <w:r>
         <w:pict w14:anchorId="36CAB708">
-          <v:rect id="_x0000_i1097" style="width:0;height:1.5pt" o:hralign="center" o:hrstd="t" o:hr="t" fillcolor="#a0a0a0" stroked="f"/>
+          <v:rect id="_x0000_i1099" style="width:0;height:1.5pt" o:hralign="center" o:hrstd="t" o:hr="t" fillcolor="#a0a0a0" stroked="f"/>
         </w:pict>
       </w:r>
     </w:p>
@@ -16926,7 +16936,7 @@
     <w:p>
       <w:r>
         <w:pict w14:anchorId="19DC7FBB">
-          <v:rect id="_x0000_i1098" style="width:0;height:1.5pt" o:hralign="center" o:hrstd="t" o:hr="t" fillcolor="#a0a0a0" stroked="f"/>
+          <v:rect id="_x0000_i1100" style="width:0;height:1.5pt" o:hralign="center" o:hrstd="t" o:hr="t" fillcolor="#a0a0a0" stroked="f"/>
         </w:pict>
       </w:r>
     </w:p>
@@ -17128,7 +17138,7 @@
     <w:p>
       <w:r>
         <w:pict w14:anchorId="3B1CE9E6">
-          <v:rect id="_x0000_i1099" style="width:0;height:1.5pt" o:hralign="center" o:hrstd="t" o:hr="t" fillcolor="#a0a0a0" stroked="f"/>
+          <v:rect id="_x0000_i1101" style="width:0;height:1.5pt" o:hralign="center" o:hrstd="t" o:hr="t" fillcolor="#a0a0a0" stroked="f"/>
         </w:pict>
       </w:r>
     </w:p>
@@ -17294,7 +17304,7 @@
     <w:p>
       <w:r>
         <w:pict w14:anchorId="171094A3">
-          <v:rect id="_x0000_i1100" style="width:0;height:1.5pt" o:hralign="center" o:hrstd="t" o:hr="t" fillcolor="#a0a0a0" stroked="f"/>
+          <v:rect id="_x0000_i1102" style="width:0;height:1.5pt" o:hralign="center" o:hrstd="t" o:hr="t" fillcolor="#a0a0a0" stroked="f"/>
         </w:pict>
       </w:r>
     </w:p>
@@ -17327,7 +17337,7 @@
       <w:pPr>
         <w:numPr>
           <w:ilvl w:val="0"/>
-          <w:numId w:val="44"/>
+          <w:numId w:val="34"/>
         </w:numPr>
       </w:pPr>
       <w:r>
@@ -17337,7 +17347,7 @@
     <w:p>
       <w:r>
         <w:pict w14:anchorId="7222F625">
-          <v:rect id="_x0000_i1101" style="width:0;height:1.5pt" o:hralign="center" o:hrstd="t" o:hr="t" fillcolor="#a0a0a0" stroked="f"/>
+          <v:rect id="_x0000_i1103" style="width:0;height:1.5pt" o:hralign="center" o:hrstd="t" o:hr="t" fillcolor="#a0a0a0" stroked="f"/>
         </w:pict>
       </w:r>
     </w:p>
@@ -17370,7 +17380,7 @@
       <w:pPr>
         <w:numPr>
           <w:ilvl w:val="0"/>
-          <w:numId w:val="45"/>
+          <w:numId w:val="35"/>
         </w:numPr>
       </w:pPr>
       <w:r>
@@ -17381,7 +17391,7 @@
     <w:p>
       <w:r>
         <w:pict w14:anchorId="4249EDD7">
-          <v:rect id="_x0000_i1102" style="width:0;height:1.5pt" o:hralign="center" o:hrstd="t" o:hr="t" fillcolor="#a0a0a0" stroked="f"/>
+          <v:rect id="_x0000_i1104" style="width:0;height:1.5pt" o:hralign="center" o:hrstd="t" o:hr="t" fillcolor="#a0a0a0" stroked="f"/>
         </w:pict>
       </w:r>
     </w:p>
@@ -17414,7 +17424,7 @@
       <w:pPr>
         <w:numPr>
           <w:ilvl w:val="0"/>
-          <w:numId w:val="46"/>
+          <w:numId w:val="36"/>
         </w:numPr>
       </w:pPr>
       <w:r>
@@ -17424,7 +17434,7 @@
     <w:p>
       <w:r>
         <w:pict w14:anchorId="29362973">
-          <v:rect id="_x0000_i1103" style="width:0;height:1.5pt" o:hralign="center" o:hrstd="t" o:hr="t" fillcolor="#a0a0a0" stroked="f"/>
+          <v:rect id="_x0000_i1105" style="width:0;height:1.5pt" o:hralign="center" o:hrstd="t" o:hr="t" fillcolor="#a0a0a0" stroked="f"/>
         </w:pict>
       </w:r>
     </w:p>
@@ -17594,7 +17604,7 @@
     <w:p>
       <w:r>
         <w:pict w14:anchorId="1DE0DA2D">
-          <v:rect id="_x0000_i1104" style="width:0;height:1.5pt" o:hralign="center" o:hrstd="t" o:hr="t" fillcolor="#a0a0a0" stroked="f"/>
+          <v:rect id="_x0000_i1106" style="width:0;height:1.5pt" o:hralign="center" o:hrstd="t" o:hr="t" fillcolor="#a0a0a0" stroked="f"/>
         </w:pict>
       </w:r>
     </w:p>
@@ -17922,7 +17932,7 @@
     <w:p>
       <w:r>
         <w:pict w14:anchorId="561EA911">
-          <v:rect id="_x0000_i1105" style="width:0;height:1.5pt" o:hralign="center" o:hrstd="t" o:hr="t" fillcolor="#a0a0a0" stroked="f"/>
+          <v:rect id="_x0000_i1107" style="width:0;height:1.5pt" o:hralign="center" o:hrstd="t" o:hr="t" fillcolor="#a0a0a0" stroked="f"/>
         </w:pict>
       </w:r>
     </w:p>
@@ -17945,7 +17955,7 @@
       <w:pPr>
         <w:numPr>
           <w:ilvl w:val="0"/>
-          <w:numId w:val="47"/>
+          <w:numId w:val="37"/>
         </w:numPr>
       </w:pPr>
       <w:r>
@@ -17956,7 +17966,7 @@
       <w:pPr>
         <w:numPr>
           <w:ilvl w:val="0"/>
-          <w:numId w:val="47"/>
+          <w:numId w:val="37"/>
         </w:numPr>
       </w:pPr>
       <w:r>
@@ -17967,7 +17977,7 @@
       <w:pPr>
         <w:numPr>
           <w:ilvl w:val="0"/>
-          <w:numId w:val="47"/>
+          <w:numId w:val="37"/>
         </w:numPr>
       </w:pPr>
       <w:r>
@@ -17978,7 +17988,7 @@
       <w:pPr>
         <w:numPr>
           <w:ilvl w:val="0"/>
-          <w:numId w:val="47"/>
+          <w:numId w:val="37"/>
         </w:numPr>
       </w:pPr>
       <w:r>
@@ -17989,7 +17999,7 @@
       <w:pPr>
         <w:numPr>
           <w:ilvl w:val="0"/>
-          <w:numId w:val="47"/>
+          <w:numId w:val="37"/>
         </w:numPr>
       </w:pPr>
       <w:r>
@@ -18005,7 +18015,7 @@
       <w:pPr>
         <w:numPr>
           <w:ilvl w:val="0"/>
-          <w:numId w:val="48"/>
+          <w:numId w:val="38"/>
         </w:numPr>
       </w:pPr>
       <w:r>
@@ -18016,7 +18026,7 @@
       <w:pPr>
         <w:numPr>
           <w:ilvl w:val="0"/>
-          <w:numId w:val="48"/>
+          <w:numId w:val="38"/>
         </w:numPr>
       </w:pPr>
       <w:r>
@@ -18027,7 +18037,7 @@
       <w:pPr>
         <w:numPr>
           <w:ilvl w:val="0"/>
-          <w:numId w:val="48"/>
+          <w:numId w:val="38"/>
         </w:numPr>
       </w:pPr>
       <w:r>
@@ -18038,7 +18048,7 @@
       <w:r>
         <w:lastRenderedPageBreak/>
         <w:pict w14:anchorId="7148DE45">
-          <v:rect id="_x0000_i1106" style="width:0;height:1.5pt" o:hralign="center" o:hrstd="t" o:hr="t" fillcolor="#a0a0a0" stroked="f"/>
+          <v:rect id="_x0000_i1108" style="width:0;height:1.5pt" o:hralign="center" o:hrstd="t" o:hr="t" fillcolor="#a0a0a0" stroked="f"/>
         </w:pict>
       </w:r>
     </w:p>
@@ -18275,7 +18285,7 @@
     <w:p>
       <w:r>
         <w:pict w14:anchorId="1383E8E4">
-          <v:rect id="_x0000_i1107" style="width:0;height:1.5pt" o:hralign="center" o:hrstd="t" o:hr="t" fillcolor="#a0a0a0" stroked="f"/>
+          <v:rect id="_x0000_i1109" style="width:0;height:1.5pt" o:hralign="center" o:hrstd="t" o:hr="t" fillcolor="#a0a0a0" stroked="f"/>
         </w:pict>
       </w:r>
     </w:p>
@@ -18298,7 +18308,7 @@
       <w:pPr>
         <w:numPr>
           <w:ilvl w:val="0"/>
-          <w:numId w:val="49"/>
+          <w:numId w:val="39"/>
         </w:numPr>
       </w:pPr>
       <w:r>
@@ -18316,7 +18326,7 @@
       <w:pPr>
         <w:numPr>
           <w:ilvl w:val="0"/>
-          <w:numId w:val="49"/>
+          <w:numId w:val="39"/>
         </w:numPr>
       </w:pPr>
       <w:r>
@@ -18327,7 +18337,7 @@
       <w:pPr>
         <w:numPr>
           <w:ilvl w:val="1"/>
-          <w:numId w:val="49"/>
+          <w:numId w:val="39"/>
         </w:numPr>
       </w:pPr>
       <w:r>
@@ -18338,7 +18348,7 @@
       <w:pPr>
         <w:numPr>
           <w:ilvl w:val="1"/>
-          <w:numId w:val="49"/>
+          <w:numId w:val="39"/>
         </w:numPr>
       </w:pPr>
       <w:r>
@@ -18349,7 +18359,7 @@
       <w:pPr>
         <w:numPr>
           <w:ilvl w:val="1"/>
-          <w:numId w:val="49"/>
+          <w:numId w:val="39"/>
         </w:numPr>
       </w:pPr>
       <w:r>
@@ -18360,7 +18370,7 @@
       <w:pPr>
         <w:numPr>
           <w:ilvl w:val="1"/>
-          <w:numId w:val="49"/>
+          <w:numId w:val="39"/>
         </w:numPr>
       </w:pPr>
       <w:r>
@@ -18371,7 +18381,7 @@
       <w:pPr>
         <w:numPr>
           <w:ilvl w:val="0"/>
-          <w:numId w:val="49"/>
+          <w:numId w:val="39"/>
         </w:numPr>
       </w:pPr>
       <w:r>
@@ -18382,7 +18392,7 @@
       <w:pPr>
         <w:numPr>
           <w:ilvl w:val="0"/>
-          <w:numId w:val="49"/>
+          <w:numId w:val="39"/>
         </w:numPr>
       </w:pPr>
       <w:r>
@@ -18393,7 +18403,7 @@
       <w:pPr>
         <w:numPr>
           <w:ilvl w:val="0"/>
-          <w:numId w:val="49"/>
+          <w:numId w:val="39"/>
         </w:numPr>
       </w:pPr>
       <w:r>
@@ -18645,7 +18655,7 @@
     <w:p>
       <w:r>
         <w:pict w14:anchorId="08027C65">
-          <v:rect id="_x0000_i1108" style="width:0;height:1.5pt" o:hralign="center" o:hrstd="t" o:hr="t" fillcolor="#a0a0a0" stroked="f"/>
+          <v:rect id="_x0000_i1110" style="width:0;height:1.5pt" o:hralign="center" o:hrstd="t" o:hr="t" fillcolor="#a0a0a0" stroked="f"/>
         </w:pict>
       </w:r>
     </w:p>
@@ -18703,7 +18713,7 @@
       <w:pPr>
         <w:numPr>
           <w:ilvl w:val="0"/>
-          <w:numId w:val="50"/>
+          <w:numId w:val="40"/>
         </w:numPr>
       </w:pPr>
       <w:r>
@@ -18714,7 +18724,7 @@
       <w:pPr>
         <w:numPr>
           <w:ilvl w:val="0"/>
-          <w:numId w:val="50"/>
+          <w:numId w:val="40"/>
         </w:numPr>
       </w:pPr>
       <w:r>
@@ -18725,7 +18735,7 @@
       <w:pPr>
         <w:numPr>
           <w:ilvl w:val="0"/>
-          <w:numId w:val="50"/>
+          <w:numId w:val="40"/>
         </w:numPr>
       </w:pPr>
       <w:r>
@@ -18735,7 +18745,7 @@
     <w:p>
       <w:r>
         <w:pict w14:anchorId="626AEED4">
-          <v:rect id="_x0000_i1109" style="width:0;height:1.5pt" o:hralign="center" o:hrstd="t" o:hr="t" fillcolor="#a0a0a0" stroked="f"/>
+          <v:rect id="_x0000_i1111" style="width:0;height:1.5pt" o:hralign="center" o:hrstd="t" o:hr="t" fillcolor="#a0a0a0" stroked="f"/>
         </w:pict>
       </w:r>
     </w:p>
@@ -19021,7 +19031,7 @@
     <w:p>
       <w:r>
         <w:pict w14:anchorId="3B592770">
-          <v:rect id="_x0000_i1110" style="width:0;height:1.5pt" o:hralign="center" o:hrstd="t" o:hr="t" fillcolor="#a0a0a0" stroked="f"/>
+          <v:rect id="_x0000_i1112" style="width:0;height:1.5pt" o:hralign="center" o:hrstd="t" o:hr="t" fillcolor="#a0a0a0" stroked="f"/>
         </w:pict>
       </w:r>
     </w:p>
@@ -19328,7 +19338,7 @@
     <w:p>
       <w:r>
         <w:pict w14:anchorId="664AC728">
-          <v:rect id="_x0000_i1111" style="width:0;height:1.5pt" o:hralign="center" o:hrstd="t" o:hr="t" fillcolor="#a0a0a0" stroked="f"/>
+          <v:rect id="_x0000_i1113" style="width:0;height:1.5pt" o:hralign="center" o:hrstd="t" o:hr="t" fillcolor="#a0a0a0" stroked="f"/>
         </w:pict>
       </w:r>
     </w:p>
@@ -19523,7 +19533,7 @@
     <w:p>
       <w:r>
         <w:pict w14:anchorId="5DC730B5">
-          <v:rect id="_x0000_i1112" style="width:0;height:1.5pt" o:hralign="center" o:hrstd="t" o:hr="t" fillcolor="#a0a0a0" stroked="f"/>
+          <v:rect id="_x0000_i1114" style="width:0;height:1.5pt" o:hralign="center" o:hrstd="t" o:hr="t" fillcolor="#a0a0a0" stroked="f"/>
         </w:pict>
       </w:r>
     </w:p>
@@ -19760,7 +19770,7 @@
     <w:p>
       <w:r>
         <w:pict w14:anchorId="3DA46E2A">
-          <v:rect id="_x0000_i1113" style="width:0;height:1.5pt" o:hralign="center" o:hrstd="t" o:hr="t" fillcolor="#a0a0a0" stroked="f"/>
+          <v:rect id="_x0000_i1115" style="width:0;height:1.5pt" o:hralign="center" o:hrstd="t" o:hr="t" fillcolor="#a0a0a0" stroked="f"/>
         </w:pict>
       </w:r>
     </w:p>
@@ -20003,7 +20013,7 @@
     <w:p>
       <w:r>
         <w:pict w14:anchorId="68231600">
-          <v:rect id="_x0000_i1114" style="width:0;height:1.5pt" o:hralign="center" o:hrstd="t" o:hr="t" fillcolor="#a0a0a0" stroked="f"/>
+          <v:rect id="_x0000_i1116" style="width:0;height:1.5pt" o:hralign="center" o:hrstd="t" o:hr="t" fillcolor="#a0a0a0" stroked="f"/>
         </w:pict>
       </w:r>
     </w:p>
@@ -20090,7 +20100,7 @@
     <w:p>
       <w:r>
         <w:pict w14:anchorId="250FE88D">
-          <v:rect id="_x0000_i1115" style="width:0;height:1.5pt" o:hralign="center" o:hrstd="t" o:hr="t" fillcolor="#a0a0a0" stroked="f"/>
+          <v:rect id="_x0000_i1117" style="width:0;height:1.5pt" o:hralign="center" o:hrstd="t" o:hr="t" fillcolor="#a0a0a0" stroked="f"/>
         </w:pict>
       </w:r>
     </w:p>
@@ -20285,7 +20295,7 @@
     <w:p>
       <w:r>
         <w:pict w14:anchorId="6E5927EF">
-          <v:rect id="_x0000_i1116" style="width:0;height:1.5pt" o:hralign="center" o:hrstd="t" o:hr="t" fillcolor="#a0a0a0" stroked="f"/>
+          <v:rect id="_x0000_i1118" style="width:0;height:1.5pt" o:hralign="center" o:hrstd="t" o:hr="t" fillcolor="#a0a0a0" stroked="f"/>
         </w:pict>
       </w:r>
     </w:p>
@@ -20460,7 +20470,7 @@
     <w:p>
       <w:r>
         <w:pict w14:anchorId="6D5DFD4C">
-          <v:rect id="_x0000_i1117" style="width:0;height:1.5pt" o:hralign="center" o:hrstd="t" o:hr="t" fillcolor="#a0a0a0" stroked="f"/>
+          <v:rect id="_x0000_i1119" style="width:0;height:1.5pt" o:hralign="center" o:hrstd="t" o:hr="t" fillcolor="#a0a0a0" stroked="f"/>
         </w:pict>
       </w:r>
     </w:p>
@@ -20723,7 +20733,7 @@
     <w:p>
       <w:r>
         <w:pict w14:anchorId="49CB4804">
-          <v:rect id="_x0000_i1118" style="width:0;height:1.5pt" o:hralign="center" o:hrstd="t" o:hr="t" fillcolor="#a0a0a0" stroked="f"/>
+          <v:rect id="_x0000_i1120" style="width:0;height:1.5pt" o:hralign="center" o:hrstd="t" o:hr="t" fillcolor="#a0a0a0" stroked="f"/>
         </w:pict>
       </w:r>
     </w:p>
@@ -20898,7 +20908,7 @@
     <w:p>
       <w:r>
         <w:pict w14:anchorId="1696A197">
-          <v:rect id="_x0000_i1119" style="width:0;height:1.5pt" o:hralign="center" o:hrstd="t" o:hr="t" fillcolor="#a0a0a0" stroked="f"/>
+          <v:rect id="_x0000_i1121" style="width:0;height:1.5pt" o:hralign="center" o:hrstd="t" o:hr="t" fillcolor="#a0a0a0" stroked="f"/>
         </w:pict>
       </w:r>
     </w:p>
@@ -20971,7 +20981,7 @@
       <w:pPr>
         <w:numPr>
           <w:ilvl w:val="0"/>
-          <w:numId w:val="51"/>
+          <w:numId w:val="41"/>
         </w:numPr>
       </w:pPr>
       <w:r>
@@ -20982,7 +20992,7 @@
       <w:pPr>
         <w:numPr>
           <w:ilvl w:val="0"/>
-          <w:numId w:val="51"/>
+          <w:numId w:val="41"/>
         </w:numPr>
       </w:pPr>
       <w:r>
@@ -20991,111 +21001,8 @@
     </w:p>
     <w:p>
       <w:r>
-        <w:pict w14:anchorId="2BC1D30E">
-          <v:rect id="_x0000_i1120" style="width:0;height:1.5pt" o:hralign="center" o:hrstd="t" o:hr="t" fillcolor="#a0a0a0" stroked="f"/>
-        </w:pict>
-      </w:r>
-    </w:p>
-    <w:p>
-      <w:pPr>
-        <w:rPr>
-          <w:b/>
-          <w:bCs/>
-        </w:rPr>
-      </w:pPr>
-      <w:r>
-        <w:rPr>
-          <w:b/>
-          <w:bCs/>
-        </w:rPr>
-        <w:t>Advanced OOP Concepts</w:t>
-      </w:r>
-    </w:p>
-    <w:p>
-      <w:pPr>
-        <w:rPr>
-          <w:b/>
-          <w:bCs/>
-        </w:rPr>
-      </w:pPr>
-      <w:r>
-        <w:rPr>
-          <w:b/>
-          <w:bCs/>
-        </w:rPr>
-        <w:t>1. Method Overloading (Simulated)</w:t>
-      </w:r>
-    </w:p>
-    <w:p>
-      <w:r>
-        <w:t>Python does not support traditional overloading but allows flexible arguments.</w:t>
-      </w:r>
-    </w:p>
-    <w:p>
-      <w:pPr>
-        <w:rPr>
-          <w:b/>
-          <w:bCs/>
-        </w:rPr>
-      </w:pPr>
-      <w:r>
-        <w:rPr>
-          <w:b/>
-          <w:bCs/>
-        </w:rPr>
-        <w:t>2. Dynamic Binding</w:t>
-      </w:r>
-    </w:p>
-    <w:p>
-      <w:r>
-        <w:t>Method calls resolved at runtime.</w:t>
-      </w:r>
-    </w:p>
-    <w:p>
-      <w:pPr>
-        <w:rPr>
-          <w:b/>
-          <w:bCs/>
-        </w:rPr>
-      </w:pPr>
-      <w:r>
-        <w:rPr>
-          <w:b/>
-          <w:bCs/>
-        </w:rPr>
-        <w:lastRenderedPageBreak/>
-        <w:t>3. Object Introspection</w:t>
-      </w:r>
-    </w:p>
-    <w:p>
-      <w:r>
-        <w:t>Python allows runtime inspection of objects.</w:t>
-      </w:r>
-    </w:p>
-    <w:p>
-      <w:pPr>
-        <w:rPr>
-          <w:b/>
-          <w:bCs/>
-        </w:rPr>
-      </w:pPr>
-      <w:r>
-        <w:rPr>
-          <w:b/>
-          <w:bCs/>
-        </w:rPr>
-        <w:t>4. Metaclasses (Advanced)</w:t>
-      </w:r>
-    </w:p>
-    <w:p>
-      <w:r>
-        <w:t>Classes that define behavior of other classes.</w:t>
-      </w:r>
-    </w:p>
-    <w:p>
-      <w:r>
         <w:pict w14:anchorId="45CA9894">
-          <v:rect id="_x0000_i1121" style="width:0;height:1.5pt" o:hralign="center" o:hrstd="t" o:hr="t" fillcolor="#a0a0a0" stroked="f"/>
+          <v:rect id="_x0000_i1182" style="width:0;height:1.5pt" o:hralign="center" o:hrstd="t" o:hr="t" fillcolor="#a0a0a0" stroked="f"/>
         </w:pict>
       </w:r>
     </w:p>
@@ -21241,6 +21148,7 @@
               <w:spacing w:after="160" w:line="259" w:lineRule="auto"/>
             </w:pPr>
             <w:r>
+              <w:lastRenderedPageBreak/>
               <w:t>Observer</w:t>
             </w:r>
           </w:p>
@@ -21297,7 +21205,7 @@
     <w:p>
       <w:r>
         <w:pict w14:anchorId="084C2D1A">
-          <v:rect id="_x0000_i1122" style="width:0;height:1.5pt" o:hralign="center" o:hrstd="t" o:hr="t" fillcolor="#a0a0a0" stroked="f"/>
+          <v:rect id="_x0000_i1124" style="width:0;height:1.5pt" o:hralign="center" o:hrstd="t" o:hr="t" fillcolor="#a0a0a0" stroked="f"/>
         </w:pict>
       </w:r>
     </w:p>
@@ -21534,7 +21442,7 @@
     <w:p>
       <w:r>
         <w:pict w14:anchorId="6D6AEEEC">
-          <v:rect id="_x0000_i1123" style="width:0;height:1.5pt" o:hralign="center" o:hrstd="t" o:hr="t" fillcolor="#a0a0a0" stroked="f"/>
+          <v:rect id="_x0000_i1125" style="width:0;height:1.5pt" o:hralign="center" o:hrstd="t" o:hr="t" fillcolor="#a0a0a0" stroked="f"/>
         </w:pict>
       </w:r>
     </w:p>
@@ -21736,7 +21644,7 @@
     <w:p>
       <w:r>
         <w:pict w14:anchorId="3A5CC194">
-          <v:rect id="_x0000_i1124" style="width:0;height:1.5pt" o:hralign="center" o:hrstd="t" o:hr="t" fillcolor="#a0a0a0" stroked="f"/>
+          <v:rect id="_x0000_i1126" style="width:0;height:1.5pt" o:hralign="center" o:hrstd="t" o:hr="t" fillcolor="#a0a0a0" stroked="f"/>
         </w:pict>
       </w:r>
     </w:p>
@@ -21764,7 +21672,7 @@
       <w:pPr>
         <w:numPr>
           <w:ilvl w:val="0"/>
-          <w:numId w:val="52"/>
+          <w:numId w:val="42"/>
         </w:numPr>
       </w:pPr>
       <w:r>
@@ -21775,7 +21683,7 @@
       <w:pPr>
         <w:numPr>
           <w:ilvl w:val="0"/>
-          <w:numId w:val="52"/>
+          <w:numId w:val="42"/>
         </w:numPr>
       </w:pPr>
       <w:r>
@@ -21786,11 +21694,10 @@
       <w:pPr>
         <w:numPr>
           <w:ilvl w:val="0"/>
-          <w:numId w:val="52"/>
+          <w:numId w:val="42"/>
         </w:numPr>
       </w:pPr>
       <w:r>
-        <w:lastRenderedPageBreak/>
         <w:t>Implementing encapsulation, inheritance, polymorphism, and abstraction</w:t>
       </w:r>
     </w:p>
@@ -21798,7 +21705,7 @@
       <w:pPr>
         <w:numPr>
           <w:ilvl w:val="0"/>
-          <w:numId w:val="52"/>
+          <w:numId w:val="42"/>
         </w:numPr>
       </w:pPr>
       <w:r>
@@ -21809,7 +21716,7 @@
       <w:pPr>
         <w:numPr>
           <w:ilvl w:val="0"/>
-          <w:numId w:val="52"/>
+          <w:numId w:val="42"/>
         </w:numPr>
       </w:pPr>
       <w:r>
@@ -24314,7 +24221,7 @@
       <w:pPr>
         <w:numPr>
           <w:ilvl w:val="0"/>
-          <w:numId w:val="53"/>
+          <w:numId w:val="43"/>
         </w:numPr>
       </w:pPr>
       <w:r>
@@ -24325,7 +24232,7 @@
       <w:pPr>
         <w:numPr>
           <w:ilvl w:val="0"/>
-          <w:numId w:val="53"/>
+          <w:numId w:val="43"/>
         </w:numPr>
       </w:pPr>
       <w:r>
@@ -24336,7 +24243,7 @@
       <w:pPr>
         <w:numPr>
           <w:ilvl w:val="0"/>
-          <w:numId w:val="53"/>
+          <w:numId w:val="43"/>
         </w:numPr>
       </w:pPr>
       <w:r>
@@ -24347,7 +24254,7 @@
       <w:pPr>
         <w:numPr>
           <w:ilvl w:val="0"/>
-          <w:numId w:val="53"/>
+          <w:numId w:val="43"/>
         </w:numPr>
       </w:pPr>
       <w:r>
@@ -24358,7 +24265,7 @@
       <w:pPr>
         <w:numPr>
           <w:ilvl w:val="0"/>
-          <w:numId w:val="53"/>
+          <w:numId w:val="43"/>
         </w:numPr>
       </w:pPr>
       <w:r>
@@ -24368,7 +24275,7 @@
     <w:p>
       <w:r>
         <w:pict w14:anchorId="7E239392">
-          <v:rect id="_x0000_i1257" style="width:0;height:1.5pt" o:hralign="center" o:hrstd="t" o:hr="t" fillcolor="#a0a0a0" stroked="f"/>
+          <v:rect id="_x0000_i1127" style="width:0;height:1.5pt" o:hralign="center" o:hrstd="t" o:hr="t" fillcolor="#a0a0a0" stroked="f"/>
         </w:pict>
       </w:r>
     </w:p>
@@ -24483,7 +24390,7 @@
       <w:pPr>
         <w:numPr>
           <w:ilvl w:val="0"/>
-          <w:numId w:val="54"/>
+          <w:numId w:val="44"/>
         </w:numPr>
       </w:pPr>
       <w:r>
@@ -24501,7 +24408,7 @@
       <w:pPr>
         <w:numPr>
           <w:ilvl w:val="0"/>
-          <w:numId w:val="54"/>
+          <w:numId w:val="44"/>
         </w:numPr>
       </w:pPr>
       <w:r>
@@ -24519,7 +24426,7 @@
       <w:pPr>
         <w:numPr>
           <w:ilvl w:val="0"/>
-          <w:numId w:val="54"/>
+          <w:numId w:val="44"/>
         </w:numPr>
       </w:pPr>
       <w:r>
@@ -24537,7 +24444,7 @@
       <w:pPr>
         <w:numPr>
           <w:ilvl w:val="0"/>
-          <w:numId w:val="54"/>
+          <w:numId w:val="44"/>
         </w:numPr>
       </w:pPr>
       <w:r>
@@ -24554,7 +24461,7 @@
     <w:p>
       <w:r>
         <w:pict w14:anchorId="35E1397B">
-          <v:rect id="_x0000_i1258" style="width:0;height:1.5pt" o:hralign="center" o:hrstd="t" o:hr="t" fillcolor="#a0a0a0" stroked="f"/>
+          <v:rect id="_x0000_i1128" style="width:0;height:1.5pt" o:hralign="center" o:hrstd="t" o:hr="t" fillcolor="#a0a0a0" stroked="f"/>
         </w:pict>
       </w:r>
     </w:p>
@@ -24577,7 +24484,7 @@
       <w:pPr>
         <w:numPr>
           <w:ilvl w:val="0"/>
-          <w:numId w:val="55"/>
+          <w:numId w:val="45"/>
         </w:numPr>
       </w:pPr>
       <w:r>
@@ -24595,7 +24502,7 @@
       <w:pPr>
         <w:numPr>
           <w:ilvl w:val="0"/>
-          <w:numId w:val="55"/>
+          <w:numId w:val="45"/>
         </w:numPr>
       </w:pPr>
       <w:r>
@@ -24613,7 +24520,7 @@
       <w:pPr>
         <w:numPr>
           <w:ilvl w:val="0"/>
-          <w:numId w:val="55"/>
+          <w:numId w:val="45"/>
         </w:numPr>
       </w:pPr>
       <w:r>
@@ -24624,7 +24531,7 @@
       <w:pPr>
         <w:numPr>
           <w:ilvl w:val="0"/>
-          <w:numId w:val="55"/>
+          <w:numId w:val="45"/>
         </w:numPr>
       </w:pPr>
       <w:r>
@@ -24650,7 +24557,7 @@
     <w:p>
       <w:r>
         <w:pict w14:anchorId="1C66FDD3">
-          <v:rect id="_x0000_i1259" style="width:0;height:1.5pt" o:hralign="center" o:hrstd="t" o:hr="t" fillcolor="#a0a0a0" stroked="f"/>
+          <v:rect id="_x0000_i1129" style="width:0;height:1.5pt" o:hralign="center" o:hrstd="t" o:hr="t" fillcolor="#a0a0a0" stroked="f"/>
         </w:pict>
       </w:r>
     </w:p>
@@ -24718,7 +24625,7 @@
       <w:pPr>
         <w:numPr>
           <w:ilvl w:val="0"/>
-          <w:numId w:val="56"/>
+          <w:numId w:val="46"/>
         </w:numPr>
       </w:pPr>
       <w:r>
@@ -24729,7 +24636,7 @@
       <w:pPr>
         <w:numPr>
           <w:ilvl w:val="0"/>
-          <w:numId w:val="56"/>
+          <w:numId w:val="46"/>
         </w:numPr>
       </w:pPr>
       <w:r>
@@ -24740,7 +24647,7 @@
       <w:pPr>
         <w:numPr>
           <w:ilvl w:val="0"/>
-          <w:numId w:val="56"/>
+          <w:numId w:val="46"/>
         </w:numPr>
       </w:pPr>
       <w:r>
@@ -24751,7 +24658,7 @@
       <w:pPr>
         <w:numPr>
           <w:ilvl w:val="0"/>
-          <w:numId w:val="56"/>
+          <w:numId w:val="46"/>
         </w:numPr>
       </w:pPr>
       <w:r>
@@ -24761,7 +24668,7 @@
     <w:p>
       <w:r>
         <w:pict w14:anchorId="36244ED6">
-          <v:rect id="_x0000_i1260" style="width:0;height:1.5pt" o:hralign="center" o:hrstd="t" o:hr="t" fillcolor="#a0a0a0" stroked="f"/>
+          <v:rect id="_x0000_i1130" style="width:0;height:1.5pt" o:hralign="center" o:hrstd="t" o:hr="t" fillcolor="#a0a0a0" stroked="f"/>
         </w:pict>
       </w:r>
     </w:p>
@@ -24808,7 +24715,7 @@
     <w:p>
       <w:r>
         <w:pict w14:anchorId="29F130A6">
-          <v:rect id="_x0000_i1261" style="width:0;height:1.5pt" o:hralign="center" o:hrstd="t" o:hr="t" fillcolor="#a0a0a0" stroked="f"/>
+          <v:rect id="_x0000_i1131" style="width:0;height:1.5pt" o:hralign="center" o:hrstd="t" o:hr="t" fillcolor="#a0a0a0" stroked="f"/>
         </w:pict>
       </w:r>
     </w:p>
@@ -24876,7 +24783,7 @@
     <w:p>
       <w:r>
         <w:pict w14:anchorId="24E42008">
-          <v:rect id="_x0000_i1262" style="width:0;height:1.5pt" o:hralign="center" o:hrstd="t" o:hr="t" fillcolor="#a0a0a0" stroked="f"/>
+          <v:rect id="_x0000_i1132" style="width:0;height:1.5pt" o:hralign="center" o:hrstd="t" o:hr="t" fillcolor="#a0a0a0" stroked="f"/>
         </w:pict>
       </w:r>
     </w:p>
@@ -24972,7 +24879,7 @@
       <w:pPr>
         <w:numPr>
           <w:ilvl w:val="0"/>
-          <w:numId w:val="57"/>
+          <w:numId w:val="47"/>
         </w:numPr>
       </w:pPr>
       <w:r>
@@ -24983,7 +24890,7 @@
       <w:pPr>
         <w:numPr>
           <w:ilvl w:val="0"/>
-          <w:numId w:val="57"/>
+          <w:numId w:val="47"/>
         </w:numPr>
       </w:pPr>
       <w:r>
@@ -25013,7 +24920,7 @@
     <w:p>
       <w:r>
         <w:pict w14:anchorId="43901DAF">
-          <v:rect id="_x0000_i1264" style="width:0;height:1.5pt" o:hralign="center" o:hrstd="t" o:hr="t" fillcolor="#a0a0a0" stroked="f"/>
+          <v:rect id="_x0000_i1133" style="width:0;height:1.5pt" o:hralign="center" o:hrstd="t" o:hr="t" fillcolor="#a0a0a0" stroked="f"/>
         </w:pict>
       </w:r>
     </w:p>
@@ -25066,7 +24973,7 @@
     <w:p>
       <w:r>
         <w:pict w14:anchorId="0ACFAAF4">
-          <v:rect id="_x0000_i1265" style="width:0;height:1.5pt" o:hralign="center" o:hrstd="t" o:hr="t" fillcolor="#a0a0a0" stroked="f"/>
+          <v:rect id="_x0000_i1134" style="width:0;height:1.5pt" o:hralign="center" o:hrstd="t" o:hr="t" fillcolor="#a0a0a0" stroked="f"/>
         </w:pict>
       </w:r>
     </w:p>
@@ -25141,7 +25048,7 @@
     <w:p>
       <w:r>
         <w:pict w14:anchorId="5BDE0717">
-          <v:rect id="_x0000_i1266" style="width:0;height:1.5pt" o:hralign="center" o:hrstd="t" o:hr="t" fillcolor="#a0a0a0" stroked="f"/>
+          <v:rect id="_x0000_i1135" style="width:0;height:1.5pt" o:hralign="center" o:hrstd="t" o:hr="t" fillcolor="#a0a0a0" stroked="f"/>
         </w:pict>
       </w:r>
     </w:p>
@@ -25188,7 +25095,7 @@
     <w:p>
       <w:r>
         <w:pict w14:anchorId="6FC2DCE3">
-          <v:rect id="_x0000_i1267" style="width:0;height:1.5pt" o:hralign="center" o:hrstd="t" o:hr="t" fillcolor="#a0a0a0" stroked="f"/>
+          <v:rect id="_x0000_i1136" style="width:0;height:1.5pt" o:hralign="center" o:hrstd="t" o:hr="t" fillcolor="#a0a0a0" stroked="f"/>
         </w:pict>
       </w:r>
     </w:p>
@@ -25236,7 +25143,7 @@
     <w:p>
       <w:r>
         <w:pict w14:anchorId="21A0E102">
-          <v:rect id="_x0000_i1268" style="width:0;height:1.5pt" o:hralign="center" o:hrstd="t" o:hr="t" fillcolor="#a0a0a0" stroked="f"/>
+          <v:rect id="_x0000_i1137" style="width:0;height:1.5pt" o:hralign="center" o:hrstd="t" o:hr="t" fillcolor="#a0a0a0" stroked="f"/>
         </w:pict>
       </w:r>
     </w:p>
@@ -25279,7 +25186,7 @@
     <w:p>
       <w:r>
         <w:pict w14:anchorId="33E4DCF9">
-          <v:rect id="_x0000_i1269" style="width:0;height:1.5pt" o:hralign="center" o:hrstd="t" o:hr="t" fillcolor="#a0a0a0" stroked="f"/>
+          <v:rect id="_x0000_i1138" style="width:0;height:1.5pt" o:hralign="center" o:hrstd="t" o:hr="t" fillcolor="#a0a0a0" stroked="f"/>
         </w:pict>
       </w:r>
     </w:p>
@@ -25307,7 +25214,7 @@
       <w:pPr>
         <w:numPr>
           <w:ilvl w:val="0"/>
-          <w:numId w:val="58"/>
+          <w:numId w:val="48"/>
         </w:numPr>
       </w:pPr>
       <w:r>
@@ -25318,7 +25225,7 @@
       <w:pPr>
         <w:numPr>
           <w:ilvl w:val="0"/>
-          <w:numId w:val="58"/>
+          <w:numId w:val="48"/>
         </w:numPr>
       </w:pPr>
       <w:r>
@@ -25354,7 +25261,7 @@
     <w:p>
       <w:r>
         <w:pict w14:anchorId="6DFE0EBA">
-          <v:rect id="_x0000_i1270" style="width:0;height:1.5pt" o:hralign="center" o:hrstd="t" o:hr="t" fillcolor="#a0a0a0" stroked="f"/>
+          <v:rect id="_x0000_i1139" style="width:0;height:1.5pt" o:hralign="center" o:hrstd="t" o:hr="t" fillcolor="#a0a0a0" stroked="f"/>
         </w:pict>
       </w:r>
     </w:p>
@@ -25382,7 +25289,7 @@
       <w:pPr>
         <w:numPr>
           <w:ilvl w:val="0"/>
-          <w:numId w:val="59"/>
+          <w:numId w:val="49"/>
         </w:numPr>
       </w:pPr>
       <w:r>
@@ -25393,7 +25300,7 @@
       <w:pPr>
         <w:numPr>
           <w:ilvl w:val="0"/>
-          <w:numId w:val="59"/>
+          <w:numId w:val="49"/>
         </w:numPr>
       </w:pPr>
       <w:r>
@@ -25443,7 +25350,7 @@
     <w:p>
       <w:r>
         <w:pict w14:anchorId="4687E058">
-          <v:rect id="_x0000_i1271" style="width:0;height:1.5pt" o:hralign="center" o:hrstd="t" o:hr="t" fillcolor="#a0a0a0" stroked="f"/>
+          <v:rect id="_x0000_i1140" style="width:0;height:1.5pt" o:hralign="center" o:hrstd="t" o:hr="t" fillcolor="#a0a0a0" stroked="f"/>
         </w:pict>
       </w:r>
     </w:p>
@@ -25772,7 +25679,7 @@
     <w:p>
       <w:r>
         <w:pict w14:anchorId="65B663A9">
-          <v:rect id="_x0000_i1272" style="width:0;height:1.5pt" o:hralign="center" o:hrstd="t" o:hr="t" fillcolor="#a0a0a0" stroked="f"/>
+          <v:rect id="_x0000_i1141" style="width:0;height:1.5pt" o:hralign="center" o:hrstd="t" o:hr="t" fillcolor="#a0a0a0" stroked="f"/>
         </w:pict>
       </w:r>
     </w:p>
@@ -25795,7 +25702,7 @@
       <w:pPr>
         <w:numPr>
           <w:ilvl w:val="0"/>
-          <w:numId w:val="60"/>
+          <w:numId w:val="50"/>
         </w:numPr>
       </w:pPr>
       <w:r>
@@ -25806,7 +25713,7 @@
       <w:pPr>
         <w:numPr>
           <w:ilvl w:val="0"/>
-          <w:numId w:val="60"/>
+          <w:numId w:val="50"/>
         </w:numPr>
       </w:pPr>
       <w:r>
@@ -25817,7 +25724,7 @@
       <w:pPr>
         <w:numPr>
           <w:ilvl w:val="0"/>
-          <w:numId w:val="60"/>
+          <w:numId w:val="50"/>
         </w:numPr>
       </w:pPr>
       <w:r>
@@ -25828,7 +25735,7 @@
       <w:pPr>
         <w:numPr>
           <w:ilvl w:val="0"/>
-          <w:numId w:val="60"/>
+          <w:numId w:val="50"/>
         </w:numPr>
       </w:pPr>
       <w:r>
@@ -25839,7 +25746,7 @@
       <w:pPr>
         <w:numPr>
           <w:ilvl w:val="0"/>
-          <w:numId w:val="60"/>
+          <w:numId w:val="50"/>
         </w:numPr>
       </w:pPr>
       <w:r>
@@ -25849,7 +25756,7 @@
     <w:p>
       <w:r>
         <w:pict w14:anchorId="211A467A">
-          <v:rect id="_x0000_i1273" style="width:0;height:1.5pt" o:hralign="center" o:hrstd="t" o:hr="t" fillcolor="#a0a0a0" stroked="f"/>
+          <v:rect id="_x0000_i1142" style="width:0;height:1.5pt" o:hralign="center" o:hrstd="t" o:hr="t" fillcolor="#a0a0a0" stroked="f"/>
         </w:pict>
       </w:r>
     </w:p>
@@ -25872,7 +25779,7 @@
       <w:pPr>
         <w:numPr>
           <w:ilvl w:val="0"/>
-          <w:numId w:val="61"/>
+          <w:numId w:val="51"/>
         </w:numPr>
       </w:pPr>
       <w:r>
@@ -25883,7 +25790,7 @@
       <w:pPr>
         <w:numPr>
           <w:ilvl w:val="0"/>
-          <w:numId w:val="61"/>
+          <w:numId w:val="51"/>
         </w:numPr>
       </w:pPr>
       <w:r>
@@ -25894,7 +25801,7 @@
       <w:pPr>
         <w:numPr>
           <w:ilvl w:val="0"/>
-          <w:numId w:val="61"/>
+          <w:numId w:val="51"/>
         </w:numPr>
       </w:pPr>
       <w:r>
@@ -25904,7 +25811,7 @@
     <w:p>
       <w:r>
         <w:pict w14:anchorId="080E885F">
-          <v:rect id="_x0000_i1274" style="width:0;height:1.5pt" o:hralign="center" o:hrstd="t" o:hr="t" fillcolor="#a0a0a0" stroked="f"/>
+          <v:rect id="_x0000_i1143" style="width:0;height:1.5pt" o:hralign="center" o:hrstd="t" o:hr="t" fillcolor="#a0a0a0" stroked="f"/>
         </w:pict>
       </w:r>
     </w:p>
@@ -25927,7 +25834,7 @@
       <w:pPr>
         <w:numPr>
           <w:ilvl w:val="0"/>
-          <w:numId w:val="62"/>
+          <w:numId w:val="52"/>
         </w:numPr>
       </w:pPr>
       <w:r>
@@ -25938,7 +25845,7 @@
       <w:pPr>
         <w:numPr>
           <w:ilvl w:val="0"/>
-          <w:numId w:val="62"/>
+          <w:numId w:val="52"/>
         </w:numPr>
       </w:pPr>
       <w:r>
@@ -25949,7 +25856,7 @@
       <w:pPr>
         <w:numPr>
           <w:ilvl w:val="0"/>
-          <w:numId w:val="62"/>
+          <w:numId w:val="52"/>
         </w:numPr>
       </w:pPr>
       <w:r>
@@ -25960,7 +25867,7 @@
       <w:pPr>
         <w:numPr>
           <w:ilvl w:val="0"/>
-          <w:numId w:val="62"/>
+          <w:numId w:val="52"/>
         </w:numPr>
       </w:pPr>
       <w:r>
@@ -25971,7 +25878,7 @@
       <w:pPr>
         <w:numPr>
           <w:ilvl w:val="0"/>
-          <w:numId w:val="62"/>
+          <w:numId w:val="52"/>
         </w:numPr>
       </w:pPr>
       <w:r>
@@ -25981,7 +25888,7 @@
     <w:p>
       <w:r>
         <w:pict w14:anchorId="30925404">
-          <v:rect id="_x0000_i1275" style="width:0;height:1.5pt" o:hralign="center" o:hrstd="t" o:hr="t" fillcolor="#a0a0a0" stroked="f"/>
+          <v:rect id="_x0000_i1144" style="width:0;height:1.5pt" o:hralign="center" o:hrstd="t" o:hr="t" fillcolor="#a0a0a0" stroked="f"/>
         </w:pict>
       </w:r>
     </w:p>
@@ -26109,7 +26016,7 @@
     <w:p>
       <w:r>
         <w:pict w14:anchorId="3ECCCABB">
-          <v:rect id="_x0000_i1449" style="width:0;height:1.5pt" o:hralign="center" o:hrstd="t" o:hr="t" fillcolor="#a0a0a0" stroked="f"/>
+          <v:rect id="_x0000_i1145" style="width:0;height:1.5pt" o:hralign="center" o:hrstd="t" o:hr="t" fillcolor="#a0a0a0" stroked="f"/>
         </w:pict>
       </w:r>
     </w:p>
@@ -26151,7 +26058,7 @@
     <w:p>
       <w:r>
         <w:pict w14:anchorId="518A4DAF">
-          <v:rect id="_x0000_i1450" style="width:0;height:1.5pt" o:hralign="center" o:hrstd="t" o:hr="t" fillcolor="#a0a0a0" stroked="f"/>
+          <v:rect id="_x0000_i1146" style="width:0;height:1.5pt" o:hralign="center" o:hrstd="t" o:hr="t" fillcolor="#a0a0a0" stroked="f"/>
         </w:pict>
       </w:r>
     </w:p>
@@ -26203,7 +26110,7 @@
     <w:p>
       <w:r>
         <w:pict w14:anchorId="41D3260A">
-          <v:rect id="_x0000_i1451" style="width:0;height:1.5pt" o:hralign="center" o:hrstd="t" o:hr="t" fillcolor="#a0a0a0" stroked="f"/>
+          <v:rect id="_x0000_i1147" style="width:0;height:1.5pt" o:hralign="center" o:hrstd="t" o:hr="t" fillcolor="#a0a0a0" stroked="f"/>
         </w:pict>
       </w:r>
     </w:p>
@@ -26240,7 +26147,7 @@
     <w:p>
       <w:r>
         <w:pict w14:anchorId="5C6723F3">
-          <v:rect id="_x0000_i1452" style="width:0;height:1.5pt" o:hralign="center" o:hrstd="t" o:hr="t" fillcolor="#a0a0a0" stroked="f"/>
+          <v:rect id="_x0000_i1148" style="width:0;height:1.5pt" o:hralign="center" o:hrstd="t" o:hr="t" fillcolor="#a0a0a0" stroked="f"/>
         </w:pict>
       </w:r>
     </w:p>
@@ -26277,7 +26184,7 @@
     <w:p>
       <w:r>
         <w:pict w14:anchorId="7BDB04B4">
-          <v:rect id="_x0000_i1453" style="width:0;height:1.5pt" o:hralign="center" o:hrstd="t" o:hr="t" fillcolor="#a0a0a0" stroked="f"/>
+          <v:rect id="_x0000_i1149" style="width:0;height:1.5pt" o:hralign="center" o:hrstd="t" o:hr="t" fillcolor="#a0a0a0" stroked="f"/>
         </w:pict>
       </w:r>
     </w:p>
@@ -26305,7 +26212,7 @@
     <w:p>
       <w:r>
         <w:pict w14:anchorId="1C506F05">
-          <v:rect id="_x0000_i1454" style="width:0;height:1.5pt" o:hralign="center" o:hrstd="t" o:hr="t" fillcolor="#a0a0a0" stroked="f"/>
+          <v:rect id="_x0000_i1150" style="width:0;height:1.5pt" o:hralign="center" o:hrstd="t" o:hr="t" fillcolor="#a0a0a0" stroked="f"/>
         </w:pict>
       </w:r>
     </w:p>
@@ -26347,7 +26254,7 @@
     <w:p>
       <w:r>
         <w:pict w14:anchorId="54BFCF95">
-          <v:rect id="_x0000_i1455" style="width:0;height:1.5pt" o:hralign="center" o:hrstd="t" o:hr="t" fillcolor="#a0a0a0" stroked="f"/>
+          <v:rect id="_x0000_i1151" style="width:0;height:1.5pt" o:hralign="center" o:hrstd="t" o:hr="t" fillcolor="#a0a0a0" stroked="f"/>
         </w:pict>
       </w:r>
     </w:p>
@@ -26416,7 +26323,7 @@
     <w:p>
       <w:r>
         <w:pict w14:anchorId="5D8B6CE1">
-          <v:rect id="_x0000_i1456" style="width:0;height:1.5pt" o:hralign="center" o:hrstd="t" o:hr="t" fillcolor="#a0a0a0" stroked="f"/>
+          <v:rect id="_x0000_i1152" style="width:0;height:1.5pt" o:hralign="center" o:hrstd="t" o:hr="t" fillcolor="#a0a0a0" stroked="f"/>
         </w:pict>
       </w:r>
     </w:p>
@@ -26439,7 +26346,7 @@
       <w:pPr>
         <w:numPr>
           <w:ilvl w:val="0"/>
-          <w:numId w:val="63"/>
+          <w:numId w:val="53"/>
         </w:numPr>
       </w:pPr>
       <w:r>
@@ -26450,7 +26357,7 @@
       <w:pPr>
         <w:numPr>
           <w:ilvl w:val="0"/>
-          <w:numId w:val="63"/>
+          <w:numId w:val="53"/>
         </w:numPr>
       </w:pPr>
       <w:r>
@@ -26461,7 +26368,7 @@
       <w:pPr>
         <w:numPr>
           <w:ilvl w:val="0"/>
-          <w:numId w:val="63"/>
+          <w:numId w:val="53"/>
         </w:numPr>
       </w:pPr>
       <w:r>
@@ -26472,7 +26379,7 @@
       <w:pPr>
         <w:numPr>
           <w:ilvl w:val="0"/>
-          <w:numId w:val="63"/>
+          <w:numId w:val="53"/>
         </w:numPr>
       </w:pPr>
       <w:r>
@@ -26482,7 +26389,7 @@
     <w:p>
       <w:r>
         <w:pict w14:anchorId="48DCE734">
-          <v:rect id="_x0000_i1457" style="width:0;height:1.5pt" o:hralign="center" o:hrstd="t" o:hr="t" fillcolor="#a0a0a0" stroked="f"/>
+          <v:rect id="_x0000_i1153" style="width:0;height:1.5pt" o:hralign="center" o:hrstd="t" o:hr="t" fillcolor="#a0a0a0" stroked="f"/>
         </w:pict>
       </w:r>
     </w:p>
@@ -26505,7 +26412,7 @@
       <w:pPr>
         <w:numPr>
           <w:ilvl w:val="0"/>
-          <w:numId w:val="64"/>
+          <w:numId w:val="54"/>
         </w:numPr>
       </w:pPr>
       <w:r>
@@ -26516,7 +26423,7 @@
       <w:pPr>
         <w:numPr>
           <w:ilvl w:val="0"/>
-          <w:numId w:val="64"/>
+          <w:numId w:val="54"/>
         </w:numPr>
       </w:pPr>
       <w:r>
@@ -26527,7 +26434,7 @@
       <w:pPr>
         <w:numPr>
           <w:ilvl w:val="0"/>
-          <w:numId w:val="64"/>
+          <w:numId w:val="54"/>
         </w:numPr>
       </w:pPr>
       <w:r>
@@ -26539,7 +26446,7 @@
       <w:pPr>
         <w:numPr>
           <w:ilvl w:val="0"/>
-          <w:numId w:val="64"/>
+          <w:numId w:val="54"/>
         </w:numPr>
       </w:pPr>
       <w:r>
@@ -26549,7 +26456,7 @@
     <w:p>
       <w:r>
         <w:pict w14:anchorId="5D9E8C35">
-          <v:rect id="_x0000_i1458" style="width:0;height:1.5pt" o:hralign="center" o:hrstd="t" o:hr="t" fillcolor="#a0a0a0" stroked="f"/>
+          <v:rect id="_x0000_i1154" style="width:0;height:1.5pt" o:hralign="center" o:hrstd="t" o:hr="t" fillcolor="#a0a0a0" stroked="f"/>
         </w:pict>
       </w:r>
     </w:p>
@@ -26611,7 +26518,7 @@
     <w:p>
       <w:r>
         <w:pict w14:anchorId="2675B0B0">
-          <v:rect id="_x0000_i1459" style="width:0;height:1.5pt" o:hralign="center" o:hrstd="t" o:hr="t" fillcolor="#a0a0a0" stroked="f"/>
+          <v:rect id="_x0000_i1155" style="width:0;height:1.5pt" o:hralign="center" o:hrstd="t" o:hr="t" fillcolor="#a0a0a0" stroked="f"/>
         </w:pict>
       </w:r>
     </w:p>
@@ -26813,7 +26720,7 @@
     <w:p>
       <w:r>
         <w:pict w14:anchorId="0C0804D7">
-          <v:rect id="_x0000_i1460" style="width:0;height:1.5pt" o:hralign="center" o:hrstd="t" o:hr="t" fillcolor="#a0a0a0" stroked="f"/>
+          <v:rect id="_x0000_i1156" style="width:0;height:1.5pt" o:hralign="center" o:hrstd="t" o:hr="t" fillcolor="#a0a0a0" stroked="f"/>
         </w:pict>
       </w:r>
     </w:p>
@@ -26836,7 +26743,7 @@
       <w:pPr>
         <w:numPr>
           <w:ilvl w:val="0"/>
-          <w:numId w:val="65"/>
+          <w:numId w:val="55"/>
         </w:numPr>
       </w:pPr>
       <w:r>
@@ -26848,7 +26755,7 @@
       <w:pPr>
         <w:numPr>
           <w:ilvl w:val="0"/>
-          <w:numId w:val="65"/>
+          <w:numId w:val="55"/>
         </w:numPr>
       </w:pPr>
       <w:r>
@@ -26859,7 +26766,7 @@
       <w:pPr>
         <w:numPr>
           <w:ilvl w:val="0"/>
-          <w:numId w:val="65"/>
+          <w:numId w:val="55"/>
         </w:numPr>
       </w:pPr>
       <w:r>
@@ -26869,7 +26776,7 @@
     <w:p>
       <w:r>
         <w:pict w14:anchorId="2AAE68B9">
-          <v:rect id="_x0000_i1461" style="width:0;height:1.5pt" o:hralign="center" o:hrstd="t" o:hr="t" fillcolor="#a0a0a0" stroked="f"/>
+          <v:rect id="_x0000_i1157" style="width:0;height:1.5pt" o:hralign="center" o:hrstd="t" o:hr="t" fillcolor="#a0a0a0" stroked="f"/>
         </w:pict>
       </w:r>
     </w:p>
@@ -26918,7 +26825,7 @@
     <w:p>
       <w:r>
         <w:pict w14:anchorId="7FF45905">
-          <v:rect id="_x0000_i1462" style="width:0;height:1.5pt" o:hralign="center" o:hrstd="t" o:hr="t" fillcolor="#a0a0a0" stroked="f"/>
+          <v:rect id="_x0000_i1158" style="width:0;height:1.5pt" o:hralign="center" o:hrstd="t" o:hr="t" fillcolor="#a0a0a0" stroked="f"/>
         </w:pict>
       </w:r>
     </w:p>
@@ -26980,7 +26887,7 @@
     <w:p>
       <w:r>
         <w:pict w14:anchorId="5C081086">
-          <v:rect id="_x0000_i1463" style="width:0;height:1.5pt" o:hralign="center" o:hrstd="t" o:hr="t" fillcolor="#a0a0a0" stroked="f"/>
+          <v:rect id="_x0000_i1159" style="width:0;height:1.5pt" o:hralign="center" o:hrstd="t" o:hr="t" fillcolor="#a0a0a0" stroked="f"/>
         </w:pict>
       </w:r>
     </w:p>
@@ -27017,7 +26924,7 @@
     <w:p>
       <w:r>
         <w:pict w14:anchorId="3C6EBA53">
-          <v:rect id="_x0000_i1464" style="width:0;height:1.5pt" o:hralign="center" o:hrstd="t" o:hr="t" fillcolor="#a0a0a0" stroked="f"/>
+          <v:rect id="_x0000_i1160" style="width:0;height:1.5pt" o:hralign="center" o:hrstd="t" o:hr="t" fillcolor="#a0a0a0" stroked="f"/>
         </w:pict>
       </w:r>
     </w:p>
@@ -27040,7 +26947,7 @@
       <w:pPr>
         <w:numPr>
           <w:ilvl w:val="0"/>
-          <w:numId w:val="66"/>
+          <w:numId w:val="56"/>
         </w:numPr>
       </w:pPr>
       <w:r>
@@ -27051,7 +26958,7 @@
       <w:pPr>
         <w:numPr>
           <w:ilvl w:val="0"/>
-          <w:numId w:val="66"/>
+          <w:numId w:val="56"/>
         </w:numPr>
       </w:pPr>
       <w:r>
@@ -27061,7 +26968,7 @@
     <w:p>
       <w:r>
         <w:pict w14:anchorId="7EEECD3A">
-          <v:rect id="_x0000_i1465" style="width:0;height:1.5pt" o:hralign="center" o:hrstd="t" o:hr="t" fillcolor="#a0a0a0" stroked="f"/>
+          <v:rect id="_x0000_i1161" style="width:0;height:1.5pt" o:hralign="center" o:hrstd="t" o:hr="t" fillcolor="#a0a0a0" stroked="f"/>
         </w:pict>
       </w:r>
     </w:p>
@@ -27339,7 +27246,7 @@
     <w:p>
       <w:r>
         <w:pict w14:anchorId="2A442A6D">
-          <v:rect id="_x0000_i1466" style="width:0;height:1.5pt" o:hralign="center" o:hrstd="t" o:hr="t" fillcolor="#a0a0a0" stroked="f"/>
+          <v:rect id="_x0000_i1162" style="width:0;height:1.5pt" o:hralign="center" o:hrstd="t" o:hr="t" fillcolor="#a0a0a0" stroked="f"/>
         </w:pict>
       </w:r>
     </w:p>
@@ -27383,7 +27290,7 @@
       <w:pPr>
         <w:numPr>
           <w:ilvl w:val="0"/>
-          <w:numId w:val="67"/>
+          <w:numId w:val="57"/>
         </w:numPr>
       </w:pPr>
       <w:r>
@@ -27394,7 +27301,7 @@
       <w:pPr>
         <w:numPr>
           <w:ilvl w:val="0"/>
-          <w:numId w:val="67"/>
+          <w:numId w:val="57"/>
         </w:numPr>
       </w:pPr>
       <w:r>
@@ -27405,7 +27312,7 @@
       <w:pPr>
         <w:numPr>
           <w:ilvl w:val="0"/>
-          <w:numId w:val="67"/>
+          <w:numId w:val="57"/>
         </w:numPr>
       </w:pPr>
       <w:r>
@@ -27415,7 +27322,7 @@
     <w:p>
       <w:r>
         <w:pict w14:anchorId="141C50EC">
-          <v:rect id="_x0000_i1467" style="width:0;height:1.5pt" o:hralign="center" o:hrstd="t" o:hr="t" fillcolor="#a0a0a0" stroked="f"/>
+          <v:rect id="_x0000_i1163" style="width:0;height:1.5pt" o:hralign="center" o:hrstd="t" o:hr="t" fillcolor="#a0a0a0" stroked="f"/>
         </w:pict>
       </w:r>
     </w:p>
@@ -27467,7 +27374,7 @@
     <w:p>
       <w:r>
         <w:pict w14:anchorId="1D591F7D">
-          <v:rect id="_x0000_i1468" style="width:0;height:1.5pt" o:hralign="center" o:hrstd="t" o:hr="t" fillcolor="#a0a0a0" stroked="f"/>
+          <v:rect id="_x0000_i1164" style="width:0;height:1.5pt" o:hralign="center" o:hrstd="t" o:hr="t" fillcolor="#a0a0a0" stroked="f"/>
         </w:pict>
       </w:r>
     </w:p>
@@ -27504,7 +27411,7 @@
     <w:p>
       <w:r>
         <w:pict w14:anchorId="7F19C943">
-          <v:rect id="_x0000_i1469" style="width:0;height:1.5pt" o:hralign="center" o:hrstd="t" o:hr="t" fillcolor="#a0a0a0" stroked="f"/>
+          <v:rect id="_x0000_i1165" style="width:0;height:1.5pt" o:hralign="center" o:hrstd="t" o:hr="t" fillcolor="#a0a0a0" stroked="f"/>
         </w:pict>
       </w:r>
     </w:p>
@@ -27531,7 +27438,7 @@
     <w:p>
       <w:r>
         <w:pict w14:anchorId="1B4AFACA">
-          <v:rect id="_x0000_i1470" style="width:0;height:1.5pt" o:hralign="center" o:hrstd="t" o:hr="t" fillcolor="#a0a0a0" stroked="f"/>
+          <v:rect id="_x0000_i1166" style="width:0;height:1.5pt" o:hralign="center" o:hrstd="t" o:hr="t" fillcolor="#a0a0a0" stroked="f"/>
         </w:pict>
       </w:r>
     </w:p>
@@ -27554,7 +27461,7 @@
       <w:pPr>
         <w:numPr>
           <w:ilvl w:val="0"/>
-          <w:numId w:val="68"/>
+          <w:numId w:val="58"/>
         </w:numPr>
       </w:pPr>
       <w:r>
@@ -27565,7 +27472,7 @@
       <w:pPr>
         <w:numPr>
           <w:ilvl w:val="0"/>
-          <w:numId w:val="68"/>
+          <w:numId w:val="58"/>
         </w:numPr>
       </w:pPr>
       <w:r>
@@ -27576,7 +27483,7 @@
       <w:pPr>
         <w:numPr>
           <w:ilvl w:val="0"/>
-          <w:numId w:val="68"/>
+          <w:numId w:val="58"/>
         </w:numPr>
       </w:pPr>
       <w:r>
@@ -27587,7 +27494,7 @@
       <w:pPr>
         <w:numPr>
           <w:ilvl w:val="0"/>
-          <w:numId w:val="68"/>
+          <w:numId w:val="58"/>
         </w:numPr>
       </w:pPr>
       <w:r>
@@ -27597,7 +27504,7 @@
     <w:p>
       <w:r>
         <w:pict w14:anchorId="2683DD25">
-          <v:rect id="_x0000_i1471" style="width:0;height:1.5pt" o:hralign="center" o:hrstd="t" o:hr="t" fillcolor="#a0a0a0" stroked="f"/>
+          <v:rect id="_x0000_i1167" style="width:0;height:1.5pt" o:hralign="center" o:hrstd="t" o:hr="t" fillcolor="#a0a0a0" stroked="f"/>
         </w:pict>
       </w:r>
     </w:p>
@@ -27620,7 +27527,7 @@
       <w:pPr>
         <w:numPr>
           <w:ilvl w:val="0"/>
-          <w:numId w:val="69"/>
+          <w:numId w:val="59"/>
         </w:numPr>
       </w:pPr>
       <w:r>
@@ -27631,7 +27538,7 @@
       <w:pPr>
         <w:numPr>
           <w:ilvl w:val="0"/>
-          <w:numId w:val="69"/>
+          <w:numId w:val="59"/>
         </w:numPr>
       </w:pPr>
       <w:r>
@@ -27643,7 +27550,7 @@
       <w:pPr>
         <w:numPr>
           <w:ilvl w:val="0"/>
-          <w:numId w:val="69"/>
+          <w:numId w:val="59"/>
         </w:numPr>
       </w:pPr>
       <w:r>
@@ -27719,7 +27626,7 @@
     <w:p>
       <w:r>
         <w:pict w14:anchorId="7156EF77">
-          <v:rect id="_x0000_i1557" style="width:0;height:1.5pt" o:hralign="center" o:hrstd="t" o:hr="t" fillcolor="#a0a0a0" stroked="f"/>
+          <v:rect id="_x0000_i1168" style="width:0;height:1.5pt" o:hralign="center" o:hrstd="t" o:hr="t" fillcolor="#a0a0a0" stroked="f"/>
         </w:pict>
       </w:r>
     </w:p>
@@ -27752,7 +27659,7 @@
       <w:pPr>
         <w:numPr>
           <w:ilvl w:val="0"/>
-          <w:numId w:val="70"/>
+          <w:numId w:val="60"/>
         </w:numPr>
       </w:pPr>
       <w:r>
@@ -27763,7 +27670,7 @@
       <w:pPr>
         <w:numPr>
           <w:ilvl w:val="0"/>
-          <w:numId w:val="70"/>
+          <w:numId w:val="60"/>
         </w:numPr>
       </w:pPr>
       <w:r>
@@ -27774,7 +27681,7 @@
       <w:pPr>
         <w:numPr>
           <w:ilvl w:val="0"/>
-          <w:numId w:val="70"/>
+          <w:numId w:val="60"/>
         </w:numPr>
       </w:pPr>
       <w:r>
@@ -27784,7 +27691,7 @@
     <w:p>
       <w:r>
         <w:pict w14:anchorId="2F2D9EB2">
-          <v:rect id="_x0000_i1558" style="width:0;height:1.5pt" o:hralign="center" o:hrstd="t" o:hr="t" fillcolor="#a0a0a0" stroked="f"/>
+          <v:rect id="_x0000_i1169" style="width:0;height:1.5pt" o:hralign="center" o:hrstd="t" o:hr="t" fillcolor="#a0a0a0" stroked="f"/>
         </w:pict>
       </w:r>
     </w:p>
@@ -27831,7 +27738,7 @@
     <w:p>
       <w:r>
         <w:pict w14:anchorId="042DCCE3">
-          <v:rect id="_x0000_i1559" style="width:0;height:1.5pt" o:hralign="center" o:hrstd="t" o:hr="t" fillcolor="#a0a0a0" stroked="f"/>
+          <v:rect id="_x0000_i1170" style="width:0;height:1.5pt" o:hralign="center" o:hrstd="t" o:hr="t" fillcolor="#a0a0a0" stroked="f"/>
         </w:pict>
       </w:r>
     </w:p>
@@ -27873,7 +27780,7 @@
     <w:p>
       <w:r>
         <w:pict w14:anchorId="6C19D91C">
-          <v:rect id="_x0000_i1560" style="width:0;height:1.5pt" o:hralign="center" o:hrstd="t" o:hr="t" fillcolor="#a0a0a0" stroked="f"/>
+          <v:rect id="_x0000_i1171" style="width:0;height:1.5pt" o:hralign="center" o:hrstd="t" o:hr="t" fillcolor="#a0a0a0" stroked="f"/>
         </w:pict>
       </w:r>
     </w:p>
@@ -27936,7 +27843,7 @@
     <w:p>
       <w:r>
         <w:pict w14:anchorId="565E6CA0">
-          <v:rect id="_x0000_i1562" style="width:0;height:1.5pt" o:hralign="center" o:hrstd="t" o:hr="t" fillcolor="#a0a0a0" stroked="f"/>
+          <v:rect id="_x0000_i1172" style="width:0;height:1.5pt" o:hralign="center" o:hrstd="t" o:hr="t" fillcolor="#a0a0a0" stroked="f"/>
         </w:pict>
       </w:r>
     </w:p>
@@ -27959,7 +27866,7 @@
       <w:pPr>
         <w:numPr>
           <w:ilvl w:val="0"/>
-          <w:numId w:val="71"/>
+          <w:numId w:val="61"/>
         </w:numPr>
       </w:pPr>
       <w:r>
@@ -27970,7 +27877,7 @@
       <w:pPr>
         <w:numPr>
           <w:ilvl w:val="0"/>
-          <w:numId w:val="71"/>
+          <w:numId w:val="61"/>
         </w:numPr>
       </w:pPr>
       <w:r>
@@ -27981,7 +27888,7 @@
       <w:pPr>
         <w:numPr>
           <w:ilvl w:val="0"/>
-          <w:numId w:val="71"/>
+          <w:numId w:val="61"/>
         </w:numPr>
       </w:pPr>
       <w:r>
@@ -27991,7 +27898,7 @@
     <w:p>
       <w:r>
         <w:pict w14:anchorId="7F7A252A">
-          <v:rect id="_x0000_i1563" style="width:0;height:1.5pt" o:hralign="center" o:hrstd="t" o:hr="t" fillcolor="#a0a0a0" stroked="f"/>
+          <v:rect id="_x0000_i1173" style="width:0;height:1.5pt" o:hralign="center" o:hrstd="t" o:hr="t" fillcolor="#a0a0a0" stroked="f"/>
         </w:pict>
       </w:r>
     </w:p>
@@ -28014,7 +27921,7 @@
       <w:pPr>
         <w:numPr>
           <w:ilvl w:val="0"/>
-          <w:numId w:val="72"/>
+          <w:numId w:val="62"/>
         </w:numPr>
       </w:pPr>
       <w:r>
@@ -28025,7 +27932,7 @@
       <w:pPr>
         <w:numPr>
           <w:ilvl w:val="0"/>
-          <w:numId w:val="72"/>
+          <w:numId w:val="62"/>
         </w:numPr>
       </w:pPr>
       <w:r>
@@ -28036,7 +27943,7 @@
       <w:pPr>
         <w:numPr>
           <w:ilvl w:val="0"/>
-          <w:numId w:val="72"/>
+          <w:numId w:val="62"/>
         </w:numPr>
       </w:pPr>
       <w:r>
@@ -28046,7 +27953,7 @@
     <w:p>
       <w:r>
         <w:pict w14:anchorId="0BF0C3CE">
-          <v:rect id="_x0000_i1564" style="width:0;height:1.5pt" o:hralign="center" o:hrstd="t" o:hr="t" fillcolor="#a0a0a0" stroked="f"/>
+          <v:rect id="_x0000_i1174" style="width:0;height:1.5pt" o:hralign="center" o:hrstd="t" o:hr="t" fillcolor="#a0a0a0" stroked="f"/>
         </w:pict>
       </w:r>
     </w:p>
@@ -28123,7 +28030,7 @@
     <w:p>
       <w:r>
         <w:pict w14:anchorId="2E947FF1">
-          <v:rect id="_x0000_i1565" style="width:0;height:1.5pt" o:hralign="center" o:hrstd="t" o:hr="t" fillcolor="#a0a0a0" stroked="f"/>
+          <v:rect id="_x0000_i1175" style="width:0;height:1.5pt" o:hralign="center" o:hrstd="t" o:hr="t" fillcolor="#a0a0a0" stroked="f"/>
         </w:pict>
       </w:r>
     </w:p>
@@ -28146,7 +28053,7 @@
       <w:pPr>
         <w:numPr>
           <w:ilvl w:val="0"/>
-          <w:numId w:val="73"/>
+          <w:numId w:val="63"/>
         </w:numPr>
       </w:pPr>
       <w:r>
@@ -28157,7 +28064,7 @@
       <w:pPr>
         <w:numPr>
           <w:ilvl w:val="0"/>
-          <w:numId w:val="73"/>
+          <w:numId w:val="63"/>
         </w:numPr>
       </w:pPr>
       <w:r>
@@ -28168,7 +28075,7 @@
       <w:pPr>
         <w:numPr>
           <w:ilvl w:val="0"/>
-          <w:numId w:val="73"/>
+          <w:numId w:val="63"/>
         </w:numPr>
       </w:pPr>
       <w:r>
@@ -28784,155 +28691,6 @@
     </w:lvl>
   </w:abstractNum>
   <w:abstractNum w:abstractNumId="4" w15:restartNumberingAfterBreak="0">
-    <w:nsid w:val="0B6B3571"/>
-    <w:multiLevelType w:val="multilevel"/>
-    <w:tmpl w:val="E7846C9C"/>
-    <w:lvl w:ilvl="0">
-      <w:start w:val="1"/>
-      <w:numFmt w:val="bullet"/>
-      <w:lvlText w:val=""/>
-      <w:lvlJc w:val="left"/>
-      <w:pPr>
-        <w:tabs>
-          <w:tab w:val="num" w:pos="720"/>
-        </w:tabs>
-        <w:ind w:left="720" w:hanging="360"/>
-      </w:pPr>
-      <w:rPr>
-        <w:rFonts w:ascii="Symbol" w:hAnsi="Symbol" w:hint="default"/>
-        <w:sz w:val="20"/>
-      </w:rPr>
-    </w:lvl>
-    <w:lvl w:ilvl="1" w:tentative="1">
-      <w:start w:val="1"/>
-      <w:numFmt w:val="bullet"/>
-      <w:lvlText w:val="o"/>
-      <w:lvlJc w:val="left"/>
-      <w:pPr>
-        <w:tabs>
-          <w:tab w:val="num" w:pos="1440"/>
-        </w:tabs>
-        <w:ind w:left="1440" w:hanging="360"/>
-      </w:pPr>
-      <w:rPr>
-        <w:rFonts w:ascii="Courier New" w:hAnsi="Courier New" w:hint="default"/>
-        <w:sz w:val="20"/>
-      </w:rPr>
-    </w:lvl>
-    <w:lvl w:ilvl="2" w:tentative="1">
-      <w:start w:val="1"/>
-      <w:numFmt w:val="bullet"/>
-      <w:lvlText w:val=""/>
-      <w:lvlJc w:val="left"/>
-      <w:pPr>
-        <w:tabs>
-          <w:tab w:val="num" w:pos="2160"/>
-        </w:tabs>
-        <w:ind w:left="2160" w:hanging="360"/>
-      </w:pPr>
-      <w:rPr>
-        <w:rFonts w:ascii="Wingdings" w:hAnsi="Wingdings" w:hint="default"/>
-        <w:sz w:val="20"/>
-      </w:rPr>
-    </w:lvl>
-    <w:lvl w:ilvl="3" w:tentative="1">
-      <w:start w:val="1"/>
-      <w:numFmt w:val="bullet"/>
-      <w:lvlText w:val=""/>
-      <w:lvlJc w:val="left"/>
-      <w:pPr>
-        <w:tabs>
-          <w:tab w:val="num" w:pos="2880"/>
-        </w:tabs>
-        <w:ind w:left="2880" w:hanging="360"/>
-      </w:pPr>
-      <w:rPr>
-        <w:rFonts w:ascii="Wingdings" w:hAnsi="Wingdings" w:hint="default"/>
-        <w:sz w:val="20"/>
-      </w:rPr>
-    </w:lvl>
-    <w:lvl w:ilvl="4" w:tentative="1">
-      <w:start w:val="1"/>
-      <w:numFmt w:val="bullet"/>
-      <w:lvlText w:val=""/>
-      <w:lvlJc w:val="left"/>
-      <w:pPr>
-        <w:tabs>
-          <w:tab w:val="num" w:pos="3600"/>
-        </w:tabs>
-        <w:ind w:left="3600" w:hanging="360"/>
-      </w:pPr>
-      <w:rPr>
-        <w:rFonts w:ascii="Wingdings" w:hAnsi="Wingdings" w:hint="default"/>
-        <w:sz w:val="20"/>
-      </w:rPr>
-    </w:lvl>
-    <w:lvl w:ilvl="5" w:tentative="1">
-      <w:start w:val="1"/>
-      <w:numFmt w:val="bullet"/>
-      <w:lvlText w:val=""/>
-      <w:lvlJc w:val="left"/>
-      <w:pPr>
-        <w:tabs>
-          <w:tab w:val="num" w:pos="4320"/>
-        </w:tabs>
-        <w:ind w:left="4320" w:hanging="360"/>
-      </w:pPr>
-      <w:rPr>
-        <w:rFonts w:ascii="Wingdings" w:hAnsi="Wingdings" w:hint="default"/>
-        <w:sz w:val="20"/>
-      </w:rPr>
-    </w:lvl>
-    <w:lvl w:ilvl="6" w:tentative="1">
-      <w:start w:val="1"/>
-      <w:numFmt w:val="bullet"/>
-      <w:lvlText w:val=""/>
-      <w:lvlJc w:val="left"/>
-      <w:pPr>
-        <w:tabs>
-          <w:tab w:val="num" w:pos="5040"/>
-        </w:tabs>
-        <w:ind w:left="5040" w:hanging="360"/>
-      </w:pPr>
-      <w:rPr>
-        <w:rFonts w:ascii="Wingdings" w:hAnsi="Wingdings" w:hint="default"/>
-        <w:sz w:val="20"/>
-      </w:rPr>
-    </w:lvl>
-    <w:lvl w:ilvl="7" w:tentative="1">
-      <w:start w:val="1"/>
-      <w:numFmt w:val="bullet"/>
-      <w:lvlText w:val=""/>
-      <w:lvlJc w:val="left"/>
-      <w:pPr>
-        <w:tabs>
-          <w:tab w:val="num" w:pos="5760"/>
-        </w:tabs>
-        <w:ind w:left="5760" w:hanging="360"/>
-      </w:pPr>
-      <w:rPr>
-        <w:rFonts w:ascii="Wingdings" w:hAnsi="Wingdings" w:hint="default"/>
-        <w:sz w:val="20"/>
-      </w:rPr>
-    </w:lvl>
-    <w:lvl w:ilvl="8" w:tentative="1">
-      <w:start w:val="1"/>
-      <w:numFmt w:val="bullet"/>
-      <w:lvlText w:val=""/>
-      <w:lvlJc w:val="left"/>
-      <w:pPr>
-        <w:tabs>
-          <w:tab w:val="num" w:pos="6480"/>
-        </w:tabs>
-        <w:ind w:left="6480" w:hanging="360"/>
-      </w:pPr>
-      <w:rPr>
-        <w:rFonts w:ascii="Wingdings" w:hAnsi="Wingdings" w:hint="default"/>
-        <w:sz w:val="20"/>
-      </w:rPr>
-    </w:lvl>
-  </w:abstractNum>
-  <w:abstractNum w:abstractNumId="5" w15:restartNumberingAfterBreak="0">
     <w:nsid w:val="0C8F6A9B"/>
     <w:multiLevelType w:val="multilevel"/>
     <w:tmpl w:val="0E289A3A"/>
@@ -29081,7 +28839,7 @@
       </w:rPr>
     </w:lvl>
   </w:abstractNum>
-  <w:abstractNum w:abstractNumId="6" w15:restartNumberingAfterBreak="0">
+  <w:abstractNum w:abstractNumId="5" w15:restartNumberingAfterBreak="0">
     <w:nsid w:val="0E4945E5"/>
     <w:multiLevelType w:val="multilevel"/>
     <w:tmpl w:val="2548B3F8"/>
@@ -29230,7 +28988,7 @@
       </w:rPr>
     </w:lvl>
   </w:abstractNum>
-  <w:abstractNum w:abstractNumId="7" w15:restartNumberingAfterBreak="0">
+  <w:abstractNum w:abstractNumId="6" w15:restartNumberingAfterBreak="0">
     <w:nsid w:val="0FCD6FAE"/>
     <w:multiLevelType w:val="multilevel"/>
     <w:tmpl w:val="82322072"/>
@@ -29379,7 +29137,7 @@
       </w:rPr>
     </w:lvl>
   </w:abstractNum>
-  <w:abstractNum w:abstractNumId="8" w15:restartNumberingAfterBreak="0">
+  <w:abstractNum w:abstractNumId="7" w15:restartNumberingAfterBreak="0">
     <w:nsid w:val="0FEF6EC8"/>
     <w:multiLevelType w:val="multilevel"/>
     <w:tmpl w:val="6F860094"/>
@@ -29528,7 +29286,7 @@
       </w:rPr>
     </w:lvl>
   </w:abstractNum>
-  <w:abstractNum w:abstractNumId="9" w15:restartNumberingAfterBreak="0">
+  <w:abstractNum w:abstractNumId="8" w15:restartNumberingAfterBreak="0">
     <w:nsid w:val="105C5226"/>
     <w:multiLevelType w:val="multilevel"/>
     <w:tmpl w:val="740ED488"/>
@@ -29677,7 +29435,7 @@
       </w:rPr>
     </w:lvl>
   </w:abstractNum>
-  <w:abstractNum w:abstractNumId="10" w15:restartNumberingAfterBreak="0">
+  <w:abstractNum w:abstractNumId="9" w15:restartNumberingAfterBreak="0">
     <w:nsid w:val="11B327D9"/>
     <w:multiLevelType w:val="multilevel"/>
     <w:tmpl w:val="BA525F82"/>
@@ -29826,7 +29584,7 @@
       </w:rPr>
     </w:lvl>
   </w:abstractNum>
-  <w:abstractNum w:abstractNumId="11" w15:restartNumberingAfterBreak="0">
+  <w:abstractNum w:abstractNumId="10" w15:restartNumberingAfterBreak="0">
     <w:nsid w:val="12F27B1D"/>
     <w:multiLevelType w:val="multilevel"/>
     <w:tmpl w:val="DA3489AA"/>
@@ -29939,7 +29697,7 @@
       </w:pPr>
     </w:lvl>
   </w:abstractNum>
-  <w:abstractNum w:abstractNumId="12" w15:restartNumberingAfterBreak="0">
+  <w:abstractNum w:abstractNumId="11" w15:restartNumberingAfterBreak="0">
     <w:nsid w:val="149D75D4"/>
     <w:multiLevelType w:val="multilevel"/>
     <w:tmpl w:val="306038AC"/>
@@ -30088,7 +29846,7 @@
       </w:rPr>
     </w:lvl>
   </w:abstractNum>
-  <w:abstractNum w:abstractNumId="13" w15:restartNumberingAfterBreak="0">
+  <w:abstractNum w:abstractNumId="12" w15:restartNumberingAfterBreak="0">
     <w:nsid w:val="15307730"/>
     <w:multiLevelType w:val="multilevel"/>
     <w:tmpl w:val="A0C2C3A2"/>
@@ -30237,7 +29995,7 @@
       </w:rPr>
     </w:lvl>
   </w:abstractNum>
-  <w:abstractNum w:abstractNumId="14" w15:restartNumberingAfterBreak="0">
+  <w:abstractNum w:abstractNumId="13" w15:restartNumberingAfterBreak="0">
     <w:nsid w:val="17D62F89"/>
     <w:multiLevelType w:val="multilevel"/>
     <w:tmpl w:val="B25E3906"/>
@@ -30386,7 +30144,7 @@
       </w:rPr>
     </w:lvl>
   </w:abstractNum>
-  <w:abstractNum w:abstractNumId="15" w15:restartNumberingAfterBreak="0">
+  <w:abstractNum w:abstractNumId="14" w15:restartNumberingAfterBreak="0">
     <w:nsid w:val="1817639E"/>
     <w:multiLevelType w:val="multilevel"/>
     <w:tmpl w:val="BCC67102"/>
@@ -30535,156 +30293,7 @@
       </w:rPr>
     </w:lvl>
   </w:abstractNum>
-  <w:abstractNum w:abstractNumId="16" w15:restartNumberingAfterBreak="0">
-    <w:nsid w:val="195A5705"/>
-    <w:multiLevelType w:val="multilevel"/>
-    <w:tmpl w:val="382A201A"/>
-    <w:lvl w:ilvl="0">
-      <w:start w:val="1"/>
-      <w:numFmt w:val="bullet"/>
-      <w:lvlText w:val=""/>
-      <w:lvlJc w:val="left"/>
-      <w:pPr>
-        <w:tabs>
-          <w:tab w:val="num" w:pos="720"/>
-        </w:tabs>
-        <w:ind w:left="720" w:hanging="360"/>
-      </w:pPr>
-      <w:rPr>
-        <w:rFonts w:ascii="Symbol" w:hAnsi="Symbol" w:hint="default"/>
-        <w:sz w:val="20"/>
-      </w:rPr>
-    </w:lvl>
-    <w:lvl w:ilvl="1" w:tentative="1">
-      <w:start w:val="1"/>
-      <w:numFmt w:val="bullet"/>
-      <w:lvlText w:val="o"/>
-      <w:lvlJc w:val="left"/>
-      <w:pPr>
-        <w:tabs>
-          <w:tab w:val="num" w:pos="1440"/>
-        </w:tabs>
-        <w:ind w:left="1440" w:hanging="360"/>
-      </w:pPr>
-      <w:rPr>
-        <w:rFonts w:ascii="Courier New" w:hAnsi="Courier New" w:hint="default"/>
-        <w:sz w:val="20"/>
-      </w:rPr>
-    </w:lvl>
-    <w:lvl w:ilvl="2" w:tentative="1">
-      <w:start w:val="1"/>
-      <w:numFmt w:val="bullet"/>
-      <w:lvlText w:val=""/>
-      <w:lvlJc w:val="left"/>
-      <w:pPr>
-        <w:tabs>
-          <w:tab w:val="num" w:pos="2160"/>
-        </w:tabs>
-        <w:ind w:left="2160" w:hanging="360"/>
-      </w:pPr>
-      <w:rPr>
-        <w:rFonts w:ascii="Wingdings" w:hAnsi="Wingdings" w:hint="default"/>
-        <w:sz w:val="20"/>
-      </w:rPr>
-    </w:lvl>
-    <w:lvl w:ilvl="3" w:tentative="1">
-      <w:start w:val="1"/>
-      <w:numFmt w:val="bullet"/>
-      <w:lvlText w:val=""/>
-      <w:lvlJc w:val="left"/>
-      <w:pPr>
-        <w:tabs>
-          <w:tab w:val="num" w:pos="2880"/>
-        </w:tabs>
-        <w:ind w:left="2880" w:hanging="360"/>
-      </w:pPr>
-      <w:rPr>
-        <w:rFonts w:ascii="Wingdings" w:hAnsi="Wingdings" w:hint="default"/>
-        <w:sz w:val="20"/>
-      </w:rPr>
-    </w:lvl>
-    <w:lvl w:ilvl="4" w:tentative="1">
-      <w:start w:val="1"/>
-      <w:numFmt w:val="bullet"/>
-      <w:lvlText w:val=""/>
-      <w:lvlJc w:val="left"/>
-      <w:pPr>
-        <w:tabs>
-          <w:tab w:val="num" w:pos="3600"/>
-        </w:tabs>
-        <w:ind w:left="3600" w:hanging="360"/>
-      </w:pPr>
-      <w:rPr>
-        <w:rFonts w:ascii="Wingdings" w:hAnsi="Wingdings" w:hint="default"/>
-        <w:sz w:val="20"/>
-      </w:rPr>
-    </w:lvl>
-    <w:lvl w:ilvl="5" w:tentative="1">
-      <w:start w:val="1"/>
-      <w:numFmt w:val="bullet"/>
-      <w:lvlText w:val=""/>
-      <w:lvlJc w:val="left"/>
-      <w:pPr>
-        <w:tabs>
-          <w:tab w:val="num" w:pos="4320"/>
-        </w:tabs>
-        <w:ind w:left="4320" w:hanging="360"/>
-      </w:pPr>
-      <w:rPr>
-        <w:rFonts w:ascii="Wingdings" w:hAnsi="Wingdings" w:hint="default"/>
-        <w:sz w:val="20"/>
-      </w:rPr>
-    </w:lvl>
-    <w:lvl w:ilvl="6" w:tentative="1">
-      <w:start w:val="1"/>
-      <w:numFmt w:val="bullet"/>
-      <w:lvlText w:val=""/>
-      <w:lvlJc w:val="left"/>
-      <w:pPr>
-        <w:tabs>
-          <w:tab w:val="num" w:pos="5040"/>
-        </w:tabs>
-        <w:ind w:left="5040" w:hanging="360"/>
-      </w:pPr>
-      <w:rPr>
-        <w:rFonts w:ascii="Wingdings" w:hAnsi="Wingdings" w:hint="default"/>
-        <w:sz w:val="20"/>
-      </w:rPr>
-    </w:lvl>
-    <w:lvl w:ilvl="7" w:tentative="1">
-      <w:start w:val="1"/>
-      <w:numFmt w:val="bullet"/>
-      <w:lvlText w:val=""/>
-      <w:lvlJc w:val="left"/>
-      <w:pPr>
-        <w:tabs>
-          <w:tab w:val="num" w:pos="5760"/>
-        </w:tabs>
-        <w:ind w:left="5760" w:hanging="360"/>
-      </w:pPr>
-      <w:rPr>
-        <w:rFonts w:ascii="Wingdings" w:hAnsi="Wingdings" w:hint="default"/>
-        <w:sz w:val="20"/>
-      </w:rPr>
-    </w:lvl>
-    <w:lvl w:ilvl="8" w:tentative="1">
-      <w:start w:val="1"/>
-      <w:numFmt w:val="bullet"/>
-      <w:lvlText w:val=""/>
-      <w:lvlJc w:val="left"/>
-      <w:pPr>
-        <w:tabs>
-          <w:tab w:val="num" w:pos="6480"/>
-        </w:tabs>
-        <w:ind w:left="6480" w:hanging="360"/>
-      </w:pPr>
-      <w:rPr>
-        <w:rFonts w:ascii="Wingdings" w:hAnsi="Wingdings" w:hint="default"/>
-        <w:sz w:val="20"/>
-      </w:rPr>
-    </w:lvl>
-  </w:abstractNum>
-  <w:abstractNum w:abstractNumId="17" w15:restartNumberingAfterBreak="0">
+  <w:abstractNum w:abstractNumId="15" w15:restartNumberingAfterBreak="0">
     <w:nsid w:val="19FA3DF7"/>
     <w:multiLevelType w:val="multilevel"/>
     <w:tmpl w:val="F356D606"/>
@@ -30833,7 +30442,7 @@
       </w:rPr>
     </w:lvl>
   </w:abstractNum>
-  <w:abstractNum w:abstractNumId="18" w15:restartNumberingAfterBreak="0">
+  <w:abstractNum w:abstractNumId="16" w15:restartNumberingAfterBreak="0">
     <w:nsid w:val="1A706F23"/>
     <w:multiLevelType w:val="multilevel"/>
     <w:tmpl w:val="E56E631C"/>
@@ -30982,7 +30591,7 @@
       </w:rPr>
     </w:lvl>
   </w:abstractNum>
-  <w:abstractNum w:abstractNumId="19" w15:restartNumberingAfterBreak="0">
+  <w:abstractNum w:abstractNumId="17" w15:restartNumberingAfterBreak="0">
     <w:nsid w:val="1BE304D3"/>
     <w:multiLevelType w:val="multilevel"/>
     <w:tmpl w:val="889070C4"/>
@@ -31131,7 +30740,7 @@
       </w:rPr>
     </w:lvl>
   </w:abstractNum>
-  <w:abstractNum w:abstractNumId="20" w15:restartNumberingAfterBreak="0">
+  <w:abstractNum w:abstractNumId="18" w15:restartNumberingAfterBreak="0">
     <w:nsid w:val="1D2A7AE7"/>
     <w:multiLevelType w:val="multilevel"/>
     <w:tmpl w:val="950203BE"/>
@@ -31280,7 +30889,7 @@
       </w:rPr>
     </w:lvl>
   </w:abstractNum>
-  <w:abstractNum w:abstractNumId="21" w15:restartNumberingAfterBreak="0">
+  <w:abstractNum w:abstractNumId="19" w15:restartNumberingAfterBreak="0">
     <w:nsid w:val="1D811240"/>
     <w:multiLevelType w:val="multilevel"/>
     <w:tmpl w:val="ABEC2808"/>
@@ -31429,7 +31038,7 @@
       </w:rPr>
     </w:lvl>
   </w:abstractNum>
-  <w:abstractNum w:abstractNumId="22" w15:restartNumberingAfterBreak="0">
+  <w:abstractNum w:abstractNumId="20" w15:restartNumberingAfterBreak="0">
     <w:nsid w:val="1D9179A6"/>
     <w:multiLevelType w:val="multilevel"/>
     <w:tmpl w:val="6E6EFD9A"/>
@@ -31578,7 +31187,7 @@
       </w:rPr>
     </w:lvl>
   </w:abstractNum>
-  <w:abstractNum w:abstractNumId="23" w15:restartNumberingAfterBreak="0">
+  <w:abstractNum w:abstractNumId="21" w15:restartNumberingAfterBreak="0">
     <w:nsid w:val="21520023"/>
     <w:multiLevelType w:val="multilevel"/>
     <w:tmpl w:val="CF2C77B6"/>
@@ -31727,7 +31336,7 @@
       </w:rPr>
     </w:lvl>
   </w:abstractNum>
-  <w:abstractNum w:abstractNumId="24" w15:restartNumberingAfterBreak="0">
+  <w:abstractNum w:abstractNumId="22" w15:restartNumberingAfterBreak="0">
     <w:nsid w:val="22B24E0B"/>
     <w:multiLevelType w:val="multilevel"/>
     <w:tmpl w:val="6704698A"/>
@@ -31840,7 +31449,7 @@
       </w:pPr>
     </w:lvl>
   </w:abstractNum>
-  <w:abstractNum w:abstractNumId="25" w15:restartNumberingAfterBreak="0">
+  <w:abstractNum w:abstractNumId="23" w15:restartNumberingAfterBreak="0">
     <w:nsid w:val="240C2085"/>
     <w:multiLevelType w:val="multilevel"/>
     <w:tmpl w:val="6D586378"/>
@@ -31989,7 +31598,7 @@
       </w:rPr>
     </w:lvl>
   </w:abstractNum>
-  <w:abstractNum w:abstractNumId="26" w15:restartNumberingAfterBreak="0">
+  <w:abstractNum w:abstractNumId="24" w15:restartNumberingAfterBreak="0">
     <w:nsid w:val="26345852"/>
     <w:multiLevelType w:val="multilevel"/>
     <w:tmpl w:val="2364393E"/>
@@ -32138,7 +31747,7 @@
       </w:rPr>
     </w:lvl>
   </w:abstractNum>
-  <w:abstractNum w:abstractNumId="27" w15:restartNumberingAfterBreak="0">
+  <w:abstractNum w:abstractNumId="25" w15:restartNumberingAfterBreak="0">
     <w:nsid w:val="2744093D"/>
     <w:multiLevelType w:val="multilevel"/>
     <w:tmpl w:val="5868E2D8"/>
@@ -32287,7 +31896,7 @@
       </w:rPr>
     </w:lvl>
   </w:abstractNum>
-  <w:abstractNum w:abstractNumId="28" w15:restartNumberingAfterBreak="0">
+  <w:abstractNum w:abstractNumId="26" w15:restartNumberingAfterBreak="0">
     <w:nsid w:val="29734E02"/>
     <w:multiLevelType w:val="multilevel"/>
     <w:tmpl w:val="E5F69F86"/>
@@ -32436,7 +32045,7 @@
       </w:rPr>
     </w:lvl>
   </w:abstractNum>
-  <w:abstractNum w:abstractNumId="29" w15:restartNumberingAfterBreak="0">
+  <w:abstractNum w:abstractNumId="27" w15:restartNumberingAfterBreak="0">
     <w:nsid w:val="2A926634"/>
     <w:multiLevelType w:val="multilevel"/>
     <w:tmpl w:val="38CEAA0A"/>
@@ -32585,7 +32194,7 @@
       </w:rPr>
     </w:lvl>
   </w:abstractNum>
-  <w:abstractNum w:abstractNumId="30" w15:restartNumberingAfterBreak="0">
+  <w:abstractNum w:abstractNumId="28" w15:restartNumberingAfterBreak="0">
     <w:nsid w:val="2C4A56D0"/>
     <w:multiLevelType w:val="multilevel"/>
     <w:tmpl w:val="6E02B68E"/>
@@ -32734,7 +32343,7 @@
       </w:rPr>
     </w:lvl>
   </w:abstractNum>
-  <w:abstractNum w:abstractNumId="31" w15:restartNumberingAfterBreak="0">
+  <w:abstractNum w:abstractNumId="29" w15:restartNumberingAfterBreak="0">
     <w:nsid w:val="2C8704EB"/>
     <w:multiLevelType w:val="multilevel"/>
     <w:tmpl w:val="D2CC8E08"/>
@@ -32847,7 +32456,7 @@
       </w:pPr>
     </w:lvl>
   </w:abstractNum>
-  <w:abstractNum w:abstractNumId="32" w15:restartNumberingAfterBreak="0">
+  <w:abstractNum w:abstractNumId="30" w15:restartNumberingAfterBreak="0">
     <w:nsid w:val="2D5008B6"/>
     <w:multiLevelType w:val="multilevel"/>
     <w:tmpl w:val="DB445482"/>
@@ -32996,7 +32605,7 @@
       </w:rPr>
     </w:lvl>
   </w:abstractNum>
-  <w:abstractNum w:abstractNumId="33" w15:restartNumberingAfterBreak="0">
+  <w:abstractNum w:abstractNumId="31" w15:restartNumberingAfterBreak="0">
     <w:nsid w:val="35541E09"/>
     <w:multiLevelType w:val="multilevel"/>
     <w:tmpl w:val="DA22EECC"/>
@@ -33109,7 +32718,7 @@
       </w:pPr>
     </w:lvl>
   </w:abstractNum>
-  <w:abstractNum w:abstractNumId="34" w15:restartNumberingAfterBreak="0">
+  <w:abstractNum w:abstractNumId="32" w15:restartNumberingAfterBreak="0">
     <w:nsid w:val="36AF10D6"/>
     <w:multiLevelType w:val="multilevel"/>
     <w:tmpl w:val="03E2375C"/>
@@ -33258,7 +32867,7 @@
       </w:rPr>
     </w:lvl>
   </w:abstractNum>
-  <w:abstractNum w:abstractNumId="35" w15:restartNumberingAfterBreak="0">
+  <w:abstractNum w:abstractNumId="33" w15:restartNumberingAfterBreak="0">
     <w:nsid w:val="38572E2E"/>
     <w:multiLevelType w:val="multilevel"/>
     <w:tmpl w:val="B7745EE4"/>
@@ -33407,7 +33016,7 @@
       </w:rPr>
     </w:lvl>
   </w:abstractNum>
-  <w:abstractNum w:abstractNumId="36" w15:restartNumberingAfterBreak="0">
+  <w:abstractNum w:abstractNumId="34" w15:restartNumberingAfterBreak="0">
     <w:nsid w:val="390C2E63"/>
     <w:multiLevelType w:val="multilevel"/>
     <w:tmpl w:val="AF9ECDBA"/>
@@ -33556,7 +33165,7 @@
       </w:rPr>
     </w:lvl>
   </w:abstractNum>
-  <w:abstractNum w:abstractNumId="37" w15:restartNumberingAfterBreak="0">
+  <w:abstractNum w:abstractNumId="35" w15:restartNumberingAfterBreak="0">
     <w:nsid w:val="3B9C070F"/>
     <w:multiLevelType w:val="multilevel"/>
     <w:tmpl w:val="F38AA480"/>
@@ -33705,7 +33314,7 @@
       </w:rPr>
     </w:lvl>
   </w:abstractNum>
-  <w:abstractNum w:abstractNumId="38" w15:restartNumberingAfterBreak="0">
+  <w:abstractNum w:abstractNumId="36" w15:restartNumberingAfterBreak="0">
     <w:nsid w:val="3BC35EDB"/>
     <w:multiLevelType w:val="multilevel"/>
     <w:tmpl w:val="86ACDC12"/>
@@ -33818,7 +33427,7 @@
       </w:pPr>
     </w:lvl>
   </w:abstractNum>
-  <w:abstractNum w:abstractNumId="39" w15:restartNumberingAfterBreak="0">
+  <w:abstractNum w:abstractNumId="37" w15:restartNumberingAfterBreak="0">
     <w:nsid w:val="3C7A5833"/>
     <w:multiLevelType w:val="multilevel"/>
     <w:tmpl w:val="C9A452F4"/>
@@ -33967,7 +33576,7 @@
       </w:rPr>
     </w:lvl>
   </w:abstractNum>
-  <w:abstractNum w:abstractNumId="40" w15:restartNumberingAfterBreak="0">
+  <w:abstractNum w:abstractNumId="38" w15:restartNumberingAfterBreak="0">
     <w:nsid w:val="3E7420A6"/>
     <w:multiLevelType w:val="multilevel"/>
     <w:tmpl w:val="64CC537A"/>
@@ -34116,156 +33725,7 @@
       </w:rPr>
     </w:lvl>
   </w:abstractNum>
-  <w:abstractNum w:abstractNumId="41" w15:restartNumberingAfterBreak="0">
-    <w:nsid w:val="3EF03285"/>
-    <w:multiLevelType w:val="multilevel"/>
-    <w:tmpl w:val="90825200"/>
-    <w:lvl w:ilvl="0">
-      <w:start w:val="1"/>
-      <w:numFmt w:val="bullet"/>
-      <w:lvlText w:val=""/>
-      <w:lvlJc w:val="left"/>
-      <w:pPr>
-        <w:tabs>
-          <w:tab w:val="num" w:pos="720"/>
-        </w:tabs>
-        <w:ind w:left="720" w:hanging="360"/>
-      </w:pPr>
-      <w:rPr>
-        <w:rFonts w:ascii="Symbol" w:hAnsi="Symbol" w:hint="default"/>
-        <w:sz w:val="20"/>
-      </w:rPr>
-    </w:lvl>
-    <w:lvl w:ilvl="1" w:tentative="1">
-      <w:start w:val="1"/>
-      <w:numFmt w:val="bullet"/>
-      <w:lvlText w:val="o"/>
-      <w:lvlJc w:val="left"/>
-      <w:pPr>
-        <w:tabs>
-          <w:tab w:val="num" w:pos="1440"/>
-        </w:tabs>
-        <w:ind w:left="1440" w:hanging="360"/>
-      </w:pPr>
-      <w:rPr>
-        <w:rFonts w:ascii="Courier New" w:hAnsi="Courier New" w:hint="default"/>
-        <w:sz w:val="20"/>
-      </w:rPr>
-    </w:lvl>
-    <w:lvl w:ilvl="2" w:tentative="1">
-      <w:start w:val="1"/>
-      <w:numFmt w:val="bullet"/>
-      <w:lvlText w:val=""/>
-      <w:lvlJc w:val="left"/>
-      <w:pPr>
-        <w:tabs>
-          <w:tab w:val="num" w:pos="2160"/>
-        </w:tabs>
-        <w:ind w:left="2160" w:hanging="360"/>
-      </w:pPr>
-      <w:rPr>
-        <w:rFonts w:ascii="Wingdings" w:hAnsi="Wingdings" w:hint="default"/>
-        <w:sz w:val="20"/>
-      </w:rPr>
-    </w:lvl>
-    <w:lvl w:ilvl="3" w:tentative="1">
-      <w:start w:val="1"/>
-      <w:numFmt w:val="bullet"/>
-      <w:lvlText w:val=""/>
-      <w:lvlJc w:val="left"/>
-      <w:pPr>
-        <w:tabs>
-          <w:tab w:val="num" w:pos="2880"/>
-        </w:tabs>
-        <w:ind w:left="2880" w:hanging="360"/>
-      </w:pPr>
-      <w:rPr>
-        <w:rFonts w:ascii="Wingdings" w:hAnsi="Wingdings" w:hint="default"/>
-        <w:sz w:val="20"/>
-      </w:rPr>
-    </w:lvl>
-    <w:lvl w:ilvl="4" w:tentative="1">
-      <w:start w:val="1"/>
-      <w:numFmt w:val="bullet"/>
-      <w:lvlText w:val=""/>
-      <w:lvlJc w:val="left"/>
-      <w:pPr>
-        <w:tabs>
-          <w:tab w:val="num" w:pos="3600"/>
-        </w:tabs>
-        <w:ind w:left="3600" w:hanging="360"/>
-      </w:pPr>
-      <w:rPr>
-        <w:rFonts w:ascii="Wingdings" w:hAnsi="Wingdings" w:hint="default"/>
-        <w:sz w:val="20"/>
-      </w:rPr>
-    </w:lvl>
-    <w:lvl w:ilvl="5" w:tentative="1">
-      <w:start w:val="1"/>
-      <w:numFmt w:val="bullet"/>
-      <w:lvlText w:val=""/>
-      <w:lvlJc w:val="left"/>
-      <w:pPr>
-        <w:tabs>
-          <w:tab w:val="num" w:pos="4320"/>
-        </w:tabs>
-        <w:ind w:left="4320" w:hanging="360"/>
-      </w:pPr>
-      <w:rPr>
-        <w:rFonts w:ascii="Wingdings" w:hAnsi="Wingdings" w:hint="default"/>
-        <w:sz w:val="20"/>
-      </w:rPr>
-    </w:lvl>
-    <w:lvl w:ilvl="6" w:tentative="1">
-      <w:start w:val="1"/>
-      <w:numFmt w:val="bullet"/>
-      <w:lvlText w:val=""/>
-      <w:lvlJc w:val="left"/>
-      <w:pPr>
-        <w:tabs>
-          <w:tab w:val="num" w:pos="5040"/>
-        </w:tabs>
-        <w:ind w:left="5040" w:hanging="360"/>
-      </w:pPr>
-      <w:rPr>
-        <w:rFonts w:ascii="Wingdings" w:hAnsi="Wingdings" w:hint="default"/>
-        <w:sz w:val="20"/>
-      </w:rPr>
-    </w:lvl>
-    <w:lvl w:ilvl="7" w:tentative="1">
-      <w:start w:val="1"/>
-      <w:numFmt w:val="bullet"/>
-      <w:lvlText w:val=""/>
-      <w:lvlJc w:val="left"/>
-      <w:pPr>
-        <w:tabs>
-          <w:tab w:val="num" w:pos="5760"/>
-        </w:tabs>
-        <w:ind w:left="5760" w:hanging="360"/>
-      </w:pPr>
-      <w:rPr>
-        <w:rFonts w:ascii="Wingdings" w:hAnsi="Wingdings" w:hint="default"/>
-        <w:sz w:val="20"/>
-      </w:rPr>
-    </w:lvl>
-    <w:lvl w:ilvl="8" w:tentative="1">
-      <w:start w:val="1"/>
-      <w:numFmt w:val="bullet"/>
-      <w:lvlText w:val=""/>
-      <w:lvlJc w:val="left"/>
-      <w:pPr>
-        <w:tabs>
-          <w:tab w:val="num" w:pos="6480"/>
-        </w:tabs>
-        <w:ind w:left="6480" w:hanging="360"/>
-      </w:pPr>
-      <w:rPr>
-        <w:rFonts w:ascii="Wingdings" w:hAnsi="Wingdings" w:hint="default"/>
-        <w:sz w:val="20"/>
-      </w:rPr>
-    </w:lvl>
-  </w:abstractNum>
-  <w:abstractNum w:abstractNumId="42" w15:restartNumberingAfterBreak="0">
+  <w:abstractNum w:abstractNumId="39" w15:restartNumberingAfterBreak="0">
     <w:nsid w:val="4077678F"/>
     <w:multiLevelType w:val="hybridMultilevel"/>
     <w:tmpl w:val="6840EB7A"/>
@@ -34354,7 +33814,7 @@
       </w:pPr>
     </w:lvl>
   </w:abstractNum>
-  <w:abstractNum w:abstractNumId="43" w15:restartNumberingAfterBreak="0">
+  <w:abstractNum w:abstractNumId="40" w15:restartNumberingAfterBreak="0">
     <w:nsid w:val="40F53D6E"/>
     <w:multiLevelType w:val="multilevel"/>
     <w:tmpl w:val="AE20AAB2"/>
@@ -34503,7 +33963,7 @@
       </w:rPr>
     </w:lvl>
   </w:abstractNum>
-  <w:abstractNum w:abstractNumId="44" w15:restartNumberingAfterBreak="0">
+  <w:abstractNum w:abstractNumId="41" w15:restartNumberingAfterBreak="0">
     <w:nsid w:val="42B90411"/>
     <w:multiLevelType w:val="multilevel"/>
     <w:tmpl w:val="7A20BD96"/>
@@ -34652,7 +34112,7 @@
       </w:rPr>
     </w:lvl>
   </w:abstractNum>
-  <w:abstractNum w:abstractNumId="45" w15:restartNumberingAfterBreak="0">
+  <w:abstractNum w:abstractNumId="42" w15:restartNumberingAfterBreak="0">
     <w:nsid w:val="45910C7F"/>
     <w:multiLevelType w:val="multilevel"/>
     <w:tmpl w:val="2F8C85C6"/>
@@ -34801,7 +34261,7 @@
       </w:rPr>
     </w:lvl>
   </w:abstractNum>
-  <w:abstractNum w:abstractNumId="46" w15:restartNumberingAfterBreak="0">
+  <w:abstractNum w:abstractNumId="43" w15:restartNumberingAfterBreak="0">
     <w:nsid w:val="477351EA"/>
     <w:multiLevelType w:val="multilevel"/>
     <w:tmpl w:val="7AB882AE"/>
@@ -34950,7 +34410,7 @@
       </w:rPr>
     </w:lvl>
   </w:abstractNum>
-  <w:abstractNum w:abstractNumId="47" w15:restartNumberingAfterBreak="0">
+  <w:abstractNum w:abstractNumId="44" w15:restartNumberingAfterBreak="0">
     <w:nsid w:val="47AA0882"/>
     <w:multiLevelType w:val="multilevel"/>
     <w:tmpl w:val="07FA3E7E"/>
@@ -35099,7 +34559,7 @@
       </w:rPr>
     </w:lvl>
   </w:abstractNum>
-  <w:abstractNum w:abstractNumId="48" w15:restartNumberingAfterBreak="0">
+  <w:abstractNum w:abstractNumId="45" w15:restartNumberingAfterBreak="0">
     <w:nsid w:val="48D140BB"/>
     <w:multiLevelType w:val="multilevel"/>
     <w:tmpl w:val="24DEC966"/>
@@ -35248,156 +34708,7 @@
       </w:rPr>
     </w:lvl>
   </w:abstractNum>
-  <w:abstractNum w:abstractNumId="49" w15:restartNumberingAfterBreak="0">
-    <w:nsid w:val="4A8C1CD3"/>
-    <w:multiLevelType w:val="multilevel"/>
-    <w:tmpl w:val="196213DE"/>
-    <w:lvl w:ilvl="0">
-      <w:start w:val="1"/>
-      <w:numFmt w:val="bullet"/>
-      <w:lvlText w:val=""/>
-      <w:lvlJc w:val="left"/>
-      <w:pPr>
-        <w:tabs>
-          <w:tab w:val="num" w:pos="720"/>
-        </w:tabs>
-        <w:ind w:left="720" w:hanging="360"/>
-      </w:pPr>
-      <w:rPr>
-        <w:rFonts w:ascii="Symbol" w:hAnsi="Symbol" w:hint="default"/>
-        <w:sz w:val="20"/>
-      </w:rPr>
-    </w:lvl>
-    <w:lvl w:ilvl="1" w:tentative="1">
-      <w:start w:val="1"/>
-      <w:numFmt w:val="bullet"/>
-      <w:lvlText w:val="o"/>
-      <w:lvlJc w:val="left"/>
-      <w:pPr>
-        <w:tabs>
-          <w:tab w:val="num" w:pos="1440"/>
-        </w:tabs>
-        <w:ind w:left="1440" w:hanging="360"/>
-      </w:pPr>
-      <w:rPr>
-        <w:rFonts w:ascii="Courier New" w:hAnsi="Courier New" w:hint="default"/>
-        <w:sz w:val="20"/>
-      </w:rPr>
-    </w:lvl>
-    <w:lvl w:ilvl="2" w:tentative="1">
-      <w:start w:val="1"/>
-      <w:numFmt w:val="bullet"/>
-      <w:lvlText w:val=""/>
-      <w:lvlJc w:val="left"/>
-      <w:pPr>
-        <w:tabs>
-          <w:tab w:val="num" w:pos="2160"/>
-        </w:tabs>
-        <w:ind w:left="2160" w:hanging="360"/>
-      </w:pPr>
-      <w:rPr>
-        <w:rFonts w:ascii="Wingdings" w:hAnsi="Wingdings" w:hint="default"/>
-        <w:sz w:val="20"/>
-      </w:rPr>
-    </w:lvl>
-    <w:lvl w:ilvl="3" w:tentative="1">
-      <w:start w:val="1"/>
-      <w:numFmt w:val="bullet"/>
-      <w:lvlText w:val=""/>
-      <w:lvlJc w:val="left"/>
-      <w:pPr>
-        <w:tabs>
-          <w:tab w:val="num" w:pos="2880"/>
-        </w:tabs>
-        <w:ind w:left="2880" w:hanging="360"/>
-      </w:pPr>
-      <w:rPr>
-        <w:rFonts w:ascii="Wingdings" w:hAnsi="Wingdings" w:hint="default"/>
-        <w:sz w:val="20"/>
-      </w:rPr>
-    </w:lvl>
-    <w:lvl w:ilvl="4" w:tentative="1">
-      <w:start w:val="1"/>
-      <w:numFmt w:val="bullet"/>
-      <w:lvlText w:val=""/>
-      <w:lvlJc w:val="left"/>
-      <w:pPr>
-        <w:tabs>
-          <w:tab w:val="num" w:pos="3600"/>
-        </w:tabs>
-        <w:ind w:left="3600" w:hanging="360"/>
-      </w:pPr>
-      <w:rPr>
-        <w:rFonts w:ascii="Wingdings" w:hAnsi="Wingdings" w:hint="default"/>
-        <w:sz w:val="20"/>
-      </w:rPr>
-    </w:lvl>
-    <w:lvl w:ilvl="5" w:tentative="1">
-      <w:start w:val="1"/>
-      <w:numFmt w:val="bullet"/>
-      <w:lvlText w:val=""/>
-      <w:lvlJc w:val="left"/>
-      <w:pPr>
-        <w:tabs>
-          <w:tab w:val="num" w:pos="4320"/>
-        </w:tabs>
-        <w:ind w:left="4320" w:hanging="360"/>
-      </w:pPr>
-      <w:rPr>
-        <w:rFonts w:ascii="Wingdings" w:hAnsi="Wingdings" w:hint="default"/>
-        <w:sz w:val="20"/>
-      </w:rPr>
-    </w:lvl>
-    <w:lvl w:ilvl="6" w:tentative="1">
-      <w:start w:val="1"/>
-      <w:numFmt w:val="bullet"/>
-      <w:lvlText w:val=""/>
-      <w:lvlJc w:val="left"/>
-      <w:pPr>
-        <w:tabs>
-          <w:tab w:val="num" w:pos="5040"/>
-        </w:tabs>
-        <w:ind w:left="5040" w:hanging="360"/>
-      </w:pPr>
-      <w:rPr>
-        <w:rFonts w:ascii="Wingdings" w:hAnsi="Wingdings" w:hint="default"/>
-        <w:sz w:val="20"/>
-      </w:rPr>
-    </w:lvl>
-    <w:lvl w:ilvl="7" w:tentative="1">
-      <w:start w:val="1"/>
-      <w:numFmt w:val="bullet"/>
-      <w:lvlText w:val=""/>
-      <w:lvlJc w:val="left"/>
-      <w:pPr>
-        <w:tabs>
-          <w:tab w:val="num" w:pos="5760"/>
-        </w:tabs>
-        <w:ind w:left="5760" w:hanging="360"/>
-      </w:pPr>
-      <w:rPr>
-        <w:rFonts w:ascii="Wingdings" w:hAnsi="Wingdings" w:hint="default"/>
-        <w:sz w:val="20"/>
-      </w:rPr>
-    </w:lvl>
-    <w:lvl w:ilvl="8" w:tentative="1">
-      <w:start w:val="1"/>
-      <w:numFmt w:val="bullet"/>
-      <w:lvlText w:val=""/>
-      <w:lvlJc w:val="left"/>
-      <w:pPr>
-        <w:tabs>
-          <w:tab w:val="num" w:pos="6480"/>
-        </w:tabs>
-        <w:ind w:left="6480" w:hanging="360"/>
-      </w:pPr>
-      <w:rPr>
-        <w:rFonts w:ascii="Wingdings" w:hAnsi="Wingdings" w:hint="default"/>
-        <w:sz w:val="20"/>
-      </w:rPr>
-    </w:lvl>
-  </w:abstractNum>
-  <w:abstractNum w:abstractNumId="50" w15:restartNumberingAfterBreak="0">
+  <w:abstractNum w:abstractNumId="46" w15:restartNumberingAfterBreak="0">
     <w:nsid w:val="50580018"/>
     <w:multiLevelType w:val="multilevel"/>
     <w:tmpl w:val="6C78A3CE"/>
@@ -35546,156 +34857,7 @@
       </w:rPr>
     </w:lvl>
   </w:abstractNum>
-  <w:abstractNum w:abstractNumId="51" w15:restartNumberingAfterBreak="0">
-    <w:nsid w:val="51904CD1"/>
-    <w:multiLevelType w:val="multilevel"/>
-    <w:tmpl w:val="63AAFF5E"/>
-    <w:lvl w:ilvl="0">
-      <w:start w:val="1"/>
-      <w:numFmt w:val="bullet"/>
-      <w:lvlText w:val=""/>
-      <w:lvlJc w:val="left"/>
-      <w:pPr>
-        <w:tabs>
-          <w:tab w:val="num" w:pos="720"/>
-        </w:tabs>
-        <w:ind w:left="720" w:hanging="360"/>
-      </w:pPr>
-      <w:rPr>
-        <w:rFonts w:ascii="Symbol" w:hAnsi="Symbol" w:hint="default"/>
-        <w:sz w:val="20"/>
-      </w:rPr>
-    </w:lvl>
-    <w:lvl w:ilvl="1" w:tentative="1">
-      <w:start w:val="1"/>
-      <w:numFmt w:val="bullet"/>
-      <w:lvlText w:val="o"/>
-      <w:lvlJc w:val="left"/>
-      <w:pPr>
-        <w:tabs>
-          <w:tab w:val="num" w:pos="1440"/>
-        </w:tabs>
-        <w:ind w:left="1440" w:hanging="360"/>
-      </w:pPr>
-      <w:rPr>
-        <w:rFonts w:ascii="Courier New" w:hAnsi="Courier New" w:hint="default"/>
-        <w:sz w:val="20"/>
-      </w:rPr>
-    </w:lvl>
-    <w:lvl w:ilvl="2" w:tentative="1">
-      <w:start w:val="1"/>
-      <w:numFmt w:val="bullet"/>
-      <w:lvlText w:val=""/>
-      <w:lvlJc w:val="left"/>
-      <w:pPr>
-        <w:tabs>
-          <w:tab w:val="num" w:pos="2160"/>
-        </w:tabs>
-        <w:ind w:left="2160" w:hanging="360"/>
-      </w:pPr>
-      <w:rPr>
-        <w:rFonts w:ascii="Wingdings" w:hAnsi="Wingdings" w:hint="default"/>
-        <w:sz w:val="20"/>
-      </w:rPr>
-    </w:lvl>
-    <w:lvl w:ilvl="3" w:tentative="1">
-      <w:start w:val="1"/>
-      <w:numFmt w:val="bullet"/>
-      <w:lvlText w:val=""/>
-      <w:lvlJc w:val="left"/>
-      <w:pPr>
-        <w:tabs>
-          <w:tab w:val="num" w:pos="2880"/>
-        </w:tabs>
-        <w:ind w:left="2880" w:hanging="360"/>
-      </w:pPr>
-      <w:rPr>
-        <w:rFonts w:ascii="Wingdings" w:hAnsi="Wingdings" w:hint="default"/>
-        <w:sz w:val="20"/>
-      </w:rPr>
-    </w:lvl>
-    <w:lvl w:ilvl="4" w:tentative="1">
-      <w:start w:val="1"/>
-      <w:numFmt w:val="bullet"/>
-      <w:lvlText w:val=""/>
-      <w:lvlJc w:val="left"/>
-      <w:pPr>
-        <w:tabs>
-          <w:tab w:val="num" w:pos="3600"/>
-        </w:tabs>
-        <w:ind w:left="3600" w:hanging="360"/>
-      </w:pPr>
-      <w:rPr>
-        <w:rFonts w:ascii="Wingdings" w:hAnsi="Wingdings" w:hint="default"/>
-        <w:sz w:val="20"/>
-      </w:rPr>
-    </w:lvl>
-    <w:lvl w:ilvl="5" w:tentative="1">
-      <w:start w:val="1"/>
-      <w:numFmt w:val="bullet"/>
-      <w:lvlText w:val=""/>
-      <w:lvlJc w:val="left"/>
-      <w:pPr>
-        <w:tabs>
-          <w:tab w:val="num" w:pos="4320"/>
-        </w:tabs>
-        <w:ind w:left="4320" w:hanging="360"/>
-      </w:pPr>
-      <w:rPr>
-        <w:rFonts w:ascii="Wingdings" w:hAnsi="Wingdings" w:hint="default"/>
-        <w:sz w:val="20"/>
-      </w:rPr>
-    </w:lvl>
-    <w:lvl w:ilvl="6" w:tentative="1">
-      <w:start w:val="1"/>
-      <w:numFmt w:val="bullet"/>
-      <w:lvlText w:val=""/>
-      <w:lvlJc w:val="left"/>
-      <w:pPr>
-        <w:tabs>
-          <w:tab w:val="num" w:pos="5040"/>
-        </w:tabs>
-        <w:ind w:left="5040" w:hanging="360"/>
-      </w:pPr>
-      <w:rPr>
-        <w:rFonts w:ascii="Wingdings" w:hAnsi="Wingdings" w:hint="default"/>
-        <w:sz w:val="20"/>
-      </w:rPr>
-    </w:lvl>
-    <w:lvl w:ilvl="7" w:tentative="1">
-      <w:start w:val="1"/>
-      <w:numFmt w:val="bullet"/>
-      <w:lvlText w:val=""/>
-      <w:lvlJc w:val="left"/>
-      <w:pPr>
-        <w:tabs>
-          <w:tab w:val="num" w:pos="5760"/>
-        </w:tabs>
-        <w:ind w:left="5760" w:hanging="360"/>
-      </w:pPr>
-      <w:rPr>
-        <w:rFonts w:ascii="Wingdings" w:hAnsi="Wingdings" w:hint="default"/>
-        <w:sz w:val="20"/>
-      </w:rPr>
-    </w:lvl>
-    <w:lvl w:ilvl="8" w:tentative="1">
-      <w:start w:val="1"/>
-      <w:numFmt w:val="bullet"/>
-      <w:lvlText w:val=""/>
-      <w:lvlJc w:val="left"/>
-      <w:pPr>
-        <w:tabs>
-          <w:tab w:val="num" w:pos="6480"/>
-        </w:tabs>
-        <w:ind w:left="6480" w:hanging="360"/>
-      </w:pPr>
-      <w:rPr>
-        <w:rFonts w:ascii="Wingdings" w:hAnsi="Wingdings" w:hint="default"/>
-        <w:sz w:val="20"/>
-      </w:rPr>
-    </w:lvl>
-  </w:abstractNum>
-  <w:abstractNum w:abstractNumId="52" w15:restartNumberingAfterBreak="0">
+  <w:abstractNum w:abstractNumId="47" w15:restartNumberingAfterBreak="0">
     <w:nsid w:val="51BD7A81"/>
     <w:multiLevelType w:val="multilevel"/>
     <w:tmpl w:val="D0A26144"/>
@@ -35844,7 +35006,7 @@
       </w:rPr>
     </w:lvl>
   </w:abstractNum>
-  <w:abstractNum w:abstractNumId="53" w15:restartNumberingAfterBreak="0">
+  <w:abstractNum w:abstractNumId="48" w15:restartNumberingAfterBreak="0">
     <w:nsid w:val="5775604A"/>
     <w:multiLevelType w:val="multilevel"/>
     <w:tmpl w:val="9098BE32"/>
@@ -35993,7 +35155,7 @@
       </w:rPr>
     </w:lvl>
   </w:abstractNum>
-  <w:abstractNum w:abstractNumId="54" w15:restartNumberingAfterBreak="0">
+  <w:abstractNum w:abstractNumId="49" w15:restartNumberingAfterBreak="0">
     <w:nsid w:val="583D6551"/>
     <w:multiLevelType w:val="multilevel"/>
     <w:tmpl w:val="41A49DEA"/>
@@ -36142,7 +35304,7 @@
       </w:rPr>
     </w:lvl>
   </w:abstractNum>
-  <w:abstractNum w:abstractNumId="55" w15:restartNumberingAfterBreak="0">
+  <w:abstractNum w:abstractNumId="50" w15:restartNumberingAfterBreak="0">
     <w:nsid w:val="58B56D26"/>
     <w:multiLevelType w:val="multilevel"/>
     <w:tmpl w:val="14BCCD10"/>
@@ -36291,7 +35453,7 @@
       </w:rPr>
     </w:lvl>
   </w:abstractNum>
-  <w:abstractNum w:abstractNumId="56" w15:restartNumberingAfterBreak="0">
+  <w:abstractNum w:abstractNumId="51" w15:restartNumberingAfterBreak="0">
     <w:nsid w:val="59E02CBA"/>
     <w:multiLevelType w:val="multilevel"/>
     <w:tmpl w:val="241E0042"/>
@@ -36440,7 +35602,7 @@
       </w:rPr>
     </w:lvl>
   </w:abstractNum>
-  <w:abstractNum w:abstractNumId="57" w15:restartNumberingAfterBreak="0">
+  <w:abstractNum w:abstractNumId="52" w15:restartNumberingAfterBreak="0">
     <w:nsid w:val="59F43B1D"/>
     <w:multiLevelType w:val="multilevel"/>
     <w:tmpl w:val="2D7A09B6"/>
@@ -36589,7 +35751,7 @@
       </w:rPr>
     </w:lvl>
   </w:abstractNum>
-  <w:abstractNum w:abstractNumId="58" w15:restartNumberingAfterBreak="0">
+  <w:abstractNum w:abstractNumId="53" w15:restartNumberingAfterBreak="0">
     <w:nsid w:val="5DB35C71"/>
     <w:multiLevelType w:val="multilevel"/>
     <w:tmpl w:val="23BE93A2"/>
@@ -36738,7 +35900,7 @@
       </w:rPr>
     </w:lvl>
   </w:abstractNum>
-  <w:abstractNum w:abstractNumId="59" w15:restartNumberingAfterBreak="0">
+  <w:abstractNum w:abstractNumId="54" w15:restartNumberingAfterBreak="0">
     <w:nsid w:val="5E343E18"/>
     <w:multiLevelType w:val="multilevel"/>
     <w:tmpl w:val="BEEAA284"/>
@@ -36887,7 +36049,7 @@
       </w:rPr>
     </w:lvl>
   </w:abstractNum>
-  <w:abstractNum w:abstractNumId="60" w15:restartNumberingAfterBreak="0">
+  <w:abstractNum w:abstractNumId="55" w15:restartNumberingAfterBreak="0">
     <w:nsid w:val="5E373DE6"/>
     <w:multiLevelType w:val="multilevel"/>
     <w:tmpl w:val="A83ED2BE"/>
@@ -37036,156 +36198,7 @@
       </w:rPr>
     </w:lvl>
   </w:abstractNum>
-  <w:abstractNum w:abstractNumId="61" w15:restartNumberingAfterBreak="0">
-    <w:nsid w:val="5EE366E1"/>
-    <w:multiLevelType w:val="multilevel"/>
-    <w:tmpl w:val="266EB2EA"/>
-    <w:lvl w:ilvl="0">
-      <w:start w:val="1"/>
-      <w:numFmt w:val="bullet"/>
-      <w:lvlText w:val=""/>
-      <w:lvlJc w:val="left"/>
-      <w:pPr>
-        <w:tabs>
-          <w:tab w:val="num" w:pos="720"/>
-        </w:tabs>
-        <w:ind w:left="720" w:hanging="360"/>
-      </w:pPr>
-      <w:rPr>
-        <w:rFonts w:ascii="Symbol" w:hAnsi="Symbol" w:hint="default"/>
-        <w:sz w:val="20"/>
-      </w:rPr>
-    </w:lvl>
-    <w:lvl w:ilvl="1" w:tentative="1">
-      <w:start w:val="1"/>
-      <w:numFmt w:val="bullet"/>
-      <w:lvlText w:val="o"/>
-      <w:lvlJc w:val="left"/>
-      <w:pPr>
-        <w:tabs>
-          <w:tab w:val="num" w:pos="1440"/>
-        </w:tabs>
-        <w:ind w:left="1440" w:hanging="360"/>
-      </w:pPr>
-      <w:rPr>
-        <w:rFonts w:ascii="Courier New" w:hAnsi="Courier New" w:hint="default"/>
-        <w:sz w:val="20"/>
-      </w:rPr>
-    </w:lvl>
-    <w:lvl w:ilvl="2" w:tentative="1">
-      <w:start w:val="1"/>
-      <w:numFmt w:val="bullet"/>
-      <w:lvlText w:val=""/>
-      <w:lvlJc w:val="left"/>
-      <w:pPr>
-        <w:tabs>
-          <w:tab w:val="num" w:pos="2160"/>
-        </w:tabs>
-        <w:ind w:left="2160" w:hanging="360"/>
-      </w:pPr>
-      <w:rPr>
-        <w:rFonts w:ascii="Wingdings" w:hAnsi="Wingdings" w:hint="default"/>
-        <w:sz w:val="20"/>
-      </w:rPr>
-    </w:lvl>
-    <w:lvl w:ilvl="3" w:tentative="1">
-      <w:start w:val="1"/>
-      <w:numFmt w:val="bullet"/>
-      <w:lvlText w:val=""/>
-      <w:lvlJc w:val="left"/>
-      <w:pPr>
-        <w:tabs>
-          <w:tab w:val="num" w:pos="2880"/>
-        </w:tabs>
-        <w:ind w:left="2880" w:hanging="360"/>
-      </w:pPr>
-      <w:rPr>
-        <w:rFonts w:ascii="Wingdings" w:hAnsi="Wingdings" w:hint="default"/>
-        <w:sz w:val="20"/>
-      </w:rPr>
-    </w:lvl>
-    <w:lvl w:ilvl="4" w:tentative="1">
-      <w:start w:val="1"/>
-      <w:numFmt w:val="bullet"/>
-      <w:lvlText w:val=""/>
-      <w:lvlJc w:val="left"/>
-      <w:pPr>
-        <w:tabs>
-          <w:tab w:val="num" w:pos="3600"/>
-        </w:tabs>
-        <w:ind w:left="3600" w:hanging="360"/>
-      </w:pPr>
-      <w:rPr>
-        <w:rFonts w:ascii="Wingdings" w:hAnsi="Wingdings" w:hint="default"/>
-        <w:sz w:val="20"/>
-      </w:rPr>
-    </w:lvl>
-    <w:lvl w:ilvl="5" w:tentative="1">
-      <w:start w:val="1"/>
-      <w:numFmt w:val="bullet"/>
-      <w:lvlText w:val=""/>
-      <w:lvlJc w:val="left"/>
-      <w:pPr>
-        <w:tabs>
-          <w:tab w:val="num" w:pos="4320"/>
-        </w:tabs>
-        <w:ind w:left="4320" w:hanging="360"/>
-      </w:pPr>
-      <w:rPr>
-        <w:rFonts w:ascii="Wingdings" w:hAnsi="Wingdings" w:hint="default"/>
-        <w:sz w:val="20"/>
-      </w:rPr>
-    </w:lvl>
-    <w:lvl w:ilvl="6" w:tentative="1">
-      <w:start w:val="1"/>
-      <w:numFmt w:val="bullet"/>
-      <w:lvlText w:val=""/>
-      <w:lvlJc w:val="left"/>
-      <w:pPr>
-        <w:tabs>
-          <w:tab w:val="num" w:pos="5040"/>
-        </w:tabs>
-        <w:ind w:left="5040" w:hanging="360"/>
-      </w:pPr>
-      <w:rPr>
-        <w:rFonts w:ascii="Wingdings" w:hAnsi="Wingdings" w:hint="default"/>
-        <w:sz w:val="20"/>
-      </w:rPr>
-    </w:lvl>
-    <w:lvl w:ilvl="7" w:tentative="1">
-      <w:start w:val="1"/>
-      <w:numFmt w:val="bullet"/>
-      <w:lvlText w:val=""/>
-      <w:lvlJc w:val="left"/>
-      <w:pPr>
-        <w:tabs>
-          <w:tab w:val="num" w:pos="5760"/>
-        </w:tabs>
-        <w:ind w:left="5760" w:hanging="360"/>
-      </w:pPr>
-      <w:rPr>
-        <w:rFonts w:ascii="Wingdings" w:hAnsi="Wingdings" w:hint="default"/>
-        <w:sz w:val="20"/>
-      </w:rPr>
-    </w:lvl>
-    <w:lvl w:ilvl="8" w:tentative="1">
-      <w:start w:val="1"/>
-      <w:numFmt w:val="bullet"/>
-      <w:lvlText w:val=""/>
-      <w:lvlJc w:val="left"/>
-      <w:pPr>
-        <w:tabs>
-          <w:tab w:val="num" w:pos="6480"/>
-        </w:tabs>
-        <w:ind w:left="6480" w:hanging="360"/>
-      </w:pPr>
-      <w:rPr>
-        <w:rFonts w:ascii="Wingdings" w:hAnsi="Wingdings" w:hint="default"/>
-        <w:sz w:val="20"/>
-      </w:rPr>
-    </w:lvl>
-  </w:abstractNum>
-  <w:abstractNum w:abstractNumId="62" w15:restartNumberingAfterBreak="0">
+  <w:abstractNum w:abstractNumId="56" w15:restartNumberingAfterBreak="0">
     <w:nsid w:val="65360361"/>
     <w:multiLevelType w:val="multilevel"/>
     <w:tmpl w:val="A4FE0F36"/>
@@ -37334,7 +36347,7 @@
       </w:rPr>
     </w:lvl>
   </w:abstractNum>
-  <w:abstractNum w:abstractNumId="63" w15:restartNumberingAfterBreak="0">
+  <w:abstractNum w:abstractNumId="57" w15:restartNumberingAfterBreak="0">
     <w:nsid w:val="65E017AE"/>
     <w:multiLevelType w:val="multilevel"/>
     <w:tmpl w:val="661E0362"/>
@@ -37483,7 +36496,7 @@
       </w:rPr>
     </w:lvl>
   </w:abstractNum>
-  <w:abstractNum w:abstractNumId="64" w15:restartNumberingAfterBreak="0">
+  <w:abstractNum w:abstractNumId="58" w15:restartNumberingAfterBreak="0">
     <w:nsid w:val="6609440F"/>
     <w:multiLevelType w:val="multilevel"/>
     <w:tmpl w:val="77C0871A"/>
@@ -37632,7 +36645,7 @@
       </w:rPr>
     </w:lvl>
   </w:abstractNum>
-  <w:abstractNum w:abstractNumId="65" w15:restartNumberingAfterBreak="0">
+  <w:abstractNum w:abstractNumId="59" w15:restartNumberingAfterBreak="0">
     <w:nsid w:val="67F20EC8"/>
     <w:multiLevelType w:val="multilevel"/>
     <w:tmpl w:val="A87A0062"/>
@@ -37745,7 +36758,7 @@
       </w:pPr>
     </w:lvl>
   </w:abstractNum>
-  <w:abstractNum w:abstractNumId="66" w15:restartNumberingAfterBreak="0">
+  <w:abstractNum w:abstractNumId="60" w15:restartNumberingAfterBreak="0">
     <w:nsid w:val="680C597F"/>
     <w:multiLevelType w:val="multilevel"/>
     <w:tmpl w:val="3CEA4DFC"/>
@@ -37894,7 +36907,7 @@
       </w:rPr>
     </w:lvl>
   </w:abstractNum>
-  <w:abstractNum w:abstractNumId="67" w15:restartNumberingAfterBreak="0">
+  <w:abstractNum w:abstractNumId="61" w15:restartNumberingAfterBreak="0">
     <w:nsid w:val="68880914"/>
     <w:multiLevelType w:val="multilevel"/>
     <w:tmpl w:val="D63090CC"/>
@@ -38043,7 +37056,7 @@
       </w:rPr>
     </w:lvl>
   </w:abstractNum>
-  <w:abstractNum w:abstractNumId="68" w15:restartNumberingAfterBreak="0">
+  <w:abstractNum w:abstractNumId="62" w15:restartNumberingAfterBreak="0">
     <w:nsid w:val="68F84EF8"/>
     <w:multiLevelType w:val="multilevel"/>
     <w:tmpl w:val="6A802538"/>
@@ -38192,7 +37205,7 @@
       </w:rPr>
     </w:lvl>
   </w:abstractNum>
-  <w:abstractNum w:abstractNumId="69" w15:restartNumberingAfterBreak="0">
+  <w:abstractNum w:abstractNumId="63" w15:restartNumberingAfterBreak="0">
     <w:nsid w:val="6A2731D7"/>
     <w:multiLevelType w:val="multilevel"/>
     <w:tmpl w:val="75CC7E04"/>
@@ -38341,7 +37354,7 @@
       </w:rPr>
     </w:lvl>
   </w:abstractNum>
-  <w:abstractNum w:abstractNumId="70" w15:restartNumberingAfterBreak="0">
+  <w:abstractNum w:abstractNumId="64" w15:restartNumberingAfterBreak="0">
     <w:nsid w:val="6B393DC9"/>
     <w:multiLevelType w:val="multilevel"/>
     <w:tmpl w:val="05669D9E"/>
@@ -38490,7 +37503,7 @@
       </w:rPr>
     </w:lvl>
   </w:abstractNum>
-  <w:abstractNum w:abstractNumId="71" w15:restartNumberingAfterBreak="0">
+  <w:abstractNum w:abstractNumId="65" w15:restartNumberingAfterBreak="0">
     <w:nsid w:val="6C787DED"/>
     <w:multiLevelType w:val="multilevel"/>
     <w:tmpl w:val="85269F04"/>
@@ -38603,7 +37616,7 @@
       </w:pPr>
     </w:lvl>
   </w:abstractNum>
-  <w:abstractNum w:abstractNumId="72" w15:restartNumberingAfterBreak="0">
+  <w:abstractNum w:abstractNumId="66" w15:restartNumberingAfterBreak="0">
     <w:nsid w:val="70221461"/>
     <w:multiLevelType w:val="multilevel"/>
     <w:tmpl w:val="F386EBB8"/>
@@ -38752,7 +37765,7 @@
       </w:rPr>
     </w:lvl>
   </w:abstractNum>
-  <w:abstractNum w:abstractNumId="73" w15:restartNumberingAfterBreak="0">
+  <w:abstractNum w:abstractNumId="67" w15:restartNumberingAfterBreak="0">
     <w:nsid w:val="72561D3E"/>
     <w:multiLevelType w:val="multilevel"/>
     <w:tmpl w:val="2F10FDDC"/>
@@ -38901,156 +37914,7 @@
       </w:rPr>
     </w:lvl>
   </w:abstractNum>
-  <w:abstractNum w:abstractNumId="74" w15:restartNumberingAfterBreak="0">
-    <w:nsid w:val="74971913"/>
-    <w:multiLevelType w:val="multilevel"/>
-    <w:tmpl w:val="30522878"/>
-    <w:lvl w:ilvl="0">
-      <w:start w:val="1"/>
-      <w:numFmt w:val="bullet"/>
-      <w:lvlText w:val=""/>
-      <w:lvlJc w:val="left"/>
-      <w:pPr>
-        <w:tabs>
-          <w:tab w:val="num" w:pos="720"/>
-        </w:tabs>
-        <w:ind w:left="720" w:hanging="360"/>
-      </w:pPr>
-      <w:rPr>
-        <w:rFonts w:ascii="Symbol" w:hAnsi="Symbol" w:hint="default"/>
-        <w:sz w:val="20"/>
-      </w:rPr>
-    </w:lvl>
-    <w:lvl w:ilvl="1" w:tentative="1">
-      <w:start w:val="1"/>
-      <w:numFmt w:val="bullet"/>
-      <w:lvlText w:val="o"/>
-      <w:lvlJc w:val="left"/>
-      <w:pPr>
-        <w:tabs>
-          <w:tab w:val="num" w:pos="1440"/>
-        </w:tabs>
-        <w:ind w:left="1440" w:hanging="360"/>
-      </w:pPr>
-      <w:rPr>
-        <w:rFonts w:ascii="Courier New" w:hAnsi="Courier New" w:hint="default"/>
-        <w:sz w:val="20"/>
-      </w:rPr>
-    </w:lvl>
-    <w:lvl w:ilvl="2" w:tentative="1">
-      <w:start w:val="1"/>
-      <w:numFmt w:val="bullet"/>
-      <w:lvlText w:val=""/>
-      <w:lvlJc w:val="left"/>
-      <w:pPr>
-        <w:tabs>
-          <w:tab w:val="num" w:pos="2160"/>
-        </w:tabs>
-        <w:ind w:left="2160" w:hanging="360"/>
-      </w:pPr>
-      <w:rPr>
-        <w:rFonts w:ascii="Wingdings" w:hAnsi="Wingdings" w:hint="default"/>
-        <w:sz w:val="20"/>
-      </w:rPr>
-    </w:lvl>
-    <w:lvl w:ilvl="3" w:tentative="1">
-      <w:start w:val="1"/>
-      <w:numFmt w:val="bullet"/>
-      <w:lvlText w:val=""/>
-      <w:lvlJc w:val="left"/>
-      <w:pPr>
-        <w:tabs>
-          <w:tab w:val="num" w:pos="2880"/>
-        </w:tabs>
-        <w:ind w:left="2880" w:hanging="360"/>
-      </w:pPr>
-      <w:rPr>
-        <w:rFonts w:ascii="Wingdings" w:hAnsi="Wingdings" w:hint="default"/>
-        <w:sz w:val="20"/>
-      </w:rPr>
-    </w:lvl>
-    <w:lvl w:ilvl="4" w:tentative="1">
-      <w:start w:val="1"/>
-      <w:numFmt w:val="bullet"/>
-      <w:lvlText w:val=""/>
-      <w:lvlJc w:val="left"/>
-      <w:pPr>
-        <w:tabs>
-          <w:tab w:val="num" w:pos="3600"/>
-        </w:tabs>
-        <w:ind w:left="3600" w:hanging="360"/>
-      </w:pPr>
-      <w:rPr>
-        <w:rFonts w:ascii="Wingdings" w:hAnsi="Wingdings" w:hint="default"/>
-        <w:sz w:val="20"/>
-      </w:rPr>
-    </w:lvl>
-    <w:lvl w:ilvl="5" w:tentative="1">
-      <w:start w:val="1"/>
-      <w:numFmt w:val="bullet"/>
-      <w:lvlText w:val=""/>
-      <w:lvlJc w:val="left"/>
-      <w:pPr>
-        <w:tabs>
-          <w:tab w:val="num" w:pos="4320"/>
-        </w:tabs>
-        <w:ind w:left="4320" w:hanging="360"/>
-      </w:pPr>
-      <w:rPr>
-        <w:rFonts w:ascii="Wingdings" w:hAnsi="Wingdings" w:hint="default"/>
-        <w:sz w:val="20"/>
-      </w:rPr>
-    </w:lvl>
-    <w:lvl w:ilvl="6" w:tentative="1">
-      <w:start w:val="1"/>
-      <w:numFmt w:val="bullet"/>
-      <w:lvlText w:val=""/>
-      <w:lvlJc w:val="left"/>
-      <w:pPr>
-        <w:tabs>
-          <w:tab w:val="num" w:pos="5040"/>
-        </w:tabs>
-        <w:ind w:left="5040" w:hanging="360"/>
-      </w:pPr>
-      <w:rPr>
-        <w:rFonts w:ascii="Wingdings" w:hAnsi="Wingdings" w:hint="default"/>
-        <w:sz w:val="20"/>
-      </w:rPr>
-    </w:lvl>
-    <w:lvl w:ilvl="7" w:tentative="1">
-      <w:start w:val="1"/>
-      <w:numFmt w:val="bullet"/>
-      <w:lvlText w:val=""/>
-      <w:lvlJc w:val="left"/>
-      <w:pPr>
-        <w:tabs>
-          <w:tab w:val="num" w:pos="5760"/>
-        </w:tabs>
-        <w:ind w:left="5760" w:hanging="360"/>
-      </w:pPr>
-      <w:rPr>
-        <w:rFonts w:ascii="Wingdings" w:hAnsi="Wingdings" w:hint="default"/>
-        <w:sz w:val="20"/>
-      </w:rPr>
-    </w:lvl>
-    <w:lvl w:ilvl="8" w:tentative="1">
-      <w:start w:val="1"/>
-      <w:numFmt w:val="bullet"/>
-      <w:lvlText w:val=""/>
-      <w:lvlJc w:val="left"/>
-      <w:pPr>
-        <w:tabs>
-          <w:tab w:val="num" w:pos="6480"/>
-        </w:tabs>
-        <w:ind w:left="6480" w:hanging="360"/>
-      </w:pPr>
-      <w:rPr>
-        <w:rFonts w:ascii="Wingdings" w:hAnsi="Wingdings" w:hint="default"/>
-        <w:sz w:val="20"/>
-      </w:rPr>
-    </w:lvl>
-  </w:abstractNum>
-  <w:abstractNum w:abstractNumId="75" w15:restartNumberingAfterBreak="0">
+  <w:abstractNum w:abstractNumId="68" w15:restartNumberingAfterBreak="0">
     <w:nsid w:val="75E229D7"/>
     <w:multiLevelType w:val="multilevel"/>
     <w:tmpl w:val="B0868506"/>
@@ -39199,7 +38063,7 @@
       </w:rPr>
     </w:lvl>
   </w:abstractNum>
-  <w:abstractNum w:abstractNumId="76" w15:restartNumberingAfterBreak="0">
+  <w:abstractNum w:abstractNumId="69" w15:restartNumberingAfterBreak="0">
     <w:nsid w:val="78117652"/>
     <w:multiLevelType w:val="multilevel"/>
     <w:tmpl w:val="FE7EEA6C"/>
@@ -39348,156 +38212,7 @@
       </w:rPr>
     </w:lvl>
   </w:abstractNum>
-  <w:abstractNum w:abstractNumId="77" w15:restartNumberingAfterBreak="0">
-    <w:nsid w:val="78761FCA"/>
-    <w:multiLevelType w:val="multilevel"/>
-    <w:tmpl w:val="908E3A4A"/>
-    <w:lvl w:ilvl="0">
-      <w:start w:val="1"/>
-      <w:numFmt w:val="bullet"/>
-      <w:lvlText w:val=""/>
-      <w:lvlJc w:val="left"/>
-      <w:pPr>
-        <w:tabs>
-          <w:tab w:val="num" w:pos="720"/>
-        </w:tabs>
-        <w:ind w:left="720" w:hanging="360"/>
-      </w:pPr>
-      <w:rPr>
-        <w:rFonts w:ascii="Symbol" w:hAnsi="Symbol" w:hint="default"/>
-        <w:sz w:val="20"/>
-      </w:rPr>
-    </w:lvl>
-    <w:lvl w:ilvl="1" w:tentative="1">
-      <w:start w:val="1"/>
-      <w:numFmt w:val="bullet"/>
-      <w:lvlText w:val="o"/>
-      <w:lvlJc w:val="left"/>
-      <w:pPr>
-        <w:tabs>
-          <w:tab w:val="num" w:pos="1440"/>
-        </w:tabs>
-        <w:ind w:left="1440" w:hanging="360"/>
-      </w:pPr>
-      <w:rPr>
-        <w:rFonts w:ascii="Courier New" w:hAnsi="Courier New" w:hint="default"/>
-        <w:sz w:val="20"/>
-      </w:rPr>
-    </w:lvl>
-    <w:lvl w:ilvl="2" w:tentative="1">
-      <w:start w:val="1"/>
-      <w:numFmt w:val="bullet"/>
-      <w:lvlText w:val=""/>
-      <w:lvlJc w:val="left"/>
-      <w:pPr>
-        <w:tabs>
-          <w:tab w:val="num" w:pos="2160"/>
-        </w:tabs>
-        <w:ind w:left="2160" w:hanging="360"/>
-      </w:pPr>
-      <w:rPr>
-        <w:rFonts w:ascii="Wingdings" w:hAnsi="Wingdings" w:hint="default"/>
-        <w:sz w:val="20"/>
-      </w:rPr>
-    </w:lvl>
-    <w:lvl w:ilvl="3" w:tentative="1">
-      <w:start w:val="1"/>
-      <w:numFmt w:val="bullet"/>
-      <w:lvlText w:val=""/>
-      <w:lvlJc w:val="left"/>
-      <w:pPr>
-        <w:tabs>
-          <w:tab w:val="num" w:pos="2880"/>
-        </w:tabs>
-        <w:ind w:left="2880" w:hanging="360"/>
-      </w:pPr>
-      <w:rPr>
-        <w:rFonts w:ascii="Wingdings" w:hAnsi="Wingdings" w:hint="default"/>
-        <w:sz w:val="20"/>
-      </w:rPr>
-    </w:lvl>
-    <w:lvl w:ilvl="4" w:tentative="1">
-      <w:start w:val="1"/>
-      <w:numFmt w:val="bullet"/>
-      <w:lvlText w:val=""/>
-      <w:lvlJc w:val="left"/>
-      <w:pPr>
-        <w:tabs>
-          <w:tab w:val="num" w:pos="3600"/>
-        </w:tabs>
-        <w:ind w:left="3600" w:hanging="360"/>
-      </w:pPr>
-      <w:rPr>
-        <w:rFonts w:ascii="Wingdings" w:hAnsi="Wingdings" w:hint="default"/>
-        <w:sz w:val="20"/>
-      </w:rPr>
-    </w:lvl>
-    <w:lvl w:ilvl="5" w:tentative="1">
-      <w:start w:val="1"/>
-      <w:numFmt w:val="bullet"/>
-      <w:lvlText w:val=""/>
-      <w:lvlJc w:val="left"/>
-      <w:pPr>
-        <w:tabs>
-          <w:tab w:val="num" w:pos="4320"/>
-        </w:tabs>
-        <w:ind w:left="4320" w:hanging="360"/>
-      </w:pPr>
-      <w:rPr>
-        <w:rFonts w:ascii="Wingdings" w:hAnsi="Wingdings" w:hint="default"/>
-        <w:sz w:val="20"/>
-      </w:rPr>
-    </w:lvl>
-    <w:lvl w:ilvl="6" w:tentative="1">
-      <w:start w:val="1"/>
-      <w:numFmt w:val="bullet"/>
-      <w:lvlText w:val=""/>
-      <w:lvlJc w:val="left"/>
-      <w:pPr>
-        <w:tabs>
-          <w:tab w:val="num" w:pos="5040"/>
-        </w:tabs>
-        <w:ind w:left="5040" w:hanging="360"/>
-      </w:pPr>
-      <w:rPr>
-        <w:rFonts w:ascii="Wingdings" w:hAnsi="Wingdings" w:hint="default"/>
-        <w:sz w:val="20"/>
-      </w:rPr>
-    </w:lvl>
-    <w:lvl w:ilvl="7" w:tentative="1">
-      <w:start w:val="1"/>
-      <w:numFmt w:val="bullet"/>
-      <w:lvlText w:val=""/>
-      <w:lvlJc w:val="left"/>
-      <w:pPr>
-        <w:tabs>
-          <w:tab w:val="num" w:pos="5760"/>
-        </w:tabs>
-        <w:ind w:left="5760" w:hanging="360"/>
-      </w:pPr>
-      <w:rPr>
-        <w:rFonts w:ascii="Wingdings" w:hAnsi="Wingdings" w:hint="default"/>
-        <w:sz w:val="20"/>
-      </w:rPr>
-    </w:lvl>
-    <w:lvl w:ilvl="8" w:tentative="1">
-      <w:start w:val="1"/>
-      <w:numFmt w:val="bullet"/>
-      <w:lvlText w:val=""/>
-      <w:lvlJc w:val="left"/>
-      <w:pPr>
-        <w:tabs>
-          <w:tab w:val="num" w:pos="6480"/>
-        </w:tabs>
-        <w:ind w:left="6480" w:hanging="360"/>
-      </w:pPr>
-      <w:rPr>
-        <w:rFonts w:ascii="Wingdings" w:hAnsi="Wingdings" w:hint="default"/>
-        <w:sz w:val="20"/>
-      </w:rPr>
-    </w:lvl>
-  </w:abstractNum>
-  <w:abstractNum w:abstractNumId="78" w15:restartNumberingAfterBreak="0">
+  <w:abstractNum w:abstractNumId="70" w15:restartNumberingAfterBreak="0">
     <w:nsid w:val="78DA21E5"/>
     <w:multiLevelType w:val="multilevel"/>
     <w:tmpl w:val="2444A020"/>
@@ -39646,7 +38361,7 @@
       </w:rPr>
     </w:lvl>
   </w:abstractNum>
-  <w:abstractNum w:abstractNumId="79" w15:restartNumberingAfterBreak="0">
+  <w:abstractNum w:abstractNumId="71" w15:restartNumberingAfterBreak="0">
     <w:nsid w:val="79FB672B"/>
     <w:multiLevelType w:val="multilevel"/>
     <w:tmpl w:val="6D7A53F6"/>
@@ -39795,487 +38510,223 @@
       </w:rPr>
     </w:lvl>
   </w:abstractNum>
-  <w:abstractNum w:abstractNumId="80" w15:restartNumberingAfterBreak="0">
-    <w:nsid w:val="7C0528FB"/>
-    <w:multiLevelType w:val="multilevel"/>
-    <w:tmpl w:val="CE063726"/>
-    <w:lvl w:ilvl="0">
-      <w:start w:val="1"/>
-      <w:numFmt w:val="bullet"/>
-      <w:lvlText w:val=""/>
-      <w:lvlJc w:val="left"/>
-      <w:pPr>
-        <w:tabs>
-          <w:tab w:val="num" w:pos="720"/>
-        </w:tabs>
-        <w:ind w:left="720" w:hanging="360"/>
-      </w:pPr>
-      <w:rPr>
-        <w:rFonts w:ascii="Symbol" w:hAnsi="Symbol" w:hint="default"/>
-        <w:sz w:val="20"/>
-      </w:rPr>
-    </w:lvl>
-    <w:lvl w:ilvl="1" w:tentative="1">
-      <w:start w:val="1"/>
-      <w:numFmt w:val="bullet"/>
-      <w:lvlText w:val="o"/>
-      <w:lvlJc w:val="left"/>
-      <w:pPr>
-        <w:tabs>
-          <w:tab w:val="num" w:pos="1440"/>
-        </w:tabs>
-        <w:ind w:left="1440" w:hanging="360"/>
-      </w:pPr>
-      <w:rPr>
-        <w:rFonts w:ascii="Courier New" w:hAnsi="Courier New" w:hint="default"/>
-        <w:sz w:val="20"/>
-      </w:rPr>
-    </w:lvl>
-    <w:lvl w:ilvl="2" w:tentative="1">
-      <w:start w:val="1"/>
-      <w:numFmt w:val="bullet"/>
-      <w:lvlText w:val=""/>
-      <w:lvlJc w:val="left"/>
-      <w:pPr>
-        <w:tabs>
-          <w:tab w:val="num" w:pos="2160"/>
-        </w:tabs>
-        <w:ind w:left="2160" w:hanging="360"/>
-      </w:pPr>
-      <w:rPr>
-        <w:rFonts w:ascii="Wingdings" w:hAnsi="Wingdings" w:hint="default"/>
-        <w:sz w:val="20"/>
-      </w:rPr>
-    </w:lvl>
-    <w:lvl w:ilvl="3" w:tentative="1">
-      <w:start w:val="1"/>
-      <w:numFmt w:val="bullet"/>
-      <w:lvlText w:val=""/>
-      <w:lvlJc w:val="left"/>
-      <w:pPr>
-        <w:tabs>
-          <w:tab w:val="num" w:pos="2880"/>
-        </w:tabs>
-        <w:ind w:left="2880" w:hanging="360"/>
-      </w:pPr>
-      <w:rPr>
-        <w:rFonts w:ascii="Wingdings" w:hAnsi="Wingdings" w:hint="default"/>
-        <w:sz w:val="20"/>
-      </w:rPr>
-    </w:lvl>
-    <w:lvl w:ilvl="4" w:tentative="1">
-      <w:start w:val="1"/>
-      <w:numFmt w:val="bullet"/>
-      <w:lvlText w:val=""/>
-      <w:lvlJc w:val="left"/>
-      <w:pPr>
-        <w:tabs>
-          <w:tab w:val="num" w:pos="3600"/>
-        </w:tabs>
-        <w:ind w:left="3600" w:hanging="360"/>
-      </w:pPr>
-      <w:rPr>
-        <w:rFonts w:ascii="Wingdings" w:hAnsi="Wingdings" w:hint="default"/>
-        <w:sz w:val="20"/>
-      </w:rPr>
-    </w:lvl>
-    <w:lvl w:ilvl="5" w:tentative="1">
-      <w:start w:val="1"/>
-      <w:numFmt w:val="bullet"/>
-      <w:lvlText w:val=""/>
-      <w:lvlJc w:val="left"/>
-      <w:pPr>
-        <w:tabs>
-          <w:tab w:val="num" w:pos="4320"/>
-        </w:tabs>
-        <w:ind w:left="4320" w:hanging="360"/>
-      </w:pPr>
-      <w:rPr>
-        <w:rFonts w:ascii="Wingdings" w:hAnsi="Wingdings" w:hint="default"/>
-        <w:sz w:val="20"/>
-      </w:rPr>
-    </w:lvl>
-    <w:lvl w:ilvl="6" w:tentative="1">
-      <w:start w:val="1"/>
-      <w:numFmt w:val="bullet"/>
-      <w:lvlText w:val=""/>
-      <w:lvlJc w:val="left"/>
-      <w:pPr>
-        <w:tabs>
-          <w:tab w:val="num" w:pos="5040"/>
-        </w:tabs>
-        <w:ind w:left="5040" w:hanging="360"/>
-      </w:pPr>
-      <w:rPr>
-        <w:rFonts w:ascii="Wingdings" w:hAnsi="Wingdings" w:hint="default"/>
-        <w:sz w:val="20"/>
-      </w:rPr>
-    </w:lvl>
-    <w:lvl w:ilvl="7" w:tentative="1">
-      <w:start w:val="1"/>
-      <w:numFmt w:val="bullet"/>
-      <w:lvlText w:val=""/>
-      <w:lvlJc w:val="left"/>
-      <w:pPr>
-        <w:tabs>
-          <w:tab w:val="num" w:pos="5760"/>
-        </w:tabs>
-        <w:ind w:left="5760" w:hanging="360"/>
-      </w:pPr>
-      <w:rPr>
-        <w:rFonts w:ascii="Wingdings" w:hAnsi="Wingdings" w:hint="default"/>
-        <w:sz w:val="20"/>
-      </w:rPr>
-    </w:lvl>
-    <w:lvl w:ilvl="8" w:tentative="1">
-      <w:start w:val="1"/>
-      <w:numFmt w:val="bullet"/>
-      <w:lvlText w:val=""/>
-      <w:lvlJc w:val="left"/>
-      <w:pPr>
-        <w:tabs>
-          <w:tab w:val="num" w:pos="6480"/>
-        </w:tabs>
-        <w:ind w:left="6480" w:hanging="360"/>
-      </w:pPr>
-      <w:rPr>
-        <w:rFonts w:ascii="Wingdings" w:hAnsi="Wingdings" w:hint="default"/>
-        <w:sz w:val="20"/>
-      </w:rPr>
-    </w:lvl>
-  </w:abstractNum>
-  <w:abstractNum w:abstractNumId="81" w15:restartNumberingAfterBreak="0">
-    <w:nsid w:val="7EDA4641"/>
-    <w:multiLevelType w:val="hybridMultilevel"/>
-    <w:tmpl w:val="014881A4"/>
-    <w:lvl w:ilvl="0" w:tplc="4009000F">
-      <w:start w:val="1"/>
-      <w:numFmt w:val="decimal"/>
-      <w:lvlText w:val="%1."/>
-      <w:lvlJc w:val="left"/>
-      <w:pPr>
-        <w:ind w:left="720" w:hanging="360"/>
-      </w:pPr>
-    </w:lvl>
-    <w:lvl w:ilvl="1" w:tplc="40090019" w:tentative="1">
-      <w:start w:val="1"/>
-      <w:numFmt w:val="lowerLetter"/>
-      <w:lvlText w:val="%2."/>
-      <w:lvlJc w:val="left"/>
-      <w:pPr>
-        <w:ind w:left="1440" w:hanging="360"/>
-      </w:pPr>
-    </w:lvl>
-    <w:lvl w:ilvl="2" w:tplc="4009001B" w:tentative="1">
-      <w:start w:val="1"/>
-      <w:numFmt w:val="lowerRoman"/>
-      <w:lvlText w:val="%3."/>
-      <w:lvlJc w:val="right"/>
-      <w:pPr>
-        <w:ind w:left="2160" w:hanging="180"/>
-      </w:pPr>
-    </w:lvl>
-    <w:lvl w:ilvl="3" w:tplc="4009000F" w:tentative="1">
-      <w:start w:val="1"/>
-      <w:numFmt w:val="decimal"/>
-      <w:lvlText w:val="%4."/>
-      <w:lvlJc w:val="left"/>
-      <w:pPr>
-        <w:ind w:left="2880" w:hanging="360"/>
-      </w:pPr>
-    </w:lvl>
-    <w:lvl w:ilvl="4" w:tplc="40090019" w:tentative="1">
-      <w:start w:val="1"/>
-      <w:numFmt w:val="lowerLetter"/>
-      <w:lvlText w:val="%5."/>
-      <w:lvlJc w:val="left"/>
-      <w:pPr>
-        <w:ind w:left="3600" w:hanging="360"/>
-      </w:pPr>
-    </w:lvl>
-    <w:lvl w:ilvl="5" w:tplc="4009001B" w:tentative="1">
-      <w:start w:val="1"/>
-      <w:numFmt w:val="lowerRoman"/>
-      <w:lvlText w:val="%6."/>
-      <w:lvlJc w:val="right"/>
-      <w:pPr>
-        <w:ind w:left="4320" w:hanging="180"/>
-      </w:pPr>
-    </w:lvl>
-    <w:lvl w:ilvl="6" w:tplc="4009000F" w:tentative="1">
-      <w:start w:val="1"/>
-      <w:numFmt w:val="decimal"/>
-      <w:lvlText w:val="%7."/>
-      <w:lvlJc w:val="left"/>
-      <w:pPr>
-        <w:ind w:left="5040" w:hanging="360"/>
-      </w:pPr>
-    </w:lvl>
-    <w:lvl w:ilvl="7" w:tplc="40090019" w:tentative="1">
-      <w:start w:val="1"/>
-      <w:numFmt w:val="lowerLetter"/>
-      <w:lvlText w:val="%8."/>
-      <w:lvlJc w:val="left"/>
-      <w:pPr>
-        <w:ind w:left="5760" w:hanging="360"/>
-      </w:pPr>
-    </w:lvl>
-    <w:lvl w:ilvl="8" w:tplc="4009001B" w:tentative="1">
-      <w:start w:val="1"/>
-      <w:numFmt w:val="lowerRoman"/>
-      <w:lvlText w:val="%9."/>
-      <w:lvlJc w:val="right"/>
-      <w:pPr>
-        <w:ind w:left="6480" w:hanging="180"/>
-      </w:pPr>
-    </w:lvl>
-  </w:abstractNum>
-  <w:num w:numId="1" w16cid:durableId="623199021">
+  <w:num w:numId="1" w16cid:durableId="584001579">
+    <w:abstractNumId w:val="39"/>
+  </w:num>
+  <w:num w:numId="2" w16cid:durableId="90665425">
+    <w:abstractNumId w:val="34"/>
+  </w:num>
+  <w:num w:numId="3" w16cid:durableId="426466687">
+    <w:abstractNumId w:val="15"/>
+  </w:num>
+  <w:num w:numId="4" w16cid:durableId="1853062822">
+    <w:abstractNumId w:val="38"/>
+  </w:num>
+  <w:num w:numId="5" w16cid:durableId="790707758">
+    <w:abstractNumId w:val="1"/>
+  </w:num>
+  <w:num w:numId="6" w16cid:durableId="1302081722">
+    <w:abstractNumId w:val="58"/>
+  </w:num>
+  <w:num w:numId="7" w16cid:durableId="1055199113">
+    <w:abstractNumId w:val="61"/>
+  </w:num>
+  <w:num w:numId="8" w16cid:durableId="1120881405">
+    <w:abstractNumId w:val="9"/>
+  </w:num>
+  <w:num w:numId="9" w16cid:durableId="607271648">
     <w:abstractNumId w:val="51"/>
   </w:num>
-  <w:num w:numId="2" w16cid:durableId="1671329776">
-    <w:abstractNumId w:val="81"/>
+  <w:num w:numId="10" w16cid:durableId="1619529151">
+    <w:abstractNumId w:val="49"/>
   </w:num>
-  <w:num w:numId="3" w16cid:durableId="584001579">
+  <w:num w:numId="11" w16cid:durableId="398285698">
+    <w:abstractNumId w:val="36"/>
+  </w:num>
+  <w:num w:numId="12" w16cid:durableId="2006325091">
+    <w:abstractNumId w:val="44"/>
+  </w:num>
+  <w:num w:numId="13" w16cid:durableId="413824019">
+    <w:abstractNumId w:val="54"/>
+  </w:num>
+  <w:num w:numId="14" w16cid:durableId="1285499921">
+    <w:abstractNumId w:val="11"/>
+  </w:num>
+  <w:num w:numId="15" w16cid:durableId="1879925802">
+    <w:abstractNumId w:val="37"/>
+  </w:num>
+  <w:num w:numId="16" w16cid:durableId="680470525">
+    <w:abstractNumId w:val="4"/>
+  </w:num>
+  <w:num w:numId="17" w16cid:durableId="1819835965">
+    <w:abstractNumId w:val="41"/>
+  </w:num>
+  <w:num w:numId="18" w16cid:durableId="1292174397">
     <w:abstractNumId w:val="42"/>
   </w:num>
-  <w:num w:numId="4" w16cid:durableId="90665425">
-    <w:abstractNumId w:val="36"/>
+  <w:num w:numId="19" w16cid:durableId="1619410333">
+    <w:abstractNumId w:val="45"/>
   </w:num>
-  <w:num w:numId="5" w16cid:durableId="426466687">
+  <w:num w:numId="20" w16cid:durableId="1179543986">
+    <w:abstractNumId w:val="7"/>
+  </w:num>
+  <w:num w:numId="21" w16cid:durableId="1093238346">
+    <w:abstractNumId w:val="24"/>
+  </w:num>
+  <w:num w:numId="22" w16cid:durableId="1052969173">
+    <w:abstractNumId w:val="30"/>
+  </w:num>
+  <w:num w:numId="23" w16cid:durableId="1009524724">
+    <w:abstractNumId w:val="71"/>
+  </w:num>
+  <w:num w:numId="24" w16cid:durableId="691415333">
+    <w:abstractNumId w:val="22"/>
+  </w:num>
+  <w:num w:numId="25" w16cid:durableId="1811245128">
+    <w:abstractNumId w:val="27"/>
+  </w:num>
+  <w:num w:numId="26" w16cid:durableId="1115372750">
+    <w:abstractNumId w:val="66"/>
+  </w:num>
+  <w:num w:numId="27" w16cid:durableId="476075381">
+    <w:abstractNumId w:val="25"/>
+  </w:num>
+  <w:num w:numId="28" w16cid:durableId="1670866655">
+    <w:abstractNumId w:val="33"/>
+  </w:num>
+  <w:num w:numId="29" w16cid:durableId="1939941101">
+    <w:abstractNumId w:val="65"/>
+  </w:num>
+  <w:num w:numId="30" w16cid:durableId="2098598944">
+    <w:abstractNumId w:val="21"/>
+  </w:num>
+  <w:num w:numId="31" w16cid:durableId="2042045801">
+    <w:abstractNumId w:val="56"/>
+  </w:num>
+  <w:num w:numId="32" w16cid:durableId="1761173206">
+    <w:abstractNumId w:val="52"/>
+  </w:num>
+  <w:num w:numId="33" w16cid:durableId="1077244091">
+    <w:abstractNumId w:val="20"/>
+  </w:num>
+  <w:num w:numId="34" w16cid:durableId="587663913">
+    <w:abstractNumId w:val="60"/>
+  </w:num>
+  <w:num w:numId="35" w16cid:durableId="768424809">
+    <w:abstractNumId w:val="3"/>
+  </w:num>
+  <w:num w:numId="36" w16cid:durableId="810369240">
+    <w:abstractNumId w:val="55"/>
+  </w:num>
+  <w:num w:numId="37" w16cid:durableId="153763709">
+    <w:abstractNumId w:val="40"/>
+  </w:num>
+  <w:num w:numId="38" w16cid:durableId="1307930969">
+    <w:abstractNumId w:val="46"/>
+  </w:num>
+  <w:num w:numId="39" w16cid:durableId="100497987">
+    <w:abstractNumId w:val="32"/>
+  </w:num>
+  <w:num w:numId="40" w16cid:durableId="1824665545">
+    <w:abstractNumId w:val="63"/>
+  </w:num>
+  <w:num w:numId="41" w16cid:durableId="1613633847">
+    <w:abstractNumId w:val="0"/>
+  </w:num>
+  <w:num w:numId="42" w16cid:durableId="203448760">
+    <w:abstractNumId w:val="13"/>
+  </w:num>
+  <w:num w:numId="43" w16cid:durableId="1672490257">
+    <w:abstractNumId w:val="18"/>
+  </w:num>
+  <w:num w:numId="44" w16cid:durableId="788223">
+    <w:abstractNumId w:val="8"/>
+  </w:num>
+  <w:num w:numId="45" w16cid:durableId="1411729357">
+    <w:abstractNumId w:val="10"/>
+  </w:num>
+  <w:num w:numId="46" w16cid:durableId="1812476628">
+    <w:abstractNumId w:val="43"/>
+  </w:num>
+  <w:num w:numId="47" w16cid:durableId="1497108853">
+    <w:abstractNumId w:val="16"/>
+  </w:num>
+  <w:num w:numId="48" w16cid:durableId="499852540">
+    <w:abstractNumId w:val="62"/>
+  </w:num>
+  <w:num w:numId="49" w16cid:durableId="875656389">
     <w:abstractNumId w:val="17"/>
   </w:num>
-  <w:num w:numId="6" w16cid:durableId="1853062822">
-    <w:abstractNumId w:val="40"/>
+  <w:num w:numId="50" w16cid:durableId="684020563">
+    <w:abstractNumId w:val="26"/>
   </w:num>
-  <w:num w:numId="7" w16cid:durableId="790707758">
-    <w:abstractNumId w:val="1"/>
+  <w:num w:numId="51" w16cid:durableId="400762130">
+    <w:abstractNumId w:val="53"/>
   </w:num>
-  <w:num w:numId="8" w16cid:durableId="1302081722">
+  <w:num w:numId="52" w16cid:durableId="471098549">
     <w:abstractNumId w:val="64"/>
   </w:num>
-  <w:num w:numId="9" w16cid:durableId="580723855">
-    <w:abstractNumId w:val="41"/>
+  <w:num w:numId="53" w16cid:durableId="1613241918">
+    <w:abstractNumId w:val="69"/>
   </w:num>
-  <w:num w:numId="10" w16cid:durableId="1744524852">
-    <w:abstractNumId w:val="74"/>
+  <w:num w:numId="54" w16cid:durableId="1712877706">
+    <w:abstractNumId w:val="68"/>
   </w:num>
-  <w:num w:numId="11" w16cid:durableId="1055199113">
+  <w:num w:numId="55" w16cid:durableId="656229644">
+    <w:abstractNumId w:val="23"/>
+  </w:num>
+  <w:num w:numId="56" w16cid:durableId="2074083513">
+    <w:abstractNumId w:val="14"/>
+  </w:num>
+  <w:num w:numId="57" w16cid:durableId="1497768268">
+    <w:abstractNumId w:val="31"/>
+  </w:num>
+  <w:num w:numId="58" w16cid:durableId="1499350294">
+    <w:abstractNumId w:val="5"/>
+  </w:num>
+  <w:num w:numId="59" w16cid:durableId="1745104932">
+    <w:abstractNumId w:val="12"/>
+  </w:num>
+  <w:num w:numId="60" w16cid:durableId="961351009">
+    <w:abstractNumId w:val="70"/>
+  </w:num>
+  <w:num w:numId="61" w16cid:durableId="1336031971">
     <w:abstractNumId w:val="67"/>
   </w:num>
-  <w:num w:numId="12" w16cid:durableId="1120881405">
-    <w:abstractNumId w:val="10"/>
+  <w:num w:numId="62" w16cid:durableId="1134559950">
+    <w:abstractNumId w:val="50"/>
   </w:num>
-  <w:num w:numId="13" w16cid:durableId="59179340">
-    <w:abstractNumId w:val="16"/>
-  </w:num>
-  <w:num w:numId="14" w16cid:durableId="580019016">
-    <w:abstractNumId w:val="61"/>
-  </w:num>
-  <w:num w:numId="15" w16cid:durableId="607271648">
-    <w:abstractNumId w:val="56"/>
-  </w:num>
-  <w:num w:numId="16" w16cid:durableId="1619529151">
-    <w:abstractNumId w:val="54"/>
-  </w:num>
-  <w:num w:numId="17" w16cid:durableId="398285698">
-    <w:abstractNumId w:val="38"/>
-  </w:num>
-  <w:num w:numId="18" w16cid:durableId="2006325091">
+  <w:num w:numId="63" w16cid:durableId="1828741673">
     <w:abstractNumId w:val="47"/>
   </w:num>
-  <w:num w:numId="19" w16cid:durableId="908462668">
-    <w:abstractNumId w:val="49"/>
+  <w:num w:numId="64" w16cid:durableId="461926924">
+    <w:abstractNumId w:val="19"/>
   </w:num>
-  <w:num w:numId="20" w16cid:durableId="413824019">
+  <w:num w:numId="65" w16cid:durableId="403603298">
+    <w:abstractNumId w:val="6"/>
+  </w:num>
+  <w:num w:numId="66" w16cid:durableId="130024818">
+    <w:abstractNumId w:val="28"/>
+  </w:num>
+  <w:num w:numId="67" w16cid:durableId="170220969">
     <w:abstractNumId w:val="59"/>
   </w:num>
-  <w:num w:numId="21" w16cid:durableId="1285499921">
-    <w:abstractNumId w:val="12"/>
+  <w:num w:numId="68" w16cid:durableId="948393116">
+    <w:abstractNumId w:val="35"/>
   </w:num>
-  <w:num w:numId="22" w16cid:durableId="1879925802">
-    <w:abstractNumId w:val="39"/>
+  <w:num w:numId="69" w16cid:durableId="886380306">
+    <w:abstractNumId w:val="29"/>
   </w:num>
-  <w:num w:numId="23" w16cid:durableId="680470525">
-    <w:abstractNumId w:val="5"/>
-  </w:num>
-  <w:num w:numId="24" w16cid:durableId="1819835965">
-    <w:abstractNumId w:val="44"/>
-  </w:num>
-  <w:num w:numId="25" w16cid:durableId="1292174397">
-    <w:abstractNumId w:val="45"/>
-  </w:num>
-  <w:num w:numId="26" w16cid:durableId="1619410333">
+  <w:num w:numId="70" w16cid:durableId="72627620">
     <w:abstractNumId w:val="48"/>
   </w:num>
-  <w:num w:numId="27" w16cid:durableId="1179543986">
-    <w:abstractNumId w:val="8"/>
+  <w:num w:numId="71" w16cid:durableId="492648937">
+    <w:abstractNumId w:val="2"/>
   </w:num>
-  <w:num w:numId="28" w16cid:durableId="1093238346">
-    <w:abstractNumId w:val="26"/>
-  </w:num>
-  <w:num w:numId="29" w16cid:durableId="1052969173">
-    <w:abstractNumId w:val="32"/>
-  </w:num>
-  <w:num w:numId="30" w16cid:durableId="1009524724">
-    <w:abstractNumId w:val="79"/>
-  </w:num>
-  <w:num w:numId="31" w16cid:durableId="2086102133">
-    <w:abstractNumId w:val="4"/>
-  </w:num>
-  <w:num w:numId="32" w16cid:durableId="691415333">
-    <w:abstractNumId w:val="24"/>
-  </w:num>
-  <w:num w:numId="33" w16cid:durableId="1811245128">
-    <w:abstractNumId w:val="29"/>
-  </w:num>
-  <w:num w:numId="34" w16cid:durableId="1115372750">
-    <w:abstractNumId w:val="72"/>
-  </w:num>
-  <w:num w:numId="35" w16cid:durableId="476075381">
-    <w:abstractNumId w:val="27"/>
-  </w:num>
-  <w:num w:numId="36" w16cid:durableId="1670866655">
-    <w:abstractNumId w:val="35"/>
-  </w:num>
-  <w:num w:numId="37" w16cid:durableId="1939941101">
-    <w:abstractNumId w:val="71"/>
-  </w:num>
-  <w:num w:numId="38" w16cid:durableId="2098598944">
-    <w:abstractNumId w:val="23"/>
-  </w:num>
-  <w:num w:numId="39" w16cid:durableId="1171260568">
-    <w:abstractNumId w:val="77"/>
-  </w:num>
-  <w:num w:numId="40" w16cid:durableId="469056260">
-    <w:abstractNumId w:val="80"/>
-  </w:num>
-  <w:num w:numId="41" w16cid:durableId="2042045801">
-    <w:abstractNumId w:val="62"/>
-  </w:num>
-  <w:num w:numId="42" w16cid:durableId="1761173206">
+  <w:num w:numId="72" w16cid:durableId="2129231102">
     <w:abstractNumId w:val="57"/>
   </w:num>
-  <w:num w:numId="43" w16cid:durableId="1077244091">
-    <w:abstractNumId w:val="22"/>
-  </w:num>
-  <w:num w:numId="44" w16cid:durableId="587663913">
-    <w:abstractNumId w:val="66"/>
-  </w:num>
-  <w:num w:numId="45" w16cid:durableId="768424809">
-    <w:abstractNumId w:val="3"/>
-  </w:num>
-  <w:num w:numId="46" w16cid:durableId="810369240">
-    <w:abstractNumId w:val="60"/>
-  </w:num>
-  <w:num w:numId="47" w16cid:durableId="153763709">
-    <w:abstractNumId w:val="43"/>
-  </w:num>
-  <w:num w:numId="48" w16cid:durableId="1307930969">
-    <w:abstractNumId w:val="50"/>
-  </w:num>
-  <w:num w:numId="49" w16cid:durableId="100497987">
-    <w:abstractNumId w:val="34"/>
-  </w:num>
-  <w:num w:numId="50" w16cid:durableId="1824665545">
-    <w:abstractNumId w:val="69"/>
-  </w:num>
-  <w:num w:numId="51" w16cid:durableId="1613633847">
-    <w:abstractNumId w:val="0"/>
-  </w:num>
-  <w:num w:numId="52" w16cid:durableId="203448760">
-    <w:abstractNumId w:val="14"/>
-  </w:num>
-  <w:num w:numId="53" w16cid:durableId="1672490257">
-    <w:abstractNumId w:val="20"/>
-  </w:num>
-  <w:num w:numId="54" w16cid:durableId="788223">
-    <w:abstractNumId w:val="9"/>
-  </w:num>
-  <w:num w:numId="55" w16cid:durableId="1411729357">
-    <w:abstractNumId w:val="11"/>
-  </w:num>
-  <w:num w:numId="56" w16cid:durableId="1812476628">
-    <w:abstractNumId w:val="46"/>
-  </w:num>
-  <w:num w:numId="57" w16cid:durableId="1497108853">
-    <w:abstractNumId w:val="18"/>
-  </w:num>
-  <w:num w:numId="58" w16cid:durableId="499852540">
-    <w:abstractNumId w:val="68"/>
-  </w:num>
-  <w:num w:numId="59" w16cid:durableId="875656389">
-    <w:abstractNumId w:val="19"/>
-  </w:num>
-  <w:num w:numId="60" w16cid:durableId="684020563">
-    <w:abstractNumId w:val="28"/>
-  </w:num>
-  <w:num w:numId="61" w16cid:durableId="400762130">
-    <w:abstractNumId w:val="58"/>
-  </w:num>
-  <w:num w:numId="62" w16cid:durableId="471098549">
-    <w:abstractNumId w:val="70"/>
-  </w:num>
-  <w:num w:numId="63" w16cid:durableId="1613241918">
-    <w:abstractNumId w:val="76"/>
-  </w:num>
-  <w:num w:numId="64" w16cid:durableId="1712877706">
-    <w:abstractNumId w:val="75"/>
-  </w:num>
-  <w:num w:numId="65" w16cid:durableId="656229644">
-    <w:abstractNumId w:val="25"/>
-  </w:num>
-  <w:num w:numId="66" w16cid:durableId="2074083513">
-    <w:abstractNumId w:val="15"/>
-  </w:num>
-  <w:num w:numId="67" w16cid:durableId="1497768268">
-    <w:abstractNumId w:val="33"/>
-  </w:num>
-  <w:num w:numId="68" w16cid:durableId="1499350294">
-    <w:abstractNumId w:val="6"/>
-  </w:num>
-  <w:num w:numId="69" w16cid:durableId="1745104932">
-    <w:abstractNumId w:val="13"/>
-  </w:num>
-  <w:num w:numId="70" w16cid:durableId="961351009">
-    <w:abstractNumId w:val="78"/>
-  </w:num>
-  <w:num w:numId="71" w16cid:durableId="1336031971">
-    <w:abstractNumId w:val="73"/>
-  </w:num>
-  <w:num w:numId="72" w16cid:durableId="1134559950">
-    <w:abstractNumId w:val="55"/>
-  </w:num>
-  <w:num w:numId="73" w16cid:durableId="1828741673">
-    <w:abstractNumId w:val="52"/>
-  </w:num>
-  <w:num w:numId="74" w16cid:durableId="461926924">
-    <w:abstractNumId w:val="21"/>
-  </w:num>
-  <w:num w:numId="75" w16cid:durableId="403603298">
-    <w:abstractNumId w:val="7"/>
-  </w:num>
-  <w:num w:numId="76" w16cid:durableId="130024818">
-    <w:abstractNumId w:val="30"/>
-  </w:num>
-  <w:num w:numId="77" w16cid:durableId="170220969">
-    <w:abstractNumId w:val="65"/>
-  </w:num>
-  <w:num w:numId="78" w16cid:durableId="948393116">
-    <w:abstractNumId w:val="37"/>
-  </w:num>
-  <w:num w:numId="79" w16cid:durableId="886380306">
-    <w:abstractNumId w:val="31"/>
-  </w:num>
-  <w:num w:numId="80" w16cid:durableId="72627620">
-    <w:abstractNumId w:val="53"/>
-  </w:num>
-  <w:num w:numId="81" w16cid:durableId="492648937">
-    <w:abstractNumId w:val="2"/>
-  </w:num>
-  <w:num w:numId="82" w16cid:durableId="2129231102">
-    <w:abstractNumId w:val="63"/>
-  </w:num>
+  <w:numIdMacAtCleanup w:val="72"/>
 </w:numbering>
 </file>
 
@@ -40681,6 +39132,7 @@
   <w:style w:type="character" w:default="1" w:styleId="DefaultParagraphFont">
     <w:name w:val="Default Paragraph Font"/>
     <w:uiPriority w:val="1"/>
+    <w:semiHidden/>
     <w:unhideWhenUsed/>
   </w:style>
   <w:style w:type="table" w:default="1" w:styleId="TableNormal">
